--- a/rapport/pfe-rapport.docx
+++ b/rapport/pfe-rapport.docx
@@ -590,12 +590,324 @@
         <w:t>6</w:t>
       </w:r>
     </w:p>
+    <w:p>
+      <w:pPr>
+        <w:pStyle w:val="Heading1"/>
+        <w:jc w:val="center"/>
+        <w:rPr>
+          <w:b/>
+          <w:bCs/>
+        </w:rPr>
+      </w:pPr>
+      <w:r>
+        <w:rPr>
+          <w:b/>
+          <w:bCs/>
+        </w:rPr>
+        <w:lastRenderedPageBreak/>
+        <w:t>Remerciement</w:t>
+      </w:r>
+    </w:p>
+    <w:p>
+      <w:pPr>
+        <w:spacing w:line="360" w:lineRule="auto"/>
+        <w:rPr>
+          <w:rFonts w:ascii="Arial" w:hAnsi="Arial" w:cs="Arial"/>
+          <w:sz w:val="24"/>
+          <w:szCs w:val="24"/>
+        </w:rPr>
+      </w:pPr>
+      <w:r>
+        <w:rPr>
+          <w:rFonts w:ascii="Arial" w:hAnsi="Arial" w:cs="Arial"/>
+          <w:sz w:val="24"/>
+          <w:szCs w:val="24"/>
+        </w:rPr>
+        <w:t xml:space="preserve">Après avoir rendu grâce à Dieu, le Tout-Puissant et le Très Miséricordieux, </w:t>
+      </w:r>
+      <w:r>
+        <w:rPr>
+          <w:rFonts w:ascii="Arial" w:hAnsi="Arial" w:cs="Arial"/>
+          <w:sz w:val="24"/>
+          <w:szCs w:val="24"/>
+        </w:rPr>
+        <w:t>nous tenons</w:t>
+      </w:r>
+      <w:r>
+        <w:rPr>
+          <w:rFonts w:ascii="Arial" w:hAnsi="Arial" w:cs="Arial"/>
+          <w:sz w:val="24"/>
+          <w:szCs w:val="24"/>
+        </w:rPr>
+        <w:t xml:space="preserve"> à exprimer </w:t>
+      </w:r>
+      <w:r>
+        <w:rPr>
+          <w:rFonts w:ascii="Arial" w:hAnsi="Arial" w:cs="Arial"/>
+          <w:sz w:val="24"/>
+          <w:szCs w:val="24"/>
+        </w:rPr>
+        <w:t>nos</w:t>
+      </w:r>
+      <w:r>
+        <w:rPr>
+          <w:rFonts w:ascii="Arial" w:hAnsi="Arial" w:cs="Arial"/>
+          <w:sz w:val="24"/>
+          <w:szCs w:val="24"/>
+        </w:rPr>
+        <w:t xml:space="preserve"> remerciements les plus respectueux à Monsieur </w:t>
+      </w:r>
+      <w:r>
+        <w:rPr>
+          <w:rFonts w:ascii="Arial" w:hAnsi="Arial" w:cs="Arial"/>
+          <w:b/>
+          <w:bCs/>
+          <w:sz w:val="24"/>
+          <w:szCs w:val="24"/>
+        </w:rPr>
+        <w:t>Chafi Abdelhafid</w:t>
+      </w:r>
+      <w:r>
+        <w:rPr>
+          <w:rFonts w:ascii="Arial" w:hAnsi="Arial" w:cs="Arial"/>
+          <w:sz w:val="24"/>
+          <w:szCs w:val="24"/>
+        </w:rPr>
+        <w:t xml:space="preserve">, Directeur de l’École Supérieure de Technologie d’Oujda, ainsi qu’à Monsieur </w:t>
+      </w:r>
+      <w:r>
+        <w:rPr>
+          <w:rFonts w:ascii="Arial" w:hAnsi="Arial" w:cs="Arial"/>
+          <w:b/>
+          <w:bCs/>
+          <w:sz w:val="24"/>
+          <w:szCs w:val="24"/>
+        </w:rPr>
+        <w:t>EL Boukhari Mohammed</w:t>
+      </w:r>
+      <w:r>
+        <w:rPr>
+          <w:rFonts w:ascii="Arial" w:hAnsi="Arial" w:cs="Arial"/>
+          <w:sz w:val="24"/>
+          <w:szCs w:val="24"/>
+        </w:rPr>
+        <w:t>, Responsable de la filière Web Design &amp; Marketing Digital, pour leur encadrement institutionnel et leur appui constant.</w:t>
+      </w:r>
+    </w:p>
+    <w:p>
+      <w:pPr>
+        <w:spacing w:line="360" w:lineRule="auto"/>
+        <w:rPr>
+          <w:rFonts w:ascii="Arial" w:hAnsi="Arial" w:cs="Arial"/>
+          <w:sz w:val="24"/>
+          <w:szCs w:val="24"/>
+        </w:rPr>
+      </w:pPr>
+      <w:r>
+        <w:rPr>
+          <w:rFonts w:ascii="Arial" w:hAnsi="Arial" w:cs="Arial"/>
+          <w:sz w:val="24"/>
+          <w:szCs w:val="24"/>
+        </w:rPr>
+        <w:t>Nous souhaitons</w:t>
+      </w:r>
+      <w:r>
+        <w:rPr>
+          <w:rFonts w:ascii="Arial" w:hAnsi="Arial" w:cs="Arial"/>
+          <w:sz w:val="24"/>
+          <w:szCs w:val="24"/>
+        </w:rPr>
+        <w:t xml:space="preserve"> également témoigner </w:t>
+      </w:r>
+      <w:r>
+        <w:rPr>
+          <w:rFonts w:ascii="Arial" w:hAnsi="Arial" w:cs="Arial"/>
+          <w:sz w:val="24"/>
+          <w:szCs w:val="24"/>
+        </w:rPr>
+        <w:t>notre</w:t>
+      </w:r>
+      <w:r>
+        <w:rPr>
+          <w:rFonts w:ascii="Arial" w:hAnsi="Arial" w:cs="Arial"/>
+          <w:sz w:val="24"/>
+          <w:szCs w:val="24"/>
+        </w:rPr>
+        <w:t xml:space="preserve"> profonde gratitude à </w:t>
+      </w:r>
+      <w:r>
+        <w:rPr>
+          <w:rFonts w:ascii="Arial" w:hAnsi="Arial" w:cs="Arial"/>
+          <w:sz w:val="24"/>
+          <w:szCs w:val="24"/>
+        </w:rPr>
+        <w:t>notre</w:t>
+      </w:r>
+      <w:r>
+        <w:rPr>
+          <w:rFonts w:ascii="Arial" w:hAnsi="Arial" w:cs="Arial"/>
+          <w:sz w:val="24"/>
+          <w:szCs w:val="24"/>
+        </w:rPr>
+        <w:t xml:space="preserve"> encadrant, Monsieur </w:t>
+      </w:r>
+      <w:r>
+        <w:rPr>
+          <w:rFonts w:ascii="Arial" w:hAnsi="Arial" w:cs="Arial"/>
+          <w:b/>
+          <w:bCs/>
+          <w:sz w:val="24"/>
+          <w:szCs w:val="24"/>
+        </w:rPr>
+        <w:t>Khris Mohammed</w:t>
+      </w:r>
+      <w:r>
+        <w:rPr>
+          <w:rFonts w:ascii="Arial" w:hAnsi="Arial" w:cs="Arial"/>
+          <w:sz w:val="24"/>
+          <w:szCs w:val="24"/>
+        </w:rPr>
+        <w:t>, pour la qualité de son accompagnement tout au long de ce travail. Son expertise, ses orientations rigoureuses et ses conseils éclairés ont été d’un apport inestimable, tant sur le fond que sur la forme. Sa disponibilité, sa bienveillance et la richesse de nos échanges ont grandement contribué à la réussite de ce projet.</w:t>
+      </w:r>
+    </w:p>
+    <w:p>
+      <w:pPr>
+        <w:spacing w:line="360" w:lineRule="auto"/>
+        <w:rPr>
+          <w:rFonts w:ascii="Arial" w:hAnsi="Arial" w:cs="Arial"/>
+          <w:sz w:val="24"/>
+          <w:szCs w:val="24"/>
+        </w:rPr>
+      </w:pPr>
+      <w:r>
+        <w:rPr>
+          <w:rFonts w:ascii="Arial" w:hAnsi="Arial" w:cs="Arial"/>
+          <w:sz w:val="24"/>
+          <w:szCs w:val="24"/>
+        </w:rPr>
+        <w:t>Nos</w:t>
+      </w:r>
+      <w:r>
+        <w:rPr>
+          <w:rFonts w:ascii="Arial" w:hAnsi="Arial" w:cs="Arial"/>
+          <w:sz w:val="24"/>
+          <w:szCs w:val="24"/>
+        </w:rPr>
+        <w:t xml:space="preserve"> remerciements s’adressent également aux membres du jury, pour l’honneur qu’ils </w:t>
+      </w:r>
+      <w:r>
+        <w:rPr>
+          <w:rFonts w:ascii="Arial" w:hAnsi="Arial" w:cs="Arial"/>
+          <w:sz w:val="24"/>
+          <w:szCs w:val="24"/>
+        </w:rPr>
+        <w:t xml:space="preserve">nous </w:t>
+      </w:r>
+      <w:r>
+        <w:rPr>
+          <w:rFonts w:ascii="Arial" w:hAnsi="Arial" w:cs="Arial"/>
+          <w:sz w:val="24"/>
+          <w:szCs w:val="24"/>
+        </w:rPr>
+        <w:t xml:space="preserve">ont fait en acceptant d’évaluer ce travail, et pour leurs remarques pertinentes qui ne manqueront pas d’enrichir </w:t>
+      </w:r>
+      <w:r>
+        <w:rPr>
+          <w:rFonts w:ascii="Arial" w:hAnsi="Arial" w:cs="Arial"/>
+          <w:sz w:val="24"/>
+          <w:szCs w:val="24"/>
+        </w:rPr>
+        <w:t>notre</w:t>
+      </w:r>
+      <w:r>
+        <w:rPr>
+          <w:rFonts w:ascii="Arial" w:hAnsi="Arial" w:cs="Arial"/>
+          <w:sz w:val="24"/>
+          <w:szCs w:val="24"/>
+        </w:rPr>
+        <w:t xml:space="preserve"> réflexion.</w:t>
+      </w:r>
+    </w:p>
+    <w:p>
+      <w:pPr>
+        <w:spacing w:line="360" w:lineRule="auto"/>
+        <w:rPr>
+          <w:rFonts w:ascii="Arial" w:hAnsi="Arial" w:cs="Arial"/>
+          <w:sz w:val="24"/>
+          <w:szCs w:val="24"/>
+        </w:rPr>
+      </w:pPr>
+      <w:r>
+        <w:rPr>
+          <w:rFonts w:ascii="Arial" w:hAnsi="Arial" w:cs="Arial"/>
+          <w:sz w:val="24"/>
+          <w:szCs w:val="24"/>
+        </w:rPr>
+        <w:t xml:space="preserve">Enfin, </w:t>
+      </w:r>
+      <w:r>
+        <w:rPr>
+          <w:rFonts w:ascii="Arial" w:hAnsi="Arial" w:cs="Arial"/>
+          <w:sz w:val="24"/>
+          <w:szCs w:val="24"/>
+        </w:rPr>
+        <w:t xml:space="preserve">nous </w:t>
+      </w:r>
+      <w:r>
+        <w:rPr>
+          <w:rFonts w:ascii="Arial" w:hAnsi="Arial" w:cs="Arial"/>
+          <w:sz w:val="24"/>
+          <w:szCs w:val="24"/>
+        </w:rPr>
+        <w:t>adress</w:t>
+      </w:r>
+      <w:r>
+        <w:rPr>
+          <w:rFonts w:ascii="Arial" w:hAnsi="Arial" w:cs="Arial"/>
+          <w:sz w:val="24"/>
+          <w:szCs w:val="24"/>
+        </w:rPr>
+        <w:t>ons</w:t>
+      </w:r>
+      <w:r>
+        <w:rPr>
+          <w:rFonts w:ascii="Arial" w:hAnsi="Arial" w:cs="Arial"/>
+          <w:sz w:val="24"/>
+          <w:szCs w:val="24"/>
+        </w:rPr>
+        <w:t xml:space="preserve"> </w:t>
+      </w:r>
+      <w:r>
+        <w:rPr>
+          <w:rFonts w:ascii="Arial" w:hAnsi="Arial" w:cs="Arial"/>
+          <w:sz w:val="24"/>
+          <w:szCs w:val="24"/>
+        </w:rPr>
+        <w:t>nos</w:t>
+      </w:r>
+      <w:r>
+        <w:rPr>
+          <w:rFonts w:ascii="Arial" w:hAnsi="Arial" w:cs="Arial"/>
+          <w:sz w:val="24"/>
+          <w:szCs w:val="24"/>
+        </w:rPr>
+        <w:t xml:space="preserve"> sincères remerciements à toutes les personnes, connues ou anonymes, qui ont, de près ou de loin, contribué à l’aboutissement de ce travail.</w:t>
+      </w:r>
+    </w:p>
     <w:p/>
     <w:sectPr>
       <w:headerReference w:type="default" r:id="rId6"/>
+      <w:headerReference w:type="first" r:id="rId7"/>
       <w:pgSz w:w="11906" w:h="16838"/>
       <w:pgMar w:top="1417" w:right="1417" w:bottom="1417" w:left="1417" w:header="708" w:footer="708" w:gutter="0"/>
+      <w:pgBorders w:offsetFrom="page">
+        <w:top w:val="single" w:sz="4" w:space="24" w:color="auto"/>
+        <w:left w:val="single" w:sz="4" w:space="24" w:color="auto"/>
+        <w:bottom w:val="single" w:sz="4" w:space="24" w:color="auto"/>
+        <w:right w:val="single" w:sz="4" w:space="24" w:color="auto"/>
+      </w:pgBorders>
       <w:cols w:space="708"/>
+      <w:titlePg/>
       <w:docGrid w:linePitch="360"/>
     </w:sectPr>
   </w:body>
@@ -656,14 +968,78 @@
 <w:hdr xmlns:wpc="http://schemas.microsoft.com/office/word/2010/wordprocessingCanvas" xmlns:cx="http://schemas.microsoft.com/office/drawing/2014/chartex" xmlns:cx1="http://schemas.microsoft.com/office/drawing/2015/9/8/chartex" xmlns:cx2="http://schemas.microsoft.com/office/drawing/2015/10/21/chartex" xmlns:cx3="http://schemas.microsoft.com/office/drawing/2016/5/9/chartex" xmlns:cx4="http://schemas.microsoft.com/office/drawing/2016/5/10/chartex" xmlns:cx5="http://schemas.microsoft.com/office/drawing/2016/5/11/chartex" xmlns:cx6="http://schemas.microsoft.com/office/drawing/2016/5/12/chartex" xmlns:cx7="http://schemas.microsoft.com/office/drawing/2016/5/13/chartex" xmlns:cx8="http://schemas.microsoft.com/office/drawing/2016/5/14/chartex" xmlns:mc="http://schemas.openxmlformats.org/markup-compatibility/2006" xmlns:aink="http://schemas.microsoft.com/office/drawing/2016/ink" xmlns:am3d="http://schemas.microsoft.com/office/drawing/2017/model3d" xmlns:o="urn:schemas-microsoft-com:office:office" xmlns:oel="http://schemas.microsoft.com/office/2019/extlst" xmlns:r="http://schemas.openxmlformats.org/officeDocument/2006/relationships" xmlns:m="http://schemas.openxmlformats.org/officeDocument/2006/math" xmlns:v="urn:schemas-microsoft-com:vml" xmlns:wp14="http://schemas.microsoft.com/office/word/2010/wordprocessingDrawing" xmlns:wp="http://schemas.openxmlformats.org/drawingml/2006/wordprocessingDrawing" xmlns:w10="urn:schemas-microsoft-com:office:word" xmlns:w="http://schemas.openxmlformats.org/wordprocessingml/2006/main" xmlns:w14="http://schemas.microsoft.com/office/word/2010/wordml" xmlns:w15="http://schemas.microsoft.com/office/word/2012/wordml" xmlns:w16cex="http://schemas.microsoft.com/office/word/2018/wordml/cex" xmlns:w16cid="http://schemas.microsoft.com/office/word/2016/wordml/cid" xmlns:w16="http://schemas.microsoft.com/office/word/2018/wordml" xmlns:w16du="http://schemas.microsoft.com/office/word/2023/wordml/word16du" xmlns:w16sdtdh="http://schemas.microsoft.com/office/word/2020/wordml/sdtdatahash" xmlns:w16sdtfl="http://schemas.microsoft.com/office/word/2024/wordml/sdtformatlock" xmlns:w16se="http://schemas.microsoft.com/office/word/2015/wordml/symex" xmlns:wpg="http://schemas.microsoft.com/office/word/2010/wordprocessingGroup" xmlns:wpi="http://schemas.microsoft.com/office/word/2010/wordprocessingInk" xmlns:wne="http://schemas.microsoft.com/office/word/2006/wordml" xmlns:wps="http://schemas.microsoft.com/office/word/2010/wordprocessingShape" mc:Ignorable="w14 w15 w16se w16cid w16 w16cex w16sdtdh w16sdtfl w16du wp14">
   <w:p>
     <w:pPr>
+      <w:pBdr>
+        <w:left w:val="single" w:sz="12" w:space="11" w:color="4472C4" w:themeColor="accent1"/>
+      </w:pBdr>
+      <w:tabs>
+        <w:tab w:val="left" w:pos="3620"/>
+        <w:tab w:val="left" w:pos="3964"/>
+      </w:tabs>
+      <w:spacing w:after="0"/>
+      <w:rPr>
+        <w:rFonts w:asciiTheme="majorHAnsi" w:eastAsiaTheme="majorEastAsia" w:hAnsiTheme="majorHAnsi" w:cstheme="majorBidi"/>
+        <w:color w:val="2F5496" w:themeColor="accent1" w:themeShade="BF"/>
+        <w:sz w:val="26"/>
+        <w:szCs w:val="26"/>
+      </w:rPr>
+    </w:pPr>
+    <w:sdt>
+      <w:sdtPr>
+        <w:rPr>
+          <w:rFonts w:asciiTheme="majorHAnsi" w:eastAsiaTheme="majorEastAsia" w:hAnsiTheme="majorHAnsi" w:cstheme="majorBidi"/>
+          <w:color w:val="2F5496" w:themeColor="accent1" w:themeShade="BF"/>
+          <w:kern w:val="0"/>
+          <w:sz w:val="26"/>
+          <w:szCs w:val="26"/>
+          <w14:ligatures w14:val="none"/>
+        </w:rPr>
+        <w:alias w:val="Title"/>
+        <w:tag w:val=""/>
+        <w:id w:val="-932208079"/>
+        <w:placeholder>
+          <w:docPart w:val="6E81EF140BAD48B8A8A9031290F56DE7"/>
+        </w:placeholder>
+        <w:dataBinding w:prefixMappings="xmlns:ns0='http://purl.org/dc/elements/1.1/' xmlns:ns1='http://schemas.openxmlformats.org/package/2006/metadata/core-properties' " w:xpath="/ns1:coreProperties[1]/ns0:title[1]" w:storeItemID="{6C3C8BC8-F283-45AE-878A-BAB7291924A1}"/>
+        <w:text/>
+      </w:sdtPr>
+      <w:sdtContent>
+        <w:r>
+          <w:rPr>
+            <w:rFonts w:asciiTheme="majorHAnsi" w:eastAsiaTheme="majorEastAsia" w:hAnsiTheme="majorHAnsi" w:cstheme="majorBidi"/>
+            <w:color w:val="2F5496" w:themeColor="accent1" w:themeShade="BF"/>
+            <w:kern w:val="0"/>
+            <w:sz w:val="26"/>
+            <w:szCs w:val="26"/>
+            <w14:ligatures w14:val="none"/>
+          </w:rPr>
+          <w:t>Rapport de projet de fin d’étude</w:t>
+        </w:r>
+      </w:sdtContent>
+    </w:sdt>
+  </w:p>
+  <w:p>
+    <w:pPr>
+      <w:pStyle w:val="Header"/>
+    </w:pPr>
+  </w:p>
+</w:hdr>
+</file>
+
+<file path=word/header2.xml><?xml version="1.0" encoding="utf-8"?>
+<w:hdr xmlns:wpc="http://schemas.microsoft.com/office/word/2010/wordprocessingCanvas" xmlns:cx="http://schemas.microsoft.com/office/drawing/2014/chartex" xmlns:cx1="http://schemas.microsoft.com/office/drawing/2015/9/8/chartex" xmlns:cx2="http://schemas.microsoft.com/office/drawing/2015/10/21/chartex" xmlns:cx3="http://schemas.microsoft.com/office/drawing/2016/5/9/chartex" xmlns:cx4="http://schemas.microsoft.com/office/drawing/2016/5/10/chartex" xmlns:cx5="http://schemas.microsoft.com/office/drawing/2016/5/11/chartex" xmlns:cx6="http://schemas.microsoft.com/office/drawing/2016/5/12/chartex" xmlns:cx7="http://schemas.microsoft.com/office/drawing/2016/5/13/chartex" xmlns:cx8="http://schemas.microsoft.com/office/drawing/2016/5/14/chartex" xmlns:mc="http://schemas.openxmlformats.org/markup-compatibility/2006" xmlns:aink="http://schemas.microsoft.com/office/drawing/2016/ink" xmlns:am3d="http://schemas.microsoft.com/office/drawing/2017/model3d" xmlns:o="urn:schemas-microsoft-com:office:office" xmlns:oel="http://schemas.microsoft.com/office/2019/extlst" xmlns:r="http://schemas.openxmlformats.org/officeDocument/2006/relationships" xmlns:m="http://schemas.openxmlformats.org/officeDocument/2006/math" xmlns:v="urn:schemas-microsoft-com:vml" xmlns:wp14="http://schemas.microsoft.com/office/word/2010/wordprocessingDrawing" xmlns:wp="http://schemas.openxmlformats.org/drawingml/2006/wordprocessingDrawing" xmlns:w10="urn:schemas-microsoft-com:office:word" xmlns:w="http://schemas.openxmlformats.org/wordprocessingml/2006/main" xmlns:w14="http://schemas.microsoft.com/office/word/2010/wordml" xmlns:w15="http://schemas.microsoft.com/office/word/2012/wordml" xmlns:w16cex="http://schemas.microsoft.com/office/word/2018/wordml/cex" xmlns:w16cid="http://schemas.microsoft.com/office/word/2016/wordml/cid" xmlns:w16="http://schemas.microsoft.com/office/word/2018/wordml" xmlns:w16du="http://schemas.microsoft.com/office/word/2023/wordml/word16du" xmlns:w16sdtdh="http://schemas.microsoft.com/office/word/2020/wordml/sdtdatahash" xmlns:w16sdtfl="http://schemas.microsoft.com/office/word/2024/wordml/sdtformatlock" xmlns:w16se="http://schemas.microsoft.com/office/word/2015/wordml/symex" xmlns:wpg="http://schemas.microsoft.com/office/word/2010/wordprocessingGroup" xmlns:wpi="http://schemas.microsoft.com/office/word/2010/wordprocessingInk" xmlns:wne="http://schemas.microsoft.com/office/word/2006/wordml" xmlns:wps="http://schemas.microsoft.com/office/word/2010/wordprocessingShape" mc:Ignorable="w14 w15 w16se w16cid w16 w16cex w16sdtdh w16sdtfl w16du wp14">
+  <w:p>
+    <w:pPr>
       <w:pStyle w:val="Header"/>
     </w:pPr>
     <w:r>
+      <w:rPr>
+        <w:noProof/>
+      </w:rPr>
       <w:drawing>
-        <wp:inline distT="0" distB="0" distL="0" distR="0" wp14:anchorId="457C6905" wp14:editId="5524DB2A">
+        <wp:inline distT="0" distB="0" distL="0" distR="0" wp14:anchorId="0E34BF83" wp14:editId="18A3C7C4">
           <wp:extent cx="1608607" cy="850265"/>
           <wp:effectExtent l="0" t="0" r="0" b="0"/>
-          <wp:docPr id="1211228845" name="Picture 2"/>
+          <wp:docPr id="760910724" name="Picture 2"/>
           <wp:cNvGraphicFramePr>
             <a:graphicFrameLocks xmlns:a="http://schemas.openxmlformats.org/drawingml/2006/main" noChangeAspect="1"/>
           </wp:cNvGraphicFramePr>
@@ -713,10 +1089,10 @@
         <w:noProof/>
       </w:rPr>
       <w:drawing>
-        <wp:inline distT="0" distB="0" distL="0" distR="0" wp14:anchorId="01246E37" wp14:editId="6DA4EE7F">
+        <wp:inline distT="0" distB="0" distL="0" distR="0" wp14:anchorId="0CF4BB79" wp14:editId="23C8D8D1">
           <wp:extent cx="2896349" cy="850743"/>
           <wp:effectExtent l="0" t="0" r="0" b="6985"/>
-          <wp:docPr id="1087920983" name="Picture 40"/>
+          <wp:docPr id="470545373" name="Picture 40"/>
           <wp:cNvGraphicFramePr>
             <a:graphicFrameLocks xmlns:a="http://schemas.openxmlformats.org/drawingml/2006/main" noChangeAspect="1"/>
           </wp:cNvGraphicFramePr>
@@ -766,10 +1142,10 @@
         <w:noProof/>
       </w:rPr>
       <w:drawing>
-        <wp:inline distT="0" distB="0" distL="0" distR="0" wp14:anchorId="5A5C3288" wp14:editId="1E0B6001">
-          <wp:extent cx="1116788" cy="996950"/>
+        <wp:inline distT="0" distB="0" distL="0" distR="0" wp14:anchorId="6F34ACEF" wp14:editId="58AAE7F7">
+          <wp:extent cx="1079500" cy="963663"/>
           <wp:effectExtent l="0" t="0" r="0" b="0"/>
-          <wp:docPr id="1441022070" name="Picture 38"/>
+          <wp:docPr id="984909551" name="Picture 38"/>
           <wp:cNvGraphicFramePr>
             <a:graphicFrameLocks xmlns:a="http://schemas.openxmlformats.org/drawingml/2006/main" noChangeAspect="1"/>
           </wp:cNvGraphicFramePr>
@@ -798,7 +1174,7 @@
                 <pic:spPr bwMode="auto">
                   <a:xfrm>
                     <a:off x="0" y="0"/>
-                    <a:ext cx="1126612" cy="1005720"/>
+                    <a:ext cx="1092673" cy="975422"/>
                   </a:xfrm>
                   <a:prstGeom prst="rect">
                     <a:avLst/>
@@ -1422,6 +1798,7 @@
   <w:style w:type="character" w:default="1" w:styleId="DefaultParagraphFont">
     <w:name w:val="Default Paragraph Font"/>
     <w:uiPriority w:val="1"/>
+    <w:semiHidden/>
     <w:unhideWhenUsed/>
   </w:style>
   <w:style w:type="table" w:default="1" w:styleId="TableNormal">
@@ -1780,6 +2157,562 @@
     <w:rsid w:val="007B0021"/>
   </w:style>
 </w:styles>
+</file>
+
+<file path=word/glossary/document.xml><?xml version="1.0" encoding="utf-8"?>
+<w:glossaryDocument xmlns:wpc="http://schemas.microsoft.com/office/word/2010/wordprocessingCanvas" xmlns:cx="http://schemas.microsoft.com/office/drawing/2014/chartex" xmlns:cx1="http://schemas.microsoft.com/office/drawing/2015/9/8/chartex" xmlns:cx2="http://schemas.microsoft.com/office/drawing/2015/10/21/chartex" xmlns:cx3="http://schemas.microsoft.com/office/drawing/2016/5/9/chartex" xmlns:cx4="http://schemas.microsoft.com/office/drawing/2016/5/10/chartex" xmlns:cx5="http://schemas.microsoft.com/office/drawing/2016/5/11/chartex" xmlns:cx6="http://schemas.microsoft.com/office/drawing/2016/5/12/chartex" xmlns:cx7="http://schemas.microsoft.com/office/drawing/2016/5/13/chartex" xmlns:cx8="http://schemas.microsoft.com/office/drawing/2016/5/14/chartex" xmlns:mc="http://schemas.openxmlformats.org/markup-compatibility/2006" xmlns:aink="http://schemas.microsoft.com/office/drawing/2016/ink" xmlns:am3d="http://schemas.microsoft.com/office/drawing/2017/model3d" xmlns:o="urn:schemas-microsoft-com:office:office" xmlns:oel="http://schemas.microsoft.com/office/2019/extlst" xmlns:r="http://schemas.openxmlformats.org/officeDocument/2006/relationships" xmlns:m="http://schemas.openxmlformats.org/officeDocument/2006/math" xmlns:v="urn:schemas-microsoft-com:vml" xmlns:wp14="http://schemas.microsoft.com/office/word/2010/wordprocessingDrawing" xmlns:wp="http://schemas.openxmlformats.org/drawingml/2006/wordprocessingDrawing" xmlns:w10="urn:schemas-microsoft-com:office:word" xmlns:w="http://schemas.openxmlformats.org/wordprocessingml/2006/main" xmlns:w14="http://schemas.microsoft.com/office/word/2010/wordml" xmlns:w15="http://schemas.microsoft.com/office/word/2012/wordml" xmlns:w16cex="http://schemas.microsoft.com/office/word/2018/wordml/cex" xmlns:w16cid="http://schemas.microsoft.com/office/word/2016/wordml/cid" xmlns:w16="http://schemas.microsoft.com/office/word/2018/wordml" xmlns:w16du="http://schemas.microsoft.com/office/word/2023/wordml/word16du" xmlns:w16sdtdh="http://schemas.microsoft.com/office/word/2020/wordml/sdtdatahash" xmlns:w16sdtfl="http://schemas.microsoft.com/office/word/2024/wordml/sdtformatlock" xmlns:w16se="http://schemas.microsoft.com/office/word/2015/wordml/symex" xmlns:wpg="http://schemas.microsoft.com/office/word/2010/wordprocessingGroup" xmlns:wpi="http://schemas.microsoft.com/office/word/2010/wordprocessingInk" xmlns:wne="http://schemas.microsoft.com/office/word/2006/wordml" xmlns:wps="http://schemas.microsoft.com/office/word/2010/wordprocessingShape" mc:Ignorable="w14 w15 w16se w16cid w16 w16cex w16sdtdh w16sdtfl w16du wp14">
+  <w:docParts>
+    <w:docPart>
+      <w:docPartPr>
+        <w:name w:val="6E81EF140BAD48B8A8A9031290F56DE7"/>
+        <w:category>
+          <w:name w:val="General"/>
+          <w:gallery w:val="placeholder"/>
+        </w:category>
+        <w:types>
+          <w:type w:val="bbPlcHdr"/>
+        </w:types>
+        <w:behaviors>
+          <w:behavior w:val="content"/>
+        </w:behaviors>
+        <w:guid w:val="{46F9F02A-6800-421F-B14F-FBB933475E2C}"/>
+      </w:docPartPr>
+      <w:docPartBody>
+        <w:p>
+          <w:pPr>
+            <w:pStyle w:val="6E81EF140BAD48B8A8A9031290F56DE7"/>
+          </w:pPr>
+          <w:r>
+            <w:rPr>
+              <w:rFonts w:asciiTheme="majorHAnsi" w:eastAsiaTheme="majorEastAsia" w:hAnsiTheme="majorHAnsi" w:cstheme="majorBidi"/>
+              <w:color w:val="2F5496" w:themeColor="accent1" w:themeShade="BF"/>
+              <w:sz w:val="32"/>
+              <w:szCs w:val="32"/>
+            </w:rPr>
+            <w:t>[Document title]</w:t>
+          </w:r>
+        </w:p>
+      </w:docPartBody>
+    </w:docPart>
+  </w:docParts>
+</w:glossaryDocument>
+</file>
+
+<file path=word/glossary/fontTable.xml><?xml version="1.0" encoding="utf-8"?>
+<w:fonts xmlns:mc="http://schemas.openxmlformats.org/markup-compatibility/2006" xmlns:r="http://schemas.openxmlformats.org/officeDocument/2006/relationships" xmlns:w="http://schemas.openxmlformats.org/wordprocessingml/2006/main" xmlns:w14="http://schemas.microsoft.com/office/word/2010/wordml" xmlns:w15="http://schemas.microsoft.com/office/word/2012/wordml" xmlns:w16cex="http://schemas.microsoft.com/office/word/2018/wordml/cex" xmlns:w16cid="http://schemas.microsoft.com/office/word/2016/wordml/cid" xmlns:w16="http://schemas.microsoft.com/office/word/2018/wordml" xmlns:w16du="http://schemas.microsoft.com/office/word/2023/wordml/word16du" xmlns:w16sdtdh="http://schemas.microsoft.com/office/word/2020/wordml/sdtdatahash" xmlns:w16sdtfl="http://schemas.microsoft.com/office/word/2024/wordml/sdtformatlock" xmlns:w16se="http://schemas.microsoft.com/office/word/2015/wordml/symex" mc:Ignorable="w14 w15 w16se w16cid w16 w16cex w16sdtdh w16sdtfl w16du">
+  <w:font w:name="Calibri">
+    <w:panose1 w:val="020F0502020204030204"/>
+    <w:charset w:val="00"/>
+    <w:family w:val="swiss"/>
+    <w:pitch w:val="variable"/>
+    <w:sig w:usb0="E4002EFF" w:usb1="C000247B" w:usb2="00000009" w:usb3="00000000" w:csb0="000001FF" w:csb1="00000000"/>
+  </w:font>
+  <w:font w:name="Times New Roman">
+    <w:panose1 w:val="02020603050405020304"/>
+    <w:charset w:val="00"/>
+    <w:family w:val="roman"/>
+    <w:pitch w:val="variable"/>
+    <w:sig w:usb0="E0002EFF" w:usb1="C000785B" w:usb2="00000009" w:usb3="00000000" w:csb0="000001FF" w:csb1="00000000"/>
+  </w:font>
+  <w:font w:name="Calibri Light">
+    <w:panose1 w:val="020F0302020204030204"/>
+    <w:charset w:val="00"/>
+    <w:family w:val="swiss"/>
+    <w:pitch w:val="variable"/>
+    <w:sig w:usb0="E4002EFF" w:usb1="C000247B" w:usb2="00000009" w:usb3="00000000" w:csb0="000001FF" w:csb1="00000000"/>
+  </w:font>
+  <w:font w:name="Arial">
+    <w:panose1 w:val="020B0604020202020204"/>
+    <w:charset w:val="00"/>
+    <w:family w:val="swiss"/>
+    <w:pitch w:val="variable"/>
+    <w:sig w:usb0="E0002EFF" w:usb1="C000785B" w:usb2="00000009" w:usb3="00000000" w:csb0="000001FF" w:csb1="00000000"/>
+  </w:font>
+</w:fonts>
+</file>
+
+<file path=word/glossary/settings.xml><?xml version="1.0" encoding="utf-8"?>
+<w:settings xmlns:mc="http://schemas.openxmlformats.org/markup-compatibility/2006" xmlns:o="urn:schemas-microsoft-com:office:office" xmlns:r="http://schemas.openxmlformats.org/officeDocument/2006/relationships" xmlns:m="http://schemas.openxmlformats.org/officeDocument/2006/math" xmlns:v="urn:schemas-microsoft-com:vml" xmlns:w10="urn:schemas-microsoft-com:office:word" xmlns:w="http://schemas.openxmlformats.org/wordprocessingml/2006/main" xmlns:w14="http://schemas.microsoft.com/office/word/2010/wordml" xmlns:w15="http://schemas.microsoft.com/office/word/2012/wordml" xmlns:w16cex="http://schemas.microsoft.com/office/word/2018/wordml/cex" xmlns:w16cid="http://schemas.microsoft.com/office/word/2016/wordml/cid" xmlns:w16="http://schemas.microsoft.com/office/word/2018/wordml" xmlns:w16du="http://schemas.microsoft.com/office/word/2023/wordml/word16du" xmlns:w16sdtdh="http://schemas.microsoft.com/office/word/2020/wordml/sdtdatahash" xmlns:w16sdtfl="http://schemas.microsoft.com/office/word/2024/wordml/sdtformatlock" xmlns:w16se="http://schemas.microsoft.com/office/word/2015/wordml/symex" xmlns:sl="http://schemas.openxmlformats.org/schemaLibrary/2006/main" mc:Ignorable="w14 w15 w16se w16cid w16 w16cex w16sdtdh w16sdtfl w16du">
+  <w:view w:val="normal"/>
+  <w:defaultTabStop w:val="708"/>
+  <w:hyphenationZone w:val="425"/>
+  <w:characterSpacingControl w:val="doNotCompress"/>
+  <w:compat>
+    <w:useFELayout/>
+    <w:compatSetting w:name="compatibilityMode" w:uri="http://schemas.microsoft.com/office/word" w:val="15"/>
+    <w:compatSetting w:name="overrideTableStyleFontSizeAndJustification" w:uri="http://schemas.microsoft.com/office/word" w:val="1"/>
+    <w:compatSetting w:name="enableOpenTypeFeatures" w:uri="http://schemas.microsoft.com/office/word" w:val="1"/>
+    <w:compatSetting w:name="doNotFlipMirrorIndents" w:uri="http://schemas.microsoft.com/office/word" w:val="1"/>
+    <w:compatSetting w:name="differentiateMultirowTableHeaders" w:uri="http://schemas.microsoft.com/office/word" w:val="1"/>
+    <w:compatSetting w:name="useWord2013TrackBottomHyphenation" w:uri="http://schemas.microsoft.com/office/word" w:val="0"/>
+  </w:compat>
+  <w:rsids>
+    <w:rsidRoot w:val="00B047C3"/>
+    <w:rsid w:val="004934B8"/>
+    <w:rsid w:val="00B047C3"/>
+    <w:rsid w:val="00B30640"/>
+  </w:rsids>
+  <m:mathPr>
+    <m:mathFont m:val="Cambria Math"/>
+    <m:brkBin m:val="before"/>
+    <m:brkBinSub m:val="--"/>
+    <m:smallFrac m:val="0"/>
+    <m:dispDef/>
+    <m:lMargin m:val="0"/>
+    <m:rMargin m:val="0"/>
+    <m:defJc m:val="centerGroup"/>
+    <m:wrapIndent m:val="1440"/>
+    <m:intLim m:val="subSup"/>
+    <m:naryLim m:val="undOvr"/>
+  </m:mathPr>
+  <w:themeFontLang w:val="fr-FR"/>
+  <w:clrSchemeMapping w:bg1="light1" w:t1="dark1" w:bg2="light2" w:t2="dark2" w:accent1="accent1" w:accent2="accent2" w:accent3="accent3" w:accent4="accent4" w:accent5="accent5" w:accent6="accent6" w:hyperlink="hyperlink" w:followedHyperlink="followedHyperlink"/>
+  <w:decimalSymbol w:val=","/>
+  <w:listSeparator w:val=";"/>
+  <w15:chartTrackingRefBased/>
+</w:settings>
+</file>
+
+<file path=word/glossary/styles.xml><?xml version="1.0" encoding="utf-8"?>
+<w:styles xmlns:mc="http://schemas.openxmlformats.org/markup-compatibility/2006" xmlns:r="http://schemas.openxmlformats.org/officeDocument/2006/relationships" xmlns:w="http://schemas.openxmlformats.org/wordprocessingml/2006/main" xmlns:w14="http://schemas.microsoft.com/office/word/2010/wordml" xmlns:w15="http://schemas.microsoft.com/office/word/2012/wordml" xmlns:w16cex="http://schemas.microsoft.com/office/word/2018/wordml/cex" xmlns:w16cid="http://schemas.microsoft.com/office/word/2016/wordml/cid" xmlns:w16="http://schemas.microsoft.com/office/word/2018/wordml" xmlns:w16du="http://schemas.microsoft.com/office/word/2023/wordml/word16du" xmlns:w16sdtdh="http://schemas.microsoft.com/office/word/2020/wordml/sdtdatahash" xmlns:w16sdtfl="http://schemas.microsoft.com/office/word/2024/wordml/sdtformatlock" xmlns:w16se="http://schemas.microsoft.com/office/word/2015/wordml/symex" mc:Ignorable="w14 w15 w16se w16cid w16 w16cex w16sdtdh w16sdtfl w16du">
+  <w:docDefaults>
+    <w:rPrDefault>
+      <w:rPr>
+        <w:rFonts w:asciiTheme="minorHAnsi" w:eastAsiaTheme="minorEastAsia" w:hAnsiTheme="minorHAnsi" w:cstheme="minorBidi"/>
+        <w:kern w:val="2"/>
+        <w:sz w:val="24"/>
+        <w:szCs w:val="24"/>
+        <w:lang w:val="fr-FR" w:eastAsia="fr-FR" w:bidi="ar-SA"/>
+        <w14:ligatures w14:val="standardContextual"/>
+      </w:rPr>
+    </w:rPrDefault>
+    <w:pPrDefault>
+      <w:pPr>
+        <w:spacing w:after="160" w:line="278" w:lineRule="auto"/>
+      </w:pPr>
+    </w:pPrDefault>
+  </w:docDefaults>
+  <w:latentStyles w:defLockedState="0" w:defUIPriority="99" w:defSemiHidden="0" w:defUnhideWhenUsed="0" w:defQFormat="0" w:count="376">
+    <w:lsdException w:name="Normal" w:uiPriority="0" w:qFormat="1"/>
+    <w:lsdException w:name="heading 1" w:uiPriority="9" w:qFormat="1"/>
+    <w:lsdException w:name="heading 2" w:semiHidden="1" w:uiPriority="9" w:unhideWhenUsed="1" w:qFormat="1"/>
+    <w:lsdException w:name="heading 3" w:semiHidden="1" w:uiPriority="9" w:unhideWhenUsed="1" w:qFormat="1"/>
+    <w:lsdException w:name="heading 4" w:semiHidden="1" w:uiPriority="9" w:unhideWhenUsed="1" w:qFormat="1"/>
+    <w:lsdException w:name="heading 5" w:semiHidden="1" w:uiPriority="9" w:unhideWhenUsed="1" w:qFormat="1"/>
+    <w:lsdException w:name="heading 6" w:semiHidden="1" w:uiPriority="9" w:unhideWhenUsed="1" w:qFormat="1"/>
+    <w:lsdException w:name="heading 7" w:semiHidden="1" w:uiPriority="9" w:unhideWhenUsed="1" w:qFormat="1"/>
+    <w:lsdException w:name="heading 8" w:semiHidden="1" w:uiPriority="9" w:unhideWhenUsed="1" w:qFormat="1"/>
+    <w:lsdException w:name="heading 9" w:semiHidden="1" w:uiPriority="9" w:unhideWhenUsed="1" w:qFormat="1"/>
+    <w:lsdException w:name="index 1" w:semiHidden="1" w:unhideWhenUsed="1"/>
+    <w:lsdException w:name="index 2" w:semiHidden="1" w:unhideWhenUsed="1"/>
+    <w:lsdException w:name="index 3" w:semiHidden="1" w:unhideWhenUsed="1"/>
+    <w:lsdException w:name="index 4" w:semiHidden="1" w:unhideWhenUsed="1"/>
+    <w:lsdException w:name="index 5" w:semiHidden="1" w:unhideWhenUsed="1"/>
+    <w:lsdException w:name="index 6" w:semiHidden="1" w:unhideWhenUsed="1"/>
+    <w:lsdException w:name="index 7" w:semiHidden="1" w:unhideWhenUsed="1"/>
+    <w:lsdException w:name="index 8" w:semiHidden="1" w:unhideWhenUsed="1"/>
+    <w:lsdException w:name="index 9" w:semiHidden="1" w:unhideWhenUsed="1"/>
+    <w:lsdException w:name="toc 1" w:semiHidden="1" w:uiPriority="39" w:unhideWhenUsed="1"/>
+    <w:lsdException w:name="toc 2" w:semiHidden="1" w:uiPriority="39" w:unhideWhenUsed="1"/>
+    <w:lsdException w:name="toc 3" w:semiHidden="1" w:uiPriority="39" w:unhideWhenUsed="1"/>
+    <w:lsdException w:name="toc 4" w:semiHidden="1" w:uiPriority="39" w:unhideWhenUsed="1"/>
+    <w:lsdException w:name="toc 5" w:semiHidden="1" w:uiPriority="39" w:unhideWhenUsed="1"/>
+    <w:lsdException w:name="toc 6" w:semiHidden="1" w:uiPriority="39" w:unhideWhenUsed="1"/>
+    <w:lsdException w:name="toc 7" w:semiHidden="1" w:uiPriority="39" w:unhideWhenUsed="1"/>
+    <w:lsdException w:name="toc 8" w:semiHidden="1" w:uiPriority="39" w:unhideWhenUsed="1"/>
+    <w:lsdException w:name="toc 9" w:semiHidden="1" w:uiPriority="39" w:unhideWhenUsed="1"/>
+    <w:lsdException w:name="Normal Indent" w:semiHidden="1" w:unhideWhenUsed="1"/>
+    <w:lsdException w:name="footnote text" w:semiHidden="1" w:unhideWhenUsed="1"/>
+    <w:lsdException w:name="annotation text" w:semiHidden="1" w:unhideWhenUsed="1"/>
+    <w:lsdException w:name="header" w:semiHidden="1" w:unhideWhenUsed="1"/>
+    <w:lsdException w:name="footer" w:semiHidden="1" w:unhideWhenUsed="1"/>
+    <w:lsdException w:name="index heading" w:semiHidden="1" w:unhideWhenUsed="1"/>
+    <w:lsdException w:name="caption" w:semiHidden="1" w:uiPriority="35" w:unhideWhenUsed="1" w:qFormat="1"/>
+    <w:lsdException w:name="table of figures" w:semiHidden="1" w:unhideWhenUsed="1"/>
+    <w:lsdException w:name="envelope address" w:semiHidden="1" w:unhideWhenUsed="1"/>
+    <w:lsdException w:name="envelope return" w:semiHidden="1" w:unhideWhenUsed="1"/>
+    <w:lsdException w:name="footnote reference" w:semiHidden="1" w:unhideWhenUsed="1"/>
+    <w:lsdException w:name="annotation reference" w:semiHidden="1" w:unhideWhenUsed="1"/>
+    <w:lsdException w:name="line number" w:semiHidden="1" w:unhideWhenUsed="1"/>
+    <w:lsdException w:name="page number" w:semiHidden="1" w:unhideWhenUsed="1"/>
+    <w:lsdException w:name="endnote reference" w:semiHidden="1" w:unhideWhenUsed="1"/>
+    <w:lsdException w:name="endnote text" w:semiHidden="1" w:unhideWhenUsed="1"/>
+    <w:lsdException w:name="table of authorities" w:semiHidden="1" w:unhideWhenUsed="1"/>
+    <w:lsdException w:name="macro" w:semiHidden="1" w:unhideWhenUsed="1"/>
+    <w:lsdException w:name="toa heading" w:semiHidden="1" w:unhideWhenUsed="1"/>
+    <w:lsdException w:name="List" w:semiHidden="1" w:unhideWhenUsed="1"/>
+    <w:lsdException w:name="List Bullet" w:semiHidden="1" w:unhideWhenUsed="1"/>
+    <w:lsdException w:name="List Number" w:semiHidden="1" w:unhideWhenUsed="1"/>
+    <w:lsdException w:name="List 2" w:semiHidden="1" w:unhideWhenUsed="1"/>
+    <w:lsdException w:name="List 3" w:semiHidden="1" w:unhideWhenUsed="1"/>
+    <w:lsdException w:name="List 4" w:semiHidden="1" w:unhideWhenUsed="1"/>
+    <w:lsdException w:name="List 5" w:semiHidden="1" w:unhideWhenUsed="1"/>
+    <w:lsdException w:name="List Bullet 2" w:semiHidden="1" w:unhideWhenUsed="1"/>
+    <w:lsdException w:name="List Bullet 3" w:semiHidden="1" w:unhideWhenUsed="1"/>
+    <w:lsdException w:name="List Bullet 4" w:semiHidden="1" w:unhideWhenUsed="1"/>
+    <w:lsdException w:name="List Bullet 5" w:semiHidden="1" w:unhideWhenUsed="1"/>
+    <w:lsdException w:name="List Number 2" w:semiHidden="1" w:unhideWhenUsed="1"/>
+    <w:lsdException w:name="List Number 3" w:semiHidden="1" w:unhideWhenUsed="1"/>
+    <w:lsdException w:name="List Number 4" w:semiHidden="1" w:unhideWhenUsed="1"/>
+    <w:lsdException w:name="List Number 5" w:semiHidden="1" w:unhideWhenUsed="1"/>
+    <w:lsdException w:name="Title" w:uiPriority="10" w:qFormat="1"/>
+    <w:lsdException w:name="Closing" w:semiHidden="1" w:unhideWhenUsed="1"/>
+    <w:lsdException w:name="Signature" w:semiHidden="1" w:unhideWhenUsed="1"/>
+    <w:lsdException w:name="Default Paragraph Font" w:semiHidden="1" w:uiPriority="1" w:unhideWhenUsed="1"/>
+    <w:lsdException w:name="Body Text" w:semiHidden="1" w:unhideWhenUsed="1"/>
+    <w:lsdException w:name="Body Text Indent" w:semiHidden="1" w:unhideWhenUsed="1"/>
+    <w:lsdException w:name="List Continue" w:semiHidden="1" w:unhideWhenUsed="1"/>
+    <w:lsdException w:name="List Continue 2" w:semiHidden="1" w:unhideWhenUsed="1"/>
+    <w:lsdException w:name="List Continue 3" w:semiHidden="1" w:unhideWhenUsed="1"/>
+    <w:lsdException w:name="List Continue 4" w:semiHidden="1" w:unhideWhenUsed="1"/>
+    <w:lsdException w:name="List Continue 5" w:semiHidden="1" w:unhideWhenUsed="1"/>
+    <w:lsdException w:name="Message Header" w:semiHidden="1" w:unhideWhenUsed="1"/>
+    <w:lsdException w:name="Subtitle" w:uiPriority="11" w:qFormat="1"/>
+    <w:lsdException w:name="Salutation" w:semiHidden="1" w:unhideWhenUsed="1"/>
+    <w:lsdException w:name="Date" w:semiHidden="1" w:unhideWhenUsed="1"/>
+    <w:lsdException w:name="Body Text First Indent" w:semiHidden="1" w:unhideWhenUsed="1"/>
+    <w:lsdException w:name="Body Text First Indent 2" w:semiHidden="1" w:unhideWhenUsed="1"/>
+    <w:lsdException w:name="Note Heading" w:semiHidden="1" w:unhideWhenUsed="1"/>
+    <w:lsdException w:name="Body Text 2" w:semiHidden="1" w:unhideWhenUsed="1"/>
+    <w:lsdException w:name="Body Text 3" w:semiHidden="1" w:unhideWhenUsed="1"/>
+    <w:lsdException w:name="Body Text Indent 2" w:semiHidden="1" w:unhideWhenUsed="1"/>
+    <w:lsdException w:name="Body Text Indent 3" w:semiHidden="1" w:unhideWhenUsed="1"/>
+    <w:lsdException w:name="Block Text" w:semiHidden="1" w:unhideWhenUsed="1"/>
+    <w:lsdException w:name="Hyperlink" w:semiHidden="1" w:unhideWhenUsed="1"/>
+    <w:lsdException w:name="FollowedHyperlink" w:semiHidden="1" w:unhideWhenUsed="1"/>
+    <w:lsdException w:name="Strong" w:uiPriority="22" w:qFormat="1"/>
+    <w:lsdException w:name="Emphasis" w:uiPriority="20" w:qFormat="1"/>
+    <w:lsdException w:name="Document Map" w:semiHidden="1" w:unhideWhenUsed="1"/>
+    <w:lsdException w:name="Plain Text" w:semiHidden="1" w:unhideWhenUsed="1"/>
+    <w:lsdException w:name="E-mail Signature" w:semiHidden="1" w:unhideWhenUsed="1"/>
+    <w:lsdException w:name="HTML Top of Form" w:semiHidden="1" w:unhideWhenUsed="1"/>
+    <w:lsdException w:name="HTML Bottom of Form" w:semiHidden="1" w:unhideWhenUsed="1"/>
+    <w:lsdException w:name="Normal (Web)" w:semiHidden="1" w:unhideWhenUsed="1"/>
+    <w:lsdException w:name="HTML Acronym" w:semiHidden="1" w:unhideWhenUsed="1"/>
+    <w:lsdException w:name="HTML Address" w:semiHidden="1" w:unhideWhenUsed="1"/>
+    <w:lsdException w:name="HTML Cite" w:semiHidden="1" w:unhideWhenUsed="1"/>
+    <w:lsdException w:name="HTML Code" w:semiHidden="1" w:unhideWhenUsed="1"/>
+    <w:lsdException w:name="HTML Definition" w:semiHidden="1" w:unhideWhenUsed="1"/>
+    <w:lsdException w:name="HTML Keyboard" w:semiHidden="1" w:unhideWhenUsed="1"/>
+    <w:lsdException w:name="HTML Preformatted" w:semiHidden="1" w:unhideWhenUsed="1"/>
+    <w:lsdException w:name="HTML Sample" w:semiHidden="1" w:unhideWhenUsed="1"/>
+    <w:lsdException w:name="HTML Typewriter" w:semiHidden="1" w:unhideWhenUsed="1"/>
+    <w:lsdException w:name="HTML Variable" w:semiHidden="1" w:unhideWhenUsed="1"/>
+    <w:lsdException w:name="Normal Table" w:semiHidden="1" w:unhideWhenUsed="1"/>
+    <w:lsdException w:name="annotation subject" w:semiHidden="1" w:unhideWhenUsed="1"/>
+    <w:lsdException w:name="No List" w:semiHidden="1" w:unhideWhenUsed="1"/>
+    <w:lsdException w:name="Outline List 1" w:semiHidden="1" w:unhideWhenUsed="1"/>
+    <w:lsdException w:name="Outline List 2" w:semiHidden="1" w:unhideWhenUsed="1"/>
+    <w:lsdException w:name="Outline List 3" w:semiHidden="1" w:unhideWhenUsed="1"/>
+    <w:lsdException w:name="Table Simple 1" w:semiHidden="1" w:unhideWhenUsed="1"/>
+    <w:lsdException w:name="Table Simple 2" w:semiHidden="1" w:unhideWhenUsed="1"/>
+    <w:lsdException w:name="Table Simple 3" w:semiHidden="1" w:unhideWhenUsed="1"/>
+    <w:lsdException w:name="Table Classic 1" w:semiHidden="1" w:unhideWhenUsed="1"/>
+    <w:lsdException w:name="Table Classic 2" w:semiHidden="1" w:unhideWhenUsed="1"/>
+    <w:lsdException w:name="Table Classic 3" w:semiHidden="1" w:unhideWhenUsed="1"/>
+    <w:lsdException w:name="Table Classic 4" w:semiHidden="1" w:unhideWhenUsed="1"/>
+    <w:lsdException w:name="Table Colorful 1" w:semiHidden="1" w:unhideWhenUsed="1"/>
+    <w:lsdException w:name="Table Colorful 2" w:semiHidden="1" w:unhideWhenUsed="1"/>
+    <w:lsdException w:name="Table Colorful 3" w:semiHidden="1" w:unhideWhenUsed="1"/>
+    <w:lsdException w:name="Table Columns 1" w:semiHidden="1" w:unhideWhenUsed="1"/>
+    <w:lsdException w:name="Table Columns 2" w:semiHidden="1" w:unhideWhenUsed="1"/>
+    <w:lsdException w:name="Table Columns 3" w:semiHidden="1" w:unhideWhenUsed="1"/>
+    <w:lsdException w:name="Table Columns 4" w:semiHidden="1" w:unhideWhenUsed="1"/>
+    <w:lsdException w:name="Table Columns 5" w:semiHidden="1" w:unhideWhenUsed="1"/>
+    <w:lsdException w:name="Table Grid 1" w:semiHidden="1" w:unhideWhenUsed="1"/>
+    <w:lsdException w:name="Table Grid 2" w:semiHidden="1" w:unhideWhenUsed="1"/>
+    <w:lsdException w:name="Table Grid 3" w:semiHidden="1" w:unhideWhenUsed="1"/>
+    <w:lsdException w:name="Table Grid 4" w:semiHidden="1" w:unhideWhenUsed="1"/>
+    <w:lsdException w:name="Table Grid 5" w:semiHidden="1" w:unhideWhenUsed="1"/>
+    <w:lsdException w:name="Table Grid 6" w:semiHidden="1" w:unhideWhenUsed="1"/>
+    <w:lsdException w:name="Table Grid 7" w:semiHidden="1" w:unhideWhenUsed="1"/>
+    <w:lsdException w:name="Table Grid 8" w:semiHidden="1" w:unhideWhenUsed="1"/>
+    <w:lsdException w:name="Table List 1" w:semiHidden="1" w:unhideWhenUsed="1"/>
+    <w:lsdException w:name="Table List 2" w:semiHidden="1" w:unhideWhenUsed="1"/>
+    <w:lsdException w:name="Table List 3" w:semiHidden="1" w:unhideWhenUsed="1"/>
+    <w:lsdException w:name="Table List 4" w:semiHidden="1" w:unhideWhenUsed="1"/>
+    <w:lsdException w:name="Table List 5" w:semiHidden="1" w:unhideWhenUsed="1"/>
+    <w:lsdException w:name="Table List 6" w:semiHidden="1" w:unhideWhenUsed="1"/>
+    <w:lsdException w:name="Table List 7" w:semiHidden="1" w:unhideWhenUsed="1"/>
+    <w:lsdException w:name="Table List 8" w:semiHidden="1" w:unhideWhenUsed="1"/>
+    <w:lsdException w:name="Table 3D effects 1" w:semiHidden="1" w:unhideWhenUsed="1"/>
+    <w:lsdException w:name="Table 3D effects 2" w:semiHidden="1" w:unhideWhenUsed="1"/>
+    <w:lsdException w:name="Table 3D effects 3" w:semiHidden="1" w:unhideWhenUsed="1"/>
+    <w:lsdException w:name="Table Contemporary" w:semiHidden="1" w:unhideWhenUsed="1"/>
+    <w:lsdException w:name="Table Elegant" w:semiHidden="1" w:unhideWhenUsed="1"/>
+    <w:lsdException w:name="Table Professional" w:semiHidden="1" w:unhideWhenUsed="1"/>
+    <w:lsdException w:name="Table Subtle 1" w:semiHidden="1" w:unhideWhenUsed="1"/>
+    <w:lsdException w:name="Table Subtle 2" w:semiHidden="1" w:unhideWhenUsed="1"/>
+    <w:lsdException w:name="Table Web 1" w:semiHidden="1" w:unhideWhenUsed="1"/>
+    <w:lsdException w:name="Table Web 2" w:semiHidden="1" w:unhideWhenUsed="1"/>
+    <w:lsdException w:name="Table Web 3" w:semiHidden="1" w:unhideWhenUsed="1"/>
+    <w:lsdException w:name="Balloon Text" w:semiHidden="1" w:unhideWhenUsed="1"/>
+    <w:lsdException w:name="Table Grid" w:uiPriority="39"/>
+    <w:lsdException w:name="Table Theme" w:semiHidden="1" w:unhideWhenUsed="1"/>
+    <w:lsdException w:name="Placeholder Text" w:semiHidden="1"/>
+    <w:lsdException w:name="No Spacing" w:uiPriority="1" w:qFormat="1"/>
+    <w:lsdException w:name="Light Shading" w:uiPriority="60"/>
+    <w:lsdException w:name="Light List" w:uiPriority="61"/>
+    <w:lsdException w:name="Light Grid" w:uiPriority="62"/>
+    <w:lsdException w:name="Medium Shading 1" w:uiPriority="63"/>
+    <w:lsdException w:name="Medium Shading 2" w:uiPriority="64"/>
+    <w:lsdException w:name="Medium List 1" w:uiPriority="65"/>
+    <w:lsdException w:name="Medium List 2" w:uiPriority="66"/>
+    <w:lsdException w:name="Medium Grid 1" w:uiPriority="67"/>
+    <w:lsdException w:name="Medium Grid 2" w:uiPriority="68"/>
+    <w:lsdException w:name="Medium Grid 3" w:uiPriority="69"/>
+    <w:lsdException w:name="Dark List" w:uiPriority="70"/>
+    <w:lsdException w:name="Colorful Shading" w:uiPriority="71"/>
+    <w:lsdException w:name="Colorful List" w:uiPriority="72"/>
+    <w:lsdException w:name="Colorful Grid" w:uiPriority="73"/>
+    <w:lsdException w:name="Light Shading Accent 1" w:uiPriority="60"/>
+    <w:lsdException w:name="Light List Accent 1" w:uiPriority="61"/>
+    <w:lsdException w:name="Light Grid Accent 1" w:uiPriority="62"/>
+    <w:lsdException w:name="Medium Shading 1 Accent 1" w:uiPriority="63"/>
+    <w:lsdException w:name="Medium Shading 2 Accent 1" w:uiPriority="64"/>
+    <w:lsdException w:name="Medium List 1 Accent 1" w:uiPriority="65"/>
+    <w:lsdException w:name="Revision" w:semiHidden="1"/>
+    <w:lsdException w:name="List Paragraph" w:uiPriority="34" w:qFormat="1"/>
+    <w:lsdException w:name="Quote" w:uiPriority="29" w:qFormat="1"/>
+    <w:lsdException w:name="Intense Quote" w:uiPriority="30" w:qFormat="1"/>
+    <w:lsdException w:name="Medium List 2 Accent 1" w:uiPriority="66"/>
+    <w:lsdException w:name="Medium Grid 1 Accent 1" w:uiPriority="67"/>
+    <w:lsdException w:name="Medium Grid 2 Accent 1" w:uiPriority="68"/>
+    <w:lsdException w:name="Medium Grid 3 Accent 1" w:uiPriority="69"/>
+    <w:lsdException w:name="Dark List Accent 1" w:uiPriority="70"/>
+    <w:lsdException w:name="Colorful Shading Accent 1" w:uiPriority="71"/>
+    <w:lsdException w:name="Colorful List Accent 1" w:uiPriority="72"/>
+    <w:lsdException w:name="Colorful Grid Accent 1" w:uiPriority="73"/>
+    <w:lsdException w:name="Light Shading Accent 2" w:uiPriority="60"/>
+    <w:lsdException w:name="Light List Accent 2" w:uiPriority="61"/>
+    <w:lsdException w:name="Light Grid Accent 2" w:uiPriority="62"/>
+    <w:lsdException w:name="Medium Shading 1 Accent 2" w:uiPriority="63"/>
+    <w:lsdException w:name="Medium Shading 2 Accent 2" w:uiPriority="64"/>
+    <w:lsdException w:name="Medium List 1 Accent 2" w:uiPriority="65"/>
+    <w:lsdException w:name="Medium List 2 Accent 2" w:uiPriority="66"/>
+    <w:lsdException w:name="Medium Grid 1 Accent 2" w:uiPriority="67"/>
+    <w:lsdException w:name="Medium Grid 2 Accent 2" w:uiPriority="68"/>
+    <w:lsdException w:name="Medium Grid 3 Accent 2" w:uiPriority="69"/>
+    <w:lsdException w:name="Dark List Accent 2" w:uiPriority="70"/>
+    <w:lsdException w:name="Colorful Shading Accent 2" w:uiPriority="71"/>
+    <w:lsdException w:name="Colorful List Accent 2" w:uiPriority="72"/>
+    <w:lsdException w:name="Colorful Grid Accent 2" w:uiPriority="73"/>
+    <w:lsdException w:name="Light Shading Accent 3" w:uiPriority="60"/>
+    <w:lsdException w:name="Light List Accent 3" w:uiPriority="61"/>
+    <w:lsdException w:name="Light Grid Accent 3" w:uiPriority="62"/>
+    <w:lsdException w:name="Medium Shading 1 Accent 3" w:uiPriority="63"/>
+    <w:lsdException w:name="Medium Shading 2 Accent 3" w:uiPriority="64"/>
+    <w:lsdException w:name="Medium List 1 Accent 3" w:uiPriority="65"/>
+    <w:lsdException w:name="Medium List 2 Accent 3" w:uiPriority="66"/>
+    <w:lsdException w:name="Medium Grid 1 Accent 3" w:uiPriority="67"/>
+    <w:lsdException w:name="Medium Grid 2 Accent 3" w:uiPriority="68"/>
+    <w:lsdException w:name="Medium Grid 3 Accent 3" w:uiPriority="69"/>
+    <w:lsdException w:name="Dark List Accent 3" w:uiPriority="70"/>
+    <w:lsdException w:name="Colorful Shading Accent 3" w:uiPriority="71"/>
+    <w:lsdException w:name="Colorful List Accent 3" w:uiPriority="72"/>
+    <w:lsdException w:name="Colorful Grid Accent 3" w:uiPriority="73"/>
+    <w:lsdException w:name="Light Shading Accent 4" w:uiPriority="60"/>
+    <w:lsdException w:name="Light List Accent 4" w:uiPriority="61"/>
+    <w:lsdException w:name="Light Grid Accent 4" w:uiPriority="62"/>
+    <w:lsdException w:name="Medium Shading 1 Accent 4" w:uiPriority="63"/>
+    <w:lsdException w:name="Medium Shading 2 Accent 4" w:uiPriority="64"/>
+    <w:lsdException w:name="Medium List 1 Accent 4" w:uiPriority="65"/>
+    <w:lsdException w:name="Medium List 2 Accent 4" w:uiPriority="66"/>
+    <w:lsdException w:name="Medium Grid 1 Accent 4" w:uiPriority="67"/>
+    <w:lsdException w:name="Medium Grid 2 Accent 4" w:uiPriority="68"/>
+    <w:lsdException w:name="Medium Grid 3 Accent 4" w:uiPriority="69"/>
+    <w:lsdException w:name="Dark List Accent 4" w:uiPriority="70"/>
+    <w:lsdException w:name="Colorful Shading Accent 4" w:uiPriority="71"/>
+    <w:lsdException w:name="Colorful List Accent 4" w:uiPriority="72"/>
+    <w:lsdException w:name="Colorful Grid Accent 4" w:uiPriority="73"/>
+    <w:lsdException w:name="Light Shading Accent 5" w:uiPriority="60"/>
+    <w:lsdException w:name="Light List Accent 5" w:uiPriority="61"/>
+    <w:lsdException w:name="Light Grid Accent 5" w:uiPriority="62"/>
+    <w:lsdException w:name="Medium Shading 1 Accent 5" w:uiPriority="63"/>
+    <w:lsdException w:name="Medium Shading 2 Accent 5" w:uiPriority="64"/>
+    <w:lsdException w:name="Medium List 1 Accent 5" w:uiPriority="65"/>
+    <w:lsdException w:name="Medium List 2 Accent 5" w:uiPriority="66"/>
+    <w:lsdException w:name="Medium Grid 1 Accent 5" w:uiPriority="67"/>
+    <w:lsdException w:name="Medium Grid 2 Accent 5" w:uiPriority="68"/>
+    <w:lsdException w:name="Medium Grid 3 Accent 5" w:uiPriority="69"/>
+    <w:lsdException w:name="Dark List Accent 5" w:uiPriority="70"/>
+    <w:lsdException w:name="Colorful Shading Accent 5" w:uiPriority="71"/>
+    <w:lsdException w:name="Colorful List Accent 5" w:uiPriority="72"/>
+    <w:lsdException w:name="Colorful Grid Accent 5" w:uiPriority="73"/>
+    <w:lsdException w:name="Light Shading Accent 6" w:uiPriority="60"/>
+    <w:lsdException w:name="Light List Accent 6" w:uiPriority="61"/>
+    <w:lsdException w:name="Light Grid Accent 6" w:uiPriority="62"/>
+    <w:lsdException w:name="Medium Shading 1 Accent 6" w:uiPriority="63"/>
+    <w:lsdException w:name="Medium Shading 2 Accent 6" w:uiPriority="64"/>
+    <w:lsdException w:name="Medium List 1 Accent 6" w:uiPriority="65"/>
+    <w:lsdException w:name="Medium List 2 Accent 6" w:uiPriority="66"/>
+    <w:lsdException w:name="Medium Grid 1 Accent 6" w:uiPriority="67"/>
+    <w:lsdException w:name="Medium Grid 2 Accent 6" w:uiPriority="68"/>
+    <w:lsdException w:name="Medium Grid 3 Accent 6" w:uiPriority="69"/>
+    <w:lsdException w:name="Dark List Accent 6" w:uiPriority="70"/>
+    <w:lsdException w:name="Colorful Shading Accent 6" w:uiPriority="71"/>
+    <w:lsdException w:name="Colorful List Accent 6" w:uiPriority="72"/>
+    <w:lsdException w:name="Colorful Grid Accent 6" w:uiPriority="73"/>
+    <w:lsdException w:name="Subtle Emphasis" w:uiPriority="19" w:qFormat="1"/>
+    <w:lsdException w:name="Intense Emphasis" w:uiPriority="21" w:qFormat="1"/>
+    <w:lsdException w:name="Subtle Reference" w:uiPriority="31" w:qFormat="1"/>
+    <w:lsdException w:name="Intense Reference" w:uiPriority="32" w:qFormat="1"/>
+    <w:lsdException w:name="Book Title" w:uiPriority="33" w:qFormat="1"/>
+    <w:lsdException w:name="Bibliography" w:semiHidden="1" w:uiPriority="37" w:unhideWhenUsed="1"/>
+    <w:lsdException w:name="TOC Heading" w:semiHidden="1" w:uiPriority="39" w:unhideWhenUsed="1" w:qFormat="1"/>
+    <w:lsdException w:name="Plain Table 1" w:uiPriority="41"/>
+    <w:lsdException w:name="Plain Table 2" w:uiPriority="42"/>
+    <w:lsdException w:name="Plain Table 3" w:uiPriority="43"/>
+    <w:lsdException w:name="Plain Table 4" w:uiPriority="44"/>
+    <w:lsdException w:name="Plain Table 5" w:uiPriority="45"/>
+    <w:lsdException w:name="Grid Table Light" w:uiPriority="40"/>
+    <w:lsdException w:name="Grid Table 1 Light" w:uiPriority="46"/>
+    <w:lsdException w:name="Grid Table 2" w:uiPriority="47"/>
+    <w:lsdException w:name="Grid Table 3" w:uiPriority="48"/>
+    <w:lsdException w:name="Grid Table 4" w:uiPriority="49"/>
+    <w:lsdException w:name="Grid Table 5 Dark" w:uiPriority="50"/>
+    <w:lsdException w:name="Grid Table 6 Colorful" w:uiPriority="51"/>
+    <w:lsdException w:name="Grid Table 7 Colorful" w:uiPriority="52"/>
+    <w:lsdException w:name="Grid Table 1 Light Accent 1" w:uiPriority="46"/>
+    <w:lsdException w:name="Grid Table 2 Accent 1" w:uiPriority="47"/>
+    <w:lsdException w:name="Grid Table 3 Accent 1" w:uiPriority="48"/>
+    <w:lsdException w:name="Grid Table 4 Accent 1" w:uiPriority="49"/>
+    <w:lsdException w:name="Grid Table 5 Dark Accent 1" w:uiPriority="50"/>
+    <w:lsdException w:name="Grid Table 6 Colorful Accent 1" w:uiPriority="51"/>
+    <w:lsdException w:name="Grid Table 7 Colorful Accent 1" w:uiPriority="52"/>
+    <w:lsdException w:name="Grid Table 1 Light Accent 2" w:uiPriority="46"/>
+    <w:lsdException w:name="Grid Table 2 Accent 2" w:uiPriority="47"/>
+    <w:lsdException w:name="Grid Table 3 Accent 2" w:uiPriority="48"/>
+    <w:lsdException w:name="Grid Table 4 Accent 2" w:uiPriority="49"/>
+    <w:lsdException w:name="Grid Table 5 Dark Accent 2" w:uiPriority="50"/>
+    <w:lsdException w:name="Grid Table 6 Colorful Accent 2" w:uiPriority="51"/>
+    <w:lsdException w:name="Grid Table 7 Colorful Accent 2" w:uiPriority="52"/>
+    <w:lsdException w:name="Grid Table 1 Light Accent 3" w:uiPriority="46"/>
+    <w:lsdException w:name="Grid Table 2 Accent 3" w:uiPriority="47"/>
+    <w:lsdException w:name="Grid Table 3 Accent 3" w:uiPriority="48"/>
+    <w:lsdException w:name="Grid Table 4 Accent 3" w:uiPriority="49"/>
+    <w:lsdException w:name="Grid Table 5 Dark Accent 3" w:uiPriority="50"/>
+    <w:lsdException w:name="Grid Table 6 Colorful Accent 3" w:uiPriority="51"/>
+    <w:lsdException w:name="Grid Table 7 Colorful Accent 3" w:uiPriority="52"/>
+    <w:lsdException w:name="Grid Table 1 Light Accent 4" w:uiPriority="46"/>
+    <w:lsdException w:name="Grid Table 2 Accent 4" w:uiPriority="47"/>
+    <w:lsdException w:name="Grid Table 3 Accent 4" w:uiPriority="48"/>
+    <w:lsdException w:name="Grid Table 4 Accent 4" w:uiPriority="49"/>
+    <w:lsdException w:name="Grid Table 5 Dark Accent 4" w:uiPriority="50"/>
+    <w:lsdException w:name="Grid Table 6 Colorful Accent 4" w:uiPriority="51"/>
+    <w:lsdException w:name="Grid Table 7 Colorful Accent 4" w:uiPriority="52"/>
+    <w:lsdException w:name="Grid Table 1 Light Accent 5" w:uiPriority="46"/>
+    <w:lsdException w:name="Grid Table 2 Accent 5" w:uiPriority="47"/>
+    <w:lsdException w:name="Grid Table 3 Accent 5" w:uiPriority="48"/>
+    <w:lsdException w:name="Grid Table 4 Accent 5" w:uiPriority="49"/>
+    <w:lsdException w:name="Grid Table 5 Dark Accent 5" w:uiPriority="50"/>
+    <w:lsdException w:name="Grid Table 6 Colorful Accent 5" w:uiPriority="51"/>
+    <w:lsdException w:name="Grid Table 7 Colorful Accent 5" w:uiPriority="52"/>
+    <w:lsdException w:name="Grid Table 1 Light Accent 6" w:uiPriority="46"/>
+    <w:lsdException w:name="Grid Table 2 Accent 6" w:uiPriority="47"/>
+    <w:lsdException w:name="Grid Table 3 Accent 6" w:uiPriority="48"/>
+    <w:lsdException w:name="Grid Table 4 Accent 6" w:uiPriority="49"/>
+    <w:lsdException w:name="Grid Table 5 Dark Accent 6" w:uiPriority="50"/>
+    <w:lsdException w:name="Grid Table 6 Colorful Accent 6" w:uiPriority="51"/>
+    <w:lsdException w:name="Grid Table 7 Colorful Accent 6" w:uiPriority="52"/>
+    <w:lsdException w:name="List Table 1 Light" w:uiPriority="46"/>
+    <w:lsdException w:name="List Table 2" w:uiPriority="47"/>
+    <w:lsdException w:name="List Table 3" w:uiPriority="48"/>
+    <w:lsdException w:name="List Table 4" w:uiPriority="49"/>
+    <w:lsdException w:name="List Table 5 Dark" w:uiPriority="50"/>
+    <w:lsdException w:name="List Table 6 Colorful" w:uiPriority="51"/>
+    <w:lsdException w:name="List Table 7 Colorful" w:uiPriority="52"/>
+    <w:lsdException w:name="List Table 1 Light Accent 1" w:uiPriority="46"/>
+    <w:lsdException w:name="List Table 2 Accent 1" w:uiPriority="47"/>
+    <w:lsdException w:name="List Table 3 Accent 1" w:uiPriority="48"/>
+    <w:lsdException w:name="List Table 4 Accent 1" w:uiPriority="49"/>
+    <w:lsdException w:name="List Table 5 Dark Accent 1" w:uiPriority="50"/>
+    <w:lsdException w:name="List Table 6 Colorful Accent 1" w:uiPriority="51"/>
+    <w:lsdException w:name="List Table 7 Colorful Accent 1" w:uiPriority="52"/>
+    <w:lsdException w:name="List Table 1 Light Accent 2" w:uiPriority="46"/>
+    <w:lsdException w:name="List Table 2 Accent 2" w:uiPriority="47"/>
+    <w:lsdException w:name="List Table 3 Accent 2" w:uiPriority="48"/>
+    <w:lsdException w:name="List Table 4 Accent 2" w:uiPriority="49"/>
+    <w:lsdException w:name="List Table 5 Dark Accent 2" w:uiPriority="50"/>
+    <w:lsdException w:name="List Table 6 Colorful Accent 2" w:uiPriority="51"/>
+    <w:lsdException w:name="List Table 7 Colorful Accent 2" w:uiPriority="52"/>
+    <w:lsdException w:name="List Table 1 Light Accent 3" w:uiPriority="46"/>
+    <w:lsdException w:name="List Table 2 Accent 3" w:uiPriority="47"/>
+    <w:lsdException w:name="List Table 3 Accent 3" w:uiPriority="48"/>
+    <w:lsdException w:name="List Table 4 Accent 3" w:uiPriority="49"/>
+    <w:lsdException w:name="List Table 5 Dark Accent 3" w:uiPriority="50"/>
+    <w:lsdException w:name="List Table 6 Colorful Accent 3" w:uiPriority="51"/>
+    <w:lsdException w:name="List Table 7 Colorful Accent 3" w:uiPriority="52"/>
+    <w:lsdException w:name="List Table 1 Light Accent 4" w:uiPriority="46"/>
+    <w:lsdException w:name="List Table 2 Accent 4" w:uiPriority="47"/>
+    <w:lsdException w:name="List Table 3 Accent 4" w:uiPriority="48"/>
+    <w:lsdException w:name="List Table 4 Accent 4" w:uiPriority="49"/>
+    <w:lsdException w:name="List Table 5 Dark Accent 4" w:uiPriority="50"/>
+    <w:lsdException w:name="List Table 6 Colorful Accent 4" w:uiPriority="51"/>
+    <w:lsdException w:name="List Table 7 Colorful Accent 4" w:uiPriority="52"/>
+    <w:lsdException w:name="List Table 1 Light Accent 5" w:uiPriority="46"/>
+    <w:lsdException w:name="List Table 2 Accent 5" w:uiPriority="47"/>
+    <w:lsdException w:name="List Table 3 Accent 5" w:uiPriority="48"/>
+    <w:lsdException w:name="List Table 4 Accent 5" w:uiPriority="49"/>
+    <w:lsdException w:name="List Table 5 Dark Accent 5" w:uiPriority="50"/>
+    <w:lsdException w:name="List Table 6 Colorful Accent 5" w:uiPriority="51"/>
+    <w:lsdException w:name="List Table 7 Colorful Accent 5" w:uiPriority="52"/>
+    <w:lsdException w:name="List Table 1 Light Accent 6" w:uiPriority="46"/>
+    <w:lsdException w:name="List Table 2 Accent 6" w:uiPriority="47"/>
+    <w:lsdException w:name="List Table 3 Accent 6" w:uiPriority="48"/>
+    <w:lsdException w:name="List Table 4 Accent 6" w:uiPriority="49"/>
+    <w:lsdException w:name="List Table 5 Dark Accent 6" w:uiPriority="50"/>
+    <w:lsdException w:name="List Table 6 Colorful Accent 6" w:uiPriority="51"/>
+    <w:lsdException w:name="List Table 7 Colorful Accent 6" w:uiPriority="52"/>
+    <w:lsdException w:name="Mention" w:semiHidden="1" w:unhideWhenUsed="1"/>
+    <w:lsdException w:name="Smart Hyperlink" w:semiHidden="1" w:unhideWhenUsed="1"/>
+    <w:lsdException w:name="Hashtag" w:semiHidden="1" w:unhideWhenUsed="1"/>
+    <w:lsdException w:name="Unresolved Mention" w:semiHidden="1" w:unhideWhenUsed="1"/>
+    <w:lsdException w:name="Smart Link" w:semiHidden="1" w:unhideWhenUsed="1"/>
+  </w:latentStyles>
+  <w:style w:type="paragraph" w:default="1" w:styleId="Normal">
+    <w:name w:val="Normal"/>
+    <w:qFormat/>
+  </w:style>
+  <w:style w:type="character" w:default="1" w:styleId="DefaultParagraphFont">
+    <w:name w:val="Default Paragraph Font"/>
+    <w:uiPriority w:val="1"/>
+    <w:semiHidden/>
+    <w:unhideWhenUsed/>
+  </w:style>
+  <w:style w:type="table" w:default="1" w:styleId="TableNormal">
+    <w:name w:val="Normal Table"/>
+    <w:uiPriority w:val="99"/>
+    <w:semiHidden/>
+    <w:unhideWhenUsed/>
+    <w:tblPr>
+      <w:tblInd w:w="0" w:type="dxa"/>
+      <w:tblCellMar>
+        <w:top w:w="0" w:type="dxa"/>
+        <w:left w:w="108" w:type="dxa"/>
+        <w:bottom w:w="0" w:type="dxa"/>
+        <w:right w:w="108" w:type="dxa"/>
+      </w:tblCellMar>
+    </w:tblPr>
+  </w:style>
+  <w:style w:type="numbering" w:default="1" w:styleId="NoList">
+    <w:name w:val="No List"/>
+    <w:uiPriority w:val="99"/>
+    <w:semiHidden/>
+    <w:unhideWhenUsed/>
+  </w:style>
+  <w:style w:type="paragraph" w:customStyle="1" w:styleId="6E81EF140BAD48B8A8A9031290F56DE7">
+    <w:name w:val="6E81EF140BAD48B8A8A9031290F56DE7"/>
+    <w:rsid w:val="00B047C3"/>
+  </w:style>
+</w:styles>
+</file>
+
+<file path=word/glossary/webSettings.xml><?xml version="1.0" encoding="utf-8"?>
+<w:webSettings xmlns:mc="http://schemas.openxmlformats.org/markup-compatibility/2006" xmlns:r="http://schemas.openxmlformats.org/officeDocument/2006/relationships" xmlns:w="http://schemas.openxmlformats.org/wordprocessingml/2006/main" xmlns:w14="http://schemas.microsoft.com/office/word/2010/wordml" xmlns:w15="http://schemas.microsoft.com/office/word/2012/wordml" xmlns:w16cex="http://schemas.microsoft.com/office/word/2018/wordml/cex" xmlns:w16cid="http://schemas.microsoft.com/office/word/2016/wordml/cid" xmlns:w16="http://schemas.microsoft.com/office/word/2018/wordml" xmlns:w16du="http://schemas.microsoft.com/office/word/2023/wordml/word16du" xmlns:w16sdtdh="http://schemas.microsoft.com/office/word/2020/wordml/sdtdatahash" xmlns:w16sdtfl="http://schemas.microsoft.com/office/word/2024/wordml/sdtformatlock" xmlns:w16se="http://schemas.microsoft.com/office/word/2015/wordml/symex" mc:Ignorable="w14 w15 w16se w16cid w16 w16cex w16sdtdh w16sdtfl w16du">
+  <w:optimizeForBrowser/>
+  <w:allowPNG/>
+</w:webSettings>
 </file>
 
 <file path=word/theme/theme1.xml><?xml version="1.0" encoding="utf-8"?>

--- a/rapport/pfe-rapport.docx
+++ b/rapport/pfe-rapport.docx
@@ -428,7 +428,7 @@
           <w:sz w:val="24"/>
           <w:szCs w:val="24"/>
         </w:rPr>
-        <w:t xml:space="preserve"> </w:t>
+        <w:t xml:space="preserve"> K</w:t>
       </w:r>
       <w:r>
         <w:rPr>
@@ -438,7 +438,27 @@
           <w:sz w:val="24"/>
           <w:szCs w:val="24"/>
         </w:rPr>
-        <w:t>Mohammed Khris</w:t>
+        <w:t>hriss</w:t>
+      </w:r>
+      <w:r>
+        <w:rPr>
+          <w:rFonts w:ascii="Arial" w:hAnsi="Arial" w:cs="Arial"/>
+          <w:i/>
+          <w:iCs/>
+          <w:sz w:val="24"/>
+          <w:szCs w:val="24"/>
+        </w:rPr>
+        <w:t xml:space="preserve"> </w:t>
+      </w:r>
+      <w:r>
+        <w:rPr>
+          <w:rFonts w:ascii="Arial" w:hAnsi="Arial" w:cs="Arial"/>
+          <w:i/>
+          <w:iCs/>
+          <w:sz w:val="24"/>
+          <w:szCs w:val="24"/>
+        </w:rPr>
+        <w:t>Abdelaadim</w:t>
       </w:r>
     </w:p>
     <w:p>
@@ -593,16 +613,19 @@
     <w:p>
       <w:pPr>
         <w:pStyle w:val="Heading1"/>
+        <w:spacing w:line="360" w:lineRule="auto"/>
         <w:jc w:val="center"/>
         <w:rPr>
           <w:b/>
           <w:bCs/>
-        </w:rPr>
-      </w:pPr>
-      <w:r>
-        <w:rPr>
-          <w:b/>
-          <w:bCs/>
+          <w:u w:val="single"/>
+        </w:rPr>
+      </w:pPr>
+      <w:r>
+        <w:rPr>
+          <w:b/>
+          <w:bCs/>
+          <w:u w:val="single"/>
         </w:rPr>
         <w:lastRenderedPageBreak/>
         <w:t>Remerciement</w:t>
@@ -611,6 +634,12 @@
     <w:p>
       <w:pPr>
         <w:spacing w:line="360" w:lineRule="auto"/>
+      </w:pPr>
+    </w:p>
+    <w:p>
+      <w:pPr>
+        <w:spacing w:line="360" w:lineRule="auto"/>
+        <w:jc w:val="both"/>
         <w:rPr>
           <w:rFonts w:ascii="Arial" w:hAnsi="Arial" w:cs="Arial"/>
           <w:sz w:val="24"/>
@@ -697,6 +726,7 @@
     <w:p>
       <w:pPr>
         <w:spacing w:line="360" w:lineRule="auto"/>
+        <w:jc w:val="both"/>
         <w:rPr>
           <w:rFonts w:ascii="Arial" w:hAnsi="Arial" w:cs="Arial"/>
           <w:sz w:val="24"/>
@@ -759,7 +789,27 @@
           <w:sz w:val="24"/>
           <w:szCs w:val="24"/>
         </w:rPr>
-        <w:t>Khris Mohammed</w:t>
+        <w:t xml:space="preserve">Abdelaadim </w:t>
+      </w:r>
+      <w:r>
+        <w:rPr>
+          <w:rFonts w:ascii="Arial" w:hAnsi="Arial" w:cs="Arial"/>
+          <w:b/>
+          <w:bCs/>
+          <w:sz w:val="24"/>
+          <w:szCs w:val="24"/>
+        </w:rPr>
+        <w:t>K</w:t>
+      </w:r>
+      <w:r>
+        <w:rPr>
+          <w:rFonts w:ascii="Arial" w:hAnsi="Arial" w:cs="Arial"/>
+          <w:b/>
+          <w:bCs/>
+          <w:sz w:val="24"/>
+          <w:szCs w:val="24"/>
+        </w:rPr>
+        <w:t>hriss</w:t>
       </w:r>
       <w:r>
         <w:rPr>
@@ -773,6 +823,7 @@
     <w:p>
       <w:pPr>
         <w:spacing w:line="360" w:lineRule="auto"/>
+        <w:jc w:val="both"/>
         <w:rPr>
           <w:rFonts w:ascii="Arial" w:hAnsi="Arial" w:cs="Arial"/>
           <w:sz w:val="24"/>
@@ -831,6 +882,7 @@
     <w:p>
       <w:pPr>
         <w:spacing w:line="360" w:lineRule="auto"/>
+        <w:jc w:val="both"/>
         <w:rPr>
           <w:rFonts w:ascii="Arial" w:hAnsi="Arial" w:cs="Arial"/>
           <w:sz w:val="24"/>
@@ -894,10 +946,521 @@
         <w:t xml:space="preserve"> sincères remerciements à toutes les personnes, connues ou anonymes, qui ont, de près ou de loin, contribué à l’aboutissement de ce travail.</w:t>
       </w:r>
     </w:p>
+    <w:p/>
+    <w:p/>
+    <w:p/>
+    <w:p/>
+    <w:p/>
+    <w:p/>
+    <w:p/>
+    <w:p/>
+    <w:p/>
+    <w:p/>
+    <w:p/>
+    <w:p/>
+    <w:p/>
+    <w:p/>
+    <w:p>
+      <w:pPr>
+        <w:pStyle w:val="Heading1"/>
+        <w:spacing w:line="360" w:lineRule="auto"/>
+        <w:jc w:val="center"/>
+        <w:rPr>
+          <w:b/>
+          <w:bCs/>
+          <w:u w:val="single"/>
+        </w:rPr>
+      </w:pPr>
+      <w:r>
+        <w:rPr>
+          <w:b/>
+          <w:bCs/>
+          <w:u w:val="single"/>
+        </w:rPr>
+        <w:t>Introduction</w:t>
+      </w:r>
+    </w:p>
+    <w:p>
+      <w:pPr>
+        <w:spacing w:line="360" w:lineRule="auto"/>
+      </w:pPr>
+    </w:p>
+    <w:p>
+      <w:pPr>
+        <w:spacing w:line="360" w:lineRule="auto"/>
+        <w:jc w:val="both"/>
+        <w:rPr>
+          <w:rFonts w:ascii="Arial" w:hAnsi="Arial" w:cs="Arial"/>
+          <w:sz w:val="24"/>
+          <w:szCs w:val="24"/>
+        </w:rPr>
+      </w:pPr>
+      <w:r>
+        <w:rPr>
+          <w:rFonts w:ascii="Arial" w:hAnsi="Arial" w:cs="Arial"/>
+          <w:sz w:val="24"/>
+          <w:szCs w:val="24"/>
+        </w:rPr>
+        <w:t xml:space="preserve">Le </w:t>
+      </w:r>
+      <w:r>
+        <w:rPr>
+          <w:rFonts w:ascii="Arial" w:hAnsi="Arial" w:cs="Arial"/>
+          <w:sz w:val="24"/>
+          <w:szCs w:val="24"/>
+        </w:rPr>
+        <w:t>PFE</w:t>
+      </w:r>
+      <w:r>
+        <w:rPr>
+          <w:rFonts w:ascii="Arial" w:hAnsi="Arial" w:cs="Arial"/>
+          <w:sz w:val="24"/>
+          <w:szCs w:val="24"/>
+        </w:rPr>
+        <w:t xml:space="preserve"> que </w:t>
+      </w:r>
+      <w:r>
+        <w:rPr>
+          <w:rFonts w:ascii="Arial" w:hAnsi="Arial" w:cs="Arial"/>
+          <w:sz w:val="24"/>
+          <w:szCs w:val="24"/>
+        </w:rPr>
+        <w:t>nous avons</w:t>
+      </w:r>
+      <w:r>
+        <w:rPr>
+          <w:rFonts w:ascii="Arial" w:hAnsi="Arial" w:cs="Arial"/>
+          <w:sz w:val="24"/>
+          <w:szCs w:val="24"/>
+        </w:rPr>
+        <w:t xml:space="preserve"> eu l’opportunité d’effectuer, sous la supervision de Monsieur </w:t>
+      </w:r>
+      <w:r>
+        <w:rPr>
+          <w:rFonts w:ascii="Arial" w:hAnsi="Arial" w:cs="Arial"/>
+          <w:b/>
+          <w:bCs/>
+          <w:sz w:val="24"/>
+          <w:szCs w:val="24"/>
+        </w:rPr>
+        <w:t>Abdelaadim</w:t>
+      </w:r>
+      <w:r>
+        <w:rPr>
+          <w:rFonts w:ascii="Arial" w:hAnsi="Arial" w:cs="Arial"/>
+          <w:b/>
+          <w:bCs/>
+          <w:sz w:val="24"/>
+          <w:szCs w:val="24"/>
+        </w:rPr>
+        <w:t xml:space="preserve"> K</w:t>
+      </w:r>
+      <w:r>
+        <w:rPr>
+          <w:rFonts w:ascii="Arial" w:hAnsi="Arial" w:cs="Arial"/>
+          <w:b/>
+          <w:bCs/>
+          <w:sz w:val="24"/>
+          <w:szCs w:val="24"/>
+        </w:rPr>
+        <w:t>hriss</w:t>
+      </w:r>
+      <w:r>
+        <w:rPr>
+          <w:rFonts w:ascii="Arial" w:hAnsi="Arial" w:cs="Arial"/>
+          <w:sz w:val="24"/>
+          <w:szCs w:val="24"/>
+        </w:rPr>
+        <w:t xml:space="preserve">, avait pour objectif principal de mettre en pratique les connaissances acquises dans le cadre de </w:t>
+      </w:r>
+      <w:r>
+        <w:rPr>
+          <w:rFonts w:ascii="Arial" w:hAnsi="Arial" w:cs="Arial"/>
+          <w:sz w:val="24"/>
+          <w:szCs w:val="24"/>
+        </w:rPr>
+        <w:t>notre</w:t>
+      </w:r>
+      <w:r>
+        <w:rPr>
+          <w:rFonts w:ascii="Arial" w:hAnsi="Arial" w:cs="Arial"/>
+          <w:sz w:val="24"/>
+          <w:szCs w:val="24"/>
+        </w:rPr>
+        <w:t xml:space="preserve"> spécialisation en </w:t>
+      </w:r>
+      <w:r>
+        <w:rPr>
+          <w:rFonts w:ascii="Arial" w:hAnsi="Arial" w:cs="Arial"/>
+          <w:i/>
+          <w:iCs/>
+          <w:sz w:val="24"/>
+          <w:szCs w:val="24"/>
+        </w:rPr>
+        <w:t>Web Design &amp; Marketing Digital</w:t>
+      </w:r>
+      <w:r>
+        <w:rPr>
+          <w:rFonts w:ascii="Arial" w:hAnsi="Arial" w:cs="Arial"/>
+          <w:sz w:val="24"/>
+          <w:szCs w:val="24"/>
+        </w:rPr>
+        <w:t xml:space="preserve">, amorcée dès </w:t>
+      </w:r>
+      <w:r>
+        <w:rPr>
+          <w:rFonts w:ascii="Arial" w:hAnsi="Arial" w:cs="Arial"/>
+          <w:sz w:val="24"/>
+          <w:szCs w:val="24"/>
+        </w:rPr>
+        <w:t>l</w:t>
+      </w:r>
+      <w:r>
+        <w:rPr>
+          <w:rFonts w:ascii="Arial" w:hAnsi="Arial" w:cs="Arial"/>
+          <w:sz w:val="24"/>
+          <w:szCs w:val="24"/>
+        </w:rPr>
+        <w:t>a première année d’études.</w:t>
+      </w:r>
+    </w:p>
+    <w:p>
+      <w:pPr>
+        <w:spacing w:line="360" w:lineRule="auto"/>
+        <w:jc w:val="both"/>
+        <w:rPr>
+          <w:rFonts w:ascii="Arial" w:hAnsi="Arial" w:cs="Arial"/>
+          <w:sz w:val="24"/>
+          <w:szCs w:val="24"/>
+        </w:rPr>
+      </w:pPr>
+      <w:r>
+        <w:rPr>
+          <w:rFonts w:ascii="Arial" w:hAnsi="Arial" w:cs="Arial"/>
+          <w:sz w:val="24"/>
+          <w:szCs w:val="24"/>
+        </w:rPr>
+        <w:t xml:space="preserve">Plus précisément, les objectifs spécifiques que </w:t>
+      </w:r>
+      <w:r>
+        <w:rPr>
+          <w:rFonts w:ascii="Arial" w:hAnsi="Arial" w:cs="Arial"/>
+          <w:sz w:val="24"/>
+          <w:szCs w:val="24"/>
+        </w:rPr>
+        <w:t>nous nous étions fixés</w:t>
+      </w:r>
+      <w:r>
+        <w:rPr>
+          <w:rFonts w:ascii="Arial" w:hAnsi="Arial" w:cs="Arial"/>
+          <w:sz w:val="24"/>
+          <w:szCs w:val="24"/>
+        </w:rPr>
+        <w:t xml:space="preserve"> étaient les suivants :</w:t>
+      </w:r>
+    </w:p>
+    <w:p>
+      <w:pPr>
+        <w:numPr>
+          <w:ilvl w:val="0"/>
+          <w:numId w:val="1"/>
+        </w:numPr>
+        <w:spacing w:line="360" w:lineRule="auto"/>
+        <w:jc w:val="both"/>
+        <w:rPr>
+          <w:rFonts w:ascii="Arial" w:hAnsi="Arial" w:cs="Arial"/>
+          <w:sz w:val="24"/>
+          <w:szCs w:val="24"/>
+        </w:rPr>
+      </w:pPr>
+      <w:r>
+        <w:rPr>
+          <w:rFonts w:ascii="Arial" w:hAnsi="Arial" w:cs="Arial"/>
+          <w:b/>
+          <w:bCs/>
+          <w:sz w:val="24"/>
+          <w:szCs w:val="24"/>
+        </w:rPr>
+        <w:t>Mettre en œuvre les acquis théoriques</w:t>
+      </w:r>
+      <w:r>
+        <w:rPr>
+          <w:rFonts w:ascii="Arial" w:hAnsi="Arial" w:cs="Arial"/>
+          <w:sz w:val="24"/>
+          <w:szCs w:val="24"/>
+        </w:rPr>
+        <w:t xml:space="preserve"> : appliquer concrètement les notions apprises durant </w:t>
+      </w:r>
+      <w:r>
+        <w:rPr>
+          <w:rFonts w:ascii="Arial" w:hAnsi="Arial" w:cs="Arial"/>
+          <w:sz w:val="24"/>
+          <w:szCs w:val="24"/>
+        </w:rPr>
+        <w:t>l</w:t>
+      </w:r>
+      <w:r>
+        <w:rPr>
+          <w:rFonts w:ascii="Arial" w:hAnsi="Arial" w:cs="Arial"/>
+          <w:sz w:val="24"/>
+          <w:szCs w:val="24"/>
+        </w:rPr>
+        <w:t>a formation à des situations réelles, afin de mieux saisir leur utilité et leur portée dans un contexte professionnel.</w:t>
+      </w:r>
+    </w:p>
+    <w:p>
+      <w:pPr>
+        <w:numPr>
+          <w:ilvl w:val="0"/>
+          <w:numId w:val="1"/>
+        </w:numPr>
+        <w:spacing w:line="360" w:lineRule="auto"/>
+        <w:jc w:val="both"/>
+        <w:rPr>
+          <w:rFonts w:ascii="Arial" w:hAnsi="Arial" w:cs="Arial"/>
+          <w:sz w:val="24"/>
+          <w:szCs w:val="24"/>
+        </w:rPr>
+      </w:pPr>
+      <w:r>
+        <w:rPr>
+          <w:rFonts w:ascii="Arial" w:hAnsi="Arial" w:cs="Arial"/>
+          <w:b/>
+          <w:bCs/>
+          <w:sz w:val="24"/>
+          <w:szCs w:val="24"/>
+        </w:rPr>
+        <w:t xml:space="preserve">Observer et apprendre du </w:t>
+      </w:r>
+      <w:r>
+        <w:rPr>
+          <w:rFonts w:ascii="Arial" w:hAnsi="Arial" w:cs="Arial"/>
+          <w:b/>
+          <w:bCs/>
+          <w:sz w:val="24"/>
+          <w:szCs w:val="24"/>
+        </w:rPr>
+        <w:t>travail en groupe</w:t>
+      </w:r>
+      <w:r>
+        <w:rPr>
+          <w:rFonts w:ascii="Arial" w:hAnsi="Arial" w:cs="Arial"/>
+          <w:sz w:val="24"/>
+          <w:szCs w:val="24"/>
+        </w:rPr>
+        <w:t xml:space="preserve"> : comprendre le fonctionnement d’un environnement </w:t>
+      </w:r>
+      <w:r>
+        <w:rPr>
+          <w:rFonts w:ascii="Arial" w:hAnsi="Arial" w:cs="Arial"/>
+          <w:sz w:val="24"/>
+          <w:szCs w:val="24"/>
+        </w:rPr>
+        <w:t>collaboratif</w:t>
+      </w:r>
+      <w:r>
+        <w:rPr>
+          <w:rFonts w:ascii="Arial" w:hAnsi="Arial" w:cs="Arial"/>
+          <w:sz w:val="24"/>
+          <w:szCs w:val="24"/>
+        </w:rPr>
+        <w:t>, les processus de gestion de projet, ainsi que les pratiques liées au déploiement et à l’intégration de solutions numériques.</w:t>
+      </w:r>
+    </w:p>
+    <w:p>
+      <w:pPr>
+        <w:numPr>
+          <w:ilvl w:val="0"/>
+          <w:numId w:val="1"/>
+        </w:numPr>
+        <w:spacing w:line="360" w:lineRule="auto"/>
+        <w:jc w:val="both"/>
+        <w:rPr>
+          <w:rFonts w:ascii="Arial" w:hAnsi="Arial" w:cs="Arial"/>
+          <w:sz w:val="24"/>
+          <w:szCs w:val="24"/>
+        </w:rPr>
+      </w:pPr>
+      <w:r>
+        <w:rPr>
+          <w:rFonts w:ascii="Arial" w:hAnsi="Arial" w:cs="Arial"/>
+          <w:b/>
+          <w:bCs/>
+          <w:sz w:val="24"/>
+          <w:szCs w:val="24"/>
+        </w:rPr>
+        <w:t xml:space="preserve">Développer </w:t>
+      </w:r>
+      <w:r>
+        <w:rPr>
+          <w:rFonts w:ascii="Arial" w:hAnsi="Arial" w:cs="Arial"/>
+          <w:b/>
+          <w:bCs/>
+          <w:sz w:val="24"/>
+          <w:szCs w:val="24"/>
+        </w:rPr>
+        <w:t>nos</w:t>
+      </w:r>
+      <w:r>
+        <w:rPr>
+          <w:rFonts w:ascii="Arial" w:hAnsi="Arial" w:cs="Arial"/>
+          <w:b/>
+          <w:bCs/>
+          <w:sz w:val="24"/>
+          <w:szCs w:val="24"/>
+        </w:rPr>
+        <w:t xml:space="preserve"> compétences interpersonnelles</w:t>
+      </w:r>
+      <w:r>
+        <w:rPr>
+          <w:rFonts w:ascii="Arial" w:hAnsi="Arial" w:cs="Arial"/>
+          <w:sz w:val="24"/>
+          <w:szCs w:val="24"/>
+        </w:rPr>
+        <w:t xml:space="preserve"> : collaborer efficacement avec les membres de l’équipe, améliorer </w:t>
+      </w:r>
+      <w:r>
+        <w:rPr>
+          <w:rFonts w:ascii="Arial" w:hAnsi="Arial" w:cs="Arial"/>
+          <w:sz w:val="24"/>
+          <w:szCs w:val="24"/>
+        </w:rPr>
+        <w:t>notre</w:t>
+      </w:r>
+      <w:r>
+        <w:rPr>
+          <w:rFonts w:ascii="Arial" w:hAnsi="Arial" w:cs="Arial"/>
+          <w:sz w:val="24"/>
+          <w:szCs w:val="24"/>
+        </w:rPr>
+        <w:t xml:space="preserve"> communication, renforcer </w:t>
+      </w:r>
+      <w:r>
+        <w:rPr>
+          <w:rFonts w:ascii="Arial" w:hAnsi="Arial" w:cs="Arial"/>
+          <w:sz w:val="24"/>
+          <w:szCs w:val="24"/>
+        </w:rPr>
+        <w:t>notre</w:t>
+      </w:r>
+      <w:r>
+        <w:rPr>
+          <w:rFonts w:ascii="Arial" w:hAnsi="Arial" w:cs="Arial"/>
+          <w:sz w:val="24"/>
+          <w:szCs w:val="24"/>
+        </w:rPr>
+        <w:t xml:space="preserve"> gestion du temps et perfectionner </w:t>
+      </w:r>
+      <w:r>
+        <w:rPr>
+          <w:rFonts w:ascii="Arial" w:hAnsi="Arial" w:cs="Arial"/>
+          <w:sz w:val="24"/>
+          <w:szCs w:val="24"/>
+        </w:rPr>
+        <w:t>notre</w:t>
+      </w:r>
+      <w:r>
+        <w:rPr>
+          <w:rFonts w:ascii="Arial" w:hAnsi="Arial" w:cs="Arial"/>
+          <w:sz w:val="24"/>
+          <w:szCs w:val="24"/>
+        </w:rPr>
+        <w:t xml:space="preserve"> capacité à résoudre des problèmes.</w:t>
+      </w:r>
+    </w:p>
+    <w:p>
+      <w:pPr>
+        <w:spacing w:line="360" w:lineRule="auto"/>
+        <w:jc w:val="both"/>
+        <w:rPr>
+          <w:rFonts w:ascii="Arial" w:hAnsi="Arial" w:cs="Arial"/>
+          <w:sz w:val="24"/>
+          <w:szCs w:val="24"/>
+        </w:rPr>
+      </w:pPr>
+      <w:r>
+        <w:rPr>
+          <w:rFonts w:ascii="Arial" w:hAnsi="Arial" w:cs="Arial"/>
+          <w:sz w:val="24"/>
+          <w:szCs w:val="24"/>
+        </w:rPr>
+        <w:t xml:space="preserve">Cette expérience </w:t>
+      </w:r>
+      <w:r>
+        <w:rPr>
+          <w:rFonts w:ascii="Arial" w:hAnsi="Arial" w:cs="Arial"/>
+          <w:sz w:val="24"/>
+          <w:szCs w:val="24"/>
+        </w:rPr>
+        <w:t xml:space="preserve">nous </w:t>
+      </w:r>
+      <w:r>
+        <w:rPr>
+          <w:rFonts w:ascii="Arial" w:hAnsi="Arial" w:cs="Arial"/>
+          <w:sz w:val="24"/>
+          <w:szCs w:val="24"/>
+        </w:rPr>
+        <w:t xml:space="preserve">a ainsi permis de consolider </w:t>
+      </w:r>
+      <w:r>
+        <w:rPr>
+          <w:rFonts w:ascii="Arial" w:hAnsi="Arial" w:cs="Arial"/>
+          <w:sz w:val="24"/>
+          <w:szCs w:val="24"/>
+        </w:rPr>
+        <w:t>nos</w:t>
+      </w:r>
+      <w:r>
+        <w:rPr>
+          <w:rFonts w:ascii="Arial" w:hAnsi="Arial" w:cs="Arial"/>
+          <w:sz w:val="24"/>
+          <w:szCs w:val="24"/>
+        </w:rPr>
+        <w:t xml:space="preserve"> compétences pratiques, d’élargir </w:t>
+      </w:r>
+      <w:r>
+        <w:rPr>
+          <w:rFonts w:ascii="Arial" w:hAnsi="Arial" w:cs="Arial"/>
+          <w:sz w:val="24"/>
+          <w:szCs w:val="24"/>
+        </w:rPr>
+        <w:t>no</w:t>
+      </w:r>
+      <w:r>
+        <w:rPr>
+          <w:rFonts w:ascii="Arial" w:hAnsi="Arial" w:cs="Arial"/>
+          <w:sz w:val="24"/>
+          <w:szCs w:val="24"/>
+        </w:rPr>
+        <w:t xml:space="preserve">s perspectives professionnelles et de </w:t>
+      </w:r>
+      <w:r>
+        <w:rPr>
+          <w:rFonts w:ascii="Arial" w:hAnsi="Arial" w:cs="Arial"/>
+          <w:sz w:val="24"/>
+          <w:szCs w:val="24"/>
+        </w:rPr>
+        <w:t>nous</w:t>
+      </w:r>
+      <w:r>
+        <w:rPr>
+          <w:rFonts w:ascii="Arial" w:hAnsi="Arial" w:cs="Arial"/>
+          <w:sz w:val="24"/>
+          <w:szCs w:val="24"/>
+        </w:rPr>
+        <w:t xml:space="preserve"> préparer de manière concrète à une future intégration dans le monde du travail, dans un secteur en constante évolution.</w:t>
+      </w:r>
+    </w:p>
+    <w:p/>
+    <w:p/>
+    <w:p/>
+    <w:p/>
+    <w:p/>
+    <w:p/>
     <w:p/>
     <w:sectPr>
-      <w:headerReference w:type="default" r:id="rId6"/>
-      <w:headerReference w:type="first" r:id="rId7"/>
+      <w:headerReference w:type="default" r:id="rId7"/>
+      <w:headerReference w:type="first" r:id="rId8"/>
       <w:pgSz w:w="11906" w:h="16838"/>
       <w:pgMar w:top="1417" w:right="1417" w:bottom="1417" w:left="1417" w:header="708" w:footer="708" w:gutter="0"/>
       <w:pgBorders w:offsetFrom="page">
@@ -968,36 +1531,26 @@
 <w:hdr xmlns:wpc="http://schemas.microsoft.com/office/word/2010/wordprocessingCanvas" xmlns:cx="http://schemas.microsoft.com/office/drawing/2014/chartex" xmlns:cx1="http://schemas.microsoft.com/office/drawing/2015/9/8/chartex" xmlns:cx2="http://schemas.microsoft.com/office/drawing/2015/10/21/chartex" xmlns:cx3="http://schemas.microsoft.com/office/drawing/2016/5/9/chartex" xmlns:cx4="http://schemas.microsoft.com/office/drawing/2016/5/10/chartex" xmlns:cx5="http://schemas.microsoft.com/office/drawing/2016/5/11/chartex" xmlns:cx6="http://schemas.microsoft.com/office/drawing/2016/5/12/chartex" xmlns:cx7="http://schemas.microsoft.com/office/drawing/2016/5/13/chartex" xmlns:cx8="http://schemas.microsoft.com/office/drawing/2016/5/14/chartex" xmlns:mc="http://schemas.openxmlformats.org/markup-compatibility/2006" xmlns:aink="http://schemas.microsoft.com/office/drawing/2016/ink" xmlns:am3d="http://schemas.microsoft.com/office/drawing/2017/model3d" xmlns:o="urn:schemas-microsoft-com:office:office" xmlns:oel="http://schemas.microsoft.com/office/2019/extlst" xmlns:r="http://schemas.openxmlformats.org/officeDocument/2006/relationships" xmlns:m="http://schemas.openxmlformats.org/officeDocument/2006/math" xmlns:v="urn:schemas-microsoft-com:vml" xmlns:wp14="http://schemas.microsoft.com/office/word/2010/wordprocessingDrawing" xmlns:wp="http://schemas.openxmlformats.org/drawingml/2006/wordprocessingDrawing" xmlns:w10="urn:schemas-microsoft-com:office:word" xmlns:w="http://schemas.openxmlformats.org/wordprocessingml/2006/main" xmlns:w14="http://schemas.microsoft.com/office/word/2010/wordml" xmlns:w15="http://schemas.microsoft.com/office/word/2012/wordml" xmlns:w16cex="http://schemas.microsoft.com/office/word/2018/wordml/cex" xmlns:w16cid="http://schemas.microsoft.com/office/word/2016/wordml/cid" xmlns:w16="http://schemas.microsoft.com/office/word/2018/wordml" xmlns:w16du="http://schemas.microsoft.com/office/word/2023/wordml/word16du" xmlns:w16sdtdh="http://schemas.microsoft.com/office/word/2020/wordml/sdtdatahash" xmlns:w16sdtfl="http://schemas.microsoft.com/office/word/2024/wordml/sdtformatlock" xmlns:w16se="http://schemas.microsoft.com/office/word/2015/wordml/symex" xmlns:wpg="http://schemas.microsoft.com/office/word/2010/wordprocessingGroup" xmlns:wpi="http://schemas.microsoft.com/office/word/2010/wordprocessingInk" xmlns:wne="http://schemas.microsoft.com/office/word/2006/wordml" xmlns:wps="http://schemas.microsoft.com/office/word/2010/wordprocessingShape" mc:Ignorable="w14 w15 w16se w16cid w16 w16cex w16sdtdh w16sdtfl w16du wp14">
   <w:p>
     <w:pPr>
+      <w:pStyle w:val="Header"/>
       <w:pBdr>
-        <w:left w:val="single" w:sz="12" w:space="11" w:color="4472C4" w:themeColor="accent1"/>
+        <w:bottom w:val="single" w:sz="4" w:space="8" w:color="4472C4" w:themeColor="accent1"/>
       </w:pBdr>
-      <w:tabs>
-        <w:tab w:val="left" w:pos="3620"/>
-        <w:tab w:val="left" w:pos="3964"/>
-      </w:tabs>
-      <w:spacing w:after="0"/>
+      <w:spacing w:after="360"/>
+      <w:contextualSpacing/>
       <w:rPr>
-        <w:rFonts w:asciiTheme="majorHAnsi" w:eastAsiaTheme="majorEastAsia" w:hAnsiTheme="majorHAnsi" w:cstheme="majorBidi"/>
-        <w:color w:val="2F5496" w:themeColor="accent1" w:themeShade="BF"/>
-        <w:sz w:val="26"/>
-        <w:szCs w:val="26"/>
+        <w:color w:val="404040" w:themeColor="text1" w:themeTint="BF"/>
       </w:rPr>
     </w:pPr>
     <w:sdt>
       <w:sdtPr>
         <w:rPr>
-          <w:rFonts w:asciiTheme="majorHAnsi" w:eastAsiaTheme="majorEastAsia" w:hAnsiTheme="majorHAnsi" w:cstheme="majorBidi"/>
-          <w:color w:val="2F5496" w:themeColor="accent1" w:themeShade="BF"/>
-          <w:kern w:val="0"/>
-          <w:sz w:val="26"/>
-          <w:szCs w:val="26"/>
-          <w14:ligatures w14:val="none"/>
+          <w:color w:val="404040" w:themeColor="text1" w:themeTint="BF"/>
         </w:rPr>
         <w:alias w:val="Title"/>
         <w:tag w:val=""/>
-        <w:id w:val="-932208079"/>
+        <w:id w:val="942040131"/>
         <w:placeholder>
-          <w:docPart w:val="6E81EF140BAD48B8A8A9031290F56DE7"/>
+          <w:docPart w:val="BA4D068D1A1F410E9AFD64CA4F0C8E1B"/>
         </w:placeholder>
         <w:dataBinding w:prefixMappings="xmlns:ns0='http://purl.org/dc/elements/1.1/' xmlns:ns1='http://schemas.openxmlformats.org/package/2006/metadata/core-properties' " w:xpath="/ns1:coreProperties[1]/ns0:title[1]" w:storeItemID="{6C3C8BC8-F283-45AE-878A-BAB7291924A1}"/>
         <w:text/>
@@ -1005,12 +1558,7 @@
       <w:sdtContent>
         <w:r>
           <w:rPr>
-            <w:rFonts w:asciiTheme="majorHAnsi" w:eastAsiaTheme="majorEastAsia" w:hAnsiTheme="majorHAnsi" w:cstheme="majorBidi"/>
-            <w:color w:val="2F5496" w:themeColor="accent1" w:themeShade="BF"/>
-            <w:kern w:val="0"/>
-            <w:sz w:val="26"/>
-            <w:szCs w:val="26"/>
-            <w14:ligatures w14:val="none"/>
+            <w:color w:val="404040" w:themeColor="text1" w:themeTint="BF"/>
           </w:rPr>
           <w:t>Rapport de projet de fin d’étude</w:t>
         </w:r>
@@ -1192,6 +1740,163 @@
     </w:r>
   </w:p>
 </w:hdr>
+</file>
+
+<file path=word/numbering.xml><?xml version="1.0" encoding="utf-8"?>
+<w:numbering xmlns:wpc="http://schemas.microsoft.com/office/word/2010/wordprocessingCanvas" xmlns:cx="http://schemas.microsoft.com/office/drawing/2014/chartex" xmlns:cx1="http://schemas.microsoft.com/office/drawing/2015/9/8/chartex" xmlns:cx2="http://schemas.microsoft.com/office/drawing/2015/10/21/chartex" xmlns:cx3="http://schemas.microsoft.com/office/drawing/2016/5/9/chartex" xmlns:cx4="http://schemas.microsoft.com/office/drawing/2016/5/10/chartex" xmlns:cx5="http://schemas.microsoft.com/office/drawing/2016/5/11/chartex" xmlns:cx6="http://schemas.microsoft.com/office/drawing/2016/5/12/chartex" xmlns:cx7="http://schemas.microsoft.com/office/drawing/2016/5/13/chartex" xmlns:cx8="http://schemas.microsoft.com/office/drawing/2016/5/14/chartex" xmlns:mc="http://schemas.openxmlformats.org/markup-compatibility/2006" xmlns:aink="http://schemas.microsoft.com/office/drawing/2016/ink" xmlns:am3d="http://schemas.microsoft.com/office/drawing/2017/model3d" xmlns:o="urn:schemas-microsoft-com:office:office" xmlns:oel="http://schemas.microsoft.com/office/2019/extlst" xmlns:r="http://schemas.openxmlformats.org/officeDocument/2006/relationships" xmlns:m="http://schemas.openxmlformats.org/officeDocument/2006/math" xmlns:v="urn:schemas-microsoft-com:vml" xmlns:wp14="http://schemas.microsoft.com/office/word/2010/wordprocessingDrawing" xmlns:wp="http://schemas.openxmlformats.org/drawingml/2006/wordprocessingDrawing" xmlns:w10="urn:schemas-microsoft-com:office:word" xmlns:w="http://schemas.openxmlformats.org/wordprocessingml/2006/main" xmlns:w14="http://schemas.microsoft.com/office/word/2010/wordml" xmlns:w15="http://schemas.microsoft.com/office/word/2012/wordml" xmlns:w16cex="http://schemas.microsoft.com/office/word/2018/wordml/cex" xmlns:w16cid="http://schemas.microsoft.com/office/word/2016/wordml/cid" xmlns:w16="http://schemas.microsoft.com/office/word/2018/wordml" xmlns:w16du="http://schemas.microsoft.com/office/word/2023/wordml/word16du" xmlns:w16sdtdh="http://schemas.microsoft.com/office/word/2020/wordml/sdtdatahash" xmlns:w16sdtfl="http://schemas.microsoft.com/office/word/2024/wordml/sdtformatlock" xmlns:w16se="http://schemas.microsoft.com/office/word/2015/wordml/symex" xmlns:wpg="http://schemas.microsoft.com/office/word/2010/wordprocessingGroup" xmlns:wpi="http://schemas.microsoft.com/office/word/2010/wordprocessingInk" xmlns:wne="http://schemas.microsoft.com/office/word/2006/wordml" xmlns:wps="http://schemas.microsoft.com/office/word/2010/wordprocessingShape" mc:Ignorable="w14 w15 w16se w16cid w16 w16cex w16sdtdh w16sdtfl w16du wp14">
+  <w:abstractNum w:abstractNumId="0" w15:restartNumberingAfterBreak="0">
+    <w:nsid w:val="0E503985"/>
+    <w:multiLevelType w:val="multilevel"/>
+    <w:tmpl w:val="DB76E33E"/>
+    <w:lvl w:ilvl="0">
+      <w:start w:val="1"/>
+      <w:numFmt w:val="bullet"/>
+      <w:lvlText w:val=""/>
+      <w:lvlJc w:val="left"/>
+      <w:pPr>
+        <w:tabs>
+          <w:tab w:val="num" w:pos="720"/>
+        </w:tabs>
+        <w:ind w:left="720" w:hanging="360"/>
+      </w:pPr>
+      <w:rPr>
+        <w:rFonts w:ascii="Symbol" w:hAnsi="Symbol" w:hint="default"/>
+        <w:sz w:val="20"/>
+      </w:rPr>
+    </w:lvl>
+    <w:lvl w:ilvl="1" w:tentative="1">
+      <w:start w:val="1"/>
+      <w:numFmt w:val="bullet"/>
+      <w:lvlText w:val="o"/>
+      <w:lvlJc w:val="left"/>
+      <w:pPr>
+        <w:tabs>
+          <w:tab w:val="num" w:pos="1440"/>
+        </w:tabs>
+        <w:ind w:left="1440" w:hanging="360"/>
+      </w:pPr>
+      <w:rPr>
+        <w:rFonts w:ascii="Courier New" w:hAnsi="Courier New" w:hint="default"/>
+        <w:sz w:val="20"/>
+      </w:rPr>
+    </w:lvl>
+    <w:lvl w:ilvl="2" w:tentative="1">
+      <w:start w:val="1"/>
+      <w:numFmt w:val="bullet"/>
+      <w:lvlText w:val=""/>
+      <w:lvlJc w:val="left"/>
+      <w:pPr>
+        <w:tabs>
+          <w:tab w:val="num" w:pos="2160"/>
+        </w:tabs>
+        <w:ind w:left="2160" w:hanging="360"/>
+      </w:pPr>
+      <w:rPr>
+        <w:rFonts w:ascii="Wingdings" w:hAnsi="Wingdings" w:hint="default"/>
+        <w:sz w:val="20"/>
+      </w:rPr>
+    </w:lvl>
+    <w:lvl w:ilvl="3" w:tentative="1">
+      <w:start w:val="1"/>
+      <w:numFmt w:val="bullet"/>
+      <w:lvlText w:val=""/>
+      <w:lvlJc w:val="left"/>
+      <w:pPr>
+        <w:tabs>
+          <w:tab w:val="num" w:pos="2880"/>
+        </w:tabs>
+        <w:ind w:left="2880" w:hanging="360"/>
+      </w:pPr>
+      <w:rPr>
+        <w:rFonts w:ascii="Wingdings" w:hAnsi="Wingdings" w:hint="default"/>
+        <w:sz w:val="20"/>
+      </w:rPr>
+    </w:lvl>
+    <w:lvl w:ilvl="4" w:tentative="1">
+      <w:start w:val="1"/>
+      <w:numFmt w:val="bullet"/>
+      <w:lvlText w:val=""/>
+      <w:lvlJc w:val="left"/>
+      <w:pPr>
+        <w:tabs>
+          <w:tab w:val="num" w:pos="3600"/>
+        </w:tabs>
+        <w:ind w:left="3600" w:hanging="360"/>
+      </w:pPr>
+      <w:rPr>
+        <w:rFonts w:ascii="Wingdings" w:hAnsi="Wingdings" w:hint="default"/>
+        <w:sz w:val="20"/>
+      </w:rPr>
+    </w:lvl>
+    <w:lvl w:ilvl="5" w:tentative="1">
+      <w:start w:val="1"/>
+      <w:numFmt w:val="bullet"/>
+      <w:lvlText w:val=""/>
+      <w:lvlJc w:val="left"/>
+      <w:pPr>
+        <w:tabs>
+          <w:tab w:val="num" w:pos="4320"/>
+        </w:tabs>
+        <w:ind w:left="4320" w:hanging="360"/>
+      </w:pPr>
+      <w:rPr>
+        <w:rFonts w:ascii="Wingdings" w:hAnsi="Wingdings" w:hint="default"/>
+        <w:sz w:val="20"/>
+      </w:rPr>
+    </w:lvl>
+    <w:lvl w:ilvl="6" w:tentative="1">
+      <w:start w:val="1"/>
+      <w:numFmt w:val="bullet"/>
+      <w:lvlText w:val=""/>
+      <w:lvlJc w:val="left"/>
+      <w:pPr>
+        <w:tabs>
+          <w:tab w:val="num" w:pos="5040"/>
+        </w:tabs>
+        <w:ind w:left="5040" w:hanging="360"/>
+      </w:pPr>
+      <w:rPr>
+        <w:rFonts w:ascii="Wingdings" w:hAnsi="Wingdings" w:hint="default"/>
+        <w:sz w:val="20"/>
+      </w:rPr>
+    </w:lvl>
+    <w:lvl w:ilvl="7" w:tentative="1">
+      <w:start w:val="1"/>
+      <w:numFmt w:val="bullet"/>
+      <w:lvlText w:val=""/>
+      <w:lvlJc w:val="left"/>
+      <w:pPr>
+        <w:tabs>
+          <w:tab w:val="num" w:pos="5760"/>
+        </w:tabs>
+        <w:ind w:left="5760" w:hanging="360"/>
+      </w:pPr>
+      <w:rPr>
+        <w:rFonts w:ascii="Wingdings" w:hAnsi="Wingdings" w:hint="default"/>
+        <w:sz w:val="20"/>
+      </w:rPr>
+    </w:lvl>
+    <w:lvl w:ilvl="8" w:tentative="1">
+      <w:start w:val="1"/>
+      <w:numFmt w:val="bullet"/>
+      <w:lvlText w:val=""/>
+      <w:lvlJc w:val="left"/>
+      <w:pPr>
+        <w:tabs>
+          <w:tab w:val="num" w:pos="6480"/>
+        </w:tabs>
+        <w:ind w:left="6480" w:hanging="360"/>
+      </w:pPr>
+      <w:rPr>
+        <w:rFonts w:ascii="Wingdings" w:hAnsi="Wingdings" w:hint="default"/>
+        <w:sz w:val="20"/>
+      </w:rPr>
+    </w:lvl>
+  </w:abstractNum>
+  <w:num w:numId="1" w16cid:durableId="841310584">
+    <w:abstractNumId w:val="0"/>
+  </w:num>
+</w:numbering>
 </file>
 
 <file path=word/styles.xml><?xml version="1.0" encoding="utf-8"?>
@@ -1798,7 +2503,6 @@
   <w:style w:type="character" w:default="1" w:styleId="DefaultParagraphFont">
     <w:name w:val="Default Paragraph Font"/>
     <w:uiPriority w:val="1"/>
-    <w:semiHidden/>
     <w:unhideWhenUsed/>
   </w:style>
   <w:style w:type="table" w:default="1" w:styleId="TableNormal">
@@ -2164,7 +2868,7 @@
   <w:docParts>
     <w:docPart>
       <w:docPartPr>
-        <w:name w:val="6E81EF140BAD48B8A8A9031290F56DE7"/>
+        <w:name w:val="BA4D068D1A1F410E9AFD64CA4F0C8E1B"/>
         <w:category>
           <w:name w:val="General"/>
           <w:gallery w:val="placeholder"/>
@@ -2175,19 +2879,16 @@
         <w:behaviors>
           <w:behavior w:val="content"/>
         </w:behaviors>
-        <w:guid w:val="{46F9F02A-6800-421F-B14F-FBB933475E2C}"/>
+        <w:guid w:val="{D2BBFCA1-B8D4-48A2-B2C6-4D39B77FE7A0}"/>
       </w:docPartPr>
       <w:docPartBody>
         <w:p>
           <w:pPr>
-            <w:pStyle w:val="6E81EF140BAD48B8A8A9031290F56DE7"/>
+            <w:pStyle w:val="BA4D068D1A1F410E9AFD64CA4F0C8E1B"/>
           </w:pPr>
           <w:r>
             <w:rPr>
-              <w:rFonts w:asciiTheme="majorHAnsi" w:eastAsiaTheme="majorEastAsia" w:hAnsiTheme="majorHAnsi" w:cstheme="majorBidi"/>
-              <w:color w:val="2F5496" w:themeColor="accent1" w:themeShade="BF"/>
-              <w:sz w:val="32"/>
-              <w:szCs w:val="32"/>
+              <w:color w:val="404040" w:themeColor="text1" w:themeTint="BF"/>
             </w:rPr>
             <w:t>[Document title]</w:t>
           </w:r>
@@ -2200,12 +2901,12 @@
 
 <file path=word/glossary/fontTable.xml><?xml version="1.0" encoding="utf-8"?>
 <w:fonts xmlns:mc="http://schemas.openxmlformats.org/markup-compatibility/2006" xmlns:r="http://schemas.openxmlformats.org/officeDocument/2006/relationships" xmlns:w="http://schemas.openxmlformats.org/wordprocessingml/2006/main" xmlns:w14="http://schemas.microsoft.com/office/word/2010/wordml" xmlns:w15="http://schemas.microsoft.com/office/word/2012/wordml" xmlns:w16cex="http://schemas.microsoft.com/office/word/2018/wordml/cex" xmlns:w16cid="http://schemas.microsoft.com/office/word/2016/wordml/cid" xmlns:w16="http://schemas.microsoft.com/office/word/2018/wordml" xmlns:w16du="http://schemas.microsoft.com/office/word/2023/wordml/word16du" xmlns:w16sdtdh="http://schemas.microsoft.com/office/word/2020/wordml/sdtdatahash" xmlns:w16sdtfl="http://schemas.microsoft.com/office/word/2024/wordml/sdtformatlock" xmlns:w16se="http://schemas.microsoft.com/office/word/2015/wordml/symex" mc:Ignorable="w14 w15 w16se w16cid w16 w16cex w16sdtdh w16sdtfl w16du">
-  <w:font w:name="Calibri">
-    <w:panose1 w:val="020F0502020204030204"/>
-    <w:charset w:val="00"/>
-    <w:family w:val="swiss"/>
+  <w:font w:name="Symbol">
+    <w:panose1 w:val="05050102010706020507"/>
+    <w:charset w:val="02"/>
+    <w:family w:val="roman"/>
     <w:pitch w:val="variable"/>
-    <w:sig w:usb0="E4002EFF" w:usb1="C000247B" w:usb2="00000009" w:usb3="00000000" w:csb0="000001FF" w:csb1="00000000"/>
+    <w:sig w:usb0="00000000" w:usb1="10000000" w:usb2="00000000" w:usb3="00000000" w:csb0="80000000" w:csb1="00000000"/>
   </w:font>
   <w:font w:name="Times New Roman">
     <w:panose1 w:val="02020603050405020304"/>
@@ -2213,6 +2914,27 @@
     <w:family w:val="roman"/>
     <w:pitch w:val="variable"/>
     <w:sig w:usb0="E0002EFF" w:usb1="C000785B" w:usb2="00000009" w:usb3="00000000" w:csb0="000001FF" w:csb1="00000000"/>
+  </w:font>
+  <w:font w:name="Courier New">
+    <w:panose1 w:val="02070309020205020404"/>
+    <w:charset w:val="00"/>
+    <w:family w:val="modern"/>
+    <w:pitch w:val="fixed"/>
+    <w:sig w:usb0="E0002EFF" w:usb1="C0007843" w:usb2="00000009" w:usb3="00000000" w:csb0="000001FF" w:csb1="00000000"/>
+  </w:font>
+  <w:font w:name="Wingdings">
+    <w:panose1 w:val="05000000000000000000"/>
+    <w:charset w:val="02"/>
+    <w:family w:val="auto"/>
+    <w:pitch w:val="variable"/>
+    <w:sig w:usb0="00000000" w:usb1="10000000" w:usb2="00000000" w:usb3="00000000" w:csb0="80000000" w:csb1="00000000"/>
+  </w:font>
+  <w:font w:name="Calibri">
+    <w:panose1 w:val="020F0502020204030204"/>
+    <w:charset w:val="00"/>
+    <w:family w:val="swiss"/>
+    <w:pitch w:val="variable"/>
+    <w:sig w:usb0="E4002EFF" w:usb1="C000247B" w:usb2="00000009" w:usb3="00000000" w:csb0="000001FF" w:csb1="00000000"/>
   </w:font>
   <w:font w:name="Calibri Light">
     <w:panose1 w:val="020F0302020204030204"/>
@@ -2249,8 +2971,8 @@
   <w:rsids>
     <w:rsidRoot w:val="00B047C3"/>
     <w:rsid w:val="004934B8"/>
+    <w:rsid w:val="005409B0"/>
     <w:rsid w:val="00B047C3"/>
-    <w:rsid w:val="00B30640"/>
   </w:rsids>
   <m:mathPr>
     <m:mathFont m:val="Cambria Math"/>
@@ -2705,6 +3427,10 @@
     <w:name w:val="6E81EF140BAD48B8A8A9031290F56DE7"/>
     <w:rsid w:val="00B047C3"/>
   </w:style>
+  <w:style w:type="paragraph" w:customStyle="1" w:styleId="BA4D068D1A1F410E9AFD64CA4F0C8E1B">
+    <w:name w:val="BA4D068D1A1F410E9AFD64CA4F0C8E1B"/>
+    <w:rsid w:val="00B047C3"/>
+  </w:style>
 </w:styles>
 </file>
 

--- a/rapport/pfe-rapport.docx
+++ b/rapport/pfe-rapport.docx
@@ -829,6 +829,8 @@
           <w:rFonts w:ascii="Times New Roman" w:hAnsi="Times New Roman" w:cs="Times New Roman"/>
           <w:b/>
           <w:bCs/>
+          <w:sz w:val="32"/>
+          <w:szCs w:val="32"/>
           <w:u w:val="single"/>
         </w:rPr>
       </w:pPr>
@@ -837,6 +839,8 @@
           <w:rFonts w:ascii="Times New Roman" w:hAnsi="Times New Roman" w:cs="Times New Roman"/>
           <w:b/>
           <w:bCs/>
+          <w:sz w:val="32"/>
+          <w:szCs w:val="32"/>
           <w:u w:val="single"/>
         </w:rPr>
         <w:t>Remerciement</w:t>
@@ -1190,6 +1194,8 @@
           <w:rFonts w:ascii="Times New Roman" w:hAnsi="Times New Roman" w:cs="Times New Roman"/>
           <w:b/>
           <w:bCs/>
+          <w:sz w:val="32"/>
+          <w:szCs w:val="32"/>
           <w:u w:val="single"/>
         </w:rPr>
       </w:pPr>
@@ -1198,6 +1204,8 @@
           <w:rFonts w:ascii="Times New Roman" w:hAnsi="Times New Roman" w:cs="Times New Roman"/>
           <w:b/>
           <w:bCs/>
+          <w:sz w:val="32"/>
+          <w:szCs w:val="32"/>
           <w:u w:val="single"/>
         </w:rPr>
         <w:t>Introduction</w:t>
@@ -1465,6 +1473,240 @@
     <w:p/>
     <w:p/>
     <w:p/>
+    <w:p/>
+    <w:p/>
+    <w:p/>
+    <w:p/>
+    <w:p/>
+    <w:p/>
+    <w:p/>
+    <w:p/>
+    <w:p/>
+    <w:p/>
+    <w:p/>
+    <w:p/>
+    <w:p/>
+    <w:p/>
+    <w:p/>
+    <w:p/>
+    <w:p/>
+    <w:p/>
+    <w:p/>
+    <w:p/>
+    <w:p/>
+    <w:p/>
+    <w:p/>
+    <w:p/>
+    <w:p/>
+    <w:p/>
+    <w:p/>
+    <w:p>
+      <w:pPr>
+        <w:jc w:val="center"/>
+        <w:rPr>
+          <w:rFonts w:ascii="Times New Roman" w:hAnsi="Times New Roman" w:cs="Times New Roman"/>
+          <w:b/>
+          <w:bCs/>
+          <w:i/>
+          <w:iCs/>
+          <w:color w:val="2F5496" w:themeColor="accent1" w:themeShade="BF"/>
+          <w:sz w:val="32"/>
+          <w:szCs w:val="32"/>
+        </w:rPr>
+      </w:pPr>
+      <w:r>
+        <w:rPr>
+          <w:rFonts w:ascii="Times New Roman" w:hAnsi="Times New Roman" w:cs="Times New Roman"/>
+          <w:b/>
+          <w:bCs/>
+          <w:i/>
+          <w:iCs/>
+          <w:color w:val="2F5496" w:themeColor="accent1" w:themeShade="BF"/>
+          <w:sz w:val="32"/>
+          <w:szCs w:val="32"/>
+        </w:rPr>
+        <w:t>Chapitre 1 : Contexte général du projet</w:t>
+      </w:r>
+    </w:p>
+    <w:p/>
+    <w:p/>
+    <w:p/>
+    <w:p/>
+    <w:p/>
+    <w:p/>
+    <w:p/>
+    <w:p/>
+    <w:p/>
+    <w:p/>
+    <w:p/>
+    <w:p/>
+    <w:p/>
+    <w:p/>
+    <w:p/>
+    <w:p>
+      <w:pPr>
+        <w:pStyle w:val="Heading1"/>
+        <w:rPr>
+          <w:rFonts w:ascii="Times New Roman" w:hAnsi="Times New Roman" w:cs="Times New Roman"/>
+          <w:b/>
+          <w:bCs/>
+          <w:sz w:val="32"/>
+          <w:szCs w:val="32"/>
+        </w:rPr>
+      </w:pPr>
+      <w:r>
+        <w:rPr>
+          <w:rFonts w:ascii="Times New Roman" w:hAnsi="Times New Roman" w:cs="Times New Roman"/>
+          <w:b/>
+          <w:bCs/>
+          <w:sz w:val="32"/>
+          <w:szCs w:val="32"/>
+        </w:rPr>
+        <w:lastRenderedPageBreak/>
+        <w:t>Chapitre 1 : Contexte général du projet</w:t>
+      </w:r>
+    </w:p>
+    <w:p>
+      <w:pPr>
+        <w:pStyle w:val="Heading2"/>
+        <w:numPr>
+          <w:ilvl w:val="0"/>
+          <w:numId w:val="3"/>
+        </w:numPr>
+        <w:rPr>
+          <w:sz w:val="28"/>
+          <w:szCs w:val="28"/>
+          <w:u w:val="single"/>
+        </w:rPr>
+      </w:pPr>
+      <w:r>
+        <w:rPr>
+          <w:sz w:val="28"/>
+          <w:szCs w:val="28"/>
+          <w:u w:val="single"/>
+        </w:rPr>
+        <w:t>Contexte du marketing digital</w:t>
+      </w:r>
+      <w:r>
+        <w:rPr>
+          <w:sz w:val="28"/>
+          <w:szCs w:val="28"/>
+          <w:u w:val="single"/>
+        </w:rPr>
+        <w:t> :</w:t>
+      </w:r>
+    </w:p>
+    <w:p>
+      <w:pPr>
+        <w:spacing w:line="360" w:lineRule="auto"/>
+        <w:jc w:val="both"/>
+        <w:rPr>
+          <w:rFonts w:ascii="Times New Roman" w:hAnsi="Times New Roman" w:cs="Times New Roman"/>
+          <w:sz w:val="24"/>
+          <w:szCs w:val="24"/>
+        </w:rPr>
+      </w:pPr>
+      <w:r>
+        <w:rPr>
+          <w:rFonts w:ascii="Times New Roman" w:hAnsi="Times New Roman" w:cs="Times New Roman"/>
+          <w:sz w:val="24"/>
+          <w:szCs w:val="24"/>
+        </w:rPr>
+        <w:t>Aujourd’hui, l</w:t>
+      </w:r>
+      <w:r>
+        <w:rPr>
+          <w:rFonts w:ascii="Times New Roman" w:hAnsi="Times New Roman" w:cs="Times New Roman"/>
+          <w:sz w:val="24"/>
+          <w:szCs w:val="24"/>
+        </w:rPr>
+        <w:t>’évolution des technologies et de la communication est devenue très rapide, les entreprises et les personnes ayant des projets cherchent toujours à améliorer leurs services et à renforcer leurs présence</w:t>
+      </w:r>
+      <w:r>
+        <w:rPr>
+          <w:rFonts w:ascii="Times New Roman" w:hAnsi="Times New Roman" w:cs="Times New Roman"/>
+          <w:sz w:val="24"/>
+          <w:szCs w:val="24"/>
+        </w:rPr>
+        <w:t>s</w:t>
+      </w:r>
+      <w:r>
+        <w:rPr>
+          <w:rFonts w:ascii="Times New Roman" w:hAnsi="Times New Roman" w:cs="Times New Roman"/>
+          <w:sz w:val="24"/>
+          <w:szCs w:val="24"/>
+        </w:rPr>
+        <w:t xml:space="preserve"> sur Internet. Le marketing digital est devenu un pilier essentiel qui permet à ces entreprises à moderniser leurs activités, d’optimiser leur gestion et d’atteindre le plus grand nombre possible de personnes. Les sites web aujourd’hui jouent un rôle très important dans la relation entre l’entreprise et le client, ils permettent aux utilisateurs d</w:t>
+      </w:r>
+      <w:r>
+        <w:rPr>
+          <w:rFonts w:ascii="Times New Roman" w:hAnsi="Times New Roman" w:cs="Times New Roman"/>
+          <w:sz w:val="24"/>
+          <w:szCs w:val="24"/>
+        </w:rPr>
+        <w:t>’accéder rapidement aux services offerts, afin de répondre à leurs besoins.</w:t>
+      </w:r>
+    </w:p>
+    <w:p>
+      <w:pPr>
+        <w:spacing w:line="360" w:lineRule="auto"/>
+        <w:jc w:val="both"/>
+        <w:rPr>
+          <w:rFonts w:ascii="Times New Roman" w:hAnsi="Times New Roman" w:cs="Times New Roman"/>
+          <w:sz w:val="24"/>
+          <w:szCs w:val="24"/>
+        </w:rPr>
+      </w:pPr>
+      <w:r>
+        <w:rPr>
+          <w:rFonts w:ascii="Times New Roman" w:hAnsi="Times New Roman" w:cs="Times New Roman"/>
+          <w:sz w:val="24"/>
+          <w:szCs w:val="24"/>
+        </w:rPr>
+        <w:t>Par ailleurs, le marketing digital a totalement transformé la manière avec la quelle les entreprises communiquent et promeuvent leurs services. Grâce aux outils digitaux tel que les réseaux sociaux, les moteurs de recherches, et les compagnes publicitaires, les entreprises peuvent créer leur identité visuelle et attiré l’attention des clients. Ainsi, la combinaison entre le développement des sites web et les stratégies du marketing digital forme un facteur clé pour augmenter l</w:t>
+      </w:r>
+      <w:r>
+        <w:rPr>
+          <w:rFonts w:ascii="Times New Roman" w:hAnsi="Times New Roman" w:cs="Times New Roman"/>
+          <w:sz w:val="24"/>
+          <w:szCs w:val="24"/>
+        </w:rPr>
+        <w:t>e nombre des clients.</w:t>
+      </w:r>
+    </w:p>
+    <w:p>
+      <w:pPr>
+        <w:pStyle w:val="Heading2"/>
+        <w:numPr>
+          <w:ilvl w:val="0"/>
+          <w:numId w:val="3"/>
+        </w:numPr>
+        <w:rPr>
+          <w:sz w:val="28"/>
+          <w:szCs w:val="28"/>
+          <w:u w:val="single"/>
+        </w:rPr>
+      </w:pPr>
+      <w:r>
+        <w:rPr>
+          <w:sz w:val="28"/>
+          <w:szCs w:val="28"/>
+          <w:u w:val="single"/>
+        </w:rPr>
+        <w:t>Présentation du domaine de la location des voitures :</w:t>
+      </w:r>
+    </w:p>
+    <w:p>
+      <w:r>
+        <w:t>Le domaine de la location des voitures connaît une croissance et un développement très important dans les derni</w:t>
+      </w:r>
+      <w:r>
+        <w:t>è</w:t>
+      </w:r>
+      <w:r>
+        <w:t xml:space="preserve">res années </w:t>
+      </w:r>
+    </w:p>
     <w:sectPr>
       <w:headerReference w:type="default" r:id="rId7"/>
       <w:headerReference w:type="first" r:id="rId8"/>
@@ -2049,11 +2291,103 @@
       </w:rPr>
     </w:lvl>
   </w:abstractNum>
+  <w:abstractNum w:abstractNumId="2" w15:restartNumberingAfterBreak="0">
+    <w:nsid w:val="33FA2EEF"/>
+    <w:multiLevelType w:val="hybridMultilevel"/>
+    <w:tmpl w:val="F2D09494"/>
+    <w:lvl w:ilvl="0" w:tplc="040C000F">
+      <w:start w:val="1"/>
+      <w:numFmt w:val="decimal"/>
+      <w:lvlText w:val="%1."/>
+      <w:lvlJc w:val="left"/>
+      <w:pPr>
+        <w:ind w:left="720" w:hanging="360"/>
+      </w:pPr>
+      <w:rPr>
+        <w:rFonts w:hint="default"/>
+      </w:rPr>
+    </w:lvl>
+    <w:lvl w:ilvl="1" w:tplc="040C0019" w:tentative="1">
+      <w:start w:val="1"/>
+      <w:numFmt w:val="lowerLetter"/>
+      <w:lvlText w:val="%2."/>
+      <w:lvlJc w:val="left"/>
+      <w:pPr>
+        <w:ind w:left="1440" w:hanging="360"/>
+      </w:pPr>
+    </w:lvl>
+    <w:lvl w:ilvl="2" w:tplc="040C001B" w:tentative="1">
+      <w:start w:val="1"/>
+      <w:numFmt w:val="lowerRoman"/>
+      <w:lvlText w:val="%3."/>
+      <w:lvlJc w:val="right"/>
+      <w:pPr>
+        <w:ind w:left="2160" w:hanging="180"/>
+      </w:pPr>
+    </w:lvl>
+    <w:lvl w:ilvl="3" w:tplc="040C000F" w:tentative="1">
+      <w:start w:val="1"/>
+      <w:numFmt w:val="decimal"/>
+      <w:lvlText w:val="%4."/>
+      <w:lvlJc w:val="left"/>
+      <w:pPr>
+        <w:ind w:left="2880" w:hanging="360"/>
+      </w:pPr>
+    </w:lvl>
+    <w:lvl w:ilvl="4" w:tplc="040C0019" w:tentative="1">
+      <w:start w:val="1"/>
+      <w:numFmt w:val="lowerLetter"/>
+      <w:lvlText w:val="%5."/>
+      <w:lvlJc w:val="left"/>
+      <w:pPr>
+        <w:ind w:left="3600" w:hanging="360"/>
+      </w:pPr>
+    </w:lvl>
+    <w:lvl w:ilvl="5" w:tplc="040C001B" w:tentative="1">
+      <w:start w:val="1"/>
+      <w:numFmt w:val="lowerRoman"/>
+      <w:lvlText w:val="%6."/>
+      <w:lvlJc w:val="right"/>
+      <w:pPr>
+        <w:ind w:left="4320" w:hanging="180"/>
+      </w:pPr>
+    </w:lvl>
+    <w:lvl w:ilvl="6" w:tplc="040C000F" w:tentative="1">
+      <w:start w:val="1"/>
+      <w:numFmt w:val="decimal"/>
+      <w:lvlText w:val="%7."/>
+      <w:lvlJc w:val="left"/>
+      <w:pPr>
+        <w:ind w:left="5040" w:hanging="360"/>
+      </w:pPr>
+    </w:lvl>
+    <w:lvl w:ilvl="7" w:tplc="040C0019" w:tentative="1">
+      <w:start w:val="1"/>
+      <w:numFmt w:val="lowerLetter"/>
+      <w:lvlText w:val="%8."/>
+      <w:lvlJc w:val="left"/>
+      <w:pPr>
+        <w:ind w:left="5760" w:hanging="360"/>
+      </w:pPr>
+    </w:lvl>
+    <w:lvl w:ilvl="8" w:tplc="040C001B" w:tentative="1">
+      <w:start w:val="1"/>
+      <w:numFmt w:val="lowerRoman"/>
+      <w:lvlText w:val="%9."/>
+      <w:lvlJc w:val="right"/>
+      <w:pPr>
+        <w:ind w:left="6480" w:hanging="180"/>
+      </w:pPr>
+    </w:lvl>
+  </w:abstractNum>
   <w:num w:numId="1" w16cid:durableId="841310584">
     <w:abstractNumId w:val="1"/>
   </w:num>
   <w:num w:numId="2" w16cid:durableId="1594972202">
     <w:abstractNumId w:val="0"/>
+  </w:num>
+  <w:num w:numId="3" w16cid:durableId="275715899">
+    <w:abstractNumId w:val="2"/>
   </w:num>
 </w:numbering>
 </file>
@@ -2487,7 +2821,6 @@
     <w:next w:val="Normal"/>
     <w:link w:val="Heading2Char"/>
     <w:uiPriority w:val="9"/>
-    <w:semiHidden/>
     <w:unhideWhenUsed/>
     <w:qFormat/>
     <w:rsid w:val="007B0021"/>
@@ -2703,7 +3036,6 @@
     <w:basedOn w:val="DefaultParagraphFont"/>
     <w:link w:val="Heading2"/>
     <w:uiPriority w:val="9"/>
-    <w:semiHidden/>
     <w:rsid w:val="007B0021"/>
     <w:rPr>
       <w:rFonts w:asciiTheme="majorHAnsi" w:eastAsiaTheme="majorEastAsia" w:hAnsiTheme="majorHAnsi" w:cstheme="majorBidi"/>
@@ -3129,9 +3461,9 @@
   </w:compat>
   <w:rsids>
     <w:rsidRoot w:val="00B047C3"/>
+    <w:rsid w:val="00365D36"/>
     <w:rsid w:val="004934B8"/>
     <w:rsid w:val="00B047C3"/>
-    <w:rsid w:val="00FF0FA6"/>
   </w:rsids>
   <m:mathPr>
     <m:mathFont m:val="Cambria Math"/>

--- a/rapport/pfe-rapport.docx
+++ b/rapport/pfe-rapport.docx
@@ -3123,6 +3123,1251 @@
           <w:szCs w:val="24"/>
         </w:rPr>
         <w:t>.</w:t>
+      </w:r>
+    </w:p>
+    <w:p/>
+    <w:p/>
+    <w:p/>
+    <w:p/>
+    <w:p/>
+    <w:p/>
+    <w:p/>
+    <w:p/>
+    <w:p/>
+    <w:p/>
+    <w:p/>
+    <w:p/>
+    <w:p/>
+    <w:p/>
+    <w:p/>
+    <w:p/>
+    <w:p/>
+    <w:p/>
+    <w:p>
+      <w:pPr>
+        <w:jc w:val="center"/>
+        <w:rPr>
+          <w:rFonts w:ascii="Times New Roman" w:hAnsi="Times New Roman" w:cs="Times New Roman"/>
+          <w:b/>
+          <w:bCs/>
+          <w:i/>
+          <w:iCs/>
+          <w:color w:val="2F5496" w:themeColor="accent1" w:themeShade="BF"/>
+          <w:sz w:val="32"/>
+          <w:szCs w:val="32"/>
+        </w:rPr>
+      </w:pPr>
+      <w:r>
+        <w:rPr>
+          <w:rFonts w:ascii="Times New Roman" w:hAnsi="Times New Roman" w:cs="Times New Roman"/>
+          <w:b/>
+          <w:bCs/>
+          <w:i/>
+          <w:iCs/>
+          <w:color w:val="2F5496" w:themeColor="accent1" w:themeShade="BF"/>
+          <w:sz w:val="32"/>
+          <w:szCs w:val="32"/>
+        </w:rPr>
+        <w:t xml:space="preserve">Chapitre </w:t>
+      </w:r>
+      <w:r>
+        <w:rPr>
+          <w:rFonts w:ascii="Times New Roman" w:hAnsi="Times New Roman" w:cs="Times New Roman"/>
+          <w:b/>
+          <w:bCs/>
+          <w:i/>
+          <w:iCs/>
+          <w:color w:val="2F5496" w:themeColor="accent1" w:themeShade="BF"/>
+          <w:sz w:val="32"/>
+          <w:szCs w:val="32"/>
+        </w:rPr>
+        <w:t>2</w:t>
+      </w:r>
+      <w:r>
+        <w:rPr>
+          <w:rFonts w:ascii="Times New Roman" w:hAnsi="Times New Roman" w:cs="Times New Roman"/>
+          <w:b/>
+          <w:bCs/>
+          <w:i/>
+          <w:iCs/>
+          <w:color w:val="2F5496" w:themeColor="accent1" w:themeShade="BF"/>
+          <w:sz w:val="32"/>
+          <w:szCs w:val="32"/>
+        </w:rPr>
+        <w:t xml:space="preserve"> : </w:t>
+      </w:r>
+      <w:r>
+        <w:rPr>
+          <w:rFonts w:ascii="Times New Roman" w:hAnsi="Times New Roman" w:cs="Times New Roman"/>
+          <w:b/>
+          <w:bCs/>
+          <w:i/>
+          <w:iCs/>
+          <w:color w:val="2F5496" w:themeColor="accent1" w:themeShade="BF"/>
+          <w:sz w:val="32"/>
+          <w:szCs w:val="32"/>
+        </w:rPr>
+        <w:t>Analyse des besoins</w:t>
+      </w:r>
+    </w:p>
+    <w:p/>
+    <w:p/>
+    <w:p/>
+    <w:p/>
+    <w:p/>
+    <w:p/>
+    <w:p/>
+    <w:p/>
+    <w:p/>
+    <w:p/>
+    <w:p/>
+    <w:p/>
+    <w:p/>
+    <w:p/>
+    <w:p/>
+    <w:p>
+      <w:pPr>
+        <w:pStyle w:val="Heading1"/>
+        <w:rPr>
+          <w:rFonts w:ascii="Times New Roman" w:hAnsi="Times New Roman" w:cs="Times New Roman"/>
+          <w:b/>
+          <w:bCs/>
+          <w:sz w:val="32"/>
+          <w:szCs w:val="32"/>
+        </w:rPr>
+      </w:pPr>
+      <w:r>
+        <w:rPr>
+          <w:rFonts w:ascii="Times New Roman" w:hAnsi="Times New Roman" w:cs="Times New Roman"/>
+          <w:b/>
+          <w:bCs/>
+          <w:sz w:val="32"/>
+          <w:szCs w:val="32"/>
+        </w:rPr>
+        <w:lastRenderedPageBreak/>
+        <w:t xml:space="preserve">Chapitre 2 : </w:t>
+      </w:r>
+      <w:r>
+        <w:rPr>
+          <w:rFonts w:ascii="Times New Roman" w:hAnsi="Times New Roman" w:cs="Times New Roman"/>
+          <w:b/>
+          <w:bCs/>
+          <w:sz w:val="32"/>
+          <w:szCs w:val="32"/>
+        </w:rPr>
+        <w:t>Analyse des besoins</w:t>
+      </w:r>
+    </w:p>
+    <w:p>
+      <w:pPr>
+        <w:pStyle w:val="Heading2"/>
+        <w:numPr>
+          <w:ilvl w:val="0"/>
+          <w:numId w:val="5"/>
+        </w:numPr>
+        <w:rPr>
+          <w:rFonts w:ascii="Times New Roman" w:hAnsi="Times New Roman" w:cs="Times New Roman"/>
+          <w:sz w:val="28"/>
+          <w:szCs w:val="28"/>
+          <w:u w:val="single"/>
+        </w:rPr>
+      </w:pPr>
+      <w:r>
+        <w:rPr>
+          <w:rFonts w:ascii="Times New Roman" w:hAnsi="Times New Roman" w:cs="Times New Roman"/>
+          <w:sz w:val="28"/>
+          <w:szCs w:val="28"/>
+          <w:u w:val="single"/>
+        </w:rPr>
+        <w:t>Identification des utilisateurs</w:t>
+      </w:r>
+    </w:p>
+    <w:p>
+      <w:pPr>
+        <w:spacing w:line="360" w:lineRule="auto"/>
+        <w:jc w:val="both"/>
+        <w:rPr>
+          <w:rFonts w:ascii="Times New Roman" w:hAnsi="Times New Roman" w:cs="Times New Roman"/>
+          <w:sz w:val="24"/>
+          <w:szCs w:val="24"/>
+          <w:lang w:eastAsia="fr-FR"/>
+        </w:rPr>
+      </w:pPr>
+      <w:r>
+        <w:rPr>
+          <w:rFonts w:ascii="Times New Roman" w:hAnsi="Times New Roman" w:cs="Times New Roman"/>
+          <w:sz w:val="24"/>
+          <w:szCs w:val="24"/>
+          <w:lang w:eastAsia="fr-FR"/>
+        </w:rPr>
+        <w:t>L</w:t>
+      </w:r>
+      <w:r>
+        <w:rPr>
+          <w:rFonts w:ascii="Times New Roman" w:hAnsi="Times New Roman" w:cs="Times New Roman"/>
+          <w:sz w:val="24"/>
+          <w:szCs w:val="24"/>
+          <w:lang w:eastAsia="fr-FR"/>
+        </w:rPr>
+        <w:t>e site web</w:t>
+      </w:r>
+      <w:r>
+        <w:rPr>
+          <w:rFonts w:ascii="Times New Roman" w:hAnsi="Times New Roman" w:cs="Times New Roman"/>
+          <w:sz w:val="24"/>
+          <w:szCs w:val="24"/>
+          <w:lang w:eastAsia="fr-FR"/>
+        </w:rPr>
+        <w:t xml:space="preserve"> de location de voitures développée dans le cadre de ce projet est </w:t>
+      </w:r>
+      <w:r>
+        <w:rPr>
+          <w:rFonts w:ascii="Times New Roman" w:hAnsi="Times New Roman" w:cs="Times New Roman"/>
+          <w:sz w:val="24"/>
+          <w:szCs w:val="24"/>
+          <w:lang w:eastAsia="fr-FR"/>
+        </w:rPr>
+        <w:t>fait</w:t>
+      </w:r>
+      <w:r>
+        <w:rPr>
+          <w:rFonts w:ascii="Times New Roman" w:hAnsi="Times New Roman" w:cs="Times New Roman"/>
+          <w:sz w:val="24"/>
+          <w:szCs w:val="24"/>
+          <w:lang w:eastAsia="fr-FR"/>
+        </w:rPr>
+        <w:t xml:space="preserve"> principalement </w:t>
+      </w:r>
+      <w:r>
+        <w:rPr>
+          <w:rFonts w:ascii="Times New Roman" w:hAnsi="Times New Roman" w:cs="Times New Roman"/>
+          <w:sz w:val="24"/>
+          <w:szCs w:val="24"/>
+          <w:lang w:eastAsia="fr-FR"/>
+        </w:rPr>
+        <w:t>pour</w:t>
+      </w:r>
+      <w:r>
+        <w:rPr>
+          <w:rFonts w:ascii="Times New Roman" w:hAnsi="Times New Roman" w:cs="Times New Roman"/>
+          <w:sz w:val="24"/>
+          <w:szCs w:val="24"/>
+          <w:lang w:eastAsia="fr-FR"/>
+        </w:rPr>
+        <w:t xml:space="preserve"> deux types d’utilisateurs : </w:t>
+      </w:r>
+      <w:r>
+        <w:rPr>
+          <w:rFonts w:ascii="Times New Roman" w:hAnsi="Times New Roman" w:cs="Times New Roman"/>
+          <w:b/>
+          <w:bCs/>
+          <w:sz w:val="24"/>
+          <w:szCs w:val="24"/>
+          <w:lang w:eastAsia="fr-FR"/>
+        </w:rPr>
+        <w:t>le client</w:t>
+      </w:r>
+      <w:r>
+        <w:rPr>
+          <w:rFonts w:ascii="Times New Roman" w:hAnsi="Times New Roman" w:cs="Times New Roman"/>
+          <w:sz w:val="24"/>
+          <w:szCs w:val="24"/>
+          <w:lang w:eastAsia="fr-FR"/>
+        </w:rPr>
+        <w:t xml:space="preserve"> et </w:t>
+      </w:r>
+      <w:r>
+        <w:rPr>
+          <w:rFonts w:ascii="Times New Roman" w:hAnsi="Times New Roman" w:cs="Times New Roman"/>
+          <w:b/>
+          <w:bCs/>
+          <w:sz w:val="24"/>
+          <w:szCs w:val="24"/>
+          <w:lang w:eastAsia="fr-FR"/>
+        </w:rPr>
+        <w:t>l’administrateur</w:t>
+      </w:r>
+      <w:r>
+        <w:rPr>
+          <w:rFonts w:ascii="Times New Roman" w:hAnsi="Times New Roman" w:cs="Times New Roman"/>
+          <w:sz w:val="24"/>
+          <w:szCs w:val="24"/>
+          <w:lang w:eastAsia="fr-FR"/>
+        </w:rPr>
+        <w:t xml:space="preserve">. Ces deux </w:t>
+      </w:r>
+      <w:r>
+        <w:rPr>
+          <w:rFonts w:ascii="Times New Roman" w:hAnsi="Times New Roman" w:cs="Times New Roman"/>
+          <w:sz w:val="24"/>
+          <w:szCs w:val="24"/>
+          <w:lang w:eastAsia="fr-FR"/>
+        </w:rPr>
+        <w:t>utilisateurs</w:t>
+      </w:r>
+      <w:r>
+        <w:rPr>
+          <w:rFonts w:ascii="Times New Roman" w:hAnsi="Times New Roman" w:cs="Times New Roman"/>
+          <w:sz w:val="24"/>
+          <w:szCs w:val="24"/>
+          <w:lang w:eastAsia="fr-FR"/>
+        </w:rPr>
+        <w:t xml:space="preserve"> interagissent avec le système selon leurs besoins et leurs rôles respectifs.</w:t>
+      </w:r>
+    </w:p>
+    <w:p>
+      <w:pPr>
+        <w:spacing w:line="360" w:lineRule="auto"/>
+        <w:jc w:val="both"/>
+        <w:rPr>
+          <w:rFonts w:ascii="Times New Roman" w:hAnsi="Times New Roman" w:cs="Times New Roman"/>
+          <w:sz w:val="24"/>
+          <w:szCs w:val="24"/>
+          <w:lang w:eastAsia="fr-FR"/>
+        </w:rPr>
+      </w:pPr>
+      <w:r>
+        <w:rPr>
+          <w:rFonts w:ascii="Times New Roman" w:hAnsi="Times New Roman" w:cs="Times New Roman"/>
+          <w:sz w:val="24"/>
+          <w:szCs w:val="24"/>
+          <w:lang w:eastAsia="fr-FR"/>
+        </w:rPr>
+        <w:t xml:space="preserve">Le </w:t>
+      </w:r>
+      <w:r>
+        <w:rPr>
+          <w:rFonts w:ascii="Times New Roman" w:hAnsi="Times New Roman" w:cs="Times New Roman"/>
+          <w:b/>
+          <w:bCs/>
+          <w:sz w:val="24"/>
+          <w:szCs w:val="24"/>
+          <w:lang w:eastAsia="fr-FR"/>
+        </w:rPr>
+        <w:t>client</w:t>
+      </w:r>
+      <w:r>
+        <w:rPr>
+          <w:rFonts w:ascii="Times New Roman" w:hAnsi="Times New Roman" w:cs="Times New Roman"/>
+          <w:sz w:val="24"/>
+          <w:szCs w:val="24"/>
+          <w:lang w:eastAsia="fr-FR"/>
+        </w:rPr>
+        <w:t xml:space="preserve"> représente l’utilisateur principal de la plateforme. Il accède au site </w:t>
+      </w:r>
+      <w:r>
+        <w:rPr>
+          <w:rFonts w:ascii="Times New Roman" w:hAnsi="Times New Roman" w:cs="Times New Roman"/>
+          <w:sz w:val="24"/>
+          <w:szCs w:val="24"/>
+          <w:lang w:eastAsia="fr-FR"/>
+        </w:rPr>
+        <w:t>pour</w:t>
+      </w:r>
+      <w:r>
+        <w:rPr>
+          <w:rFonts w:ascii="Times New Roman" w:hAnsi="Times New Roman" w:cs="Times New Roman"/>
+          <w:sz w:val="24"/>
+          <w:szCs w:val="24"/>
+          <w:lang w:eastAsia="fr-FR"/>
+        </w:rPr>
+        <w:t xml:space="preserve"> consulter les voitures disponibles, </w:t>
+      </w:r>
+      <w:r>
+        <w:rPr>
+          <w:rFonts w:ascii="Times New Roman" w:hAnsi="Times New Roman" w:cs="Times New Roman"/>
+          <w:sz w:val="24"/>
+          <w:szCs w:val="24"/>
+          <w:lang w:eastAsia="fr-FR"/>
+        </w:rPr>
+        <w:t>chercher</w:t>
+      </w:r>
+      <w:r>
+        <w:rPr>
+          <w:rFonts w:ascii="Times New Roman" w:hAnsi="Times New Roman" w:cs="Times New Roman"/>
+          <w:sz w:val="24"/>
+          <w:szCs w:val="24"/>
+          <w:lang w:eastAsia="fr-FR"/>
+        </w:rPr>
+        <w:t xml:space="preserve"> les informations </w:t>
+      </w:r>
+      <w:r>
+        <w:rPr>
+          <w:rFonts w:ascii="Times New Roman" w:hAnsi="Times New Roman" w:cs="Times New Roman"/>
+          <w:sz w:val="24"/>
+          <w:szCs w:val="24"/>
+          <w:lang w:eastAsia="fr-FR"/>
+        </w:rPr>
+        <w:t>en relations avec ces voitures</w:t>
+      </w:r>
+      <w:r>
+        <w:rPr>
+          <w:rFonts w:ascii="Times New Roman" w:hAnsi="Times New Roman" w:cs="Times New Roman"/>
+          <w:sz w:val="24"/>
+          <w:szCs w:val="24"/>
+          <w:lang w:eastAsia="fr-FR"/>
+        </w:rPr>
+        <w:t xml:space="preserve"> et </w:t>
+      </w:r>
+      <w:r>
+        <w:rPr>
+          <w:rFonts w:ascii="Times New Roman" w:hAnsi="Times New Roman" w:cs="Times New Roman"/>
+          <w:sz w:val="24"/>
+          <w:szCs w:val="24"/>
+          <w:lang w:eastAsia="fr-FR"/>
+        </w:rPr>
+        <w:t>demander une réservation</w:t>
+      </w:r>
+      <w:r>
+        <w:rPr>
+          <w:rFonts w:ascii="Times New Roman" w:hAnsi="Times New Roman" w:cs="Times New Roman"/>
+          <w:sz w:val="24"/>
+          <w:szCs w:val="24"/>
+          <w:lang w:eastAsia="fr-FR"/>
+        </w:rPr>
+        <w:t xml:space="preserve">. Pour accéder </w:t>
+      </w:r>
+      <w:r>
+        <w:rPr>
+          <w:rFonts w:ascii="Times New Roman" w:hAnsi="Times New Roman" w:cs="Times New Roman"/>
+          <w:sz w:val="24"/>
+          <w:szCs w:val="24"/>
+          <w:lang w:eastAsia="fr-FR"/>
+        </w:rPr>
+        <w:t>au service de la</w:t>
+      </w:r>
+      <w:r>
+        <w:rPr>
+          <w:rFonts w:ascii="Times New Roman" w:hAnsi="Times New Roman" w:cs="Times New Roman"/>
+          <w:sz w:val="24"/>
+          <w:szCs w:val="24"/>
+          <w:lang w:eastAsia="fr-FR"/>
+        </w:rPr>
+        <w:t xml:space="preserve"> réservation d’un</w:t>
+      </w:r>
+      <w:r>
+        <w:rPr>
+          <w:rFonts w:ascii="Times New Roman" w:hAnsi="Times New Roman" w:cs="Times New Roman"/>
+          <w:sz w:val="24"/>
+          <w:szCs w:val="24"/>
+          <w:lang w:eastAsia="fr-FR"/>
+        </w:rPr>
+        <w:t>e voiture</w:t>
+      </w:r>
+      <w:r>
+        <w:rPr>
+          <w:rFonts w:ascii="Times New Roman" w:hAnsi="Times New Roman" w:cs="Times New Roman"/>
+          <w:sz w:val="24"/>
+          <w:szCs w:val="24"/>
+          <w:lang w:eastAsia="fr-FR"/>
+        </w:rPr>
+        <w:t>, le client doit créer un compte sur l</w:t>
+      </w:r>
+      <w:r>
+        <w:rPr>
+          <w:rFonts w:ascii="Times New Roman" w:hAnsi="Times New Roman" w:cs="Times New Roman"/>
+          <w:sz w:val="24"/>
+          <w:szCs w:val="24"/>
+          <w:lang w:eastAsia="fr-FR"/>
+        </w:rPr>
+        <w:t>e site web</w:t>
+      </w:r>
+      <w:r>
+        <w:rPr>
+          <w:rFonts w:ascii="Times New Roman" w:hAnsi="Times New Roman" w:cs="Times New Roman"/>
+          <w:sz w:val="24"/>
+          <w:szCs w:val="24"/>
+          <w:lang w:eastAsia="fr-FR"/>
+        </w:rPr>
+        <w:t>. Lors d</w:t>
+      </w:r>
+      <w:r>
+        <w:rPr>
+          <w:rFonts w:ascii="Times New Roman" w:hAnsi="Times New Roman" w:cs="Times New Roman"/>
+          <w:sz w:val="24"/>
+          <w:szCs w:val="24"/>
+          <w:lang w:eastAsia="fr-FR"/>
+        </w:rPr>
+        <w:t xml:space="preserve">e son </w:t>
+      </w:r>
+      <w:r>
+        <w:rPr>
+          <w:rFonts w:ascii="Times New Roman" w:hAnsi="Times New Roman" w:cs="Times New Roman"/>
+          <w:sz w:val="24"/>
+          <w:szCs w:val="24"/>
+          <w:lang w:eastAsia="fr-FR"/>
+        </w:rPr>
+        <w:t xml:space="preserve">inscription, il </w:t>
+      </w:r>
+      <w:r>
+        <w:rPr>
+          <w:rFonts w:ascii="Times New Roman" w:hAnsi="Times New Roman" w:cs="Times New Roman"/>
+          <w:sz w:val="24"/>
+          <w:szCs w:val="24"/>
+          <w:lang w:eastAsia="fr-FR"/>
+        </w:rPr>
+        <w:t>doit</w:t>
+      </w:r>
+      <w:r>
+        <w:rPr>
+          <w:rFonts w:ascii="Times New Roman" w:hAnsi="Times New Roman" w:cs="Times New Roman"/>
+          <w:sz w:val="24"/>
+          <w:szCs w:val="24"/>
+          <w:lang w:eastAsia="fr-FR"/>
+        </w:rPr>
+        <w:t xml:space="preserve"> fournir plusieurs informations</w:t>
+      </w:r>
+      <w:r>
+        <w:rPr>
+          <w:rFonts w:ascii="Times New Roman" w:hAnsi="Times New Roman" w:cs="Times New Roman"/>
+          <w:sz w:val="24"/>
+          <w:szCs w:val="24"/>
+          <w:lang w:eastAsia="fr-FR"/>
+        </w:rPr>
+        <w:t>,</w:t>
+      </w:r>
+      <w:r>
+        <w:rPr>
+          <w:rFonts w:ascii="Times New Roman" w:hAnsi="Times New Roman" w:cs="Times New Roman"/>
+          <w:sz w:val="24"/>
+          <w:szCs w:val="24"/>
+          <w:lang w:eastAsia="fr-FR"/>
+        </w:rPr>
+        <w:t xml:space="preserve"> son </w:t>
+      </w:r>
+      <w:r>
+        <w:rPr>
+          <w:rFonts w:ascii="Times New Roman" w:hAnsi="Times New Roman" w:cs="Times New Roman"/>
+          <w:b/>
+          <w:bCs/>
+          <w:sz w:val="24"/>
+          <w:szCs w:val="24"/>
+          <w:lang w:eastAsia="fr-FR"/>
+        </w:rPr>
+        <w:t>nom</w:t>
+      </w:r>
+      <w:r>
+        <w:rPr>
+          <w:rFonts w:ascii="Times New Roman" w:hAnsi="Times New Roman" w:cs="Times New Roman"/>
+          <w:sz w:val="24"/>
+          <w:szCs w:val="24"/>
+          <w:lang w:eastAsia="fr-FR"/>
+        </w:rPr>
+        <w:t xml:space="preserve">, son </w:t>
+      </w:r>
+      <w:r>
+        <w:rPr>
+          <w:rFonts w:ascii="Times New Roman" w:hAnsi="Times New Roman" w:cs="Times New Roman"/>
+          <w:b/>
+          <w:bCs/>
+          <w:sz w:val="24"/>
+          <w:szCs w:val="24"/>
+          <w:lang w:eastAsia="fr-FR"/>
+        </w:rPr>
+        <w:t>prénom</w:t>
+      </w:r>
+      <w:r>
+        <w:rPr>
+          <w:rFonts w:ascii="Times New Roman" w:hAnsi="Times New Roman" w:cs="Times New Roman"/>
+          <w:sz w:val="24"/>
+          <w:szCs w:val="24"/>
+          <w:lang w:eastAsia="fr-FR"/>
+        </w:rPr>
+        <w:t xml:space="preserve">, son </w:t>
+      </w:r>
+      <w:r>
+        <w:rPr>
+          <w:rFonts w:ascii="Times New Roman" w:hAnsi="Times New Roman" w:cs="Times New Roman"/>
+          <w:b/>
+          <w:bCs/>
+          <w:sz w:val="24"/>
+          <w:szCs w:val="24"/>
+          <w:lang w:eastAsia="fr-FR"/>
+        </w:rPr>
+        <w:t>adresse email</w:t>
+      </w:r>
+      <w:r>
+        <w:rPr>
+          <w:rFonts w:ascii="Times New Roman" w:hAnsi="Times New Roman" w:cs="Times New Roman"/>
+          <w:sz w:val="24"/>
+          <w:szCs w:val="24"/>
+          <w:lang w:eastAsia="fr-FR"/>
+        </w:rPr>
+        <w:t xml:space="preserve">, son </w:t>
+      </w:r>
+      <w:r>
+        <w:rPr>
+          <w:rFonts w:ascii="Times New Roman" w:hAnsi="Times New Roman" w:cs="Times New Roman"/>
+          <w:b/>
+          <w:bCs/>
+          <w:sz w:val="24"/>
+          <w:szCs w:val="24"/>
+          <w:lang w:eastAsia="fr-FR"/>
+        </w:rPr>
+        <w:t>numéro de téléphone</w:t>
+      </w:r>
+      <w:r>
+        <w:rPr>
+          <w:rFonts w:ascii="Times New Roman" w:hAnsi="Times New Roman" w:cs="Times New Roman"/>
+          <w:sz w:val="24"/>
+          <w:szCs w:val="24"/>
+          <w:lang w:eastAsia="fr-FR"/>
+        </w:rPr>
+        <w:t xml:space="preserve"> ainsi qu’un </w:t>
+      </w:r>
+      <w:r>
+        <w:rPr>
+          <w:rFonts w:ascii="Times New Roman" w:hAnsi="Times New Roman" w:cs="Times New Roman"/>
+          <w:b/>
+          <w:bCs/>
+          <w:sz w:val="24"/>
+          <w:szCs w:val="24"/>
+          <w:lang w:eastAsia="fr-FR"/>
+        </w:rPr>
+        <w:t>mot de passe</w:t>
+      </w:r>
+      <w:r>
+        <w:rPr>
+          <w:rFonts w:ascii="Times New Roman" w:hAnsi="Times New Roman" w:cs="Times New Roman"/>
+          <w:sz w:val="24"/>
+          <w:szCs w:val="24"/>
+          <w:lang w:eastAsia="fr-FR"/>
+        </w:rPr>
+        <w:t>. Ces informations permettent d’identifier l’utilisateur et de faciliter la gestion des réservations effectuées sur l</w:t>
+      </w:r>
+      <w:r>
+        <w:rPr>
+          <w:rFonts w:ascii="Times New Roman" w:hAnsi="Times New Roman" w:cs="Times New Roman"/>
+          <w:sz w:val="24"/>
+          <w:szCs w:val="24"/>
+          <w:lang w:eastAsia="fr-FR"/>
+        </w:rPr>
+        <w:t>e site</w:t>
+      </w:r>
+      <w:r>
+        <w:rPr>
+          <w:rFonts w:ascii="Times New Roman" w:hAnsi="Times New Roman" w:cs="Times New Roman"/>
+          <w:sz w:val="24"/>
+          <w:szCs w:val="24"/>
+          <w:lang w:eastAsia="fr-FR"/>
+        </w:rPr>
+        <w:t xml:space="preserve">. L’objectif principal pour le client est de trouver rapidement </w:t>
+      </w:r>
+      <w:r>
+        <w:rPr>
+          <w:rFonts w:ascii="Times New Roman" w:hAnsi="Times New Roman" w:cs="Times New Roman"/>
+          <w:sz w:val="24"/>
+          <w:szCs w:val="24"/>
+          <w:lang w:eastAsia="fr-FR"/>
+        </w:rPr>
+        <w:t xml:space="preserve">la voiture </w:t>
+      </w:r>
+      <w:r>
+        <w:rPr>
+          <w:rFonts w:ascii="Times New Roman" w:hAnsi="Times New Roman" w:cs="Times New Roman"/>
+          <w:sz w:val="24"/>
+          <w:szCs w:val="24"/>
+          <w:lang w:eastAsia="fr-FR"/>
+        </w:rPr>
+        <w:t>correspondant</w:t>
+      </w:r>
+      <w:r>
+        <w:rPr>
+          <w:rFonts w:ascii="Times New Roman" w:hAnsi="Times New Roman" w:cs="Times New Roman"/>
+          <w:sz w:val="24"/>
+          <w:szCs w:val="24"/>
+          <w:lang w:eastAsia="fr-FR"/>
+        </w:rPr>
+        <w:t>e</w:t>
+      </w:r>
+      <w:r>
+        <w:rPr>
+          <w:rFonts w:ascii="Times New Roman" w:hAnsi="Times New Roman" w:cs="Times New Roman"/>
+          <w:sz w:val="24"/>
+          <w:szCs w:val="24"/>
+          <w:lang w:eastAsia="fr-FR"/>
+        </w:rPr>
+        <w:t xml:space="preserve"> à ses besoins et de pouvoir </w:t>
+      </w:r>
+      <w:r>
+        <w:rPr>
+          <w:rFonts w:ascii="Times New Roman" w:hAnsi="Times New Roman" w:cs="Times New Roman"/>
+          <w:sz w:val="24"/>
+          <w:szCs w:val="24"/>
+          <w:lang w:eastAsia="fr-FR"/>
+        </w:rPr>
+        <w:t>faire</w:t>
+      </w:r>
+      <w:r>
+        <w:rPr>
+          <w:rFonts w:ascii="Times New Roman" w:hAnsi="Times New Roman" w:cs="Times New Roman"/>
+          <w:sz w:val="24"/>
+          <w:szCs w:val="24"/>
+          <w:lang w:eastAsia="fr-FR"/>
+        </w:rPr>
+        <w:t xml:space="preserve"> une réservation de manière simple et efficace.</w:t>
+      </w:r>
+    </w:p>
+    <w:p>
+      <w:pPr>
+        <w:spacing w:line="360" w:lineRule="auto"/>
+        <w:jc w:val="both"/>
+        <w:rPr>
+          <w:rFonts w:ascii="Times New Roman" w:hAnsi="Times New Roman" w:cs="Times New Roman"/>
+          <w:sz w:val="24"/>
+          <w:szCs w:val="24"/>
+          <w:lang w:eastAsia="fr-FR"/>
+        </w:rPr>
+      </w:pPr>
+      <w:r>
+        <w:rPr>
+          <w:rFonts w:ascii="Times New Roman" w:hAnsi="Times New Roman" w:cs="Times New Roman"/>
+          <w:sz w:val="24"/>
+          <w:szCs w:val="24"/>
+          <w:lang w:eastAsia="fr-FR"/>
+        </w:rPr>
+        <w:t>L’</w:t>
+      </w:r>
+      <w:r>
+        <w:rPr>
+          <w:rFonts w:ascii="Times New Roman" w:hAnsi="Times New Roman" w:cs="Times New Roman"/>
+          <w:b/>
+          <w:bCs/>
+          <w:sz w:val="24"/>
+          <w:szCs w:val="24"/>
+          <w:lang w:eastAsia="fr-FR"/>
+        </w:rPr>
+        <w:t>administrateur</w:t>
+      </w:r>
+      <w:r>
+        <w:rPr>
+          <w:rFonts w:ascii="Times New Roman" w:hAnsi="Times New Roman" w:cs="Times New Roman"/>
+          <w:sz w:val="24"/>
+          <w:szCs w:val="24"/>
+          <w:lang w:eastAsia="fr-FR"/>
+        </w:rPr>
+        <w:t xml:space="preserve">, </w:t>
+      </w:r>
+      <w:r>
+        <w:rPr>
+          <w:rFonts w:ascii="Times New Roman" w:hAnsi="Times New Roman" w:cs="Times New Roman"/>
+          <w:sz w:val="24"/>
+          <w:szCs w:val="24"/>
+          <w:lang w:eastAsia="fr-FR"/>
+        </w:rPr>
+        <w:t>celui qui</w:t>
+      </w:r>
+      <w:r>
+        <w:rPr>
+          <w:rFonts w:ascii="Times New Roman" w:hAnsi="Times New Roman" w:cs="Times New Roman"/>
+          <w:sz w:val="24"/>
+          <w:szCs w:val="24"/>
+          <w:lang w:eastAsia="fr-FR"/>
+        </w:rPr>
+        <w:t xml:space="preserve"> est responsable de la gestion et du fonctionnement d</w:t>
+      </w:r>
+      <w:r>
+        <w:rPr>
+          <w:rFonts w:ascii="Times New Roman" w:hAnsi="Times New Roman" w:cs="Times New Roman"/>
+          <w:sz w:val="24"/>
+          <w:szCs w:val="24"/>
+          <w:lang w:eastAsia="fr-FR"/>
+        </w:rPr>
+        <w:t>u site</w:t>
+      </w:r>
+      <w:r>
+        <w:rPr>
+          <w:rFonts w:ascii="Times New Roman" w:hAnsi="Times New Roman" w:cs="Times New Roman"/>
+          <w:sz w:val="24"/>
+          <w:szCs w:val="24"/>
+          <w:lang w:eastAsia="fr-FR"/>
+        </w:rPr>
+        <w:t xml:space="preserve">. Il dispose d’un accès sécurisé à une interface d’administration lui permet d’ajouter, modifier ou supprimer les informations </w:t>
+      </w:r>
+      <w:r>
+        <w:rPr>
+          <w:rFonts w:ascii="Times New Roman" w:hAnsi="Times New Roman" w:cs="Times New Roman"/>
+          <w:sz w:val="24"/>
+          <w:szCs w:val="24"/>
+          <w:lang w:eastAsia="fr-FR"/>
+        </w:rPr>
+        <w:t>des</w:t>
+      </w:r>
+      <w:r>
+        <w:rPr>
+          <w:rFonts w:ascii="Times New Roman" w:hAnsi="Times New Roman" w:cs="Times New Roman"/>
+          <w:sz w:val="24"/>
+          <w:szCs w:val="24"/>
+          <w:lang w:eastAsia="fr-FR"/>
+        </w:rPr>
+        <w:t xml:space="preserve"> voitures disponibles sur le site. L’administrateur peut également consulter les réservations effectuées par les clients et gérer les informations générales du système. Dans le cadre de ce projet, l’accès à l’espace administrateur se fait à travers un système d’authentification nécessitant un identifiant et un mot de passe. </w:t>
+      </w:r>
+      <w:r>
+        <w:rPr>
+          <w:rFonts w:ascii="Times New Roman" w:hAnsi="Times New Roman" w:cs="Times New Roman"/>
+          <w:sz w:val="24"/>
+          <w:szCs w:val="24"/>
+          <w:lang w:eastAsia="fr-FR"/>
+        </w:rPr>
+        <w:t>Il</w:t>
+      </w:r>
+      <w:r>
+        <w:rPr>
+          <w:rFonts w:ascii="Times New Roman" w:hAnsi="Times New Roman" w:cs="Times New Roman"/>
+          <w:sz w:val="24"/>
+          <w:szCs w:val="24"/>
+          <w:lang w:eastAsia="fr-FR"/>
+        </w:rPr>
+        <w:t xml:space="preserve"> peut se connecter en utilisant l’adresse </w:t>
+      </w:r>
+      <w:r>
+        <w:rPr>
+          <w:rFonts w:ascii="Times New Roman" w:hAnsi="Times New Roman" w:cs="Times New Roman"/>
+          <w:b/>
+          <w:bCs/>
+          <w:sz w:val="24"/>
+          <w:szCs w:val="24"/>
+          <w:lang w:eastAsia="fr-FR"/>
+        </w:rPr>
+        <w:t>admin@example.com</w:t>
+      </w:r>
+      <w:r>
+        <w:rPr>
+          <w:rFonts w:ascii="Times New Roman" w:hAnsi="Times New Roman" w:cs="Times New Roman"/>
+          <w:sz w:val="24"/>
+          <w:szCs w:val="24"/>
+          <w:lang w:eastAsia="fr-FR"/>
+        </w:rPr>
+        <w:t xml:space="preserve"> comme identifiant et </w:t>
+      </w:r>
+      <w:r>
+        <w:rPr>
+          <w:rFonts w:ascii="Times New Roman" w:hAnsi="Times New Roman" w:cs="Times New Roman"/>
+          <w:b/>
+          <w:bCs/>
+          <w:sz w:val="24"/>
+          <w:szCs w:val="24"/>
+          <w:lang w:eastAsia="fr-FR"/>
+        </w:rPr>
+        <w:t>admin1234</w:t>
+      </w:r>
+      <w:r>
+        <w:rPr>
+          <w:rFonts w:ascii="Times New Roman" w:hAnsi="Times New Roman" w:cs="Times New Roman"/>
+          <w:sz w:val="24"/>
+          <w:szCs w:val="24"/>
+          <w:lang w:eastAsia="fr-FR"/>
+        </w:rPr>
+        <w:t xml:space="preserve"> comme mot de passe.</w:t>
+      </w:r>
+    </w:p>
+    <w:p>
+      <w:pPr>
+        <w:pStyle w:val="Heading2"/>
+        <w:numPr>
+          <w:ilvl w:val="0"/>
+          <w:numId w:val="5"/>
+        </w:numPr>
+        <w:rPr>
+          <w:rFonts w:ascii="Times New Roman" w:eastAsiaTheme="minorHAnsi" w:hAnsi="Times New Roman" w:cs="Times New Roman"/>
+          <w:sz w:val="28"/>
+          <w:szCs w:val="28"/>
+          <w:u w:val="single"/>
+          <w:lang w:eastAsia="fr-FR"/>
+        </w:rPr>
+      </w:pPr>
+      <w:r>
+        <w:rPr>
+          <w:rFonts w:ascii="Times New Roman" w:eastAsiaTheme="minorHAnsi" w:hAnsi="Times New Roman" w:cs="Times New Roman"/>
+          <w:sz w:val="28"/>
+          <w:szCs w:val="28"/>
+          <w:u w:val="single"/>
+          <w:lang w:eastAsia="fr-FR"/>
+        </w:rPr>
+        <w:t>Besoins fonctionnels</w:t>
+      </w:r>
+      <w:r>
+        <w:rPr>
+          <w:rFonts w:ascii="Times New Roman" w:eastAsiaTheme="minorHAnsi" w:hAnsi="Times New Roman" w:cs="Times New Roman"/>
+          <w:sz w:val="28"/>
+          <w:szCs w:val="28"/>
+          <w:u w:val="single"/>
+          <w:lang w:eastAsia="fr-FR"/>
+        </w:rPr>
+        <w:t> :</w:t>
+      </w:r>
+    </w:p>
+    <w:p>
+      <w:pPr>
+        <w:spacing w:line="360" w:lineRule="auto"/>
+        <w:jc w:val="both"/>
+        <w:rPr>
+          <w:rFonts w:ascii="Times New Roman" w:hAnsi="Times New Roman" w:cs="Times New Roman"/>
+          <w:sz w:val="24"/>
+          <w:szCs w:val="24"/>
+        </w:rPr>
+      </w:pPr>
+      <w:r>
+        <w:rPr>
+          <w:rFonts w:ascii="Times New Roman" w:hAnsi="Times New Roman" w:cs="Times New Roman"/>
+          <w:sz w:val="24"/>
+          <w:szCs w:val="24"/>
+        </w:rPr>
+        <w:t xml:space="preserve">Les besoins fonctionnels représentent l’ensemble des fonctionnalités que le système doit offrir </w:t>
+      </w:r>
+      <w:r>
+        <w:rPr>
+          <w:rFonts w:ascii="Times New Roman" w:hAnsi="Times New Roman" w:cs="Times New Roman"/>
+          <w:sz w:val="24"/>
+          <w:szCs w:val="24"/>
+        </w:rPr>
+        <w:t xml:space="preserve">pour </w:t>
+      </w:r>
+      <w:r>
+        <w:rPr>
+          <w:rFonts w:ascii="Times New Roman" w:hAnsi="Times New Roman" w:cs="Times New Roman"/>
+          <w:sz w:val="24"/>
+          <w:szCs w:val="24"/>
+        </w:rPr>
+        <w:t xml:space="preserve">répondre aux </w:t>
+      </w:r>
+      <w:r>
+        <w:rPr>
+          <w:rFonts w:ascii="Times New Roman" w:hAnsi="Times New Roman" w:cs="Times New Roman"/>
+          <w:sz w:val="24"/>
+          <w:szCs w:val="24"/>
+        </w:rPr>
+        <w:t>besoins</w:t>
+      </w:r>
+      <w:r>
+        <w:rPr>
+          <w:rFonts w:ascii="Times New Roman" w:hAnsi="Times New Roman" w:cs="Times New Roman"/>
+          <w:sz w:val="24"/>
+          <w:szCs w:val="24"/>
+        </w:rPr>
+        <w:t xml:space="preserve"> des utilisateurs. Dans ce projet, plusieurs fonctionnalités principales ont été identifiées.</w:t>
+      </w:r>
+    </w:p>
+    <w:p>
+      <w:pPr>
+        <w:spacing w:line="360" w:lineRule="auto"/>
+        <w:jc w:val="both"/>
+        <w:rPr>
+          <w:rFonts w:ascii="Times New Roman" w:hAnsi="Times New Roman" w:cs="Times New Roman"/>
+          <w:sz w:val="24"/>
+          <w:szCs w:val="24"/>
+        </w:rPr>
+      </w:pPr>
+      <w:r>
+        <w:rPr>
+          <w:rFonts w:ascii="Times New Roman" w:hAnsi="Times New Roman" w:cs="Times New Roman"/>
+          <w:sz w:val="24"/>
+          <w:szCs w:val="24"/>
+        </w:rPr>
+        <w:t>Tout d’abord, l</w:t>
+      </w:r>
+      <w:r>
+        <w:rPr>
+          <w:rFonts w:ascii="Times New Roman" w:hAnsi="Times New Roman" w:cs="Times New Roman"/>
+          <w:sz w:val="24"/>
+          <w:szCs w:val="24"/>
+        </w:rPr>
+        <w:t>e site web permet</w:t>
+      </w:r>
+      <w:r>
+        <w:rPr>
+          <w:rFonts w:ascii="Times New Roman" w:hAnsi="Times New Roman" w:cs="Times New Roman"/>
+          <w:sz w:val="24"/>
+          <w:szCs w:val="24"/>
+        </w:rPr>
+        <w:t xml:space="preserve"> aux utilisateurs de </w:t>
+      </w:r>
+      <w:r>
+        <w:rPr>
+          <w:rStyle w:val="Strong"/>
+          <w:rFonts w:ascii="Times New Roman" w:hAnsi="Times New Roman" w:cs="Times New Roman"/>
+          <w:b w:val="0"/>
+          <w:bCs w:val="0"/>
+          <w:sz w:val="24"/>
+          <w:szCs w:val="24"/>
+        </w:rPr>
+        <w:t>consulter les voitures disponibles</w:t>
+      </w:r>
+      <w:r>
+        <w:rPr>
+          <w:rFonts w:ascii="Times New Roman" w:hAnsi="Times New Roman" w:cs="Times New Roman"/>
+          <w:sz w:val="24"/>
+          <w:szCs w:val="24"/>
+        </w:rPr>
+        <w:t>, avec leurs caractéristiques principales telles que le modèle, les images,</w:t>
+      </w:r>
+      <w:r>
+        <w:rPr>
+          <w:rFonts w:ascii="Times New Roman" w:hAnsi="Times New Roman" w:cs="Times New Roman"/>
+          <w:sz w:val="24"/>
+          <w:szCs w:val="24"/>
+        </w:rPr>
+        <w:t xml:space="preserve"> le modèle, la date de disponibilité de la voiture,</w:t>
+      </w:r>
+      <w:r>
+        <w:rPr>
+          <w:rFonts w:ascii="Times New Roman" w:hAnsi="Times New Roman" w:cs="Times New Roman"/>
+          <w:sz w:val="24"/>
+          <w:szCs w:val="24"/>
+        </w:rPr>
+        <w:t xml:space="preserve"> les caractéristiques techniques et le prix de location.</w:t>
+      </w:r>
+    </w:p>
+    <w:p>
+      <w:pPr>
+        <w:spacing w:line="360" w:lineRule="auto"/>
+        <w:jc w:val="both"/>
+        <w:rPr>
+          <w:rFonts w:ascii="Times New Roman" w:hAnsi="Times New Roman" w:cs="Times New Roman"/>
+          <w:sz w:val="24"/>
+          <w:szCs w:val="24"/>
+        </w:rPr>
+      </w:pPr>
+      <w:r>
+        <w:rPr>
+          <w:rFonts w:ascii="Times New Roman" w:hAnsi="Times New Roman" w:cs="Times New Roman"/>
+          <w:sz w:val="24"/>
+          <w:szCs w:val="24"/>
+        </w:rPr>
+        <w:t>Ensuite, le système doit permettre aux clients</w:t>
+      </w:r>
+      <w:r>
+        <w:rPr>
+          <w:rFonts w:ascii="Times New Roman" w:hAnsi="Times New Roman" w:cs="Times New Roman"/>
+          <w:sz w:val="24"/>
+          <w:szCs w:val="24"/>
+        </w:rPr>
+        <w:t xml:space="preserve"> de faire</w:t>
+      </w:r>
+      <w:r>
+        <w:rPr>
+          <w:rStyle w:val="Strong"/>
+          <w:rFonts w:ascii="Times New Roman" w:hAnsi="Times New Roman" w:cs="Times New Roman"/>
+          <w:b w:val="0"/>
+          <w:bCs w:val="0"/>
+          <w:sz w:val="24"/>
+          <w:szCs w:val="24"/>
+        </w:rPr>
+        <w:t xml:space="preserve"> une réservation</w:t>
+      </w:r>
+      <w:r>
+        <w:rPr>
+          <w:rFonts w:ascii="Times New Roman" w:hAnsi="Times New Roman" w:cs="Times New Roman"/>
+          <w:sz w:val="24"/>
+          <w:szCs w:val="24"/>
+        </w:rPr>
+        <w:t xml:space="preserve">, en remplissant un formulaire contenant les informations nécessaires </w:t>
+      </w:r>
+      <w:r>
+        <w:rPr>
+          <w:rFonts w:ascii="Times New Roman" w:hAnsi="Times New Roman" w:cs="Times New Roman"/>
+          <w:sz w:val="24"/>
+          <w:szCs w:val="24"/>
+        </w:rPr>
+        <w:t>qui sont la date et la période de réservation</w:t>
+      </w:r>
+      <w:r>
+        <w:rPr>
+          <w:rFonts w:ascii="Times New Roman" w:hAnsi="Times New Roman" w:cs="Times New Roman"/>
+          <w:sz w:val="24"/>
+          <w:szCs w:val="24"/>
+        </w:rPr>
+        <w:t>.</w:t>
+      </w:r>
+    </w:p>
+    <w:p>
+      <w:pPr>
+        <w:spacing w:line="360" w:lineRule="auto"/>
+        <w:jc w:val="both"/>
+        <w:rPr>
+          <w:rFonts w:ascii="Times New Roman" w:hAnsi="Times New Roman" w:cs="Times New Roman"/>
+          <w:sz w:val="24"/>
+          <w:szCs w:val="24"/>
+        </w:rPr>
+      </w:pPr>
+      <w:r>
+        <w:rPr>
+          <w:rFonts w:ascii="Times New Roman" w:hAnsi="Times New Roman" w:cs="Times New Roman"/>
+          <w:sz w:val="24"/>
+          <w:szCs w:val="24"/>
+        </w:rPr>
+        <w:lastRenderedPageBreak/>
+        <w:t xml:space="preserve">Du côté de l’administrateur, la plateforme </w:t>
+      </w:r>
+      <w:r>
+        <w:rPr>
+          <w:rFonts w:ascii="Times New Roman" w:hAnsi="Times New Roman" w:cs="Times New Roman"/>
+          <w:sz w:val="24"/>
+          <w:szCs w:val="24"/>
+        </w:rPr>
+        <w:t>offre</w:t>
+      </w:r>
+      <w:r>
+        <w:rPr>
+          <w:rFonts w:ascii="Times New Roman" w:hAnsi="Times New Roman" w:cs="Times New Roman"/>
+          <w:sz w:val="24"/>
+          <w:szCs w:val="24"/>
+        </w:rPr>
+        <w:t xml:space="preserve"> des fonctionnalités permettant de </w:t>
+      </w:r>
+      <w:r>
+        <w:rPr>
+          <w:rStyle w:val="Strong"/>
+          <w:rFonts w:ascii="Times New Roman" w:hAnsi="Times New Roman" w:cs="Times New Roman"/>
+          <w:b w:val="0"/>
+          <w:bCs w:val="0"/>
+          <w:sz w:val="24"/>
+          <w:szCs w:val="24"/>
+        </w:rPr>
+        <w:t>gérer les voitures</w:t>
+      </w:r>
+      <w:r>
+        <w:rPr>
+          <w:rFonts w:ascii="Times New Roman" w:hAnsi="Times New Roman" w:cs="Times New Roman"/>
+          <w:sz w:val="24"/>
+          <w:szCs w:val="24"/>
+        </w:rPr>
+        <w:t xml:space="preserve">, </w:t>
+      </w:r>
+      <w:r>
+        <w:rPr>
+          <w:rFonts w:ascii="Times New Roman" w:hAnsi="Times New Roman" w:cs="Times New Roman"/>
+          <w:sz w:val="24"/>
+          <w:szCs w:val="24"/>
+        </w:rPr>
+        <w:t xml:space="preserve">comme </w:t>
+      </w:r>
+      <w:r>
+        <w:rPr>
+          <w:rFonts w:ascii="Times New Roman" w:hAnsi="Times New Roman" w:cs="Times New Roman"/>
+          <w:sz w:val="24"/>
+          <w:szCs w:val="24"/>
+        </w:rPr>
+        <w:t xml:space="preserve">l’ajout, la modification et la suppression des </w:t>
+      </w:r>
+      <w:r>
+        <w:rPr>
+          <w:rFonts w:ascii="Times New Roman" w:hAnsi="Times New Roman" w:cs="Times New Roman"/>
+          <w:sz w:val="24"/>
+          <w:szCs w:val="24"/>
+        </w:rPr>
+        <w:t>voitures</w:t>
+      </w:r>
+      <w:r>
+        <w:rPr>
+          <w:rFonts w:ascii="Times New Roman" w:hAnsi="Times New Roman" w:cs="Times New Roman"/>
+          <w:sz w:val="24"/>
+          <w:szCs w:val="24"/>
+        </w:rPr>
+        <w:t xml:space="preserve"> disponibles sur l</w:t>
+      </w:r>
+      <w:r>
+        <w:rPr>
+          <w:rFonts w:ascii="Times New Roman" w:hAnsi="Times New Roman" w:cs="Times New Roman"/>
+          <w:sz w:val="24"/>
+          <w:szCs w:val="24"/>
+        </w:rPr>
+        <w:t>e site web</w:t>
+      </w:r>
+      <w:r>
+        <w:rPr>
+          <w:rFonts w:ascii="Times New Roman" w:hAnsi="Times New Roman" w:cs="Times New Roman"/>
+          <w:sz w:val="24"/>
+          <w:szCs w:val="24"/>
+        </w:rPr>
+        <w:t>.</w:t>
+      </w:r>
+    </w:p>
+    <w:p>
+      <w:pPr>
+        <w:spacing w:line="360" w:lineRule="auto"/>
+        <w:jc w:val="both"/>
+        <w:rPr>
+          <w:rFonts w:ascii="Times New Roman" w:hAnsi="Times New Roman" w:cs="Times New Roman"/>
+          <w:sz w:val="24"/>
+          <w:szCs w:val="24"/>
+        </w:rPr>
+      </w:pPr>
+      <w:r>
+        <w:rPr>
+          <w:rFonts w:ascii="Times New Roman" w:hAnsi="Times New Roman" w:cs="Times New Roman"/>
+          <w:sz w:val="24"/>
+          <w:szCs w:val="24"/>
+        </w:rPr>
+        <w:t xml:space="preserve">Enfin, le système </w:t>
+      </w:r>
+      <w:r>
+        <w:rPr>
+          <w:rFonts w:ascii="Times New Roman" w:hAnsi="Times New Roman" w:cs="Times New Roman"/>
+          <w:sz w:val="24"/>
+          <w:szCs w:val="24"/>
+        </w:rPr>
+        <w:t xml:space="preserve">permet </w:t>
+      </w:r>
+      <w:r>
+        <w:rPr>
+          <w:rFonts w:ascii="Times New Roman" w:hAnsi="Times New Roman" w:cs="Times New Roman"/>
+          <w:sz w:val="24"/>
+          <w:szCs w:val="24"/>
+        </w:rPr>
+        <w:t xml:space="preserve">également de </w:t>
+      </w:r>
+      <w:r>
+        <w:rPr>
+          <w:rStyle w:val="Strong"/>
+          <w:rFonts w:ascii="Times New Roman" w:hAnsi="Times New Roman" w:cs="Times New Roman"/>
+          <w:b w:val="0"/>
+          <w:bCs w:val="0"/>
+          <w:sz w:val="24"/>
+          <w:szCs w:val="24"/>
+        </w:rPr>
+        <w:t>gérer les clients et les réservations</w:t>
+      </w:r>
+      <w:r>
+        <w:rPr>
+          <w:rFonts w:ascii="Times New Roman" w:hAnsi="Times New Roman" w:cs="Times New Roman"/>
+          <w:sz w:val="24"/>
+          <w:szCs w:val="24"/>
+        </w:rPr>
+        <w:t>, afin d’assurer une bonne organisation des demandes et de faciliter leur suivi.</w:t>
+      </w:r>
+    </w:p>
+    <w:p>
+      <w:pPr>
+        <w:pStyle w:val="Heading2"/>
+        <w:numPr>
+          <w:ilvl w:val="0"/>
+          <w:numId w:val="5"/>
+        </w:numPr>
+        <w:rPr>
+          <w:rFonts w:ascii="Times New Roman" w:hAnsi="Times New Roman" w:cs="Times New Roman"/>
+          <w:sz w:val="28"/>
+          <w:szCs w:val="28"/>
+          <w:u w:val="single"/>
+        </w:rPr>
+      </w:pPr>
+      <w:r>
+        <w:rPr>
+          <w:rFonts w:ascii="Times New Roman" w:hAnsi="Times New Roman" w:cs="Times New Roman"/>
+          <w:sz w:val="28"/>
+          <w:szCs w:val="28"/>
+          <w:u w:val="single"/>
+        </w:rPr>
+        <w:t>Besoins non fonctionnels</w:t>
+      </w:r>
+      <w:r>
+        <w:rPr>
+          <w:rFonts w:ascii="Times New Roman" w:hAnsi="Times New Roman" w:cs="Times New Roman"/>
+          <w:sz w:val="28"/>
+          <w:szCs w:val="28"/>
+          <w:u w:val="single"/>
+        </w:rPr>
+        <w:t> :</w:t>
       </w:r>
     </w:p>
     <w:p/>
@@ -3860,9 +5105,9 @@
     </w:lvl>
   </w:abstractNum>
   <w:abstractNum w:abstractNumId="3" w15:restartNumberingAfterBreak="0">
-    <w:nsid w:val="33FA2EEF"/>
+    <w:nsid w:val="279B3104"/>
     <w:multiLevelType w:val="hybridMultilevel"/>
-    <w:tmpl w:val="F2D09494"/>
+    <w:tmpl w:val="234C6344"/>
     <w:lvl w:ilvl="0" w:tplc="040C000F">
       <w:start w:val="1"/>
       <w:numFmt w:val="decimal"/>
@@ -3948,6 +5193,95 @@
       </w:pPr>
     </w:lvl>
   </w:abstractNum>
+  <w:abstractNum w:abstractNumId="4" w15:restartNumberingAfterBreak="0">
+    <w:nsid w:val="33FA2EEF"/>
+    <w:multiLevelType w:val="hybridMultilevel"/>
+    <w:tmpl w:val="F2D09494"/>
+    <w:lvl w:ilvl="0" w:tplc="040C000F">
+      <w:start w:val="1"/>
+      <w:numFmt w:val="decimal"/>
+      <w:lvlText w:val="%1."/>
+      <w:lvlJc w:val="left"/>
+      <w:pPr>
+        <w:ind w:left="720" w:hanging="360"/>
+      </w:pPr>
+      <w:rPr>
+        <w:rFonts w:hint="default"/>
+      </w:rPr>
+    </w:lvl>
+    <w:lvl w:ilvl="1" w:tplc="040C0019" w:tentative="1">
+      <w:start w:val="1"/>
+      <w:numFmt w:val="lowerLetter"/>
+      <w:lvlText w:val="%2."/>
+      <w:lvlJc w:val="left"/>
+      <w:pPr>
+        <w:ind w:left="1440" w:hanging="360"/>
+      </w:pPr>
+    </w:lvl>
+    <w:lvl w:ilvl="2" w:tplc="040C001B" w:tentative="1">
+      <w:start w:val="1"/>
+      <w:numFmt w:val="lowerRoman"/>
+      <w:lvlText w:val="%3."/>
+      <w:lvlJc w:val="right"/>
+      <w:pPr>
+        <w:ind w:left="2160" w:hanging="180"/>
+      </w:pPr>
+    </w:lvl>
+    <w:lvl w:ilvl="3" w:tplc="040C000F" w:tentative="1">
+      <w:start w:val="1"/>
+      <w:numFmt w:val="decimal"/>
+      <w:lvlText w:val="%4."/>
+      <w:lvlJc w:val="left"/>
+      <w:pPr>
+        <w:ind w:left="2880" w:hanging="360"/>
+      </w:pPr>
+    </w:lvl>
+    <w:lvl w:ilvl="4" w:tplc="040C0019" w:tentative="1">
+      <w:start w:val="1"/>
+      <w:numFmt w:val="lowerLetter"/>
+      <w:lvlText w:val="%5."/>
+      <w:lvlJc w:val="left"/>
+      <w:pPr>
+        <w:ind w:left="3600" w:hanging="360"/>
+      </w:pPr>
+    </w:lvl>
+    <w:lvl w:ilvl="5" w:tplc="040C001B" w:tentative="1">
+      <w:start w:val="1"/>
+      <w:numFmt w:val="lowerRoman"/>
+      <w:lvlText w:val="%6."/>
+      <w:lvlJc w:val="right"/>
+      <w:pPr>
+        <w:ind w:left="4320" w:hanging="180"/>
+      </w:pPr>
+    </w:lvl>
+    <w:lvl w:ilvl="6" w:tplc="040C000F" w:tentative="1">
+      <w:start w:val="1"/>
+      <w:numFmt w:val="decimal"/>
+      <w:lvlText w:val="%7."/>
+      <w:lvlJc w:val="left"/>
+      <w:pPr>
+        <w:ind w:left="5040" w:hanging="360"/>
+      </w:pPr>
+    </w:lvl>
+    <w:lvl w:ilvl="7" w:tplc="040C0019" w:tentative="1">
+      <w:start w:val="1"/>
+      <w:numFmt w:val="lowerLetter"/>
+      <w:lvlText w:val="%8."/>
+      <w:lvlJc w:val="left"/>
+      <w:pPr>
+        <w:ind w:left="5760" w:hanging="360"/>
+      </w:pPr>
+    </w:lvl>
+    <w:lvl w:ilvl="8" w:tplc="040C001B" w:tentative="1">
+      <w:start w:val="1"/>
+      <w:numFmt w:val="lowerRoman"/>
+      <w:lvlText w:val="%9."/>
+      <w:lvlJc w:val="right"/>
+      <w:pPr>
+        <w:ind w:left="6480" w:hanging="180"/>
+      </w:pPr>
+    </w:lvl>
+  </w:abstractNum>
   <w:num w:numId="1" w16cid:durableId="841310584">
     <w:abstractNumId w:val="1"/>
   </w:num>
@@ -3955,10 +5289,13 @@
     <w:abstractNumId w:val="0"/>
   </w:num>
   <w:num w:numId="3" w16cid:durableId="275715899">
-    <w:abstractNumId w:val="3"/>
+    <w:abstractNumId w:val="4"/>
   </w:num>
   <w:num w:numId="4" w16cid:durableId="1472863184">
     <w:abstractNumId w:val="2"/>
+  </w:num>
+  <w:num w:numId="5" w16cid:durableId="1159925740">
+    <w:abstractNumId w:val="3"/>
   </w:num>
 </w:numbering>
 </file>
@@ -5062,8 +6399,8 @@
   </w:compat>
   <w:rsids>
     <w:rsidRoot w:val="00B047C3"/>
+    <w:rsid w:val="0033089D"/>
     <w:rsid w:val="004934B8"/>
-    <w:rsid w:val="005357F5"/>
     <w:rsid w:val="00B047C3"/>
   </w:rsids>
   <m:mathPr>

--- a/rapport/pfe-rapport.docx
+++ b/rapport/pfe-rapport.docx
@@ -1007,27 +1007,7 @@
           <w:sz w:val="24"/>
           <w:szCs w:val="24"/>
         </w:rPr>
-        <w:t xml:space="preserve">Abdelaadim </w:t>
-      </w:r>
-      <w:r>
-        <w:rPr>
-          <w:rFonts w:ascii="Times New Roman" w:hAnsi="Times New Roman" w:cs="Times New Roman"/>
-          <w:b/>
-          <w:bCs/>
-          <w:sz w:val="24"/>
-          <w:szCs w:val="24"/>
-        </w:rPr>
-        <w:t>K</w:t>
-      </w:r>
-      <w:r>
-        <w:rPr>
-          <w:rFonts w:ascii="Times New Roman" w:hAnsi="Times New Roman" w:cs="Times New Roman"/>
-          <w:b/>
-          <w:bCs/>
-          <w:sz w:val="24"/>
-          <w:szCs w:val="24"/>
-        </w:rPr>
-        <w:t>hriss</w:t>
+        <w:t>Abdelaadim Khriss</w:t>
       </w:r>
       <w:r>
         <w:rPr>
@@ -1252,23 +1232,7 @@
           <w:sz w:val="24"/>
           <w:szCs w:val="24"/>
         </w:rPr>
-        <w:t xml:space="preserve"> sont </w:t>
-      </w:r>
-      <w:r>
-        <w:rPr>
-          <w:rFonts w:ascii="Times New Roman" w:hAnsi="Times New Roman" w:cs="Times New Roman"/>
-          <w:sz w:val="24"/>
-          <w:szCs w:val="24"/>
-        </w:rPr>
-        <w:t>devenues</w:t>
-      </w:r>
-      <w:r>
-        <w:rPr>
-          <w:rFonts w:ascii="Times New Roman" w:hAnsi="Times New Roman" w:cs="Times New Roman"/>
-          <w:sz w:val="24"/>
-          <w:szCs w:val="24"/>
-        </w:rPr>
-        <w:t xml:space="preserve"> des outils essentiels pour améliorer la communication avec les clients, promouvoir les services et renforcer la visibilité des organisations sur le marché. Ainsi, la conception d’applications web performantes, associée à la mise en place de stratégies efficaces de marketing digital, constitue aujourd’hui un levier majeur pour les entreprises souhaitant développer leur activité et atteindre un public plus large.</w:t>
+        <w:t xml:space="preserve"> sont devenues des outils essentiels pour améliorer la communication avec les clients, promouvoir les services et renforcer la visibilité des organisations sur le marché. Ainsi, la conception d’applications web performantes, associée à la mise en place de stratégies efficaces de marketing digital, constitue aujourd’hui un levier majeur pour les entreprises souhaitant développer leur activité et atteindre un public plus large.</w:t>
       </w:r>
     </w:p>
     <w:p>
@@ -1757,31 +1721,7 @@
           <w:sz w:val="24"/>
           <w:szCs w:val="24"/>
         </w:rPr>
-        <w:t xml:space="preserve">, surtout grâce à l’augmentation du nombre des étudiants, des touristes, et des besoins de mobilité. </w:t>
-      </w:r>
-      <w:r>
-        <w:rPr>
-          <w:rFonts w:ascii="Times New Roman" w:hAnsi="Times New Roman" w:cs="Times New Roman"/>
-          <w:sz w:val="24"/>
-          <w:szCs w:val="24"/>
-        </w:rPr>
-        <w:t>Les agences de location offrent aux clients la possibilité d</w:t>
-      </w:r>
-      <w:r>
-        <w:rPr>
-          <w:rFonts w:ascii="Times New Roman" w:hAnsi="Times New Roman" w:cs="Times New Roman"/>
-          <w:sz w:val="24"/>
-          <w:szCs w:val="24"/>
-        </w:rPr>
-        <w:t>’avoir</w:t>
-      </w:r>
-      <w:r>
-        <w:rPr>
-          <w:rFonts w:ascii="Times New Roman" w:hAnsi="Times New Roman" w:cs="Times New Roman"/>
-          <w:sz w:val="24"/>
-          <w:szCs w:val="24"/>
-        </w:rPr>
-        <w:t xml:space="preserve"> un véhicule pour une période déterminée, sans avoir à supporter les coûts liés à l’achat d’une voiture.</w:t>
+        <w:t>, surtout grâce à l’augmentation du nombre des étudiants, des touristes, et des besoins de mobilité. Les agences de location offrent aux clients la possibilité d’avoir un véhicule pour une période déterminée, sans avoir à supporter les coûts liés à l’achat d’une voiture.</w:t>
       </w:r>
     </w:p>
     <w:p>
@@ -1800,63 +1740,7 @@
           <w:sz w:val="24"/>
           <w:szCs w:val="24"/>
         </w:rPr>
-        <w:t>Avec l’évolution des technologies numériques, plusieurs</w:t>
-      </w:r>
-      <w:r>
-        <w:rPr>
-          <w:rFonts w:ascii="Times New Roman" w:hAnsi="Times New Roman" w:cs="Times New Roman"/>
-          <w:sz w:val="24"/>
-          <w:szCs w:val="24"/>
-        </w:rPr>
-        <w:t xml:space="preserve"> entreprises de location de voitures ont adopté des plateformes en ligne p</w:t>
-      </w:r>
-      <w:r>
-        <w:rPr>
-          <w:rFonts w:ascii="Times New Roman" w:hAnsi="Times New Roman" w:cs="Times New Roman"/>
-          <w:sz w:val="24"/>
-          <w:szCs w:val="24"/>
-        </w:rPr>
-        <w:t>our permettre</w:t>
-      </w:r>
-      <w:r>
-        <w:rPr>
-          <w:rFonts w:ascii="Times New Roman" w:hAnsi="Times New Roman" w:cs="Times New Roman"/>
-          <w:sz w:val="24"/>
-          <w:szCs w:val="24"/>
-        </w:rPr>
-        <w:t xml:space="preserve"> aux utilisateurs de consulter les véhicules disponibles, comparer les offres et effectuer des réservations à distance. Ces plateformes </w:t>
-      </w:r>
-      <w:r>
-        <w:rPr>
-          <w:rFonts w:ascii="Times New Roman" w:hAnsi="Times New Roman" w:cs="Times New Roman"/>
-          <w:sz w:val="24"/>
-          <w:szCs w:val="24"/>
-        </w:rPr>
-        <w:t>visent</w:t>
-      </w:r>
-      <w:r>
-        <w:rPr>
-          <w:rFonts w:ascii="Times New Roman" w:hAnsi="Times New Roman" w:cs="Times New Roman"/>
-          <w:sz w:val="24"/>
-          <w:szCs w:val="24"/>
-        </w:rPr>
-        <w:t xml:space="preserve"> à simplifier le processus de location, à améliorer l’expérience utilisateur et à optimiser la gestion des services proposés p</w:t>
-      </w:r>
-      <w:r>
-        <w:rPr>
-          <w:rFonts w:ascii="Times New Roman" w:hAnsi="Times New Roman" w:cs="Times New Roman"/>
-          <w:sz w:val="24"/>
-          <w:szCs w:val="24"/>
-        </w:rPr>
-        <w:t>our l’administrateur</w:t>
-      </w:r>
-      <w:r>
-        <w:rPr>
-          <w:rFonts w:ascii="Times New Roman" w:hAnsi="Times New Roman" w:cs="Times New Roman"/>
-          <w:sz w:val="24"/>
-          <w:szCs w:val="24"/>
-        </w:rPr>
-        <w:t>.</w:t>
+        <w:t>Avec l’évolution des technologies numériques, plusieurs entreprises de location de voitures ont adopté des plateformes en ligne pour permettre aux utilisateurs de consulter les véhicules disponibles, comparer les offres et effectuer des réservations à distance. Ces plateformes visent à simplifier le processus de location, à améliorer l’expérience utilisateur et à optimiser la gestion des services proposés pour l’administrateur.</w:t>
       </w:r>
     </w:p>
     <w:p>
@@ -1899,47 +1783,7 @@
           <w:sz w:val="24"/>
           <w:szCs w:val="24"/>
         </w:rPr>
-        <w:t xml:space="preserve">Dans les grandes villes comme Rabat et Casablanca, les services de la location des voitures sont généralement digitalisés et se basent sur des plateformes web permettant aux utilisateurs </w:t>
-      </w:r>
-      <w:r>
-        <w:rPr>
-          <w:rFonts w:ascii="Times New Roman" w:hAnsi="Times New Roman" w:cs="Times New Roman"/>
-          <w:sz w:val="24"/>
-          <w:szCs w:val="24"/>
-        </w:rPr>
-        <w:t xml:space="preserve">de consulter </w:t>
-      </w:r>
-      <w:r>
-        <w:rPr>
-          <w:rFonts w:ascii="Times New Roman" w:hAnsi="Times New Roman" w:cs="Times New Roman"/>
-          <w:sz w:val="24"/>
-          <w:szCs w:val="24"/>
-        </w:rPr>
-        <w:t xml:space="preserve">et voir </w:t>
-      </w:r>
-      <w:r>
-        <w:rPr>
-          <w:rFonts w:ascii="Times New Roman" w:hAnsi="Times New Roman" w:cs="Times New Roman"/>
-          <w:sz w:val="24"/>
-          <w:szCs w:val="24"/>
-        </w:rPr>
-        <w:t>les véhicules disponibles, comparer le</w:t>
-      </w:r>
-      <w:r>
-        <w:rPr>
-          <w:rFonts w:ascii="Times New Roman" w:hAnsi="Times New Roman" w:cs="Times New Roman"/>
-          <w:sz w:val="24"/>
-          <w:szCs w:val="24"/>
-        </w:rPr>
-        <w:t>urs</w:t>
-      </w:r>
-      <w:r>
-        <w:rPr>
-          <w:rFonts w:ascii="Times New Roman" w:hAnsi="Times New Roman" w:cs="Times New Roman"/>
-          <w:sz w:val="24"/>
-          <w:szCs w:val="24"/>
-        </w:rPr>
-        <w:t xml:space="preserve"> prix et effectuer des réservations en ligne. De grandes entreprises </w:t>
+        <w:t xml:space="preserve">Dans les grandes villes comme Rabat et Casablanca, les services de la location des voitures sont généralement digitalisés et se basent sur des plateformes web permettant aux utilisateurs de consulter et voir les véhicules disponibles, comparer leurs prix et effectuer des réservations en ligne. De grandes entreprises </w:t>
       </w:r>
       <w:r>
         <w:rPr>
@@ -1987,23 +1831,7 @@
           <w:sz w:val="24"/>
           <w:szCs w:val="24"/>
         </w:rPr>
-        <w:t xml:space="preserve"> </w:t>
-      </w:r>
-      <w:r>
-        <w:rPr>
-          <w:rFonts w:ascii="Times New Roman" w:hAnsi="Times New Roman" w:cs="Times New Roman"/>
-          <w:sz w:val="24"/>
-          <w:szCs w:val="24"/>
-        </w:rPr>
-        <w:t>KAYAK</w:t>
-      </w:r>
-      <w:r>
-        <w:rPr>
-          <w:rFonts w:ascii="Times New Roman" w:hAnsi="Times New Roman" w:cs="Times New Roman"/>
-          <w:sz w:val="24"/>
-          <w:szCs w:val="24"/>
-        </w:rPr>
-        <w:t xml:space="preserve"> proposent des </w:t>
+        <w:t xml:space="preserve"> KAYAK proposent des </w:t>
       </w:r>
       <w:r>
         <w:rPr>
@@ -2031,95 +1859,7 @@
           <w:sz w:val="24"/>
           <w:szCs w:val="24"/>
         </w:rPr>
-        <w:t>Cependant, dans ville</w:t>
-      </w:r>
-      <w:r>
-        <w:rPr>
-          <w:rFonts w:ascii="Times New Roman" w:hAnsi="Times New Roman" w:cs="Times New Roman"/>
-          <w:sz w:val="24"/>
-          <w:szCs w:val="24"/>
-        </w:rPr>
-        <w:t xml:space="preserve"> </w:t>
-      </w:r>
-      <w:r>
-        <w:rPr>
-          <w:rFonts w:ascii="Times New Roman" w:hAnsi="Times New Roman" w:cs="Times New Roman"/>
-          <w:sz w:val="24"/>
-          <w:szCs w:val="24"/>
-        </w:rPr>
-        <w:t>Oujda, l’utilisation de</w:t>
-      </w:r>
-      <w:r>
-        <w:rPr>
-          <w:rFonts w:ascii="Times New Roman" w:hAnsi="Times New Roman" w:cs="Times New Roman"/>
-          <w:sz w:val="24"/>
-          <w:szCs w:val="24"/>
-        </w:rPr>
-        <w:t>s</w:t>
-      </w:r>
-      <w:r>
-        <w:rPr>
-          <w:rFonts w:ascii="Times New Roman" w:hAnsi="Times New Roman" w:cs="Times New Roman"/>
-          <w:sz w:val="24"/>
-          <w:szCs w:val="24"/>
-        </w:rPr>
-        <w:t xml:space="preserve"> plateformes web dans le domaine de la location de voitures reste encore limitée. La </w:t>
-      </w:r>
-      <w:r>
-        <w:rPr>
-          <w:rFonts w:ascii="Times New Roman" w:hAnsi="Times New Roman" w:cs="Times New Roman"/>
-          <w:sz w:val="24"/>
-          <w:szCs w:val="24"/>
-        </w:rPr>
-        <w:t>plupart</w:t>
-      </w:r>
-      <w:r>
-        <w:rPr>
-          <w:rFonts w:ascii="Times New Roman" w:hAnsi="Times New Roman" w:cs="Times New Roman"/>
-          <w:sz w:val="24"/>
-          <w:szCs w:val="24"/>
-        </w:rPr>
-        <w:t xml:space="preserve"> des agences locales s’appuie principalement sur des moyens de communication traditionnels </w:t>
-      </w:r>
-      <w:r>
-        <w:rPr>
-          <w:rFonts w:ascii="Times New Roman" w:hAnsi="Times New Roman" w:cs="Times New Roman"/>
-          <w:sz w:val="24"/>
-          <w:szCs w:val="24"/>
-        </w:rPr>
-        <w:t>comme</w:t>
-      </w:r>
-      <w:r>
-        <w:rPr>
-          <w:rFonts w:ascii="Times New Roman" w:hAnsi="Times New Roman" w:cs="Times New Roman"/>
-          <w:sz w:val="24"/>
-          <w:szCs w:val="24"/>
-        </w:rPr>
-        <w:t xml:space="preserve"> les appels téléphoniques ou les applications de messagerie pour gérer les réservations et les demandes des clients. Dans certains cas, les agences utilisent également les réseaux sociaux pour présenter leurs véhicules et contact</w:t>
-      </w:r>
-      <w:r>
-        <w:rPr>
-          <w:rFonts w:ascii="Times New Roman" w:hAnsi="Times New Roman" w:cs="Times New Roman"/>
-          <w:sz w:val="24"/>
-          <w:szCs w:val="24"/>
-        </w:rPr>
-        <w:t>er</w:t>
-      </w:r>
-      <w:r>
-        <w:rPr>
-          <w:rFonts w:ascii="Times New Roman" w:hAnsi="Times New Roman" w:cs="Times New Roman"/>
-          <w:sz w:val="24"/>
-          <w:szCs w:val="24"/>
-        </w:rPr>
-        <w:t xml:space="preserve"> les clients.</w:t>
-      </w:r>
-      <w:r>
-        <w:rPr>
-          <w:rFonts w:ascii="Times New Roman" w:hAnsi="Times New Roman" w:cs="Times New Roman"/>
-          <w:sz w:val="24"/>
-          <w:szCs w:val="24"/>
-        </w:rPr>
-        <w:t xml:space="preserve"> Exemple : Mengouchi Mohammed sui utilise sa page Instagram « pas_de_caution1 » pour présenter les services.</w:t>
+        <w:t>Cependant, dans ville Oujda, l’utilisation des plateformes web dans le domaine de la location de voitures reste encore limitée. La plupart des agences locales s’appuie principalement sur des moyens de communication traditionnels comme les appels téléphoniques ou les applications de messagerie pour gérer les réservations et les demandes des clients. Dans certains cas, les agences utilisent également les réseaux sociaux pour présenter leurs véhicules et contacter les clients. Exemple : Mengouchi Mohammed sui utilise sa page Instagram « pas_de_caution1 » pour présenter les services.</w:t>
       </w:r>
     </w:p>
     <w:p>
@@ -2138,71 +1878,7 @@
           <w:sz w:val="24"/>
           <w:szCs w:val="24"/>
         </w:rPr>
-        <w:t xml:space="preserve">Cette approche présente plusieurs limites. </w:t>
-      </w:r>
-      <w:r>
-        <w:rPr>
-          <w:rFonts w:ascii="Times New Roman" w:hAnsi="Times New Roman" w:cs="Times New Roman"/>
-          <w:sz w:val="24"/>
-          <w:szCs w:val="24"/>
-        </w:rPr>
-        <w:t>L</w:t>
-      </w:r>
-      <w:r>
-        <w:rPr>
-          <w:rFonts w:ascii="Times New Roman" w:hAnsi="Times New Roman" w:cs="Times New Roman"/>
-          <w:sz w:val="24"/>
-          <w:szCs w:val="24"/>
-        </w:rPr>
-        <w:t xml:space="preserve">’absence d’une plateforme web peut rendre le processus de réservation moins structuré et moins accessible pour les utilisateurs. Les clients doivent </w:t>
-      </w:r>
-      <w:r>
-        <w:rPr>
-          <w:rFonts w:ascii="Times New Roman" w:hAnsi="Times New Roman" w:cs="Times New Roman"/>
-          <w:sz w:val="24"/>
-          <w:szCs w:val="24"/>
-        </w:rPr>
-        <w:t>toujours</w:t>
-      </w:r>
-      <w:r>
-        <w:rPr>
-          <w:rFonts w:ascii="Times New Roman" w:hAnsi="Times New Roman" w:cs="Times New Roman"/>
-          <w:sz w:val="24"/>
-          <w:szCs w:val="24"/>
-        </w:rPr>
-        <w:t xml:space="preserve"> contacter directement l’agence pour obtenir des informations sur la disponibilité des véhicules, les tarifs </w:t>
-      </w:r>
-      <w:r>
-        <w:rPr>
-          <w:rFonts w:ascii="Times New Roman" w:hAnsi="Times New Roman" w:cs="Times New Roman"/>
-          <w:sz w:val="24"/>
-          <w:szCs w:val="24"/>
-        </w:rPr>
-        <w:t>et</w:t>
-      </w:r>
-      <w:r>
-        <w:rPr>
-          <w:rFonts w:ascii="Times New Roman" w:hAnsi="Times New Roman" w:cs="Times New Roman"/>
-          <w:sz w:val="24"/>
-          <w:szCs w:val="24"/>
-        </w:rPr>
-        <w:t xml:space="preserve"> les conditions de location. Cela peut </w:t>
-      </w:r>
-      <w:r>
-        <w:rPr>
-          <w:rFonts w:ascii="Times New Roman" w:hAnsi="Times New Roman" w:cs="Times New Roman"/>
-          <w:sz w:val="24"/>
-          <w:szCs w:val="24"/>
-        </w:rPr>
-        <w:t>causer</w:t>
-      </w:r>
-      <w:r>
-        <w:rPr>
-          <w:rFonts w:ascii="Times New Roman" w:hAnsi="Times New Roman" w:cs="Times New Roman"/>
-          <w:sz w:val="24"/>
-          <w:szCs w:val="24"/>
-        </w:rPr>
-        <w:t xml:space="preserve"> une perte de temps pour les clients ainsi qu’une gestion plus complexe pour les agences.</w:t>
+        <w:t>Cette approche présente plusieurs limites. L’absence d’une plateforme web peut rendre le processus de réservation moins structuré et moins accessible pour les utilisateurs. Les clients doivent toujours contacter directement l’agence pour obtenir des informations sur la disponibilité des véhicules, les tarifs et les conditions de location. Cela peut causer une perte de temps pour les clients ainsi qu’une gestion plus complexe pour les agences.</w:t>
       </w:r>
     </w:p>
     <w:p>
@@ -2245,127 +1921,7 @@
           <w:sz w:val="24"/>
           <w:szCs w:val="24"/>
         </w:rPr>
-        <w:t>Au cours du</w:t>
-      </w:r>
-      <w:r>
-        <w:rPr>
-          <w:rFonts w:ascii="Times New Roman" w:hAnsi="Times New Roman" w:cs="Times New Roman"/>
-          <w:sz w:val="24"/>
-          <w:szCs w:val="24"/>
-        </w:rPr>
-        <w:t xml:space="preserve"> développement des technologies numériques, les </w:t>
-      </w:r>
-      <w:r>
-        <w:rPr>
-          <w:rFonts w:ascii="Times New Roman" w:hAnsi="Times New Roman" w:cs="Times New Roman"/>
-          <w:sz w:val="24"/>
-          <w:szCs w:val="24"/>
-        </w:rPr>
-        <w:t>sites</w:t>
-      </w:r>
-      <w:r>
-        <w:rPr>
-          <w:rFonts w:ascii="Times New Roman" w:hAnsi="Times New Roman" w:cs="Times New Roman"/>
-          <w:sz w:val="24"/>
-          <w:szCs w:val="24"/>
-        </w:rPr>
-        <w:t xml:space="preserve"> web sont devenues un outil essentiel pour faciliter l’accès aux services et améliorer la relation entre le</w:t>
-      </w:r>
-      <w:r>
-        <w:rPr>
-          <w:rFonts w:ascii="Times New Roman" w:hAnsi="Times New Roman" w:cs="Times New Roman"/>
-          <w:sz w:val="24"/>
-          <w:szCs w:val="24"/>
-        </w:rPr>
-        <w:t xml:space="preserve"> propriétaire</w:t>
-      </w:r>
-      <w:r>
-        <w:rPr>
-          <w:rFonts w:ascii="Times New Roman" w:hAnsi="Times New Roman" w:cs="Times New Roman"/>
-          <w:sz w:val="24"/>
-          <w:szCs w:val="24"/>
-        </w:rPr>
-        <w:t xml:space="preserve"> et </w:t>
-      </w:r>
-      <w:r>
-        <w:rPr>
-          <w:rFonts w:ascii="Times New Roman" w:hAnsi="Times New Roman" w:cs="Times New Roman"/>
-          <w:sz w:val="24"/>
-          <w:szCs w:val="24"/>
-        </w:rPr>
-        <w:t>se</w:t>
-      </w:r>
-      <w:r>
-        <w:rPr>
-          <w:rFonts w:ascii="Times New Roman" w:hAnsi="Times New Roman" w:cs="Times New Roman"/>
-          <w:sz w:val="24"/>
-          <w:szCs w:val="24"/>
-        </w:rPr>
-        <w:t xml:space="preserve">s clients. Dans le domaine de la location de voitures, de nombreuses </w:t>
-      </w:r>
-      <w:r>
-        <w:rPr>
-          <w:rFonts w:ascii="Times New Roman" w:hAnsi="Times New Roman" w:cs="Times New Roman"/>
-          <w:sz w:val="24"/>
-          <w:szCs w:val="24"/>
-        </w:rPr>
-        <w:t>agences</w:t>
-      </w:r>
-      <w:r>
-        <w:rPr>
-          <w:rFonts w:ascii="Times New Roman" w:hAnsi="Times New Roman" w:cs="Times New Roman"/>
-          <w:sz w:val="24"/>
-          <w:szCs w:val="24"/>
-        </w:rPr>
-        <w:t xml:space="preserve"> utilisent aujourd’hui des sites web </w:t>
-      </w:r>
-      <w:r>
-        <w:rPr>
-          <w:rFonts w:ascii="Times New Roman" w:hAnsi="Times New Roman" w:cs="Times New Roman"/>
-          <w:sz w:val="24"/>
-          <w:szCs w:val="24"/>
-        </w:rPr>
-        <w:t>qui permettent</w:t>
-      </w:r>
-      <w:r>
-        <w:rPr>
-          <w:rFonts w:ascii="Times New Roman" w:hAnsi="Times New Roman" w:cs="Times New Roman"/>
-          <w:sz w:val="24"/>
-          <w:szCs w:val="24"/>
-        </w:rPr>
-        <w:t xml:space="preserve"> aux utilisateurs de consulter </w:t>
-      </w:r>
-      <w:r>
-        <w:rPr>
-          <w:rFonts w:ascii="Times New Roman" w:hAnsi="Times New Roman" w:cs="Times New Roman"/>
-          <w:sz w:val="24"/>
-          <w:szCs w:val="24"/>
-        </w:rPr>
-        <w:t xml:space="preserve">et voir </w:t>
-      </w:r>
-      <w:r>
-        <w:rPr>
-          <w:rFonts w:ascii="Times New Roman" w:hAnsi="Times New Roman" w:cs="Times New Roman"/>
-          <w:sz w:val="24"/>
-          <w:szCs w:val="24"/>
-        </w:rPr>
-        <w:t>les véhicules disponibles</w:t>
-      </w:r>
-      <w:r>
-        <w:rPr>
-          <w:rFonts w:ascii="Times New Roman" w:hAnsi="Times New Roman" w:cs="Times New Roman"/>
-          <w:sz w:val="24"/>
-          <w:szCs w:val="24"/>
-        </w:rPr>
-        <w:t xml:space="preserve"> dans une période précise</w:t>
-      </w:r>
-      <w:r>
-        <w:rPr>
-          <w:rFonts w:ascii="Times New Roman" w:hAnsi="Times New Roman" w:cs="Times New Roman"/>
-          <w:sz w:val="24"/>
-          <w:szCs w:val="24"/>
-        </w:rPr>
-        <w:t>, comparer les offres et effectuer des réservations en ligne.</w:t>
+        <w:t>Au cours du développement des technologies numériques, les sites web sont devenues un outil essentiel pour faciliter l’accès aux services et améliorer la relation entre le propriétaire et ses clients. Dans le domaine de la location de voitures, de nombreuses agences utilisent aujourd’hui des sites web qui permettent aux utilisateurs de consulter et voir les véhicules disponibles dans une période précise, comparer les offres et effectuer des réservations en ligne.</w:t>
       </w:r>
     </w:p>
     <w:p>
@@ -2384,23 +1940,7 @@
           <w:sz w:val="24"/>
           <w:szCs w:val="24"/>
         </w:rPr>
-        <w:t xml:space="preserve">Cependant, dans </w:t>
-      </w:r>
-      <w:r>
-        <w:rPr>
-          <w:rFonts w:ascii="Times New Roman" w:hAnsi="Times New Roman" w:cs="Times New Roman"/>
-          <w:sz w:val="24"/>
-          <w:szCs w:val="24"/>
-        </w:rPr>
-        <w:t xml:space="preserve">la ville </w:t>
-      </w:r>
-      <w:r>
-        <w:rPr>
-          <w:rFonts w:ascii="Times New Roman" w:hAnsi="Times New Roman" w:cs="Times New Roman"/>
-          <w:sz w:val="24"/>
-          <w:szCs w:val="24"/>
-        </w:rPr>
-        <w:t xml:space="preserve">Oujda, l’utilisation de solutions numériques dans ce secteur </w:t>
+        <w:t xml:space="preserve">Cependant, dans la ville Oujda, l’utilisation de solutions numériques dans ce secteur </w:t>
       </w:r>
       <w:r>
         <w:rPr>
@@ -2997,65 +2537,15 @@
           <w:sz w:val="24"/>
           <w:szCs w:val="24"/>
         </w:rPr>
-        <w:t>Créer un logo et une identité visuelle</w:t>
-      </w:r>
-      <w:r>
-        <w:rPr>
-          <w:rFonts w:ascii="Times New Roman" w:hAnsi="Times New Roman" w:cs="Times New Roman"/>
-          <w:b/>
-          <w:bCs/>
-          <w:sz w:val="24"/>
-          <w:szCs w:val="24"/>
-        </w:rPr>
-        <w:t> </w:t>
-      </w:r>
-      <w:r>
-        <w:rPr>
-          <w:rFonts w:ascii="Times New Roman" w:hAnsi="Times New Roman" w:cs="Times New Roman"/>
-          <w:sz w:val="24"/>
-          <w:szCs w:val="24"/>
-        </w:rPr>
-        <w:t>:</w:t>
-      </w:r>
-      <w:r>
-        <w:rPr>
-          <w:rFonts w:ascii="Times New Roman" w:hAnsi="Times New Roman" w:cs="Times New Roman"/>
-          <w:sz w:val="24"/>
-          <w:szCs w:val="24"/>
-        </w:rPr>
-        <w:t xml:space="preserve"> </w:t>
-      </w:r>
-      <w:r>
-        <w:rPr>
-          <w:rFonts w:ascii="Times New Roman" w:hAnsi="Times New Roman" w:cs="Times New Roman"/>
-          <w:sz w:val="24"/>
-          <w:szCs w:val="24"/>
-        </w:rPr>
-        <w:t>C</w:t>
-      </w:r>
-      <w:r>
-        <w:rPr>
-          <w:rFonts w:ascii="Times New Roman" w:hAnsi="Times New Roman" w:cs="Times New Roman"/>
-          <w:sz w:val="24"/>
-          <w:szCs w:val="24"/>
-        </w:rPr>
-        <w:t xml:space="preserve">onstruire une image de marque cohérente et professionnelle pour la plateforme, et renforcer </w:t>
-      </w:r>
-      <w:r>
-        <w:rPr>
-          <w:rFonts w:ascii="Times New Roman" w:hAnsi="Times New Roman" w:cs="Times New Roman"/>
-          <w:sz w:val="24"/>
-          <w:szCs w:val="24"/>
-        </w:rPr>
-        <w:t xml:space="preserve">sa présence en ligne et </w:t>
-      </w:r>
-      <w:r>
-        <w:rPr>
-          <w:rFonts w:ascii="Times New Roman" w:hAnsi="Times New Roman" w:cs="Times New Roman"/>
-          <w:sz w:val="24"/>
-          <w:szCs w:val="24"/>
-        </w:rPr>
-        <w:t>sa reconnaissance auprès des utilisateurs.</w:t>
+        <w:t>Créer un logo et une identité visuelle </w:t>
+      </w:r>
+      <w:r>
+        <w:rPr>
+          <w:rFonts w:ascii="Times New Roman" w:hAnsi="Times New Roman" w:cs="Times New Roman"/>
+          <w:sz w:val="24"/>
+          <w:szCs w:val="24"/>
+        </w:rPr>
+        <w:t>: Construire une image de marque cohérente et professionnelle pour la plateforme, et renforcer sa présence en ligne et sa reconnaissance auprès des utilisateurs.</w:t>
       </w:r>
     </w:p>
     <w:p>
@@ -3080,49 +2570,15 @@
           <w:sz w:val="24"/>
           <w:szCs w:val="24"/>
         </w:rPr>
-        <w:t>Créer des profils professionnels sur les réseaux sociaux</w:t>
-      </w:r>
-      <w:r>
-        <w:rPr>
-          <w:rFonts w:ascii="Times New Roman" w:hAnsi="Times New Roman" w:cs="Times New Roman"/>
-          <w:b/>
-          <w:bCs/>
-          <w:sz w:val="24"/>
-          <w:szCs w:val="24"/>
-        </w:rPr>
-        <w:t> </w:t>
-      </w:r>
-      <w:r>
-        <w:rPr>
-          <w:rFonts w:ascii="Times New Roman" w:hAnsi="Times New Roman" w:cs="Times New Roman"/>
-          <w:sz w:val="24"/>
-          <w:szCs w:val="24"/>
-        </w:rPr>
-        <w:t>:</w:t>
-      </w:r>
-      <w:r>
-        <w:rPr>
-          <w:rFonts w:ascii="Times New Roman" w:hAnsi="Times New Roman" w:cs="Times New Roman"/>
-          <w:sz w:val="24"/>
-          <w:szCs w:val="24"/>
-        </w:rPr>
-        <w:t xml:space="preserve"> en appliquant la même identité visuelle que celle du site web afin d’assurer une cohérence visuelle et de renforcer la présence digitale de la</w:t>
-      </w:r>
-      <w:r>
-        <w:rPr>
-          <w:rFonts w:ascii="Times New Roman" w:hAnsi="Times New Roman" w:cs="Times New Roman"/>
-          <w:sz w:val="24"/>
-          <w:szCs w:val="24"/>
-        </w:rPr>
-        <w:t xml:space="preserve"> marque</w:t>
-      </w:r>
-      <w:r>
-        <w:rPr>
-          <w:rFonts w:ascii="Times New Roman" w:hAnsi="Times New Roman" w:cs="Times New Roman"/>
-          <w:sz w:val="24"/>
-          <w:szCs w:val="24"/>
-        </w:rPr>
-        <w:t>.</w:t>
+        <w:t>Créer des profils professionnels sur les réseaux sociaux </w:t>
+      </w:r>
+      <w:r>
+        <w:rPr>
+          <w:rFonts w:ascii="Times New Roman" w:hAnsi="Times New Roman" w:cs="Times New Roman"/>
+          <w:sz w:val="24"/>
+          <w:szCs w:val="24"/>
+        </w:rPr>
+        <w:t>: en appliquant la même identité visuelle que celle du site web afin d’assurer une cohérence visuelle et de renforcer la présence digitale de la marque.</w:t>
       </w:r>
     </w:p>
     <w:p/>
@@ -3245,17 +2701,7 @@
           <w:szCs w:val="32"/>
         </w:rPr>
         <w:lastRenderedPageBreak/>
-        <w:t xml:space="preserve">Chapitre 2 : </w:t>
-      </w:r>
-      <w:r>
-        <w:rPr>
-          <w:rFonts w:ascii="Times New Roman" w:hAnsi="Times New Roman" w:cs="Times New Roman"/>
-          <w:b/>
-          <w:bCs/>
-          <w:sz w:val="32"/>
-          <w:szCs w:val="32"/>
-        </w:rPr>
-        <w:t>Analyse des besoins</w:t>
+        <w:t>Chapitre 2 : Analyse des besoins</w:t>
       </w:r>
     </w:p>
     <w:p>
@@ -3300,16 +2746,18 @@
           <w:szCs w:val="24"/>
           <w:lang w:eastAsia="fr-FR"/>
         </w:rPr>
-        <w:t>L</w:t>
-      </w:r>
-      <w:r>
-        <w:rPr>
-          <w:rFonts w:ascii="Times New Roman" w:hAnsi="Times New Roman" w:cs="Times New Roman"/>
+        <w:t xml:space="preserve">Le site web de location de voitures développée dans le cadre de ce projet est fait principalement pour deux types d’utilisateurs : </w:t>
+      </w:r>
+      <w:r>
+        <w:rPr>
+          <w:rFonts w:ascii="Times New Roman" w:hAnsi="Times New Roman" w:cs="Times New Roman"/>
+          <w:b/>
+          <w:bCs/>
           <w:sz w:val="24"/>
           <w:szCs w:val="24"/>
           <w:lang w:eastAsia="fr-FR"/>
         </w:rPr>
-        <w:t>e site web</w:t>
+        <w:t>le client</w:t>
       </w:r>
       <w:r>
         <w:rPr>
@@ -3318,16 +2766,18 @@
           <w:szCs w:val="24"/>
           <w:lang w:eastAsia="fr-FR"/>
         </w:rPr>
-        <w:t xml:space="preserve"> de location de voitures développée dans le cadre de ce projet est </w:t>
-      </w:r>
-      <w:r>
-        <w:rPr>
-          <w:rFonts w:ascii="Times New Roman" w:hAnsi="Times New Roman" w:cs="Times New Roman"/>
+        <w:t xml:space="preserve"> et </w:t>
+      </w:r>
+      <w:r>
+        <w:rPr>
+          <w:rFonts w:ascii="Times New Roman" w:hAnsi="Times New Roman" w:cs="Times New Roman"/>
+          <w:b/>
+          <w:bCs/>
           <w:sz w:val="24"/>
           <w:szCs w:val="24"/>
           <w:lang w:eastAsia="fr-FR"/>
         </w:rPr>
-        <w:t>fait</w:t>
+        <w:t>l’administrateur</w:t>
       </w:r>
       <w:r>
         <w:rPr>
@@ -3336,83 +2786,7 @@
           <w:szCs w:val="24"/>
           <w:lang w:eastAsia="fr-FR"/>
         </w:rPr>
-        <w:t xml:space="preserve"> principalement </w:t>
-      </w:r>
-      <w:r>
-        <w:rPr>
-          <w:rFonts w:ascii="Times New Roman" w:hAnsi="Times New Roman" w:cs="Times New Roman"/>
-          <w:sz w:val="24"/>
-          <w:szCs w:val="24"/>
-          <w:lang w:eastAsia="fr-FR"/>
-        </w:rPr>
-        <w:t>pour</w:t>
-      </w:r>
-      <w:r>
-        <w:rPr>
-          <w:rFonts w:ascii="Times New Roman" w:hAnsi="Times New Roman" w:cs="Times New Roman"/>
-          <w:sz w:val="24"/>
-          <w:szCs w:val="24"/>
-          <w:lang w:eastAsia="fr-FR"/>
-        </w:rPr>
-        <w:t xml:space="preserve"> deux types d’utilisateurs : </w:t>
-      </w:r>
-      <w:r>
-        <w:rPr>
-          <w:rFonts w:ascii="Times New Roman" w:hAnsi="Times New Roman" w:cs="Times New Roman"/>
-          <w:b/>
-          <w:bCs/>
-          <w:sz w:val="24"/>
-          <w:szCs w:val="24"/>
-          <w:lang w:eastAsia="fr-FR"/>
-        </w:rPr>
-        <w:t>le client</w:t>
-      </w:r>
-      <w:r>
-        <w:rPr>
-          <w:rFonts w:ascii="Times New Roman" w:hAnsi="Times New Roman" w:cs="Times New Roman"/>
-          <w:sz w:val="24"/>
-          <w:szCs w:val="24"/>
-          <w:lang w:eastAsia="fr-FR"/>
-        </w:rPr>
-        <w:t xml:space="preserve"> et </w:t>
-      </w:r>
-      <w:r>
-        <w:rPr>
-          <w:rFonts w:ascii="Times New Roman" w:hAnsi="Times New Roman" w:cs="Times New Roman"/>
-          <w:b/>
-          <w:bCs/>
-          <w:sz w:val="24"/>
-          <w:szCs w:val="24"/>
-          <w:lang w:eastAsia="fr-FR"/>
-        </w:rPr>
-        <w:t>l’administrateur</w:t>
-      </w:r>
-      <w:r>
-        <w:rPr>
-          <w:rFonts w:ascii="Times New Roman" w:hAnsi="Times New Roman" w:cs="Times New Roman"/>
-          <w:sz w:val="24"/>
-          <w:szCs w:val="24"/>
-          <w:lang w:eastAsia="fr-FR"/>
-        </w:rPr>
-        <w:t xml:space="preserve">. Ces deux </w:t>
-      </w:r>
-      <w:r>
-        <w:rPr>
-          <w:rFonts w:ascii="Times New Roman" w:hAnsi="Times New Roman" w:cs="Times New Roman"/>
-          <w:sz w:val="24"/>
-          <w:szCs w:val="24"/>
-          <w:lang w:eastAsia="fr-FR"/>
-        </w:rPr>
-        <w:t>utilisateurs</w:t>
-      </w:r>
-      <w:r>
-        <w:rPr>
-          <w:rFonts w:ascii="Times New Roman" w:hAnsi="Times New Roman" w:cs="Times New Roman"/>
-          <w:sz w:val="24"/>
-          <w:szCs w:val="24"/>
-          <w:lang w:eastAsia="fr-FR"/>
-        </w:rPr>
-        <w:t xml:space="preserve"> interagissent avec le système selon leurs besoins et leurs rôles respectifs.</w:t>
+        <w:t>. Ces deux utilisateurs interagissent avec le système selon leurs besoins et leurs rôles respectifs.</w:t>
       </w:r>
     </w:p>
     <w:p>
@@ -3453,16 +2827,18 @@
           <w:szCs w:val="24"/>
           <w:lang w:eastAsia="fr-FR"/>
         </w:rPr>
-        <w:t xml:space="preserve"> représente l’utilisateur principal de la plateforme. Il accède au site </w:t>
-      </w:r>
-      <w:r>
-        <w:rPr>
-          <w:rFonts w:ascii="Times New Roman" w:hAnsi="Times New Roman" w:cs="Times New Roman"/>
+        <w:t xml:space="preserve"> représente l’utilisateur principal de la plateforme. Il accède au site pour consulter les voitures disponibles, chercher les informations en relations avec ces voitures et demander une réservation. Pour accéder au service de la réservation d’une voiture, le client doit créer un compte sur le site web. Lors de son inscription, il doit fournir plusieurs informations, son </w:t>
+      </w:r>
+      <w:r>
+        <w:rPr>
+          <w:rFonts w:ascii="Times New Roman" w:hAnsi="Times New Roman" w:cs="Times New Roman"/>
+          <w:b/>
+          <w:bCs/>
           <w:sz w:val="24"/>
           <w:szCs w:val="24"/>
           <w:lang w:eastAsia="fr-FR"/>
         </w:rPr>
-        <w:t>pour</w:t>
+        <w:t>nom</w:t>
       </w:r>
       <w:r>
         <w:rPr>
@@ -3471,16 +2847,18 @@
           <w:szCs w:val="24"/>
           <w:lang w:eastAsia="fr-FR"/>
         </w:rPr>
-        <w:t xml:space="preserve"> consulter les voitures disponibles, </w:t>
-      </w:r>
-      <w:r>
-        <w:rPr>
-          <w:rFonts w:ascii="Times New Roman" w:hAnsi="Times New Roman" w:cs="Times New Roman"/>
+        <w:t xml:space="preserve">, son </w:t>
+      </w:r>
+      <w:r>
+        <w:rPr>
+          <w:rFonts w:ascii="Times New Roman" w:hAnsi="Times New Roman" w:cs="Times New Roman"/>
+          <w:b/>
+          <w:bCs/>
           <w:sz w:val="24"/>
           <w:szCs w:val="24"/>
           <w:lang w:eastAsia="fr-FR"/>
         </w:rPr>
-        <w:t>chercher</w:t>
+        <w:t>prénom</w:t>
       </w:r>
       <w:r>
         <w:rPr>
@@ -3489,16 +2867,18 @@
           <w:szCs w:val="24"/>
           <w:lang w:eastAsia="fr-FR"/>
         </w:rPr>
-        <w:t xml:space="preserve"> les informations </w:t>
-      </w:r>
-      <w:r>
-        <w:rPr>
-          <w:rFonts w:ascii="Times New Roman" w:hAnsi="Times New Roman" w:cs="Times New Roman"/>
+        <w:t xml:space="preserve">, son </w:t>
+      </w:r>
+      <w:r>
+        <w:rPr>
+          <w:rFonts w:ascii="Times New Roman" w:hAnsi="Times New Roman" w:cs="Times New Roman"/>
+          <w:b/>
+          <w:bCs/>
           <w:sz w:val="24"/>
           <w:szCs w:val="24"/>
           <w:lang w:eastAsia="fr-FR"/>
         </w:rPr>
-        <w:t>en relations avec ces voitures</w:t>
+        <w:t>adresse email</w:t>
       </w:r>
       <w:r>
         <w:rPr>
@@ -3507,16 +2887,18 @@
           <w:szCs w:val="24"/>
           <w:lang w:eastAsia="fr-FR"/>
         </w:rPr>
-        <w:t xml:space="preserve"> et </w:t>
-      </w:r>
-      <w:r>
-        <w:rPr>
-          <w:rFonts w:ascii="Times New Roman" w:hAnsi="Times New Roman" w:cs="Times New Roman"/>
+        <w:t xml:space="preserve">, son </w:t>
+      </w:r>
+      <w:r>
+        <w:rPr>
+          <w:rFonts w:ascii="Times New Roman" w:hAnsi="Times New Roman" w:cs="Times New Roman"/>
+          <w:b/>
+          <w:bCs/>
           <w:sz w:val="24"/>
           <w:szCs w:val="24"/>
           <w:lang w:eastAsia="fr-FR"/>
         </w:rPr>
-        <w:t>demander une réservation</w:t>
+        <w:t>numéro de téléphone</w:t>
       </w:r>
       <w:r>
         <w:rPr>
@@ -3525,16 +2907,18 @@
           <w:szCs w:val="24"/>
           <w:lang w:eastAsia="fr-FR"/>
         </w:rPr>
-        <w:t xml:space="preserve">. Pour accéder </w:t>
-      </w:r>
-      <w:r>
-        <w:rPr>
-          <w:rFonts w:ascii="Times New Roman" w:hAnsi="Times New Roman" w:cs="Times New Roman"/>
+        <w:t xml:space="preserve"> ainsi qu’un </w:t>
+      </w:r>
+      <w:r>
+        <w:rPr>
+          <w:rFonts w:ascii="Times New Roman" w:hAnsi="Times New Roman" w:cs="Times New Roman"/>
+          <w:b/>
+          <w:bCs/>
           <w:sz w:val="24"/>
           <w:szCs w:val="24"/>
           <w:lang w:eastAsia="fr-FR"/>
         </w:rPr>
-        <w:t>au service de la</w:t>
+        <w:t>mot de passe</w:t>
       </w:r>
       <w:r>
         <w:rPr>
@@ -3543,269 +2927,7 @@
           <w:szCs w:val="24"/>
           <w:lang w:eastAsia="fr-FR"/>
         </w:rPr>
-        <w:t xml:space="preserve"> réservation d’un</w:t>
-      </w:r>
-      <w:r>
-        <w:rPr>
-          <w:rFonts w:ascii="Times New Roman" w:hAnsi="Times New Roman" w:cs="Times New Roman"/>
-          <w:sz w:val="24"/>
-          <w:szCs w:val="24"/>
-          <w:lang w:eastAsia="fr-FR"/>
-        </w:rPr>
-        <w:t>e voiture</w:t>
-      </w:r>
-      <w:r>
-        <w:rPr>
-          <w:rFonts w:ascii="Times New Roman" w:hAnsi="Times New Roman" w:cs="Times New Roman"/>
-          <w:sz w:val="24"/>
-          <w:szCs w:val="24"/>
-          <w:lang w:eastAsia="fr-FR"/>
-        </w:rPr>
-        <w:t>, le client doit créer un compte sur l</w:t>
-      </w:r>
-      <w:r>
-        <w:rPr>
-          <w:rFonts w:ascii="Times New Roman" w:hAnsi="Times New Roman" w:cs="Times New Roman"/>
-          <w:sz w:val="24"/>
-          <w:szCs w:val="24"/>
-          <w:lang w:eastAsia="fr-FR"/>
-        </w:rPr>
-        <w:t>e site web</w:t>
-      </w:r>
-      <w:r>
-        <w:rPr>
-          <w:rFonts w:ascii="Times New Roman" w:hAnsi="Times New Roman" w:cs="Times New Roman"/>
-          <w:sz w:val="24"/>
-          <w:szCs w:val="24"/>
-          <w:lang w:eastAsia="fr-FR"/>
-        </w:rPr>
-        <w:t>. Lors d</w:t>
-      </w:r>
-      <w:r>
-        <w:rPr>
-          <w:rFonts w:ascii="Times New Roman" w:hAnsi="Times New Roman" w:cs="Times New Roman"/>
-          <w:sz w:val="24"/>
-          <w:szCs w:val="24"/>
-          <w:lang w:eastAsia="fr-FR"/>
-        </w:rPr>
-        <w:t xml:space="preserve">e son </w:t>
-      </w:r>
-      <w:r>
-        <w:rPr>
-          <w:rFonts w:ascii="Times New Roman" w:hAnsi="Times New Roman" w:cs="Times New Roman"/>
-          <w:sz w:val="24"/>
-          <w:szCs w:val="24"/>
-          <w:lang w:eastAsia="fr-FR"/>
-        </w:rPr>
-        <w:t xml:space="preserve">inscription, il </w:t>
-      </w:r>
-      <w:r>
-        <w:rPr>
-          <w:rFonts w:ascii="Times New Roman" w:hAnsi="Times New Roman" w:cs="Times New Roman"/>
-          <w:sz w:val="24"/>
-          <w:szCs w:val="24"/>
-          <w:lang w:eastAsia="fr-FR"/>
-        </w:rPr>
-        <w:t>doit</w:t>
-      </w:r>
-      <w:r>
-        <w:rPr>
-          <w:rFonts w:ascii="Times New Roman" w:hAnsi="Times New Roman" w:cs="Times New Roman"/>
-          <w:sz w:val="24"/>
-          <w:szCs w:val="24"/>
-          <w:lang w:eastAsia="fr-FR"/>
-        </w:rPr>
-        <w:t xml:space="preserve"> fournir plusieurs informations</w:t>
-      </w:r>
-      <w:r>
-        <w:rPr>
-          <w:rFonts w:ascii="Times New Roman" w:hAnsi="Times New Roman" w:cs="Times New Roman"/>
-          <w:sz w:val="24"/>
-          <w:szCs w:val="24"/>
-          <w:lang w:eastAsia="fr-FR"/>
-        </w:rPr>
-        <w:t>,</w:t>
-      </w:r>
-      <w:r>
-        <w:rPr>
-          <w:rFonts w:ascii="Times New Roman" w:hAnsi="Times New Roman" w:cs="Times New Roman"/>
-          <w:sz w:val="24"/>
-          <w:szCs w:val="24"/>
-          <w:lang w:eastAsia="fr-FR"/>
-        </w:rPr>
-        <w:t xml:space="preserve"> son </w:t>
-      </w:r>
-      <w:r>
-        <w:rPr>
-          <w:rFonts w:ascii="Times New Roman" w:hAnsi="Times New Roman" w:cs="Times New Roman"/>
-          <w:b/>
-          <w:bCs/>
-          <w:sz w:val="24"/>
-          <w:szCs w:val="24"/>
-          <w:lang w:eastAsia="fr-FR"/>
-        </w:rPr>
-        <w:t>nom</w:t>
-      </w:r>
-      <w:r>
-        <w:rPr>
-          <w:rFonts w:ascii="Times New Roman" w:hAnsi="Times New Roman" w:cs="Times New Roman"/>
-          <w:sz w:val="24"/>
-          <w:szCs w:val="24"/>
-          <w:lang w:eastAsia="fr-FR"/>
-        </w:rPr>
-        <w:t xml:space="preserve">, son </w:t>
-      </w:r>
-      <w:r>
-        <w:rPr>
-          <w:rFonts w:ascii="Times New Roman" w:hAnsi="Times New Roman" w:cs="Times New Roman"/>
-          <w:b/>
-          <w:bCs/>
-          <w:sz w:val="24"/>
-          <w:szCs w:val="24"/>
-          <w:lang w:eastAsia="fr-FR"/>
-        </w:rPr>
-        <w:t>prénom</w:t>
-      </w:r>
-      <w:r>
-        <w:rPr>
-          <w:rFonts w:ascii="Times New Roman" w:hAnsi="Times New Roman" w:cs="Times New Roman"/>
-          <w:sz w:val="24"/>
-          <w:szCs w:val="24"/>
-          <w:lang w:eastAsia="fr-FR"/>
-        </w:rPr>
-        <w:t xml:space="preserve">, son </w:t>
-      </w:r>
-      <w:r>
-        <w:rPr>
-          <w:rFonts w:ascii="Times New Roman" w:hAnsi="Times New Roman" w:cs="Times New Roman"/>
-          <w:b/>
-          <w:bCs/>
-          <w:sz w:val="24"/>
-          <w:szCs w:val="24"/>
-          <w:lang w:eastAsia="fr-FR"/>
-        </w:rPr>
-        <w:t>adresse email</w:t>
-      </w:r>
-      <w:r>
-        <w:rPr>
-          <w:rFonts w:ascii="Times New Roman" w:hAnsi="Times New Roman" w:cs="Times New Roman"/>
-          <w:sz w:val="24"/>
-          <w:szCs w:val="24"/>
-          <w:lang w:eastAsia="fr-FR"/>
-        </w:rPr>
-        <w:t xml:space="preserve">, son </w:t>
-      </w:r>
-      <w:r>
-        <w:rPr>
-          <w:rFonts w:ascii="Times New Roman" w:hAnsi="Times New Roman" w:cs="Times New Roman"/>
-          <w:b/>
-          <w:bCs/>
-          <w:sz w:val="24"/>
-          <w:szCs w:val="24"/>
-          <w:lang w:eastAsia="fr-FR"/>
-        </w:rPr>
-        <w:t>numéro de téléphone</w:t>
-      </w:r>
-      <w:r>
-        <w:rPr>
-          <w:rFonts w:ascii="Times New Roman" w:hAnsi="Times New Roman" w:cs="Times New Roman"/>
-          <w:sz w:val="24"/>
-          <w:szCs w:val="24"/>
-          <w:lang w:eastAsia="fr-FR"/>
-        </w:rPr>
-        <w:t xml:space="preserve"> ainsi qu’un </w:t>
-      </w:r>
-      <w:r>
-        <w:rPr>
-          <w:rFonts w:ascii="Times New Roman" w:hAnsi="Times New Roman" w:cs="Times New Roman"/>
-          <w:b/>
-          <w:bCs/>
-          <w:sz w:val="24"/>
-          <w:szCs w:val="24"/>
-          <w:lang w:eastAsia="fr-FR"/>
-        </w:rPr>
-        <w:t>mot de passe</w:t>
-      </w:r>
-      <w:r>
-        <w:rPr>
-          <w:rFonts w:ascii="Times New Roman" w:hAnsi="Times New Roman" w:cs="Times New Roman"/>
-          <w:sz w:val="24"/>
-          <w:szCs w:val="24"/>
-          <w:lang w:eastAsia="fr-FR"/>
-        </w:rPr>
-        <w:t>. Ces informations permettent d’identifier l’utilisateur et de faciliter la gestion des réservations effectuées sur l</w:t>
-      </w:r>
-      <w:r>
-        <w:rPr>
-          <w:rFonts w:ascii="Times New Roman" w:hAnsi="Times New Roman" w:cs="Times New Roman"/>
-          <w:sz w:val="24"/>
-          <w:szCs w:val="24"/>
-          <w:lang w:eastAsia="fr-FR"/>
-        </w:rPr>
-        <w:t>e site</w:t>
-      </w:r>
-      <w:r>
-        <w:rPr>
-          <w:rFonts w:ascii="Times New Roman" w:hAnsi="Times New Roman" w:cs="Times New Roman"/>
-          <w:sz w:val="24"/>
-          <w:szCs w:val="24"/>
-          <w:lang w:eastAsia="fr-FR"/>
-        </w:rPr>
-        <w:t xml:space="preserve">. L’objectif principal pour le client est de trouver rapidement </w:t>
-      </w:r>
-      <w:r>
-        <w:rPr>
-          <w:rFonts w:ascii="Times New Roman" w:hAnsi="Times New Roman" w:cs="Times New Roman"/>
-          <w:sz w:val="24"/>
-          <w:szCs w:val="24"/>
-          <w:lang w:eastAsia="fr-FR"/>
-        </w:rPr>
-        <w:t xml:space="preserve">la voiture </w:t>
-      </w:r>
-      <w:r>
-        <w:rPr>
-          <w:rFonts w:ascii="Times New Roman" w:hAnsi="Times New Roman" w:cs="Times New Roman"/>
-          <w:sz w:val="24"/>
-          <w:szCs w:val="24"/>
-          <w:lang w:eastAsia="fr-FR"/>
-        </w:rPr>
-        <w:t>correspondant</w:t>
-      </w:r>
-      <w:r>
-        <w:rPr>
-          <w:rFonts w:ascii="Times New Roman" w:hAnsi="Times New Roman" w:cs="Times New Roman"/>
-          <w:sz w:val="24"/>
-          <w:szCs w:val="24"/>
-          <w:lang w:eastAsia="fr-FR"/>
-        </w:rPr>
-        <w:t>e</w:t>
-      </w:r>
-      <w:r>
-        <w:rPr>
-          <w:rFonts w:ascii="Times New Roman" w:hAnsi="Times New Roman" w:cs="Times New Roman"/>
-          <w:sz w:val="24"/>
-          <w:szCs w:val="24"/>
-          <w:lang w:eastAsia="fr-FR"/>
-        </w:rPr>
-        <w:t xml:space="preserve"> à ses besoins et de pouvoir </w:t>
-      </w:r>
-      <w:r>
-        <w:rPr>
-          <w:rFonts w:ascii="Times New Roman" w:hAnsi="Times New Roman" w:cs="Times New Roman"/>
-          <w:sz w:val="24"/>
-          <w:szCs w:val="24"/>
-          <w:lang w:eastAsia="fr-FR"/>
-        </w:rPr>
-        <w:t>faire</w:t>
-      </w:r>
-      <w:r>
-        <w:rPr>
-          <w:rFonts w:ascii="Times New Roman" w:hAnsi="Times New Roman" w:cs="Times New Roman"/>
-          <w:sz w:val="24"/>
-          <w:szCs w:val="24"/>
-          <w:lang w:eastAsia="fr-FR"/>
-        </w:rPr>
-        <w:t xml:space="preserve"> une réservation de manière simple et efficace.</w:t>
+        <w:t>. Ces informations permettent d’identifier l’utilisateur et de faciliter la gestion des réservations effectuées sur le site. L’objectif principal pour le client est de trouver rapidement la voiture correspondante à ses besoins et de pouvoir faire une réservation de manière simple et efficace.</w:t>
       </w:r>
     </w:p>
     <w:p>
@@ -3846,25 +2968,7 @@
           <w:szCs w:val="24"/>
           <w:lang w:eastAsia="fr-FR"/>
         </w:rPr>
-        <w:t xml:space="preserve">, </w:t>
-      </w:r>
-      <w:r>
-        <w:rPr>
-          <w:rFonts w:ascii="Times New Roman" w:hAnsi="Times New Roman" w:cs="Times New Roman"/>
-          <w:sz w:val="24"/>
-          <w:szCs w:val="24"/>
-          <w:lang w:eastAsia="fr-FR"/>
-        </w:rPr>
-        <w:t>celui qui</w:t>
-      </w:r>
-      <w:r>
-        <w:rPr>
-          <w:rFonts w:ascii="Times New Roman" w:hAnsi="Times New Roman" w:cs="Times New Roman"/>
-          <w:sz w:val="24"/>
-          <w:szCs w:val="24"/>
-          <w:lang w:eastAsia="fr-FR"/>
-        </w:rPr>
-        <w:t xml:space="preserve"> est responsable de la gestion et du fonctionnement d</w:t>
+        <w:t>, celui qui est responsable de la gestion et du fonctionnement d</w:t>
       </w:r>
       <w:r>
         <w:rPr>
@@ -3984,17 +3088,7 @@
           <w:u w:val="single"/>
           <w:lang w:eastAsia="fr-FR"/>
         </w:rPr>
-        <w:t>Besoins fonctionnels</w:t>
-      </w:r>
-      <w:r>
-        <w:rPr>
-          <w:rFonts w:ascii="Times New Roman" w:eastAsiaTheme="minorHAnsi" w:hAnsi="Times New Roman" w:cs="Times New Roman"/>
-          <w:sz w:val="28"/>
-          <w:szCs w:val="28"/>
-          <w:u w:val="single"/>
-          <w:lang w:eastAsia="fr-FR"/>
-        </w:rPr>
-        <w:t> :</w:t>
+        <w:t>Besoins fonctionnels :</w:t>
       </w:r>
     </w:p>
     <w:p>
@@ -4013,39 +3107,7 @@
           <w:sz w:val="24"/>
           <w:szCs w:val="24"/>
         </w:rPr>
-        <w:t xml:space="preserve">Les besoins fonctionnels représentent l’ensemble des fonctionnalités que le système doit offrir </w:t>
-      </w:r>
-      <w:r>
-        <w:rPr>
-          <w:rFonts w:ascii="Times New Roman" w:hAnsi="Times New Roman" w:cs="Times New Roman"/>
-          <w:sz w:val="24"/>
-          <w:szCs w:val="24"/>
-        </w:rPr>
-        <w:t xml:space="preserve">pour </w:t>
-      </w:r>
-      <w:r>
-        <w:rPr>
-          <w:rFonts w:ascii="Times New Roman" w:hAnsi="Times New Roman" w:cs="Times New Roman"/>
-          <w:sz w:val="24"/>
-          <w:szCs w:val="24"/>
-        </w:rPr>
-        <w:t xml:space="preserve">répondre aux </w:t>
-      </w:r>
-      <w:r>
-        <w:rPr>
-          <w:rFonts w:ascii="Times New Roman" w:hAnsi="Times New Roman" w:cs="Times New Roman"/>
-          <w:sz w:val="24"/>
-          <w:szCs w:val="24"/>
-        </w:rPr>
-        <w:t>besoins</w:t>
-      </w:r>
-      <w:r>
-        <w:rPr>
-          <w:rFonts w:ascii="Times New Roman" w:hAnsi="Times New Roman" w:cs="Times New Roman"/>
-          <w:sz w:val="24"/>
-          <w:szCs w:val="24"/>
-        </w:rPr>
-        <w:t xml:space="preserve"> des utilisateurs. Dans ce projet, plusieurs fonctionnalités principales ont été identifiées.</w:t>
+        <w:t>Les besoins fonctionnels représentent l’ensemble des fonctionnalités que le système doit offrir pour répondre aux besoins des utilisateurs. Dans ce projet, plusieurs fonctionnalités principales ont été identifiées.</w:t>
       </w:r>
     </w:p>
     <w:p>
@@ -4064,23 +3126,7 @@
           <w:sz w:val="24"/>
           <w:szCs w:val="24"/>
         </w:rPr>
-        <w:t>Tout d’abord, l</w:t>
-      </w:r>
-      <w:r>
-        <w:rPr>
-          <w:rFonts w:ascii="Times New Roman" w:hAnsi="Times New Roman" w:cs="Times New Roman"/>
-          <w:sz w:val="24"/>
-          <w:szCs w:val="24"/>
-        </w:rPr>
-        <w:t>e site web permet</w:t>
-      </w:r>
-      <w:r>
-        <w:rPr>
-          <w:rFonts w:ascii="Times New Roman" w:hAnsi="Times New Roman" w:cs="Times New Roman"/>
-          <w:sz w:val="24"/>
-          <w:szCs w:val="24"/>
-        </w:rPr>
-        <w:t xml:space="preserve"> aux utilisateurs de </w:t>
+        <w:t xml:space="preserve">Tout d’abord, le site web permet aux utilisateurs de </w:t>
       </w:r>
       <w:r>
         <w:rPr>
@@ -4099,23 +3145,7 @@
           <w:sz w:val="24"/>
           <w:szCs w:val="24"/>
         </w:rPr>
-        <w:t>, avec leurs caractéristiques principales telles que le modèle, les images,</w:t>
-      </w:r>
-      <w:r>
-        <w:rPr>
-          <w:rFonts w:ascii="Times New Roman" w:hAnsi="Times New Roman" w:cs="Times New Roman"/>
-          <w:sz w:val="24"/>
-          <w:szCs w:val="24"/>
-        </w:rPr>
-        <w:t xml:space="preserve"> le modèle, la date de disponibilité de la voiture,</w:t>
-      </w:r>
-      <w:r>
-        <w:rPr>
-          <w:rFonts w:ascii="Times New Roman" w:hAnsi="Times New Roman" w:cs="Times New Roman"/>
-          <w:sz w:val="24"/>
-          <w:szCs w:val="24"/>
-        </w:rPr>
-        <w:t xml:space="preserve"> les caractéristiques techniques et le prix de location.</w:t>
+        <w:t>, avec leurs caractéristiques principales telles que le modèle, les images, le modèle, la date de disponibilité de la voiture, les caractéristiques techniques et le prix de location.</w:t>
       </w:r>
     </w:p>
     <w:p>
@@ -4134,15 +3164,7 @@
           <w:sz w:val="24"/>
           <w:szCs w:val="24"/>
         </w:rPr>
-        <w:t>Ensuite, le système doit permettre aux clients</w:t>
-      </w:r>
-      <w:r>
-        <w:rPr>
-          <w:rFonts w:ascii="Times New Roman" w:hAnsi="Times New Roman" w:cs="Times New Roman"/>
-          <w:sz w:val="24"/>
-          <w:szCs w:val="24"/>
-        </w:rPr>
-        <w:t xml:space="preserve"> de faire</w:t>
+        <w:t>Ensuite, le système doit permettre aux clients de faire</w:t>
       </w:r>
       <w:r>
         <w:rPr>
@@ -4161,23 +3183,7 @@
           <w:sz w:val="24"/>
           <w:szCs w:val="24"/>
         </w:rPr>
-        <w:t xml:space="preserve">, en remplissant un formulaire contenant les informations nécessaires </w:t>
-      </w:r>
-      <w:r>
-        <w:rPr>
-          <w:rFonts w:ascii="Times New Roman" w:hAnsi="Times New Roman" w:cs="Times New Roman"/>
-          <w:sz w:val="24"/>
-          <w:szCs w:val="24"/>
-        </w:rPr>
-        <w:t>qui sont la date et la période de réservation</w:t>
-      </w:r>
-      <w:r>
-        <w:rPr>
-          <w:rFonts w:ascii="Times New Roman" w:hAnsi="Times New Roman" w:cs="Times New Roman"/>
-          <w:sz w:val="24"/>
-          <w:szCs w:val="24"/>
-        </w:rPr>
-        <w:t>.</w:t>
+        <w:t>, en remplissant un formulaire contenant les informations nécessaires qui sont la date et la période de réservation.</w:t>
       </w:r>
     </w:p>
     <w:p>
@@ -4197,23 +3203,7 @@
           <w:szCs w:val="24"/>
         </w:rPr>
         <w:lastRenderedPageBreak/>
-        <w:t xml:space="preserve">Du côté de l’administrateur, la plateforme </w:t>
-      </w:r>
-      <w:r>
-        <w:rPr>
-          <w:rFonts w:ascii="Times New Roman" w:hAnsi="Times New Roman" w:cs="Times New Roman"/>
-          <w:sz w:val="24"/>
-          <w:szCs w:val="24"/>
-        </w:rPr>
-        <w:t>offre</w:t>
-      </w:r>
-      <w:r>
-        <w:rPr>
-          <w:rFonts w:ascii="Times New Roman" w:hAnsi="Times New Roman" w:cs="Times New Roman"/>
-          <w:sz w:val="24"/>
-          <w:szCs w:val="24"/>
-        </w:rPr>
-        <w:t xml:space="preserve"> des fonctionnalités permettant de </w:t>
+        <w:t xml:space="preserve">Du côté de l’administrateur, la plateforme offre des fonctionnalités permettant de </w:t>
       </w:r>
       <w:r>
         <w:rPr>
@@ -4232,55 +3222,7 @@
           <w:sz w:val="24"/>
           <w:szCs w:val="24"/>
         </w:rPr>
-        <w:t xml:space="preserve">, </w:t>
-      </w:r>
-      <w:r>
-        <w:rPr>
-          <w:rFonts w:ascii="Times New Roman" w:hAnsi="Times New Roman" w:cs="Times New Roman"/>
-          <w:sz w:val="24"/>
-          <w:szCs w:val="24"/>
-        </w:rPr>
-        <w:t xml:space="preserve">comme </w:t>
-      </w:r>
-      <w:r>
-        <w:rPr>
-          <w:rFonts w:ascii="Times New Roman" w:hAnsi="Times New Roman" w:cs="Times New Roman"/>
-          <w:sz w:val="24"/>
-          <w:szCs w:val="24"/>
-        </w:rPr>
-        <w:t xml:space="preserve">l’ajout, la modification et la suppression des </w:t>
-      </w:r>
-      <w:r>
-        <w:rPr>
-          <w:rFonts w:ascii="Times New Roman" w:hAnsi="Times New Roman" w:cs="Times New Roman"/>
-          <w:sz w:val="24"/>
-          <w:szCs w:val="24"/>
-        </w:rPr>
-        <w:t>voitures</w:t>
-      </w:r>
-      <w:r>
-        <w:rPr>
-          <w:rFonts w:ascii="Times New Roman" w:hAnsi="Times New Roman" w:cs="Times New Roman"/>
-          <w:sz w:val="24"/>
-          <w:szCs w:val="24"/>
-        </w:rPr>
-        <w:t xml:space="preserve"> disponibles sur l</w:t>
-      </w:r>
-      <w:r>
-        <w:rPr>
-          <w:rFonts w:ascii="Times New Roman" w:hAnsi="Times New Roman" w:cs="Times New Roman"/>
-          <w:sz w:val="24"/>
-          <w:szCs w:val="24"/>
-        </w:rPr>
-        <w:t>e site web</w:t>
-      </w:r>
-      <w:r>
-        <w:rPr>
-          <w:rFonts w:ascii="Times New Roman" w:hAnsi="Times New Roman" w:cs="Times New Roman"/>
-          <w:sz w:val="24"/>
-          <w:szCs w:val="24"/>
-        </w:rPr>
-        <w:t>.</w:t>
+        <w:t>, comme l’ajout, la modification et la suppression des voitures disponibles sur le site web.</w:t>
       </w:r>
     </w:p>
     <w:p>
@@ -4299,23 +3241,7 @@
           <w:sz w:val="24"/>
           <w:szCs w:val="24"/>
         </w:rPr>
-        <w:t xml:space="preserve">Enfin, le système </w:t>
-      </w:r>
-      <w:r>
-        <w:rPr>
-          <w:rFonts w:ascii="Times New Roman" w:hAnsi="Times New Roman" w:cs="Times New Roman"/>
-          <w:sz w:val="24"/>
-          <w:szCs w:val="24"/>
-        </w:rPr>
-        <w:t xml:space="preserve">permet </w:t>
-      </w:r>
-      <w:r>
-        <w:rPr>
-          <w:rFonts w:ascii="Times New Roman" w:hAnsi="Times New Roman" w:cs="Times New Roman"/>
-          <w:sz w:val="24"/>
-          <w:szCs w:val="24"/>
-        </w:rPr>
-        <w:t xml:space="preserve">également de </w:t>
+        <w:t xml:space="preserve">Enfin, le système permet également de </w:t>
       </w:r>
       <w:r>
         <w:rPr>
@@ -4358,19 +3284,581 @@
           <w:szCs w:val="28"/>
           <w:u w:val="single"/>
         </w:rPr>
-        <w:t>Besoins non fonctionnels</w:t>
-      </w:r>
-      <w:r>
+        <w:t>Besoins non fonctionnels :</w:t>
+      </w:r>
+    </w:p>
+    <w:p>
+      <w:pPr>
+        <w:spacing w:line="360" w:lineRule="auto"/>
+        <w:jc w:val="both"/>
+        <w:rPr>
+          <w:rFonts w:ascii="Times New Roman" w:hAnsi="Times New Roman" w:cs="Times New Roman"/>
+          <w:sz w:val="24"/>
+          <w:szCs w:val="24"/>
+        </w:rPr>
+      </w:pPr>
+      <w:r>
+        <w:rPr>
+          <w:rFonts w:ascii="Times New Roman" w:hAnsi="Times New Roman" w:cs="Times New Roman"/>
+          <w:sz w:val="24"/>
+          <w:szCs w:val="24"/>
+        </w:rPr>
+        <w:t>Plus des fonctionnalités principales</w:t>
+      </w:r>
+      <w:r>
+        <w:rPr>
+          <w:rFonts w:ascii="Times New Roman" w:hAnsi="Times New Roman" w:cs="Times New Roman"/>
+          <w:sz w:val="24"/>
+          <w:szCs w:val="24"/>
+        </w:rPr>
+        <w:t>, l</w:t>
+      </w:r>
+      <w:r>
+        <w:rPr>
+          <w:rFonts w:ascii="Times New Roman" w:hAnsi="Times New Roman" w:cs="Times New Roman"/>
+          <w:sz w:val="24"/>
+          <w:szCs w:val="24"/>
+        </w:rPr>
+        <w:t>e site web</w:t>
+      </w:r>
+      <w:r>
+        <w:rPr>
+          <w:rFonts w:ascii="Times New Roman" w:hAnsi="Times New Roman" w:cs="Times New Roman"/>
+          <w:sz w:val="24"/>
+          <w:szCs w:val="24"/>
+        </w:rPr>
+        <w:t xml:space="preserve"> répond à plusieurs </w:t>
+      </w:r>
+      <w:r>
+        <w:rPr>
+          <w:rFonts w:ascii="Times New Roman" w:hAnsi="Times New Roman" w:cs="Times New Roman"/>
+          <w:sz w:val="24"/>
+          <w:szCs w:val="24"/>
+        </w:rPr>
+        <w:t>besoins</w:t>
+      </w:r>
+      <w:r>
+        <w:rPr>
+          <w:rFonts w:ascii="Times New Roman" w:hAnsi="Times New Roman" w:cs="Times New Roman"/>
+          <w:sz w:val="24"/>
+          <w:szCs w:val="24"/>
+        </w:rPr>
+        <w:t xml:space="preserve"> non fonctionnels </w:t>
+      </w:r>
+      <w:r>
+        <w:rPr>
+          <w:rFonts w:ascii="Times New Roman" w:hAnsi="Times New Roman" w:cs="Times New Roman"/>
+          <w:sz w:val="24"/>
+          <w:szCs w:val="24"/>
+        </w:rPr>
+        <w:t>afin de</w:t>
+      </w:r>
+      <w:r>
+        <w:rPr>
+          <w:rFonts w:ascii="Times New Roman" w:hAnsi="Times New Roman" w:cs="Times New Roman"/>
+          <w:sz w:val="24"/>
+          <w:szCs w:val="24"/>
+        </w:rPr>
+        <w:t xml:space="preserve"> garantir </w:t>
+      </w:r>
+      <w:r>
+        <w:rPr>
+          <w:rFonts w:ascii="Times New Roman" w:hAnsi="Times New Roman" w:cs="Times New Roman"/>
+          <w:sz w:val="24"/>
+          <w:szCs w:val="24"/>
+        </w:rPr>
+        <w:t>une haute</w:t>
+      </w:r>
+      <w:r>
+        <w:rPr>
+          <w:rFonts w:ascii="Times New Roman" w:hAnsi="Times New Roman" w:cs="Times New Roman"/>
+          <w:sz w:val="24"/>
+          <w:szCs w:val="24"/>
+        </w:rPr>
+        <w:t xml:space="preserve"> qualité </w:t>
+      </w:r>
+      <w:r>
+        <w:rPr>
+          <w:rFonts w:ascii="Times New Roman" w:hAnsi="Times New Roman" w:cs="Times New Roman"/>
+          <w:sz w:val="24"/>
+          <w:szCs w:val="24"/>
+        </w:rPr>
+        <w:t>pour</w:t>
+      </w:r>
+      <w:r>
+        <w:rPr>
+          <w:rFonts w:ascii="Times New Roman" w:hAnsi="Times New Roman" w:cs="Times New Roman"/>
+          <w:sz w:val="24"/>
+          <w:szCs w:val="24"/>
+        </w:rPr>
+        <w:t xml:space="preserve"> système.</w:t>
+      </w:r>
+    </w:p>
+    <w:p>
+      <w:pPr>
+        <w:spacing w:line="360" w:lineRule="auto"/>
+        <w:jc w:val="both"/>
+        <w:rPr>
+          <w:rFonts w:ascii="Times New Roman" w:hAnsi="Times New Roman" w:cs="Times New Roman"/>
+          <w:sz w:val="24"/>
+          <w:szCs w:val="24"/>
+        </w:rPr>
+      </w:pPr>
+      <w:r>
+        <w:rPr>
+          <w:rFonts w:ascii="Times New Roman" w:hAnsi="Times New Roman" w:cs="Times New Roman"/>
+          <w:sz w:val="24"/>
+          <w:szCs w:val="24"/>
+        </w:rPr>
+        <w:t xml:space="preserve">La </w:t>
+      </w:r>
+      <w:r>
+        <w:rPr>
+          <w:rStyle w:val="Strong"/>
+          <w:rFonts w:ascii="Times New Roman" w:hAnsi="Times New Roman" w:cs="Times New Roman"/>
+          <w:sz w:val="24"/>
+          <w:szCs w:val="24"/>
+        </w:rPr>
+        <w:t>sécurité</w:t>
+      </w:r>
+      <w:r>
+        <w:rPr>
+          <w:rFonts w:ascii="Times New Roman" w:hAnsi="Times New Roman" w:cs="Times New Roman"/>
+          <w:sz w:val="24"/>
+          <w:szCs w:val="24"/>
+        </w:rPr>
+        <w:t xml:space="preserve"> constitue un élément essentiel, </w:t>
+      </w:r>
+      <w:r>
+        <w:rPr>
+          <w:rFonts w:ascii="Times New Roman" w:hAnsi="Times New Roman" w:cs="Times New Roman"/>
+          <w:sz w:val="24"/>
+          <w:szCs w:val="24"/>
+        </w:rPr>
+        <w:t>surtout</w:t>
+      </w:r>
+      <w:r>
+        <w:rPr>
+          <w:rFonts w:ascii="Times New Roman" w:hAnsi="Times New Roman" w:cs="Times New Roman"/>
+          <w:sz w:val="24"/>
+          <w:szCs w:val="24"/>
+        </w:rPr>
+        <w:t xml:space="preserve"> pour protéger les données des utilisateurs et </w:t>
+      </w:r>
+      <w:r>
+        <w:rPr>
+          <w:rFonts w:ascii="Times New Roman" w:hAnsi="Times New Roman" w:cs="Times New Roman"/>
+          <w:sz w:val="24"/>
+          <w:szCs w:val="24"/>
+        </w:rPr>
+        <w:t>protéger</w:t>
+      </w:r>
+      <w:r>
+        <w:rPr>
+          <w:rFonts w:ascii="Times New Roman" w:hAnsi="Times New Roman" w:cs="Times New Roman"/>
+          <w:sz w:val="24"/>
+          <w:szCs w:val="24"/>
+        </w:rPr>
+        <w:t xml:space="preserve"> l’interface d’administration</w:t>
+      </w:r>
+      <w:r>
+        <w:rPr>
+          <w:rFonts w:ascii="Times New Roman" w:hAnsi="Times New Roman" w:cs="Times New Roman"/>
+          <w:sz w:val="24"/>
+          <w:szCs w:val="24"/>
+        </w:rPr>
+        <w:t xml:space="preserve"> contre les attaques</w:t>
+      </w:r>
+      <w:r>
+        <w:rPr>
+          <w:rFonts w:ascii="Times New Roman" w:hAnsi="Times New Roman" w:cs="Times New Roman"/>
+          <w:sz w:val="24"/>
+          <w:szCs w:val="24"/>
+        </w:rPr>
+        <w:t>.</w:t>
+      </w:r>
+    </w:p>
+    <w:p>
+      <w:pPr>
+        <w:spacing w:line="360" w:lineRule="auto"/>
+        <w:jc w:val="both"/>
+        <w:rPr>
+          <w:rFonts w:ascii="Times New Roman" w:hAnsi="Times New Roman" w:cs="Times New Roman"/>
+          <w:sz w:val="24"/>
+          <w:szCs w:val="24"/>
+        </w:rPr>
+      </w:pPr>
+      <w:r>
+        <w:rPr>
+          <w:rFonts w:ascii="Times New Roman" w:hAnsi="Times New Roman" w:cs="Times New Roman"/>
+          <w:sz w:val="24"/>
+          <w:szCs w:val="24"/>
+        </w:rPr>
+        <w:t xml:space="preserve">La </w:t>
+      </w:r>
+      <w:r>
+        <w:rPr>
+          <w:rStyle w:val="Strong"/>
+          <w:rFonts w:ascii="Times New Roman" w:hAnsi="Times New Roman" w:cs="Times New Roman"/>
+          <w:sz w:val="24"/>
+          <w:szCs w:val="24"/>
+        </w:rPr>
+        <w:t>performance</w:t>
+      </w:r>
+      <w:r>
+        <w:rPr>
+          <w:rFonts w:ascii="Times New Roman" w:hAnsi="Times New Roman" w:cs="Times New Roman"/>
+          <w:sz w:val="24"/>
+          <w:szCs w:val="24"/>
+        </w:rPr>
+        <w:t xml:space="preserve"> représente </w:t>
+      </w:r>
+      <w:r>
+        <w:rPr>
+          <w:rFonts w:ascii="Times New Roman" w:hAnsi="Times New Roman" w:cs="Times New Roman"/>
+          <w:sz w:val="24"/>
+          <w:szCs w:val="24"/>
+        </w:rPr>
+        <w:t>aussi</w:t>
+      </w:r>
+      <w:r>
+        <w:rPr>
+          <w:rFonts w:ascii="Times New Roman" w:hAnsi="Times New Roman" w:cs="Times New Roman"/>
+          <w:sz w:val="24"/>
+          <w:szCs w:val="24"/>
+        </w:rPr>
+        <w:t xml:space="preserve"> un critère important </w:t>
+      </w:r>
+      <w:r>
+        <w:rPr>
+          <w:rFonts w:ascii="Times New Roman" w:hAnsi="Times New Roman" w:cs="Times New Roman"/>
+          <w:sz w:val="24"/>
+          <w:szCs w:val="24"/>
+        </w:rPr>
+        <w:t>pour</w:t>
+      </w:r>
+      <w:r>
+        <w:rPr>
+          <w:rFonts w:ascii="Times New Roman" w:hAnsi="Times New Roman" w:cs="Times New Roman"/>
+          <w:sz w:val="24"/>
+          <w:szCs w:val="24"/>
+        </w:rPr>
+        <w:t xml:space="preserve"> </w:t>
+      </w:r>
+      <w:r>
+        <w:rPr>
+          <w:rFonts w:ascii="Times New Roman" w:hAnsi="Times New Roman" w:cs="Times New Roman"/>
+          <w:sz w:val="24"/>
+          <w:szCs w:val="24"/>
+        </w:rPr>
+        <w:t>que</w:t>
+      </w:r>
+      <w:r>
+        <w:rPr>
+          <w:rFonts w:ascii="Times New Roman" w:hAnsi="Times New Roman" w:cs="Times New Roman"/>
+          <w:sz w:val="24"/>
+          <w:szCs w:val="24"/>
+        </w:rPr>
+        <w:t xml:space="preserve"> </w:t>
+      </w:r>
+      <w:r>
+        <w:rPr>
+          <w:rFonts w:ascii="Times New Roman" w:hAnsi="Times New Roman" w:cs="Times New Roman"/>
+          <w:sz w:val="24"/>
+          <w:szCs w:val="24"/>
+        </w:rPr>
+        <w:t>le</w:t>
+      </w:r>
+      <w:r>
+        <w:rPr>
+          <w:rFonts w:ascii="Times New Roman" w:hAnsi="Times New Roman" w:cs="Times New Roman"/>
+          <w:sz w:val="24"/>
+          <w:szCs w:val="24"/>
+        </w:rPr>
+        <w:t xml:space="preserve"> temps de chargement</w:t>
+      </w:r>
+      <w:r>
+        <w:rPr>
+          <w:rFonts w:ascii="Times New Roman" w:hAnsi="Times New Roman" w:cs="Times New Roman"/>
+          <w:sz w:val="24"/>
+          <w:szCs w:val="24"/>
+        </w:rPr>
+        <w:t xml:space="preserve"> des pages du site web soit</w:t>
+      </w:r>
+      <w:r>
+        <w:rPr>
+          <w:rFonts w:ascii="Times New Roman" w:hAnsi="Times New Roman" w:cs="Times New Roman"/>
+          <w:sz w:val="24"/>
+          <w:szCs w:val="24"/>
+        </w:rPr>
+        <w:t xml:space="preserve"> rapide et </w:t>
+      </w:r>
+      <w:r>
+        <w:rPr>
+          <w:rFonts w:ascii="Times New Roman" w:hAnsi="Times New Roman" w:cs="Times New Roman"/>
+          <w:sz w:val="24"/>
+          <w:szCs w:val="24"/>
+        </w:rPr>
+        <w:t>la</w:t>
+      </w:r>
+      <w:r>
+        <w:rPr>
+          <w:rFonts w:ascii="Times New Roman" w:hAnsi="Times New Roman" w:cs="Times New Roman"/>
+          <w:sz w:val="24"/>
+          <w:szCs w:val="24"/>
+        </w:rPr>
+        <w:t xml:space="preserve"> navigation fluide pour </w:t>
+      </w:r>
+      <w:r>
+        <w:rPr>
+          <w:rFonts w:ascii="Times New Roman" w:hAnsi="Times New Roman" w:cs="Times New Roman"/>
+          <w:sz w:val="24"/>
+          <w:szCs w:val="24"/>
+        </w:rPr>
+        <w:t>une bonne expérience chez les</w:t>
+      </w:r>
+      <w:r>
+        <w:rPr>
+          <w:rFonts w:ascii="Times New Roman" w:hAnsi="Times New Roman" w:cs="Times New Roman"/>
+          <w:sz w:val="24"/>
+          <w:szCs w:val="24"/>
+        </w:rPr>
+        <w:t xml:space="preserve"> utilisateurs.</w:t>
+      </w:r>
+    </w:p>
+    <w:p>
+      <w:pPr>
+        <w:spacing w:line="360" w:lineRule="auto"/>
+        <w:jc w:val="both"/>
+        <w:rPr>
+          <w:rFonts w:ascii="Times New Roman" w:hAnsi="Times New Roman" w:cs="Times New Roman"/>
+          <w:sz w:val="24"/>
+          <w:szCs w:val="24"/>
+        </w:rPr>
+      </w:pPr>
+      <w:r>
+        <w:rPr>
+          <w:rFonts w:ascii="Times New Roman" w:hAnsi="Times New Roman" w:cs="Times New Roman"/>
+          <w:sz w:val="24"/>
+          <w:szCs w:val="24"/>
+        </w:rPr>
+        <w:t>L’</w:t>
+      </w:r>
+      <w:r>
+        <w:rPr>
+          <w:rStyle w:val="Strong"/>
+          <w:rFonts w:ascii="Times New Roman" w:hAnsi="Times New Roman" w:cs="Times New Roman"/>
+          <w:sz w:val="24"/>
+          <w:szCs w:val="24"/>
+        </w:rPr>
+        <w:t>accessibilité</w:t>
+      </w:r>
+      <w:r>
+        <w:rPr>
+          <w:rFonts w:ascii="Times New Roman" w:hAnsi="Times New Roman" w:cs="Times New Roman"/>
+          <w:sz w:val="24"/>
+          <w:szCs w:val="24"/>
+        </w:rPr>
+        <w:t xml:space="preserve"> </w:t>
+      </w:r>
+      <w:r>
+        <w:rPr>
+          <w:rFonts w:ascii="Times New Roman" w:hAnsi="Times New Roman" w:cs="Times New Roman"/>
+          <w:sz w:val="24"/>
+          <w:szCs w:val="24"/>
+        </w:rPr>
+        <w:t>est aussi</w:t>
+      </w:r>
+      <w:r>
+        <w:rPr>
+          <w:rFonts w:ascii="Times New Roman" w:hAnsi="Times New Roman" w:cs="Times New Roman"/>
+          <w:sz w:val="24"/>
+          <w:szCs w:val="24"/>
+        </w:rPr>
+        <w:t xml:space="preserve"> prise en compte </w:t>
+      </w:r>
+      <w:r>
+        <w:rPr>
+          <w:rFonts w:ascii="Times New Roman" w:hAnsi="Times New Roman" w:cs="Times New Roman"/>
+          <w:sz w:val="24"/>
+          <w:szCs w:val="24"/>
+        </w:rPr>
+        <w:t>pour</w:t>
+      </w:r>
+      <w:r>
+        <w:rPr>
+          <w:rFonts w:ascii="Times New Roman" w:hAnsi="Times New Roman" w:cs="Times New Roman"/>
+          <w:sz w:val="24"/>
+          <w:szCs w:val="24"/>
+        </w:rPr>
+        <w:t xml:space="preserve"> permettre à un large public d’accéder facilement aux services proposés par l</w:t>
+      </w:r>
+      <w:r>
+        <w:rPr>
+          <w:rFonts w:ascii="Times New Roman" w:hAnsi="Times New Roman" w:cs="Times New Roman"/>
+          <w:sz w:val="24"/>
+          <w:szCs w:val="24"/>
+        </w:rPr>
+        <w:t>e site web</w:t>
+      </w:r>
+      <w:r>
+        <w:rPr>
+          <w:rFonts w:ascii="Times New Roman" w:hAnsi="Times New Roman" w:cs="Times New Roman"/>
+          <w:sz w:val="24"/>
+          <w:szCs w:val="24"/>
+        </w:rPr>
+        <w:t>.</w:t>
+      </w:r>
+    </w:p>
+    <w:p>
+      <w:pPr>
+        <w:spacing w:line="360" w:lineRule="auto"/>
+        <w:jc w:val="both"/>
+        <w:rPr>
+          <w:rFonts w:ascii="Times New Roman" w:hAnsi="Times New Roman" w:cs="Times New Roman"/>
+          <w:sz w:val="24"/>
+          <w:szCs w:val="24"/>
+        </w:rPr>
+      </w:pPr>
+      <w:r>
+        <w:rPr>
+          <w:rFonts w:ascii="Times New Roman" w:hAnsi="Times New Roman" w:cs="Times New Roman"/>
+          <w:sz w:val="24"/>
+          <w:szCs w:val="24"/>
+        </w:rPr>
+        <w:t xml:space="preserve">Enfin, le site doit </w:t>
+      </w:r>
+      <w:r>
+        <w:rPr>
+          <w:rFonts w:ascii="Times New Roman" w:hAnsi="Times New Roman" w:cs="Times New Roman"/>
+          <w:sz w:val="24"/>
+          <w:szCs w:val="24"/>
+        </w:rPr>
+        <w:t>avoir</w:t>
+      </w:r>
+      <w:r>
+        <w:rPr>
+          <w:rFonts w:ascii="Times New Roman" w:hAnsi="Times New Roman" w:cs="Times New Roman"/>
+          <w:sz w:val="24"/>
+          <w:szCs w:val="24"/>
+        </w:rPr>
+        <w:t xml:space="preserve"> </w:t>
+      </w:r>
+      <w:r>
+        <w:rPr>
+          <w:rFonts w:ascii="Times New Roman" w:hAnsi="Times New Roman" w:cs="Times New Roman"/>
+          <w:sz w:val="24"/>
+          <w:szCs w:val="24"/>
+        </w:rPr>
+        <w:t xml:space="preserve">un </w:t>
+      </w:r>
+      <w:r>
+        <w:rPr>
+          <w:rStyle w:val="Strong"/>
+          <w:rFonts w:ascii="Times New Roman" w:hAnsi="Times New Roman" w:cs="Times New Roman"/>
+          <w:b w:val="0"/>
+          <w:bCs w:val="0"/>
+          <w:sz w:val="24"/>
+          <w:szCs w:val="24"/>
+        </w:rPr>
+        <w:t>design responsif</w:t>
+      </w:r>
+      <w:r>
+        <w:rPr>
+          <w:rFonts w:ascii="Times New Roman" w:hAnsi="Times New Roman" w:cs="Times New Roman"/>
+          <w:sz w:val="24"/>
+          <w:szCs w:val="24"/>
+        </w:rPr>
+        <w:t xml:space="preserve">, permettant </w:t>
+      </w:r>
+      <w:r>
+        <w:rPr>
+          <w:rFonts w:ascii="Times New Roman" w:hAnsi="Times New Roman" w:cs="Times New Roman"/>
+          <w:sz w:val="24"/>
+          <w:szCs w:val="24"/>
+        </w:rPr>
+        <w:t>aux utilisateurs de différents tailles d’écran d’avoir une bonne expérience</w:t>
+      </w:r>
+      <w:r>
+        <w:rPr>
+          <w:rFonts w:ascii="Times New Roman" w:hAnsi="Times New Roman" w:cs="Times New Roman"/>
+          <w:sz w:val="24"/>
+          <w:szCs w:val="24"/>
+        </w:rPr>
+        <w:t xml:space="preserve"> tels que les ordinateurs, les tablettes et les smartphones.</w:t>
+      </w:r>
+    </w:p>
+    <w:p>
+      <w:pPr>
+        <w:pStyle w:val="Heading2"/>
+        <w:numPr>
+          <w:ilvl w:val="0"/>
+          <w:numId w:val="5"/>
+        </w:numPr>
         <w:rPr>
           <w:rFonts w:ascii="Times New Roman" w:hAnsi="Times New Roman" w:cs="Times New Roman"/>
           <w:sz w:val="28"/>
           <w:szCs w:val="28"/>
           <w:u w:val="single"/>
         </w:rPr>
-        <w:t> :</w:t>
-      </w:r>
-    </w:p>
-    <w:p/>
+      </w:pPr>
+      <w:r>
+        <w:rPr>
+          <w:rFonts w:ascii="Times New Roman" w:hAnsi="Times New Roman" w:cs="Times New Roman"/>
+          <w:sz w:val="28"/>
+          <w:szCs w:val="28"/>
+          <w:u w:val="single"/>
+        </w:rPr>
+        <w:t>Diagramme de cas d’utilisation</w:t>
+      </w:r>
+      <w:r>
+        <w:rPr>
+          <w:rFonts w:ascii="Times New Roman" w:hAnsi="Times New Roman" w:cs="Times New Roman"/>
+          <w:sz w:val="28"/>
+          <w:szCs w:val="28"/>
+          <w:u w:val="single"/>
+        </w:rPr>
+        <w:t xml:space="preserve"> : </w:t>
+      </w:r>
+    </w:p>
+    <w:p>
+      <w:r>
+        <w:t>Pour</w:t>
+      </w:r>
+      <w:r>
+        <w:t xml:space="preserve"> mieux </w:t>
+      </w:r>
+      <w:r>
+        <w:t xml:space="preserve">vous </w:t>
+      </w:r>
+      <w:r>
+        <w:t>représenter les interactions entre les utilisateurs et le système</w:t>
+      </w:r>
+      <w:r>
+        <w:t xml:space="preserve"> dans le site web</w:t>
+      </w:r>
+      <w:r>
+        <w:t xml:space="preserve">, </w:t>
+      </w:r>
+      <w:r>
+        <w:t>nous avons</w:t>
+      </w:r>
+      <w:r>
+        <w:t xml:space="preserve"> </w:t>
+      </w:r>
+      <w:r>
+        <w:t xml:space="preserve">réalisé le </w:t>
+      </w:r>
+      <w:r>
+        <w:t>diagramme de cas d’utilisation</w:t>
+      </w:r>
+      <w:r>
+        <w:t xml:space="preserve"> suivant</w:t>
+      </w:r>
+      <w:r>
+        <w:t>.</w:t>
+      </w:r>
+    </w:p>
     <w:sectPr>
       <w:headerReference w:type="default" r:id="rId7"/>
       <w:headerReference w:type="first" r:id="rId8"/>
@@ -6399,8 +5887,11 @@
   </w:compat>
   <w:rsids>
     <w:rsidRoot w:val="00B047C3"/>
+    <w:rsid w:val="002F212F"/>
     <w:rsid w:val="0033089D"/>
     <w:rsid w:val="004934B8"/>
+    <w:rsid w:val="005A7ACE"/>
+    <w:rsid w:val="00697957"/>
     <w:rsid w:val="00B047C3"/>
   </w:rsids>
   <m:mathPr>
@@ -6852,10 +6343,6 @@
     <w:semiHidden/>
     <w:unhideWhenUsed/>
   </w:style>
-  <w:style w:type="paragraph" w:customStyle="1" w:styleId="6E81EF140BAD48B8A8A9031290F56DE7">
-    <w:name w:val="6E81EF140BAD48B8A8A9031290F56DE7"/>
-    <w:rsid w:val="00B047C3"/>
-  </w:style>
   <w:style w:type="paragraph" w:customStyle="1" w:styleId="BA4D068D1A1F410E9AFD64CA4F0C8E1B">
     <w:name w:val="BA4D068D1A1F410E9AFD64CA4F0C8E1B"/>
     <w:rsid w:val="00B047C3"/>

--- a/rapport/pfe-rapport.docx
+++ b/rapport/pfe-rapport.docx
@@ -3303,95 +3303,7 @@
           <w:sz w:val="24"/>
           <w:szCs w:val="24"/>
         </w:rPr>
-        <w:t>Plus des fonctionnalités principales</w:t>
-      </w:r>
-      <w:r>
-        <w:rPr>
-          <w:rFonts w:ascii="Times New Roman" w:hAnsi="Times New Roman" w:cs="Times New Roman"/>
-          <w:sz w:val="24"/>
-          <w:szCs w:val="24"/>
-        </w:rPr>
-        <w:t>, l</w:t>
-      </w:r>
-      <w:r>
-        <w:rPr>
-          <w:rFonts w:ascii="Times New Roman" w:hAnsi="Times New Roman" w:cs="Times New Roman"/>
-          <w:sz w:val="24"/>
-          <w:szCs w:val="24"/>
-        </w:rPr>
-        <w:t>e site web</w:t>
-      </w:r>
-      <w:r>
-        <w:rPr>
-          <w:rFonts w:ascii="Times New Roman" w:hAnsi="Times New Roman" w:cs="Times New Roman"/>
-          <w:sz w:val="24"/>
-          <w:szCs w:val="24"/>
-        </w:rPr>
-        <w:t xml:space="preserve"> répond à plusieurs </w:t>
-      </w:r>
-      <w:r>
-        <w:rPr>
-          <w:rFonts w:ascii="Times New Roman" w:hAnsi="Times New Roman" w:cs="Times New Roman"/>
-          <w:sz w:val="24"/>
-          <w:szCs w:val="24"/>
-        </w:rPr>
-        <w:t>besoins</w:t>
-      </w:r>
-      <w:r>
-        <w:rPr>
-          <w:rFonts w:ascii="Times New Roman" w:hAnsi="Times New Roman" w:cs="Times New Roman"/>
-          <w:sz w:val="24"/>
-          <w:szCs w:val="24"/>
-        </w:rPr>
-        <w:t xml:space="preserve"> non fonctionnels </w:t>
-      </w:r>
-      <w:r>
-        <w:rPr>
-          <w:rFonts w:ascii="Times New Roman" w:hAnsi="Times New Roman" w:cs="Times New Roman"/>
-          <w:sz w:val="24"/>
-          <w:szCs w:val="24"/>
-        </w:rPr>
-        <w:t>afin de</w:t>
-      </w:r>
-      <w:r>
-        <w:rPr>
-          <w:rFonts w:ascii="Times New Roman" w:hAnsi="Times New Roman" w:cs="Times New Roman"/>
-          <w:sz w:val="24"/>
-          <w:szCs w:val="24"/>
-        </w:rPr>
-        <w:t xml:space="preserve"> garantir </w:t>
-      </w:r>
-      <w:r>
-        <w:rPr>
-          <w:rFonts w:ascii="Times New Roman" w:hAnsi="Times New Roman" w:cs="Times New Roman"/>
-          <w:sz w:val="24"/>
-          <w:szCs w:val="24"/>
-        </w:rPr>
-        <w:t>une haute</w:t>
-      </w:r>
-      <w:r>
-        <w:rPr>
-          <w:rFonts w:ascii="Times New Roman" w:hAnsi="Times New Roman" w:cs="Times New Roman"/>
-          <w:sz w:val="24"/>
-          <w:szCs w:val="24"/>
-        </w:rPr>
-        <w:t xml:space="preserve"> qualité </w:t>
-      </w:r>
-      <w:r>
-        <w:rPr>
-          <w:rFonts w:ascii="Times New Roman" w:hAnsi="Times New Roman" w:cs="Times New Roman"/>
-          <w:sz w:val="24"/>
-          <w:szCs w:val="24"/>
-        </w:rPr>
-        <w:t>pour</w:t>
-      </w:r>
-      <w:r>
-        <w:rPr>
-          <w:rFonts w:ascii="Times New Roman" w:hAnsi="Times New Roman" w:cs="Times New Roman"/>
-          <w:sz w:val="24"/>
-          <w:szCs w:val="24"/>
-        </w:rPr>
-        <w:t xml:space="preserve"> système.</w:t>
+        <w:t>Plus des fonctionnalités principales, le site web répond à plusieurs besoins non fonctionnels afin de garantir une haute qualité pour système.</w:t>
       </w:r>
     </w:p>
     <w:p>
@@ -3427,55 +3339,7 @@
           <w:sz w:val="24"/>
           <w:szCs w:val="24"/>
         </w:rPr>
-        <w:t xml:space="preserve"> constitue un élément essentiel, </w:t>
-      </w:r>
-      <w:r>
-        <w:rPr>
-          <w:rFonts w:ascii="Times New Roman" w:hAnsi="Times New Roman" w:cs="Times New Roman"/>
-          <w:sz w:val="24"/>
-          <w:szCs w:val="24"/>
-        </w:rPr>
-        <w:t>surtout</w:t>
-      </w:r>
-      <w:r>
-        <w:rPr>
-          <w:rFonts w:ascii="Times New Roman" w:hAnsi="Times New Roman" w:cs="Times New Roman"/>
-          <w:sz w:val="24"/>
-          <w:szCs w:val="24"/>
-        </w:rPr>
-        <w:t xml:space="preserve"> pour protéger les données des utilisateurs et </w:t>
-      </w:r>
-      <w:r>
-        <w:rPr>
-          <w:rFonts w:ascii="Times New Roman" w:hAnsi="Times New Roman" w:cs="Times New Roman"/>
-          <w:sz w:val="24"/>
-          <w:szCs w:val="24"/>
-        </w:rPr>
-        <w:t>protéger</w:t>
-      </w:r>
-      <w:r>
-        <w:rPr>
-          <w:rFonts w:ascii="Times New Roman" w:hAnsi="Times New Roman" w:cs="Times New Roman"/>
-          <w:sz w:val="24"/>
-          <w:szCs w:val="24"/>
-        </w:rPr>
-        <w:t xml:space="preserve"> l’interface d’administration</w:t>
-      </w:r>
-      <w:r>
-        <w:rPr>
-          <w:rFonts w:ascii="Times New Roman" w:hAnsi="Times New Roman" w:cs="Times New Roman"/>
-          <w:sz w:val="24"/>
-          <w:szCs w:val="24"/>
-        </w:rPr>
-        <w:t xml:space="preserve"> contre les attaques</w:t>
-      </w:r>
-      <w:r>
-        <w:rPr>
-          <w:rFonts w:ascii="Times New Roman" w:hAnsi="Times New Roman" w:cs="Times New Roman"/>
-          <w:sz w:val="24"/>
-          <w:szCs w:val="24"/>
-        </w:rPr>
-        <w:t>.</w:t>
+        <w:t xml:space="preserve"> constitue un élément essentiel, surtout pour protéger les données des utilisateurs et protéger l’interface d’administration contre les attaques.</w:t>
       </w:r>
     </w:p>
     <w:p>
@@ -3511,119 +3375,7 @@
           <w:sz w:val="24"/>
           <w:szCs w:val="24"/>
         </w:rPr>
-        <w:t xml:space="preserve"> représente </w:t>
-      </w:r>
-      <w:r>
-        <w:rPr>
-          <w:rFonts w:ascii="Times New Roman" w:hAnsi="Times New Roman" w:cs="Times New Roman"/>
-          <w:sz w:val="24"/>
-          <w:szCs w:val="24"/>
-        </w:rPr>
-        <w:t>aussi</w:t>
-      </w:r>
-      <w:r>
-        <w:rPr>
-          <w:rFonts w:ascii="Times New Roman" w:hAnsi="Times New Roman" w:cs="Times New Roman"/>
-          <w:sz w:val="24"/>
-          <w:szCs w:val="24"/>
-        </w:rPr>
-        <w:t xml:space="preserve"> un critère important </w:t>
-      </w:r>
-      <w:r>
-        <w:rPr>
-          <w:rFonts w:ascii="Times New Roman" w:hAnsi="Times New Roman" w:cs="Times New Roman"/>
-          <w:sz w:val="24"/>
-          <w:szCs w:val="24"/>
-        </w:rPr>
-        <w:t>pour</w:t>
-      </w:r>
-      <w:r>
-        <w:rPr>
-          <w:rFonts w:ascii="Times New Roman" w:hAnsi="Times New Roman" w:cs="Times New Roman"/>
-          <w:sz w:val="24"/>
-          <w:szCs w:val="24"/>
-        </w:rPr>
-        <w:t xml:space="preserve"> </w:t>
-      </w:r>
-      <w:r>
-        <w:rPr>
-          <w:rFonts w:ascii="Times New Roman" w:hAnsi="Times New Roman" w:cs="Times New Roman"/>
-          <w:sz w:val="24"/>
-          <w:szCs w:val="24"/>
-        </w:rPr>
-        <w:t>que</w:t>
-      </w:r>
-      <w:r>
-        <w:rPr>
-          <w:rFonts w:ascii="Times New Roman" w:hAnsi="Times New Roman" w:cs="Times New Roman"/>
-          <w:sz w:val="24"/>
-          <w:szCs w:val="24"/>
-        </w:rPr>
-        <w:t xml:space="preserve"> </w:t>
-      </w:r>
-      <w:r>
-        <w:rPr>
-          <w:rFonts w:ascii="Times New Roman" w:hAnsi="Times New Roman" w:cs="Times New Roman"/>
-          <w:sz w:val="24"/>
-          <w:szCs w:val="24"/>
-        </w:rPr>
-        <w:t>le</w:t>
-      </w:r>
-      <w:r>
-        <w:rPr>
-          <w:rFonts w:ascii="Times New Roman" w:hAnsi="Times New Roman" w:cs="Times New Roman"/>
-          <w:sz w:val="24"/>
-          <w:szCs w:val="24"/>
-        </w:rPr>
-        <w:t xml:space="preserve"> temps de chargement</w:t>
-      </w:r>
-      <w:r>
-        <w:rPr>
-          <w:rFonts w:ascii="Times New Roman" w:hAnsi="Times New Roman" w:cs="Times New Roman"/>
-          <w:sz w:val="24"/>
-          <w:szCs w:val="24"/>
-        </w:rPr>
-        <w:t xml:space="preserve"> des pages du site web soit</w:t>
-      </w:r>
-      <w:r>
-        <w:rPr>
-          <w:rFonts w:ascii="Times New Roman" w:hAnsi="Times New Roman" w:cs="Times New Roman"/>
-          <w:sz w:val="24"/>
-          <w:szCs w:val="24"/>
-        </w:rPr>
-        <w:t xml:space="preserve"> rapide et </w:t>
-      </w:r>
-      <w:r>
-        <w:rPr>
-          <w:rFonts w:ascii="Times New Roman" w:hAnsi="Times New Roman" w:cs="Times New Roman"/>
-          <w:sz w:val="24"/>
-          <w:szCs w:val="24"/>
-        </w:rPr>
-        <w:t>la</w:t>
-      </w:r>
-      <w:r>
-        <w:rPr>
-          <w:rFonts w:ascii="Times New Roman" w:hAnsi="Times New Roman" w:cs="Times New Roman"/>
-          <w:sz w:val="24"/>
-          <w:szCs w:val="24"/>
-        </w:rPr>
-        <w:t xml:space="preserve"> navigation fluide pour </w:t>
-      </w:r>
-      <w:r>
-        <w:rPr>
-          <w:rFonts w:ascii="Times New Roman" w:hAnsi="Times New Roman" w:cs="Times New Roman"/>
-          <w:sz w:val="24"/>
-          <w:szCs w:val="24"/>
-        </w:rPr>
-        <w:t>une bonne expérience chez les</w:t>
-      </w:r>
-      <w:r>
-        <w:rPr>
-          <w:rFonts w:ascii="Times New Roman" w:hAnsi="Times New Roman" w:cs="Times New Roman"/>
-          <w:sz w:val="24"/>
-          <w:szCs w:val="24"/>
-        </w:rPr>
-        <w:t xml:space="preserve"> utilisateurs.</w:t>
+        <w:t xml:space="preserve"> représente aussi un critère important pour que le temps de chargement des pages du site web soit rapide et la navigation fluide pour une bonne expérience chez les utilisateurs.</w:t>
       </w:r>
     </w:p>
     <w:p>
@@ -3659,98 +3411,26 @@
           <w:sz w:val="24"/>
           <w:szCs w:val="24"/>
         </w:rPr>
-        <w:t xml:space="preserve"> </w:t>
-      </w:r>
-      <w:r>
-        <w:rPr>
-          <w:rFonts w:ascii="Times New Roman" w:hAnsi="Times New Roman" w:cs="Times New Roman"/>
-          <w:sz w:val="24"/>
-          <w:szCs w:val="24"/>
-        </w:rPr>
-        <w:t>est aussi</w:t>
-      </w:r>
-      <w:r>
-        <w:rPr>
-          <w:rFonts w:ascii="Times New Roman" w:hAnsi="Times New Roman" w:cs="Times New Roman"/>
-          <w:sz w:val="24"/>
-          <w:szCs w:val="24"/>
-        </w:rPr>
-        <w:t xml:space="preserve"> prise en compte </w:t>
-      </w:r>
-      <w:r>
-        <w:rPr>
-          <w:rFonts w:ascii="Times New Roman" w:hAnsi="Times New Roman" w:cs="Times New Roman"/>
-          <w:sz w:val="24"/>
-          <w:szCs w:val="24"/>
-        </w:rPr>
-        <w:t>pour</w:t>
-      </w:r>
-      <w:r>
-        <w:rPr>
-          <w:rFonts w:ascii="Times New Roman" w:hAnsi="Times New Roman" w:cs="Times New Roman"/>
-          <w:sz w:val="24"/>
-          <w:szCs w:val="24"/>
-        </w:rPr>
-        <w:t xml:space="preserve"> permettre à un large public d’accéder facilement aux services proposés par l</w:t>
-      </w:r>
-      <w:r>
-        <w:rPr>
-          <w:rFonts w:ascii="Times New Roman" w:hAnsi="Times New Roman" w:cs="Times New Roman"/>
-          <w:sz w:val="24"/>
-          <w:szCs w:val="24"/>
-        </w:rPr>
-        <w:t>e site web</w:t>
-      </w:r>
-      <w:r>
-        <w:rPr>
-          <w:rFonts w:ascii="Times New Roman" w:hAnsi="Times New Roman" w:cs="Times New Roman"/>
-          <w:sz w:val="24"/>
-          <w:szCs w:val="24"/>
-        </w:rPr>
-        <w:t>.</w:t>
-      </w:r>
-    </w:p>
-    <w:p>
-      <w:pPr>
-        <w:spacing w:line="360" w:lineRule="auto"/>
-        <w:jc w:val="both"/>
-        <w:rPr>
-          <w:rFonts w:ascii="Times New Roman" w:hAnsi="Times New Roman" w:cs="Times New Roman"/>
-          <w:sz w:val="24"/>
-          <w:szCs w:val="24"/>
-        </w:rPr>
-      </w:pPr>
-      <w:r>
-        <w:rPr>
-          <w:rFonts w:ascii="Times New Roman" w:hAnsi="Times New Roman" w:cs="Times New Roman"/>
-          <w:sz w:val="24"/>
-          <w:szCs w:val="24"/>
-        </w:rPr>
-        <w:t xml:space="preserve">Enfin, le site doit </w:t>
-      </w:r>
-      <w:r>
-        <w:rPr>
-          <w:rFonts w:ascii="Times New Roman" w:hAnsi="Times New Roman" w:cs="Times New Roman"/>
-          <w:sz w:val="24"/>
-          <w:szCs w:val="24"/>
-        </w:rPr>
-        <w:t>avoir</w:t>
-      </w:r>
-      <w:r>
-        <w:rPr>
-          <w:rFonts w:ascii="Times New Roman" w:hAnsi="Times New Roman" w:cs="Times New Roman"/>
-          <w:sz w:val="24"/>
-          <w:szCs w:val="24"/>
-        </w:rPr>
-        <w:t xml:space="preserve"> </w:t>
-      </w:r>
-      <w:r>
-        <w:rPr>
-          <w:rFonts w:ascii="Times New Roman" w:hAnsi="Times New Roman" w:cs="Times New Roman"/>
-          <w:sz w:val="24"/>
-          <w:szCs w:val="24"/>
-        </w:rPr>
-        <w:t xml:space="preserve">un </w:t>
+        <w:t xml:space="preserve"> est aussi prise en compte pour permettre à un large public d’accéder facilement aux services proposés par le site web.</w:t>
+      </w:r>
+    </w:p>
+    <w:p>
+      <w:pPr>
+        <w:spacing w:line="360" w:lineRule="auto"/>
+        <w:jc w:val="both"/>
+        <w:rPr>
+          <w:rFonts w:ascii="Times New Roman" w:hAnsi="Times New Roman" w:cs="Times New Roman"/>
+          <w:sz w:val="24"/>
+          <w:szCs w:val="24"/>
+        </w:rPr>
+      </w:pPr>
+      <w:r>
+        <w:rPr>
+          <w:rFonts w:ascii="Times New Roman" w:hAnsi="Times New Roman" w:cs="Times New Roman"/>
+          <w:sz w:val="24"/>
+          <w:szCs w:val="24"/>
+        </w:rPr>
+        <w:t xml:space="preserve">Enfin, le site doit avoir un </w:t>
       </w:r>
       <w:r>
         <w:rPr>
@@ -3769,23 +3449,7 @@
           <w:sz w:val="24"/>
           <w:szCs w:val="24"/>
         </w:rPr>
-        <w:t xml:space="preserve">, permettant </w:t>
-      </w:r>
-      <w:r>
-        <w:rPr>
-          <w:rFonts w:ascii="Times New Roman" w:hAnsi="Times New Roman" w:cs="Times New Roman"/>
-          <w:sz w:val="24"/>
-          <w:szCs w:val="24"/>
-        </w:rPr>
-        <w:t>aux utilisateurs de différents tailles d’écran d’avoir une bonne expérience</w:t>
-      </w:r>
-      <w:r>
-        <w:rPr>
-          <w:rFonts w:ascii="Times New Roman" w:hAnsi="Times New Roman" w:cs="Times New Roman"/>
-          <w:sz w:val="24"/>
-          <w:szCs w:val="24"/>
-        </w:rPr>
-        <w:t xml:space="preserve"> tels que les ordinateurs, les tablettes et les smartphones.</w:t>
+        <w:t>, permettant aux utilisateurs de différents tailles d’écran d’avoir une bonne expérience tels que les ordinateurs, les tablettes et les smartphones.</w:t>
       </w:r>
     </w:p>
     <w:p>
@@ -3837,95 +3501,7 @@
           <w:sz w:val="24"/>
           <w:szCs w:val="24"/>
         </w:rPr>
-        <w:t>Pour</w:t>
-      </w:r>
-      <w:r>
-        <w:rPr>
-          <w:rFonts w:ascii="Times New Roman" w:hAnsi="Times New Roman" w:cs="Times New Roman"/>
-          <w:sz w:val="24"/>
-          <w:szCs w:val="24"/>
-        </w:rPr>
-        <w:t xml:space="preserve"> mieux </w:t>
-      </w:r>
-      <w:r>
-        <w:rPr>
-          <w:rFonts w:ascii="Times New Roman" w:hAnsi="Times New Roman" w:cs="Times New Roman"/>
-          <w:sz w:val="24"/>
-          <w:szCs w:val="24"/>
-        </w:rPr>
-        <w:t xml:space="preserve">vous </w:t>
-      </w:r>
-      <w:r>
-        <w:rPr>
-          <w:rFonts w:ascii="Times New Roman" w:hAnsi="Times New Roman" w:cs="Times New Roman"/>
-          <w:sz w:val="24"/>
-          <w:szCs w:val="24"/>
-        </w:rPr>
-        <w:t>représenter les interactions entre les utilisateurs et le système</w:t>
-      </w:r>
-      <w:r>
-        <w:rPr>
-          <w:rFonts w:ascii="Times New Roman" w:hAnsi="Times New Roman" w:cs="Times New Roman"/>
-          <w:sz w:val="24"/>
-          <w:szCs w:val="24"/>
-        </w:rPr>
-        <w:t xml:space="preserve"> dans le site web</w:t>
-      </w:r>
-      <w:r>
-        <w:rPr>
-          <w:rFonts w:ascii="Times New Roman" w:hAnsi="Times New Roman" w:cs="Times New Roman"/>
-          <w:sz w:val="24"/>
-          <w:szCs w:val="24"/>
-        </w:rPr>
-        <w:t xml:space="preserve">, </w:t>
-      </w:r>
-      <w:r>
-        <w:rPr>
-          <w:rFonts w:ascii="Times New Roman" w:hAnsi="Times New Roman" w:cs="Times New Roman"/>
-          <w:sz w:val="24"/>
-          <w:szCs w:val="24"/>
-        </w:rPr>
-        <w:t>nous avons</w:t>
-      </w:r>
-      <w:r>
-        <w:rPr>
-          <w:rFonts w:ascii="Times New Roman" w:hAnsi="Times New Roman" w:cs="Times New Roman"/>
-          <w:sz w:val="24"/>
-          <w:szCs w:val="24"/>
-        </w:rPr>
-        <w:t xml:space="preserve"> </w:t>
-      </w:r>
-      <w:r>
-        <w:rPr>
-          <w:rFonts w:ascii="Times New Roman" w:hAnsi="Times New Roman" w:cs="Times New Roman"/>
-          <w:sz w:val="24"/>
-          <w:szCs w:val="24"/>
-        </w:rPr>
-        <w:t xml:space="preserve">réalisé le </w:t>
-      </w:r>
-      <w:r>
-        <w:rPr>
-          <w:rFonts w:ascii="Times New Roman" w:hAnsi="Times New Roman" w:cs="Times New Roman"/>
-          <w:sz w:val="24"/>
-          <w:szCs w:val="24"/>
-        </w:rPr>
-        <w:t>diagramme de cas d’utilisation</w:t>
-      </w:r>
-      <w:r>
-        <w:rPr>
-          <w:rFonts w:ascii="Times New Roman" w:hAnsi="Times New Roman" w:cs="Times New Roman"/>
-          <w:sz w:val="24"/>
-          <w:szCs w:val="24"/>
-        </w:rPr>
-        <w:t xml:space="preserve"> suivant</w:t>
-      </w:r>
-      <w:r>
-        <w:rPr>
-          <w:rFonts w:ascii="Times New Roman" w:hAnsi="Times New Roman" w:cs="Times New Roman"/>
-          <w:sz w:val="24"/>
-          <w:szCs w:val="24"/>
-        </w:rPr>
-        <w:t>.</w:t>
+        <w:t>Pour mieux vous représenter les interactions entre les utilisateurs et le système dans le site web, nous avons réalisé le diagramme de cas d’utilisation suivant.</w:t>
       </w:r>
     </w:p>
     <w:p>
@@ -3938,7 +3514,7 @@
           <w:noProof/>
         </w:rPr>
         <w:drawing>
-          <wp:inline distT="0" distB="0" distL="0" distR="0" wp14:anchorId="56AF3117" wp14:editId="0A8DDDD6">
+          <wp:inline distT="0" distB="0" distL="0" distR="0" wp14:anchorId="56AF3117" wp14:editId="090D19CF">
             <wp:extent cx="4372098" cy="2019300"/>
             <wp:effectExtent l="0" t="0" r="9525" b="0"/>
             <wp:docPr id="608889792" name="Picture 2"/>
@@ -4020,208 +3596,438 @@
           <w:szCs w:val="24"/>
         </w:rPr>
         <w:lastRenderedPageBreak/>
-        <w:t>Cette figure illustre les acteurs du système</w:t>
-      </w:r>
-      <w:r>
-        <w:rPr>
-          <w:rFonts w:ascii="Times New Roman" w:hAnsi="Times New Roman" w:cs="Times New Roman"/>
-          <w:sz w:val="24"/>
-          <w:szCs w:val="24"/>
-        </w:rPr>
-        <w:t xml:space="preserve"> (Client, Administrateur), et</w:t>
-      </w:r>
-      <w:r>
-        <w:rPr>
-          <w:rFonts w:ascii="Times New Roman" w:hAnsi="Times New Roman" w:cs="Times New Roman"/>
-          <w:sz w:val="24"/>
-          <w:szCs w:val="24"/>
-        </w:rPr>
-        <w:t xml:space="preserve"> les principales fonctionnalités offertes par l</w:t>
-      </w:r>
-      <w:r>
-        <w:rPr>
-          <w:rFonts w:ascii="Times New Roman" w:hAnsi="Times New Roman" w:cs="Times New Roman"/>
-          <w:sz w:val="24"/>
-          <w:szCs w:val="24"/>
-        </w:rPr>
-        <w:t>e site web</w:t>
-      </w:r>
-      <w:r>
-        <w:rPr>
-          <w:rFonts w:ascii="Times New Roman" w:hAnsi="Times New Roman" w:cs="Times New Roman"/>
-          <w:sz w:val="24"/>
-          <w:szCs w:val="24"/>
-        </w:rPr>
-        <w:t xml:space="preserve">. Le client peut consulter les voitures disponibles et effectuer </w:t>
-      </w:r>
-      <w:r>
-        <w:rPr>
-          <w:rFonts w:ascii="Times New Roman" w:hAnsi="Times New Roman" w:cs="Times New Roman"/>
-          <w:sz w:val="24"/>
-          <w:szCs w:val="24"/>
-        </w:rPr>
-        <w:t>les</w:t>
-      </w:r>
-      <w:r>
-        <w:rPr>
-          <w:rFonts w:ascii="Times New Roman" w:hAnsi="Times New Roman" w:cs="Times New Roman"/>
-          <w:sz w:val="24"/>
-          <w:szCs w:val="24"/>
-        </w:rPr>
-        <w:t xml:space="preserve"> réservation</w:t>
-      </w:r>
-      <w:r>
-        <w:rPr>
-          <w:rFonts w:ascii="Times New Roman" w:hAnsi="Times New Roman" w:cs="Times New Roman"/>
-          <w:sz w:val="24"/>
-          <w:szCs w:val="24"/>
-        </w:rPr>
-        <w:t>s</w:t>
-      </w:r>
-      <w:r>
-        <w:rPr>
-          <w:rFonts w:ascii="Times New Roman" w:hAnsi="Times New Roman" w:cs="Times New Roman"/>
-          <w:sz w:val="24"/>
-          <w:szCs w:val="24"/>
-        </w:rPr>
-        <w:t>, tandis que l’administrateur peut gérer les voitures</w:t>
-      </w:r>
-      <w:r>
-        <w:rPr>
-          <w:rFonts w:ascii="Times New Roman" w:hAnsi="Times New Roman" w:cs="Times New Roman"/>
-          <w:sz w:val="24"/>
-          <w:szCs w:val="24"/>
-        </w:rPr>
-        <w:t xml:space="preserve"> (ajouter, modifier, supprimer)</w:t>
-      </w:r>
-      <w:r>
-        <w:rPr>
-          <w:rFonts w:ascii="Times New Roman" w:hAnsi="Times New Roman" w:cs="Times New Roman"/>
-          <w:sz w:val="24"/>
-          <w:szCs w:val="24"/>
-        </w:rPr>
-        <w:t xml:space="preserve">, </w:t>
-      </w:r>
-      <w:r>
-        <w:rPr>
-          <w:rFonts w:ascii="Times New Roman" w:hAnsi="Times New Roman" w:cs="Times New Roman"/>
-          <w:sz w:val="24"/>
-          <w:szCs w:val="24"/>
-        </w:rPr>
-        <w:t>et gérer</w:t>
-      </w:r>
-      <w:r>
-        <w:rPr>
-          <w:rFonts w:ascii="Times New Roman" w:hAnsi="Times New Roman" w:cs="Times New Roman"/>
-          <w:sz w:val="24"/>
-          <w:szCs w:val="24"/>
-        </w:rPr>
-        <w:t xml:space="preserve"> les réservation</w:t>
-      </w:r>
-      <w:r>
-        <w:rPr>
-          <w:rFonts w:ascii="Times New Roman" w:hAnsi="Times New Roman" w:cs="Times New Roman"/>
-          <w:sz w:val="24"/>
-          <w:szCs w:val="24"/>
-        </w:rPr>
-        <w:t>s</w:t>
-      </w:r>
-      <w:r>
-        <w:rPr>
-          <w:rFonts w:ascii="Times New Roman" w:hAnsi="Times New Roman" w:cs="Times New Roman"/>
-          <w:sz w:val="24"/>
-          <w:szCs w:val="24"/>
-        </w:rPr>
-        <w:t>. Ce diagramme permet de visualiser clairement les interactions entre les utilisateurs et les fonctionnalités du système.</w:t>
-      </w:r>
-    </w:p>
-    <w:p>
-      <w:pPr>
-        <w:spacing w:line="360" w:lineRule="auto"/>
-        <w:jc w:val="both"/>
-        <w:rPr>
-          <w:rFonts w:ascii="Times New Roman" w:hAnsi="Times New Roman" w:cs="Times New Roman"/>
-          <w:sz w:val="24"/>
-          <w:szCs w:val="24"/>
-        </w:rPr>
-      </w:pPr>
-    </w:p>
-    <w:p>
-      <w:pPr>
-        <w:spacing w:line="360" w:lineRule="auto"/>
-        <w:jc w:val="both"/>
-        <w:rPr>
-          <w:rFonts w:ascii="Times New Roman" w:hAnsi="Times New Roman" w:cs="Times New Roman"/>
-          <w:sz w:val="24"/>
-          <w:szCs w:val="24"/>
-        </w:rPr>
-      </w:pPr>
-    </w:p>
-    <w:p>
-      <w:pPr>
-        <w:spacing w:line="360" w:lineRule="auto"/>
-        <w:jc w:val="both"/>
-        <w:rPr>
-          <w:rFonts w:ascii="Times New Roman" w:hAnsi="Times New Roman" w:cs="Times New Roman"/>
-          <w:sz w:val="24"/>
-          <w:szCs w:val="24"/>
-        </w:rPr>
-      </w:pPr>
-    </w:p>
-    <w:p>
-      <w:pPr>
-        <w:spacing w:line="360" w:lineRule="auto"/>
-        <w:jc w:val="both"/>
-        <w:rPr>
-          <w:rFonts w:ascii="Times New Roman" w:hAnsi="Times New Roman" w:cs="Times New Roman"/>
-          <w:sz w:val="24"/>
-          <w:szCs w:val="24"/>
-        </w:rPr>
-      </w:pPr>
-    </w:p>
-    <w:p>
-      <w:pPr>
-        <w:spacing w:line="360" w:lineRule="auto"/>
-        <w:jc w:val="both"/>
-        <w:rPr>
-          <w:rFonts w:ascii="Times New Roman" w:hAnsi="Times New Roman" w:cs="Times New Roman"/>
-          <w:sz w:val="24"/>
-          <w:szCs w:val="24"/>
-        </w:rPr>
-      </w:pPr>
-    </w:p>
-    <w:p>
-      <w:pPr>
-        <w:spacing w:line="360" w:lineRule="auto"/>
-        <w:jc w:val="both"/>
-        <w:rPr>
-          <w:rFonts w:ascii="Times New Roman" w:hAnsi="Times New Roman" w:cs="Times New Roman"/>
-          <w:sz w:val="24"/>
-          <w:szCs w:val="24"/>
-        </w:rPr>
-      </w:pPr>
-    </w:p>
-    <w:p>
-      <w:pPr>
-        <w:spacing w:line="360" w:lineRule="auto"/>
-        <w:jc w:val="both"/>
-        <w:rPr>
-          <w:rFonts w:ascii="Times New Roman" w:hAnsi="Times New Roman" w:cs="Times New Roman"/>
-          <w:sz w:val="24"/>
-          <w:szCs w:val="24"/>
-        </w:rPr>
-      </w:pPr>
-    </w:p>
-    <w:p>
-      <w:pPr>
-        <w:spacing w:line="360" w:lineRule="auto"/>
-        <w:jc w:val="both"/>
-        <w:rPr>
-          <w:rFonts w:ascii="Times New Roman" w:hAnsi="Times New Roman" w:cs="Times New Roman"/>
-          <w:sz w:val="24"/>
-          <w:szCs w:val="24"/>
-        </w:rPr>
-      </w:pPr>
+        <w:t>Cette figure illustre les acteurs du système (Client, Administrateur), et les principales fonctionnalités offertes par le site web. Le client peut consulter les voitures disponibles et effectuer les réservations, tandis que l’administrateur peut gérer les voitures (ajouter, modifier, supprimer), et gérer les réservations. Ce diagramme permet de visualiser clairement les interactions entre les utilisateurs et les fonctionnalités du système.</w:t>
+      </w:r>
+    </w:p>
+    <w:p>
+      <w:pPr>
+        <w:spacing w:line="360" w:lineRule="auto"/>
+        <w:jc w:val="both"/>
+        <w:rPr>
+          <w:rFonts w:ascii="Times New Roman" w:hAnsi="Times New Roman" w:cs="Times New Roman"/>
+          <w:sz w:val="24"/>
+          <w:szCs w:val="24"/>
+        </w:rPr>
+      </w:pPr>
+    </w:p>
+    <w:p>
+      <w:pPr>
+        <w:spacing w:line="360" w:lineRule="auto"/>
+        <w:jc w:val="both"/>
+        <w:rPr>
+          <w:rFonts w:ascii="Times New Roman" w:hAnsi="Times New Roman" w:cs="Times New Roman"/>
+          <w:sz w:val="24"/>
+          <w:szCs w:val="24"/>
+        </w:rPr>
+      </w:pPr>
+    </w:p>
+    <w:p>
+      <w:pPr>
+        <w:spacing w:line="360" w:lineRule="auto"/>
+        <w:jc w:val="both"/>
+        <w:rPr>
+          <w:rFonts w:ascii="Times New Roman" w:hAnsi="Times New Roman" w:cs="Times New Roman"/>
+          <w:sz w:val="24"/>
+          <w:szCs w:val="24"/>
+        </w:rPr>
+      </w:pPr>
+    </w:p>
+    <w:p>
+      <w:pPr>
+        <w:spacing w:line="360" w:lineRule="auto"/>
+        <w:jc w:val="both"/>
+        <w:rPr>
+          <w:rFonts w:ascii="Times New Roman" w:hAnsi="Times New Roman" w:cs="Times New Roman"/>
+          <w:sz w:val="24"/>
+          <w:szCs w:val="24"/>
+        </w:rPr>
+      </w:pPr>
+    </w:p>
+    <w:p>
+      <w:pPr>
+        <w:spacing w:line="360" w:lineRule="auto"/>
+        <w:jc w:val="both"/>
+        <w:rPr>
+          <w:rFonts w:ascii="Times New Roman" w:hAnsi="Times New Roman" w:cs="Times New Roman"/>
+          <w:sz w:val="24"/>
+          <w:szCs w:val="24"/>
+        </w:rPr>
+      </w:pPr>
+    </w:p>
+    <w:p>
+      <w:pPr>
+        <w:spacing w:line="360" w:lineRule="auto"/>
+        <w:jc w:val="both"/>
+        <w:rPr>
+          <w:rFonts w:ascii="Times New Roman" w:hAnsi="Times New Roman" w:cs="Times New Roman"/>
+          <w:sz w:val="24"/>
+          <w:szCs w:val="24"/>
+        </w:rPr>
+      </w:pPr>
+    </w:p>
+    <w:p>
+      <w:pPr>
+        <w:spacing w:line="360" w:lineRule="auto"/>
+        <w:jc w:val="both"/>
+        <w:rPr>
+          <w:rFonts w:ascii="Times New Roman" w:hAnsi="Times New Roman" w:cs="Times New Roman"/>
+          <w:sz w:val="24"/>
+          <w:szCs w:val="24"/>
+        </w:rPr>
+      </w:pPr>
+    </w:p>
+    <w:p>
+      <w:pPr>
+        <w:spacing w:line="360" w:lineRule="auto"/>
+        <w:jc w:val="both"/>
+        <w:rPr>
+          <w:rFonts w:ascii="Times New Roman" w:hAnsi="Times New Roman" w:cs="Times New Roman"/>
+          <w:sz w:val="24"/>
+          <w:szCs w:val="24"/>
+        </w:rPr>
+      </w:pPr>
+    </w:p>
+    <w:p>
+      <w:pPr>
+        <w:spacing w:line="360" w:lineRule="auto"/>
+        <w:jc w:val="both"/>
+        <w:rPr>
+          <w:rFonts w:ascii="Times New Roman" w:hAnsi="Times New Roman" w:cs="Times New Roman"/>
+          <w:sz w:val="24"/>
+          <w:szCs w:val="24"/>
+        </w:rPr>
+      </w:pPr>
+    </w:p>
+    <w:p>
+      <w:pPr>
+        <w:spacing w:line="360" w:lineRule="auto"/>
+        <w:jc w:val="both"/>
+        <w:rPr>
+          <w:rFonts w:ascii="Times New Roman" w:hAnsi="Times New Roman" w:cs="Times New Roman"/>
+          <w:sz w:val="24"/>
+          <w:szCs w:val="24"/>
+        </w:rPr>
+      </w:pPr>
+    </w:p>
+    <w:p>
+      <w:pPr>
+        <w:spacing w:line="360" w:lineRule="auto"/>
+        <w:jc w:val="both"/>
+        <w:rPr>
+          <w:rFonts w:ascii="Times New Roman" w:hAnsi="Times New Roman" w:cs="Times New Roman"/>
+          <w:sz w:val="24"/>
+          <w:szCs w:val="24"/>
+        </w:rPr>
+      </w:pPr>
+    </w:p>
+    <w:p>
+      <w:pPr>
+        <w:spacing w:line="360" w:lineRule="auto"/>
+        <w:jc w:val="both"/>
+        <w:rPr>
+          <w:rFonts w:ascii="Times New Roman" w:hAnsi="Times New Roman" w:cs="Times New Roman"/>
+          <w:sz w:val="24"/>
+          <w:szCs w:val="24"/>
+        </w:rPr>
+      </w:pPr>
+    </w:p>
+    <w:p>
+      <w:pPr>
+        <w:spacing w:line="360" w:lineRule="auto"/>
+        <w:jc w:val="both"/>
+        <w:rPr>
+          <w:rFonts w:ascii="Times New Roman" w:hAnsi="Times New Roman" w:cs="Times New Roman"/>
+          <w:sz w:val="24"/>
+          <w:szCs w:val="24"/>
+        </w:rPr>
+      </w:pPr>
+    </w:p>
+    <w:p>
+      <w:pPr>
+        <w:spacing w:line="360" w:lineRule="auto"/>
+        <w:jc w:val="both"/>
+        <w:rPr>
+          <w:rFonts w:ascii="Times New Roman" w:hAnsi="Times New Roman" w:cs="Times New Roman"/>
+          <w:sz w:val="24"/>
+          <w:szCs w:val="24"/>
+        </w:rPr>
+      </w:pPr>
+    </w:p>
+    <w:p>
+      <w:pPr>
+        <w:spacing w:line="360" w:lineRule="auto"/>
+        <w:jc w:val="both"/>
+        <w:rPr>
+          <w:rFonts w:ascii="Times New Roman" w:hAnsi="Times New Roman" w:cs="Times New Roman"/>
+          <w:sz w:val="24"/>
+          <w:szCs w:val="24"/>
+        </w:rPr>
+      </w:pPr>
+    </w:p>
+    <w:p>
+      <w:pPr>
+        <w:spacing w:line="360" w:lineRule="auto"/>
+        <w:jc w:val="both"/>
+        <w:rPr>
+          <w:rFonts w:ascii="Times New Roman" w:hAnsi="Times New Roman" w:cs="Times New Roman"/>
+          <w:sz w:val="24"/>
+          <w:szCs w:val="24"/>
+        </w:rPr>
+      </w:pPr>
+    </w:p>
+    <w:p>
+      <w:pPr>
+        <w:spacing w:line="360" w:lineRule="auto"/>
+        <w:jc w:val="both"/>
+        <w:rPr>
+          <w:rFonts w:ascii="Times New Roman" w:hAnsi="Times New Roman" w:cs="Times New Roman"/>
+          <w:sz w:val="24"/>
+          <w:szCs w:val="24"/>
+        </w:rPr>
+      </w:pPr>
+    </w:p>
+    <w:p>
+      <w:pPr>
+        <w:spacing w:line="360" w:lineRule="auto"/>
+        <w:jc w:val="both"/>
+        <w:rPr>
+          <w:rFonts w:ascii="Times New Roman" w:hAnsi="Times New Roman" w:cs="Times New Roman"/>
+          <w:sz w:val="24"/>
+          <w:szCs w:val="24"/>
+        </w:rPr>
+      </w:pPr>
+    </w:p>
+    <w:p>
+      <w:pPr>
+        <w:spacing w:line="360" w:lineRule="auto"/>
+        <w:jc w:val="both"/>
+        <w:rPr>
+          <w:rFonts w:ascii="Times New Roman" w:hAnsi="Times New Roman" w:cs="Times New Roman"/>
+          <w:sz w:val="24"/>
+          <w:szCs w:val="24"/>
+        </w:rPr>
+      </w:pPr>
+    </w:p>
+    <w:p>
+      <w:pPr>
+        <w:spacing w:line="360" w:lineRule="auto"/>
+        <w:jc w:val="both"/>
+        <w:rPr>
+          <w:rFonts w:ascii="Times New Roman" w:hAnsi="Times New Roman" w:cs="Times New Roman"/>
+          <w:sz w:val="24"/>
+          <w:szCs w:val="24"/>
+        </w:rPr>
+      </w:pPr>
+    </w:p>
+    <w:p>
+      <w:pPr>
+        <w:spacing w:line="360" w:lineRule="auto"/>
+        <w:jc w:val="both"/>
+        <w:rPr>
+          <w:rFonts w:ascii="Times New Roman" w:hAnsi="Times New Roman" w:cs="Times New Roman"/>
+          <w:sz w:val="24"/>
+          <w:szCs w:val="24"/>
+        </w:rPr>
+      </w:pPr>
+    </w:p>
+    <w:p>
+      <w:pPr>
+        <w:spacing w:line="360" w:lineRule="auto"/>
+        <w:jc w:val="both"/>
+        <w:rPr>
+          <w:rFonts w:ascii="Times New Roman" w:hAnsi="Times New Roman" w:cs="Times New Roman"/>
+          <w:sz w:val="24"/>
+          <w:szCs w:val="24"/>
+        </w:rPr>
+      </w:pPr>
+    </w:p>
+    <w:p>
+      <w:pPr>
+        <w:spacing w:line="360" w:lineRule="auto"/>
+        <w:jc w:val="both"/>
+        <w:rPr>
+          <w:rFonts w:ascii="Times New Roman" w:hAnsi="Times New Roman" w:cs="Times New Roman"/>
+          <w:sz w:val="24"/>
+          <w:szCs w:val="24"/>
+        </w:rPr>
+      </w:pPr>
+    </w:p>
+    <w:p>
+      <w:pPr>
+        <w:spacing w:line="360" w:lineRule="auto"/>
+        <w:jc w:val="both"/>
+        <w:rPr>
+          <w:rFonts w:ascii="Times New Roman" w:hAnsi="Times New Roman" w:cs="Times New Roman"/>
+          <w:sz w:val="24"/>
+          <w:szCs w:val="24"/>
+        </w:rPr>
+      </w:pPr>
+    </w:p>
+    <w:p>
+      <w:pPr>
+        <w:spacing w:line="360" w:lineRule="auto"/>
+        <w:jc w:val="both"/>
+        <w:rPr>
+          <w:rFonts w:ascii="Times New Roman" w:hAnsi="Times New Roman" w:cs="Times New Roman"/>
+          <w:sz w:val="24"/>
+          <w:szCs w:val="24"/>
+        </w:rPr>
+      </w:pPr>
+    </w:p>
+    <w:p>
+      <w:pPr>
+        <w:spacing w:line="360" w:lineRule="auto"/>
+        <w:jc w:val="both"/>
+        <w:rPr>
+          <w:rFonts w:ascii="Times New Roman" w:hAnsi="Times New Roman" w:cs="Times New Roman"/>
+          <w:sz w:val="24"/>
+          <w:szCs w:val="24"/>
+        </w:rPr>
+      </w:pPr>
+    </w:p>
+    <w:p>
+      <w:pPr>
+        <w:spacing w:line="360" w:lineRule="auto"/>
+        <w:jc w:val="both"/>
+        <w:rPr>
+          <w:rFonts w:ascii="Times New Roman" w:hAnsi="Times New Roman" w:cs="Times New Roman"/>
+          <w:sz w:val="24"/>
+          <w:szCs w:val="24"/>
+        </w:rPr>
+      </w:pPr>
+    </w:p>
+    <w:p>
+      <w:pPr>
+        <w:spacing w:line="360" w:lineRule="auto"/>
+        <w:jc w:val="both"/>
+        <w:rPr>
+          <w:rFonts w:ascii="Times New Roman" w:hAnsi="Times New Roman" w:cs="Times New Roman"/>
+          <w:sz w:val="24"/>
+          <w:szCs w:val="24"/>
+        </w:rPr>
+      </w:pPr>
+    </w:p>
+    <w:p>
+      <w:pPr>
+        <w:spacing w:line="360" w:lineRule="auto"/>
+        <w:jc w:val="both"/>
+        <w:rPr>
+          <w:rFonts w:ascii="Times New Roman" w:hAnsi="Times New Roman" w:cs="Times New Roman"/>
+          <w:sz w:val="24"/>
+          <w:szCs w:val="24"/>
+        </w:rPr>
+      </w:pPr>
+    </w:p>
+    <w:p>
+      <w:pPr>
+        <w:spacing w:line="360" w:lineRule="auto"/>
+        <w:jc w:val="both"/>
+        <w:rPr>
+          <w:rFonts w:ascii="Times New Roman" w:hAnsi="Times New Roman" w:cs="Times New Roman"/>
+          <w:sz w:val="24"/>
+          <w:szCs w:val="24"/>
+        </w:rPr>
+      </w:pPr>
+    </w:p>
+    <w:p>
+      <w:pPr>
+        <w:spacing w:line="360" w:lineRule="auto"/>
+        <w:jc w:val="both"/>
+        <w:rPr>
+          <w:rFonts w:ascii="Times New Roman" w:hAnsi="Times New Roman" w:cs="Times New Roman"/>
+          <w:sz w:val="24"/>
+          <w:szCs w:val="24"/>
+        </w:rPr>
+      </w:pPr>
+    </w:p>
+    <w:p>
+      <w:pPr>
+        <w:spacing w:line="360" w:lineRule="auto"/>
+        <w:jc w:val="both"/>
+        <w:rPr>
+          <w:rFonts w:ascii="Times New Roman" w:hAnsi="Times New Roman" w:cs="Times New Roman"/>
+          <w:sz w:val="24"/>
+          <w:szCs w:val="24"/>
+        </w:rPr>
+      </w:pPr>
+    </w:p>
+    <w:p>
+      <w:pPr>
+        <w:spacing w:line="360" w:lineRule="auto"/>
+        <w:jc w:val="both"/>
+        <w:rPr>
+          <w:rFonts w:ascii="Times New Roman" w:hAnsi="Times New Roman" w:cs="Times New Roman"/>
+          <w:sz w:val="24"/>
+          <w:szCs w:val="24"/>
+        </w:rPr>
+      </w:pPr>
+    </w:p>
+    <w:p>
+      <w:pPr>
+        <w:jc w:val="center"/>
+        <w:rPr>
+          <w:rFonts w:ascii="Times New Roman" w:hAnsi="Times New Roman" w:cs="Times New Roman"/>
+          <w:b/>
+          <w:bCs/>
+          <w:i/>
+          <w:iCs/>
+          <w:color w:val="2F5496" w:themeColor="accent1" w:themeShade="BF"/>
+          <w:sz w:val="32"/>
+          <w:szCs w:val="32"/>
+        </w:rPr>
+      </w:pPr>
+      <w:r>
+        <w:rPr>
+          <w:rFonts w:ascii="Times New Roman" w:hAnsi="Times New Roman" w:cs="Times New Roman"/>
+          <w:b/>
+          <w:bCs/>
+          <w:i/>
+          <w:iCs/>
+          <w:color w:val="2F5496" w:themeColor="accent1" w:themeShade="BF"/>
+          <w:sz w:val="32"/>
+          <w:szCs w:val="32"/>
+        </w:rPr>
+        <w:t xml:space="preserve">Chapitre </w:t>
+      </w:r>
+      <w:r>
+        <w:rPr>
+          <w:rFonts w:ascii="Times New Roman" w:hAnsi="Times New Roman" w:cs="Times New Roman"/>
+          <w:b/>
+          <w:bCs/>
+          <w:i/>
+          <w:iCs/>
+          <w:color w:val="2F5496" w:themeColor="accent1" w:themeShade="BF"/>
+          <w:sz w:val="32"/>
+          <w:szCs w:val="32"/>
+        </w:rPr>
+        <w:t>3</w:t>
+      </w:r>
+      <w:r>
+        <w:rPr>
+          <w:rFonts w:ascii="Times New Roman" w:hAnsi="Times New Roman" w:cs="Times New Roman"/>
+          <w:b/>
+          <w:bCs/>
+          <w:i/>
+          <w:iCs/>
+          <w:color w:val="2F5496" w:themeColor="accent1" w:themeShade="BF"/>
+          <w:sz w:val="32"/>
+          <w:szCs w:val="32"/>
+        </w:rPr>
+        <w:t xml:space="preserve"> : </w:t>
+      </w:r>
+      <w:r>
+        <w:rPr>
+          <w:rFonts w:ascii="Times New Roman" w:hAnsi="Times New Roman" w:cs="Times New Roman"/>
+          <w:b/>
+          <w:bCs/>
+          <w:i/>
+          <w:iCs/>
+          <w:color w:val="2F5496" w:themeColor="accent1" w:themeShade="BF"/>
+          <w:sz w:val="32"/>
+          <w:szCs w:val="32"/>
+        </w:rPr>
+        <w:t>Conception du système</w:t>
+      </w:r>
     </w:p>
     <w:p>
       <w:pPr>
@@ -6406,6 +6212,8 @@
     <w:rsid w:val="004934B8"/>
     <w:rsid w:val="005A7ACE"/>
     <w:rsid w:val="00697957"/>
+    <w:rsid w:val="007718D0"/>
+    <w:rsid w:val="008A38D9"/>
     <w:rsid w:val="00AC683E"/>
     <w:rsid w:val="00B047C3"/>
   </w:rsids>

--- a/rapport/pfe-rapport.docx
+++ b/rapport/pfe-rapport.docx
@@ -952,7 +952,7 @@
             </w:rPr>
             <w:fldChar w:fldCharType="separate"/>
           </w:r>
-          <w:hyperlink w:anchor="_Toc226147651" w:history="1">
+          <w:hyperlink w:anchor="_Toc226233683" w:history="1">
             <w:r>
               <w:rPr>
                 <w:rStyle w:val="Hyperlink"/>
@@ -982,7 +982,7 @@
                 <w:noProof/>
                 <w:webHidden/>
               </w:rPr>
-              <w:instrText xml:space="preserve"> PAGEREF _Toc226147651 \h </w:instrText>
+              <w:instrText xml:space="preserve"> PAGEREF _Toc226233683 \h </w:instrText>
             </w:r>
             <w:r>
               <w:rPr>
@@ -1027,16 +1027,16 @@
               <w:lang w:eastAsia="fr-FR"/>
             </w:rPr>
           </w:pPr>
-          <w:hyperlink w:anchor="_Toc226147652" w:history="1">
+          <w:hyperlink w:anchor="_Toc226233684" w:history="1">
             <w:r>
               <w:rPr>
                 <w:rStyle w:val="Hyperlink"/>
-                <w:rFonts w:asciiTheme="majorBidi" w:hAnsiTheme="majorBidi"/>
+                <w:rFonts w:ascii="Times New Roman" w:hAnsi="Times New Roman" w:cs="Times New Roman"/>
                 <w:b/>
                 <w:bCs/>
                 <w:noProof/>
               </w:rPr>
-              <w:t>Remerciement</w:t>
+              <w:t>Principales notations</w:t>
             </w:r>
             <w:r>
               <w:rPr>
@@ -1057,7 +1057,7 @@
                 <w:noProof/>
                 <w:webHidden/>
               </w:rPr>
-              <w:instrText xml:space="preserve"> PAGEREF _Toc226147652 \h </w:instrText>
+              <w:instrText xml:space="preserve"> PAGEREF _Toc226233684 \h </w:instrText>
             </w:r>
             <w:r>
               <w:rPr>
@@ -1102,7 +1102,7 @@
               <w:lang w:eastAsia="fr-FR"/>
             </w:rPr>
           </w:pPr>
-          <w:hyperlink w:anchor="_Toc226147653" w:history="1">
+          <w:hyperlink w:anchor="_Toc226233685" w:history="1">
             <w:r>
               <w:rPr>
                 <w:rStyle w:val="Hyperlink"/>
@@ -1111,7 +1111,7 @@
                 <w:bCs/>
                 <w:noProof/>
               </w:rPr>
-              <w:t>Introduction</w:t>
+              <w:t>Remerciement</w:t>
             </w:r>
             <w:r>
               <w:rPr>
@@ -1132,7 +1132,7 @@
                 <w:noProof/>
                 <w:webHidden/>
               </w:rPr>
-              <w:instrText xml:space="preserve"> PAGEREF _Toc226147653 \h </w:instrText>
+              <w:instrText xml:space="preserve"> PAGEREF _Toc226233685 \h </w:instrText>
             </w:r>
             <w:r>
               <w:rPr>
@@ -1177,7 +1177,7 @@
               <w:lang w:eastAsia="fr-FR"/>
             </w:rPr>
           </w:pPr>
-          <w:hyperlink w:anchor="_Toc226147654" w:history="1">
+          <w:hyperlink w:anchor="_Toc226233686" w:history="1">
             <w:r>
               <w:rPr>
                 <w:rStyle w:val="Hyperlink"/>
@@ -1186,6 +1186,81 @@
                 <w:bCs/>
                 <w:noProof/>
               </w:rPr>
+              <w:t>Introduction</w:t>
+            </w:r>
+            <w:r>
+              <w:rPr>
+                <w:noProof/>
+                <w:webHidden/>
+              </w:rPr>
+              <w:tab/>
+            </w:r>
+            <w:r>
+              <w:rPr>
+                <w:noProof/>
+                <w:webHidden/>
+              </w:rPr>
+              <w:fldChar w:fldCharType="begin"/>
+            </w:r>
+            <w:r>
+              <w:rPr>
+                <w:noProof/>
+                <w:webHidden/>
+              </w:rPr>
+              <w:instrText xml:space="preserve"> PAGEREF _Toc226233686 \h </w:instrText>
+            </w:r>
+            <w:r>
+              <w:rPr>
+                <w:noProof/>
+                <w:webHidden/>
+              </w:rPr>
+            </w:r>
+            <w:r>
+              <w:rPr>
+                <w:noProof/>
+                <w:webHidden/>
+              </w:rPr>
+              <w:fldChar w:fldCharType="separate"/>
+            </w:r>
+            <w:r>
+              <w:rPr>
+                <w:noProof/>
+                <w:webHidden/>
+              </w:rPr>
+              <w:t>7</w:t>
+            </w:r>
+            <w:r>
+              <w:rPr>
+                <w:noProof/>
+                <w:webHidden/>
+              </w:rPr>
+              <w:fldChar w:fldCharType="end"/>
+            </w:r>
+          </w:hyperlink>
+        </w:p>
+        <w:p>
+          <w:pPr>
+            <w:pStyle w:val="TOC1"/>
+            <w:tabs>
+              <w:tab w:val="right" w:leader="dot" w:pos="9062"/>
+            </w:tabs>
+            <w:rPr>
+              <w:rFonts w:eastAsiaTheme="minorEastAsia"/>
+              <w:noProof/>
+              <w:sz w:val="24"/>
+              <w:szCs w:val="24"/>
+              <w:lang w:eastAsia="fr-FR"/>
+            </w:rPr>
+          </w:pPr>
+          <w:hyperlink w:anchor="_Toc226233687" w:history="1">
+            <w:r>
+              <w:rPr>
+                <w:rStyle w:val="Hyperlink"/>
+                <w:rFonts w:asciiTheme="majorBidi" w:hAnsiTheme="majorBidi"/>
+                <w:b/>
+                <w:bCs/>
+                <w:noProof/>
+              </w:rPr>
               <w:t>Chapitre 1 : Organisme d’accueil</w:t>
             </w:r>
             <w:r>
@@ -1207,7 +1282,7 @@
                 <w:noProof/>
                 <w:webHidden/>
               </w:rPr>
-              <w:instrText xml:space="preserve"> PAGEREF _Toc226147654 \h </w:instrText>
+              <w:instrText xml:space="preserve"> PAGEREF _Toc226233687 \h </w:instrText>
             </w:r>
             <w:r>
               <w:rPr>
@@ -1227,7 +1302,7 @@
                 <w:noProof/>
                 <w:webHidden/>
               </w:rPr>
-              <w:t>8</w:t>
+              <w:t>10</w:t>
             </w:r>
             <w:r>
               <w:rPr>
@@ -1253,7 +1328,7 @@
               <w:lang w:eastAsia="fr-FR"/>
             </w:rPr>
           </w:pPr>
-          <w:hyperlink w:anchor="_Toc226147655" w:history="1">
+          <w:hyperlink w:anchor="_Toc226233688" w:history="1">
             <w:r>
               <w:rPr>
                 <w:rStyle w:val="Hyperlink"/>
@@ -1299,7 +1374,7 @@
                 <w:noProof/>
                 <w:webHidden/>
               </w:rPr>
-              <w:instrText xml:space="preserve"> PAGEREF _Toc226147655 \h </w:instrText>
+              <w:instrText xml:space="preserve"> PAGEREF _Toc226233688 \h </w:instrText>
             </w:r>
             <w:r>
               <w:rPr>
@@ -1319,7 +1394,7 @@
                 <w:noProof/>
                 <w:webHidden/>
               </w:rPr>
-              <w:t>8</w:t>
+              <w:t>10</w:t>
             </w:r>
             <w:r>
               <w:rPr>
@@ -1345,7 +1420,7 @@
               <w:lang w:eastAsia="fr-FR"/>
             </w:rPr>
           </w:pPr>
-          <w:hyperlink w:anchor="_Toc226147656" w:history="1">
+          <w:hyperlink w:anchor="_Toc226233689" w:history="1">
             <w:r>
               <w:rPr>
                 <w:rStyle w:val="Hyperlink"/>
@@ -1391,7 +1466,7 @@
                 <w:noProof/>
                 <w:webHidden/>
               </w:rPr>
-              <w:instrText xml:space="preserve"> PAGEREF _Toc226147656 \h </w:instrText>
+              <w:instrText xml:space="preserve"> PAGEREF _Toc226233689 \h </w:instrText>
             </w:r>
             <w:r>
               <w:rPr>
@@ -1411,7 +1486,7 @@
                 <w:noProof/>
                 <w:webHidden/>
               </w:rPr>
-              <w:t>9</w:t>
+              <w:t>10</w:t>
             </w:r>
             <w:r>
               <w:rPr>
@@ -1437,7 +1512,7 @@
               <w:lang w:eastAsia="fr-FR"/>
             </w:rPr>
           </w:pPr>
-          <w:hyperlink w:anchor="_Toc226147657" w:history="1">
+          <w:hyperlink w:anchor="_Toc226233690" w:history="1">
             <w:r>
               <w:rPr>
                 <w:rStyle w:val="Hyperlink"/>
@@ -1483,7 +1558,7 @@
                 <w:noProof/>
                 <w:webHidden/>
               </w:rPr>
-              <w:instrText xml:space="preserve"> PAGEREF _Toc226147657 \h </w:instrText>
+              <w:instrText xml:space="preserve"> PAGEREF _Toc226233690 \h </w:instrText>
             </w:r>
             <w:r>
               <w:rPr>
@@ -1503,7 +1578,7 @@
                 <w:noProof/>
                 <w:webHidden/>
               </w:rPr>
-              <w:t>10</w:t>
+              <w:t>11</w:t>
             </w:r>
             <w:r>
               <w:rPr>
@@ -1529,7 +1604,7 @@
               <w:lang w:eastAsia="fr-FR"/>
             </w:rPr>
           </w:pPr>
-          <w:hyperlink w:anchor="_Toc226147658" w:history="1">
+          <w:hyperlink w:anchor="_Toc226233691" w:history="1">
             <w:r>
               <w:rPr>
                 <w:rStyle w:val="Hyperlink"/>
@@ -1575,7 +1650,7 @@
                 <w:noProof/>
                 <w:webHidden/>
               </w:rPr>
-              <w:instrText xml:space="preserve"> PAGEREF _Toc226147658 \h </w:instrText>
+              <w:instrText xml:space="preserve"> PAGEREF _Toc226233691 \h </w:instrText>
             </w:r>
             <w:r>
               <w:rPr>
@@ -1595,7 +1670,7 @@
                 <w:noProof/>
                 <w:webHidden/>
               </w:rPr>
-              <w:t>10</w:t>
+              <w:t>11</w:t>
             </w:r>
             <w:r>
               <w:rPr>
@@ -1621,7 +1696,7 @@
               <w:lang w:eastAsia="fr-FR"/>
             </w:rPr>
           </w:pPr>
-          <w:hyperlink w:anchor="_Toc226147659" w:history="1">
+          <w:hyperlink w:anchor="_Toc226233692" w:history="1">
             <w:r>
               <w:rPr>
                 <w:rStyle w:val="Hyperlink"/>
@@ -1667,7 +1742,7 @@
                 <w:noProof/>
                 <w:webHidden/>
               </w:rPr>
-              <w:instrText xml:space="preserve"> PAGEREF _Toc226147659 \h </w:instrText>
+              <w:instrText xml:space="preserve"> PAGEREF _Toc226233692 \h </w:instrText>
             </w:r>
             <w:r>
               <w:rPr>
@@ -1687,7 +1762,7 @@
                 <w:noProof/>
                 <w:webHidden/>
               </w:rPr>
-              <w:t>11</w:t>
+              <w:t>12</w:t>
             </w:r>
             <w:r>
               <w:rPr>
@@ -1712,7 +1787,7 @@
               <w:lang w:eastAsia="fr-FR"/>
             </w:rPr>
           </w:pPr>
-          <w:hyperlink w:anchor="_Toc226147660" w:history="1">
+          <w:hyperlink w:anchor="_Toc226233693" w:history="1">
             <w:r>
               <w:rPr>
                 <w:rStyle w:val="Hyperlink"/>
@@ -1742,7 +1817,7 @@
                 <w:noProof/>
                 <w:webHidden/>
               </w:rPr>
-              <w:instrText xml:space="preserve"> PAGEREF _Toc226147660 \h </w:instrText>
+              <w:instrText xml:space="preserve"> PAGEREF _Toc226233693 \h </w:instrText>
             </w:r>
             <w:r>
               <w:rPr>
@@ -1762,7 +1837,7 @@
                 <w:noProof/>
                 <w:webHidden/>
               </w:rPr>
-              <w:t>13</w:t>
+              <w:t>15</w:t>
             </w:r>
             <w:r>
               <w:rPr>
@@ -1788,7 +1863,7 @@
               <w:lang w:eastAsia="fr-FR"/>
             </w:rPr>
           </w:pPr>
-          <w:hyperlink w:anchor="_Toc226147661" w:history="1">
+          <w:hyperlink w:anchor="_Toc226233694" w:history="1">
             <w:r>
               <w:rPr>
                 <w:rStyle w:val="Hyperlink"/>
@@ -1834,7 +1909,7 @@
                 <w:noProof/>
                 <w:webHidden/>
               </w:rPr>
-              <w:instrText xml:space="preserve"> PAGEREF _Toc226147661 \h </w:instrText>
+              <w:instrText xml:space="preserve"> PAGEREF _Toc226233694 \h </w:instrText>
             </w:r>
             <w:r>
               <w:rPr>
@@ -1854,7 +1929,7 @@
                 <w:noProof/>
                 <w:webHidden/>
               </w:rPr>
-              <w:t>14</w:t>
+              <w:t>15</w:t>
             </w:r>
             <w:r>
               <w:rPr>
@@ -1880,7 +1955,7 @@
               <w:lang w:eastAsia="fr-FR"/>
             </w:rPr>
           </w:pPr>
-          <w:hyperlink w:anchor="_Toc226147662" w:history="1">
+          <w:hyperlink w:anchor="_Toc226233695" w:history="1">
             <w:r>
               <w:rPr>
                 <w:rStyle w:val="Hyperlink"/>
@@ -1928,7 +2003,7 @@
                 <w:noProof/>
                 <w:webHidden/>
               </w:rPr>
-              <w:instrText xml:space="preserve"> PAGEREF _Toc226147662 \h </w:instrText>
+              <w:instrText xml:space="preserve"> PAGEREF _Toc226233695 \h </w:instrText>
             </w:r>
             <w:r>
               <w:rPr>
@@ -1948,7 +2023,7 @@
                 <w:noProof/>
                 <w:webHidden/>
               </w:rPr>
-              <w:t>14</w:t>
+              <w:t>15</w:t>
             </w:r>
             <w:r>
               <w:rPr>
@@ -1974,7 +2049,7 @@
               <w:lang w:eastAsia="fr-FR"/>
             </w:rPr>
           </w:pPr>
-          <w:hyperlink w:anchor="_Toc226147663" w:history="1">
+          <w:hyperlink w:anchor="_Toc226233696" w:history="1">
             <w:r>
               <w:rPr>
                 <w:rStyle w:val="Hyperlink"/>
@@ -2020,7 +2095,7 @@
                 <w:noProof/>
                 <w:webHidden/>
               </w:rPr>
-              <w:instrText xml:space="preserve"> PAGEREF _Toc226147663 \h </w:instrText>
+              <w:instrText xml:space="preserve"> PAGEREF _Toc226233696 \h </w:instrText>
             </w:r>
             <w:r>
               <w:rPr>
@@ -2040,7 +2115,7 @@
                 <w:noProof/>
                 <w:webHidden/>
               </w:rPr>
-              <w:t>15</w:t>
+              <w:t>16</w:t>
             </w:r>
             <w:r>
               <w:rPr>
@@ -2066,7 +2141,7 @@
               <w:lang w:eastAsia="fr-FR"/>
             </w:rPr>
           </w:pPr>
-          <w:hyperlink w:anchor="_Toc226147664" w:history="1">
+          <w:hyperlink w:anchor="_Toc226233697" w:history="1">
             <w:r>
               <w:rPr>
                 <w:rStyle w:val="Hyperlink"/>
@@ -2112,7 +2187,7 @@
                 <w:noProof/>
                 <w:webHidden/>
               </w:rPr>
-              <w:instrText xml:space="preserve"> PAGEREF _Toc226147664 \h </w:instrText>
+              <w:instrText xml:space="preserve"> PAGEREF _Toc226233697 \h </w:instrText>
             </w:r>
             <w:r>
               <w:rPr>
@@ -2132,7 +2207,7 @@
                 <w:noProof/>
                 <w:webHidden/>
               </w:rPr>
-              <w:t>15</w:t>
+              <w:t>16</w:t>
             </w:r>
             <w:r>
               <w:rPr>
@@ -2157,7 +2232,7 @@
               <w:lang w:eastAsia="fr-FR"/>
             </w:rPr>
           </w:pPr>
-          <w:hyperlink w:anchor="_Toc226147665" w:history="1">
+          <w:hyperlink w:anchor="_Toc226233698" w:history="1">
             <w:r>
               <w:rPr>
                 <w:rStyle w:val="Hyperlink"/>
@@ -2187,7 +2262,7 @@
                 <w:noProof/>
                 <w:webHidden/>
               </w:rPr>
-              <w:instrText xml:space="preserve"> PAGEREF _Toc226147665 \h </w:instrText>
+              <w:instrText xml:space="preserve"> PAGEREF _Toc226233698 \h </w:instrText>
             </w:r>
             <w:r>
               <w:rPr>
@@ -2207,7 +2282,7 @@
                 <w:noProof/>
                 <w:webHidden/>
               </w:rPr>
-              <w:t>17</w:t>
+              <w:t>19</w:t>
             </w:r>
             <w:r>
               <w:rPr>
@@ -2233,7 +2308,7 @@
               <w:lang w:eastAsia="fr-FR"/>
             </w:rPr>
           </w:pPr>
-          <w:hyperlink w:anchor="_Toc226147666" w:history="1">
+          <w:hyperlink w:anchor="_Toc226233699" w:history="1">
             <w:r>
               <w:rPr>
                 <w:rStyle w:val="Hyperlink"/>
@@ -2279,7 +2354,7 @@
                 <w:noProof/>
                 <w:webHidden/>
               </w:rPr>
-              <w:instrText xml:space="preserve"> PAGEREF _Toc226147666 \h </w:instrText>
+              <w:instrText xml:space="preserve"> PAGEREF _Toc226233699 \h </w:instrText>
             </w:r>
             <w:r>
               <w:rPr>
@@ -2299,7 +2374,7 @@
                 <w:noProof/>
                 <w:webHidden/>
               </w:rPr>
-              <w:t>17</w:t>
+              <w:t>19</w:t>
             </w:r>
             <w:r>
               <w:rPr>
@@ -2325,7 +2400,7 @@
               <w:lang w:eastAsia="fr-FR"/>
             </w:rPr>
           </w:pPr>
-          <w:hyperlink w:anchor="_Toc226147667" w:history="1">
+          <w:hyperlink w:anchor="_Toc226233700" w:history="1">
             <w:r>
               <w:rPr>
                 <w:rStyle w:val="Hyperlink"/>
@@ -2371,7 +2446,7 @@
                 <w:noProof/>
                 <w:webHidden/>
               </w:rPr>
-              <w:instrText xml:space="preserve"> PAGEREF _Toc226147667 \h </w:instrText>
+              <w:instrText xml:space="preserve"> PAGEREF _Toc226233700 \h </w:instrText>
             </w:r>
             <w:r>
               <w:rPr>
@@ -2391,7 +2466,7 @@
                 <w:noProof/>
                 <w:webHidden/>
               </w:rPr>
-              <w:t>17</w:t>
+              <w:t>19</w:t>
             </w:r>
             <w:r>
               <w:rPr>
@@ -2417,7 +2492,7 @@
               <w:lang w:eastAsia="fr-FR"/>
             </w:rPr>
           </w:pPr>
-          <w:hyperlink w:anchor="_Toc226147668" w:history="1">
+          <w:hyperlink w:anchor="_Toc226233701" w:history="1">
             <w:r>
               <w:rPr>
                 <w:rStyle w:val="Hyperlink"/>
@@ -2463,7 +2538,7 @@
                 <w:noProof/>
                 <w:webHidden/>
               </w:rPr>
-              <w:instrText xml:space="preserve"> PAGEREF _Toc226147668 \h </w:instrText>
+              <w:instrText xml:space="preserve"> PAGEREF _Toc226233701 \h </w:instrText>
             </w:r>
             <w:r>
               <w:rPr>
@@ -2483,7 +2558,7 @@
                 <w:noProof/>
                 <w:webHidden/>
               </w:rPr>
-              <w:t>18</w:t>
+              <w:t>20</w:t>
             </w:r>
             <w:r>
               <w:rPr>
@@ -2509,7 +2584,7 @@
               <w:lang w:eastAsia="fr-FR"/>
             </w:rPr>
           </w:pPr>
-          <w:hyperlink w:anchor="_Toc226147669" w:history="1">
+          <w:hyperlink w:anchor="_Toc226233702" w:history="1">
             <w:r>
               <w:rPr>
                 <w:rStyle w:val="Hyperlink"/>
@@ -2555,7 +2630,7 @@
                 <w:noProof/>
                 <w:webHidden/>
               </w:rPr>
-              <w:instrText xml:space="preserve"> PAGEREF _Toc226147669 \h </w:instrText>
+              <w:instrText xml:space="preserve"> PAGEREF _Toc226233702 \h </w:instrText>
             </w:r>
             <w:r>
               <w:rPr>
@@ -2575,7 +2650,7 @@
                 <w:noProof/>
                 <w:webHidden/>
               </w:rPr>
-              <w:t>19</w:t>
+              <w:t>21</w:t>
             </w:r>
             <w:r>
               <w:rPr>
@@ -2601,7 +2676,7 @@
               <w:lang w:eastAsia="fr-FR"/>
             </w:rPr>
           </w:pPr>
-          <w:hyperlink w:anchor="_Toc226147670" w:history="1">
+          <w:hyperlink w:anchor="_Toc226233703" w:history="1">
             <w:r>
               <w:rPr>
                 <w:rStyle w:val="Hyperlink"/>
@@ -2649,7 +2724,7 @@
                 <w:noProof/>
                 <w:webHidden/>
               </w:rPr>
-              <w:instrText xml:space="preserve"> PAGEREF _Toc226147670 \h </w:instrText>
+              <w:instrText xml:space="preserve"> PAGEREF _Toc226233703 \h </w:instrText>
             </w:r>
             <w:r>
               <w:rPr>
@@ -2669,7 +2744,7 @@
                 <w:noProof/>
                 <w:webHidden/>
               </w:rPr>
-              <w:t>21</w:t>
+              <w:t>23</w:t>
             </w:r>
             <w:r>
               <w:rPr>
@@ -2695,7 +2770,7 @@
               <w:lang w:eastAsia="fr-FR"/>
             </w:rPr>
           </w:pPr>
-          <w:hyperlink w:anchor="_Toc226147671" w:history="1">
+          <w:hyperlink w:anchor="_Toc226233704" w:history="1">
             <w:r>
               <w:rPr>
                 <w:rStyle w:val="Hyperlink"/>
@@ -2741,7 +2816,7 @@
                 <w:noProof/>
                 <w:webHidden/>
               </w:rPr>
-              <w:instrText xml:space="preserve"> PAGEREF _Toc226147671 \h </w:instrText>
+              <w:instrText xml:space="preserve"> PAGEREF _Toc226233704 \h </w:instrText>
             </w:r>
             <w:r>
               <w:rPr>
@@ -2761,7 +2836,7 @@
                 <w:noProof/>
                 <w:webHidden/>
               </w:rPr>
-              <w:t>22</w:t>
+              <w:t>24</w:t>
             </w:r>
             <w:r>
               <w:rPr>
@@ -2787,7 +2862,7 @@
               <w:lang w:eastAsia="fr-FR"/>
             </w:rPr>
           </w:pPr>
-          <w:hyperlink w:anchor="_Toc226147672" w:history="1">
+          <w:hyperlink w:anchor="_Toc226233705" w:history="1">
             <w:r>
               <w:rPr>
                 <w:rStyle w:val="Hyperlink"/>
@@ -2833,7 +2908,7 @@
                 <w:noProof/>
                 <w:webHidden/>
               </w:rPr>
-              <w:instrText xml:space="preserve"> PAGEREF _Toc226147672 \h </w:instrText>
+              <w:instrText xml:space="preserve"> PAGEREF _Toc226233705 \h </w:instrText>
             </w:r>
             <w:r>
               <w:rPr>
@@ -2853,7 +2928,7 @@
                 <w:noProof/>
                 <w:webHidden/>
               </w:rPr>
-              <w:t>23</w:t>
+              <w:t>25</w:t>
             </w:r>
             <w:r>
               <w:rPr>
@@ -2879,7 +2954,7 @@
               <w:lang w:eastAsia="fr-FR"/>
             </w:rPr>
           </w:pPr>
-          <w:hyperlink w:anchor="_Toc226147673" w:history="1">
+          <w:hyperlink w:anchor="_Toc226233706" w:history="1">
             <w:r>
               <w:rPr>
                 <w:rStyle w:val="Hyperlink"/>
@@ -2925,7 +3000,7 @@
                 <w:noProof/>
                 <w:webHidden/>
               </w:rPr>
-              <w:instrText xml:space="preserve"> PAGEREF _Toc226147673 \h </w:instrText>
+              <w:instrText xml:space="preserve"> PAGEREF _Toc226233706 \h </w:instrText>
             </w:r>
             <w:r>
               <w:rPr>
@@ -2945,7 +3020,7 @@
                 <w:noProof/>
                 <w:webHidden/>
               </w:rPr>
-              <w:t>23</w:t>
+              <w:t>25</w:t>
             </w:r>
             <w:r>
               <w:rPr>
@@ -2971,7 +3046,7 @@
               <w:lang w:eastAsia="fr-FR"/>
             </w:rPr>
           </w:pPr>
-          <w:hyperlink w:anchor="_Toc226147674" w:history="1">
+          <w:hyperlink w:anchor="_Toc226233707" w:history="1">
             <w:r>
               <w:rPr>
                 <w:rStyle w:val="Hyperlink"/>
@@ -3017,7 +3092,7 @@
                 <w:noProof/>
                 <w:webHidden/>
               </w:rPr>
-              <w:instrText xml:space="preserve"> PAGEREF _Toc226147674 \h </w:instrText>
+              <w:instrText xml:space="preserve"> PAGEREF _Toc226233707 \h </w:instrText>
             </w:r>
             <w:r>
               <w:rPr>
@@ -3037,7 +3112,7 @@
                 <w:noProof/>
                 <w:webHidden/>
               </w:rPr>
-              <w:t>24</w:t>
+              <w:t>26</w:t>
             </w:r>
             <w:r>
               <w:rPr>
@@ -3063,7 +3138,7 @@
               <w:lang w:eastAsia="fr-FR"/>
             </w:rPr>
           </w:pPr>
-          <w:hyperlink w:anchor="_Toc226147675" w:history="1">
+          <w:hyperlink w:anchor="_Toc226233708" w:history="1">
             <w:r>
               <w:rPr>
                 <w:rStyle w:val="Hyperlink"/>
@@ -3109,7 +3184,7 @@
                 <w:noProof/>
                 <w:webHidden/>
               </w:rPr>
-              <w:instrText xml:space="preserve"> PAGEREF _Toc226147675 \h </w:instrText>
+              <w:instrText xml:space="preserve"> PAGEREF _Toc226233708 \h </w:instrText>
             </w:r>
             <w:r>
               <w:rPr>
@@ -3129,7 +3204,7 @@
                 <w:noProof/>
                 <w:webHidden/>
               </w:rPr>
-              <w:t>25</w:t>
+              <w:t>27</w:t>
             </w:r>
             <w:r>
               <w:rPr>
@@ -3154,7 +3229,7 @@
               <w:lang w:eastAsia="fr-FR"/>
             </w:rPr>
           </w:pPr>
-          <w:hyperlink w:anchor="_Toc226147676" w:history="1">
+          <w:hyperlink w:anchor="_Toc226233709" w:history="1">
             <w:r>
               <w:rPr>
                 <w:rStyle w:val="Hyperlink"/>
@@ -3184,7 +3259,7 @@
                 <w:noProof/>
                 <w:webHidden/>
               </w:rPr>
-              <w:instrText xml:space="preserve"> PAGEREF _Toc226147676 \h </w:instrText>
+              <w:instrText xml:space="preserve"> PAGEREF _Toc226233709 \h </w:instrText>
             </w:r>
             <w:r>
               <w:rPr>
@@ -3204,7 +3279,7 @@
                 <w:noProof/>
                 <w:webHidden/>
               </w:rPr>
-              <w:t>27</w:t>
+              <w:t>30</w:t>
             </w:r>
             <w:r>
               <w:rPr>
@@ -3230,7 +3305,7 @@
               <w:lang w:eastAsia="fr-FR"/>
             </w:rPr>
           </w:pPr>
-          <w:hyperlink w:anchor="_Toc226147677" w:history="1">
+          <w:hyperlink w:anchor="_Toc226233710" w:history="1">
             <w:r>
               <w:rPr>
                 <w:rStyle w:val="Hyperlink"/>
@@ -3276,7 +3351,7 @@
                 <w:noProof/>
                 <w:webHidden/>
               </w:rPr>
-              <w:instrText xml:space="preserve"> PAGEREF _Toc226147677 \h </w:instrText>
+              <w:instrText xml:space="preserve"> PAGEREF _Toc226233710 \h </w:instrText>
             </w:r>
             <w:r>
               <w:rPr>
@@ -3296,7 +3371,7 @@
                 <w:noProof/>
                 <w:webHidden/>
               </w:rPr>
-              <w:t>28</w:t>
+              <w:t>30</w:t>
             </w:r>
             <w:r>
               <w:rPr>
@@ -3322,7 +3397,7 @@
               <w:lang w:eastAsia="fr-FR"/>
             </w:rPr>
           </w:pPr>
-          <w:hyperlink w:anchor="_Toc226147678" w:history="1">
+          <w:hyperlink w:anchor="_Toc226233711" w:history="1">
             <w:r>
               <w:rPr>
                 <w:rStyle w:val="Hyperlink"/>
@@ -3368,7 +3443,7 @@
                 <w:noProof/>
                 <w:webHidden/>
               </w:rPr>
-              <w:instrText xml:space="preserve"> PAGEREF _Toc226147678 \h </w:instrText>
+              <w:instrText xml:space="preserve"> PAGEREF _Toc226233711 \h </w:instrText>
             </w:r>
             <w:r>
               <w:rPr>
@@ -3388,7 +3463,7 @@
                 <w:noProof/>
                 <w:webHidden/>
               </w:rPr>
-              <w:t>28</w:t>
+              <w:t>30</w:t>
             </w:r>
             <w:r>
               <w:rPr>
@@ -3414,7 +3489,7 @@
               <w:lang w:eastAsia="fr-FR"/>
             </w:rPr>
           </w:pPr>
-          <w:hyperlink w:anchor="_Toc226147679" w:history="1">
+          <w:hyperlink w:anchor="_Toc226233712" w:history="1">
             <w:r>
               <w:rPr>
                 <w:rStyle w:val="Hyperlink"/>
@@ -3461,7 +3536,7 @@
                 <w:noProof/>
                 <w:webHidden/>
               </w:rPr>
-              <w:instrText xml:space="preserve"> PAGEREF _Toc226147679 \h </w:instrText>
+              <w:instrText xml:space="preserve"> PAGEREF _Toc226233712 \h </w:instrText>
             </w:r>
             <w:r>
               <w:rPr>
@@ -3481,7 +3556,7 @@
                 <w:noProof/>
                 <w:webHidden/>
               </w:rPr>
-              <w:t>28</w:t>
+              <w:t>30</w:t>
             </w:r>
             <w:r>
               <w:rPr>
@@ -3507,7 +3582,7 @@
               <w:lang w:eastAsia="fr-FR"/>
             </w:rPr>
           </w:pPr>
-          <w:hyperlink w:anchor="_Toc226147680" w:history="1">
+          <w:hyperlink w:anchor="_Toc226233713" w:history="1">
             <w:r>
               <w:rPr>
                 <w:rStyle w:val="Hyperlink"/>
@@ -3553,7 +3628,7 @@
                 <w:noProof/>
                 <w:webHidden/>
               </w:rPr>
-              <w:instrText xml:space="preserve"> PAGEREF _Toc226147680 \h </w:instrText>
+              <w:instrText xml:space="preserve"> PAGEREF _Toc226233713 \h </w:instrText>
             </w:r>
             <w:r>
               <w:rPr>
@@ -3573,7 +3648,7 @@
                 <w:noProof/>
                 <w:webHidden/>
               </w:rPr>
-              <w:t>29</w:t>
+              <w:t>31</w:t>
             </w:r>
             <w:r>
               <w:rPr>
@@ -3599,7 +3674,7 @@
               <w:lang w:eastAsia="fr-FR"/>
             </w:rPr>
           </w:pPr>
-          <w:hyperlink w:anchor="_Toc226147681" w:history="1">
+          <w:hyperlink w:anchor="_Toc226233714" w:history="1">
             <w:r>
               <w:rPr>
                 <w:rStyle w:val="Hyperlink"/>
@@ -3645,7 +3720,7 @@
                 <w:noProof/>
                 <w:webHidden/>
               </w:rPr>
-              <w:instrText xml:space="preserve"> PAGEREF _Toc226147681 \h </w:instrText>
+              <w:instrText xml:space="preserve"> PAGEREF _Toc226233714 \h </w:instrText>
             </w:r>
             <w:r>
               <w:rPr>
@@ -3665,7 +3740,7 @@
                 <w:noProof/>
                 <w:webHidden/>
               </w:rPr>
-              <w:t>29</w:t>
+              <w:t>31</w:t>
             </w:r>
             <w:r>
               <w:rPr>
@@ -3691,7 +3766,7 @@
               <w:lang w:eastAsia="fr-FR"/>
             </w:rPr>
           </w:pPr>
-          <w:hyperlink w:anchor="_Toc226147682" w:history="1">
+          <w:hyperlink w:anchor="_Toc226233715" w:history="1">
             <w:r>
               <w:rPr>
                 <w:rStyle w:val="Hyperlink"/>
@@ -3737,7 +3812,7 @@
                 <w:noProof/>
                 <w:webHidden/>
               </w:rPr>
-              <w:instrText xml:space="preserve"> PAGEREF _Toc226147682 \h </w:instrText>
+              <w:instrText xml:space="preserve"> PAGEREF _Toc226233715 \h </w:instrText>
             </w:r>
             <w:r>
               <w:rPr>
@@ -3757,7 +3832,7 @@
                 <w:noProof/>
                 <w:webHidden/>
               </w:rPr>
-              <w:t>29</w:t>
+              <w:t>31</w:t>
             </w:r>
             <w:r>
               <w:rPr>
@@ -3783,7 +3858,7 @@
               <w:lang w:eastAsia="fr-FR"/>
             </w:rPr>
           </w:pPr>
-          <w:hyperlink w:anchor="_Toc226147683" w:history="1">
+          <w:hyperlink w:anchor="_Toc226233716" w:history="1">
             <w:r>
               <w:rPr>
                 <w:rStyle w:val="Hyperlink"/>
@@ -3829,7 +3904,7 @@
                 <w:noProof/>
                 <w:webHidden/>
               </w:rPr>
-              <w:instrText xml:space="preserve"> PAGEREF _Toc226147683 \h </w:instrText>
+              <w:instrText xml:space="preserve"> PAGEREF _Toc226233716 \h </w:instrText>
             </w:r>
             <w:r>
               <w:rPr>
@@ -3849,7 +3924,7 @@
                 <w:noProof/>
                 <w:webHidden/>
               </w:rPr>
-              <w:t>30</w:t>
+              <w:t>32</w:t>
             </w:r>
             <w:r>
               <w:rPr>
@@ -3875,7 +3950,7 @@
               <w:lang w:eastAsia="fr-FR"/>
             </w:rPr>
           </w:pPr>
-          <w:hyperlink w:anchor="_Toc226147684" w:history="1">
+          <w:hyperlink w:anchor="_Toc226233717" w:history="1">
             <w:r>
               <w:rPr>
                 <w:rStyle w:val="Hyperlink"/>
@@ -3921,7 +3996,7 @@
                 <w:noProof/>
                 <w:webHidden/>
               </w:rPr>
-              <w:instrText xml:space="preserve"> PAGEREF _Toc226147684 \h </w:instrText>
+              <w:instrText xml:space="preserve"> PAGEREF _Toc226233717 \h </w:instrText>
             </w:r>
             <w:r>
               <w:rPr>
@@ -3941,7 +4016,7 @@
                 <w:noProof/>
                 <w:webHidden/>
               </w:rPr>
-              <w:t>30</w:t>
+              <w:t>32</w:t>
             </w:r>
             <w:r>
               <w:rPr>
@@ -3967,7 +4042,7 @@
               <w:lang w:eastAsia="fr-FR"/>
             </w:rPr>
           </w:pPr>
-          <w:hyperlink w:anchor="_Toc226147685" w:history="1">
+          <w:hyperlink w:anchor="_Toc226233718" w:history="1">
             <w:r>
               <w:rPr>
                 <w:rStyle w:val="Hyperlink"/>
@@ -4023,7 +4098,7 @@
                 <w:noProof/>
                 <w:webHidden/>
               </w:rPr>
-              <w:instrText xml:space="preserve"> PAGEREF _Toc226147685 \h </w:instrText>
+              <w:instrText xml:space="preserve"> PAGEREF _Toc226233718 \h </w:instrText>
             </w:r>
             <w:r>
               <w:rPr>
@@ -4043,7 +4118,7 @@
                 <w:noProof/>
                 <w:webHidden/>
               </w:rPr>
-              <w:t>30</w:t>
+              <w:t>32</w:t>
             </w:r>
             <w:r>
               <w:rPr>
@@ -4069,7 +4144,7 @@
               <w:lang w:eastAsia="fr-FR"/>
             </w:rPr>
           </w:pPr>
-          <w:hyperlink w:anchor="_Toc226147686" w:history="1">
+          <w:hyperlink w:anchor="_Toc226233719" w:history="1">
             <w:r>
               <w:rPr>
                 <w:rStyle w:val="Hyperlink"/>
@@ -4121,7 +4196,7 @@
                 <w:noProof/>
                 <w:webHidden/>
               </w:rPr>
-              <w:instrText xml:space="preserve"> PAGEREF _Toc226147686 \h </w:instrText>
+              <w:instrText xml:space="preserve"> PAGEREF _Toc226233719 \h </w:instrText>
             </w:r>
             <w:r>
               <w:rPr>
@@ -4141,7 +4216,7 @@
                 <w:noProof/>
                 <w:webHidden/>
               </w:rPr>
-              <w:t>31</w:t>
+              <w:t>33</w:t>
             </w:r>
             <w:r>
               <w:rPr>
@@ -4167,7 +4242,7 @@
               <w:lang w:eastAsia="fr-FR"/>
             </w:rPr>
           </w:pPr>
-          <w:hyperlink w:anchor="_Toc226147687" w:history="1">
+          <w:hyperlink w:anchor="_Toc226233720" w:history="1">
             <w:r>
               <w:rPr>
                 <w:rStyle w:val="Hyperlink"/>
@@ -4212,7 +4287,7 @@
                 <w:noProof/>
                 <w:webHidden/>
               </w:rPr>
-              <w:instrText xml:space="preserve"> PAGEREF _Toc226147687 \h </w:instrText>
+              <w:instrText xml:space="preserve"> PAGEREF _Toc226233720 \h </w:instrText>
             </w:r>
             <w:r>
               <w:rPr>
@@ -4232,7 +4307,7 @@
                 <w:noProof/>
                 <w:webHidden/>
               </w:rPr>
-              <w:t>31</w:t>
+              <w:t>33</w:t>
             </w:r>
             <w:r>
               <w:rPr>
@@ -4258,7 +4333,7 @@
               <w:lang w:eastAsia="fr-FR"/>
             </w:rPr>
           </w:pPr>
-          <w:hyperlink w:anchor="_Toc226147688" w:history="1">
+          <w:hyperlink w:anchor="_Toc226233721" w:history="1">
             <w:r>
               <w:rPr>
                 <w:rStyle w:val="Hyperlink"/>
@@ -4304,7 +4379,7 @@
                 <w:noProof/>
                 <w:webHidden/>
               </w:rPr>
-              <w:instrText xml:space="preserve"> PAGEREF _Toc226147688 \h </w:instrText>
+              <w:instrText xml:space="preserve"> PAGEREF _Toc226233721 \h </w:instrText>
             </w:r>
             <w:r>
               <w:rPr>
@@ -4324,7 +4399,7 @@
                 <w:noProof/>
                 <w:webHidden/>
               </w:rPr>
-              <w:t>31</w:t>
+              <w:t>33</w:t>
             </w:r>
             <w:r>
               <w:rPr>
@@ -4350,7 +4425,7 @@
               <w:lang w:eastAsia="fr-FR"/>
             </w:rPr>
           </w:pPr>
-          <w:hyperlink w:anchor="_Toc226147689" w:history="1">
+          <w:hyperlink w:anchor="_Toc226233722" w:history="1">
             <w:r>
               <w:rPr>
                 <w:rStyle w:val="Hyperlink"/>
@@ -4394,7 +4469,7 @@
                 <w:noProof/>
                 <w:webHidden/>
               </w:rPr>
-              <w:instrText xml:space="preserve"> PAGEREF _Toc226147689 \h </w:instrText>
+              <w:instrText xml:space="preserve"> PAGEREF _Toc226233722 \h </w:instrText>
             </w:r>
             <w:r>
               <w:rPr>
@@ -4414,7 +4489,7 @@
                 <w:noProof/>
                 <w:webHidden/>
               </w:rPr>
-              <w:t>32</w:t>
+              <w:t>34</w:t>
             </w:r>
             <w:r>
               <w:rPr>
@@ -4440,7 +4515,7 @@
               <w:lang w:eastAsia="fr-FR"/>
             </w:rPr>
           </w:pPr>
-          <w:hyperlink w:anchor="_Toc226147690" w:history="1">
+          <w:hyperlink w:anchor="_Toc226233723" w:history="1">
             <w:r>
               <w:rPr>
                 <w:rStyle w:val="Hyperlink"/>
@@ -4484,7 +4559,7 @@
                 <w:noProof/>
                 <w:webHidden/>
               </w:rPr>
-              <w:instrText xml:space="preserve"> PAGEREF _Toc226147690 \h </w:instrText>
+              <w:instrText xml:space="preserve"> PAGEREF _Toc226233723 \h </w:instrText>
             </w:r>
             <w:r>
               <w:rPr>
@@ -4504,7 +4579,7 @@
                 <w:noProof/>
                 <w:webHidden/>
               </w:rPr>
-              <w:t>32</w:t>
+              <w:t>34</w:t>
             </w:r>
             <w:r>
               <w:rPr>
@@ -4530,7 +4605,7 @@
               <w:lang w:eastAsia="fr-FR"/>
             </w:rPr>
           </w:pPr>
-          <w:hyperlink w:anchor="_Toc226147691" w:history="1">
+          <w:hyperlink w:anchor="_Toc226233724" w:history="1">
             <w:r>
               <w:rPr>
                 <w:rStyle w:val="Hyperlink"/>
@@ -4574,7 +4649,7 @@
                 <w:noProof/>
                 <w:webHidden/>
               </w:rPr>
-              <w:instrText xml:space="preserve"> PAGEREF _Toc226147691 \h </w:instrText>
+              <w:instrText xml:space="preserve"> PAGEREF _Toc226233724 \h </w:instrText>
             </w:r>
             <w:r>
               <w:rPr>
@@ -4594,7 +4669,80 @@
                 <w:noProof/>
                 <w:webHidden/>
               </w:rPr>
-              <w:t>32</w:t>
+              <w:t>35</w:t>
+            </w:r>
+            <w:r>
+              <w:rPr>
+                <w:noProof/>
+                <w:webHidden/>
+              </w:rPr>
+              <w:fldChar w:fldCharType="end"/>
+            </w:r>
+          </w:hyperlink>
+        </w:p>
+        <w:p>
+          <w:pPr>
+            <w:pStyle w:val="TOC1"/>
+            <w:tabs>
+              <w:tab w:val="right" w:leader="dot" w:pos="9062"/>
+            </w:tabs>
+            <w:rPr>
+              <w:rFonts w:eastAsiaTheme="minorEastAsia"/>
+              <w:noProof/>
+              <w:sz w:val="24"/>
+              <w:szCs w:val="24"/>
+              <w:lang w:eastAsia="fr-FR"/>
+            </w:rPr>
+          </w:pPr>
+          <w:hyperlink w:anchor="_Toc226233725" w:history="1">
+            <w:r>
+              <w:rPr>
+                <w:rStyle w:val="Hyperlink"/>
+                <w:rFonts w:ascii="Times New Roman" w:hAnsi="Times New Roman" w:cs="Times New Roman"/>
+                <w:noProof/>
+              </w:rPr>
+              <w:t>Conclusion</w:t>
+            </w:r>
+            <w:r>
+              <w:rPr>
+                <w:noProof/>
+                <w:webHidden/>
+              </w:rPr>
+              <w:tab/>
+            </w:r>
+            <w:r>
+              <w:rPr>
+                <w:noProof/>
+                <w:webHidden/>
+              </w:rPr>
+              <w:fldChar w:fldCharType="begin"/>
+            </w:r>
+            <w:r>
+              <w:rPr>
+                <w:noProof/>
+                <w:webHidden/>
+              </w:rPr>
+              <w:instrText xml:space="preserve"> PAGEREF _Toc226233725 \h </w:instrText>
+            </w:r>
+            <w:r>
+              <w:rPr>
+                <w:noProof/>
+                <w:webHidden/>
+              </w:rPr>
+            </w:r>
+            <w:r>
+              <w:rPr>
+                <w:noProof/>
+                <w:webHidden/>
+              </w:rPr>
+              <w:fldChar w:fldCharType="separate"/>
+            </w:r>
+            <w:r>
+              <w:rPr>
+                <w:noProof/>
+                <w:webHidden/>
+              </w:rPr>
+              <w:t>38</w:t>
             </w:r>
             <w:r>
               <w:rPr>
@@ -4747,7 +4895,6 @@
       <w:pPr>
         <w:pStyle w:val="Heading1"/>
         <w:spacing w:line="360" w:lineRule="auto"/>
-        <w:jc w:val="center"/>
         <w:rPr>
           <w:rFonts w:asciiTheme="majorBidi" w:hAnsiTheme="majorBidi"/>
           <w:b/>
@@ -4758,13 +4905,17 @@
         </w:rPr>
       </w:pPr>
     </w:p>
+    <w:p/>
+    <w:p/>
+    <w:p/>
+    <w:p/>
     <w:p>
       <w:pPr>
         <w:pStyle w:val="Heading1"/>
         <w:spacing w:line="360" w:lineRule="auto"/>
         <w:jc w:val="center"/>
         <w:rPr>
-          <w:rFonts w:asciiTheme="majorBidi" w:hAnsiTheme="majorBidi"/>
+          <w:rFonts w:ascii="Times New Roman" w:hAnsi="Times New Roman" w:cs="Times New Roman"/>
           <w:b/>
           <w:bCs/>
           <w:sz w:val="32"/>
@@ -4772,16 +4923,8 @@
           <w:u w:val="single"/>
         </w:rPr>
       </w:pPr>
-    </w:p>
-    <w:p/>
-    <w:p/>
-    <w:p/>
-    <w:p/>
-    <w:p>
-      <w:pPr>
-        <w:pStyle w:val="Heading1"/>
-        <w:spacing w:line="360" w:lineRule="auto"/>
-        <w:jc w:val="center"/>
+      <w:bookmarkStart w:id="0" w:name="_Toc226233683"/>
+      <w:r>
         <w:rPr>
           <w:rFonts w:ascii="Times New Roman" w:hAnsi="Times New Roman" w:cs="Times New Roman"/>
           <w:b/>
@@ -4790,17 +4933,6 @@
           <w:szCs w:val="32"/>
           <w:u w:val="single"/>
         </w:rPr>
-      </w:pPr>
-      <w:bookmarkStart w:id="0" w:name="_Toc226147651"/>
-      <w:r>
-        <w:rPr>
-          <w:rFonts w:ascii="Times New Roman" w:hAnsi="Times New Roman" w:cs="Times New Roman"/>
-          <w:b/>
-          <w:bCs/>
-          <w:sz w:val="32"/>
-          <w:szCs w:val="32"/>
-          <w:u w:val="single"/>
-        </w:rPr>
         <w:t>Liste des figures</w:t>
       </w:r>
       <w:bookmarkEnd w:id="0"/>
@@ -4813,7 +4945,11 @@
           <w:tab w:val="right" w:leader="dot" w:pos="9062"/>
         </w:tabs>
         <w:rPr>
+          <w:rFonts w:eastAsiaTheme="minorEastAsia"/>
           <w:noProof/>
+          <w:sz w:val="24"/>
+          <w:szCs w:val="24"/>
+          <w:lang w:eastAsia="fr-FR"/>
         </w:rPr>
       </w:pPr>
       <w:r>
@@ -4825,7 +4961,7 @@
       <w:r>
         <w:fldChar w:fldCharType="separate"/>
       </w:r>
-      <w:hyperlink w:anchor="_Toc226147445" w:history="1">
+      <w:hyperlink w:anchor="_Toc226233726" w:history="1">
         <w:r>
           <w:rPr>
             <w:rStyle w:val="Hyperlink"/>
@@ -4853,7 +4989,7 @@
             <w:noProof/>
             <w:webHidden/>
           </w:rPr>
-          <w:instrText xml:space="preserve"> PAGEREF _Toc226147445 \h </w:instrText>
+          <w:instrText xml:space="preserve"> PAGEREF _Toc226233726 \h </w:instrText>
         </w:r>
         <w:r>
           <w:rPr>
@@ -4891,10 +5027,14 @@
           <w:tab w:val="right" w:leader="dot" w:pos="9062"/>
         </w:tabs>
         <w:rPr>
+          <w:rFonts w:eastAsiaTheme="minorEastAsia"/>
           <w:noProof/>
-        </w:rPr>
-      </w:pPr>
-      <w:hyperlink w:anchor="_Toc226147446" w:history="1">
+          <w:sz w:val="24"/>
+          <w:szCs w:val="24"/>
+          <w:lang w:eastAsia="fr-FR"/>
+        </w:rPr>
+      </w:pPr>
+      <w:hyperlink w:anchor="_Toc226233727" w:history="1">
         <w:r>
           <w:rPr>
             <w:rStyle w:val="Hyperlink"/>
@@ -4922,76 +5062,7 @@
             <w:noProof/>
             <w:webHidden/>
           </w:rPr>
-          <w:instrText xml:space="preserve"> PAGEREF _Toc226147446 \h </w:instrText>
-        </w:r>
-        <w:r>
-          <w:rPr>
-            <w:noProof/>
-            <w:webHidden/>
-          </w:rPr>
-        </w:r>
-        <w:r>
-          <w:rPr>
-            <w:noProof/>
-            <w:webHidden/>
-          </w:rPr>
-          <w:fldChar w:fldCharType="separate"/>
-        </w:r>
-        <w:r>
-          <w:rPr>
-            <w:noProof/>
-            <w:webHidden/>
-          </w:rPr>
-          <w:t>18</w:t>
-        </w:r>
-        <w:r>
-          <w:rPr>
-            <w:noProof/>
-            <w:webHidden/>
-          </w:rPr>
-          <w:fldChar w:fldCharType="end"/>
-        </w:r>
-      </w:hyperlink>
-    </w:p>
-    <w:p>
-      <w:pPr>
-        <w:pStyle w:val="TableofFigures"/>
-        <w:tabs>
-          <w:tab w:val="right" w:leader="dot" w:pos="9062"/>
-        </w:tabs>
-        <w:rPr>
-          <w:noProof/>
-        </w:rPr>
-      </w:pPr>
-      <w:hyperlink w:anchor="_Toc226147447" w:history="1">
-        <w:r>
-          <w:rPr>
-            <w:rStyle w:val="Hyperlink"/>
-            <w:rFonts w:asciiTheme="majorBidi" w:hAnsiTheme="majorBidi" w:cstheme="majorBidi"/>
-            <w:noProof/>
-          </w:rPr>
-          <w:t>Figure 3: Logo de React</w:t>
-        </w:r>
-        <w:r>
-          <w:rPr>
-            <w:noProof/>
-            <w:webHidden/>
-          </w:rPr>
-          <w:tab/>
-        </w:r>
-        <w:r>
-          <w:rPr>
-            <w:noProof/>
-            <w:webHidden/>
-          </w:rPr>
-          <w:fldChar w:fldCharType="begin"/>
-        </w:r>
-        <w:r>
-          <w:rPr>
-            <w:noProof/>
-            <w:webHidden/>
-          </w:rPr>
-          <w:instrText xml:space="preserve"> PAGEREF _Toc226147447 \h </w:instrText>
+          <w:instrText xml:space="preserve"> PAGEREF _Toc226233727 \h </w:instrText>
         </w:r>
         <w:r>
           <w:rPr>
@@ -5029,17 +5100,21 @@
           <w:tab w:val="right" w:leader="dot" w:pos="9062"/>
         </w:tabs>
         <w:rPr>
+          <w:rFonts w:eastAsiaTheme="minorEastAsia"/>
           <w:noProof/>
-        </w:rPr>
-      </w:pPr>
-      <w:hyperlink w:anchor="_Toc226147448" w:history="1">
+          <w:sz w:val="24"/>
+          <w:szCs w:val="24"/>
+          <w:lang w:eastAsia="fr-FR"/>
+        </w:rPr>
+      </w:pPr>
+      <w:hyperlink w:anchor="_Toc226233728" w:history="1">
         <w:r>
           <w:rPr>
             <w:rStyle w:val="Hyperlink"/>
             <w:rFonts w:asciiTheme="majorBidi" w:hAnsiTheme="majorBidi" w:cstheme="majorBidi"/>
             <w:noProof/>
           </w:rPr>
-          <w:t>Figure 4: Logo de Flask</w:t>
+          <w:t>Figure 3: Logo de React</w:t>
         </w:r>
         <w:r>
           <w:rPr>
@@ -5060,145 +5135,7 @@
             <w:noProof/>
             <w:webHidden/>
           </w:rPr>
-          <w:instrText xml:space="preserve"> PAGEREF _Toc226147448 \h </w:instrText>
-        </w:r>
-        <w:r>
-          <w:rPr>
-            <w:noProof/>
-            <w:webHidden/>
-          </w:rPr>
-        </w:r>
-        <w:r>
-          <w:rPr>
-            <w:noProof/>
-            <w:webHidden/>
-          </w:rPr>
-          <w:fldChar w:fldCharType="separate"/>
-        </w:r>
-        <w:r>
-          <w:rPr>
-            <w:noProof/>
-            <w:webHidden/>
-          </w:rPr>
-          <w:t>19</w:t>
-        </w:r>
-        <w:r>
-          <w:rPr>
-            <w:noProof/>
-            <w:webHidden/>
-          </w:rPr>
-          <w:fldChar w:fldCharType="end"/>
-        </w:r>
-      </w:hyperlink>
-    </w:p>
-    <w:p>
-      <w:pPr>
-        <w:pStyle w:val="TableofFigures"/>
-        <w:tabs>
-          <w:tab w:val="right" w:leader="dot" w:pos="9062"/>
-        </w:tabs>
-        <w:rPr>
-          <w:noProof/>
-        </w:rPr>
-      </w:pPr>
-      <w:hyperlink w:anchor="_Toc226147449" w:history="1">
-        <w:r>
-          <w:rPr>
-            <w:rStyle w:val="Hyperlink"/>
-            <w:rFonts w:asciiTheme="majorBidi" w:hAnsiTheme="majorBidi" w:cstheme="majorBidi"/>
-            <w:noProof/>
-          </w:rPr>
-          <w:t>Figure 5: Logo de PostgreSQL</w:t>
-        </w:r>
-        <w:r>
-          <w:rPr>
-            <w:noProof/>
-            <w:webHidden/>
-          </w:rPr>
-          <w:tab/>
-        </w:r>
-        <w:r>
-          <w:rPr>
-            <w:noProof/>
-            <w:webHidden/>
-          </w:rPr>
-          <w:fldChar w:fldCharType="begin"/>
-        </w:r>
-        <w:r>
-          <w:rPr>
-            <w:noProof/>
-            <w:webHidden/>
-          </w:rPr>
-          <w:instrText xml:space="preserve"> PAGEREF _Toc226147449 \h </w:instrText>
-        </w:r>
-        <w:r>
-          <w:rPr>
-            <w:noProof/>
-            <w:webHidden/>
-          </w:rPr>
-        </w:r>
-        <w:r>
-          <w:rPr>
-            <w:noProof/>
-            <w:webHidden/>
-          </w:rPr>
-          <w:fldChar w:fldCharType="separate"/>
-        </w:r>
-        <w:r>
-          <w:rPr>
-            <w:noProof/>
-            <w:webHidden/>
-          </w:rPr>
-          <w:t>19</w:t>
-        </w:r>
-        <w:r>
-          <w:rPr>
-            <w:noProof/>
-            <w:webHidden/>
-          </w:rPr>
-          <w:fldChar w:fldCharType="end"/>
-        </w:r>
-      </w:hyperlink>
-    </w:p>
-    <w:p>
-      <w:pPr>
-        <w:pStyle w:val="TableofFigures"/>
-        <w:tabs>
-          <w:tab w:val="right" w:leader="dot" w:pos="9062"/>
-        </w:tabs>
-        <w:rPr>
-          <w:noProof/>
-        </w:rPr>
-      </w:pPr>
-      <w:hyperlink w:anchor="_Toc226147450" w:history="1">
-        <w:r>
-          <w:rPr>
-            <w:rStyle w:val="Hyperlink"/>
-            <w:rFonts w:asciiTheme="majorBidi" w:hAnsiTheme="majorBidi" w:cstheme="majorBidi"/>
-            <w:noProof/>
-          </w:rPr>
-          <w:t>Figure 6: Logo de Figma</w:t>
-        </w:r>
-        <w:r>
-          <w:rPr>
-            <w:noProof/>
-            <w:webHidden/>
-          </w:rPr>
-          <w:tab/>
-        </w:r>
-        <w:r>
-          <w:rPr>
-            <w:noProof/>
-            <w:webHidden/>
-          </w:rPr>
-          <w:fldChar w:fldCharType="begin"/>
-        </w:r>
-        <w:r>
-          <w:rPr>
-            <w:noProof/>
-            <w:webHidden/>
-          </w:rPr>
-          <w:instrText xml:space="preserve"> PAGEREF _Toc226147450 \h </w:instrText>
+          <w:instrText xml:space="preserve"> PAGEREF _Toc226233728 \h </w:instrText>
         </w:r>
         <w:r>
           <w:rPr>
@@ -5236,17 +5173,21 @@
           <w:tab w:val="right" w:leader="dot" w:pos="9062"/>
         </w:tabs>
         <w:rPr>
+          <w:rFonts w:eastAsiaTheme="minorEastAsia"/>
           <w:noProof/>
-        </w:rPr>
-      </w:pPr>
-      <w:hyperlink w:anchor="_Toc226147451" w:history="1">
+          <w:sz w:val="24"/>
+          <w:szCs w:val="24"/>
+          <w:lang w:eastAsia="fr-FR"/>
+        </w:rPr>
+      </w:pPr>
+      <w:hyperlink w:anchor="_Toc226233729" w:history="1">
         <w:r>
           <w:rPr>
             <w:rStyle w:val="Hyperlink"/>
             <w:rFonts w:asciiTheme="majorBidi" w:hAnsiTheme="majorBidi" w:cstheme="majorBidi"/>
             <w:noProof/>
           </w:rPr>
-          <w:t>Figure 7: Logo de Photoshop</w:t>
+          <w:t>Figure 4: Logo de Flask</w:t>
         </w:r>
         <w:r>
           <w:rPr>
@@ -5267,7 +5208,7 @@
             <w:noProof/>
             <w:webHidden/>
           </w:rPr>
-          <w:instrText xml:space="preserve"> PAGEREF _Toc226147451 \h </w:instrText>
+          <w:instrText xml:space="preserve"> PAGEREF _Toc226233729 \h </w:instrText>
         </w:r>
         <w:r>
           <w:rPr>
@@ -5305,17 +5246,21 @@
           <w:tab w:val="right" w:leader="dot" w:pos="9062"/>
         </w:tabs>
         <w:rPr>
+          <w:rFonts w:eastAsiaTheme="minorEastAsia"/>
           <w:noProof/>
-        </w:rPr>
-      </w:pPr>
-      <w:hyperlink w:anchor="_Toc226147452" w:history="1">
+          <w:sz w:val="24"/>
+          <w:szCs w:val="24"/>
+          <w:lang w:eastAsia="fr-FR"/>
+        </w:rPr>
+      </w:pPr>
+      <w:hyperlink w:anchor="_Toc226233730" w:history="1">
         <w:r>
           <w:rPr>
             <w:rStyle w:val="Hyperlink"/>
             <w:rFonts w:asciiTheme="majorBidi" w:hAnsiTheme="majorBidi" w:cstheme="majorBidi"/>
             <w:noProof/>
           </w:rPr>
-          <w:t>Figure 8: Logo de illustrator</w:t>
+          <w:t>Figure 5: Logo de PostgreSQL</w:t>
         </w:r>
         <w:r>
           <w:rPr>
@@ -5336,7 +5281,7 @@
             <w:noProof/>
             <w:webHidden/>
           </w:rPr>
-          <w:instrText xml:space="preserve"> PAGEREF _Toc226147452 \h </w:instrText>
+          <w:instrText xml:space="preserve"> PAGEREF _Toc226233730 \h </w:instrText>
         </w:r>
         <w:r>
           <w:rPr>
@@ -5374,17 +5319,21 @@
           <w:tab w:val="right" w:leader="dot" w:pos="9062"/>
         </w:tabs>
         <w:rPr>
+          <w:rFonts w:eastAsiaTheme="minorEastAsia"/>
           <w:noProof/>
-        </w:rPr>
-      </w:pPr>
-      <w:hyperlink w:anchor="_Toc226147453" w:history="1">
+          <w:sz w:val="24"/>
+          <w:szCs w:val="24"/>
+          <w:lang w:eastAsia="fr-FR"/>
+        </w:rPr>
+      </w:pPr>
+      <w:hyperlink w:anchor="_Toc226233731" w:history="1">
         <w:r>
           <w:rPr>
             <w:rStyle w:val="Hyperlink"/>
             <w:rFonts w:asciiTheme="majorBidi" w:hAnsiTheme="majorBidi" w:cstheme="majorBidi"/>
             <w:noProof/>
           </w:rPr>
-          <w:t>Figure 9: Logo  du site web</w:t>
+          <w:t>Figure 6: Logo de Figma</w:t>
         </w:r>
         <w:r>
           <w:rPr>
@@ -5405,75 +5354,7 @@
             <w:noProof/>
             <w:webHidden/>
           </w:rPr>
-          <w:instrText xml:space="preserve"> PAGEREF _Toc226147453 \h </w:instrText>
-        </w:r>
-        <w:r>
-          <w:rPr>
-            <w:noProof/>
-            <w:webHidden/>
-          </w:rPr>
-        </w:r>
-        <w:r>
-          <w:rPr>
-            <w:noProof/>
-            <w:webHidden/>
-          </w:rPr>
-          <w:fldChar w:fldCharType="separate"/>
-        </w:r>
-        <w:r>
-          <w:rPr>
-            <w:noProof/>
-            <w:webHidden/>
-          </w:rPr>
-          <w:t>20</w:t>
-        </w:r>
-        <w:r>
-          <w:rPr>
-            <w:noProof/>
-            <w:webHidden/>
-          </w:rPr>
-          <w:fldChar w:fldCharType="end"/>
-        </w:r>
-      </w:hyperlink>
-    </w:p>
-    <w:p>
-      <w:pPr>
-        <w:pStyle w:val="TableofFigures"/>
-        <w:tabs>
-          <w:tab w:val="right" w:leader="dot" w:pos="9062"/>
-        </w:tabs>
-        <w:rPr>
-          <w:noProof/>
-        </w:rPr>
-      </w:pPr>
-      <w:hyperlink w:anchor="_Toc226147454" w:history="1">
-        <w:r>
-          <w:rPr>
-            <w:rStyle w:val="Hyperlink"/>
-            <w:noProof/>
-          </w:rPr>
-          <w:t>Figure 10: La typographie</w:t>
-        </w:r>
-        <w:r>
-          <w:rPr>
-            <w:noProof/>
-            <w:webHidden/>
-          </w:rPr>
-          <w:tab/>
-        </w:r>
-        <w:r>
-          <w:rPr>
-            <w:noProof/>
-            <w:webHidden/>
-          </w:rPr>
-          <w:fldChar w:fldCharType="begin"/>
-        </w:r>
-        <w:r>
-          <w:rPr>
-            <w:noProof/>
-            <w:webHidden/>
-          </w:rPr>
-          <w:instrText xml:space="preserve"> PAGEREF _Toc226147454 \h </w:instrText>
+          <w:instrText xml:space="preserve"> PAGEREF _Toc226233731 \h </w:instrText>
         </w:r>
         <w:r>
           <w:rPr>
@@ -5511,16 +5392,21 @@
           <w:tab w:val="right" w:leader="dot" w:pos="9062"/>
         </w:tabs>
         <w:rPr>
+          <w:rFonts w:eastAsiaTheme="minorEastAsia"/>
           <w:noProof/>
-        </w:rPr>
-      </w:pPr>
-      <w:hyperlink w:anchor="_Toc226147455" w:history="1">
+          <w:sz w:val="24"/>
+          <w:szCs w:val="24"/>
+          <w:lang w:eastAsia="fr-FR"/>
+        </w:rPr>
+      </w:pPr>
+      <w:hyperlink w:anchor="_Toc226233732" w:history="1">
         <w:r>
           <w:rPr>
             <w:rStyle w:val="Hyperlink"/>
+            <w:rFonts w:asciiTheme="majorBidi" w:hAnsiTheme="majorBidi" w:cstheme="majorBidi"/>
             <w:noProof/>
           </w:rPr>
-          <w:t>Figure 11: la palette de couleurs</w:t>
+          <w:t>Figure 7: Logo de Photoshop</w:t>
         </w:r>
         <w:r>
           <w:rPr>
@@ -5541,7 +5427,7 @@
             <w:noProof/>
             <w:webHidden/>
           </w:rPr>
-          <w:instrText xml:space="preserve"> PAGEREF _Toc226147455 \h </w:instrText>
+          <w:instrText xml:space="preserve"> PAGEREF _Toc226233732 \h </w:instrText>
         </w:r>
         <w:r>
           <w:rPr>
@@ -5579,16 +5465,21 @@
           <w:tab w:val="right" w:leader="dot" w:pos="9062"/>
         </w:tabs>
         <w:rPr>
+          <w:rFonts w:eastAsiaTheme="minorEastAsia"/>
           <w:noProof/>
-        </w:rPr>
-      </w:pPr>
-      <w:hyperlink w:anchor="_Toc226147456" w:history="1">
+          <w:sz w:val="24"/>
+          <w:szCs w:val="24"/>
+          <w:lang w:eastAsia="fr-FR"/>
+        </w:rPr>
+      </w:pPr>
+      <w:hyperlink w:anchor="_Toc226233733" w:history="1">
         <w:r>
           <w:rPr>
             <w:rStyle w:val="Hyperlink"/>
+            <w:rFonts w:asciiTheme="majorBidi" w:hAnsiTheme="majorBidi" w:cstheme="majorBidi"/>
             <w:noProof/>
           </w:rPr>
-          <w:t>Figure 12: l'explication du logo</w:t>
+          <w:t>Figure 8: Logo de illustrator</w:t>
         </w:r>
         <w:r>
           <w:rPr>
@@ -5609,7 +5500,80 @@
             <w:noProof/>
             <w:webHidden/>
           </w:rPr>
-          <w:instrText xml:space="preserve"> PAGEREF _Toc226147456 \h </w:instrText>
+          <w:instrText xml:space="preserve"> PAGEREF _Toc226233733 \h </w:instrText>
+        </w:r>
+        <w:r>
+          <w:rPr>
+            <w:noProof/>
+            <w:webHidden/>
+          </w:rPr>
+        </w:r>
+        <w:r>
+          <w:rPr>
+            <w:noProof/>
+            <w:webHidden/>
+          </w:rPr>
+          <w:fldChar w:fldCharType="separate"/>
+        </w:r>
+        <w:r>
+          <w:rPr>
+            <w:noProof/>
+            <w:webHidden/>
+          </w:rPr>
+          <w:t>21</w:t>
+        </w:r>
+        <w:r>
+          <w:rPr>
+            <w:noProof/>
+            <w:webHidden/>
+          </w:rPr>
+          <w:fldChar w:fldCharType="end"/>
+        </w:r>
+      </w:hyperlink>
+    </w:p>
+    <w:p>
+      <w:pPr>
+        <w:pStyle w:val="TableofFigures"/>
+        <w:tabs>
+          <w:tab w:val="right" w:leader="dot" w:pos="9062"/>
+        </w:tabs>
+        <w:rPr>
+          <w:rFonts w:eastAsiaTheme="minorEastAsia"/>
+          <w:noProof/>
+          <w:sz w:val="24"/>
+          <w:szCs w:val="24"/>
+          <w:lang w:eastAsia="fr-FR"/>
+        </w:rPr>
+      </w:pPr>
+      <w:hyperlink w:anchor="_Toc226233734" w:history="1">
+        <w:r>
+          <w:rPr>
+            <w:rStyle w:val="Hyperlink"/>
+            <w:rFonts w:asciiTheme="majorBidi" w:hAnsiTheme="majorBidi" w:cstheme="majorBidi"/>
+            <w:noProof/>
+          </w:rPr>
+          <w:t>Figure 9: Logo  du site web</w:t>
+        </w:r>
+        <w:r>
+          <w:rPr>
+            <w:noProof/>
+            <w:webHidden/>
+          </w:rPr>
+          <w:tab/>
+        </w:r>
+        <w:r>
+          <w:rPr>
+            <w:noProof/>
+            <w:webHidden/>
+          </w:rPr>
+          <w:fldChar w:fldCharType="begin"/>
+        </w:r>
+        <w:r>
+          <w:rPr>
+            <w:noProof/>
+            <w:webHidden/>
+          </w:rPr>
+          <w:instrText xml:space="preserve"> PAGEREF _Toc226233734 \h </w:instrText>
         </w:r>
         <w:r>
           <w:rPr>
@@ -5647,16 +5611,20 @@
           <w:tab w:val="right" w:leader="dot" w:pos="9062"/>
         </w:tabs>
         <w:rPr>
+          <w:rFonts w:eastAsiaTheme="minorEastAsia"/>
           <w:noProof/>
-        </w:rPr>
-      </w:pPr>
-      <w:hyperlink w:anchor="_Toc226147457" w:history="1">
+          <w:sz w:val="24"/>
+          <w:szCs w:val="24"/>
+          <w:lang w:eastAsia="fr-FR"/>
+        </w:rPr>
+      </w:pPr>
+      <w:hyperlink w:anchor="_Toc226233735" w:history="1">
         <w:r>
           <w:rPr>
             <w:rStyle w:val="Hyperlink"/>
             <w:noProof/>
           </w:rPr>
-          <w:t>Figure 13: Google Analytics</w:t>
+          <w:t>Figure 10: La typographie</w:t>
         </w:r>
         <w:r>
           <w:rPr>
@@ -5677,7 +5645,7 @@
             <w:noProof/>
             <w:webHidden/>
           </w:rPr>
-          <w:instrText xml:space="preserve"> PAGEREF _Toc226147457 \h </w:instrText>
+          <w:instrText xml:space="preserve"> PAGEREF _Toc226233735 \h </w:instrText>
         </w:r>
         <w:r>
           <w:rPr>
@@ -5715,16 +5683,20 @@
           <w:tab w:val="right" w:leader="dot" w:pos="9062"/>
         </w:tabs>
         <w:rPr>
+          <w:rFonts w:eastAsiaTheme="minorEastAsia"/>
           <w:noProof/>
-        </w:rPr>
-      </w:pPr>
-      <w:hyperlink w:anchor="_Toc226147458" w:history="1">
+          <w:sz w:val="24"/>
+          <w:szCs w:val="24"/>
+          <w:lang w:eastAsia="fr-FR"/>
+        </w:rPr>
+      </w:pPr>
+      <w:hyperlink w:anchor="_Toc226233736" w:history="1">
         <w:r>
           <w:rPr>
             <w:rStyle w:val="Hyperlink"/>
             <w:noProof/>
           </w:rPr>
-          <w:t>Figure 14: Ahrefs</w:t>
+          <w:t>Figure 11: la palette de couleurs</w:t>
         </w:r>
         <w:r>
           <w:rPr>
@@ -5745,7 +5717,7 @@
             <w:noProof/>
             <w:webHidden/>
           </w:rPr>
-          <w:instrText xml:space="preserve"> PAGEREF _Toc226147458 \h </w:instrText>
+          <w:instrText xml:space="preserve"> PAGEREF _Toc226233736 \h </w:instrText>
         </w:r>
         <w:r>
           <w:rPr>
@@ -5783,16 +5755,20 @@
           <w:tab w:val="right" w:leader="dot" w:pos="9062"/>
         </w:tabs>
         <w:rPr>
+          <w:rFonts w:eastAsiaTheme="minorEastAsia"/>
           <w:noProof/>
-        </w:rPr>
-      </w:pPr>
-      <w:hyperlink w:anchor="_Toc226147459" w:history="1">
+          <w:sz w:val="24"/>
+          <w:szCs w:val="24"/>
+          <w:lang w:eastAsia="fr-FR"/>
+        </w:rPr>
+      </w:pPr>
+      <w:hyperlink w:anchor="_Toc226233737" w:history="1">
         <w:r>
           <w:rPr>
             <w:rStyle w:val="Hyperlink"/>
             <w:noProof/>
           </w:rPr>
-          <w:t>Figure 15: Chatgpt</w:t>
+          <w:t>Figure 12: l'explication du logo</w:t>
         </w:r>
         <w:r>
           <w:rPr>
@@ -5813,7 +5789,7 @@
             <w:noProof/>
             <w:webHidden/>
           </w:rPr>
-          <w:instrText xml:space="preserve"> PAGEREF _Toc226147459 \h </w:instrText>
+          <w:instrText xml:space="preserve"> PAGEREF _Toc226233737 \h </w:instrText>
         </w:r>
         <w:r>
           <w:rPr>
@@ -5851,16 +5827,20 @@
           <w:tab w:val="right" w:leader="dot" w:pos="9062"/>
         </w:tabs>
         <w:rPr>
+          <w:rFonts w:eastAsiaTheme="minorEastAsia"/>
           <w:noProof/>
-        </w:rPr>
-      </w:pPr>
-      <w:hyperlink w:anchor="_Toc226147460" w:history="1">
+          <w:sz w:val="24"/>
+          <w:szCs w:val="24"/>
+          <w:lang w:eastAsia="fr-FR"/>
+        </w:rPr>
+      </w:pPr>
+      <w:hyperlink w:anchor="_Toc226233738" w:history="1">
         <w:r>
           <w:rPr>
             <w:rStyle w:val="Hyperlink"/>
             <w:noProof/>
           </w:rPr>
-          <w:t>Figure 16: Logo de VS Code</w:t>
+          <w:t>Figure 13: Google Analytics</w:t>
         </w:r>
         <w:r>
           <w:rPr>
@@ -5881,75 +5861,7 @@
             <w:noProof/>
             <w:webHidden/>
           </w:rPr>
-          <w:instrText xml:space="preserve"> PAGEREF _Toc226147460 \h </w:instrText>
-        </w:r>
-        <w:r>
-          <w:rPr>
-            <w:noProof/>
-            <w:webHidden/>
-          </w:rPr>
-        </w:r>
-        <w:r>
-          <w:rPr>
-            <w:noProof/>
-            <w:webHidden/>
-          </w:rPr>
-          <w:fldChar w:fldCharType="separate"/>
-        </w:r>
-        <w:r>
-          <w:rPr>
-            <w:noProof/>
-            <w:webHidden/>
-          </w:rPr>
-          <w:t>23</w:t>
-        </w:r>
-        <w:r>
-          <w:rPr>
-            <w:noProof/>
-            <w:webHidden/>
-          </w:rPr>
-          <w:fldChar w:fldCharType="end"/>
-        </w:r>
-      </w:hyperlink>
-    </w:p>
-    <w:p>
-      <w:pPr>
-        <w:pStyle w:val="TableofFigures"/>
-        <w:tabs>
-          <w:tab w:val="right" w:leader="dot" w:pos="9062"/>
-        </w:tabs>
-        <w:rPr>
-          <w:noProof/>
-        </w:rPr>
-      </w:pPr>
-      <w:hyperlink w:anchor="_Toc226147461" w:history="1">
-        <w:r>
-          <w:rPr>
-            <w:rStyle w:val="Hyperlink"/>
-            <w:noProof/>
-          </w:rPr>
-          <w:t>Figure 17: Logo de git</w:t>
-        </w:r>
-        <w:r>
-          <w:rPr>
-            <w:noProof/>
-            <w:webHidden/>
-          </w:rPr>
-          <w:tab/>
-        </w:r>
-        <w:r>
-          <w:rPr>
-            <w:noProof/>
-            <w:webHidden/>
-          </w:rPr>
-          <w:fldChar w:fldCharType="begin"/>
-        </w:r>
-        <w:r>
-          <w:rPr>
-            <w:noProof/>
-            <w:webHidden/>
-          </w:rPr>
-          <w:instrText xml:space="preserve"> PAGEREF _Toc226147461 \h </w:instrText>
+          <w:instrText xml:space="preserve"> PAGEREF _Toc226233738 \h </w:instrText>
         </w:r>
         <w:r>
           <w:rPr>
@@ -5987,16 +5899,20 @@
           <w:tab w:val="right" w:leader="dot" w:pos="9062"/>
         </w:tabs>
         <w:rPr>
+          <w:rFonts w:eastAsiaTheme="minorEastAsia"/>
           <w:noProof/>
-        </w:rPr>
-      </w:pPr>
-      <w:hyperlink w:anchor="_Toc226147462" w:history="1">
+          <w:sz w:val="24"/>
+          <w:szCs w:val="24"/>
+          <w:lang w:eastAsia="fr-FR"/>
+        </w:rPr>
+      </w:pPr>
+      <w:hyperlink w:anchor="_Toc226233739" w:history="1">
         <w:r>
           <w:rPr>
             <w:rStyle w:val="Hyperlink"/>
             <w:noProof/>
           </w:rPr>
-          <w:t>Figure 18: Logo de GitHub</w:t>
+          <w:t>Figure 14: Ahrefs</w:t>
         </w:r>
         <w:r>
           <w:rPr>
@@ -6017,7 +5933,7 @@
             <w:noProof/>
             <w:webHidden/>
           </w:rPr>
-          <w:instrText xml:space="preserve"> PAGEREF _Toc226147462 \h </w:instrText>
+          <w:instrText xml:space="preserve"> PAGEREF _Toc226233739 \h </w:instrText>
         </w:r>
         <w:r>
           <w:rPr>
@@ -6055,16 +5971,20 @@
           <w:tab w:val="right" w:leader="dot" w:pos="9062"/>
         </w:tabs>
         <w:rPr>
+          <w:rFonts w:eastAsiaTheme="minorEastAsia"/>
           <w:noProof/>
-        </w:rPr>
-      </w:pPr>
-      <w:hyperlink w:anchor="_Toc226147463" w:history="1">
+          <w:sz w:val="24"/>
+          <w:szCs w:val="24"/>
+          <w:lang w:eastAsia="fr-FR"/>
+        </w:rPr>
+      </w:pPr>
+      <w:hyperlink w:anchor="_Toc226233740" w:history="1">
         <w:r>
           <w:rPr>
             <w:rStyle w:val="Hyperlink"/>
             <w:noProof/>
           </w:rPr>
-          <w:t>Figure 19: Diagramme de classes</w:t>
+          <w:t>Figure 15: Chatgpt</w:t>
         </w:r>
         <w:r>
           <w:rPr>
@@ -6085,7 +6005,79 @@
             <w:noProof/>
             <w:webHidden/>
           </w:rPr>
-          <w:instrText xml:space="preserve"> PAGEREF _Toc226147463 \h </w:instrText>
+          <w:instrText xml:space="preserve"> PAGEREF _Toc226233740 \h </w:instrText>
+        </w:r>
+        <w:r>
+          <w:rPr>
+            <w:noProof/>
+            <w:webHidden/>
+          </w:rPr>
+        </w:r>
+        <w:r>
+          <w:rPr>
+            <w:noProof/>
+            <w:webHidden/>
+          </w:rPr>
+          <w:fldChar w:fldCharType="separate"/>
+        </w:r>
+        <w:r>
+          <w:rPr>
+            <w:noProof/>
+            <w:webHidden/>
+          </w:rPr>
+          <w:t>24</w:t>
+        </w:r>
+        <w:r>
+          <w:rPr>
+            <w:noProof/>
+            <w:webHidden/>
+          </w:rPr>
+          <w:fldChar w:fldCharType="end"/>
+        </w:r>
+      </w:hyperlink>
+    </w:p>
+    <w:p>
+      <w:pPr>
+        <w:pStyle w:val="TableofFigures"/>
+        <w:tabs>
+          <w:tab w:val="right" w:leader="dot" w:pos="9062"/>
+        </w:tabs>
+        <w:rPr>
+          <w:rFonts w:eastAsiaTheme="minorEastAsia"/>
+          <w:noProof/>
+          <w:sz w:val="24"/>
+          <w:szCs w:val="24"/>
+          <w:lang w:eastAsia="fr-FR"/>
+        </w:rPr>
+      </w:pPr>
+      <w:hyperlink w:anchor="_Toc226233741" w:history="1">
+        <w:r>
+          <w:rPr>
+            <w:rStyle w:val="Hyperlink"/>
+            <w:noProof/>
+          </w:rPr>
+          <w:t>Figure 16: Logo de VS Code</w:t>
+        </w:r>
+        <w:r>
+          <w:rPr>
+            <w:noProof/>
+            <w:webHidden/>
+          </w:rPr>
+          <w:tab/>
+        </w:r>
+        <w:r>
+          <w:rPr>
+            <w:noProof/>
+            <w:webHidden/>
+          </w:rPr>
+          <w:fldChar w:fldCharType="begin"/>
+        </w:r>
+        <w:r>
+          <w:rPr>
+            <w:noProof/>
+            <w:webHidden/>
+          </w:rPr>
+          <w:instrText xml:space="preserve"> PAGEREF _Toc226233741 \h </w:instrText>
         </w:r>
         <w:r>
           <w:rPr>
@@ -6123,16 +6115,20 @@
           <w:tab w:val="right" w:leader="dot" w:pos="9062"/>
         </w:tabs>
         <w:rPr>
+          <w:rFonts w:eastAsiaTheme="minorEastAsia"/>
           <w:noProof/>
-        </w:rPr>
-      </w:pPr>
-      <w:hyperlink w:anchor="_Toc226147464" w:history="1">
+          <w:sz w:val="24"/>
+          <w:szCs w:val="24"/>
+          <w:lang w:eastAsia="fr-FR"/>
+        </w:rPr>
+      </w:pPr>
+      <w:hyperlink w:anchor="_Toc226233742" w:history="1">
         <w:r>
           <w:rPr>
             <w:rStyle w:val="Hyperlink"/>
             <w:noProof/>
           </w:rPr>
-          <w:t>Figure 20: Post Instagram N° 1</w:t>
+          <w:t>Figure 17: Logo de git</w:t>
         </w:r>
         <w:r>
           <w:rPr>
@@ -6153,7 +6149,223 @@
             <w:noProof/>
             <w:webHidden/>
           </w:rPr>
-          <w:instrText xml:space="preserve"> PAGEREF _Toc226147464 \h </w:instrText>
+          <w:instrText xml:space="preserve"> PAGEREF _Toc226233742 \h </w:instrText>
+        </w:r>
+        <w:r>
+          <w:rPr>
+            <w:noProof/>
+            <w:webHidden/>
+          </w:rPr>
+        </w:r>
+        <w:r>
+          <w:rPr>
+            <w:noProof/>
+            <w:webHidden/>
+          </w:rPr>
+          <w:fldChar w:fldCharType="separate"/>
+        </w:r>
+        <w:r>
+          <w:rPr>
+            <w:noProof/>
+            <w:webHidden/>
+          </w:rPr>
+          <w:t>25</w:t>
+        </w:r>
+        <w:r>
+          <w:rPr>
+            <w:noProof/>
+            <w:webHidden/>
+          </w:rPr>
+          <w:fldChar w:fldCharType="end"/>
+        </w:r>
+      </w:hyperlink>
+    </w:p>
+    <w:p>
+      <w:pPr>
+        <w:pStyle w:val="TableofFigures"/>
+        <w:tabs>
+          <w:tab w:val="right" w:leader="dot" w:pos="9062"/>
+        </w:tabs>
+        <w:rPr>
+          <w:rFonts w:eastAsiaTheme="minorEastAsia"/>
+          <w:noProof/>
+          <w:sz w:val="24"/>
+          <w:szCs w:val="24"/>
+          <w:lang w:eastAsia="fr-FR"/>
+        </w:rPr>
+      </w:pPr>
+      <w:hyperlink w:anchor="_Toc226233743" w:history="1">
+        <w:r>
+          <w:rPr>
+            <w:rStyle w:val="Hyperlink"/>
+            <w:noProof/>
+          </w:rPr>
+          <w:t>Figure 18: Logo de GitHub</w:t>
+        </w:r>
+        <w:r>
+          <w:rPr>
+            <w:noProof/>
+            <w:webHidden/>
+          </w:rPr>
+          <w:tab/>
+        </w:r>
+        <w:r>
+          <w:rPr>
+            <w:noProof/>
+            <w:webHidden/>
+          </w:rPr>
+          <w:fldChar w:fldCharType="begin"/>
+        </w:r>
+        <w:r>
+          <w:rPr>
+            <w:noProof/>
+            <w:webHidden/>
+          </w:rPr>
+          <w:instrText xml:space="preserve"> PAGEREF _Toc226233743 \h </w:instrText>
+        </w:r>
+        <w:r>
+          <w:rPr>
+            <w:noProof/>
+            <w:webHidden/>
+          </w:rPr>
+        </w:r>
+        <w:r>
+          <w:rPr>
+            <w:noProof/>
+            <w:webHidden/>
+          </w:rPr>
+          <w:fldChar w:fldCharType="separate"/>
+        </w:r>
+        <w:r>
+          <w:rPr>
+            <w:noProof/>
+            <w:webHidden/>
+          </w:rPr>
+          <w:t>25</w:t>
+        </w:r>
+        <w:r>
+          <w:rPr>
+            <w:noProof/>
+            <w:webHidden/>
+          </w:rPr>
+          <w:fldChar w:fldCharType="end"/>
+        </w:r>
+      </w:hyperlink>
+    </w:p>
+    <w:p>
+      <w:pPr>
+        <w:pStyle w:val="TableofFigures"/>
+        <w:tabs>
+          <w:tab w:val="right" w:leader="dot" w:pos="9062"/>
+        </w:tabs>
+        <w:rPr>
+          <w:rFonts w:eastAsiaTheme="minorEastAsia"/>
+          <w:noProof/>
+          <w:sz w:val="24"/>
+          <w:szCs w:val="24"/>
+          <w:lang w:eastAsia="fr-FR"/>
+        </w:rPr>
+      </w:pPr>
+      <w:hyperlink w:anchor="_Toc226233744" w:history="1">
+        <w:r>
+          <w:rPr>
+            <w:rStyle w:val="Hyperlink"/>
+            <w:noProof/>
+          </w:rPr>
+          <w:t>Figure 19: Diagramme de classes</w:t>
+        </w:r>
+        <w:r>
+          <w:rPr>
+            <w:noProof/>
+            <w:webHidden/>
+          </w:rPr>
+          <w:tab/>
+        </w:r>
+        <w:r>
+          <w:rPr>
+            <w:noProof/>
+            <w:webHidden/>
+          </w:rPr>
+          <w:fldChar w:fldCharType="begin"/>
+        </w:r>
+        <w:r>
+          <w:rPr>
+            <w:noProof/>
+            <w:webHidden/>
+          </w:rPr>
+          <w:instrText xml:space="preserve"> PAGEREF _Toc226233744 \h </w:instrText>
+        </w:r>
+        <w:r>
+          <w:rPr>
+            <w:noProof/>
+            <w:webHidden/>
+          </w:rPr>
+        </w:r>
+        <w:r>
+          <w:rPr>
+            <w:noProof/>
+            <w:webHidden/>
+          </w:rPr>
+          <w:fldChar w:fldCharType="separate"/>
+        </w:r>
+        <w:r>
+          <w:rPr>
+            <w:noProof/>
+            <w:webHidden/>
+          </w:rPr>
+          <w:t>26</w:t>
+        </w:r>
+        <w:r>
+          <w:rPr>
+            <w:noProof/>
+            <w:webHidden/>
+          </w:rPr>
+          <w:fldChar w:fldCharType="end"/>
+        </w:r>
+      </w:hyperlink>
+    </w:p>
+    <w:p>
+      <w:pPr>
+        <w:pStyle w:val="TableofFigures"/>
+        <w:tabs>
+          <w:tab w:val="right" w:leader="dot" w:pos="9062"/>
+        </w:tabs>
+        <w:rPr>
+          <w:rFonts w:eastAsiaTheme="minorEastAsia"/>
+          <w:noProof/>
+          <w:sz w:val="24"/>
+          <w:szCs w:val="24"/>
+          <w:lang w:eastAsia="fr-FR"/>
+        </w:rPr>
+      </w:pPr>
+      <w:hyperlink w:anchor="_Toc226233745" w:history="1">
+        <w:r>
+          <w:rPr>
+            <w:rStyle w:val="Hyperlink"/>
+            <w:noProof/>
+          </w:rPr>
+          <w:t>Figure 20: Design sur Figma</w:t>
+        </w:r>
+        <w:r>
+          <w:rPr>
+            <w:noProof/>
+            <w:webHidden/>
+          </w:rPr>
+          <w:tab/>
+        </w:r>
+        <w:r>
+          <w:rPr>
+            <w:noProof/>
+            <w:webHidden/>
+          </w:rPr>
+          <w:fldChar w:fldCharType="begin"/>
+        </w:r>
+        <w:r>
+          <w:rPr>
+            <w:noProof/>
+            <w:webHidden/>
+          </w:rPr>
+          <w:instrText xml:space="preserve"> PAGEREF _Toc226233745 \h </w:instrText>
         </w:r>
         <w:r>
           <w:rPr>
@@ -6191,16 +6403,20 @@
           <w:tab w:val="right" w:leader="dot" w:pos="9062"/>
         </w:tabs>
         <w:rPr>
+          <w:rFonts w:eastAsiaTheme="minorEastAsia"/>
           <w:noProof/>
-        </w:rPr>
-      </w:pPr>
-      <w:hyperlink w:anchor="_Toc226147465" w:history="1">
+          <w:sz w:val="24"/>
+          <w:szCs w:val="24"/>
+          <w:lang w:eastAsia="fr-FR"/>
+        </w:rPr>
+      </w:pPr>
+      <w:hyperlink w:anchor="_Toc226233746" w:history="1">
         <w:r>
           <w:rPr>
             <w:rStyle w:val="Hyperlink"/>
             <w:noProof/>
           </w:rPr>
-          <w:t>Figure 21: Post Instagram N° 2</w:t>
+          <w:t>Figure 21: Page d'accueil  du site</w:t>
         </w:r>
         <w:r>
           <w:rPr>
@@ -6221,7 +6437,7 @@
             <w:noProof/>
             <w:webHidden/>
           </w:rPr>
-          <w:instrText xml:space="preserve"> PAGEREF _Toc226147465 \h </w:instrText>
+          <w:instrText xml:space="preserve"> PAGEREF _Toc226233746 \h </w:instrText>
         </w:r>
         <w:r>
           <w:rPr>
@@ -6259,16 +6475,20 @@
           <w:tab w:val="right" w:leader="dot" w:pos="9062"/>
         </w:tabs>
         <w:rPr>
+          <w:rFonts w:eastAsiaTheme="minorEastAsia"/>
           <w:noProof/>
-        </w:rPr>
-      </w:pPr>
-      <w:hyperlink w:anchor="_Toc226147466" w:history="1">
+          <w:sz w:val="24"/>
+          <w:szCs w:val="24"/>
+          <w:lang w:eastAsia="fr-FR"/>
+        </w:rPr>
+      </w:pPr>
+      <w:hyperlink w:anchor="_Toc226233747" w:history="1">
         <w:r>
           <w:rPr>
             <w:rStyle w:val="Hyperlink"/>
             <w:noProof/>
           </w:rPr>
-          <w:t>Figure 22: Post Instagram N° 3</w:t>
+          <w:t>Figure 22: Post Instagram N° 1</w:t>
         </w:r>
         <w:r>
           <w:rPr>
@@ -6289,7 +6509,7 @@
             <w:noProof/>
             <w:webHidden/>
           </w:rPr>
-          <w:instrText xml:space="preserve"> PAGEREF _Toc226147466 \h </w:instrText>
+          <w:instrText xml:space="preserve"> PAGEREF _Toc226233747 \h </w:instrText>
         </w:r>
         <w:r>
           <w:rPr>
@@ -6327,16 +6547,20 @@
           <w:tab w:val="right" w:leader="dot" w:pos="9062"/>
         </w:tabs>
         <w:rPr>
+          <w:rFonts w:eastAsiaTheme="minorEastAsia"/>
           <w:noProof/>
-        </w:rPr>
-      </w:pPr>
-      <w:hyperlink w:anchor="_Toc226147467" w:history="1">
+          <w:sz w:val="24"/>
+          <w:szCs w:val="24"/>
+          <w:lang w:eastAsia="fr-FR"/>
+        </w:rPr>
+      </w:pPr>
+      <w:hyperlink w:anchor="_Toc226233748" w:history="1">
         <w:r>
           <w:rPr>
             <w:rStyle w:val="Hyperlink"/>
             <w:noProof/>
           </w:rPr>
-          <w:t>Figure 23: la Page Instagram</w:t>
+          <w:t>Figure 23: Post Instagram N° 2</w:t>
         </w:r>
         <w:r>
           <w:rPr>
@@ -6357,75 +6581,7 @@
             <w:noProof/>
             <w:webHidden/>
           </w:rPr>
-          <w:instrText xml:space="preserve"> PAGEREF _Toc226147467 \h </w:instrText>
-        </w:r>
-        <w:r>
-          <w:rPr>
-            <w:noProof/>
-            <w:webHidden/>
-          </w:rPr>
-        </w:r>
-        <w:r>
-          <w:rPr>
-            <w:noProof/>
-            <w:webHidden/>
-          </w:rPr>
-          <w:fldChar w:fldCharType="separate"/>
-        </w:r>
-        <w:r>
-          <w:rPr>
-            <w:noProof/>
-            <w:webHidden/>
-          </w:rPr>
-          <w:t>35</w:t>
-        </w:r>
-        <w:r>
-          <w:rPr>
-            <w:noProof/>
-            <w:webHidden/>
-          </w:rPr>
-          <w:fldChar w:fldCharType="end"/>
-        </w:r>
-      </w:hyperlink>
-    </w:p>
-    <w:p>
-      <w:pPr>
-        <w:pStyle w:val="TableofFigures"/>
-        <w:tabs>
-          <w:tab w:val="right" w:leader="dot" w:pos="9062"/>
-        </w:tabs>
-        <w:rPr>
-          <w:noProof/>
-        </w:rPr>
-      </w:pPr>
-      <w:hyperlink w:anchor="_Toc226147468" w:history="1">
-        <w:r>
-          <w:rPr>
-            <w:rStyle w:val="Hyperlink"/>
-            <w:noProof/>
-          </w:rPr>
-          <w:t>Figure 24: Instagram Insights</w:t>
-        </w:r>
-        <w:r>
-          <w:rPr>
-            <w:noProof/>
-            <w:webHidden/>
-          </w:rPr>
-          <w:tab/>
-        </w:r>
-        <w:r>
-          <w:rPr>
-            <w:noProof/>
-            <w:webHidden/>
-          </w:rPr>
-          <w:fldChar w:fldCharType="begin"/>
-        </w:r>
-        <w:r>
-          <w:rPr>
-            <w:noProof/>
-            <w:webHidden/>
-          </w:rPr>
-          <w:instrText xml:space="preserve"> PAGEREF _Toc226147468 \h </w:instrText>
+          <w:instrText xml:space="preserve"> PAGEREF _Toc226233748 \h </w:instrText>
         </w:r>
         <w:r>
           <w:rPr>
@@ -6457,10 +6613,643 @@
       </w:hyperlink>
     </w:p>
     <w:p>
+      <w:pPr>
+        <w:pStyle w:val="TableofFigures"/>
+        <w:tabs>
+          <w:tab w:val="right" w:leader="dot" w:pos="9062"/>
+        </w:tabs>
+        <w:rPr>
+          <w:rFonts w:eastAsiaTheme="minorEastAsia"/>
+          <w:noProof/>
+          <w:sz w:val="24"/>
+          <w:szCs w:val="24"/>
+          <w:lang w:eastAsia="fr-FR"/>
+        </w:rPr>
+      </w:pPr>
+      <w:hyperlink w:anchor="_Toc226233749" w:history="1">
+        <w:r>
+          <w:rPr>
+            <w:rStyle w:val="Hyperlink"/>
+            <w:noProof/>
+          </w:rPr>
+          <w:t>Figure 24: Post Instagram N° 3</w:t>
+        </w:r>
+        <w:r>
+          <w:rPr>
+            <w:noProof/>
+            <w:webHidden/>
+          </w:rPr>
+          <w:tab/>
+        </w:r>
+        <w:r>
+          <w:rPr>
+            <w:noProof/>
+            <w:webHidden/>
+          </w:rPr>
+          <w:fldChar w:fldCharType="begin"/>
+        </w:r>
+        <w:r>
+          <w:rPr>
+            <w:noProof/>
+            <w:webHidden/>
+          </w:rPr>
+          <w:instrText xml:space="preserve"> PAGEREF _Toc226233749 \h </w:instrText>
+        </w:r>
+        <w:r>
+          <w:rPr>
+            <w:noProof/>
+            <w:webHidden/>
+          </w:rPr>
+        </w:r>
+        <w:r>
+          <w:rPr>
+            <w:noProof/>
+            <w:webHidden/>
+          </w:rPr>
+          <w:fldChar w:fldCharType="separate"/>
+        </w:r>
+        <w:r>
+          <w:rPr>
+            <w:noProof/>
+            <w:webHidden/>
+          </w:rPr>
+          <w:t>36</w:t>
+        </w:r>
+        <w:r>
+          <w:rPr>
+            <w:noProof/>
+            <w:webHidden/>
+          </w:rPr>
+          <w:fldChar w:fldCharType="end"/>
+        </w:r>
+      </w:hyperlink>
+    </w:p>
+    <w:p>
+      <w:pPr>
+        <w:pStyle w:val="TableofFigures"/>
+        <w:tabs>
+          <w:tab w:val="right" w:leader="dot" w:pos="9062"/>
+        </w:tabs>
+        <w:rPr>
+          <w:rFonts w:eastAsiaTheme="minorEastAsia"/>
+          <w:noProof/>
+          <w:sz w:val="24"/>
+          <w:szCs w:val="24"/>
+          <w:lang w:eastAsia="fr-FR"/>
+        </w:rPr>
+      </w:pPr>
+      <w:hyperlink w:anchor="_Toc226233750" w:history="1">
+        <w:r>
+          <w:rPr>
+            <w:rStyle w:val="Hyperlink"/>
+            <w:noProof/>
+          </w:rPr>
+          <w:t>Figure 25: la Page Instagram</w:t>
+        </w:r>
+        <w:r>
+          <w:rPr>
+            <w:noProof/>
+            <w:webHidden/>
+          </w:rPr>
+          <w:tab/>
+        </w:r>
+        <w:r>
+          <w:rPr>
+            <w:noProof/>
+            <w:webHidden/>
+          </w:rPr>
+          <w:fldChar w:fldCharType="begin"/>
+        </w:r>
+        <w:r>
+          <w:rPr>
+            <w:noProof/>
+            <w:webHidden/>
+          </w:rPr>
+          <w:instrText xml:space="preserve"> PAGEREF _Toc226233750 \h </w:instrText>
+        </w:r>
+        <w:r>
+          <w:rPr>
+            <w:noProof/>
+            <w:webHidden/>
+          </w:rPr>
+        </w:r>
+        <w:r>
+          <w:rPr>
+            <w:noProof/>
+            <w:webHidden/>
+          </w:rPr>
+          <w:fldChar w:fldCharType="separate"/>
+        </w:r>
+        <w:r>
+          <w:rPr>
+            <w:noProof/>
+            <w:webHidden/>
+          </w:rPr>
+          <w:t>37</w:t>
+        </w:r>
+        <w:r>
+          <w:rPr>
+            <w:noProof/>
+            <w:webHidden/>
+          </w:rPr>
+          <w:fldChar w:fldCharType="end"/>
+        </w:r>
+      </w:hyperlink>
+    </w:p>
+    <w:p>
+      <w:pPr>
+        <w:pStyle w:val="TableofFigures"/>
+        <w:tabs>
+          <w:tab w:val="right" w:leader="dot" w:pos="9062"/>
+        </w:tabs>
+        <w:rPr>
+          <w:rFonts w:eastAsiaTheme="minorEastAsia"/>
+          <w:noProof/>
+          <w:sz w:val="24"/>
+          <w:szCs w:val="24"/>
+          <w:lang w:eastAsia="fr-FR"/>
+        </w:rPr>
+      </w:pPr>
+      <w:hyperlink w:anchor="_Toc226233751" w:history="1">
+        <w:r>
+          <w:rPr>
+            <w:rStyle w:val="Hyperlink"/>
+            <w:noProof/>
+          </w:rPr>
+          <w:t>Figure 26: Instagram Insights</w:t>
+        </w:r>
+        <w:r>
+          <w:rPr>
+            <w:noProof/>
+            <w:webHidden/>
+          </w:rPr>
+          <w:tab/>
+        </w:r>
+        <w:r>
+          <w:rPr>
+            <w:noProof/>
+            <w:webHidden/>
+          </w:rPr>
+          <w:fldChar w:fldCharType="begin"/>
+        </w:r>
+        <w:r>
+          <w:rPr>
+            <w:noProof/>
+            <w:webHidden/>
+          </w:rPr>
+          <w:instrText xml:space="preserve"> PAGEREF _Toc226233751 \h </w:instrText>
+        </w:r>
+        <w:r>
+          <w:rPr>
+            <w:noProof/>
+            <w:webHidden/>
+          </w:rPr>
+        </w:r>
+        <w:r>
+          <w:rPr>
+            <w:noProof/>
+            <w:webHidden/>
+          </w:rPr>
+          <w:fldChar w:fldCharType="separate"/>
+        </w:r>
+        <w:r>
+          <w:rPr>
+            <w:noProof/>
+            <w:webHidden/>
+          </w:rPr>
+          <w:t>37</w:t>
+        </w:r>
+        <w:r>
+          <w:rPr>
+            <w:noProof/>
+            <w:webHidden/>
+          </w:rPr>
+          <w:fldChar w:fldCharType="end"/>
+        </w:r>
+      </w:hyperlink>
+    </w:p>
+    <w:p>
       <w:r>
         <w:fldChar w:fldCharType="end"/>
       </w:r>
     </w:p>
+    <w:p/>
+    <w:p/>
+    <w:p/>
+    <w:p/>
+    <w:p/>
+    <w:p/>
+    <w:p>
+      <w:pPr>
+        <w:pStyle w:val="Heading1"/>
+        <w:spacing w:line="360" w:lineRule="auto"/>
+        <w:jc w:val="center"/>
+        <w:rPr>
+          <w:rFonts w:asciiTheme="majorBidi" w:hAnsiTheme="majorBidi"/>
+          <w:b/>
+          <w:bCs/>
+          <w:sz w:val="32"/>
+          <w:szCs w:val="32"/>
+          <w:u w:val="single"/>
+        </w:rPr>
+      </w:pPr>
+    </w:p>
+    <w:p/>
+    <w:p/>
+    <w:p/>
+    <w:p>
+      <w:pPr>
+        <w:pStyle w:val="Heading1"/>
+        <w:jc w:val="center"/>
+        <w:rPr>
+          <w:rFonts w:ascii="Times New Roman" w:hAnsi="Times New Roman" w:cs="Times New Roman"/>
+          <w:b/>
+          <w:bCs/>
+          <w:sz w:val="32"/>
+          <w:szCs w:val="32"/>
+          <w:u w:val="single"/>
+        </w:rPr>
+      </w:pPr>
+      <w:bookmarkStart w:id="1" w:name="_Toc226233684"/>
+      <w:r>
+        <w:rPr>
+          <w:rFonts w:ascii="Times New Roman" w:hAnsi="Times New Roman" w:cs="Times New Roman"/>
+          <w:b/>
+          <w:bCs/>
+          <w:sz w:val="32"/>
+          <w:szCs w:val="32"/>
+          <w:u w:val="single"/>
+        </w:rPr>
+        <w:t>Principales notations</w:t>
+      </w:r>
+      <w:bookmarkEnd w:id="1"/>
+    </w:p>
+    <w:p/>
+    <w:tbl>
+      <w:tblPr>
+        <w:tblStyle w:val="TableGrid"/>
+        <w:tblW w:w="0" w:type="auto"/>
+        <w:tblLook w:val="04A0" w:firstRow="1" w:lastRow="0" w:firstColumn="1" w:lastColumn="0" w:noHBand="0" w:noVBand="1"/>
+      </w:tblPr>
+      <w:tblGrid>
+        <w:gridCol w:w="4531"/>
+        <w:gridCol w:w="4531"/>
+      </w:tblGrid>
+      <w:tr>
+        <w:tc>
+          <w:tcPr>
+            <w:tcW w:w="4531" w:type="dxa"/>
+            <w:shd w:val="clear" w:color="auto" w:fill="D0CECE" w:themeFill="background2" w:themeFillShade="E6"/>
+          </w:tcPr>
+          <w:p>
+            <w:pPr>
+              <w:spacing w:line="360" w:lineRule="auto"/>
+              <w:jc w:val="center"/>
+              <w:rPr>
+                <w:rFonts w:ascii="Times New Roman" w:hAnsi="Times New Roman" w:cs="Times New Roman"/>
+                <w:sz w:val="24"/>
+                <w:szCs w:val="24"/>
+              </w:rPr>
+            </w:pPr>
+            <w:r>
+              <w:rPr>
+                <w:rFonts w:ascii="Times New Roman" w:hAnsi="Times New Roman" w:cs="Times New Roman"/>
+                <w:sz w:val="24"/>
+                <w:szCs w:val="24"/>
+              </w:rPr>
+              <w:t>Abréviations</w:t>
+            </w:r>
+          </w:p>
+        </w:tc>
+        <w:tc>
+          <w:tcPr>
+            <w:tcW w:w="4531" w:type="dxa"/>
+            <w:shd w:val="clear" w:color="auto" w:fill="D0CECE" w:themeFill="background2" w:themeFillShade="E6"/>
+          </w:tcPr>
+          <w:p>
+            <w:pPr>
+              <w:spacing w:line="360" w:lineRule="auto"/>
+              <w:jc w:val="center"/>
+              <w:rPr>
+                <w:rFonts w:ascii="Times New Roman" w:hAnsi="Times New Roman" w:cs="Times New Roman"/>
+                <w:sz w:val="24"/>
+                <w:szCs w:val="24"/>
+              </w:rPr>
+            </w:pPr>
+            <w:r>
+              <w:rPr>
+                <w:rFonts w:ascii="Times New Roman" w:hAnsi="Times New Roman" w:cs="Times New Roman"/>
+                <w:sz w:val="24"/>
+                <w:szCs w:val="24"/>
+              </w:rPr>
+              <w:t>Désignation</w:t>
+            </w:r>
+          </w:p>
+        </w:tc>
+      </w:tr>
+      <w:tr>
+        <w:tc>
+          <w:tcPr>
+            <w:tcW w:w="4531" w:type="dxa"/>
+          </w:tcPr>
+          <w:p>
+            <w:pPr>
+              <w:spacing w:line="360" w:lineRule="auto"/>
+              <w:jc w:val="center"/>
+              <w:rPr>
+                <w:rFonts w:ascii="Times New Roman" w:hAnsi="Times New Roman" w:cs="Times New Roman"/>
+                <w:sz w:val="24"/>
+                <w:szCs w:val="24"/>
+              </w:rPr>
+            </w:pPr>
+            <w:r>
+              <w:rPr>
+                <w:rFonts w:ascii="Times New Roman" w:hAnsi="Times New Roman" w:cs="Times New Roman"/>
+                <w:sz w:val="24"/>
+                <w:szCs w:val="24"/>
+              </w:rPr>
+              <w:t>ESTO</w:t>
+            </w:r>
+          </w:p>
+        </w:tc>
+        <w:tc>
+          <w:tcPr>
+            <w:tcW w:w="4531" w:type="dxa"/>
+          </w:tcPr>
+          <w:p>
+            <w:pPr>
+              <w:spacing w:line="360" w:lineRule="auto"/>
+              <w:jc w:val="center"/>
+              <w:rPr>
+                <w:rFonts w:ascii="Times New Roman" w:hAnsi="Times New Roman" w:cs="Times New Roman"/>
+                <w:sz w:val="24"/>
+                <w:szCs w:val="24"/>
+              </w:rPr>
+            </w:pPr>
+            <w:r>
+              <w:rPr>
+                <w:rFonts w:ascii="Times New Roman" w:hAnsi="Times New Roman" w:cs="Times New Roman"/>
+                <w:sz w:val="24"/>
+                <w:szCs w:val="24"/>
+              </w:rPr>
+              <w:t>Ecole Supérieure De Technologie Oujda</w:t>
+            </w:r>
+          </w:p>
+        </w:tc>
+      </w:tr>
+      <w:tr>
+        <w:tc>
+          <w:tcPr>
+            <w:tcW w:w="4531" w:type="dxa"/>
+          </w:tcPr>
+          <w:p>
+            <w:pPr>
+              <w:spacing w:line="360" w:lineRule="auto"/>
+              <w:jc w:val="center"/>
+              <w:rPr>
+                <w:rFonts w:ascii="Times New Roman" w:hAnsi="Times New Roman" w:cs="Times New Roman"/>
+                <w:sz w:val="24"/>
+                <w:szCs w:val="24"/>
+              </w:rPr>
+            </w:pPr>
+            <w:r>
+              <w:rPr>
+                <w:rFonts w:ascii="Times New Roman" w:hAnsi="Times New Roman" w:cs="Times New Roman"/>
+                <w:sz w:val="24"/>
+                <w:szCs w:val="24"/>
+              </w:rPr>
+              <w:t>PFE</w:t>
+            </w:r>
+          </w:p>
+        </w:tc>
+        <w:tc>
+          <w:tcPr>
+            <w:tcW w:w="4531" w:type="dxa"/>
+          </w:tcPr>
+          <w:p>
+            <w:pPr>
+              <w:spacing w:line="360" w:lineRule="auto"/>
+              <w:jc w:val="center"/>
+              <w:rPr>
+                <w:rFonts w:ascii="Times New Roman" w:hAnsi="Times New Roman" w:cs="Times New Roman"/>
+                <w:sz w:val="24"/>
+                <w:szCs w:val="24"/>
+              </w:rPr>
+            </w:pPr>
+            <w:r>
+              <w:rPr>
+                <w:rFonts w:ascii="Times New Roman" w:hAnsi="Times New Roman" w:cs="Times New Roman"/>
+                <w:sz w:val="24"/>
+                <w:szCs w:val="24"/>
+              </w:rPr>
+              <w:t>Projet De Fin D’étude</w:t>
+            </w:r>
+          </w:p>
+        </w:tc>
+      </w:tr>
+      <w:tr>
+        <w:tc>
+          <w:tcPr>
+            <w:tcW w:w="4531" w:type="dxa"/>
+          </w:tcPr>
+          <w:p>
+            <w:pPr>
+              <w:spacing w:line="360" w:lineRule="auto"/>
+              <w:jc w:val="center"/>
+              <w:rPr>
+                <w:rFonts w:ascii="Times New Roman" w:hAnsi="Times New Roman" w:cs="Times New Roman"/>
+                <w:sz w:val="24"/>
+                <w:szCs w:val="24"/>
+              </w:rPr>
+            </w:pPr>
+            <w:r>
+              <w:rPr>
+                <w:rFonts w:ascii="Times New Roman" w:hAnsi="Times New Roman" w:cs="Times New Roman"/>
+                <w:sz w:val="24"/>
+                <w:szCs w:val="24"/>
+              </w:rPr>
+              <w:t>WDMD</w:t>
+            </w:r>
+          </w:p>
+        </w:tc>
+        <w:tc>
+          <w:tcPr>
+            <w:tcW w:w="4531" w:type="dxa"/>
+          </w:tcPr>
+          <w:p>
+            <w:pPr>
+              <w:spacing w:line="360" w:lineRule="auto"/>
+              <w:jc w:val="center"/>
+              <w:rPr>
+                <w:rFonts w:ascii="Times New Roman" w:hAnsi="Times New Roman" w:cs="Times New Roman"/>
+                <w:sz w:val="24"/>
+                <w:szCs w:val="24"/>
+              </w:rPr>
+            </w:pPr>
+            <w:r>
+              <w:rPr>
+                <w:rFonts w:ascii="Times New Roman" w:hAnsi="Times New Roman" w:cs="Times New Roman"/>
+                <w:sz w:val="24"/>
+                <w:szCs w:val="24"/>
+              </w:rPr>
+              <w:t>Web Design &amp; Marketing Digital</w:t>
+            </w:r>
+          </w:p>
+        </w:tc>
+      </w:tr>
+      <w:tr>
+        <w:tc>
+          <w:tcPr>
+            <w:tcW w:w="4531" w:type="dxa"/>
+          </w:tcPr>
+          <w:p>
+            <w:pPr>
+              <w:spacing w:line="360" w:lineRule="auto"/>
+              <w:jc w:val="center"/>
+              <w:rPr>
+                <w:rFonts w:ascii="Times New Roman" w:hAnsi="Times New Roman" w:cs="Times New Roman"/>
+                <w:sz w:val="24"/>
+                <w:szCs w:val="24"/>
+              </w:rPr>
+            </w:pPr>
+            <w:r>
+              <w:rPr>
+                <w:rFonts w:ascii="Times New Roman" w:hAnsi="Times New Roman" w:cs="Times New Roman"/>
+                <w:sz w:val="24"/>
+                <w:szCs w:val="24"/>
+              </w:rPr>
+              <w:t>VS Code</w:t>
+            </w:r>
+          </w:p>
+        </w:tc>
+        <w:tc>
+          <w:tcPr>
+            <w:tcW w:w="4531" w:type="dxa"/>
+          </w:tcPr>
+          <w:p>
+            <w:pPr>
+              <w:spacing w:line="360" w:lineRule="auto"/>
+              <w:jc w:val="center"/>
+              <w:rPr>
+                <w:rFonts w:ascii="Times New Roman" w:hAnsi="Times New Roman" w:cs="Times New Roman"/>
+                <w:sz w:val="24"/>
+                <w:szCs w:val="24"/>
+              </w:rPr>
+            </w:pPr>
+            <w:r>
+              <w:rPr>
+                <w:rFonts w:ascii="Times New Roman" w:hAnsi="Times New Roman" w:cs="Times New Roman"/>
+                <w:sz w:val="24"/>
+                <w:szCs w:val="24"/>
+              </w:rPr>
+              <w:t>Visual Studio Code</w:t>
+            </w:r>
+          </w:p>
+        </w:tc>
+      </w:tr>
+      <w:tr>
+        <w:tc>
+          <w:tcPr>
+            <w:tcW w:w="4531" w:type="dxa"/>
+          </w:tcPr>
+          <w:p>
+            <w:pPr>
+              <w:spacing w:line="360" w:lineRule="auto"/>
+              <w:jc w:val="center"/>
+              <w:rPr>
+                <w:rFonts w:ascii="Times New Roman" w:hAnsi="Times New Roman" w:cs="Times New Roman"/>
+                <w:sz w:val="24"/>
+                <w:szCs w:val="24"/>
+              </w:rPr>
+            </w:pPr>
+            <w:r>
+              <w:rPr>
+                <w:rFonts w:ascii="Times New Roman" w:hAnsi="Times New Roman" w:cs="Times New Roman"/>
+                <w:sz w:val="24"/>
+                <w:szCs w:val="24"/>
+              </w:rPr>
+              <w:t>DUT</w:t>
+            </w:r>
+          </w:p>
+        </w:tc>
+        <w:tc>
+          <w:tcPr>
+            <w:tcW w:w="4531" w:type="dxa"/>
+          </w:tcPr>
+          <w:p>
+            <w:pPr>
+              <w:spacing w:line="360" w:lineRule="auto"/>
+              <w:jc w:val="center"/>
+              <w:rPr>
+                <w:rFonts w:ascii="Times New Roman" w:hAnsi="Times New Roman" w:cs="Times New Roman"/>
+                <w:sz w:val="24"/>
+                <w:szCs w:val="24"/>
+              </w:rPr>
+            </w:pPr>
+            <w:r>
+              <w:rPr>
+                <w:rFonts w:ascii="Times New Roman" w:hAnsi="Times New Roman" w:cs="Times New Roman"/>
+                <w:sz w:val="24"/>
+                <w:szCs w:val="24"/>
+              </w:rPr>
+              <w:t>Diplôme</w:t>
+            </w:r>
+            <w:r>
+              <w:rPr>
+                <w:rFonts w:ascii="Times New Roman" w:hAnsi="Times New Roman" w:cs="Times New Roman"/>
+                <w:spacing w:val="-7"/>
+                <w:sz w:val="24"/>
+                <w:szCs w:val="24"/>
+              </w:rPr>
+              <w:t xml:space="preserve"> </w:t>
+            </w:r>
+            <w:r>
+              <w:rPr>
+                <w:rFonts w:ascii="Times New Roman" w:hAnsi="Times New Roman" w:cs="Times New Roman"/>
+                <w:sz w:val="24"/>
+                <w:szCs w:val="24"/>
+              </w:rPr>
+              <w:t>Universitaire</w:t>
+            </w:r>
+            <w:r>
+              <w:rPr>
+                <w:rFonts w:ascii="Times New Roman" w:hAnsi="Times New Roman" w:cs="Times New Roman"/>
+                <w:spacing w:val="-7"/>
+                <w:sz w:val="24"/>
+                <w:szCs w:val="24"/>
+              </w:rPr>
+              <w:t xml:space="preserve"> </w:t>
+            </w:r>
+            <w:r>
+              <w:rPr>
+                <w:rFonts w:ascii="Times New Roman" w:hAnsi="Times New Roman" w:cs="Times New Roman"/>
+                <w:sz w:val="24"/>
+                <w:szCs w:val="24"/>
+              </w:rPr>
+              <w:t>de</w:t>
+            </w:r>
+            <w:r>
+              <w:rPr>
+                <w:rFonts w:ascii="Times New Roman" w:hAnsi="Times New Roman" w:cs="Times New Roman"/>
+                <w:spacing w:val="-7"/>
+                <w:sz w:val="24"/>
+                <w:szCs w:val="24"/>
+              </w:rPr>
+              <w:t xml:space="preserve"> </w:t>
+            </w:r>
+            <w:r>
+              <w:rPr>
+                <w:rFonts w:ascii="Times New Roman" w:hAnsi="Times New Roman" w:cs="Times New Roman"/>
+                <w:spacing w:val="-2"/>
+                <w:sz w:val="24"/>
+                <w:szCs w:val="24"/>
+              </w:rPr>
+              <w:t>Technologie</w:t>
+            </w:r>
+          </w:p>
+        </w:tc>
+      </w:tr>
+    </w:tbl>
     <w:p/>
     <w:p/>
     <w:p/>
@@ -6470,6 +7259,20 @@
     <w:p/>
     <w:p/>
     <w:p/>
+    <w:p/>
+    <w:p/>
+    <w:p/>
+    <w:p/>
+    <w:p/>
+    <w:p/>
+    <w:p/>
+    <w:p/>
+    <w:p/>
+    <w:p/>
+    <w:p/>
+    <w:p/>
+    <w:p/>
+    <w:p/>
     <w:p>
       <w:pPr>
         <w:pStyle w:val="Heading1"/>
@@ -6484,13 +7287,8 @@
           <w:u w:val="single"/>
         </w:rPr>
       </w:pPr>
-    </w:p>
-    <w:p/>
-    <w:p>
-      <w:pPr>
-        <w:pStyle w:val="Heading1"/>
-        <w:spacing w:line="360" w:lineRule="auto"/>
-        <w:jc w:val="center"/>
+      <w:bookmarkStart w:id="2" w:name="_Toc226233685"/>
+      <w:r>
         <w:rPr>
           <w:rFonts w:asciiTheme="majorBidi" w:hAnsiTheme="majorBidi"/>
           <w:b/>
@@ -6499,9 +7297,397 @@
           <w:szCs w:val="32"/>
           <w:u w:val="single"/>
         </w:rPr>
-      </w:pPr>
-      <w:bookmarkStart w:id="1" w:name="_Toc226147652"/>
-      <w:r>
+        <w:t>Remerciement</w:t>
+      </w:r>
+      <w:bookmarkEnd w:id="2"/>
+    </w:p>
+    <w:p>
+      <w:pPr>
+        <w:spacing w:line="360" w:lineRule="auto"/>
+        <w:rPr>
+          <w:rFonts w:asciiTheme="majorBidi" w:hAnsiTheme="majorBidi" w:cstheme="majorBidi"/>
+        </w:rPr>
+      </w:pPr>
+    </w:p>
+    <w:p>
+      <w:pPr>
+        <w:spacing w:line="360" w:lineRule="auto"/>
+        <w:jc w:val="both"/>
+        <w:rPr>
+          <w:rFonts w:asciiTheme="majorBidi" w:hAnsiTheme="majorBidi" w:cstheme="majorBidi"/>
+          <w:sz w:val="24"/>
+          <w:szCs w:val="24"/>
+        </w:rPr>
+      </w:pPr>
+      <w:r>
+        <w:rPr>
+          <w:rFonts w:asciiTheme="majorBidi" w:hAnsiTheme="majorBidi" w:cstheme="majorBidi"/>
+          <w:sz w:val="24"/>
+          <w:szCs w:val="24"/>
+        </w:rPr>
+        <w:t xml:space="preserve">Après avoir rendu grâce à Dieu, le Tout-Puissant et le Très Miséricordieux, </w:t>
+      </w:r>
+      <w:r>
+        <w:rPr>
+          <w:rFonts w:asciiTheme="majorBidi" w:hAnsiTheme="majorBidi" w:cstheme="majorBidi"/>
+          <w:sz w:val="24"/>
+          <w:szCs w:val="24"/>
+        </w:rPr>
+        <w:t>nous tenons</w:t>
+      </w:r>
+      <w:r>
+        <w:rPr>
+          <w:rFonts w:asciiTheme="majorBidi" w:hAnsiTheme="majorBidi" w:cstheme="majorBidi"/>
+          <w:sz w:val="24"/>
+          <w:szCs w:val="24"/>
+        </w:rPr>
+        <w:t xml:space="preserve"> à exprimer </w:t>
+      </w:r>
+      <w:r>
+        <w:rPr>
+          <w:rFonts w:asciiTheme="majorBidi" w:hAnsiTheme="majorBidi" w:cstheme="majorBidi"/>
+          <w:sz w:val="24"/>
+          <w:szCs w:val="24"/>
+        </w:rPr>
+        <w:t>nos</w:t>
+      </w:r>
+      <w:r>
+        <w:rPr>
+          <w:rFonts w:asciiTheme="majorBidi" w:hAnsiTheme="majorBidi" w:cstheme="majorBidi"/>
+          <w:sz w:val="24"/>
+          <w:szCs w:val="24"/>
+        </w:rPr>
+        <w:t xml:space="preserve"> remerciements les plus respectueux à Monsieur </w:t>
+      </w:r>
+      <w:r>
+        <w:rPr>
+          <w:rFonts w:asciiTheme="majorBidi" w:hAnsiTheme="majorBidi" w:cstheme="majorBidi"/>
+          <w:b/>
+          <w:bCs/>
+          <w:sz w:val="24"/>
+          <w:szCs w:val="24"/>
+        </w:rPr>
+        <w:t>Chafi Abdelhafid</w:t>
+      </w:r>
+      <w:r>
+        <w:rPr>
+          <w:rFonts w:asciiTheme="majorBidi" w:hAnsiTheme="majorBidi" w:cstheme="majorBidi"/>
+          <w:sz w:val="24"/>
+          <w:szCs w:val="24"/>
+        </w:rPr>
+        <w:t xml:space="preserve">, Directeur de l’École Supérieure de Technologie d’Oujda, ainsi qu’à Monsieur </w:t>
+      </w:r>
+      <w:r>
+        <w:rPr>
+          <w:rFonts w:asciiTheme="majorBidi" w:hAnsiTheme="majorBidi" w:cstheme="majorBidi"/>
+          <w:b/>
+          <w:bCs/>
+          <w:sz w:val="24"/>
+          <w:szCs w:val="24"/>
+        </w:rPr>
+        <w:t>EL Boukhari Mohammed</w:t>
+      </w:r>
+      <w:r>
+        <w:rPr>
+          <w:rFonts w:asciiTheme="majorBidi" w:hAnsiTheme="majorBidi" w:cstheme="majorBidi"/>
+          <w:sz w:val="24"/>
+          <w:szCs w:val="24"/>
+        </w:rPr>
+        <w:t>, Responsable de la filière Web Design &amp; Marketing Digital, pour leur encadrement institutionnel et leur appui constant.</w:t>
+      </w:r>
+    </w:p>
+    <w:p>
+      <w:pPr>
+        <w:spacing w:line="360" w:lineRule="auto"/>
+        <w:jc w:val="both"/>
+        <w:rPr>
+          <w:rFonts w:asciiTheme="majorBidi" w:hAnsiTheme="majorBidi" w:cstheme="majorBidi"/>
+          <w:sz w:val="24"/>
+          <w:szCs w:val="24"/>
+        </w:rPr>
+      </w:pPr>
+      <w:r>
+        <w:rPr>
+          <w:rFonts w:asciiTheme="majorBidi" w:hAnsiTheme="majorBidi" w:cstheme="majorBidi"/>
+          <w:sz w:val="24"/>
+          <w:szCs w:val="24"/>
+        </w:rPr>
+        <w:t>Nous souhaitons</w:t>
+      </w:r>
+      <w:r>
+        <w:rPr>
+          <w:rFonts w:asciiTheme="majorBidi" w:hAnsiTheme="majorBidi" w:cstheme="majorBidi"/>
+          <w:sz w:val="24"/>
+          <w:szCs w:val="24"/>
+        </w:rPr>
+        <w:t xml:space="preserve"> également témoigner </w:t>
+      </w:r>
+      <w:r>
+        <w:rPr>
+          <w:rFonts w:asciiTheme="majorBidi" w:hAnsiTheme="majorBidi" w:cstheme="majorBidi"/>
+          <w:sz w:val="24"/>
+          <w:szCs w:val="24"/>
+        </w:rPr>
+        <w:t>notre</w:t>
+      </w:r>
+      <w:r>
+        <w:rPr>
+          <w:rFonts w:asciiTheme="majorBidi" w:hAnsiTheme="majorBidi" w:cstheme="majorBidi"/>
+          <w:sz w:val="24"/>
+          <w:szCs w:val="24"/>
+        </w:rPr>
+        <w:t xml:space="preserve"> profonde gratitude à </w:t>
+      </w:r>
+      <w:r>
+        <w:rPr>
+          <w:rFonts w:asciiTheme="majorBidi" w:hAnsiTheme="majorBidi" w:cstheme="majorBidi"/>
+          <w:sz w:val="24"/>
+          <w:szCs w:val="24"/>
+        </w:rPr>
+        <w:t>notre</w:t>
+      </w:r>
+      <w:r>
+        <w:rPr>
+          <w:rFonts w:asciiTheme="majorBidi" w:hAnsiTheme="majorBidi" w:cstheme="majorBidi"/>
+          <w:sz w:val="24"/>
+          <w:szCs w:val="24"/>
+        </w:rPr>
+        <w:t xml:space="preserve"> encadrant, Monsieur </w:t>
+      </w:r>
+      <w:r>
+        <w:rPr>
+          <w:rFonts w:asciiTheme="majorBidi" w:hAnsiTheme="majorBidi" w:cstheme="majorBidi"/>
+          <w:b/>
+          <w:bCs/>
+          <w:sz w:val="24"/>
+          <w:szCs w:val="24"/>
+        </w:rPr>
+        <w:t>Abdelaadim Khriss</w:t>
+      </w:r>
+      <w:r>
+        <w:rPr>
+          <w:rFonts w:asciiTheme="majorBidi" w:hAnsiTheme="majorBidi" w:cstheme="majorBidi"/>
+          <w:sz w:val="24"/>
+          <w:szCs w:val="24"/>
+        </w:rPr>
+        <w:t>, pour la qualité de son accompagnement tout au long de ce travail. Son expertise, ses orientations rigoureuses et ses conseils éclairés ont été d’un apport inestimable, tant sur le fond que sur la forme. Sa disponibilité, sa bienveillance et la richesse de nos échanges ont grandement contribué à la réussite de ce projet.</w:t>
+      </w:r>
+    </w:p>
+    <w:p>
+      <w:pPr>
+        <w:spacing w:line="360" w:lineRule="auto"/>
+        <w:jc w:val="both"/>
+        <w:rPr>
+          <w:rFonts w:asciiTheme="majorBidi" w:hAnsiTheme="majorBidi" w:cstheme="majorBidi"/>
+          <w:sz w:val="24"/>
+          <w:szCs w:val="24"/>
+        </w:rPr>
+      </w:pPr>
+      <w:r>
+        <w:rPr>
+          <w:rFonts w:asciiTheme="majorBidi" w:hAnsiTheme="majorBidi" w:cstheme="majorBidi"/>
+          <w:sz w:val="24"/>
+          <w:szCs w:val="24"/>
+        </w:rPr>
+        <w:t>Nos</w:t>
+      </w:r>
+      <w:r>
+        <w:rPr>
+          <w:rFonts w:asciiTheme="majorBidi" w:hAnsiTheme="majorBidi" w:cstheme="majorBidi"/>
+          <w:sz w:val="24"/>
+          <w:szCs w:val="24"/>
+        </w:rPr>
+        <w:t xml:space="preserve"> remerciements s’adressent également aux membres du jury, pour l’honneur qu’ils </w:t>
+      </w:r>
+      <w:r>
+        <w:rPr>
+          <w:rFonts w:asciiTheme="majorBidi" w:hAnsiTheme="majorBidi" w:cstheme="majorBidi"/>
+          <w:sz w:val="24"/>
+          <w:szCs w:val="24"/>
+        </w:rPr>
+        <w:t xml:space="preserve">nous </w:t>
+      </w:r>
+      <w:r>
+        <w:rPr>
+          <w:rFonts w:asciiTheme="majorBidi" w:hAnsiTheme="majorBidi" w:cstheme="majorBidi"/>
+          <w:sz w:val="24"/>
+          <w:szCs w:val="24"/>
+        </w:rPr>
+        <w:t xml:space="preserve">ont fait en acceptant d’évaluer ce travail, et pour leurs remarques pertinentes qui ne manqueront pas d’enrichir </w:t>
+      </w:r>
+      <w:r>
+        <w:rPr>
+          <w:rFonts w:asciiTheme="majorBidi" w:hAnsiTheme="majorBidi" w:cstheme="majorBidi"/>
+          <w:sz w:val="24"/>
+          <w:szCs w:val="24"/>
+        </w:rPr>
+        <w:t>notre</w:t>
+      </w:r>
+      <w:r>
+        <w:rPr>
+          <w:rFonts w:asciiTheme="majorBidi" w:hAnsiTheme="majorBidi" w:cstheme="majorBidi"/>
+          <w:sz w:val="24"/>
+          <w:szCs w:val="24"/>
+        </w:rPr>
+        <w:t xml:space="preserve"> réflexion.</w:t>
+      </w:r>
+    </w:p>
+    <w:p>
+      <w:pPr>
+        <w:spacing w:line="360" w:lineRule="auto"/>
+        <w:jc w:val="both"/>
+        <w:rPr>
+          <w:rFonts w:asciiTheme="majorBidi" w:hAnsiTheme="majorBidi" w:cstheme="majorBidi"/>
+          <w:sz w:val="24"/>
+          <w:szCs w:val="24"/>
+        </w:rPr>
+      </w:pPr>
+      <w:r>
+        <w:rPr>
+          <w:rFonts w:asciiTheme="majorBidi" w:hAnsiTheme="majorBidi" w:cstheme="majorBidi"/>
+          <w:sz w:val="24"/>
+          <w:szCs w:val="24"/>
+        </w:rPr>
+        <w:t xml:space="preserve">Enfin, </w:t>
+      </w:r>
+      <w:r>
+        <w:rPr>
+          <w:rFonts w:asciiTheme="majorBidi" w:hAnsiTheme="majorBidi" w:cstheme="majorBidi"/>
+          <w:sz w:val="24"/>
+          <w:szCs w:val="24"/>
+        </w:rPr>
+        <w:t xml:space="preserve">nous </w:t>
+      </w:r>
+      <w:r>
+        <w:rPr>
+          <w:rFonts w:asciiTheme="majorBidi" w:hAnsiTheme="majorBidi" w:cstheme="majorBidi"/>
+          <w:sz w:val="24"/>
+          <w:szCs w:val="24"/>
+        </w:rPr>
+        <w:t>adress</w:t>
+      </w:r>
+      <w:r>
+        <w:rPr>
+          <w:rFonts w:asciiTheme="majorBidi" w:hAnsiTheme="majorBidi" w:cstheme="majorBidi"/>
+          <w:sz w:val="24"/>
+          <w:szCs w:val="24"/>
+        </w:rPr>
+        <w:t>ons</w:t>
+      </w:r>
+      <w:r>
+        <w:rPr>
+          <w:rFonts w:asciiTheme="majorBidi" w:hAnsiTheme="majorBidi" w:cstheme="majorBidi"/>
+          <w:sz w:val="24"/>
+          <w:szCs w:val="24"/>
+        </w:rPr>
+        <w:t xml:space="preserve"> </w:t>
+      </w:r>
+      <w:r>
+        <w:rPr>
+          <w:rFonts w:asciiTheme="majorBidi" w:hAnsiTheme="majorBidi" w:cstheme="majorBidi"/>
+          <w:sz w:val="24"/>
+          <w:szCs w:val="24"/>
+        </w:rPr>
+        <w:t>nos</w:t>
+      </w:r>
+      <w:r>
+        <w:rPr>
+          <w:rFonts w:asciiTheme="majorBidi" w:hAnsiTheme="majorBidi" w:cstheme="majorBidi"/>
+          <w:sz w:val="24"/>
+          <w:szCs w:val="24"/>
+        </w:rPr>
+        <w:t xml:space="preserve"> sincères remerciements à toutes les personnes, connues ou anonymes, qui ont, de près ou de loin, contribué à l’aboutissement de ce travail.</w:t>
+      </w:r>
+    </w:p>
+    <w:p>
+      <w:pPr>
+        <w:rPr>
+          <w:rFonts w:asciiTheme="majorBidi" w:hAnsiTheme="majorBidi" w:cstheme="majorBidi"/>
+        </w:rPr>
+      </w:pPr>
+    </w:p>
+    <w:p>
+      <w:pPr>
+        <w:rPr>
+          <w:rFonts w:asciiTheme="majorBidi" w:hAnsiTheme="majorBidi" w:cstheme="majorBidi"/>
+        </w:rPr>
+      </w:pPr>
+    </w:p>
+    <w:p>
+      <w:pPr>
+        <w:rPr>
+          <w:rFonts w:asciiTheme="majorBidi" w:hAnsiTheme="majorBidi" w:cstheme="majorBidi"/>
+        </w:rPr>
+      </w:pPr>
+    </w:p>
+    <w:p>
+      <w:pPr>
+        <w:rPr>
+          <w:rFonts w:asciiTheme="majorBidi" w:hAnsiTheme="majorBidi" w:cstheme="majorBidi"/>
+        </w:rPr>
+      </w:pPr>
+    </w:p>
+    <w:p>
+      <w:pPr>
+        <w:rPr>
+          <w:rFonts w:asciiTheme="majorBidi" w:hAnsiTheme="majorBidi" w:cstheme="majorBidi"/>
+        </w:rPr>
+      </w:pPr>
+    </w:p>
+    <w:p>
+      <w:pPr>
+        <w:rPr>
+          <w:rFonts w:asciiTheme="majorBidi" w:hAnsiTheme="majorBidi" w:cstheme="majorBidi"/>
+        </w:rPr>
+      </w:pPr>
+    </w:p>
+    <w:p>
+      <w:pPr>
+        <w:rPr>
+          <w:rFonts w:asciiTheme="majorBidi" w:hAnsiTheme="majorBidi" w:cstheme="majorBidi"/>
+        </w:rPr>
+      </w:pPr>
+    </w:p>
+    <w:p>
+      <w:pPr>
+        <w:rPr>
+          <w:rFonts w:asciiTheme="majorBidi" w:hAnsiTheme="majorBidi" w:cstheme="majorBidi"/>
+        </w:rPr>
+      </w:pPr>
+    </w:p>
+    <w:p>
+      <w:pPr>
+        <w:rPr>
+          <w:rFonts w:asciiTheme="majorBidi" w:hAnsiTheme="majorBidi" w:cstheme="majorBidi"/>
+        </w:rPr>
+      </w:pPr>
+    </w:p>
+    <w:p>
+      <w:pPr>
+        <w:rPr>
+          <w:rFonts w:asciiTheme="majorBidi" w:hAnsiTheme="majorBidi" w:cstheme="majorBidi"/>
+        </w:rPr>
+      </w:pPr>
+    </w:p>
+    <w:p>
+      <w:pPr>
+        <w:pStyle w:val="Heading1"/>
+        <w:spacing w:line="360" w:lineRule="auto"/>
+        <w:jc w:val="center"/>
+        <w:rPr>
+          <w:rFonts w:asciiTheme="majorBidi" w:hAnsiTheme="majorBidi"/>
+          <w:b/>
+          <w:bCs/>
+          <w:u w:val="single"/>
+        </w:rPr>
+      </w:pPr>
+    </w:p>
+    <w:p/>
+    <w:p>
+      <w:pPr>
+        <w:pStyle w:val="Heading1"/>
+        <w:spacing w:line="360" w:lineRule="auto"/>
+        <w:jc w:val="center"/>
         <w:rPr>
           <w:rFonts w:asciiTheme="majorBidi" w:hAnsiTheme="majorBidi"/>
           <w:b/>
@@ -6510,397 +7696,9 @@
           <w:szCs w:val="32"/>
           <w:u w:val="single"/>
         </w:rPr>
-        <w:t>Remerciement</w:t>
-      </w:r>
-      <w:bookmarkEnd w:id="1"/>
-    </w:p>
-    <w:p>
-      <w:pPr>
-        <w:spacing w:line="360" w:lineRule="auto"/>
-        <w:rPr>
-          <w:rFonts w:asciiTheme="majorBidi" w:hAnsiTheme="majorBidi" w:cstheme="majorBidi"/>
-        </w:rPr>
-      </w:pPr>
-    </w:p>
-    <w:p>
-      <w:pPr>
-        <w:spacing w:line="360" w:lineRule="auto"/>
-        <w:jc w:val="both"/>
-        <w:rPr>
-          <w:rFonts w:asciiTheme="majorBidi" w:hAnsiTheme="majorBidi" w:cstheme="majorBidi"/>
-          <w:sz w:val="24"/>
-          <w:szCs w:val="24"/>
-        </w:rPr>
-      </w:pPr>
-      <w:r>
-        <w:rPr>
-          <w:rFonts w:asciiTheme="majorBidi" w:hAnsiTheme="majorBidi" w:cstheme="majorBidi"/>
-          <w:sz w:val="24"/>
-          <w:szCs w:val="24"/>
-        </w:rPr>
-        <w:t xml:space="preserve">Après avoir rendu grâce à Dieu, le Tout-Puissant et le Très Miséricordieux, </w:t>
-      </w:r>
-      <w:r>
-        <w:rPr>
-          <w:rFonts w:asciiTheme="majorBidi" w:hAnsiTheme="majorBidi" w:cstheme="majorBidi"/>
-          <w:sz w:val="24"/>
-          <w:szCs w:val="24"/>
-        </w:rPr>
-        <w:t>nous tenons</w:t>
-      </w:r>
-      <w:r>
-        <w:rPr>
-          <w:rFonts w:asciiTheme="majorBidi" w:hAnsiTheme="majorBidi" w:cstheme="majorBidi"/>
-          <w:sz w:val="24"/>
-          <w:szCs w:val="24"/>
-        </w:rPr>
-        <w:t xml:space="preserve"> à exprimer </w:t>
-      </w:r>
-      <w:r>
-        <w:rPr>
-          <w:rFonts w:asciiTheme="majorBidi" w:hAnsiTheme="majorBidi" w:cstheme="majorBidi"/>
-          <w:sz w:val="24"/>
-          <w:szCs w:val="24"/>
-        </w:rPr>
-        <w:t>nos</w:t>
-      </w:r>
-      <w:r>
-        <w:rPr>
-          <w:rFonts w:asciiTheme="majorBidi" w:hAnsiTheme="majorBidi" w:cstheme="majorBidi"/>
-          <w:sz w:val="24"/>
-          <w:szCs w:val="24"/>
-        </w:rPr>
-        <w:t xml:space="preserve"> remerciements les plus respectueux à Monsieur </w:t>
-      </w:r>
-      <w:r>
-        <w:rPr>
-          <w:rFonts w:asciiTheme="majorBidi" w:hAnsiTheme="majorBidi" w:cstheme="majorBidi"/>
-          <w:b/>
-          <w:bCs/>
-          <w:sz w:val="24"/>
-          <w:szCs w:val="24"/>
-        </w:rPr>
-        <w:t>Chafi Abdelhafid</w:t>
-      </w:r>
-      <w:r>
-        <w:rPr>
-          <w:rFonts w:asciiTheme="majorBidi" w:hAnsiTheme="majorBidi" w:cstheme="majorBidi"/>
-          <w:sz w:val="24"/>
-          <w:szCs w:val="24"/>
-        </w:rPr>
-        <w:t xml:space="preserve">, Directeur de l’École Supérieure de Technologie d’Oujda, ainsi qu’à Monsieur </w:t>
-      </w:r>
-      <w:r>
-        <w:rPr>
-          <w:rFonts w:asciiTheme="majorBidi" w:hAnsiTheme="majorBidi" w:cstheme="majorBidi"/>
-          <w:b/>
-          <w:bCs/>
-          <w:sz w:val="24"/>
-          <w:szCs w:val="24"/>
-        </w:rPr>
-        <w:t>EL Boukhari Mohammed</w:t>
-      </w:r>
-      <w:r>
-        <w:rPr>
-          <w:rFonts w:asciiTheme="majorBidi" w:hAnsiTheme="majorBidi" w:cstheme="majorBidi"/>
-          <w:sz w:val="24"/>
-          <w:szCs w:val="24"/>
-        </w:rPr>
-        <w:t>, Responsable de la filière Web Design &amp; Marketing Digital, pour leur encadrement institutionnel et leur appui constant.</w:t>
-      </w:r>
-    </w:p>
-    <w:p>
-      <w:pPr>
-        <w:spacing w:line="360" w:lineRule="auto"/>
-        <w:jc w:val="both"/>
-        <w:rPr>
-          <w:rFonts w:asciiTheme="majorBidi" w:hAnsiTheme="majorBidi" w:cstheme="majorBidi"/>
-          <w:sz w:val="24"/>
-          <w:szCs w:val="24"/>
-        </w:rPr>
-      </w:pPr>
-      <w:r>
-        <w:rPr>
-          <w:rFonts w:asciiTheme="majorBidi" w:hAnsiTheme="majorBidi" w:cstheme="majorBidi"/>
-          <w:sz w:val="24"/>
-          <w:szCs w:val="24"/>
-        </w:rPr>
-        <w:t>Nous souhaitons</w:t>
-      </w:r>
-      <w:r>
-        <w:rPr>
-          <w:rFonts w:asciiTheme="majorBidi" w:hAnsiTheme="majorBidi" w:cstheme="majorBidi"/>
-          <w:sz w:val="24"/>
-          <w:szCs w:val="24"/>
-        </w:rPr>
-        <w:t xml:space="preserve"> également témoigner </w:t>
-      </w:r>
-      <w:r>
-        <w:rPr>
-          <w:rFonts w:asciiTheme="majorBidi" w:hAnsiTheme="majorBidi" w:cstheme="majorBidi"/>
-          <w:sz w:val="24"/>
-          <w:szCs w:val="24"/>
-        </w:rPr>
-        <w:t>notre</w:t>
-      </w:r>
-      <w:r>
-        <w:rPr>
-          <w:rFonts w:asciiTheme="majorBidi" w:hAnsiTheme="majorBidi" w:cstheme="majorBidi"/>
-          <w:sz w:val="24"/>
-          <w:szCs w:val="24"/>
-        </w:rPr>
-        <w:t xml:space="preserve"> profonde gratitude à </w:t>
-      </w:r>
-      <w:r>
-        <w:rPr>
-          <w:rFonts w:asciiTheme="majorBidi" w:hAnsiTheme="majorBidi" w:cstheme="majorBidi"/>
-          <w:sz w:val="24"/>
-          <w:szCs w:val="24"/>
-        </w:rPr>
-        <w:t>notre</w:t>
-      </w:r>
-      <w:r>
-        <w:rPr>
-          <w:rFonts w:asciiTheme="majorBidi" w:hAnsiTheme="majorBidi" w:cstheme="majorBidi"/>
-          <w:sz w:val="24"/>
-          <w:szCs w:val="24"/>
-        </w:rPr>
-        <w:t xml:space="preserve"> encadrant, Monsieur </w:t>
-      </w:r>
-      <w:r>
-        <w:rPr>
-          <w:rFonts w:asciiTheme="majorBidi" w:hAnsiTheme="majorBidi" w:cstheme="majorBidi"/>
-          <w:b/>
-          <w:bCs/>
-          <w:sz w:val="24"/>
-          <w:szCs w:val="24"/>
-        </w:rPr>
-        <w:t>Abdelaadim Khriss</w:t>
-      </w:r>
-      <w:r>
-        <w:rPr>
-          <w:rFonts w:asciiTheme="majorBidi" w:hAnsiTheme="majorBidi" w:cstheme="majorBidi"/>
-          <w:sz w:val="24"/>
-          <w:szCs w:val="24"/>
-        </w:rPr>
-        <w:t>, pour la qualité de son accompagnement tout au long de ce travail. Son expertise, ses orientations rigoureuses et ses conseils éclairés ont été d’un apport inestimable, tant sur le fond que sur la forme. Sa disponibilité, sa bienveillance et la richesse de nos échanges ont grandement contribué à la réussite de ce projet.</w:t>
-      </w:r>
-    </w:p>
-    <w:p>
-      <w:pPr>
-        <w:spacing w:line="360" w:lineRule="auto"/>
-        <w:jc w:val="both"/>
-        <w:rPr>
-          <w:rFonts w:asciiTheme="majorBidi" w:hAnsiTheme="majorBidi" w:cstheme="majorBidi"/>
-          <w:sz w:val="24"/>
-          <w:szCs w:val="24"/>
-        </w:rPr>
-      </w:pPr>
-      <w:r>
-        <w:rPr>
-          <w:rFonts w:asciiTheme="majorBidi" w:hAnsiTheme="majorBidi" w:cstheme="majorBidi"/>
-          <w:sz w:val="24"/>
-          <w:szCs w:val="24"/>
-        </w:rPr>
-        <w:t>Nos</w:t>
-      </w:r>
-      <w:r>
-        <w:rPr>
-          <w:rFonts w:asciiTheme="majorBidi" w:hAnsiTheme="majorBidi" w:cstheme="majorBidi"/>
-          <w:sz w:val="24"/>
-          <w:szCs w:val="24"/>
-        </w:rPr>
-        <w:t xml:space="preserve"> remerciements s’adressent également aux membres du jury, pour l’honneur qu’ils </w:t>
-      </w:r>
-      <w:r>
-        <w:rPr>
-          <w:rFonts w:asciiTheme="majorBidi" w:hAnsiTheme="majorBidi" w:cstheme="majorBidi"/>
-          <w:sz w:val="24"/>
-          <w:szCs w:val="24"/>
-        </w:rPr>
-        <w:t xml:space="preserve">nous </w:t>
-      </w:r>
-      <w:r>
-        <w:rPr>
-          <w:rFonts w:asciiTheme="majorBidi" w:hAnsiTheme="majorBidi" w:cstheme="majorBidi"/>
-          <w:sz w:val="24"/>
-          <w:szCs w:val="24"/>
-        </w:rPr>
-        <w:t xml:space="preserve">ont fait en acceptant d’évaluer ce travail, et pour leurs remarques pertinentes qui ne manqueront pas d’enrichir </w:t>
-      </w:r>
-      <w:r>
-        <w:rPr>
-          <w:rFonts w:asciiTheme="majorBidi" w:hAnsiTheme="majorBidi" w:cstheme="majorBidi"/>
-          <w:sz w:val="24"/>
-          <w:szCs w:val="24"/>
-        </w:rPr>
-        <w:t>notre</w:t>
-      </w:r>
-      <w:r>
-        <w:rPr>
-          <w:rFonts w:asciiTheme="majorBidi" w:hAnsiTheme="majorBidi" w:cstheme="majorBidi"/>
-          <w:sz w:val="24"/>
-          <w:szCs w:val="24"/>
-        </w:rPr>
-        <w:t xml:space="preserve"> réflexion.</w:t>
-      </w:r>
-    </w:p>
-    <w:p>
-      <w:pPr>
-        <w:spacing w:line="360" w:lineRule="auto"/>
-        <w:jc w:val="both"/>
-        <w:rPr>
-          <w:rFonts w:asciiTheme="majorBidi" w:hAnsiTheme="majorBidi" w:cstheme="majorBidi"/>
-          <w:sz w:val="24"/>
-          <w:szCs w:val="24"/>
-        </w:rPr>
-      </w:pPr>
-      <w:r>
-        <w:rPr>
-          <w:rFonts w:asciiTheme="majorBidi" w:hAnsiTheme="majorBidi" w:cstheme="majorBidi"/>
-          <w:sz w:val="24"/>
-          <w:szCs w:val="24"/>
-        </w:rPr>
-        <w:t xml:space="preserve">Enfin, </w:t>
-      </w:r>
-      <w:r>
-        <w:rPr>
-          <w:rFonts w:asciiTheme="majorBidi" w:hAnsiTheme="majorBidi" w:cstheme="majorBidi"/>
-          <w:sz w:val="24"/>
-          <w:szCs w:val="24"/>
-        </w:rPr>
-        <w:t xml:space="preserve">nous </w:t>
-      </w:r>
-      <w:r>
-        <w:rPr>
-          <w:rFonts w:asciiTheme="majorBidi" w:hAnsiTheme="majorBidi" w:cstheme="majorBidi"/>
-          <w:sz w:val="24"/>
-          <w:szCs w:val="24"/>
-        </w:rPr>
-        <w:t>adress</w:t>
-      </w:r>
-      <w:r>
-        <w:rPr>
-          <w:rFonts w:asciiTheme="majorBidi" w:hAnsiTheme="majorBidi" w:cstheme="majorBidi"/>
-          <w:sz w:val="24"/>
-          <w:szCs w:val="24"/>
-        </w:rPr>
-        <w:t>ons</w:t>
-      </w:r>
-      <w:r>
-        <w:rPr>
-          <w:rFonts w:asciiTheme="majorBidi" w:hAnsiTheme="majorBidi" w:cstheme="majorBidi"/>
-          <w:sz w:val="24"/>
-          <w:szCs w:val="24"/>
-        </w:rPr>
-        <w:t xml:space="preserve"> </w:t>
-      </w:r>
-      <w:r>
-        <w:rPr>
-          <w:rFonts w:asciiTheme="majorBidi" w:hAnsiTheme="majorBidi" w:cstheme="majorBidi"/>
-          <w:sz w:val="24"/>
-          <w:szCs w:val="24"/>
-        </w:rPr>
-        <w:t>nos</w:t>
-      </w:r>
-      <w:r>
-        <w:rPr>
-          <w:rFonts w:asciiTheme="majorBidi" w:hAnsiTheme="majorBidi" w:cstheme="majorBidi"/>
-          <w:sz w:val="24"/>
-          <w:szCs w:val="24"/>
-        </w:rPr>
-        <w:t xml:space="preserve"> sincères remerciements à toutes les personnes, connues ou anonymes, qui ont, de près ou de loin, contribué à l’aboutissement de ce travail.</w:t>
-      </w:r>
-    </w:p>
-    <w:p>
-      <w:pPr>
-        <w:rPr>
-          <w:rFonts w:asciiTheme="majorBidi" w:hAnsiTheme="majorBidi" w:cstheme="majorBidi"/>
-        </w:rPr>
-      </w:pPr>
-    </w:p>
-    <w:p>
-      <w:pPr>
-        <w:rPr>
-          <w:rFonts w:asciiTheme="majorBidi" w:hAnsiTheme="majorBidi" w:cstheme="majorBidi"/>
-        </w:rPr>
-      </w:pPr>
-    </w:p>
-    <w:p>
-      <w:pPr>
-        <w:rPr>
-          <w:rFonts w:asciiTheme="majorBidi" w:hAnsiTheme="majorBidi" w:cstheme="majorBidi"/>
-        </w:rPr>
-      </w:pPr>
-    </w:p>
-    <w:p>
-      <w:pPr>
-        <w:rPr>
-          <w:rFonts w:asciiTheme="majorBidi" w:hAnsiTheme="majorBidi" w:cstheme="majorBidi"/>
-        </w:rPr>
-      </w:pPr>
-    </w:p>
-    <w:p>
-      <w:pPr>
-        <w:rPr>
-          <w:rFonts w:asciiTheme="majorBidi" w:hAnsiTheme="majorBidi" w:cstheme="majorBidi"/>
-        </w:rPr>
-      </w:pPr>
-    </w:p>
-    <w:p>
-      <w:pPr>
-        <w:rPr>
-          <w:rFonts w:asciiTheme="majorBidi" w:hAnsiTheme="majorBidi" w:cstheme="majorBidi"/>
-        </w:rPr>
-      </w:pPr>
-    </w:p>
-    <w:p>
-      <w:pPr>
-        <w:rPr>
-          <w:rFonts w:asciiTheme="majorBidi" w:hAnsiTheme="majorBidi" w:cstheme="majorBidi"/>
-        </w:rPr>
-      </w:pPr>
-    </w:p>
-    <w:p>
-      <w:pPr>
-        <w:rPr>
-          <w:rFonts w:asciiTheme="majorBidi" w:hAnsiTheme="majorBidi" w:cstheme="majorBidi"/>
-        </w:rPr>
-      </w:pPr>
-    </w:p>
-    <w:p>
-      <w:pPr>
-        <w:rPr>
-          <w:rFonts w:asciiTheme="majorBidi" w:hAnsiTheme="majorBidi" w:cstheme="majorBidi"/>
-        </w:rPr>
-      </w:pPr>
-    </w:p>
-    <w:p>
-      <w:pPr>
-        <w:rPr>
-          <w:rFonts w:asciiTheme="majorBidi" w:hAnsiTheme="majorBidi" w:cstheme="majorBidi"/>
-        </w:rPr>
-      </w:pPr>
-    </w:p>
-    <w:p>
-      <w:pPr>
-        <w:pStyle w:val="Heading1"/>
-        <w:spacing w:line="360" w:lineRule="auto"/>
-        <w:jc w:val="center"/>
-        <w:rPr>
-          <w:rFonts w:asciiTheme="majorBidi" w:hAnsiTheme="majorBidi"/>
-          <w:b/>
-          <w:bCs/>
-          <w:u w:val="single"/>
-        </w:rPr>
-      </w:pPr>
-    </w:p>
-    <w:p/>
-    <w:p>
-      <w:pPr>
-        <w:pStyle w:val="Heading1"/>
-        <w:spacing w:line="360" w:lineRule="auto"/>
-        <w:jc w:val="center"/>
+      </w:pPr>
+      <w:bookmarkStart w:id="3" w:name="_Toc226233686"/>
+      <w:r>
         <w:rPr>
           <w:rFonts w:asciiTheme="majorBidi" w:hAnsiTheme="majorBidi"/>
           <w:b/>
@@ -6909,20 +7707,9 @@
           <w:szCs w:val="32"/>
           <w:u w:val="single"/>
         </w:rPr>
-      </w:pPr>
-      <w:bookmarkStart w:id="2" w:name="_Toc226147653"/>
-      <w:r>
-        <w:rPr>
-          <w:rFonts w:asciiTheme="majorBidi" w:hAnsiTheme="majorBidi"/>
-          <w:b/>
-          <w:bCs/>
-          <w:sz w:val="32"/>
-          <w:szCs w:val="32"/>
-          <w:u w:val="single"/>
-        </w:rPr>
         <w:t>Introduction</w:t>
       </w:r>
-      <w:bookmarkEnd w:id="2"/>
+      <w:bookmarkEnd w:id="3"/>
     </w:p>
     <w:p>
       <w:pPr>
@@ -7612,7 +8399,7 @@
           <w:szCs w:val="32"/>
         </w:rPr>
       </w:pPr>
-      <w:bookmarkStart w:id="3" w:name="_Toc226147654"/>
+      <w:bookmarkStart w:id="4" w:name="_Toc226233687"/>
       <w:r>
         <w:rPr>
           <w:rFonts w:asciiTheme="majorBidi" w:hAnsiTheme="majorBidi"/>
@@ -7664,7 +8451,7 @@
         </w:rPr>
         <w:t>d’accueil</w:t>
       </w:r>
-      <w:bookmarkEnd w:id="3"/>
+      <w:bookmarkEnd w:id="4"/>
     </w:p>
     <w:p>
       <w:pPr>
@@ -7680,7 +8467,7 @@
           <w:u w:val="single"/>
         </w:rPr>
       </w:pPr>
-      <w:bookmarkStart w:id="4" w:name="_Toc226147655"/>
+      <w:bookmarkStart w:id="5" w:name="_Toc226233688"/>
       <w:r>
         <w:rPr>
           <w:rFonts w:asciiTheme="majorBidi" w:hAnsiTheme="majorBidi"/>
@@ -7699,7 +8486,7 @@
         </w:rPr>
         <w:t> :</w:t>
       </w:r>
-      <w:bookmarkEnd w:id="4"/>
+      <w:bookmarkEnd w:id="5"/>
     </w:p>
     <w:p>
       <w:pPr>
@@ -7921,7 +8708,7 @@
           <w:u w:val="single"/>
         </w:rPr>
       </w:pPr>
-      <w:bookmarkStart w:id="5" w:name="_Toc226147656"/>
+      <w:bookmarkStart w:id="6" w:name="_Toc226233689"/>
       <w:r>
         <w:rPr>
           <w:rFonts w:asciiTheme="majorBidi" w:hAnsiTheme="majorBidi"/>
@@ -7931,7 +8718,7 @@
         </w:rPr>
         <w:t>Présentation du domaine de la location des voitures :</w:t>
       </w:r>
-      <w:bookmarkEnd w:id="5"/>
+      <w:bookmarkEnd w:id="6"/>
     </w:p>
     <w:p>
       <w:pPr>
@@ -8026,7 +8813,7 @@
           <w:u w:val="single"/>
         </w:rPr>
       </w:pPr>
-      <w:bookmarkStart w:id="6" w:name="_Toc226147657"/>
+      <w:bookmarkStart w:id="7" w:name="_Toc226233690"/>
       <w:r>
         <w:rPr>
           <w:rFonts w:asciiTheme="majorBidi" w:hAnsiTheme="majorBidi"/>
@@ -8036,7 +8823,7 @@
         </w:rPr>
         <w:t>Etude des solutions existantes :</w:t>
       </w:r>
-      <w:bookmarkEnd w:id="6"/>
+      <w:bookmarkEnd w:id="7"/>
     </w:p>
     <w:p>
       <w:pPr>
@@ -8157,7 +8944,7 @@
           <w:u w:val="single"/>
         </w:rPr>
       </w:pPr>
-      <w:bookmarkStart w:id="7" w:name="_Toc226147658"/>
+      <w:bookmarkStart w:id="8" w:name="_Toc226233691"/>
       <w:r>
         <w:rPr>
           <w:rFonts w:asciiTheme="majorBidi" w:hAnsiTheme="majorBidi"/>
@@ -8167,7 +8954,7 @@
         </w:rPr>
         <w:t>Problématique :</w:t>
       </w:r>
-      <w:bookmarkEnd w:id="7"/>
+      <w:bookmarkEnd w:id="8"/>
     </w:p>
     <w:p>
       <w:pPr>
@@ -8448,7 +9235,7 @@
           <w:u w:val="single"/>
         </w:rPr>
       </w:pPr>
-      <w:bookmarkStart w:id="8" w:name="_Toc226147659"/>
+      <w:bookmarkStart w:id="9" w:name="_Toc226233692"/>
       <w:r>
         <w:rPr>
           <w:rFonts w:asciiTheme="majorBidi" w:hAnsiTheme="majorBidi"/>
@@ -8458,7 +9245,7 @@
         </w:rPr>
         <w:t>Objectifs de ce projet :</w:t>
       </w:r>
-      <w:bookmarkEnd w:id="8"/>
+      <w:bookmarkEnd w:id="9"/>
     </w:p>
     <w:p>
       <w:pPr>
@@ -9174,7 +9961,7 @@
           <w:szCs w:val="32"/>
         </w:rPr>
       </w:pPr>
-      <w:bookmarkStart w:id="9" w:name="_Toc226147660"/>
+      <w:bookmarkStart w:id="10" w:name="_Toc226233693"/>
       <w:r>
         <w:rPr>
           <w:rFonts w:asciiTheme="majorBidi" w:hAnsiTheme="majorBidi"/>
@@ -9196,7 +9983,7 @@
         </w:rPr>
         <w:t>Analyse et Spécification des Besoins</w:t>
       </w:r>
-      <w:bookmarkEnd w:id="9"/>
+      <w:bookmarkEnd w:id="10"/>
     </w:p>
     <w:p>
       <w:pPr>
@@ -9212,7 +9999,7 @@
           <w:u w:val="single"/>
         </w:rPr>
       </w:pPr>
-      <w:bookmarkStart w:id="10" w:name="_Toc226147661"/>
+      <w:bookmarkStart w:id="11" w:name="_Toc226233694"/>
       <w:r>
         <w:rPr>
           <w:rFonts w:asciiTheme="majorBidi" w:hAnsiTheme="majorBidi"/>
@@ -9222,7 +10009,7 @@
         </w:rPr>
         <w:t>Identification des utilisateurs</w:t>
       </w:r>
-      <w:bookmarkEnd w:id="10"/>
+      <w:bookmarkEnd w:id="11"/>
     </w:p>
     <w:p>
       <w:pPr>
@@ -9576,7 +10363,7 @@
           <w:lang w:eastAsia="fr-FR"/>
         </w:rPr>
       </w:pPr>
-      <w:bookmarkStart w:id="11" w:name="_Toc226147662"/>
+      <w:bookmarkStart w:id="12" w:name="_Toc226233695"/>
       <w:r>
         <w:rPr>
           <w:rFonts w:asciiTheme="majorBidi" w:eastAsiaTheme="minorHAnsi" w:hAnsiTheme="majorBidi"/>
@@ -9587,7 +10374,7 @@
         </w:rPr>
         <w:t>Besoins fonctionnels :</w:t>
       </w:r>
-      <w:bookmarkEnd w:id="11"/>
+      <w:bookmarkEnd w:id="12"/>
     </w:p>
     <w:p>
       <w:pPr>
@@ -9775,7 +10562,7 @@
           <w:u w:val="single"/>
         </w:rPr>
       </w:pPr>
-      <w:bookmarkStart w:id="12" w:name="_Toc226147663"/>
+      <w:bookmarkStart w:id="13" w:name="_Toc226233696"/>
       <w:r>
         <w:rPr>
           <w:rFonts w:asciiTheme="majorBidi" w:hAnsiTheme="majorBidi"/>
@@ -9785,7 +10572,7 @@
         </w:rPr>
         <w:t>Besoins non fonctionnels :</w:t>
       </w:r>
-      <w:bookmarkEnd w:id="12"/>
+      <w:bookmarkEnd w:id="13"/>
     </w:p>
     <w:p>
       <w:pPr>
@@ -9966,7 +10753,7 @@
           <w:u w:val="single"/>
         </w:rPr>
       </w:pPr>
-      <w:bookmarkStart w:id="13" w:name="_Toc226147664"/>
+      <w:bookmarkStart w:id="14" w:name="_Toc226233697"/>
       <w:r>
         <w:rPr>
           <w:rFonts w:asciiTheme="majorBidi" w:hAnsiTheme="majorBidi"/>
@@ -9976,7 +10763,7 @@
         </w:rPr>
         <w:t>Diagramme de cas d’utilisation :</w:t>
       </w:r>
-      <w:bookmarkEnd w:id="13"/>
+      <w:bookmarkEnd w:id="14"/>
       <w:r>
         <w:rPr>
           <w:rFonts w:asciiTheme="majorBidi" w:hAnsiTheme="majorBidi"/>
@@ -10020,7 +10807,7 @@
           <w:noProof/>
         </w:rPr>
         <w:drawing>
-          <wp:inline distT="0" distB="0" distL="0" distR="0" wp14:anchorId="56AF3117" wp14:editId="14943215">
+          <wp:inline distT="0" distB="0" distL="0" distR="0" wp14:anchorId="56AF3117" wp14:editId="1D007DC5">
             <wp:extent cx="4372098" cy="2019300"/>
             <wp:effectExtent l="0" t="0" r="9525" b="0"/>
             <wp:docPr id="608889792" name="Picture 2"/>
@@ -10070,7 +10857,7 @@
           <w:rFonts w:asciiTheme="majorBidi" w:hAnsiTheme="majorBidi" w:cstheme="majorBidi"/>
         </w:rPr>
       </w:pPr>
-      <w:bookmarkStart w:id="14" w:name="_Toc226147445"/>
+      <w:bookmarkStart w:id="15" w:name="_Toc226233726"/>
       <w:r>
         <w:rPr>
           <w:rFonts w:asciiTheme="majorBidi" w:hAnsiTheme="majorBidi" w:cstheme="majorBidi"/>
@@ -10115,7 +10902,7 @@
         </w:rPr>
         <w:t>: Diagramme de cas d’utilisation du système</w:t>
       </w:r>
-      <w:bookmarkEnd w:id="14"/>
+      <w:bookmarkEnd w:id="15"/>
     </w:p>
     <w:p>
       <w:pPr>
@@ -10660,7 +11447,7 @@
           <w:szCs w:val="32"/>
         </w:rPr>
       </w:pPr>
-      <w:bookmarkStart w:id="15" w:name="_Toc226147665"/>
+      <w:bookmarkStart w:id="16" w:name="_Toc226233698"/>
       <w:r>
         <w:rPr>
           <w:rFonts w:asciiTheme="majorBidi" w:hAnsiTheme="majorBidi"/>
@@ -10672,7 +11459,7 @@
         <w:lastRenderedPageBreak/>
         <w:t>Chapitre 3 : Conception du système</w:t>
       </w:r>
-      <w:bookmarkEnd w:id="15"/>
+      <w:bookmarkEnd w:id="16"/>
     </w:p>
     <w:p>
       <w:pPr>
@@ -10688,7 +11475,7 @@
           <w:u w:val="single"/>
         </w:rPr>
       </w:pPr>
-      <w:bookmarkStart w:id="16" w:name="_Toc226147666"/>
+      <w:bookmarkStart w:id="17" w:name="_Toc226233699"/>
       <w:r>
         <w:rPr>
           <w:rFonts w:asciiTheme="majorBidi" w:hAnsiTheme="majorBidi"/>
@@ -10698,7 +11485,7 @@
         </w:rPr>
         <w:t>Architecture générale du système :</w:t>
       </w:r>
-      <w:bookmarkEnd w:id="16"/>
+      <w:bookmarkEnd w:id="17"/>
     </w:p>
     <w:p>
       <w:pPr>
@@ -10923,7 +11710,7 @@
           <w:rFonts w:asciiTheme="majorBidi" w:hAnsiTheme="majorBidi" w:cstheme="majorBidi"/>
         </w:rPr>
       </w:pPr>
-      <w:bookmarkStart w:id="17" w:name="_Toc226147446"/>
+      <w:bookmarkStart w:id="18" w:name="_Toc226233727"/>
       <w:r>
         <w:rPr>
           <w:rFonts w:asciiTheme="majorBidi" w:hAnsiTheme="majorBidi" w:cstheme="majorBidi"/>
@@ -10968,7 +11755,7 @@
         </w:rPr>
         <w:t>: Architecture générale du système</w:t>
       </w:r>
-      <w:bookmarkEnd w:id="17"/>
+      <w:bookmarkEnd w:id="18"/>
     </w:p>
     <w:p>
       <w:pPr>
@@ -11003,7 +11790,7 @@
           <w:u w:val="single"/>
         </w:rPr>
       </w:pPr>
-      <w:bookmarkStart w:id="18" w:name="_Toc226147667"/>
+      <w:bookmarkStart w:id="19" w:name="_Toc226233700"/>
       <w:r>
         <w:rPr>
           <w:rFonts w:asciiTheme="majorBidi" w:hAnsiTheme="majorBidi"/>
@@ -11013,7 +11800,7 @@
         </w:rPr>
         <w:t>Les technologies utilisées :</w:t>
       </w:r>
-      <w:bookmarkEnd w:id="18"/>
+      <w:bookmarkEnd w:id="19"/>
     </w:p>
     <w:p>
       <w:pPr>
@@ -11154,14 +11941,14 @@
           <w:rFonts w:asciiTheme="majorBidi" w:hAnsiTheme="majorBidi"/>
         </w:rPr>
       </w:pPr>
-      <w:bookmarkStart w:id="19" w:name="_Toc226147668"/>
+      <w:bookmarkStart w:id="20" w:name="_Toc226233701"/>
       <w:r>
         <w:rPr>
           <w:rFonts w:asciiTheme="majorBidi" w:hAnsiTheme="majorBidi"/>
         </w:rPr>
         <w:t>Technologies de développement :</w:t>
       </w:r>
-      <w:bookmarkEnd w:id="19"/>
+      <w:bookmarkEnd w:id="20"/>
     </w:p>
     <w:p>
       <w:pPr>
@@ -11287,7 +12074,7 @@
           <w:szCs w:val="24"/>
         </w:rPr>
       </w:pPr>
-      <w:bookmarkStart w:id="20" w:name="_Toc226147447"/>
+      <w:bookmarkStart w:id="21" w:name="_Toc226233728"/>
       <w:r>
         <w:rPr>
           <w:rFonts w:asciiTheme="majorBidi" w:hAnsiTheme="majorBidi" w:cstheme="majorBidi"/>
@@ -11332,7 +12119,7 @@
         </w:rPr>
         <w:t>: Logo de React</w:t>
       </w:r>
-      <w:bookmarkEnd w:id="20"/>
+      <w:bookmarkEnd w:id="21"/>
     </w:p>
     <w:p>
       <w:pPr>
@@ -11448,7 +12235,7 @@
           <w:szCs w:val="24"/>
         </w:rPr>
       </w:pPr>
-      <w:bookmarkStart w:id="21" w:name="_Toc226147448"/>
+      <w:bookmarkStart w:id="22" w:name="_Toc226233729"/>
       <w:r>
         <w:rPr>
           <w:rFonts w:asciiTheme="majorBidi" w:hAnsiTheme="majorBidi" w:cstheme="majorBidi"/>
@@ -11493,7 +12280,7 @@
         </w:rPr>
         <w:t>: Logo de Flask</w:t>
       </w:r>
-      <w:bookmarkEnd w:id="21"/>
+      <w:bookmarkEnd w:id="22"/>
     </w:p>
     <w:p>
       <w:pPr>
@@ -11595,7 +12382,7 @@
           <w:rFonts w:asciiTheme="majorBidi" w:hAnsiTheme="majorBidi" w:cstheme="majorBidi"/>
         </w:rPr>
       </w:pPr>
-      <w:bookmarkStart w:id="22" w:name="_Toc226147449"/>
+      <w:bookmarkStart w:id="23" w:name="_Toc226233730"/>
       <w:r>
         <w:rPr>
           <w:rFonts w:asciiTheme="majorBidi" w:hAnsiTheme="majorBidi" w:cstheme="majorBidi"/>
@@ -11640,7 +12427,7 @@
         </w:rPr>
         <w:t>: Logo de PostgreSQL</w:t>
       </w:r>
-      <w:bookmarkEnd w:id="22"/>
+      <w:bookmarkEnd w:id="23"/>
     </w:p>
     <w:p>
       <w:pPr>
@@ -11653,7 +12440,7 @@
           <w:rFonts w:asciiTheme="majorBidi" w:hAnsiTheme="majorBidi"/>
         </w:rPr>
       </w:pPr>
-      <w:bookmarkStart w:id="23" w:name="_Toc226147669"/>
+      <w:bookmarkStart w:id="24" w:name="_Toc226233702"/>
       <w:r>
         <w:rPr>
           <w:rFonts w:asciiTheme="majorBidi" w:hAnsiTheme="majorBidi"/>
@@ -11661,7 +12448,7 @@
         <w:lastRenderedPageBreak/>
         <w:t>Outils de design et UI/UX :</w:t>
       </w:r>
-      <w:bookmarkEnd w:id="23"/>
+      <w:bookmarkEnd w:id="24"/>
     </w:p>
     <w:p>
       <w:pPr>
@@ -11803,7 +12590,7 @@
           <w:szCs w:val="24"/>
         </w:rPr>
       </w:pPr>
-      <w:bookmarkStart w:id="24" w:name="_Toc226147450"/>
+      <w:bookmarkStart w:id="25" w:name="_Toc226233731"/>
       <w:r>
         <w:rPr>
           <w:rFonts w:asciiTheme="majorBidi" w:hAnsiTheme="majorBidi" w:cstheme="majorBidi"/>
@@ -11848,7 +12635,7 @@
         </w:rPr>
         <w:t>: Logo de Figma</w:t>
       </w:r>
-      <w:bookmarkEnd w:id="24"/>
+      <w:bookmarkEnd w:id="25"/>
     </w:p>
     <w:p>
       <w:pPr>
@@ -11956,7 +12743,7 @@
           <w14:ligatures w14:val="none"/>
         </w:rPr>
       </w:pPr>
-      <w:bookmarkStart w:id="25" w:name="_Toc226147451"/>
+      <w:bookmarkStart w:id="26" w:name="_Toc226233732"/>
       <w:r>
         <w:rPr>
           <w:rFonts w:asciiTheme="majorBidi" w:hAnsiTheme="majorBidi" w:cstheme="majorBidi"/>
@@ -12001,7 +12788,7 @@
         </w:rPr>
         <w:t>: Logo de Photoshop</w:t>
       </w:r>
-      <w:bookmarkEnd w:id="25"/>
+      <w:bookmarkEnd w:id="26"/>
     </w:p>
     <w:p>
       <w:pPr>
@@ -12097,7 +12884,7 @@
           <w:rFonts w:asciiTheme="majorBidi" w:hAnsiTheme="majorBidi" w:cstheme="majorBidi"/>
         </w:rPr>
       </w:pPr>
-      <w:bookmarkStart w:id="26" w:name="_Toc226147452"/>
+      <w:bookmarkStart w:id="27" w:name="_Toc226233733"/>
       <w:r>
         <w:rPr>
           <w:rFonts w:asciiTheme="majorBidi" w:hAnsiTheme="majorBidi" w:cstheme="majorBidi"/>
@@ -12149,7 +12936,7 @@
         </w:rPr>
         <w:t>illustrator</w:t>
       </w:r>
-      <w:bookmarkEnd w:id="26"/>
+      <w:bookmarkEnd w:id="27"/>
       <w:proofErr w:type="spellEnd"/>
     </w:p>
     <w:p>
@@ -12254,7 +13041,7 @@
           <w:rFonts w:asciiTheme="majorBidi" w:hAnsiTheme="majorBidi" w:cstheme="majorBidi"/>
         </w:rPr>
       </w:pPr>
-      <w:bookmarkStart w:id="27" w:name="_Toc226147453"/>
+      <w:bookmarkStart w:id="28" w:name="_Toc226233734"/>
       <w:r>
         <w:rPr>
           <w:rFonts w:asciiTheme="majorBidi" w:hAnsiTheme="majorBidi" w:cstheme="majorBidi"/>
@@ -12321,7 +13108,7 @@
         </w:rPr>
         <w:t xml:space="preserve"> site web</w:t>
       </w:r>
-      <w:bookmarkEnd w:id="27"/>
+      <w:bookmarkEnd w:id="28"/>
     </w:p>
     <w:p>
       <w:pPr>
@@ -12387,16 +13174,7 @@
           <w:szCs w:val="24"/>
           <w:lang w:eastAsia="fr-FR"/>
         </w:rPr>
-        <w:t xml:space="preserve">Pour garantir une lisibilité optimale sur tous les supports, deux polices de caractères complémentaires ont été </w:t>
-      </w:r>
-      <w:r>
-        <w:rPr>
-          <w:rFonts w:ascii="Times New Roman" w:hAnsi="Times New Roman" w:cs="Times New Roman"/>
-          <w:sz w:val="24"/>
-          <w:szCs w:val="24"/>
-          <w:lang w:eastAsia="fr-FR"/>
-        </w:rPr>
-        <w:t>sélectionnées :</w:t>
+        <w:t>Pour garantir une lisibilité optimale sur tous les supports, deux polices de caractères complémentaires ont été sélectionnées :</w:t>
       </w:r>
     </w:p>
     <w:p>
@@ -12549,7 +13327,7 @@
         <w:pStyle w:val="Caption"/>
         <w:jc w:val="center"/>
       </w:pPr>
-      <w:bookmarkStart w:id="28" w:name="_Toc226147454"/>
+      <w:bookmarkStart w:id="29" w:name="_Toc226233735"/>
       <w:r>
         <w:t xml:space="preserve">Figure </w:t>
       </w:r>
@@ -12574,7 +13352,7 @@
       <w:r>
         <w:t>: La typographie</w:t>
       </w:r>
-      <w:bookmarkEnd w:id="28"/>
+      <w:bookmarkEnd w:id="29"/>
     </w:p>
     <w:p>
       <w:pPr>
@@ -12717,7 +13495,7 @@
         <w:pStyle w:val="Caption"/>
         <w:jc w:val="center"/>
       </w:pPr>
-      <w:bookmarkStart w:id="29" w:name="_Toc226147455"/>
+      <w:bookmarkStart w:id="30" w:name="_Toc226233736"/>
       <w:r>
         <w:t xml:space="preserve">Figure </w:t>
       </w:r>
@@ -12742,7 +13520,7 @@
       <w:r>
         <w:t>: la palette de couleurs</w:t>
       </w:r>
-      <w:bookmarkEnd w:id="29"/>
+      <w:bookmarkEnd w:id="30"/>
     </w:p>
     <w:p>
       <w:pPr>
@@ -12817,7 +13595,7 @@
           <w:lang w:eastAsia="fr-FR"/>
         </w:rPr>
         <w:drawing>
-          <wp:inline distT="0" distB="0" distL="0" distR="0" wp14:anchorId="54F4420A" wp14:editId="55B20525">
+          <wp:inline distT="0" distB="0" distL="0" distR="0" wp14:anchorId="54F4420A" wp14:editId="6FC96A50">
             <wp:extent cx="5213350" cy="2256130"/>
             <wp:effectExtent l="0" t="0" r="6350" b="0"/>
             <wp:docPr id="189216889" name="Picture 8"/>
@@ -12867,7 +13645,7 @@
           <w:lang w:eastAsia="fr-FR"/>
         </w:rPr>
       </w:pPr>
-      <w:bookmarkStart w:id="30" w:name="_Toc226147456"/>
+      <w:bookmarkStart w:id="31" w:name="_Toc226233737"/>
       <w:r>
         <w:t xml:space="preserve">Figure </w:t>
       </w:r>
@@ -12892,7 +13670,7 @@
       <w:r>
         <w:t>: l'explication du logo</w:t>
       </w:r>
-      <w:bookmarkEnd w:id="30"/>
+      <w:bookmarkEnd w:id="31"/>
     </w:p>
     <w:p>
       <w:pPr>
@@ -12906,7 +13684,7 @@
           <w:lang w:eastAsia="fr-FR"/>
         </w:rPr>
       </w:pPr>
-      <w:bookmarkStart w:id="31" w:name="_Toc226147670"/>
+      <w:bookmarkStart w:id="32" w:name="_Toc226233703"/>
       <w:r>
         <w:rPr>
           <w:rFonts w:ascii="Times New Roman" w:eastAsia="Times New Roman" w:hAnsi="Times New Roman" w:cs="Times New Roman"/>
@@ -12914,7 +13692,7 @@
         </w:rPr>
         <w:t>Outils de marketing digital</w:t>
       </w:r>
-      <w:bookmarkEnd w:id="31"/>
+      <w:bookmarkEnd w:id="32"/>
     </w:p>
     <w:p>
       <w:pPr>
@@ -12932,39 +13710,7 @@
           <w:sz w:val="24"/>
           <w:szCs w:val="24"/>
         </w:rPr>
-        <w:t>Dans le but d’assurer la visibilité d</w:t>
-      </w:r>
-      <w:r>
-        <w:rPr>
-          <w:rFonts w:ascii="Times New Roman" w:hAnsi="Times New Roman" w:cs="Times New Roman"/>
-          <w:sz w:val="24"/>
-          <w:szCs w:val="24"/>
-        </w:rPr>
-        <w:t>u site web</w:t>
-      </w:r>
-      <w:r>
-        <w:rPr>
-          <w:rFonts w:ascii="Times New Roman" w:hAnsi="Times New Roman" w:cs="Times New Roman"/>
-          <w:sz w:val="24"/>
-          <w:szCs w:val="24"/>
-        </w:rPr>
-        <w:t xml:space="preserve"> et d’attirer un maximum d’utilisateurs, plusieurs outils et sites web spécialisés en marketing digital</w:t>
-      </w:r>
-      <w:r>
-        <w:rPr>
-          <w:rFonts w:ascii="Times New Roman" w:hAnsi="Times New Roman" w:cs="Times New Roman"/>
-          <w:sz w:val="24"/>
-          <w:szCs w:val="24"/>
-        </w:rPr>
-        <w:t xml:space="preserve"> plus spécifiquement </w:t>
-      </w:r>
-      <w:r>
-        <w:rPr>
-          <w:rFonts w:ascii="Times New Roman" w:hAnsi="Times New Roman" w:cs="Times New Roman"/>
-          <w:sz w:val="24"/>
-          <w:szCs w:val="24"/>
-        </w:rPr>
-        <w:t>SEO ont été utilisés dans le cadre de ce projet. Ces outils permettent d’améliorer la présence en ligne du site, d’optimiser son contenu et d’analyser le comportement des visiteurs.</w:t>
+        <w:t>Dans le but d’assurer la visibilité du site web et d’attirer un maximum d’utilisateurs, plusieurs outils et sites web spécialisés en marketing digital plus spécifiquement SEO ont été utilisés dans le cadre de ce projet. Ces outils permettent d’améliorer la présence en ligne du site, d’optimiser son contenu et d’analyser le comportement des visiteurs.</w:t>
       </w:r>
     </w:p>
     <w:p>
@@ -13089,7 +13835,7 @@
           <w:lang w:eastAsia="fr-FR"/>
         </w:rPr>
       </w:pPr>
-      <w:bookmarkStart w:id="32" w:name="_Toc226147457"/>
+      <w:bookmarkStart w:id="33" w:name="_Toc226233738"/>
       <w:r>
         <w:t xml:space="preserve">Figure </w:t>
       </w:r>
@@ -13114,7 +13860,7 @@
       <w:r>
         <w:t>: Google Analytics</w:t>
       </w:r>
-      <w:bookmarkEnd w:id="32"/>
+      <w:bookmarkEnd w:id="33"/>
     </w:p>
     <w:p>
       <w:pPr>
@@ -13234,7 +13980,7 @@
           <w:lang w:eastAsia="fr-FR"/>
         </w:rPr>
       </w:pPr>
-      <w:bookmarkStart w:id="33" w:name="_Toc226147458"/>
+      <w:bookmarkStart w:id="34" w:name="_Toc226233739"/>
       <w:r>
         <w:t xml:space="preserve">Figure </w:t>
       </w:r>
@@ -13263,7 +14009,7 @@
       <w:r>
         <w:t>Ahrefs</w:t>
       </w:r>
-      <w:bookmarkEnd w:id="33"/>
+      <w:bookmarkEnd w:id="34"/>
       <w:proofErr w:type="spellEnd"/>
     </w:p>
     <w:p>
@@ -13403,7 +14149,7 @@
           <w:lang w:eastAsia="fr-FR"/>
         </w:rPr>
       </w:pPr>
-      <w:bookmarkStart w:id="34" w:name="_Toc226147459"/>
+      <w:bookmarkStart w:id="35" w:name="_Toc226233740"/>
       <w:r>
         <w:t xml:space="preserve">Figure </w:t>
       </w:r>
@@ -13428,7 +14174,7 @@
       <w:r>
         <w:t>: Chatgpt</w:t>
       </w:r>
-      <w:bookmarkEnd w:id="34"/>
+      <w:bookmarkEnd w:id="35"/>
     </w:p>
     <w:p>
       <w:pPr>
@@ -13493,7 +14239,7 @@
           <w:lang w:eastAsia="fr-FR"/>
         </w:rPr>
       </w:pPr>
-      <w:bookmarkStart w:id="35" w:name="_Toc226147671"/>
+      <w:bookmarkStart w:id="36" w:name="_Toc226233704"/>
       <w:r>
         <w:rPr>
           <w:lang w:eastAsia="fr-FR"/>
@@ -13506,7 +14252,7 @@
         </w:rPr>
         <w:t> :</w:t>
       </w:r>
-      <w:bookmarkEnd w:id="35"/>
+      <w:bookmarkEnd w:id="36"/>
     </w:p>
     <w:p>
       <w:pPr>
@@ -13635,7 +14381,7 @@
         <w:pStyle w:val="Caption"/>
         <w:jc w:val="center"/>
       </w:pPr>
-      <w:bookmarkStart w:id="36" w:name="_Toc226147460"/>
+      <w:bookmarkStart w:id="37" w:name="_Toc226233741"/>
       <w:r>
         <w:t xml:space="preserve">Figure </w:t>
       </w:r>
@@ -13660,7 +14406,7 @@
       <w:r>
         <w:t>: Logo de VS Code</w:t>
       </w:r>
-      <w:bookmarkEnd w:id="36"/>
+      <w:bookmarkEnd w:id="37"/>
     </w:p>
     <w:p>
       <w:pPr>
@@ -13741,7 +14487,7 @@
         <w:pStyle w:val="Caption"/>
         <w:jc w:val="center"/>
       </w:pPr>
-      <w:bookmarkStart w:id="37" w:name="_Toc226147461"/>
+      <w:bookmarkStart w:id="38" w:name="_Toc226233742"/>
       <w:r>
         <w:t xml:space="preserve">Figure </w:t>
       </w:r>
@@ -13766,7 +14512,7 @@
       <w:r>
         <w:t>: Logo de git</w:t>
       </w:r>
-      <w:bookmarkEnd w:id="37"/>
+      <w:bookmarkEnd w:id="38"/>
     </w:p>
     <w:p>
       <w:pPr>
@@ -13805,7 +14551,7 @@
           <w:noProof/>
         </w:rPr>
         <w:drawing>
-          <wp:inline distT="0" distB="0" distL="0" distR="0" wp14:anchorId="30C9CC38" wp14:editId="6AA657FE">
+          <wp:inline distT="0" distB="0" distL="0" distR="0" wp14:anchorId="30C9CC38" wp14:editId="23FE59D8">
             <wp:extent cx="571500" cy="577850"/>
             <wp:effectExtent l="0" t="0" r="0" b="0"/>
             <wp:docPr id="2063923753" name="Image 12" descr="A black cat in a circle&#10;&#10;Description automatically generated"/>
@@ -13857,7 +14603,7 @@
           <w:lang w:eastAsia="fr-FR"/>
         </w:rPr>
       </w:pPr>
-      <w:bookmarkStart w:id="38" w:name="_Toc226147462"/>
+      <w:bookmarkStart w:id="39" w:name="_Toc226233743"/>
       <w:r>
         <w:t xml:space="preserve">Figure </w:t>
       </w:r>
@@ -13882,7 +14628,7 @@
       <w:r>
         <w:t>: Logo de GitHub</w:t>
       </w:r>
-      <w:bookmarkEnd w:id="38"/>
+      <w:bookmarkEnd w:id="39"/>
     </w:p>
     <w:p>
       <w:pPr>
@@ -13896,7 +14642,7 @@
           <w:u w:val="single"/>
         </w:rPr>
       </w:pPr>
-      <w:bookmarkStart w:id="39" w:name="_Toc226147672"/>
+      <w:bookmarkStart w:id="40" w:name="_Toc226233705"/>
       <w:r>
         <w:rPr>
           <w:rFonts w:asciiTheme="majorBidi" w:hAnsiTheme="majorBidi"/>
@@ -13904,7 +14650,7 @@
         </w:rPr>
         <w:t>Modélisation UML</w:t>
       </w:r>
-      <w:bookmarkEnd w:id="39"/>
+      <w:bookmarkEnd w:id="40"/>
     </w:p>
     <w:p>
       <w:pPr>
@@ -13936,14 +14682,14 @@
           <w:rFonts w:asciiTheme="majorBidi" w:hAnsiTheme="majorBidi"/>
         </w:rPr>
       </w:pPr>
-      <w:bookmarkStart w:id="40" w:name="_Toc226147673"/>
+      <w:bookmarkStart w:id="41" w:name="_Toc226233706"/>
       <w:r>
         <w:rPr>
           <w:rFonts w:asciiTheme="majorBidi" w:hAnsiTheme="majorBidi"/>
         </w:rPr>
         <w:t>Diagramme de Classes</w:t>
       </w:r>
-      <w:bookmarkEnd w:id="40"/>
+      <w:bookmarkEnd w:id="41"/>
     </w:p>
     <w:p>
       <w:pPr>
@@ -14472,7 +15218,7 @@
           <w:szCs w:val="24"/>
         </w:rPr>
       </w:pPr>
-      <w:bookmarkStart w:id="41" w:name="_Toc226147463"/>
+      <w:bookmarkStart w:id="42" w:name="_Toc226233744"/>
       <w:r>
         <w:t xml:space="preserve">Figure </w:t>
       </w:r>
@@ -14497,7 +15243,7 @@
       <w:r>
         <w:t>: Diagramme de classes</w:t>
       </w:r>
-      <w:bookmarkEnd w:id="41"/>
+      <w:bookmarkEnd w:id="42"/>
     </w:p>
     <w:p>
       <w:pPr>
@@ -14510,14 +15256,14 @@
           <w:rFonts w:asciiTheme="majorBidi" w:hAnsiTheme="majorBidi"/>
         </w:rPr>
       </w:pPr>
-      <w:bookmarkStart w:id="42" w:name="_Toc226147674"/>
+      <w:bookmarkStart w:id="43" w:name="_Toc226233707"/>
       <w:r>
         <w:rPr>
           <w:rFonts w:asciiTheme="majorBidi" w:hAnsiTheme="majorBidi"/>
         </w:rPr>
         <w:t>Diagramme de Séquence (Scénario : Location d'une voiture)</w:t>
       </w:r>
-      <w:bookmarkEnd w:id="42"/>
+      <w:bookmarkEnd w:id="43"/>
     </w:p>
     <w:p>
       <w:pPr>
@@ -14910,14 +15656,14 @@
           <w:rFonts w:asciiTheme="majorBidi" w:hAnsiTheme="majorBidi"/>
         </w:rPr>
       </w:pPr>
-      <w:bookmarkStart w:id="43" w:name="_Toc226147675"/>
+      <w:bookmarkStart w:id="44" w:name="_Toc226233708"/>
       <w:r>
         <w:rPr>
           <w:rFonts w:asciiTheme="majorBidi" w:hAnsiTheme="majorBidi"/>
         </w:rPr>
         <w:t>Conception de la base de données</w:t>
       </w:r>
-      <w:bookmarkEnd w:id="43"/>
+      <w:bookmarkEnd w:id="44"/>
     </w:p>
     <w:p>
       <w:pPr>
@@ -18110,7 +18856,7 @@
           <w:szCs w:val="32"/>
         </w:rPr>
       </w:pPr>
-      <w:bookmarkStart w:id="44" w:name="_Toc226147676"/>
+      <w:bookmarkStart w:id="45" w:name="_Toc226233709"/>
       <w:r>
         <w:rPr>
           <w:rFonts w:ascii="Times New Roman" w:hAnsi="Times New Roman" w:cs="Times New Roman"/>
@@ -18120,19 +18866,9 @@
           <w:szCs w:val="32"/>
         </w:rPr>
         <w:lastRenderedPageBreak/>
-        <w:t xml:space="preserve">Chapitre 4 : </w:t>
-      </w:r>
-      <w:r>
-        <w:rPr>
-          <w:rFonts w:ascii="Times New Roman" w:hAnsi="Times New Roman" w:cs="Times New Roman"/>
-          <w:b/>
-          <w:bCs/>
-          <w:sz w:val="32"/>
-          <w:szCs w:val="32"/>
-        </w:rPr>
-        <w:t>Réalisation et Mise en œuvre</w:t>
-      </w:r>
-      <w:bookmarkEnd w:id="44"/>
+        <w:t>Chapitre 4 : Réalisation et Mise en œuvre</w:t>
+      </w:r>
+      <w:bookmarkEnd w:id="45"/>
     </w:p>
     <w:p>
       <w:pPr>
@@ -18149,7 +18885,7 @@
           <w:u w:val="single"/>
         </w:rPr>
       </w:pPr>
-      <w:bookmarkStart w:id="45" w:name="_Toc226147677"/>
+      <w:bookmarkStart w:id="46" w:name="_Toc226233710"/>
       <w:r>
         <w:rPr>
           <w:rFonts w:ascii="Times New Roman" w:hAnsi="Times New Roman" w:cs="Times New Roman"/>
@@ -18159,7 +18895,7 @@
         </w:rPr>
         <w:t>Architecture du projet :</w:t>
       </w:r>
-      <w:bookmarkEnd w:id="45"/>
+      <w:bookmarkEnd w:id="46"/>
     </w:p>
     <w:p>
       <w:pPr>
@@ -18210,20 +18946,14 @@
           <w:rFonts w:ascii="Times New Roman" w:hAnsi="Times New Roman" w:cs="Times New Roman"/>
         </w:rPr>
       </w:pPr>
-      <w:bookmarkStart w:id="46" w:name="_Toc226147678"/>
-      <w:r>
-        <w:rPr>
-          <w:rFonts w:ascii="Times New Roman" w:hAnsi="Times New Roman" w:cs="Times New Roman"/>
-        </w:rPr>
-        <w:t>Arborescence des fichiers</w:t>
-      </w:r>
-      <w:r>
-        <w:rPr>
-          <w:rFonts w:ascii="Times New Roman" w:hAnsi="Times New Roman" w:cs="Times New Roman"/>
-        </w:rPr>
-        <w:t> :</w:t>
-      </w:r>
-      <w:bookmarkEnd w:id="46"/>
+      <w:bookmarkStart w:id="47" w:name="_Toc226233711"/>
+      <w:r>
+        <w:rPr>
+          <w:rFonts w:ascii="Times New Roman" w:hAnsi="Times New Roman" w:cs="Times New Roman"/>
+        </w:rPr>
+        <w:t>Arborescence des fichiers :</w:t>
+      </w:r>
+      <w:bookmarkEnd w:id="47"/>
     </w:p>
     <w:p>
       <w:pPr>
@@ -18950,20 +19680,14 @@
           <w:lang w:val="en-US"/>
         </w:rPr>
       </w:pPr>
-      <w:bookmarkStart w:id="47" w:name="_Toc226147679"/>
-      <w:r>
-        <w:rPr>
-          <w:rFonts w:ascii="Times New Roman" w:hAnsi="Times New Roman" w:cs="Times New Roman"/>
-        </w:rPr>
-        <w:t>Description des dossiers clés</w:t>
-      </w:r>
-      <w:r>
-        <w:rPr>
-          <w:rFonts w:ascii="Times New Roman" w:hAnsi="Times New Roman" w:cs="Times New Roman"/>
-        </w:rPr>
-        <w:t> :</w:t>
-      </w:r>
-      <w:bookmarkEnd w:id="47"/>
+      <w:bookmarkStart w:id="48" w:name="_Toc226233712"/>
+      <w:r>
+        <w:rPr>
+          <w:rFonts w:ascii="Times New Roman" w:hAnsi="Times New Roman" w:cs="Times New Roman"/>
+        </w:rPr>
+        <w:t>Description des dossiers clés :</w:t>
+      </w:r>
+      <w:bookmarkEnd w:id="48"/>
     </w:p>
     <w:p>
       <w:pPr>
@@ -19325,7 +20049,7 @@
           <w:u w:val="single"/>
         </w:rPr>
       </w:pPr>
-      <w:bookmarkStart w:id="48" w:name="_Toc226147680"/>
+      <w:bookmarkStart w:id="49" w:name="_Toc226233713"/>
       <w:r>
         <w:rPr>
           <w:rFonts w:ascii="Times New Roman" w:hAnsi="Times New Roman" w:cs="Times New Roman"/>
@@ -19333,7 +20057,7 @@
         </w:rPr>
         <w:t>Développement du Backend</w:t>
       </w:r>
-      <w:bookmarkEnd w:id="48"/>
+      <w:bookmarkEnd w:id="49"/>
     </w:p>
     <w:p>
       <w:pPr>
@@ -19420,14 +20144,14 @@
           <w:rFonts w:ascii="Times New Roman" w:hAnsi="Times New Roman" w:cs="Times New Roman"/>
         </w:rPr>
       </w:pPr>
-      <w:bookmarkStart w:id="49" w:name="_Toc226147681"/>
+      <w:bookmarkStart w:id="50" w:name="_Toc226233714"/>
       <w:r>
         <w:rPr>
           <w:rFonts w:ascii="Times New Roman" w:hAnsi="Times New Roman" w:cs="Times New Roman"/>
         </w:rPr>
         <w:t>Architecture de l'API</w:t>
       </w:r>
-      <w:bookmarkEnd w:id="49"/>
+      <w:bookmarkEnd w:id="50"/>
     </w:p>
     <w:p>
       <w:pPr>
@@ -19651,14 +20375,14 @@
           <w:rFonts w:ascii="Times New Roman" w:hAnsi="Times New Roman" w:cs="Times New Roman"/>
         </w:rPr>
       </w:pPr>
-      <w:bookmarkStart w:id="50" w:name="_Toc226147682"/>
+      <w:bookmarkStart w:id="51" w:name="_Toc226233715"/>
       <w:r>
         <w:rPr>
           <w:rFonts w:ascii="Times New Roman" w:hAnsi="Times New Roman" w:cs="Times New Roman"/>
         </w:rPr>
         <w:t>Connexion à la base de données (PostgreSQL)</w:t>
       </w:r>
-      <w:bookmarkEnd w:id="50"/>
+      <w:bookmarkEnd w:id="51"/>
     </w:p>
     <w:p>
       <w:pPr>
@@ -19968,14 +20692,14 @@
           <w:rFonts w:ascii="Times New Roman" w:hAnsi="Times New Roman" w:cs="Times New Roman"/>
         </w:rPr>
       </w:pPr>
-      <w:bookmarkStart w:id="51" w:name="_Toc226147683"/>
+      <w:bookmarkStart w:id="52" w:name="_Toc226233716"/>
       <w:r>
         <w:rPr>
           <w:rFonts w:ascii="Times New Roman" w:hAnsi="Times New Roman" w:cs="Times New Roman"/>
         </w:rPr>
         <w:t>Sécurité et Validation</w:t>
       </w:r>
-      <w:bookmarkEnd w:id="51"/>
+      <w:bookmarkEnd w:id="52"/>
     </w:p>
     <w:p>
       <w:pPr>
@@ -20145,7 +20869,7 @@
           <w:u w:val="single"/>
         </w:rPr>
       </w:pPr>
-      <w:bookmarkStart w:id="52" w:name="_Toc226147684"/>
+      <w:bookmarkStart w:id="53" w:name="_Toc226233717"/>
       <w:r>
         <w:rPr>
           <w:rFonts w:ascii="Times New Roman" w:eastAsia="Times New Roman" w:hAnsi="Times New Roman" w:cs="Times New Roman"/>
@@ -20160,7 +20884,7 @@
         </w:rPr>
         <w:t> :</w:t>
       </w:r>
-      <w:bookmarkEnd w:id="52"/>
+      <w:bookmarkEnd w:id="53"/>
     </w:p>
     <w:p>
       <w:pPr>
@@ -20197,7 +20921,7 @@
           <w:lang w:eastAsia="fr-FR"/>
         </w:rPr>
       </w:pPr>
-      <w:bookmarkStart w:id="53" w:name="_Toc226147685"/>
+      <w:bookmarkStart w:id="54" w:name="_Toc226233718"/>
       <w:r>
         <w:rPr>
           <w:lang w:eastAsia="fr-FR"/>
@@ -20221,7 +20945,7 @@
         </w:rPr>
         <w:t>:</w:t>
       </w:r>
-      <w:bookmarkEnd w:id="53"/>
+      <w:bookmarkEnd w:id="54"/>
       <w:proofErr w:type="gramEnd"/>
     </w:p>
     <w:p>
@@ -20523,7 +21247,7 @@
           <w:rFonts w:eastAsia="Times New Roman"/>
         </w:rPr>
       </w:pPr>
-      <w:bookmarkStart w:id="54" w:name="_Toc226147686"/>
+      <w:bookmarkStart w:id="55" w:name="_Toc226233719"/>
       <w:r>
         <w:t>Système</w:t>
       </w:r>
@@ -20539,7 +21263,7 @@
         </w:rPr>
         <w:t> :</w:t>
       </w:r>
-      <w:bookmarkEnd w:id="54"/>
+      <w:bookmarkEnd w:id="55"/>
     </w:p>
     <w:p>
       <w:pPr>
@@ -20775,7 +21499,7 @@
           <w:rFonts w:eastAsia="Times New Roman"/>
         </w:rPr>
       </w:pPr>
-      <w:bookmarkStart w:id="55" w:name="_Toc226147687"/>
+      <w:bookmarkStart w:id="56" w:name="_Toc226233720"/>
       <w:r>
         <w:rPr>
           <w:rFonts w:eastAsia="Times New Roman"/>
@@ -20788,7 +21512,7 @@
         </w:rPr>
         <w:t> et adaptativité :</w:t>
       </w:r>
-      <w:bookmarkEnd w:id="55"/>
+      <w:bookmarkEnd w:id="56"/>
     </w:p>
     <w:p>
       <w:pPr>
@@ -20968,7 +21692,7 @@
           <w:u w:val="single"/>
         </w:rPr>
       </w:pPr>
-      <w:bookmarkStart w:id="56" w:name="_Toc226147688"/>
+      <w:bookmarkStart w:id="57" w:name="_Toc226233721"/>
       <w:r>
         <w:rPr>
           <w:rFonts w:ascii="Times New Roman" w:hAnsi="Times New Roman" w:cs="Times New Roman"/>
@@ -20976,7 +21700,7 @@
         </w:rPr>
         <w:t>Présentation des Résultats.</w:t>
       </w:r>
-      <w:bookmarkEnd w:id="56"/>
+      <w:bookmarkEnd w:id="57"/>
     </w:p>
     <w:p>
       <w:pPr>
@@ -21005,7 +21729,7 @@
           <w:numId w:val="54"/>
         </w:numPr>
       </w:pPr>
-      <w:bookmarkStart w:id="57" w:name="_Toc226147689"/>
+      <w:bookmarkStart w:id="58" w:name="_Toc226233722"/>
       <w:r>
         <w:lastRenderedPageBreak/>
         <w:t xml:space="preserve">Prototypage </w:t>
@@ -21029,7 +21753,7 @@
       <w:r>
         <w:t> :</w:t>
       </w:r>
-      <w:bookmarkEnd w:id="57"/>
+      <w:bookmarkEnd w:id="58"/>
     </w:p>
     <w:p>
       <w:pPr>
@@ -21085,6 +21809,104 @@
         </w:rPr>
         <w:t>.</w:t>
       </w:r>
+    </w:p>
+    <w:p>
+      <w:pPr>
+        <w:keepNext/>
+        <w:spacing w:line="360" w:lineRule="auto"/>
+        <w:jc w:val="center"/>
+      </w:pPr>
+      <w:r>
+        <w:rPr>
+          <w:rFonts w:ascii="Times New Roman" w:hAnsi="Times New Roman" w:cs="Times New Roman"/>
+          <w:noProof/>
+          <w:sz w:val="24"/>
+          <w:szCs w:val="24"/>
+        </w:rPr>
+        <w:drawing>
+          <wp:inline distT="0" distB="0" distL="0" distR="0" wp14:anchorId="26E9CBA5" wp14:editId="31DA6FC3">
+            <wp:extent cx="4768850" cy="2673542"/>
+            <wp:effectExtent l="0" t="0" r="0" b="0"/>
+            <wp:docPr id="1421254144" name="Picture 2"/>
+            <wp:cNvGraphicFramePr>
+              <a:graphicFrameLocks xmlns:a="http://schemas.openxmlformats.org/drawingml/2006/main" noChangeAspect="1"/>
+            </wp:cNvGraphicFramePr>
+            <a:graphic xmlns:a="http://schemas.openxmlformats.org/drawingml/2006/main">
+              <a:graphicData uri="http://schemas.openxmlformats.org/drawingml/2006/picture">
+                <pic:pic xmlns:pic="http://schemas.openxmlformats.org/drawingml/2006/picture">
+                  <pic:nvPicPr>
+                    <pic:cNvPr id="1421254144" name="Picture 1421254144"/>
+                    <pic:cNvPicPr/>
+                  </pic:nvPicPr>
+                  <pic:blipFill>
+                    <a:blip r:embed="rId29" cstate="print">
+                      <a:extLst>
+                        <a:ext uri="{28A0092B-C50C-407E-A947-70E740481C1C}">
+                          <a14:useLocalDpi xmlns:a14="http://schemas.microsoft.com/office/drawing/2010/main" val="0"/>
+                        </a:ext>
+                      </a:extLst>
+                    </a:blip>
+                    <a:stretch>
+                      <a:fillRect/>
+                    </a:stretch>
+                  </pic:blipFill>
+                  <pic:spPr>
+                    <a:xfrm>
+                      <a:off x="0" y="0"/>
+                      <a:ext cx="4784905" cy="2682543"/>
+                    </a:xfrm>
+                    <a:prstGeom prst="rect">
+                      <a:avLst/>
+                    </a:prstGeom>
+                  </pic:spPr>
+                </pic:pic>
+              </a:graphicData>
+            </a:graphic>
+          </wp:inline>
+        </w:drawing>
+      </w:r>
+    </w:p>
+    <w:p>
+      <w:pPr>
+        <w:pStyle w:val="Caption"/>
+        <w:jc w:val="center"/>
+        <w:rPr>
+          <w:rFonts w:ascii="Times New Roman" w:hAnsi="Times New Roman" w:cs="Times New Roman"/>
+          <w:sz w:val="24"/>
+          <w:szCs w:val="24"/>
+        </w:rPr>
+      </w:pPr>
+      <w:bookmarkStart w:id="59" w:name="_Toc226233745"/>
+      <w:r>
+        <w:t xml:space="preserve">Figure </w:t>
+      </w:r>
+      <w:r>
+        <w:fldChar w:fldCharType="begin"/>
+      </w:r>
+      <w:r>
+        <w:instrText xml:space="preserve"> SEQ Figure \* ARABIC </w:instrText>
+      </w:r>
+      <w:r>
+        <w:fldChar w:fldCharType="separate"/>
+      </w:r>
+      <w:r>
+        <w:rPr>
+          <w:noProof/>
+        </w:rPr>
+        <w:t>20</w:t>
+      </w:r>
+      <w:r>
+        <w:fldChar w:fldCharType="end"/>
+      </w:r>
+      <w:r>
+        <w:t xml:space="preserve">: Design sur </w:t>
+      </w:r>
+      <w:proofErr w:type="spellStart"/>
+      <w:r>
+        <w:t>Figma</w:t>
+      </w:r>
+      <w:bookmarkEnd w:id="59"/>
+      <w:proofErr w:type="spellEnd"/>
     </w:p>
     <w:p>
       <w:pPr>
@@ -21094,14 +21916,14 @@
           <w:numId w:val="54"/>
         </w:numPr>
       </w:pPr>
-      <w:bookmarkStart w:id="58" w:name="_Toc226147690"/>
+      <w:bookmarkStart w:id="60" w:name="_Toc226233723"/>
       <w:r>
         <w:t>Rendu final de la plateforme web</w:t>
       </w:r>
       <w:r>
         <w:t> :</w:t>
       </w:r>
-      <w:bookmarkEnd w:id="58"/>
+      <w:bookmarkEnd w:id="60"/>
     </w:p>
     <w:p>
       <w:pPr>
@@ -21175,6 +21997,116 @@
     </w:p>
     <w:p>
       <w:pPr>
+        <w:keepNext/>
+        <w:spacing w:line="360" w:lineRule="auto"/>
+        <w:ind w:left="360"/>
+      </w:pPr>
+      <w:r>
+        <w:rPr>
+          <w:rFonts w:ascii="Times New Roman" w:hAnsi="Times New Roman" w:cs="Times New Roman"/>
+          <w:noProof/>
+          <w:sz w:val="24"/>
+          <w:szCs w:val="24"/>
+        </w:rPr>
+        <w:drawing>
+          <wp:inline distT="0" distB="0" distL="0" distR="0" wp14:anchorId="0ECC5BBE" wp14:editId="2CA657FD">
+            <wp:extent cx="5380116" cy="2513330"/>
+            <wp:effectExtent l="0" t="0" r="0" b="1270"/>
+            <wp:docPr id="1116518408" name="Picture 3"/>
+            <wp:cNvGraphicFramePr>
+              <a:graphicFrameLocks xmlns:a="http://schemas.openxmlformats.org/drawingml/2006/main" noChangeAspect="1"/>
+            </wp:cNvGraphicFramePr>
+            <a:graphic xmlns:a="http://schemas.openxmlformats.org/drawingml/2006/main">
+              <a:graphicData uri="http://schemas.openxmlformats.org/drawingml/2006/picture">
+                <pic:pic xmlns:pic="http://schemas.openxmlformats.org/drawingml/2006/picture">
+                  <pic:nvPicPr>
+                    <pic:cNvPr id="1116518408" name="Picture 1116518408"/>
+                    <pic:cNvPicPr/>
+                  </pic:nvPicPr>
+                  <pic:blipFill>
+                    <a:blip r:embed="rId30" cstate="print">
+                      <a:extLst>
+                        <a:ext uri="{28A0092B-C50C-407E-A947-70E740481C1C}">
+                          <a14:useLocalDpi xmlns:a14="http://schemas.microsoft.com/office/drawing/2010/main" val="0"/>
+                        </a:ext>
+                      </a:extLst>
+                    </a:blip>
+                    <a:stretch>
+                      <a:fillRect/>
+                    </a:stretch>
+                  </pic:blipFill>
+                  <pic:spPr>
+                    <a:xfrm>
+                      <a:off x="0" y="0"/>
+                      <a:ext cx="5381984" cy="2514203"/>
+                    </a:xfrm>
+                    <a:prstGeom prst="rect">
+                      <a:avLst/>
+                    </a:prstGeom>
+                  </pic:spPr>
+                </pic:pic>
+              </a:graphicData>
+            </a:graphic>
+          </wp:inline>
+        </w:drawing>
+      </w:r>
+    </w:p>
+    <w:p>
+      <w:pPr>
+        <w:pStyle w:val="Caption"/>
+        <w:jc w:val="center"/>
+        <w:rPr>
+          <w:rFonts w:ascii="Times New Roman" w:hAnsi="Times New Roman" w:cs="Times New Roman"/>
+          <w:sz w:val="24"/>
+          <w:szCs w:val="24"/>
+        </w:rPr>
+      </w:pPr>
+      <w:bookmarkStart w:id="61" w:name="_Toc226233746"/>
+      <w:r>
+        <w:t xml:space="preserve">Figure </w:t>
+      </w:r>
+      <w:r>
+        <w:fldChar w:fldCharType="begin"/>
+      </w:r>
+      <w:r>
+        <w:instrText xml:space="preserve"> SEQ Figure \* ARABIC </w:instrText>
+      </w:r>
+      <w:r>
+        <w:fldChar w:fldCharType="separate"/>
+      </w:r>
+      <w:r>
+        <w:rPr>
+          <w:noProof/>
+        </w:rPr>
+        <w:t>21</w:t>
+      </w:r>
+      <w:r>
+        <w:fldChar w:fldCharType="end"/>
+      </w:r>
+      <w:r>
+        <w:t xml:space="preserve">: Page </w:t>
+      </w:r>
+      <w:proofErr w:type="gramStart"/>
+      <w:r>
+        <w:t xml:space="preserve">d'accueil </w:t>
+      </w:r>
+      <w:r>
+        <w:rPr>
+          <w:noProof/>
+        </w:rPr>
+        <w:t xml:space="preserve"> du</w:t>
+      </w:r>
+      <w:proofErr w:type="gramEnd"/>
+      <w:r>
+        <w:rPr>
+          <w:noProof/>
+        </w:rPr>
+        <w:t xml:space="preserve"> site</w:t>
+      </w:r>
+      <w:bookmarkEnd w:id="61"/>
+    </w:p>
+    <w:p>
+      <w:pPr>
         <w:numPr>
           <w:ilvl w:val="0"/>
           <w:numId w:val="55"/>
@@ -21195,6 +22127,7 @@
           <w:sz w:val="24"/>
           <w:szCs w:val="24"/>
         </w:rPr>
+        <w:lastRenderedPageBreak/>
         <w:t>Le catalogue dynamique</w:t>
       </w:r>
       <w:r>
@@ -21205,6 +22138,17 @@
         </w:rPr>
         <w:t xml:space="preserve"> : Affichage des voitures récupérées en temps réel depuis la base de données PostgreSQL.</w:t>
       </w:r>
+    </w:p>
+    <w:p>
+      <w:pPr>
+        <w:spacing w:line="360" w:lineRule="auto"/>
+        <w:jc w:val="both"/>
+        <w:rPr>
+          <w:rFonts w:ascii="Times New Roman" w:hAnsi="Times New Roman" w:cs="Times New Roman"/>
+          <w:sz w:val="24"/>
+          <w:szCs w:val="24"/>
+        </w:rPr>
+      </w:pPr>
     </w:p>
     <w:p>
       <w:pPr>
@@ -21247,14 +22191,14 @@
           <w:numId w:val="54"/>
         </w:numPr>
       </w:pPr>
-      <w:bookmarkStart w:id="59" w:name="_Toc226147691"/>
+      <w:bookmarkStart w:id="62" w:name="_Toc226233724"/>
       <w:r>
         <w:t>Stratégie de communication visuelle (Instagram)</w:t>
       </w:r>
       <w:r>
         <w:t> :</w:t>
       </w:r>
-      <w:bookmarkEnd w:id="59"/>
+      <w:bookmarkEnd w:id="62"/>
     </w:p>
     <w:p>
       <w:pPr>
@@ -21403,7 +22347,6 @@
           <w:sz w:val="24"/>
           <w:szCs w:val="24"/>
         </w:rPr>
-        <w:lastRenderedPageBreak/>
         <w:drawing>
           <wp:inline distT="0" distB="0" distL="0" distR="0" wp14:anchorId="66B2358F" wp14:editId="17360412">
             <wp:extent cx="2324100" cy="2905124"/>
@@ -21420,7 +22363,7 @@
                     <pic:cNvPicPr/>
                   </pic:nvPicPr>
                   <pic:blipFill>
-                    <a:blip r:embed="rId29" cstate="print">
+                    <a:blip r:embed="rId31" cstate="print">
                       <a:extLst>
                         <a:ext uri="{28A0092B-C50C-407E-A947-70E740481C1C}">
                           <a14:useLocalDpi xmlns:a14="http://schemas.microsoft.com/office/drawing/2010/main" val="0"/>
@@ -21452,7 +22395,7 @@
         <w:pStyle w:val="Caption"/>
         <w:jc w:val="center"/>
       </w:pPr>
-      <w:bookmarkStart w:id="60" w:name="_Toc226147464"/>
+      <w:bookmarkStart w:id="63" w:name="_Toc226233747"/>
       <w:r>
         <w:t xml:space="preserve">Figure </w:t>
       </w:r>
@@ -21469,7 +22412,7 @@
         <w:rPr>
           <w:noProof/>
         </w:rPr>
-        <w:t>20</w:t>
+        <w:t>22</w:t>
       </w:r>
       <w:r>
         <w:fldChar w:fldCharType="end"/>
@@ -21483,7 +22426,7 @@
       <w:r>
         <w:t>1</w:t>
       </w:r>
-      <w:bookmarkEnd w:id="60"/>
+      <w:bookmarkEnd w:id="63"/>
     </w:p>
     <w:p>
       <w:pPr>
@@ -21522,6 +22465,7 @@
           <w:sz w:val="24"/>
           <w:szCs w:val="24"/>
         </w:rPr>
+        <w:lastRenderedPageBreak/>
         <w:drawing>
           <wp:inline distT="0" distB="0" distL="0" distR="0" wp14:anchorId="576D2B35" wp14:editId="6C125AE5">
             <wp:extent cx="2273300" cy="2841625"/>
@@ -21538,7 +22482,7 @@
                     <pic:cNvPicPr/>
                   </pic:nvPicPr>
                   <pic:blipFill>
-                    <a:blip r:embed="rId30" cstate="print">
+                    <a:blip r:embed="rId32" cstate="print">
                       <a:extLst>
                         <a:ext uri="{28A0092B-C50C-407E-A947-70E740481C1C}">
                           <a14:useLocalDpi xmlns:a14="http://schemas.microsoft.com/office/drawing/2010/main" val="0"/>
@@ -21577,7 +22521,7 @@
           <w:szCs w:val="24"/>
         </w:rPr>
       </w:pPr>
-      <w:bookmarkStart w:id="61" w:name="_Toc226147465"/>
+      <w:bookmarkStart w:id="64" w:name="_Toc226233748"/>
       <w:r>
         <w:t xml:space="preserve">Figure </w:t>
       </w:r>
@@ -21594,7 +22538,7 @@
         <w:rPr>
           <w:noProof/>
         </w:rPr>
-        <w:t>21</w:t>
+        <w:t>23</w:t>
       </w:r>
       <w:r>
         <w:fldChar w:fldCharType="end"/>
@@ -21602,7 +22546,7 @@
       <w:r>
         <w:t>: Post Instagram N° 2</w:t>
       </w:r>
-      <w:bookmarkEnd w:id="61"/>
+      <w:bookmarkEnd w:id="64"/>
     </w:p>
     <w:p>
       <w:pPr>
@@ -21661,7 +22605,6 @@
           <w:sz w:val="24"/>
           <w:szCs w:val="24"/>
         </w:rPr>
-        <w:lastRenderedPageBreak/>
         <w:drawing>
           <wp:inline distT="0" distB="0" distL="0" distR="0" wp14:anchorId="2B637DA5" wp14:editId="4B328482">
             <wp:extent cx="2260600" cy="2825751"/>
@@ -21678,7 +22621,7 @@
                     <pic:cNvPicPr/>
                   </pic:nvPicPr>
                   <pic:blipFill>
-                    <a:blip r:embed="rId31" cstate="print">
+                    <a:blip r:embed="rId33" cstate="print">
                       <a:extLst>
                         <a:ext uri="{28A0092B-C50C-407E-A947-70E740481C1C}">
                           <a14:useLocalDpi xmlns:a14="http://schemas.microsoft.com/office/drawing/2010/main" val="0"/>
@@ -21717,7 +22660,7 @@
           <w:szCs w:val="24"/>
         </w:rPr>
       </w:pPr>
-      <w:bookmarkStart w:id="62" w:name="_Toc226147466"/>
+      <w:bookmarkStart w:id="65" w:name="_Toc226233749"/>
       <w:r>
         <w:t xml:space="preserve">Figure </w:t>
       </w:r>
@@ -21734,7 +22677,7 @@
         <w:rPr>
           <w:noProof/>
         </w:rPr>
-        <w:t>22</w:t>
+        <w:t>24</w:t>
       </w:r>
       <w:r>
         <w:fldChar w:fldCharType="end"/>
@@ -21742,7 +22685,7 @@
       <w:r>
         <w:t>: Post Instagram N° 3</w:t>
       </w:r>
-      <w:bookmarkEnd w:id="62"/>
+      <w:bookmarkEnd w:id="65"/>
     </w:p>
     <w:p>
       <w:pPr>
@@ -21799,23 +22742,7 @@
           <w:sz w:val="24"/>
           <w:szCs w:val="24"/>
         </w:rPr>
-        <w:t xml:space="preserve">) sur un fond </w:t>
-      </w:r>
-      <w:r>
-        <w:rPr>
-          <w:rFonts w:ascii="Times New Roman" w:hAnsi="Times New Roman" w:cs="Times New Roman"/>
-          <w:sz w:val="24"/>
-          <w:szCs w:val="24"/>
-        </w:rPr>
-        <w:t>noir</w:t>
-      </w:r>
-      <w:r>
-        <w:rPr>
-          <w:rFonts w:ascii="Times New Roman" w:hAnsi="Times New Roman" w:cs="Times New Roman"/>
-          <w:sz w:val="24"/>
-          <w:szCs w:val="24"/>
-        </w:rPr>
-        <w:t xml:space="preserve">, garantissant une reconnaissance immédiate de la marque sur le </w:t>
+        <w:t xml:space="preserve">) sur un fond noir, garantissant une reconnaissance immédiate de la marque sur le </w:t>
       </w:r>
       <w:proofErr w:type="spellStart"/>
       <w:r>
@@ -21849,6 +22776,7 @@
           <w:sz w:val="24"/>
           <w:szCs w:val="24"/>
         </w:rPr>
+        <w:lastRenderedPageBreak/>
         <w:drawing>
           <wp:inline distT="0" distB="0" distL="0" distR="0" wp14:anchorId="5F7DE04C" wp14:editId="344D070E">
             <wp:extent cx="5760720" cy="2695575"/>
@@ -21865,7 +22793,7 @@
                     <pic:cNvPicPr/>
                   </pic:nvPicPr>
                   <pic:blipFill>
-                    <a:blip r:embed="rId32" cstate="print">
+                    <a:blip r:embed="rId34" cstate="print">
                       <a:extLst>
                         <a:ext uri="{28A0092B-C50C-407E-A947-70E740481C1C}">
                           <a14:useLocalDpi xmlns:a14="http://schemas.microsoft.com/office/drawing/2010/main" val="0"/>
@@ -21902,7 +22830,7 @@
           <w:szCs w:val="24"/>
         </w:rPr>
       </w:pPr>
-      <w:bookmarkStart w:id="63" w:name="_Toc226147467"/>
+      <w:bookmarkStart w:id="66" w:name="_Toc226233750"/>
       <w:r>
         <w:t xml:space="preserve">Figure </w:t>
       </w:r>
@@ -21919,7 +22847,7 @@
         <w:rPr>
           <w:noProof/>
         </w:rPr>
-        <w:t>23</w:t>
+        <w:t>25</w:t>
       </w:r>
       <w:r>
         <w:fldChar w:fldCharType="end"/>
@@ -21927,7 +22855,7 @@
       <w:r>
         <w:t>: la Page Instagram</w:t>
       </w:r>
-      <w:bookmarkEnd w:id="63"/>
+      <w:bookmarkEnd w:id="66"/>
     </w:p>
     <w:p>
       <w:pPr>
@@ -21976,7 +22904,6 @@
           <w:sz w:val="24"/>
           <w:szCs w:val="24"/>
         </w:rPr>
-        <w:lastRenderedPageBreak/>
         <w:drawing>
           <wp:inline distT="0" distB="0" distL="0" distR="0" wp14:anchorId="43820542" wp14:editId="5258D0BF">
             <wp:extent cx="1893457" cy="3860800"/>
@@ -21993,7 +22920,7 @@
                     <pic:cNvPicPr/>
                   </pic:nvPicPr>
                   <pic:blipFill>
-                    <a:blip r:embed="rId33" cstate="print">
+                    <a:blip r:embed="rId35" cstate="print">
                       <a:extLst>
                         <a:ext uri="{28A0092B-C50C-407E-A947-70E740481C1C}">
                           <a14:useLocalDpi xmlns:a14="http://schemas.microsoft.com/office/drawing/2010/main" val="0"/>
@@ -22032,7 +22959,7 @@
           <w:szCs w:val="24"/>
         </w:rPr>
       </w:pPr>
-      <w:bookmarkStart w:id="64" w:name="_Toc226147468"/>
+      <w:bookmarkStart w:id="67" w:name="_Toc226233751"/>
       <w:r>
         <w:t xml:space="preserve">Figure </w:t>
       </w:r>
@@ -22049,7 +22976,7 @@
         <w:rPr>
           <w:noProof/>
         </w:rPr>
-        <w:t>24</w:t>
+        <w:t>26</w:t>
       </w:r>
       <w:r>
         <w:fldChar w:fldCharType="end"/>
@@ -22057,7 +22984,7 @@
       <w:r>
         <w:t>: Instagram Insights</w:t>
       </w:r>
-      <w:bookmarkEnd w:id="64"/>
+      <w:bookmarkEnd w:id="67"/>
     </w:p>
     <w:p>
       <w:pPr>
@@ -22071,10 +22998,348 @@
         </w:rPr>
       </w:pPr>
     </w:p>
+    <w:p>
+      <w:pPr>
+        <w:spacing w:line="360" w:lineRule="auto"/>
+        <w:rPr>
+          <w:rFonts w:ascii="Times New Roman" w:hAnsi="Times New Roman" w:cs="Times New Roman"/>
+          <w:b/>
+          <w:bCs/>
+          <w:sz w:val="24"/>
+          <w:szCs w:val="24"/>
+        </w:rPr>
+      </w:pPr>
+    </w:p>
+    <w:p>
+      <w:pPr>
+        <w:spacing w:line="360" w:lineRule="auto"/>
+        <w:rPr>
+          <w:rFonts w:ascii="Times New Roman" w:hAnsi="Times New Roman" w:cs="Times New Roman"/>
+          <w:b/>
+          <w:bCs/>
+          <w:sz w:val="24"/>
+          <w:szCs w:val="24"/>
+        </w:rPr>
+      </w:pPr>
+    </w:p>
+    <w:p>
+      <w:pPr>
+        <w:spacing w:line="360" w:lineRule="auto"/>
+        <w:rPr>
+          <w:rFonts w:ascii="Times New Roman" w:hAnsi="Times New Roman" w:cs="Times New Roman"/>
+          <w:b/>
+          <w:bCs/>
+          <w:sz w:val="24"/>
+          <w:szCs w:val="24"/>
+        </w:rPr>
+      </w:pPr>
+    </w:p>
+    <w:p>
+      <w:pPr>
+        <w:pStyle w:val="Heading1"/>
+        <w:spacing w:line="360" w:lineRule="auto"/>
+        <w:jc w:val="center"/>
+        <w:rPr>
+          <w:rFonts w:ascii="Times New Roman" w:hAnsi="Times New Roman" w:cs="Times New Roman"/>
+          <w:sz w:val="32"/>
+          <w:szCs w:val="32"/>
+          <w:u w:val="single"/>
+        </w:rPr>
+      </w:pPr>
+      <w:bookmarkStart w:id="68" w:name="_Toc226233725"/>
+      <w:r>
+        <w:rPr>
+          <w:rFonts w:ascii="Times New Roman" w:hAnsi="Times New Roman" w:cs="Times New Roman"/>
+          <w:sz w:val="32"/>
+          <w:szCs w:val="32"/>
+          <w:u w:val="single"/>
+        </w:rPr>
+        <w:t>Conclusion</w:t>
+      </w:r>
+      <w:bookmarkEnd w:id="68"/>
+    </w:p>
+    <w:p>
+      <w:pPr>
+        <w:spacing w:line="360" w:lineRule="auto"/>
+        <w:jc w:val="both"/>
+        <w:rPr>
+          <w:rFonts w:ascii="Times New Roman" w:hAnsi="Times New Roman" w:cs="Times New Roman"/>
+          <w:sz w:val="24"/>
+          <w:szCs w:val="24"/>
+        </w:rPr>
+      </w:pPr>
+      <w:r>
+        <w:rPr>
+          <w:rFonts w:ascii="Times New Roman" w:hAnsi="Times New Roman" w:cs="Times New Roman"/>
+          <w:sz w:val="24"/>
+          <w:szCs w:val="24"/>
+        </w:rPr>
+        <w:t>La réalisation de ce projet de fin d'études a constitué une étape déterminante dans mon parcours de formation en Développement Web et Marketing Digital. L'objectif principal était de concevoir et de réaliser une plateforme complète de location de voitures, répondant aux exigences modernes du marché marocain.</w:t>
+      </w:r>
+    </w:p>
+    <w:p>
+      <w:pPr>
+        <w:spacing w:line="360" w:lineRule="auto"/>
+        <w:jc w:val="both"/>
+        <w:rPr>
+          <w:rFonts w:ascii="Times New Roman" w:hAnsi="Times New Roman" w:cs="Times New Roman"/>
+          <w:sz w:val="24"/>
+          <w:szCs w:val="24"/>
+        </w:rPr>
+      </w:pPr>
+      <w:r>
+        <w:rPr>
+          <w:rFonts w:ascii="Times New Roman" w:hAnsi="Times New Roman" w:cs="Times New Roman"/>
+          <w:sz w:val="24"/>
+          <w:szCs w:val="24"/>
+        </w:rPr>
+        <w:t>Tout au long de ce travail, j'ai pu mettre en pratique une synergie de compétences techniques et stratégiques :</w:t>
+      </w:r>
+    </w:p>
+    <w:p>
+      <w:pPr>
+        <w:numPr>
+          <w:ilvl w:val="0"/>
+          <w:numId w:val="57"/>
+        </w:numPr>
+        <w:spacing w:line="360" w:lineRule="auto"/>
+        <w:jc w:val="both"/>
+        <w:rPr>
+          <w:rFonts w:ascii="Times New Roman" w:hAnsi="Times New Roman" w:cs="Times New Roman"/>
+          <w:sz w:val="24"/>
+          <w:szCs w:val="24"/>
+        </w:rPr>
+      </w:pPr>
+      <w:r>
+        <w:rPr>
+          <w:rFonts w:ascii="Times New Roman" w:hAnsi="Times New Roman" w:cs="Times New Roman"/>
+          <w:sz w:val="24"/>
+          <w:szCs w:val="24"/>
+        </w:rPr>
+        <w:t xml:space="preserve">Sur le plan technique : La mise en place d'une architecture découplée avec Flask pour le backend et </w:t>
+      </w:r>
+      <w:proofErr w:type="spellStart"/>
+      <w:r>
+        <w:rPr>
+          <w:rFonts w:ascii="Times New Roman" w:hAnsi="Times New Roman" w:cs="Times New Roman"/>
+          <w:sz w:val="24"/>
+          <w:szCs w:val="24"/>
+        </w:rPr>
+        <w:t>React</w:t>
+      </w:r>
+      <w:proofErr w:type="spellEnd"/>
+      <w:r>
+        <w:rPr>
+          <w:rFonts w:ascii="Times New Roman" w:hAnsi="Times New Roman" w:cs="Times New Roman"/>
+          <w:sz w:val="24"/>
+          <w:szCs w:val="24"/>
+        </w:rPr>
+        <w:t xml:space="preserve"> pour le frontend </w:t>
+      </w:r>
+      <w:r>
+        <w:rPr>
+          <w:rFonts w:ascii="Times New Roman" w:hAnsi="Times New Roman" w:cs="Times New Roman"/>
+          <w:sz w:val="24"/>
+          <w:szCs w:val="24"/>
+        </w:rPr>
+        <w:t xml:space="preserve">nous </w:t>
+      </w:r>
+      <w:r>
+        <w:rPr>
+          <w:rFonts w:ascii="Times New Roman" w:hAnsi="Times New Roman" w:cs="Times New Roman"/>
+          <w:sz w:val="24"/>
+          <w:szCs w:val="24"/>
+        </w:rPr>
+        <w:t>a permis de maîtriser le cycle complet de développement d'une application web, de la modélisation de la base de données PostgreSQL à l'intégration d'une interface utilisateur responsive et dynamique.</w:t>
+      </w:r>
+    </w:p>
+    <w:p>
+      <w:pPr>
+        <w:numPr>
+          <w:ilvl w:val="0"/>
+          <w:numId w:val="57"/>
+        </w:numPr>
+        <w:spacing w:line="360" w:lineRule="auto"/>
+        <w:jc w:val="both"/>
+        <w:rPr>
+          <w:rFonts w:ascii="Times New Roman" w:hAnsi="Times New Roman" w:cs="Times New Roman"/>
+          <w:sz w:val="24"/>
+          <w:szCs w:val="24"/>
+        </w:rPr>
+      </w:pPr>
+      <w:r>
+        <w:rPr>
+          <w:rFonts w:ascii="Times New Roman" w:hAnsi="Times New Roman" w:cs="Times New Roman"/>
+          <w:sz w:val="24"/>
+          <w:szCs w:val="24"/>
+        </w:rPr>
+        <w:t xml:space="preserve">Sur le plan design et marketing : L'utilisation de </w:t>
+      </w:r>
+      <w:proofErr w:type="spellStart"/>
+      <w:r>
+        <w:rPr>
+          <w:rFonts w:ascii="Times New Roman" w:hAnsi="Times New Roman" w:cs="Times New Roman"/>
+          <w:sz w:val="24"/>
+          <w:szCs w:val="24"/>
+        </w:rPr>
+        <w:t>Figma</w:t>
+      </w:r>
+      <w:proofErr w:type="spellEnd"/>
+      <w:r>
+        <w:rPr>
+          <w:rFonts w:ascii="Times New Roman" w:hAnsi="Times New Roman" w:cs="Times New Roman"/>
+          <w:sz w:val="24"/>
+          <w:szCs w:val="24"/>
+        </w:rPr>
+        <w:t xml:space="preserve"> pour le prototypage et la création d'une stratégie de contenu sur Instagram ont démontré l'importance d'une identité visuelle forte et d'une communication ciblée pour transformer un outil technique en un produit commercial attractif.</w:t>
+      </w:r>
+    </w:p>
+    <w:p>
+      <w:pPr>
+        <w:spacing w:line="360" w:lineRule="auto"/>
+        <w:jc w:val="both"/>
+        <w:rPr>
+          <w:rFonts w:ascii="Times New Roman" w:hAnsi="Times New Roman" w:cs="Times New Roman"/>
+          <w:sz w:val="24"/>
+          <w:szCs w:val="24"/>
+        </w:rPr>
+      </w:pPr>
+      <w:r>
+        <w:rPr>
+          <w:rFonts w:ascii="Times New Roman" w:hAnsi="Times New Roman" w:cs="Times New Roman"/>
+          <w:sz w:val="24"/>
+          <w:szCs w:val="24"/>
+        </w:rPr>
+        <w:t xml:space="preserve">Ce projet </w:t>
+      </w:r>
+      <w:r>
+        <w:rPr>
+          <w:rFonts w:ascii="Times New Roman" w:hAnsi="Times New Roman" w:cs="Times New Roman"/>
+          <w:sz w:val="24"/>
+          <w:szCs w:val="24"/>
+        </w:rPr>
+        <w:t xml:space="preserve">nous </w:t>
+      </w:r>
+      <w:r>
+        <w:rPr>
+          <w:rFonts w:ascii="Times New Roman" w:hAnsi="Times New Roman" w:cs="Times New Roman"/>
+          <w:sz w:val="24"/>
+          <w:szCs w:val="24"/>
+        </w:rPr>
+        <w:t xml:space="preserve">a également permis de </w:t>
+      </w:r>
+      <w:r>
+        <w:rPr>
+          <w:rFonts w:ascii="Times New Roman" w:hAnsi="Times New Roman" w:cs="Times New Roman"/>
+          <w:sz w:val="24"/>
+          <w:szCs w:val="24"/>
+        </w:rPr>
+        <w:t>nous</w:t>
+      </w:r>
+      <w:r>
+        <w:rPr>
+          <w:rFonts w:ascii="Times New Roman" w:hAnsi="Times New Roman" w:cs="Times New Roman"/>
+          <w:sz w:val="24"/>
+          <w:szCs w:val="24"/>
+        </w:rPr>
+        <w:t xml:space="preserve"> confronter aux réalités de la gestion de projet, de l'organisation du code via Git/GitHub à l'analyse des indicateurs de performance (KPIs) sur les réseaux sociaux.</w:t>
+      </w:r>
+    </w:p>
+    <w:p>
+      <w:pPr>
+        <w:spacing w:line="360" w:lineRule="auto"/>
+        <w:jc w:val="both"/>
+        <w:rPr>
+          <w:rFonts w:ascii="Times New Roman" w:hAnsi="Times New Roman" w:cs="Times New Roman"/>
+          <w:sz w:val="24"/>
+          <w:szCs w:val="24"/>
+        </w:rPr>
+      </w:pPr>
+      <w:r>
+        <w:rPr>
+          <w:rFonts w:ascii="Times New Roman" w:hAnsi="Times New Roman" w:cs="Times New Roman"/>
+          <w:sz w:val="24"/>
+          <w:szCs w:val="24"/>
+          <w:u w:val="single"/>
+        </w:rPr>
+        <w:t>Perspectives</w:t>
+      </w:r>
+      <w:r>
+        <w:rPr>
+          <w:rFonts w:ascii="Times New Roman" w:hAnsi="Times New Roman" w:cs="Times New Roman"/>
+          <w:sz w:val="24"/>
+          <w:szCs w:val="24"/>
+        </w:rPr>
+        <w:t xml:space="preserve"> : Bien que la plateforme soit aujourd'hui fonctionnelle, elle reste évolutive. À l'avenir, j'envisage d'intégrer un système de paiement en ligne sécurisé et d'ajouter une fonctionnalité de géolocalisation pour permettre aux clients de suivre la position des véhicules en temps réel.</w:t>
+      </w:r>
+    </w:p>
+    <w:p>
+      <w:pPr>
+        <w:spacing w:line="360" w:lineRule="auto"/>
+        <w:jc w:val="both"/>
+        <w:rPr>
+          <w:rFonts w:ascii="Times New Roman" w:hAnsi="Times New Roman" w:cs="Times New Roman"/>
+          <w:sz w:val="24"/>
+          <w:szCs w:val="24"/>
+        </w:rPr>
+      </w:pPr>
+      <w:r>
+        <w:rPr>
+          <w:rFonts w:ascii="Times New Roman" w:hAnsi="Times New Roman" w:cs="Times New Roman"/>
+          <w:sz w:val="24"/>
+          <w:szCs w:val="24"/>
+        </w:rPr>
+        <w:t xml:space="preserve">En résumé, cette expérience a non seulement consolidé </w:t>
+      </w:r>
+      <w:r>
+        <w:rPr>
+          <w:rFonts w:ascii="Times New Roman" w:hAnsi="Times New Roman" w:cs="Times New Roman"/>
+          <w:sz w:val="24"/>
+          <w:szCs w:val="24"/>
+        </w:rPr>
+        <w:t>nos</w:t>
+      </w:r>
+      <w:r>
+        <w:rPr>
+          <w:rFonts w:ascii="Times New Roman" w:hAnsi="Times New Roman" w:cs="Times New Roman"/>
+          <w:sz w:val="24"/>
+          <w:szCs w:val="24"/>
+        </w:rPr>
+        <w:t xml:space="preserve"> acquis techniques, mais elle a aussi renforcé </w:t>
+      </w:r>
+      <w:r>
+        <w:rPr>
+          <w:rFonts w:ascii="Times New Roman" w:hAnsi="Times New Roman" w:cs="Times New Roman"/>
+          <w:sz w:val="24"/>
+          <w:szCs w:val="24"/>
+        </w:rPr>
+        <w:t>notre</w:t>
+      </w:r>
+      <w:r>
+        <w:rPr>
+          <w:rFonts w:ascii="Times New Roman" w:hAnsi="Times New Roman" w:cs="Times New Roman"/>
+          <w:sz w:val="24"/>
+          <w:szCs w:val="24"/>
+        </w:rPr>
+        <w:t xml:space="preserve"> capacité à piloter un projet numérique de A à Z, de la première ligne de code à la première interaction client.</w:t>
+      </w:r>
+    </w:p>
+    <w:p>
+      <w:pPr>
+        <w:spacing w:line="360" w:lineRule="auto"/>
+        <w:rPr>
+          <w:rFonts w:ascii="Times New Roman" w:hAnsi="Times New Roman" w:cs="Times New Roman"/>
+          <w:b/>
+          <w:bCs/>
+          <w:sz w:val="24"/>
+          <w:szCs w:val="24"/>
+        </w:rPr>
+      </w:pPr>
+    </w:p>
     <w:sectPr>
-      <w:headerReference w:type="default" r:id="rId34"/>
-      <w:footerReference w:type="default" r:id="rId35"/>
-      <w:headerReference w:type="first" r:id="rId36"/>
+      <w:headerReference w:type="default" r:id="rId36"/>
+      <w:footerReference w:type="default" r:id="rId37"/>
+      <w:headerReference w:type="first" r:id="rId38"/>
       <w:pgSz w:w="11906" w:h="16838"/>
       <w:pgMar w:top="1417" w:right="1417" w:bottom="1417" w:left="1417" w:header="708" w:footer="708" w:gutter="0"/>
       <w:pgBorders w:offsetFrom="page">
@@ -24056,6 +25321,155 @@
     </w:lvl>
   </w:abstractNum>
   <w:abstractNum w:abstractNumId="13" w15:restartNumberingAfterBreak="0">
+    <w:nsid w:val="110F1C76"/>
+    <w:multiLevelType w:val="multilevel"/>
+    <w:tmpl w:val="FDDC9E88"/>
+    <w:lvl w:ilvl="0">
+      <w:start w:val="1"/>
+      <w:numFmt w:val="bullet"/>
+      <w:lvlText w:val=""/>
+      <w:lvlJc w:val="left"/>
+      <w:pPr>
+        <w:tabs>
+          <w:tab w:val="num" w:pos="720"/>
+        </w:tabs>
+        <w:ind w:left="720" w:hanging="360"/>
+      </w:pPr>
+      <w:rPr>
+        <w:rFonts w:ascii="Symbol" w:hAnsi="Symbol" w:hint="default"/>
+        <w:sz w:val="20"/>
+      </w:rPr>
+    </w:lvl>
+    <w:lvl w:ilvl="1" w:tentative="1">
+      <w:start w:val="1"/>
+      <w:numFmt w:val="bullet"/>
+      <w:lvlText w:val="o"/>
+      <w:lvlJc w:val="left"/>
+      <w:pPr>
+        <w:tabs>
+          <w:tab w:val="num" w:pos="1440"/>
+        </w:tabs>
+        <w:ind w:left="1440" w:hanging="360"/>
+      </w:pPr>
+      <w:rPr>
+        <w:rFonts w:ascii="Courier New" w:hAnsi="Courier New" w:hint="default"/>
+        <w:sz w:val="20"/>
+      </w:rPr>
+    </w:lvl>
+    <w:lvl w:ilvl="2" w:tentative="1">
+      <w:start w:val="1"/>
+      <w:numFmt w:val="bullet"/>
+      <w:lvlText w:val=""/>
+      <w:lvlJc w:val="left"/>
+      <w:pPr>
+        <w:tabs>
+          <w:tab w:val="num" w:pos="2160"/>
+        </w:tabs>
+        <w:ind w:left="2160" w:hanging="360"/>
+      </w:pPr>
+      <w:rPr>
+        <w:rFonts w:ascii="Wingdings" w:hAnsi="Wingdings" w:hint="default"/>
+        <w:sz w:val="20"/>
+      </w:rPr>
+    </w:lvl>
+    <w:lvl w:ilvl="3" w:tentative="1">
+      <w:start w:val="1"/>
+      <w:numFmt w:val="bullet"/>
+      <w:lvlText w:val=""/>
+      <w:lvlJc w:val="left"/>
+      <w:pPr>
+        <w:tabs>
+          <w:tab w:val="num" w:pos="2880"/>
+        </w:tabs>
+        <w:ind w:left="2880" w:hanging="360"/>
+      </w:pPr>
+      <w:rPr>
+        <w:rFonts w:ascii="Wingdings" w:hAnsi="Wingdings" w:hint="default"/>
+        <w:sz w:val="20"/>
+      </w:rPr>
+    </w:lvl>
+    <w:lvl w:ilvl="4" w:tentative="1">
+      <w:start w:val="1"/>
+      <w:numFmt w:val="bullet"/>
+      <w:lvlText w:val=""/>
+      <w:lvlJc w:val="left"/>
+      <w:pPr>
+        <w:tabs>
+          <w:tab w:val="num" w:pos="3600"/>
+        </w:tabs>
+        <w:ind w:left="3600" w:hanging="360"/>
+      </w:pPr>
+      <w:rPr>
+        <w:rFonts w:ascii="Wingdings" w:hAnsi="Wingdings" w:hint="default"/>
+        <w:sz w:val="20"/>
+      </w:rPr>
+    </w:lvl>
+    <w:lvl w:ilvl="5" w:tentative="1">
+      <w:start w:val="1"/>
+      <w:numFmt w:val="bullet"/>
+      <w:lvlText w:val=""/>
+      <w:lvlJc w:val="left"/>
+      <w:pPr>
+        <w:tabs>
+          <w:tab w:val="num" w:pos="4320"/>
+        </w:tabs>
+        <w:ind w:left="4320" w:hanging="360"/>
+      </w:pPr>
+      <w:rPr>
+        <w:rFonts w:ascii="Wingdings" w:hAnsi="Wingdings" w:hint="default"/>
+        <w:sz w:val="20"/>
+      </w:rPr>
+    </w:lvl>
+    <w:lvl w:ilvl="6" w:tentative="1">
+      <w:start w:val="1"/>
+      <w:numFmt w:val="bullet"/>
+      <w:lvlText w:val=""/>
+      <w:lvlJc w:val="left"/>
+      <w:pPr>
+        <w:tabs>
+          <w:tab w:val="num" w:pos="5040"/>
+        </w:tabs>
+        <w:ind w:left="5040" w:hanging="360"/>
+      </w:pPr>
+      <w:rPr>
+        <w:rFonts w:ascii="Wingdings" w:hAnsi="Wingdings" w:hint="default"/>
+        <w:sz w:val="20"/>
+      </w:rPr>
+    </w:lvl>
+    <w:lvl w:ilvl="7" w:tentative="1">
+      <w:start w:val="1"/>
+      <w:numFmt w:val="bullet"/>
+      <w:lvlText w:val=""/>
+      <w:lvlJc w:val="left"/>
+      <w:pPr>
+        <w:tabs>
+          <w:tab w:val="num" w:pos="5760"/>
+        </w:tabs>
+        <w:ind w:left="5760" w:hanging="360"/>
+      </w:pPr>
+      <w:rPr>
+        <w:rFonts w:ascii="Wingdings" w:hAnsi="Wingdings" w:hint="default"/>
+        <w:sz w:val="20"/>
+      </w:rPr>
+    </w:lvl>
+    <w:lvl w:ilvl="8" w:tentative="1">
+      <w:start w:val="1"/>
+      <w:numFmt w:val="bullet"/>
+      <w:lvlText w:val=""/>
+      <w:lvlJc w:val="left"/>
+      <w:pPr>
+        <w:tabs>
+          <w:tab w:val="num" w:pos="6480"/>
+        </w:tabs>
+        <w:ind w:left="6480" w:hanging="360"/>
+      </w:pPr>
+      <w:rPr>
+        <w:rFonts w:ascii="Wingdings" w:hAnsi="Wingdings" w:hint="default"/>
+        <w:sz w:val="20"/>
+      </w:rPr>
+    </w:lvl>
+  </w:abstractNum>
+  <w:abstractNum w:abstractNumId="14" w15:restartNumberingAfterBreak="0">
     <w:nsid w:val="14996BCB"/>
     <w:multiLevelType w:val="multilevel"/>
     <w:tmpl w:val="DE9E0410"/>
@@ -24171,7 +25585,7 @@
       </w:pPr>
     </w:lvl>
   </w:abstractNum>
-  <w:abstractNum w:abstractNumId="14" w15:restartNumberingAfterBreak="0">
+  <w:abstractNum w:abstractNumId="15" w15:restartNumberingAfterBreak="0">
     <w:nsid w:val="155054C4"/>
     <w:multiLevelType w:val="multilevel"/>
     <w:tmpl w:val="432C47CA"/>
@@ -24284,7 +25698,7 @@
       </w:rPr>
     </w:lvl>
   </w:abstractNum>
-  <w:abstractNum w:abstractNumId="15" w15:restartNumberingAfterBreak="0">
+  <w:abstractNum w:abstractNumId="16" w15:restartNumberingAfterBreak="0">
     <w:nsid w:val="19092232"/>
     <w:multiLevelType w:val="multilevel"/>
     <w:tmpl w:val="1CB81B90"/>
@@ -24433,7 +25847,7 @@
       </w:rPr>
     </w:lvl>
   </w:abstractNum>
-  <w:abstractNum w:abstractNumId="16" w15:restartNumberingAfterBreak="0">
+  <w:abstractNum w:abstractNumId="17" w15:restartNumberingAfterBreak="0">
     <w:nsid w:val="1AC957F6"/>
     <w:multiLevelType w:val="multilevel"/>
     <w:tmpl w:val="5CE4E8CE"/>
@@ -24582,7 +25996,7 @@
       </w:rPr>
     </w:lvl>
   </w:abstractNum>
-  <w:abstractNum w:abstractNumId="17" w15:restartNumberingAfterBreak="0">
+  <w:abstractNum w:abstractNumId="18" w15:restartNumberingAfterBreak="0">
     <w:nsid w:val="242A0BCC"/>
     <w:multiLevelType w:val="multilevel"/>
     <w:tmpl w:val="9514C2FC"/>
@@ -24727,7 +26141,7 @@
       </w:rPr>
     </w:lvl>
   </w:abstractNum>
-  <w:abstractNum w:abstractNumId="18" w15:restartNumberingAfterBreak="0">
+  <w:abstractNum w:abstractNumId="19" w15:restartNumberingAfterBreak="0">
     <w:nsid w:val="260005F3"/>
     <w:multiLevelType w:val="multilevel"/>
     <w:tmpl w:val="B06EDACC"/>
@@ -24876,7 +26290,7 @@
       </w:rPr>
     </w:lvl>
   </w:abstractNum>
-  <w:abstractNum w:abstractNumId="19" w15:restartNumberingAfterBreak="0">
+  <w:abstractNum w:abstractNumId="20" w15:restartNumberingAfterBreak="0">
     <w:nsid w:val="26CF0C55"/>
     <w:multiLevelType w:val="multilevel"/>
     <w:tmpl w:val="8D185552"/>
@@ -25025,7 +26439,7 @@
       </w:rPr>
     </w:lvl>
   </w:abstractNum>
-  <w:abstractNum w:abstractNumId="20" w15:restartNumberingAfterBreak="0">
+  <w:abstractNum w:abstractNumId="21" w15:restartNumberingAfterBreak="0">
     <w:nsid w:val="279B3104"/>
     <w:multiLevelType w:val="multilevel"/>
     <w:tmpl w:val="FB12A638"/>
@@ -25146,7 +26560,7 @@
       </w:rPr>
     </w:lvl>
   </w:abstractNum>
-  <w:abstractNum w:abstractNumId="21" w15:restartNumberingAfterBreak="0">
+  <w:abstractNum w:abstractNumId="22" w15:restartNumberingAfterBreak="0">
     <w:nsid w:val="29E91499"/>
     <w:multiLevelType w:val="multilevel"/>
     <w:tmpl w:val="ACE20D54"/>
@@ -25267,7 +26681,7 @@
       </w:rPr>
     </w:lvl>
   </w:abstractNum>
-  <w:abstractNum w:abstractNumId="22" w15:restartNumberingAfterBreak="0">
+  <w:abstractNum w:abstractNumId="23" w15:restartNumberingAfterBreak="0">
     <w:nsid w:val="2BE771C9"/>
     <w:multiLevelType w:val="multilevel"/>
     <w:tmpl w:val="FBB2884E"/>
@@ -25380,7 +26794,7 @@
       </w:rPr>
     </w:lvl>
   </w:abstractNum>
-  <w:abstractNum w:abstractNumId="23" w15:restartNumberingAfterBreak="0">
+  <w:abstractNum w:abstractNumId="24" w15:restartNumberingAfterBreak="0">
     <w:nsid w:val="2CF43956"/>
     <w:multiLevelType w:val="multilevel"/>
     <w:tmpl w:val="ACE20D54"/>
@@ -25501,7 +26915,7 @@
       </w:rPr>
     </w:lvl>
   </w:abstractNum>
-  <w:abstractNum w:abstractNumId="24" w15:restartNumberingAfterBreak="0">
+  <w:abstractNum w:abstractNumId="25" w15:restartNumberingAfterBreak="0">
     <w:nsid w:val="2F811548"/>
     <w:multiLevelType w:val="multilevel"/>
     <w:tmpl w:val="4AE6EBE0"/>
@@ -25650,7 +27064,7 @@
       </w:rPr>
     </w:lvl>
   </w:abstractNum>
-  <w:abstractNum w:abstractNumId="25" w15:restartNumberingAfterBreak="0">
+  <w:abstractNum w:abstractNumId="26" w15:restartNumberingAfterBreak="0">
     <w:nsid w:val="33E358D3"/>
     <w:multiLevelType w:val="multilevel"/>
     <w:tmpl w:val="A25291CE"/>
@@ -25799,7 +27213,7 @@
       </w:rPr>
     </w:lvl>
   </w:abstractNum>
-  <w:abstractNum w:abstractNumId="26" w15:restartNumberingAfterBreak="0">
+  <w:abstractNum w:abstractNumId="27" w15:restartNumberingAfterBreak="0">
     <w:nsid w:val="33FA2EEF"/>
     <w:multiLevelType w:val="hybridMultilevel"/>
     <w:tmpl w:val="F2D09494"/>
@@ -25888,7 +27302,7 @@
       </w:pPr>
     </w:lvl>
   </w:abstractNum>
-  <w:abstractNum w:abstractNumId="27" w15:restartNumberingAfterBreak="0">
+  <w:abstractNum w:abstractNumId="28" w15:restartNumberingAfterBreak="0">
     <w:nsid w:val="3512428B"/>
     <w:multiLevelType w:val="multilevel"/>
     <w:tmpl w:val="E7AAF578"/>
@@ -26033,7 +27447,7 @@
       </w:rPr>
     </w:lvl>
   </w:abstractNum>
-  <w:abstractNum w:abstractNumId="28" w15:restartNumberingAfterBreak="0">
+  <w:abstractNum w:abstractNumId="29" w15:restartNumberingAfterBreak="0">
     <w:nsid w:val="448F6290"/>
     <w:multiLevelType w:val="hybridMultilevel"/>
     <w:tmpl w:val="5FEC6034"/>
@@ -26122,7 +27536,7 @@
       </w:pPr>
     </w:lvl>
   </w:abstractNum>
-  <w:abstractNum w:abstractNumId="29" w15:restartNumberingAfterBreak="0">
+  <w:abstractNum w:abstractNumId="30" w15:restartNumberingAfterBreak="0">
     <w:nsid w:val="44A665C3"/>
     <w:multiLevelType w:val="multilevel"/>
     <w:tmpl w:val="7CD8EC42"/>
@@ -26271,7 +27685,7 @@
       </w:rPr>
     </w:lvl>
   </w:abstractNum>
-  <w:abstractNum w:abstractNumId="30" w15:restartNumberingAfterBreak="0">
+  <w:abstractNum w:abstractNumId="31" w15:restartNumberingAfterBreak="0">
     <w:nsid w:val="469B5895"/>
     <w:multiLevelType w:val="multilevel"/>
     <w:tmpl w:val="D9EE1DB4"/>
@@ -26387,7 +27801,7 @@
       </w:pPr>
     </w:lvl>
   </w:abstractNum>
-  <w:abstractNum w:abstractNumId="31" w15:restartNumberingAfterBreak="0">
+  <w:abstractNum w:abstractNumId="32" w15:restartNumberingAfterBreak="0">
     <w:nsid w:val="47181F67"/>
     <w:multiLevelType w:val="multilevel"/>
     <w:tmpl w:val="E6BA1260"/>
@@ -26500,7 +27914,7 @@
       </w:rPr>
     </w:lvl>
   </w:abstractNum>
-  <w:abstractNum w:abstractNumId="32" w15:restartNumberingAfterBreak="0">
+  <w:abstractNum w:abstractNumId="33" w15:restartNumberingAfterBreak="0">
     <w:nsid w:val="47710A22"/>
     <w:multiLevelType w:val="multilevel"/>
     <w:tmpl w:val="C4FCAD1A"/>
@@ -26649,7 +28063,7 @@
       </w:rPr>
     </w:lvl>
   </w:abstractNum>
-  <w:abstractNum w:abstractNumId="33" w15:restartNumberingAfterBreak="0">
+  <w:abstractNum w:abstractNumId="34" w15:restartNumberingAfterBreak="0">
     <w:nsid w:val="49EE73FB"/>
     <w:multiLevelType w:val="multilevel"/>
     <w:tmpl w:val="8D4C1494"/>
@@ -26798,7 +28212,7 @@
       </w:rPr>
     </w:lvl>
   </w:abstractNum>
-  <w:abstractNum w:abstractNumId="34" w15:restartNumberingAfterBreak="0">
+  <w:abstractNum w:abstractNumId="35" w15:restartNumberingAfterBreak="0">
     <w:nsid w:val="4A4D400D"/>
     <w:multiLevelType w:val="hybridMultilevel"/>
     <w:tmpl w:val="5262CD24"/>
@@ -26890,7 +28304,7 @@
       </w:pPr>
     </w:lvl>
   </w:abstractNum>
-  <w:abstractNum w:abstractNumId="35" w15:restartNumberingAfterBreak="0">
+  <w:abstractNum w:abstractNumId="36" w15:restartNumberingAfterBreak="0">
     <w:nsid w:val="4AD640F2"/>
     <w:multiLevelType w:val="multilevel"/>
     <w:tmpl w:val="F1B448F6"/>
@@ -27003,7 +28417,7 @@
       </w:pPr>
     </w:lvl>
   </w:abstractNum>
-  <w:abstractNum w:abstractNumId="36" w15:restartNumberingAfterBreak="0">
+  <w:abstractNum w:abstractNumId="37" w15:restartNumberingAfterBreak="0">
     <w:nsid w:val="4B997D38"/>
     <w:multiLevelType w:val="multilevel"/>
     <w:tmpl w:val="21A29DA8"/>
@@ -27152,7 +28566,7 @@
       </w:rPr>
     </w:lvl>
   </w:abstractNum>
-  <w:abstractNum w:abstractNumId="37" w15:restartNumberingAfterBreak="0">
+  <w:abstractNum w:abstractNumId="38" w15:restartNumberingAfterBreak="0">
     <w:nsid w:val="51143E39"/>
     <w:multiLevelType w:val="hybridMultilevel"/>
     <w:tmpl w:val="DE620D7E"/>
@@ -27241,7 +28655,7 @@
       </w:pPr>
     </w:lvl>
   </w:abstractNum>
-  <w:abstractNum w:abstractNumId="38" w15:restartNumberingAfterBreak="0">
+  <w:abstractNum w:abstractNumId="39" w15:restartNumberingAfterBreak="0">
     <w:nsid w:val="52067C69"/>
     <w:multiLevelType w:val="multilevel"/>
     <w:tmpl w:val="194E1F3C"/>
@@ -27390,7 +28804,7 @@
       </w:rPr>
     </w:lvl>
   </w:abstractNum>
-  <w:abstractNum w:abstractNumId="39" w15:restartNumberingAfterBreak="0">
+  <w:abstractNum w:abstractNumId="40" w15:restartNumberingAfterBreak="0">
     <w:nsid w:val="5314774E"/>
     <w:multiLevelType w:val="hybridMultilevel"/>
     <w:tmpl w:val="D3E8FC52"/>
@@ -27479,7 +28893,7 @@
       </w:pPr>
     </w:lvl>
   </w:abstractNum>
-  <w:abstractNum w:abstractNumId="40" w15:restartNumberingAfterBreak="0">
+  <w:abstractNum w:abstractNumId="41" w15:restartNumberingAfterBreak="0">
     <w:nsid w:val="562C26AB"/>
     <w:multiLevelType w:val="multilevel"/>
     <w:tmpl w:val="3012812C"/>
@@ -27628,7 +29042,7 @@
       </w:rPr>
     </w:lvl>
   </w:abstractNum>
-  <w:abstractNum w:abstractNumId="41" w15:restartNumberingAfterBreak="0">
+  <w:abstractNum w:abstractNumId="42" w15:restartNumberingAfterBreak="0">
     <w:nsid w:val="56333C7E"/>
     <w:multiLevelType w:val="multilevel"/>
     <w:tmpl w:val="F95A7D06"/>
@@ -27773,7 +29187,7 @@
       </w:rPr>
     </w:lvl>
   </w:abstractNum>
-  <w:abstractNum w:abstractNumId="42" w15:restartNumberingAfterBreak="0">
+  <w:abstractNum w:abstractNumId="43" w15:restartNumberingAfterBreak="0">
     <w:nsid w:val="5E2456C5"/>
     <w:multiLevelType w:val="multilevel"/>
     <w:tmpl w:val="FB02087A"/>
@@ -27922,7 +29336,7 @@
       </w:rPr>
     </w:lvl>
   </w:abstractNum>
-  <w:abstractNum w:abstractNumId="43" w15:restartNumberingAfterBreak="0">
+  <w:abstractNum w:abstractNumId="44" w15:restartNumberingAfterBreak="0">
     <w:nsid w:val="5EC45E56"/>
     <w:multiLevelType w:val="multilevel"/>
     <w:tmpl w:val="C21AD97C"/>
@@ -28071,7 +29485,7 @@
       </w:rPr>
     </w:lvl>
   </w:abstractNum>
-  <w:abstractNum w:abstractNumId="44" w15:restartNumberingAfterBreak="0">
+  <w:abstractNum w:abstractNumId="45" w15:restartNumberingAfterBreak="0">
     <w:nsid w:val="5F283D36"/>
     <w:multiLevelType w:val="multilevel"/>
     <w:tmpl w:val="DE9E0410"/>
@@ -28187,7 +29601,7 @@
       </w:pPr>
     </w:lvl>
   </w:abstractNum>
-  <w:abstractNum w:abstractNumId="45" w15:restartNumberingAfterBreak="0">
+  <w:abstractNum w:abstractNumId="46" w15:restartNumberingAfterBreak="0">
     <w:nsid w:val="60404983"/>
     <w:multiLevelType w:val="hybridMultilevel"/>
     <w:tmpl w:val="5E5C75E2"/>
@@ -28276,7 +29690,7 @@
       </w:pPr>
     </w:lvl>
   </w:abstractNum>
-  <w:abstractNum w:abstractNumId="46" w15:restartNumberingAfterBreak="0">
+  <w:abstractNum w:abstractNumId="47" w15:restartNumberingAfterBreak="0">
     <w:nsid w:val="60486CE8"/>
     <w:multiLevelType w:val="multilevel"/>
     <w:tmpl w:val="A2F8B7B2"/>
@@ -28425,7 +29839,7 @@
       </w:rPr>
     </w:lvl>
   </w:abstractNum>
-  <w:abstractNum w:abstractNumId="47" w15:restartNumberingAfterBreak="0">
+  <w:abstractNum w:abstractNumId="48" w15:restartNumberingAfterBreak="0">
     <w:nsid w:val="65D444B8"/>
     <w:multiLevelType w:val="multilevel"/>
     <w:tmpl w:val="21C02BB8"/>
@@ -28538,7 +29952,7 @@
       </w:pPr>
     </w:lvl>
   </w:abstractNum>
-  <w:abstractNum w:abstractNumId="48" w15:restartNumberingAfterBreak="0">
+  <w:abstractNum w:abstractNumId="49" w15:restartNumberingAfterBreak="0">
     <w:nsid w:val="666F04EB"/>
     <w:multiLevelType w:val="multilevel"/>
     <w:tmpl w:val="ACE20D54"/>
@@ -28659,7 +30073,7 @@
       </w:rPr>
     </w:lvl>
   </w:abstractNum>
-  <w:abstractNum w:abstractNumId="49" w15:restartNumberingAfterBreak="0">
+  <w:abstractNum w:abstractNumId="50" w15:restartNumberingAfterBreak="0">
     <w:nsid w:val="676A2D6D"/>
     <w:multiLevelType w:val="multilevel"/>
     <w:tmpl w:val="AEBE4106"/>
@@ -28808,7 +30222,7 @@
       </w:rPr>
     </w:lvl>
   </w:abstractNum>
-  <w:abstractNum w:abstractNumId="50" w15:restartNumberingAfterBreak="0">
+  <w:abstractNum w:abstractNumId="51" w15:restartNumberingAfterBreak="0">
     <w:nsid w:val="69F4107F"/>
     <w:multiLevelType w:val="multilevel"/>
     <w:tmpl w:val="D9EE1DB4"/>
@@ -28924,7 +30338,7 @@
       </w:pPr>
     </w:lvl>
   </w:abstractNum>
-  <w:abstractNum w:abstractNumId="51" w15:restartNumberingAfterBreak="0">
+  <w:abstractNum w:abstractNumId="52" w15:restartNumberingAfterBreak="0">
     <w:nsid w:val="6BDD42F7"/>
     <w:multiLevelType w:val="multilevel"/>
     <w:tmpl w:val="ACE20D54"/>
@@ -29045,7 +30459,7 @@
       </w:rPr>
     </w:lvl>
   </w:abstractNum>
-  <w:abstractNum w:abstractNumId="52" w15:restartNumberingAfterBreak="0">
+  <w:abstractNum w:abstractNumId="53" w15:restartNumberingAfterBreak="0">
     <w:nsid w:val="6F0B400D"/>
     <w:multiLevelType w:val="multilevel"/>
     <w:tmpl w:val="9FF2888E"/>
@@ -29187,7 +30601,7 @@
       </w:rPr>
     </w:lvl>
   </w:abstractNum>
-  <w:abstractNum w:abstractNumId="53" w15:restartNumberingAfterBreak="0">
+  <w:abstractNum w:abstractNumId="54" w15:restartNumberingAfterBreak="0">
     <w:nsid w:val="785D4DDE"/>
     <w:multiLevelType w:val="multilevel"/>
     <w:tmpl w:val="028AAF5E"/>
@@ -29336,7 +30750,7 @@
       </w:rPr>
     </w:lvl>
   </w:abstractNum>
-  <w:abstractNum w:abstractNumId="54" w15:restartNumberingAfterBreak="0">
+  <w:abstractNum w:abstractNumId="55" w15:restartNumberingAfterBreak="0">
     <w:nsid w:val="7AA012F8"/>
     <w:multiLevelType w:val="multilevel"/>
     <w:tmpl w:val="ACE20D54"/>
@@ -29457,7 +30871,7 @@
       </w:rPr>
     </w:lvl>
   </w:abstractNum>
-  <w:abstractNum w:abstractNumId="55" w15:restartNumberingAfterBreak="0">
+  <w:abstractNum w:abstractNumId="56" w15:restartNumberingAfterBreak="0">
     <w:nsid w:val="7CA9444C"/>
     <w:multiLevelType w:val="hybridMultilevel"/>
     <w:tmpl w:val="651C4960"/>
@@ -29553,166 +30967,169 @@
     <w:abstractNumId w:val="2"/>
   </w:num>
   <w:num w:numId="3" w16cid:durableId="275715899">
-    <w:abstractNumId w:val="26"/>
+    <w:abstractNumId w:val="27"/>
   </w:num>
   <w:num w:numId="4" w16cid:durableId="1472863184">
-    <w:abstractNumId w:val="19"/>
+    <w:abstractNumId w:val="20"/>
   </w:num>
   <w:num w:numId="5" w16cid:durableId="1159925740">
-    <w:abstractNumId w:val="20"/>
+    <w:abstractNumId w:val="21"/>
   </w:num>
   <w:num w:numId="6" w16cid:durableId="1909801930">
-    <w:abstractNumId w:val="48"/>
+    <w:abstractNumId w:val="49"/>
   </w:num>
   <w:num w:numId="7" w16cid:durableId="552887208">
     <w:abstractNumId w:val="6"/>
   </w:num>
   <w:num w:numId="8" w16cid:durableId="855585057">
-    <w:abstractNumId w:val="27"/>
+    <w:abstractNumId w:val="28"/>
   </w:num>
   <w:num w:numId="9" w16cid:durableId="1608730790">
     <w:abstractNumId w:val="3"/>
   </w:num>
   <w:num w:numId="10" w16cid:durableId="399207658">
-    <w:abstractNumId w:val="21"/>
+    <w:abstractNumId w:val="22"/>
   </w:num>
   <w:num w:numId="11" w16cid:durableId="1442535566">
     <w:abstractNumId w:val="9"/>
   </w:num>
   <w:num w:numId="12" w16cid:durableId="1422797887">
-    <w:abstractNumId w:val="23"/>
+    <w:abstractNumId w:val="24"/>
   </w:num>
   <w:num w:numId="13" w16cid:durableId="1533304226">
-    <w:abstractNumId w:val="51"/>
+    <w:abstractNumId w:val="52"/>
   </w:num>
   <w:num w:numId="14" w16cid:durableId="1665821459">
     <w:abstractNumId w:val="0"/>
   </w:num>
   <w:num w:numId="15" w16cid:durableId="2110736037">
+    <w:abstractNumId w:val="55"/>
+  </w:num>
+  <w:num w:numId="16" w16cid:durableId="2064985988">
+    <w:abstractNumId w:val="36"/>
+  </w:num>
+  <w:num w:numId="17" w16cid:durableId="626592423">
+    <w:abstractNumId w:val="42"/>
+  </w:num>
+  <w:num w:numId="18" w16cid:durableId="1584298615">
+    <w:abstractNumId w:val="23"/>
+  </w:num>
+  <w:num w:numId="19" w16cid:durableId="964197188">
+    <w:abstractNumId w:val="15"/>
+  </w:num>
+  <w:num w:numId="20" w16cid:durableId="529535993">
+    <w:abstractNumId w:val="32"/>
+  </w:num>
+  <w:num w:numId="21" w16cid:durableId="1402094937">
+    <w:abstractNumId w:val="43"/>
+  </w:num>
+  <w:num w:numId="22" w16cid:durableId="1466776681">
+    <w:abstractNumId w:val="25"/>
+  </w:num>
+  <w:num w:numId="23" w16cid:durableId="747193291">
+    <w:abstractNumId w:val="33"/>
+  </w:num>
+  <w:num w:numId="24" w16cid:durableId="716320516">
     <w:abstractNumId w:val="54"/>
   </w:num>
-  <w:num w:numId="16" w16cid:durableId="2064985988">
-    <w:abstractNumId w:val="35"/>
+  <w:num w:numId="25" w16cid:durableId="972713769">
+    <w:abstractNumId w:val="40"/>
   </w:num>
-  <w:num w:numId="17" w16cid:durableId="626592423">
-    <w:abstractNumId w:val="41"/>
-  </w:num>
-  <w:num w:numId="18" w16cid:durableId="1584298615">
-    <w:abstractNumId w:val="22"/>
-  </w:num>
-  <w:num w:numId="19" w16cid:durableId="964197188">
-    <w:abstractNumId w:val="14"/>
-  </w:num>
-  <w:num w:numId="20" w16cid:durableId="529535993">
-    <w:abstractNumId w:val="31"/>
-  </w:num>
-  <w:num w:numId="21" w16cid:durableId="1402094937">
-    <w:abstractNumId w:val="42"/>
-  </w:num>
-  <w:num w:numId="22" w16cid:durableId="1466776681">
-    <w:abstractNumId w:val="24"/>
-  </w:num>
-  <w:num w:numId="23" w16cid:durableId="747193291">
-    <w:abstractNumId w:val="32"/>
-  </w:num>
-  <w:num w:numId="24" w16cid:durableId="716320516">
-    <w:abstractNumId w:val="53"/>
-  </w:num>
-  <w:num w:numId="25" w16cid:durableId="972713769">
+  <w:num w:numId="26" w16cid:durableId="1283684519">
     <w:abstractNumId w:val="39"/>
   </w:num>
-  <w:num w:numId="26" w16cid:durableId="1283684519">
-    <w:abstractNumId w:val="38"/>
+  <w:num w:numId="27" w16cid:durableId="1224490668">
+    <w:abstractNumId w:val="48"/>
   </w:num>
-  <w:num w:numId="27" w16cid:durableId="1224490668">
+  <w:num w:numId="28" w16cid:durableId="1873032351">
+    <w:abstractNumId w:val="17"/>
+  </w:num>
+  <w:num w:numId="29" w16cid:durableId="1617175044">
+    <w:abstractNumId w:val="56"/>
+  </w:num>
+  <w:num w:numId="30" w16cid:durableId="1875078176">
     <w:abstractNumId w:val="47"/>
   </w:num>
-  <w:num w:numId="28" w16cid:durableId="1873032351">
-    <w:abstractNumId w:val="16"/>
-  </w:num>
-  <w:num w:numId="29" w16cid:durableId="1617175044">
-    <w:abstractNumId w:val="55"/>
-  </w:num>
-  <w:num w:numId="30" w16cid:durableId="1875078176">
-    <w:abstractNumId w:val="46"/>
-  </w:num>
   <w:num w:numId="31" w16cid:durableId="372576784">
-    <w:abstractNumId w:val="43"/>
+    <w:abstractNumId w:val="44"/>
   </w:num>
   <w:num w:numId="32" w16cid:durableId="1723014304">
-    <w:abstractNumId w:val="15"/>
+    <w:abstractNumId w:val="16"/>
   </w:num>
   <w:num w:numId="33" w16cid:durableId="1239051503">
     <w:abstractNumId w:val="1"/>
   </w:num>
   <w:num w:numId="34" w16cid:durableId="1498230749">
-    <w:abstractNumId w:val="34"/>
+    <w:abstractNumId w:val="35"/>
   </w:num>
   <w:num w:numId="35" w16cid:durableId="1991134787">
-    <w:abstractNumId w:val="28"/>
+    <w:abstractNumId w:val="29"/>
   </w:num>
   <w:num w:numId="36" w16cid:durableId="747656285">
     <w:abstractNumId w:val="4"/>
   </w:num>
   <w:num w:numId="37" w16cid:durableId="210506122">
-    <w:abstractNumId w:val="49"/>
+    <w:abstractNumId w:val="50"/>
   </w:num>
   <w:num w:numId="38" w16cid:durableId="75251913">
     <w:abstractNumId w:val="5"/>
   </w:num>
   <w:num w:numId="39" w16cid:durableId="2012829342">
-    <w:abstractNumId w:val="45"/>
+    <w:abstractNumId w:val="46"/>
   </w:num>
   <w:num w:numId="40" w16cid:durableId="33316699">
     <w:abstractNumId w:val="8"/>
   </w:num>
   <w:num w:numId="41" w16cid:durableId="597492228">
-    <w:abstractNumId w:val="13"/>
+    <w:abstractNumId w:val="14"/>
   </w:num>
   <w:num w:numId="42" w16cid:durableId="1686011860">
-    <w:abstractNumId w:val="36"/>
+    <w:abstractNumId w:val="37"/>
   </w:num>
   <w:num w:numId="43" w16cid:durableId="1337415654">
-    <w:abstractNumId w:val="44"/>
+    <w:abstractNumId w:val="45"/>
   </w:num>
   <w:num w:numId="44" w16cid:durableId="402485311">
-    <w:abstractNumId w:val="50"/>
+    <w:abstractNumId w:val="51"/>
   </w:num>
   <w:num w:numId="45" w16cid:durableId="1942907504">
     <w:abstractNumId w:val="12"/>
   </w:num>
   <w:num w:numId="46" w16cid:durableId="421337779">
-    <w:abstractNumId w:val="29"/>
+    <w:abstractNumId w:val="30"/>
   </w:num>
   <w:num w:numId="47" w16cid:durableId="550460220">
-    <w:abstractNumId w:val="18"/>
+    <w:abstractNumId w:val="19"/>
   </w:num>
   <w:num w:numId="48" w16cid:durableId="350835029">
-    <w:abstractNumId w:val="30"/>
+    <w:abstractNumId w:val="31"/>
   </w:num>
   <w:num w:numId="49" w16cid:durableId="36395854">
-    <w:abstractNumId w:val="52"/>
+    <w:abstractNumId w:val="53"/>
   </w:num>
   <w:num w:numId="50" w16cid:durableId="1398473267">
     <w:abstractNumId w:val="11"/>
   </w:num>
   <w:num w:numId="51" w16cid:durableId="1068065974">
-    <w:abstractNumId w:val="17"/>
+    <w:abstractNumId w:val="18"/>
   </w:num>
   <w:num w:numId="52" w16cid:durableId="1559365628">
-    <w:abstractNumId w:val="33"/>
+    <w:abstractNumId w:val="34"/>
   </w:num>
   <w:num w:numId="53" w16cid:durableId="197552838">
-    <w:abstractNumId w:val="40"/>
+    <w:abstractNumId w:val="41"/>
   </w:num>
   <w:num w:numId="54" w16cid:durableId="1329403007">
-    <w:abstractNumId w:val="37"/>
+    <w:abstractNumId w:val="38"/>
   </w:num>
   <w:num w:numId="55" w16cid:durableId="2054579329">
-    <w:abstractNumId w:val="25"/>
+    <w:abstractNumId w:val="26"/>
   </w:num>
   <w:num w:numId="56" w16cid:durableId="153763811">
     <w:abstractNumId w:val="7"/>
+  </w:num>
+  <w:num w:numId="57" w16cid:durableId="988359567">
+    <w:abstractNumId w:val="13"/>
   </w:num>
 </w:numbering>
 </file>
@@ -30957,8 +32374,10 @@
     <w:rsid w:val="00813294"/>
     <w:rsid w:val="008255D7"/>
     <w:rsid w:val="00884DB5"/>
+    <w:rsid w:val="008952FA"/>
     <w:rsid w:val="00AC683E"/>
     <w:rsid w:val="00B047C3"/>
+    <w:rsid w:val="00DE2E35"/>
   </w:rsids>
   <m:mathPr>
     <m:mathFont m:val="Cambria Math"/>

--- a/rapport/pfe-rapport.docx
+++ b/rapport/pfe-rapport.docx
@@ -668,17 +668,17 @@
           <w:bCs/>
           <w:sz w:val="24"/>
           <w:szCs w:val="24"/>
-          <w:lang w:val="en-US"/>
-        </w:rPr>
-      </w:pPr>
-      <w:r>
-        <w:rPr>
-          <w:rFonts w:asciiTheme="majorBidi" w:hAnsiTheme="majorBidi" w:cstheme="majorBidi"/>
-          <w:b/>
-          <w:bCs/>
-          <w:sz w:val="24"/>
-          <w:szCs w:val="24"/>
-          <w:lang w:val="en-US"/>
+          <w:lang w:val="fr-MA"/>
+        </w:rPr>
+      </w:pPr>
+      <w:r>
+        <w:rPr>
+          <w:rFonts w:asciiTheme="majorBidi" w:hAnsiTheme="majorBidi" w:cstheme="majorBidi"/>
+          <w:b/>
+          <w:bCs/>
+          <w:sz w:val="24"/>
+          <w:szCs w:val="24"/>
+          <w:lang w:val="fr-MA"/>
         </w:rPr>
         <w:t>M</w:t>
       </w:r>
@@ -689,7 +689,7 @@
           <w:bCs/>
           <w:sz w:val="24"/>
           <w:szCs w:val="24"/>
-          <w:lang w:val="en-US"/>
+          <w:lang w:val="fr-MA"/>
         </w:rPr>
         <w:t>me</w:t>
       </w:r>
@@ -700,7 +700,7 @@
           <w:bCs/>
           <w:sz w:val="24"/>
           <w:szCs w:val="24"/>
-          <w:lang w:val="en-US"/>
+          <w:lang w:val="fr-MA"/>
         </w:rPr>
         <w:t>.</w:t>
       </w:r>
@@ -711,7 +711,7 @@
           <w:iCs/>
           <w:sz w:val="24"/>
           <w:szCs w:val="24"/>
-          <w:lang w:val="en-US"/>
+          <w:lang w:val="fr-MA"/>
         </w:rPr>
         <w:t xml:space="preserve"> </w:t>
       </w:r>
@@ -722,7 +722,7 @@
           <w:bCs/>
           <w:sz w:val="24"/>
           <w:szCs w:val="24"/>
-          <w:lang w:val="en-US"/>
+          <w:lang w:val="fr-MA"/>
         </w:rPr>
         <w:t>ZROURI</w:t>
       </w:r>
@@ -737,17 +737,17 @@
           <w:bCs/>
           <w:sz w:val="24"/>
           <w:szCs w:val="24"/>
-          <w:lang w:val="en-US"/>
-        </w:rPr>
-      </w:pPr>
-      <w:r>
-        <w:rPr>
-          <w:rFonts w:asciiTheme="majorBidi" w:hAnsiTheme="majorBidi" w:cstheme="majorBidi"/>
-          <w:b/>
-          <w:bCs/>
-          <w:sz w:val="24"/>
-          <w:szCs w:val="24"/>
-          <w:lang w:val="en-US"/>
+          <w:lang w:val="fr-MA"/>
+        </w:rPr>
+      </w:pPr>
+      <w:r>
+        <w:rPr>
+          <w:rFonts w:asciiTheme="majorBidi" w:hAnsiTheme="majorBidi" w:cstheme="majorBidi"/>
+          <w:b/>
+          <w:bCs/>
+          <w:sz w:val="24"/>
+          <w:szCs w:val="24"/>
+          <w:lang w:val="fr-MA"/>
         </w:rPr>
         <w:t>M</w:t>
       </w:r>
@@ -758,7 +758,7 @@
           <w:bCs/>
           <w:sz w:val="24"/>
           <w:szCs w:val="24"/>
-          <w:lang w:val="en-US"/>
+          <w:lang w:val="fr-MA"/>
         </w:rPr>
         <w:t>me</w:t>
       </w:r>
@@ -769,7 +769,7 @@
           <w:bCs/>
           <w:sz w:val="24"/>
           <w:szCs w:val="24"/>
-          <w:lang w:val="en-US"/>
+          <w:lang w:val="fr-MA"/>
         </w:rPr>
         <w:t xml:space="preserve">. </w:t>
       </w:r>
@@ -780,7 +780,7 @@
           <w:bCs/>
           <w:sz w:val="24"/>
           <w:szCs w:val="24"/>
-          <w:lang w:val="en-US"/>
+          <w:lang w:val="fr-MA"/>
         </w:rPr>
         <w:t>BENZEKRI</w:t>
       </w:r>
@@ -795,30 +795,19 @@
           <w:bCs/>
           <w:sz w:val="24"/>
           <w:szCs w:val="24"/>
-          <w:lang w:val="en-US"/>
-        </w:rPr>
-      </w:pPr>
-      <w:r>
-        <w:rPr>
-          <w:rFonts w:asciiTheme="majorBidi" w:hAnsiTheme="majorBidi" w:cstheme="majorBidi"/>
-          <w:b/>
-          <w:bCs/>
-          <w:sz w:val="24"/>
-          <w:szCs w:val="24"/>
-          <w:lang w:val="en-US"/>
-        </w:rPr>
-        <w:t xml:space="preserve">M. </w:t>
-      </w:r>
-      <w:r>
-        <w:rPr>
-          <w:rFonts w:asciiTheme="majorBidi" w:hAnsiTheme="majorBidi" w:cstheme="majorBidi"/>
-          <w:b/>
-          <w:bCs/>
-          <w:sz w:val="24"/>
-          <w:szCs w:val="24"/>
-          <w:lang w:val="en-US"/>
-        </w:rPr>
-        <w:t>KHRISS</w:t>
+          <w:lang w:val="fr-MA"/>
+        </w:rPr>
+      </w:pPr>
+      <w:r>
+        <w:rPr>
+          <w:rFonts w:asciiTheme="majorBidi" w:hAnsiTheme="majorBidi" w:cstheme="majorBidi"/>
+          <w:b/>
+          <w:bCs/>
+          <w:sz w:val="24"/>
+          <w:szCs w:val="24"/>
+          <w:lang w:val="fr-MA"/>
+        </w:rPr>
+        <w:t>M. KHRISS</w:t>
       </w:r>
     </w:p>
     <w:p>
@@ -967,7 +956,7 @@
     </w:p>
     <w:p>
       <w:pPr>
-        <w:pStyle w:val="TOCHeading"/>
+        <w:pStyle w:val="En-ttedetabledesmatires"/>
         <w:rPr>
           <w:rFonts w:asciiTheme="majorBidi" w:eastAsiaTheme="minorHAnsi" w:hAnsiTheme="majorBidi" w:cstheme="minorBidi"/>
           <w:color w:val="auto"/>
@@ -1006,7 +995,7 @@
       <w:sdtContent>
         <w:p>
           <w:pPr>
-            <w:pStyle w:val="TOCHeading"/>
+            <w:pStyle w:val="En-ttedetabledesmatires"/>
             <w:jc w:val="center"/>
             <w:rPr>
               <w:rFonts w:asciiTheme="majorBidi" w:eastAsiaTheme="minorHAnsi" w:hAnsiTheme="majorBidi" w:cstheme="minorBidi"/>
@@ -1021,10 +1010,10 @@
         </w:p>
         <w:p>
           <w:pPr>
-            <w:pStyle w:val="TOCHeading"/>
+            <w:pStyle w:val="En-ttedetabledesmatires"/>
             <w:jc w:val="center"/>
             <w:rPr>
-              <w:rStyle w:val="Heading1Char"/>
+              <w:rStyle w:val="Titre1Car"/>
               <w:rFonts w:ascii="Times New Roman" w:hAnsi="Times New Roman" w:cs="Times New Roman"/>
               <w:b/>
               <w:bCs/>
@@ -1034,10 +1023,9 @@
             </w:rPr>
           </w:pPr>
           <w:bookmarkStart w:id="0" w:name="_Toc226240743"/>
-          <w:proofErr w:type="spellStart"/>
           <w:r>
             <w:rPr>
-              <w:rStyle w:val="Heading1Char"/>
+              <w:rStyle w:val="Titre1Car"/>
               <w:rFonts w:ascii="Times New Roman" w:hAnsi="Times New Roman" w:cs="Times New Roman"/>
               <w:b/>
               <w:bCs/>
@@ -1048,11 +1036,10 @@
             <w:t>Sommaire</w:t>
           </w:r>
           <w:bookmarkEnd w:id="0"/>
-          <w:proofErr w:type="spellEnd"/>
         </w:p>
         <w:p>
           <w:pPr>
-            <w:pStyle w:val="TOC1"/>
+            <w:pStyle w:val="TM1"/>
             <w:tabs>
               <w:tab w:val="right" w:leader="dot" w:pos="9062"/>
             </w:tabs>
@@ -1085,7 +1072,7 @@
           <w:hyperlink w:anchor="_Toc226240743" w:history="1">
             <w:r>
               <w:rPr>
-                <w:rStyle w:val="Hyperlink"/>
+                <w:rStyle w:val="Lienhypertexte"/>
                 <w:rFonts w:ascii="Times New Roman" w:hAnsi="Times New Roman" w:cs="Times New Roman"/>
                 <w:b/>
                 <w:bCs/>
@@ -1148,7 +1135,7 @@
         </w:p>
         <w:p>
           <w:pPr>
-            <w:pStyle w:val="TOC1"/>
+            <w:pStyle w:val="TM1"/>
             <w:tabs>
               <w:tab w:val="right" w:leader="dot" w:pos="9062"/>
             </w:tabs>
@@ -1163,7 +1150,7 @@
           <w:hyperlink w:anchor="_Toc226240744" w:history="1">
             <w:r>
               <w:rPr>
-                <w:rStyle w:val="Hyperlink"/>
+                <w:rStyle w:val="Lienhypertexte"/>
                 <w:rFonts w:ascii="Times New Roman" w:hAnsi="Times New Roman" w:cs="Times New Roman"/>
                 <w:b/>
                 <w:bCs/>
@@ -1223,7 +1210,7 @@
         </w:p>
         <w:p>
           <w:pPr>
-            <w:pStyle w:val="TOC1"/>
+            <w:pStyle w:val="TM1"/>
             <w:tabs>
               <w:tab w:val="right" w:leader="dot" w:pos="9062"/>
             </w:tabs>
@@ -1238,7 +1225,7 @@
           <w:hyperlink w:anchor="_Toc226240745" w:history="1">
             <w:r>
               <w:rPr>
-                <w:rStyle w:val="Hyperlink"/>
+                <w:rStyle w:val="Lienhypertexte"/>
                 <w:rFonts w:ascii="Times New Roman" w:hAnsi="Times New Roman" w:cs="Times New Roman"/>
                 <w:b/>
                 <w:bCs/>
@@ -1298,7 +1285,7 @@
         </w:p>
         <w:p>
           <w:pPr>
-            <w:pStyle w:val="TOC1"/>
+            <w:pStyle w:val="TM1"/>
             <w:tabs>
               <w:tab w:val="right" w:leader="dot" w:pos="9062"/>
             </w:tabs>
@@ -1313,7 +1300,7 @@
           <w:hyperlink w:anchor="_Toc226240746" w:history="1">
             <w:r>
               <w:rPr>
-                <w:rStyle w:val="Hyperlink"/>
+                <w:rStyle w:val="Lienhypertexte"/>
                 <w:rFonts w:asciiTheme="majorBidi" w:hAnsiTheme="majorBidi"/>
                 <w:b/>
                 <w:bCs/>
@@ -1373,7 +1360,7 @@
         </w:p>
         <w:p>
           <w:pPr>
-            <w:pStyle w:val="TOC1"/>
+            <w:pStyle w:val="TM1"/>
             <w:tabs>
               <w:tab w:val="right" w:leader="dot" w:pos="9062"/>
             </w:tabs>
@@ -1388,7 +1375,7 @@
           <w:hyperlink w:anchor="_Toc226240747" w:history="1">
             <w:r>
               <w:rPr>
-                <w:rStyle w:val="Hyperlink"/>
+                <w:rStyle w:val="Lienhypertexte"/>
                 <w:rFonts w:asciiTheme="majorBidi" w:hAnsiTheme="majorBidi"/>
                 <w:b/>
                 <w:bCs/>
@@ -1448,7 +1435,7 @@
         </w:p>
         <w:p>
           <w:pPr>
-            <w:pStyle w:val="TOC1"/>
+            <w:pStyle w:val="TM1"/>
             <w:tabs>
               <w:tab w:val="right" w:leader="dot" w:pos="9062"/>
             </w:tabs>
@@ -1463,7 +1450,7 @@
           <w:hyperlink w:anchor="_Toc226240748" w:history="1">
             <w:r>
               <w:rPr>
-                <w:rStyle w:val="Hyperlink"/>
+                <w:rStyle w:val="Lienhypertexte"/>
                 <w:rFonts w:asciiTheme="majorBidi" w:hAnsiTheme="majorBidi"/>
                 <w:b/>
                 <w:bCs/>
@@ -1523,7 +1510,7 @@
         </w:p>
         <w:p>
           <w:pPr>
-            <w:pStyle w:val="TOC2"/>
+            <w:pStyle w:val="TM2"/>
             <w:tabs>
               <w:tab w:val="left" w:pos="720"/>
               <w:tab w:val="right" w:leader="dot" w:pos="9062"/>
@@ -1539,7 +1526,7 @@
           <w:hyperlink w:anchor="_Toc226240749" w:history="1">
             <w:r>
               <w:rPr>
-                <w:rStyle w:val="Hyperlink"/>
+                <w:rStyle w:val="Lienhypertexte"/>
                 <w:rFonts w:asciiTheme="majorBidi" w:hAnsiTheme="majorBidi"/>
                 <w:noProof/>
               </w:rPr>
@@ -1557,7 +1544,7 @@
             </w:r>
             <w:r>
               <w:rPr>
-                <w:rStyle w:val="Hyperlink"/>
+                <w:rStyle w:val="Lienhypertexte"/>
                 <w:rFonts w:asciiTheme="majorBidi" w:hAnsiTheme="majorBidi"/>
                 <w:noProof/>
               </w:rPr>
@@ -1615,7 +1602,7 @@
         </w:p>
         <w:p>
           <w:pPr>
-            <w:pStyle w:val="TOC2"/>
+            <w:pStyle w:val="TM2"/>
             <w:tabs>
               <w:tab w:val="left" w:pos="720"/>
               <w:tab w:val="right" w:leader="dot" w:pos="9062"/>
@@ -1631,7 +1618,7 @@
           <w:hyperlink w:anchor="_Toc226240750" w:history="1">
             <w:r>
               <w:rPr>
-                <w:rStyle w:val="Hyperlink"/>
+                <w:rStyle w:val="Lienhypertexte"/>
                 <w:rFonts w:asciiTheme="majorBidi" w:hAnsiTheme="majorBidi"/>
                 <w:noProof/>
               </w:rPr>
@@ -1649,7 +1636,7 @@
             </w:r>
             <w:r>
               <w:rPr>
-                <w:rStyle w:val="Hyperlink"/>
+                <w:rStyle w:val="Lienhypertexte"/>
                 <w:rFonts w:asciiTheme="majorBidi" w:hAnsiTheme="majorBidi"/>
                 <w:noProof/>
               </w:rPr>
@@ -1707,7 +1694,7 @@
         </w:p>
         <w:p>
           <w:pPr>
-            <w:pStyle w:val="TOC2"/>
+            <w:pStyle w:val="TM2"/>
             <w:tabs>
               <w:tab w:val="left" w:pos="720"/>
               <w:tab w:val="right" w:leader="dot" w:pos="9062"/>
@@ -1723,7 +1710,7 @@
           <w:hyperlink w:anchor="_Toc226240751" w:history="1">
             <w:r>
               <w:rPr>
-                <w:rStyle w:val="Hyperlink"/>
+                <w:rStyle w:val="Lienhypertexte"/>
                 <w:rFonts w:asciiTheme="majorBidi" w:hAnsiTheme="majorBidi"/>
                 <w:noProof/>
               </w:rPr>
@@ -1741,7 +1728,7 @@
             </w:r>
             <w:r>
               <w:rPr>
-                <w:rStyle w:val="Hyperlink"/>
+                <w:rStyle w:val="Lienhypertexte"/>
                 <w:rFonts w:asciiTheme="majorBidi" w:hAnsiTheme="majorBidi"/>
                 <w:noProof/>
               </w:rPr>
@@ -1799,7 +1786,7 @@
         </w:p>
         <w:p>
           <w:pPr>
-            <w:pStyle w:val="TOC2"/>
+            <w:pStyle w:val="TM2"/>
             <w:tabs>
               <w:tab w:val="left" w:pos="720"/>
               <w:tab w:val="right" w:leader="dot" w:pos="9062"/>
@@ -1815,7 +1802,7 @@
           <w:hyperlink w:anchor="_Toc226240752" w:history="1">
             <w:r>
               <w:rPr>
-                <w:rStyle w:val="Hyperlink"/>
+                <w:rStyle w:val="Lienhypertexte"/>
                 <w:rFonts w:asciiTheme="majorBidi" w:hAnsiTheme="majorBidi"/>
                 <w:noProof/>
               </w:rPr>
@@ -1833,7 +1820,7 @@
             </w:r>
             <w:r>
               <w:rPr>
-                <w:rStyle w:val="Hyperlink"/>
+                <w:rStyle w:val="Lienhypertexte"/>
                 <w:rFonts w:asciiTheme="majorBidi" w:hAnsiTheme="majorBidi"/>
                 <w:noProof/>
               </w:rPr>
@@ -1891,7 +1878,7 @@
         </w:p>
         <w:p>
           <w:pPr>
-            <w:pStyle w:val="TOC2"/>
+            <w:pStyle w:val="TM2"/>
             <w:tabs>
               <w:tab w:val="left" w:pos="720"/>
               <w:tab w:val="right" w:leader="dot" w:pos="9062"/>
@@ -1907,7 +1894,7 @@
           <w:hyperlink w:anchor="_Toc226240753" w:history="1">
             <w:r>
               <w:rPr>
-                <w:rStyle w:val="Hyperlink"/>
+                <w:rStyle w:val="Lienhypertexte"/>
                 <w:rFonts w:asciiTheme="majorBidi" w:hAnsiTheme="majorBidi"/>
                 <w:noProof/>
               </w:rPr>
@@ -1925,7 +1912,7 @@
             </w:r>
             <w:r>
               <w:rPr>
-                <w:rStyle w:val="Hyperlink"/>
+                <w:rStyle w:val="Lienhypertexte"/>
                 <w:rFonts w:asciiTheme="majorBidi" w:hAnsiTheme="majorBidi"/>
                 <w:noProof/>
               </w:rPr>
@@ -1983,7 +1970,7 @@
         </w:p>
         <w:p>
           <w:pPr>
-            <w:pStyle w:val="TOC1"/>
+            <w:pStyle w:val="TM1"/>
             <w:tabs>
               <w:tab w:val="right" w:leader="dot" w:pos="9062"/>
             </w:tabs>
@@ -1998,7 +1985,7 @@
           <w:hyperlink w:anchor="_Toc226240754" w:history="1">
             <w:r>
               <w:rPr>
-                <w:rStyle w:val="Hyperlink"/>
+                <w:rStyle w:val="Lienhypertexte"/>
                 <w:rFonts w:asciiTheme="majorBidi" w:hAnsiTheme="majorBidi"/>
                 <w:b/>
                 <w:bCs/>
@@ -2058,7 +2045,7 @@
         </w:p>
         <w:p>
           <w:pPr>
-            <w:pStyle w:val="TOC2"/>
+            <w:pStyle w:val="TM2"/>
             <w:tabs>
               <w:tab w:val="left" w:pos="720"/>
               <w:tab w:val="right" w:leader="dot" w:pos="9062"/>
@@ -2074,7 +2061,7 @@
           <w:hyperlink w:anchor="_Toc226240755" w:history="1">
             <w:r>
               <w:rPr>
-                <w:rStyle w:val="Hyperlink"/>
+                <w:rStyle w:val="Lienhypertexte"/>
                 <w:rFonts w:asciiTheme="majorBidi" w:hAnsiTheme="majorBidi"/>
                 <w:noProof/>
               </w:rPr>
@@ -2092,7 +2079,7 @@
             </w:r>
             <w:r>
               <w:rPr>
-                <w:rStyle w:val="Hyperlink"/>
+                <w:rStyle w:val="Lienhypertexte"/>
                 <w:rFonts w:asciiTheme="majorBidi" w:hAnsiTheme="majorBidi"/>
                 <w:noProof/>
               </w:rPr>
@@ -2150,7 +2137,7 @@
         </w:p>
         <w:p>
           <w:pPr>
-            <w:pStyle w:val="TOC2"/>
+            <w:pStyle w:val="TM2"/>
             <w:tabs>
               <w:tab w:val="left" w:pos="720"/>
               <w:tab w:val="right" w:leader="dot" w:pos="9062"/>
@@ -2166,7 +2153,7 @@
           <w:hyperlink w:anchor="_Toc226240756" w:history="1">
             <w:r>
               <w:rPr>
-                <w:rStyle w:val="Hyperlink"/>
+                <w:rStyle w:val="Lienhypertexte"/>
                 <w:rFonts w:asciiTheme="majorBidi" w:hAnsiTheme="majorBidi"/>
                 <w:noProof/>
                 <w:lang w:eastAsia="fr-FR"/>
@@ -2185,7 +2172,7 @@
             </w:r>
             <w:r>
               <w:rPr>
-                <w:rStyle w:val="Hyperlink"/>
+                <w:rStyle w:val="Lienhypertexte"/>
                 <w:rFonts w:asciiTheme="majorBidi" w:hAnsiTheme="majorBidi"/>
                 <w:noProof/>
                 <w:lang w:eastAsia="fr-FR"/>
@@ -2244,7 +2231,7 @@
         </w:p>
         <w:p>
           <w:pPr>
-            <w:pStyle w:val="TOC2"/>
+            <w:pStyle w:val="TM2"/>
             <w:tabs>
               <w:tab w:val="left" w:pos="720"/>
               <w:tab w:val="right" w:leader="dot" w:pos="9062"/>
@@ -2260,7 +2247,7 @@
           <w:hyperlink w:anchor="_Toc226240757" w:history="1">
             <w:r>
               <w:rPr>
-                <w:rStyle w:val="Hyperlink"/>
+                <w:rStyle w:val="Lienhypertexte"/>
                 <w:rFonts w:asciiTheme="majorBidi" w:hAnsiTheme="majorBidi"/>
                 <w:noProof/>
               </w:rPr>
@@ -2278,7 +2265,7 @@
             </w:r>
             <w:r>
               <w:rPr>
-                <w:rStyle w:val="Hyperlink"/>
+                <w:rStyle w:val="Lienhypertexte"/>
                 <w:rFonts w:asciiTheme="majorBidi" w:hAnsiTheme="majorBidi"/>
                 <w:noProof/>
               </w:rPr>
@@ -2336,7 +2323,7 @@
         </w:p>
         <w:p>
           <w:pPr>
-            <w:pStyle w:val="TOC2"/>
+            <w:pStyle w:val="TM2"/>
             <w:tabs>
               <w:tab w:val="left" w:pos="720"/>
               <w:tab w:val="right" w:leader="dot" w:pos="9062"/>
@@ -2352,7 +2339,7 @@
           <w:hyperlink w:anchor="_Toc226240758" w:history="1">
             <w:r>
               <w:rPr>
-                <w:rStyle w:val="Hyperlink"/>
+                <w:rStyle w:val="Lienhypertexte"/>
                 <w:rFonts w:asciiTheme="majorBidi" w:hAnsiTheme="majorBidi"/>
                 <w:noProof/>
               </w:rPr>
@@ -2370,7 +2357,7 @@
             </w:r>
             <w:r>
               <w:rPr>
-                <w:rStyle w:val="Hyperlink"/>
+                <w:rStyle w:val="Lienhypertexte"/>
                 <w:rFonts w:asciiTheme="majorBidi" w:hAnsiTheme="majorBidi"/>
                 <w:noProof/>
               </w:rPr>
@@ -2428,7 +2415,7 @@
         </w:p>
         <w:p>
           <w:pPr>
-            <w:pStyle w:val="TOC1"/>
+            <w:pStyle w:val="TM1"/>
             <w:tabs>
               <w:tab w:val="right" w:leader="dot" w:pos="9062"/>
             </w:tabs>
@@ -2443,7 +2430,7 @@
           <w:hyperlink w:anchor="_Toc226240759" w:history="1">
             <w:r>
               <w:rPr>
-                <w:rStyle w:val="Hyperlink"/>
+                <w:rStyle w:val="Lienhypertexte"/>
                 <w:rFonts w:asciiTheme="majorBidi" w:hAnsiTheme="majorBidi"/>
                 <w:b/>
                 <w:bCs/>
@@ -2503,7 +2490,7 @@
         </w:p>
         <w:p>
           <w:pPr>
-            <w:pStyle w:val="TOC2"/>
+            <w:pStyle w:val="TM2"/>
             <w:tabs>
               <w:tab w:val="left" w:pos="720"/>
               <w:tab w:val="right" w:leader="dot" w:pos="9062"/>
@@ -2519,7 +2506,7 @@
           <w:hyperlink w:anchor="_Toc226240760" w:history="1">
             <w:r>
               <w:rPr>
-                <w:rStyle w:val="Hyperlink"/>
+                <w:rStyle w:val="Lienhypertexte"/>
                 <w:rFonts w:asciiTheme="majorBidi" w:hAnsiTheme="majorBidi"/>
                 <w:noProof/>
               </w:rPr>
@@ -2537,7 +2524,7 @@
             </w:r>
             <w:r>
               <w:rPr>
-                <w:rStyle w:val="Hyperlink"/>
+                <w:rStyle w:val="Lienhypertexte"/>
                 <w:rFonts w:asciiTheme="majorBidi" w:hAnsiTheme="majorBidi"/>
                 <w:noProof/>
               </w:rPr>
@@ -2595,7 +2582,7 @@
         </w:p>
         <w:p>
           <w:pPr>
-            <w:pStyle w:val="TOC2"/>
+            <w:pStyle w:val="TM2"/>
             <w:tabs>
               <w:tab w:val="left" w:pos="720"/>
               <w:tab w:val="right" w:leader="dot" w:pos="9062"/>
@@ -2611,7 +2598,7 @@
           <w:hyperlink w:anchor="_Toc226240761" w:history="1">
             <w:r>
               <w:rPr>
-                <w:rStyle w:val="Hyperlink"/>
+                <w:rStyle w:val="Lienhypertexte"/>
                 <w:rFonts w:asciiTheme="majorBidi" w:hAnsiTheme="majorBidi"/>
                 <w:noProof/>
               </w:rPr>
@@ -2629,7 +2616,7 @@
             </w:r>
             <w:r>
               <w:rPr>
-                <w:rStyle w:val="Hyperlink"/>
+                <w:rStyle w:val="Lienhypertexte"/>
                 <w:rFonts w:asciiTheme="majorBidi" w:hAnsiTheme="majorBidi"/>
                 <w:noProof/>
               </w:rPr>
@@ -2687,7 +2674,7 @@
         </w:p>
         <w:p>
           <w:pPr>
-            <w:pStyle w:val="TOC3"/>
+            <w:pStyle w:val="TM3"/>
             <w:tabs>
               <w:tab w:val="left" w:pos="960"/>
               <w:tab w:val="right" w:leader="dot" w:pos="9062"/>
@@ -2703,7 +2690,7 @@
           <w:hyperlink w:anchor="_Toc226240762" w:history="1">
             <w:r>
               <w:rPr>
-                <w:rStyle w:val="Hyperlink"/>
+                <w:rStyle w:val="Lienhypertexte"/>
                 <w:rFonts w:asciiTheme="majorBidi" w:hAnsiTheme="majorBidi"/>
                 <w:noProof/>
               </w:rPr>
@@ -2721,7 +2708,7 @@
             </w:r>
             <w:r>
               <w:rPr>
-                <w:rStyle w:val="Hyperlink"/>
+                <w:rStyle w:val="Lienhypertexte"/>
                 <w:rFonts w:asciiTheme="majorBidi" w:hAnsiTheme="majorBidi"/>
                 <w:noProof/>
               </w:rPr>
@@ -2779,7 +2766,7 @@
         </w:p>
         <w:p>
           <w:pPr>
-            <w:pStyle w:val="TOC3"/>
+            <w:pStyle w:val="TM3"/>
             <w:tabs>
               <w:tab w:val="left" w:pos="960"/>
               <w:tab w:val="right" w:leader="dot" w:pos="9062"/>
@@ -2795,7 +2782,7 @@
           <w:hyperlink w:anchor="_Toc226240763" w:history="1">
             <w:r>
               <w:rPr>
-                <w:rStyle w:val="Hyperlink"/>
+                <w:rStyle w:val="Lienhypertexte"/>
                 <w:rFonts w:asciiTheme="majorBidi" w:hAnsiTheme="majorBidi"/>
                 <w:noProof/>
               </w:rPr>
@@ -2813,7 +2800,7 @@
             </w:r>
             <w:r>
               <w:rPr>
-                <w:rStyle w:val="Hyperlink"/>
+                <w:rStyle w:val="Lienhypertexte"/>
                 <w:rFonts w:asciiTheme="majorBidi" w:hAnsiTheme="majorBidi"/>
                 <w:noProof/>
               </w:rPr>
@@ -2871,7 +2858,7 @@
         </w:p>
         <w:p>
           <w:pPr>
-            <w:pStyle w:val="TOC3"/>
+            <w:pStyle w:val="TM3"/>
             <w:tabs>
               <w:tab w:val="left" w:pos="960"/>
               <w:tab w:val="right" w:leader="dot" w:pos="9062"/>
@@ -2887,7 +2874,7 @@
           <w:hyperlink w:anchor="_Toc226240764" w:history="1">
             <w:r>
               <w:rPr>
-                <w:rStyle w:val="Hyperlink"/>
+                <w:rStyle w:val="Lienhypertexte"/>
                 <w:rFonts w:ascii="Times New Roman" w:eastAsia="Times New Roman" w:hAnsi="Times New Roman" w:cs="Times New Roman"/>
                 <w:noProof/>
                 <w:lang w:eastAsia="fr-FR"/>
@@ -2906,7 +2893,7 @@
             </w:r>
             <w:r>
               <w:rPr>
-                <w:rStyle w:val="Hyperlink"/>
+                <w:rStyle w:val="Lienhypertexte"/>
                 <w:rFonts w:ascii="Times New Roman" w:eastAsia="Times New Roman" w:hAnsi="Times New Roman" w:cs="Times New Roman"/>
                 <w:noProof/>
                 <w:lang w:eastAsia="fr-FR"/>
@@ -2965,7 +2952,7 @@
         </w:p>
         <w:p>
           <w:pPr>
-            <w:pStyle w:val="TOC3"/>
+            <w:pStyle w:val="TM3"/>
             <w:tabs>
               <w:tab w:val="left" w:pos="960"/>
               <w:tab w:val="right" w:leader="dot" w:pos="9062"/>
@@ -2981,7 +2968,7 @@
           <w:hyperlink w:anchor="_Toc226240765" w:history="1">
             <w:r>
               <w:rPr>
-                <w:rStyle w:val="Hyperlink"/>
+                <w:rStyle w:val="Lienhypertexte"/>
                 <w:noProof/>
                 <w:lang w:eastAsia="fr-FR"/>
               </w:rPr>
@@ -2999,7 +2986,7 @@
             </w:r>
             <w:r>
               <w:rPr>
-                <w:rStyle w:val="Hyperlink"/>
+                <w:rStyle w:val="Lienhypertexte"/>
                 <w:noProof/>
                 <w:lang w:eastAsia="fr-FR"/>
               </w:rPr>
@@ -3057,7 +3044,7 @@
         </w:p>
         <w:p>
           <w:pPr>
-            <w:pStyle w:val="TOC2"/>
+            <w:pStyle w:val="TM2"/>
             <w:tabs>
               <w:tab w:val="left" w:pos="720"/>
               <w:tab w:val="right" w:leader="dot" w:pos="9062"/>
@@ -3073,7 +3060,7 @@
           <w:hyperlink w:anchor="_Toc226240766" w:history="1">
             <w:r>
               <w:rPr>
-                <w:rStyle w:val="Hyperlink"/>
+                <w:rStyle w:val="Lienhypertexte"/>
                 <w:rFonts w:asciiTheme="majorBidi" w:hAnsiTheme="majorBidi"/>
                 <w:noProof/>
               </w:rPr>
@@ -3091,7 +3078,7 @@
             </w:r>
             <w:r>
               <w:rPr>
-                <w:rStyle w:val="Hyperlink"/>
+                <w:rStyle w:val="Lienhypertexte"/>
                 <w:rFonts w:asciiTheme="majorBidi" w:hAnsiTheme="majorBidi"/>
                 <w:noProof/>
               </w:rPr>
@@ -3149,7 +3136,7 @@
         </w:p>
         <w:p>
           <w:pPr>
-            <w:pStyle w:val="TOC3"/>
+            <w:pStyle w:val="TM3"/>
             <w:tabs>
               <w:tab w:val="left" w:pos="960"/>
               <w:tab w:val="right" w:leader="dot" w:pos="9062"/>
@@ -3165,7 +3152,7 @@
           <w:hyperlink w:anchor="_Toc226240767" w:history="1">
             <w:r>
               <w:rPr>
-                <w:rStyle w:val="Hyperlink"/>
+                <w:rStyle w:val="Lienhypertexte"/>
                 <w:rFonts w:asciiTheme="majorBidi" w:hAnsiTheme="majorBidi"/>
                 <w:noProof/>
               </w:rPr>
@@ -3183,7 +3170,7 @@
             </w:r>
             <w:r>
               <w:rPr>
-                <w:rStyle w:val="Hyperlink"/>
+                <w:rStyle w:val="Lienhypertexte"/>
                 <w:rFonts w:asciiTheme="majorBidi" w:hAnsiTheme="majorBidi"/>
                 <w:noProof/>
               </w:rPr>
@@ -3241,7 +3228,7 @@
         </w:p>
         <w:p>
           <w:pPr>
-            <w:pStyle w:val="TOC3"/>
+            <w:pStyle w:val="TM3"/>
             <w:tabs>
               <w:tab w:val="left" w:pos="960"/>
               <w:tab w:val="right" w:leader="dot" w:pos="9062"/>
@@ -3257,7 +3244,7 @@
           <w:hyperlink w:anchor="_Toc226240768" w:history="1">
             <w:r>
               <w:rPr>
-                <w:rStyle w:val="Hyperlink"/>
+                <w:rStyle w:val="Lienhypertexte"/>
                 <w:rFonts w:asciiTheme="majorBidi" w:hAnsiTheme="majorBidi"/>
                 <w:noProof/>
               </w:rPr>
@@ -3275,7 +3262,7 @@
             </w:r>
             <w:r>
               <w:rPr>
-                <w:rStyle w:val="Hyperlink"/>
+                <w:rStyle w:val="Lienhypertexte"/>
                 <w:rFonts w:asciiTheme="majorBidi" w:hAnsiTheme="majorBidi"/>
                 <w:noProof/>
               </w:rPr>
@@ -3333,7 +3320,7 @@
         </w:p>
         <w:p>
           <w:pPr>
-            <w:pStyle w:val="TOC2"/>
+            <w:pStyle w:val="TM2"/>
             <w:tabs>
               <w:tab w:val="left" w:pos="720"/>
               <w:tab w:val="right" w:leader="dot" w:pos="9062"/>
@@ -3349,7 +3336,7 @@
           <w:hyperlink w:anchor="_Toc226240769" w:history="1">
             <w:r>
               <w:rPr>
-                <w:rStyle w:val="Hyperlink"/>
+                <w:rStyle w:val="Lienhypertexte"/>
                 <w:rFonts w:asciiTheme="majorBidi" w:hAnsiTheme="majorBidi"/>
                 <w:noProof/>
               </w:rPr>
@@ -3367,7 +3354,7 @@
             </w:r>
             <w:r>
               <w:rPr>
-                <w:rStyle w:val="Hyperlink"/>
+                <w:rStyle w:val="Lienhypertexte"/>
                 <w:rFonts w:asciiTheme="majorBidi" w:hAnsiTheme="majorBidi"/>
                 <w:noProof/>
               </w:rPr>
@@ -3425,7 +3412,7 @@
         </w:p>
         <w:p>
           <w:pPr>
-            <w:pStyle w:val="TOC1"/>
+            <w:pStyle w:val="TM1"/>
             <w:tabs>
               <w:tab w:val="right" w:leader="dot" w:pos="9062"/>
             </w:tabs>
@@ -3440,7 +3427,7 @@
           <w:hyperlink w:anchor="_Toc226240770" w:history="1">
             <w:r>
               <w:rPr>
-                <w:rStyle w:val="Hyperlink"/>
+                <w:rStyle w:val="Lienhypertexte"/>
                 <w:rFonts w:ascii="Times New Roman" w:hAnsi="Times New Roman" w:cs="Times New Roman"/>
                 <w:b/>
                 <w:bCs/>
@@ -3500,7 +3487,7 @@
         </w:p>
         <w:p>
           <w:pPr>
-            <w:pStyle w:val="TOC2"/>
+            <w:pStyle w:val="TM2"/>
             <w:tabs>
               <w:tab w:val="left" w:pos="720"/>
               <w:tab w:val="right" w:leader="dot" w:pos="9062"/>
@@ -3516,7 +3503,7 @@
           <w:hyperlink w:anchor="_Toc226240771" w:history="1">
             <w:r>
               <w:rPr>
-                <w:rStyle w:val="Hyperlink"/>
+                <w:rStyle w:val="Lienhypertexte"/>
                 <w:rFonts w:ascii="Times New Roman" w:hAnsi="Times New Roman" w:cs="Times New Roman"/>
                 <w:noProof/>
               </w:rPr>
@@ -3534,7 +3521,7 @@
             </w:r>
             <w:r>
               <w:rPr>
-                <w:rStyle w:val="Hyperlink"/>
+                <w:rStyle w:val="Lienhypertexte"/>
                 <w:rFonts w:ascii="Times New Roman" w:hAnsi="Times New Roman" w:cs="Times New Roman"/>
                 <w:noProof/>
               </w:rPr>
@@ -3592,7 +3579,7 @@
         </w:p>
         <w:p>
           <w:pPr>
-            <w:pStyle w:val="TOC3"/>
+            <w:pStyle w:val="TM3"/>
             <w:tabs>
               <w:tab w:val="left" w:pos="960"/>
               <w:tab w:val="right" w:leader="dot" w:pos="9062"/>
@@ -3608,7 +3595,7 @@
           <w:hyperlink w:anchor="_Toc226240772" w:history="1">
             <w:r>
               <w:rPr>
-                <w:rStyle w:val="Hyperlink"/>
+                <w:rStyle w:val="Lienhypertexte"/>
                 <w:rFonts w:ascii="Times New Roman" w:hAnsi="Times New Roman" w:cs="Times New Roman"/>
                 <w:noProof/>
               </w:rPr>
@@ -3626,7 +3613,7 @@
             </w:r>
             <w:r>
               <w:rPr>
-                <w:rStyle w:val="Hyperlink"/>
+                <w:rStyle w:val="Lienhypertexte"/>
                 <w:rFonts w:ascii="Times New Roman" w:hAnsi="Times New Roman" w:cs="Times New Roman"/>
                 <w:noProof/>
               </w:rPr>
@@ -3684,7 +3671,7 @@
         </w:p>
         <w:p>
           <w:pPr>
-            <w:pStyle w:val="TOC3"/>
+            <w:pStyle w:val="TM3"/>
             <w:tabs>
               <w:tab w:val="left" w:pos="960"/>
               <w:tab w:val="right" w:leader="dot" w:pos="9062"/>
@@ -3700,7 +3687,7 @@
           <w:hyperlink w:anchor="_Toc226240773" w:history="1">
             <w:r>
               <w:rPr>
-                <w:rStyle w:val="Hyperlink"/>
+                <w:rStyle w:val="Lienhypertexte"/>
                 <w:rFonts w:ascii="Times New Roman" w:hAnsi="Times New Roman" w:cs="Times New Roman"/>
                 <w:noProof/>
                 <w:lang w:val="en-US"/>
@@ -3719,7 +3706,7 @@
             </w:r>
             <w:r>
               <w:rPr>
-                <w:rStyle w:val="Hyperlink"/>
+                <w:rStyle w:val="Lienhypertexte"/>
                 <w:rFonts w:ascii="Times New Roman" w:hAnsi="Times New Roman" w:cs="Times New Roman"/>
                 <w:noProof/>
               </w:rPr>
@@ -3777,7 +3764,7 @@
         </w:p>
         <w:p>
           <w:pPr>
-            <w:pStyle w:val="TOC2"/>
+            <w:pStyle w:val="TM2"/>
             <w:tabs>
               <w:tab w:val="left" w:pos="720"/>
               <w:tab w:val="right" w:leader="dot" w:pos="9062"/>
@@ -3793,7 +3780,7 @@
           <w:hyperlink w:anchor="_Toc226240774" w:history="1">
             <w:r>
               <w:rPr>
-                <w:rStyle w:val="Hyperlink"/>
+                <w:rStyle w:val="Lienhypertexte"/>
                 <w:rFonts w:ascii="Times New Roman" w:hAnsi="Times New Roman" w:cs="Times New Roman"/>
                 <w:noProof/>
               </w:rPr>
@@ -3811,7 +3798,7 @@
             </w:r>
             <w:r>
               <w:rPr>
-                <w:rStyle w:val="Hyperlink"/>
+                <w:rStyle w:val="Lienhypertexte"/>
                 <w:rFonts w:ascii="Times New Roman" w:hAnsi="Times New Roman" w:cs="Times New Roman"/>
                 <w:noProof/>
               </w:rPr>
@@ -3869,7 +3856,7 @@
         </w:p>
         <w:p>
           <w:pPr>
-            <w:pStyle w:val="TOC3"/>
+            <w:pStyle w:val="TM3"/>
             <w:tabs>
               <w:tab w:val="left" w:pos="960"/>
               <w:tab w:val="right" w:leader="dot" w:pos="9062"/>
@@ -3885,7 +3872,7 @@
           <w:hyperlink w:anchor="_Toc226240775" w:history="1">
             <w:r>
               <w:rPr>
-                <w:rStyle w:val="Hyperlink"/>
+                <w:rStyle w:val="Lienhypertexte"/>
                 <w:rFonts w:ascii="Times New Roman" w:hAnsi="Times New Roman" w:cs="Times New Roman"/>
                 <w:noProof/>
               </w:rPr>
@@ -3903,7 +3890,7 @@
             </w:r>
             <w:r>
               <w:rPr>
-                <w:rStyle w:val="Hyperlink"/>
+                <w:rStyle w:val="Lienhypertexte"/>
                 <w:rFonts w:ascii="Times New Roman" w:hAnsi="Times New Roman" w:cs="Times New Roman"/>
                 <w:noProof/>
               </w:rPr>
@@ -3961,7 +3948,7 @@
         </w:p>
         <w:p>
           <w:pPr>
-            <w:pStyle w:val="TOC3"/>
+            <w:pStyle w:val="TM3"/>
             <w:tabs>
               <w:tab w:val="left" w:pos="960"/>
               <w:tab w:val="right" w:leader="dot" w:pos="9062"/>
@@ -3977,7 +3964,7 @@
           <w:hyperlink w:anchor="_Toc226240776" w:history="1">
             <w:r>
               <w:rPr>
-                <w:rStyle w:val="Hyperlink"/>
+                <w:rStyle w:val="Lienhypertexte"/>
                 <w:rFonts w:ascii="Times New Roman" w:hAnsi="Times New Roman" w:cs="Times New Roman"/>
                 <w:noProof/>
               </w:rPr>
@@ -3995,7 +3982,7 @@
             </w:r>
             <w:r>
               <w:rPr>
-                <w:rStyle w:val="Hyperlink"/>
+                <w:rStyle w:val="Lienhypertexte"/>
                 <w:rFonts w:ascii="Times New Roman" w:hAnsi="Times New Roman" w:cs="Times New Roman"/>
                 <w:noProof/>
               </w:rPr>
@@ -4053,7 +4040,7 @@
         </w:p>
         <w:p>
           <w:pPr>
-            <w:pStyle w:val="TOC3"/>
+            <w:pStyle w:val="TM3"/>
             <w:tabs>
               <w:tab w:val="left" w:pos="960"/>
               <w:tab w:val="right" w:leader="dot" w:pos="9062"/>
@@ -4069,7 +4056,7 @@
           <w:hyperlink w:anchor="_Toc226240777" w:history="1">
             <w:r>
               <w:rPr>
-                <w:rStyle w:val="Hyperlink"/>
+                <w:rStyle w:val="Lienhypertexte"/>
                 <w:rFonts w:ascii="Times New Roman" w:hAnsi="Times New Roman" w:cs="Times New Roman"/>
                 <w:noProof/>
               </w:rPr>
@@ -4087,7 +4074,7 @@
             </w:r>
             <w:r>
               <w:rPr>
-                <w:rStyle w:val="Hyperlink"/>
+                <w:rStyle w:val="Lienhypertexte"/>
                 <w:rFonts w:ascii="Times New Roman" w:hAnsi="Times New Roman" w:cs="Times New Roman"/>
                 <w:noProof/>
               </w:rPr>
@@ -4145,7 +4132,7 @@
         </w:p>
         <w:p>
           <w:pPr>
-            <w:pStyle w:val="TOC2"/>
+            <w:pStyle w:val="TM2"/>
             <w:tabs>
               <w:tab w:val="left" w:pos="720"/>
               <w:tab w:val="right" w:leader="dot" w:pos="9062"/>
@@ -4161,7 +4148,7 @@
           <w:hyperlink w:anchor="_Toc226240778" w:history="1">
             <w:r>
               <w:rPr>
-                <w:rStyle w:val="Hyperlink"/>
+                <w:rStyle w:val="Lienhypertexte"/>
                 <w:rFonts w:ascii="Times New Roman" w:eastAsia="Times New Roman" w:hAnsi="Times New Roman" w:cs="Times New Roman"/>
                 <w:noProof/>
               </w:rPr>
@@ -4179,7 +4166,7 @@
             </w:r>
             <w:r>
               <w:rPr>
-                <w:rStyle w:val="Hyperlink"/>
+                <w:rStyle w:val="Lienhypertexte"/>
                 <w:rFonts w:ascii="Times New Roman" w:eastAsia="Times New Roman" w:hAnsi="Times New Roman" w:cs="Times New Roman"/>
                 <w:noProof/>
               </w:rPr>
@@ -4237,7 +4224,7 @@
         </w:p>
         <w:p>
           <w:pPr>
-            <w:pStyle w:val="TOC3"/>
+            <w:pStyle w:val="TM3"/>
             <w:tabs>
               <w:tab w:val="left" w:pos="960"/>
               <w:tab w:val="right" w:leader="dot" w:pos="9062"/>
@@ -4253,7 +4240,7 @@
           <w:hyperlink w:anchor="_Toc226240779" w:history="1">
             <w:r>
               <w:rPr>
-                <w:rStyle w:val="Hyperlink"/>
+                <w:rStyle w:val="Lienhypertexte"/>
                 <w:rFonts w:ascii="Times New Roman" w:hAnsi="Times New Roman" w:cs="Times New Roman"/>
                 <w:noProof/>
                 <w:lang w:eastAsia="fr-FR"/>
@@ -4272,7 +4259,7 @@
             </w:r>
             <w:r>
               <w:rPr>
-                <w:rStyle w:val="Hyperlink"/>
+                <w:rStyle w:val="Lienhypertexte"/>
                 <w:noProof/>
                 <w:lang w:eastAsia="fr-FR"/>
               </w:rPr>
@@ -4280,7 +4267,7 @@
             </w:r>
             <w:r>
               <w:rPr>
-                <w:rStyle w:val="Hyperlink"/>
+                <w:rStyle w:val="Lienhypertexte"/>
                 <w:rFonts w:ascii="Times New Roman" w:hAnsi="Times New Roman" w:cs="Times New Roman"/>
                 <w:noProof/>
                 <w:lang w:eastAsia="fr-FR"/>
@@ -4339,7 +4326,7 @@
         </w:p>
         <w:p>
           <w:pPr>
-            <w:pStyle w:val="TOC3"/>
+            <w:pStyle w:val="TM3"/>
             <w:tabs>
               <w:tab w:val="left" w:pos="960"/>
               <w:tab w:val="right" w:leader="dot" w:pos="9062"/>
@@ -4355,7 +4342,7 @@
           <w:hyperlink w:anchor="_Toc226240780" w:history="1">
             <w:r>
               <w:rPr>
-                <w:rStyle w:val="Hyperlink"/>
+                <w:rStyle w:val="Lienhypertexte"/>
                 <w:noProof/>
               </w:rPr>
               <w:t>b.</w:t>
@@ -4372,14 +4359,14 @@
             </w:r>
             <w:r>
               <w:rPr>
-                <w:rStyle w:val="Hyperlink"/>
+                <w:rStyle w:val="Lienhypertexte"/>
                 <w:noProof/>
               </w:rPr>
               <w:t>Système</w:t>
             </w:r>
             <w:r>
               <w:rPr>
-                <w:rStyle w:val="Hyperlink"/>
+                <w:rStyle w:val="Lienhypertexte"/>
                 <w:rFonts w:eastAsia="Times New Roman"/>
                 <w:noProof/>
               </w:rPr>
@@ -4437,7 +4424,7 @@
         </w:p>
         <w:p>
           <w:pPr>
-            <w:pStyle w:val="TOC3"/>
+            <w:pStyle w:val="TM3"/>
             <w:tabs>
               <w:tab w:val="left" w:pos="960"/>
               <w:tab w:val="right" w:leader="dot" w:pos="9062"/>
@@ -4453,7 +4440,7 @@
           <w:hyperlink w:anchor="_Toc226240781" w:history="1">
             <w:r>
               <w:rPr>
-                <w:rStyle w:val="Hyperlink"/>
+                <w:rStyle w:val="Lienhypertexte"/>
                 <w:noProof/>
               </w:rPr>
               <w:t>c.</w:t>
@@ -4470,7 +4457,7 @@
             </w:r>
             <w:r>
               <w:rPr>
-                <w:rStyle w:val="Hyperlink"/>
+                <w:rStyle w:val="Lienhypertexte"/>
                 <w:rFonts w:eastAsia="Times New Roman"/>
                 <w:noProof/>
               </w:rPr>
@@ -4528,7 +4515,7 @@
         </w:p>
         <w:p>
           <w:pPr>
-            <w:pStyle w:val="TOC2"/>
+            <w:pStyle w:val="TM2"/>
             <w:tabs>
               <w:tab w:val="left" w:pos="720"/>
               <w:tab w:val="right" w:leader="dot" w:pos="9062"/>
@@ -4544,7 +4531,7 @@
           <w:hyperlink w:anchor="_Toc226240782" w:history="1">
             <w:r>
               <w:rPr>
-                <w:rStyle w:val="Hyperlink"/>
+                <w:rStyle w:val="Lienhypertexte"/>
                 <w:rFonts w:ascii="Times New Roman" w:hAnsi="Times New Roman" w:cs="Times New Roman"/>
                 <w:noProof/>
               </w:rPr>
@@ -4562,7 +4549,7 @@
             </w:r>
             <w:r>
               <w:rPr>
-                <w:rStyle w:val="Hyperlink"/>
+                <w:rStyle w:val="Lienhypertexte"/>
                 <w:rFonts w:ascii="Times New Roman" w:hAnsi="Times New Roman" w:cs="Times New Roman"/>
                 <w:noProof/>
               </w:rPr>
@@ -4620,7 +4607,7 @@
         </w:p>
         <w:p>
           <w:pPr>
-            <w:pStyle w:val="TOC3"/>
+            <w:pStyle w:val="TM3"/>
             <w:tabs>
               <w:tab w:val="left" w:pos="960"/>
               <w:tab w:val="right" w:leader="dot" w:pos="9062"/>
@@ -4636,7 +4623,7 @@
           <w:hyperlink w:anchor="_Toc226240783" w:history="1">
             <w:r>
               <w:rPr>
-                <w:rStyle w:val="Hyperlink"/>
+                <w:rStyle w:val="Lienhypertexte"/>
                 <w:noProof/>
               </w:rPr>
               <w:t>a.</w:t>
@@ -4653,7 +4640,7 @@
             </w:r>
             <w:r>
               <w:rPr>
-                <w:rStyle w:val="Hyperlink"/>
+                <w:rStyle w:val="Lienhypertexte"/>
                 <w:noProof/>
               </w:rPr>
               <w:t>Prototypage haute fidélité (Figma) :</w:t>
@@ -4710,7 +4697,7 @@
         </w:p>
         <w:p>
           <w:pPr>
-            <w:pStyle w:val="TOC3"/>
+            <w:pStyle w:val="TM3"/>
             <w:tabs>
               <w:tab w:val="left" w:pos="960"/>
               <w:tab w:val="right" w:leader="dot" w:pos="9062"/>
@@ -4726,7 +4713,7 @@
           <w:hyperlink w:anchor="_Toc226240784" w:history="1">
             <w:r>
               <w:rPr>
-                <w:rStyle w:val="Hyperlink"/>
+                <w:rStyle w:val="Lienhypertexte"/>
                 <w:noProof/>
               </w:rPr>
               <w:t>b.</w:t>
@@ -4743,7 +4730,7 @@
             </w:r>
             <w:r>
               <w:rPr>
-                <w:rStyle w:val="Hyperlink"/>
+                <w:rStyle w:val="Lienhypertexte"/>
                 <w:noProof/>
               </w:rPr>
               <w:t>Rendu final de la plateforme web :</w:t>
@@ -4800,7 +4787,7 @@
         </w:p>
         <w:p>
           <w:pPr>
-            <w:pStyle w:val="TOC3"/>
+            <w:pStyle w:val="TM3"/>
             <w:tabs>
               <w:tab w:val="left" w:pos="960"/>
               <w:tab w:val="right" w:leader="dot" w:pos="9062"/>
@@ -4816,7 +4803,7 @@
           <w:hyperlink w:anchor="_Toc226240785" w:history="1">
             <w:r>
               <w:rPr>
-                <w:rStyle w:val="Hyperlink"/>
+                <w:rStyle w:val="Lienhypertexte"/>
                 <w:noProof/>
               </w:rPr>
               <w:t>c.</w:t>
@@ -4833,7 +4820,7 @@
             </w:r>
             <w:r>
               <w:rPr>
-                <w:rStyle w:val="Hyperlink"/>
+                <w:rStyle w:val="Lienhypertexte"/>
                 <w:noProof/>
               </w:rPr>
               <w:t>Stratégie de communication visuelle (Instagram) :</w:t>
@@ -4890,7 +4877,7 @@
         </w:p>
         <w:p>
           <w:pPr>
-            <w:pStyle w:val="TOC1"/>
+            <w:pStyle w:val="TM1"/>
             <w:tabs>
               <w:tab w:val="right" w:leader="dot" w:pos="9062"/>
             </w:tabs>
@@ -4905,7 +4892,7 @@
           <w:hyperlink w:anchor="_Toc226240786" w:history="1">
             <w:r>
               <w:rPr>
-                <w:rStyle w:val="Hyperlink"/>
+                <w:rStyle w:val="Lienhypertexte"/>
                 <w:rFonts w:ascii="Times New Roman" w:hAnsi="Times New Roman" w:cs="Times New Roman"/>
                 <w:noProof/>
               </w:rPr>
@@ -4963,7 +4950,7 @@
         </w:p>
         <w:p>
           <w:pPr>
-            <w:pStyle w:val="TOC1"/>
+            <w:pStyle w:val="TM1"/>
             <w:tabs>
               <w:tab w:val="right" w:leader="dot" w:pos="9062"/>
             </w:tabs>
@@ -4978,7 +4965,7 @@
           <w:hyperlink w:anchor="_Toc226240787" w:history="1">
             <w:r>
               <w:rPr>
-                <w:rStyle w:val="Hyperlink"/>
+                <w:rStyle w:val="Lienhypertexte"/>
                 <w:rFonts w:asciiTheme="majorBidi" w:hAnsiTheme="majorBidi"/>
                 <w:noProof/>
                 <w:lang w:val="en-US"/>
@@ -5055,7 +5042,7 @@
     </w:sdt>
     <w:p>
       <w:pPr>
-        <w:pStyle w:val="Heading1"/>
+        <w:pStyle w:val="Titre1"/>
         <w:spacing w:line="360" w:lineRule="auto"/>
         <w:jc w:val="center"/>
         <w:rPr>
@@ -5070,7 +5057,7 @@
     </w:p>
     <w:p>
       <w:pPr>
-        <w:pStyle w:val="Heading1"/>
+        <w:pStyle w:val="Titre1"/>
         <w:spacing w:line="360" w:lineRule="auto"/>
         <w:jc w:val="center"/>
         <w:rPr>
@@ -5087,7 +5074,7 @@
     <w:p/>
     <w:p>
       <w:pPr>
-        <w:pStyle w:val="Heading1"/>
+        <w:pStyle w:val="Titre1"/>
         <w:spacing w:line="360" w:lineRule="auto"/>
         <w:jc w:val="center"/>
         <w:rPr>
@@ -5102,7 +5089,7 @@
     </w:p>
     <w:p>
       <w:pPr>
-        <w:pStyle w:val="Heading1"/>
+        <w:pStyle w:val="Titre1"/>
         <w:spacing w:line="360" w:lineRule="auto"/>
         <w:jc w:val="center"/>
         <w:rPr>
@@ -5117,7 +5104,7 @@
     </w:p>
     <w:p>
       <w:pPr>
-        <w:pStyle w:val="Heading1"/>
+        <w:pStyle w:val="Titre1"/>
         <w:spacing w:line="360" w:lineRule="auto"/>
         <w:jc w:val="center"/>
         <w:rPr>
@@ -5132,7 +5119,7 @@
     </w:p>
     <w:p>
       <w:pPr>
-        <w:pStyle w:val="Heading1"/>
+        <w:pStyle w:val="Titre1"/>
         <w:spacing w:line="360" w:lineRule="auto"/>
         <w:jc w:val="center"/>
         <w:rPr>
@@ -5147,7 +5134,7 @@
     </w:p>
     <w:p>
       <w:pPr>
-        <w:pStyle w:val="Heading1"/>
+        <w:pStyle w:val="Titre1"/>
         <w:spacing w:line="360" w:lineRule="auto"/>
         <w:jc w:val="center"/>
         <w:rPr>
@@ -5162,7 +5149,7 @@
     </w:p>
     <w:p>
       <w:pPr>
-        <w:pStyle w:val="Heading1"/>
+        <w:pStyle w:val="Titre1"/>
         <w:spacing w:line="360" w:lineRule="auto"/>
         <w:rPr>
           <w:rFonts w:asciiTheme="majorBidi" w:hAnsiTheme="majorBidi"/>
@@ -5178,7 +5165,7 @@
     <w:p/>
     <w:p>
       <w:pPr>
-        <w:pStyle w:val="Heading1"/>
+        <w:pStyle w:val="Titre1"/>
         <w:spacing w:line="360" w:lineRule="auto"/>
         <w:jc w:val="center"/>
         <w:rPr>
@@ -5207,7 +5194,7 @@
     <w:p/>
     <w:p>
       <w:pPr>
-        <w:pStyle w:val="TableofFigures"/>
+        <w:pStyle w:val="Tabledesillustrations"/>
         <w:tabs>
           <w:tab w:val="right" w:leader="dot" w:pos="9062"/>
         </w:tabs>
@@ -5231,7 +5218,7 @@
       <w:hyperlink w:anchor="_Toc226240788" w:history="1">
         <w:r>
           <w:rPr>
-            <w:rStyle w:val="Hyperlink"/>
+            <w:rStyle w:val="Lienhypertexte"/>
             <w:rFonts w:asciiTheme="majorBidi" w:hAnsiTheme="majorBidi" w:cstheme="majorBidi"/>
             <w:noProof/>
           </w:rPr>
@@ -5289,7 +5276,7 @@
     </w:p>
     <w:p>
       <w:pPr>
-        <w:pStyle w:val="TableofFigures"/>
+        <w:pStyle w:val="Tabledesillustrations"/>
         <w:tabs>
           <w:tab w:val="right" w:leader="dot" w:pos="9062"/>
         </w:tabs>
@@ -5304,7 +5291,7 @@
       <w:hyperlink w:anchor="_Toc226240789" w:history="1">
         <w:r>
           <w:rPr>
-            <w:rStyle w:val="Hyperlink"/>
+            <w:rStyle w:val="Lienhypertexte"/>
             <w:rFonts w:asciiTheme="majorBidi" w:hAnsiTheme="majorBidi" w:cstheme="majorBidi"/>
             <w:noProof/>
           </w:rPr>
@@ -5362,7 +5349,7 @@
     </w:p>
     <w:p>
       <w:pPr>
-        <w:pStyle w:val="TableofFigures"/>
+        <w:pStyle w:val="Tabledesillustrations"/>
         <w:tabs>
           <w:tab w:val="right" w:leader="dot" w:pos="9062"/>
         </w:tabs>
@@ -5377,7 +5364,7 @@
       <w:hyperlink w:anchor="_Toc226240790" w:history="1">
         <w:r>
           <w:rPr>
-            <w:rStyle w:val="Hyperlink"/>
+            <w:rStyle w:val="Lienhypertexte"/>
             <w:rFonts w:asciiTheme="majorBidi" w:hAnsiTheme="majorBidi" w:cstheme="majorBidi"/>
             <w:noProof/>
           </w:rPr>
@@ -5435,7 +5422,7 @@
     </w:p>
     <w:p>
       <w:pPr>
-        <w:pStyle w:val="TableofFigures"/>
+        <w:pStyle w:val="Tabledesillustrations"/>
         <w:tabs>
           <w:tab w:val="right" w:leader="dot" w:pos="9062"/>
         </w:tabs>
@@ -5450,7 +5437,7 @@
       <w:hyperlink w:anchor="_Toc226240791" w:history="1">
         <w:r>
           <w:rPr>
-            <w:rStyle w:val="Hyperlink"/>
+            <w:rStyle w:val="Lienhypertexte"/>
             <w:rFonts w:asciiTheme="majorBidi" w:hAnsiTheme="majorBidi" w:cstheme="majorBidi"/>
             <w:noProof/>
           </w:rPr>
@@ -5508,7 +5495,7 @@
     </w:p>
     <w:p>
       <w:pPr>
-        <w:pStyle w:val="TableofFigures"/>
+        <w:pStyle w:val="Tabledesillustrations"/>
         <w:tabs>
           <w:tab w:val="right" w:leader="dot" w:pos="9062"/>
         </w:tabs>
@@ -5523,7 +5510,7 @@
       <w:hyperlink w:anchor="_Toc226240792" w:history="1">
         <w:r>
           <w:rPr>
-            <w:rStyle w:val="Hyperlink"/>
+            <w:rStyle w:val="Lienhypertexte"/>
             <w:rFonts w:asciiTheme="majorBidi" w:hAnsiTheme="majorBidi" w:cstheme="majorBidi"/>
             <w:noProof/>
           </w:rPr>
@@ -5581,7 +5568,7 @@
     </w:p>
     <w:p>
       <w:pPr>
-        <w:pStyle w:val="TableofFigures"/>
+        <w:pStyle w:val="Tabledesillustrations"/>
         <w:tabs>
           <w:tab w:val="right" w:leader="dot" w:pos="9062"/>
         </w:tabs>
@@ -5596,7 +5583,7 @@
       <w:hyperlink w:anchor="_Toc226240793" w:history="1">
         <w:r>
           <w:rPr>
-            <w:rStyle w:val="Hyperlink"/>
+            <w:rStyle w:val="Lienhypertexte"/>
             <w:rFonts w:asciiTheme="majorBidi" w:hAnsiTheme="majorBidi" w:cstheme="majorBidi"/>
             <w:noProof/>
           </w:rPr>
@@ -5654,7 +5641,7 @@
     </w:p>
     <w:p>
       <w:pPr>
-        <w:pStyle w:val="TableofFigures"/>
+        <w:pStyle w:val="Tabledesillustrations"/>
         <w:tabs>
           <w:tab w:val="right" w:leader="dot" w:pos="9062"/>
         </w:tabs>
@@ -5669,7 +5656,7 @@
       <w:hyperlink w:anchor="_Toc226240794" w:history="1">
         <w:r>
           <w:rPr>
-            <w:rStyle w:val="Hyperlink"/>
+            <w:rStyle w:val="Lienhypertexte"/>
             <w:rFonts w:asciiTheme="majorBidi" w:hAnsiTheme="majorBidi" w:cstheme="majorBidi"/>
             <w:noProof/>
           </w:rPr>
@@ -5727,7 +5714,7 @@
     </w:p>
     <w:p>
       <w:pPr>
-        <w:pStyle w:val="TableofFigures"/>
+        <w:pStyle w:val="Tabledesillustrations"/>
         <w:tabs>
           <w:tab w:val="right" w:leader="dot" w:pos="9062"/>
         </w:tabs>
@@ -5742,7 +5729,7 @@
       <w:hyperlink w:anchor="_Toc226240795" w:history="1">
         <w:r>
           <w:rPr>
-            <w:rStyle w:val="Hyperlink"/>
+            <w:rStyle w:val="Lienhypertexte"/>
             <w:rFonts w:asciiTheme="majorBidi" w:hAnsiTheme="majorBidi" w:cstheme="majorBidi"/>
             <w:noProof/>
           </w:rPr>
@@ -5800,7 +5787,7 @@
     </w:p>
     <w:p>
       <w:pPr>
-        <w:pStyle w:val="TableofFigures"/>
+        <w:pStyle w:val="Tabledesillustrations"/>
         <w:tabs>
           <w:tab w:val="right" w:leader="dot" w:pos="9062"/>
         </w:tabs>
@@ -5815,7 +5802,7 @@
       <w:hyperlink w:anchor="_Toc226240796" w:history="1">
         <w:r>
           <w:rPr>
-            <w:rStyle w:val="Hyperlink"/>
+            <w:rStyle w:val="Lienhypertexte"/>
             <w:rFonts w:asciiTheme="majorBidi" w:hAnsiTheme="majorBidi" w:cstheme="majorBidi"/>
             <w:noProof/>
           </w:rPr>
@@ -5873,7 +5860,7 @@
     </w:p>
     <w:p>
       <w:pPr>
-        <w:pStyle w:val="TableofFigures"/>
+        <w:pStyle w:val="Tabledesillustrations"/>
         <w:tabs>
           <w:tab w:val="right" w:leader="dot" w:pos="9062"/>
         </w:tabs>
@@ -5888,7 +5875,7 @@
       <w:hyperlink w:anchor="_Toc226240797" w:history="1">
         <w:r>
           <w:rPr>
-            <w:rStyle w:val="Hyperlink"/>
+            <w:rStyle w:val="Lienhypertexte"/>
             <w:noProof/>
           </w:rPr>
           <w:t>Figure 10: La typographie</w:t>
@@ -5945,7 +5932,7 @@
     </w:p>
     <w:p>
       <w:pPr>
-        <w:pStyle w:val="TableofFigures"/>
+        <w:pStyle w:val="Tabledesillustrations"/>
         <w:tabs>
           <w:tab w:val="right" w:leader="dot" w:pos="9062"/>
         </w:tabs>
@@ -5960,7 +5947,7 @@
       <w:hyperlink w:anchor="_Toc226240798" w:history="1">
         <w:r>
           <w:rPr>
-            <w:rStyle w:val="Hyperlink"/>
+            <w:rStyle w:val="Lienhypertexte"/>
             <w:noProof/>
           </w:rPr>
           <w:t>Figure 11: la palette de couleurs</w:t>
@@ -6017,7 +6004,7 @@
     </w:p>
     <w:p>
       <w:pPr>
-        <w:pStyle w:val="TableofFigures"/>
+        <w:pStyle w:val="Tabledesillustrations"/>
         <w:tabs>
           <w:tab w:val="right" w:leader="dot" w:pos="9062"/>
         </w:tabs>
@@ -6032,7 +6019,7 @@
       <w:hyperlink w:anchor="_Toc226240799" w:history="1">
         <w:r>
           <w:rPr>
-            <w:rStyle w:val="Hyperlink"/>
+            <w:rStyle w:val="Lienhypertexte"/>
             <w:noProof/>
           </w:rPr>
           <w:t>Figure 12: l'explication du logo</w:t>
@@ -6089,7 +6076,7 @@
     </w:p>
     <w:p>
       <w:pPr>
-        <w:pStyle w:val="TableofFigures"/>
+        <w:pStyle w:val="Tabledesillustrations"/>
         <w:tabs>
           <w:tab w:val="right" w:leader="dot" w:pos="9062"/>
         </w:tabs>
@@ -6104,7 +6091,7 @@
       <w:hyperlink w:anchor="_Toc226240800" w:history="1">
         <w:r>
           <w:rPr>
-            <w:rStyle w:val="Hyperlink"/>
+            <w:rStyle w:val="Lienhypertexte"/>
             <w:noProof/>
           </w:rPr>
           <w:t>Figure 13: Google Analytics</w:t>
@@ -6161,7 +6148,7 @@
     </w:p>
     <w:p>
       <w:pPr>
-        <w:pStyle w:val="TableofFigures"/>
+        <w:pStyle w:val="Tabledesillustrations"/>
         <w:tabs>
           <w:tab w:val="right" w:leader="dot" w:pos="9062"/>
         </w:tabs>
@@ -6176,7 +6163,7 @@
       <w:hyperlink w:anchor="_Toc226240801" w:history="1">
         <w:r>
           <w:rPr>
-            <w:rStyle w:val="Hyperlink"/>
+            <w:rStyle w:val="Lienhypertexte"/>
             <w:noProof/>
           </w:rPr>
           <w:t>Figure 14: Ahrefs</w:t>
@@ -6233,7 +6220,7 @@
     </w:p>
     <w:p>
       <w:pPr>
-        <w:pStyle w:val="TableofFigures"/>
+        <w:pStyle w:val="Tabledesillustrations"/>
         <w:tabs>
           <w:tab w:val="right" w:leader="dot" w:pos="9062"/>
         </w:tabs>
@@ -6248,7 +6235,7 @@
       <w:hyperlink w:anchor="_Toc226240802" w:history="1">
         <w:r>
           <w:rPr>
-            <w:rStyle w:val="Hyperlink"/>
+            <w:rStyle w:val="Lienhypertexte"/>
             <w:noProof/>
           </w:rPr>
           <w:t>Figure 15: Chatgpt</w:t>
@@ -6305,7 +6292,7 @@
     </w:p>
     <w:p>
       <w:pPr>
-        <w:pStyle w:val="TableofFigures"/>
+        <w:pStyle w:val="Tabledesillustrations"/>
         <w:tabs>
           <w:tab w:val="right" w:leader="dot" w:pos="9062"/>
         </w:tabs>
@@ -6320,7 +6307,7 @@
       <w:hyperlink w:anchor="_Toc226240803" w:history="1">
         <w:r>
           <w:rPr>
-            <w:rStyle w:val="Hyperlink"/>
+            <w:rStyle w:val="Lienhypertexte"/>
             <w:noProof/>
           </w:rPr>
           <w:t>Figure 16: Logo de VS Code</w:t>
@@ -6377,7 +6364,7 @@
     </w:p>
     <w:p>
       <w:pPr>
-        <w:pStyle w:val="TableofFigures"/>
+        <w:pStyle w:val="Tabledesillustrations"/>
         <w:tabs>
           <w:tab w:val="right" w:leader="dot" w:pos="9062"/>
         </w:tabs>
@@ -6392,7 +6379,7 @@
       <w:hyperlink w:anchor="_Toc226240804" w:history="1">
         <w:r>
           <w:rPr>
-            <w:rStyle w:val="Hyperlink"/>
+            <w:rStyle w:val="Lienhypertexte"/>
             <w:noProof/>
           </w:rPr>
           <w:t>Figure 17: Logo de git</w:t>
@@ -6449,7 +6436,7 @@
     </w:p>
     <w:p>
       <w:pPr>
-        <w:pStyle w:val="TableofFigures"/>
+        <w:pStyle w:val="Tabledesillustrations"/>
         <w:tabs>
           <w:tab w:val="right" w:leader="dot" w:pos="9062"/>
         </w:tabs>
@@ -6464,7 +6451,7 @@
       <w:hyperlink w:anchor="_Toc226240805" w:history="1">
         <w:r>
           <w:rPr>
-            <w:rStyle w:val="Hyperlink"/>
+            <w:rStyle w:val="Lienhypertexte"/>
             <w:noProof/>
           </w:rPr>
           <w:t>Figure 18: Logo de GitHub</w:t>
@@ -6521,7 +6508,7 @@
     </w:p>
     <w:p>
       <w:pPr>
-        <w:pStyle w:val="TableofFigures"/>
+        <w:pStyle w:val="Tabledesillustrations"/>
         <w:tabs>
           <w:tab w:val="right" w:leader="dot" w:pos="9062"/>
         </w:tabs>
@@ -6536,7 +6523,7 @@
       <w:hyperlink w:anchor="_Toc226240806" w:history="1">
         <w:r>
           <w:rPr>
-            <w:rStyle w:val="Hyperlink"/>
+            <w:rStyle w:val="Lienhypertexte"/>
             <w:noProof/>
           </w:rPr>
           <w:t>Figure 19: Diagramme de classes</w:t>
@@ -6593,7 +6580,7 @@
     </w:p>
     <w:p>
       <w:pPr>
-        <w:pStyle w:val="TableofFigures"/>
+        <w:pStyle w:val="Tabledesillustrations"/>
         <w:tabs>
           <w:tab w:val="right" w:leader="dot" w:pos="9062"/>
         </w:tabs>
@@ -6608,7 +6595,7 @@
       <w:hyperlink w:anchor="_Toc226240807" w:history="1">
         <w:r>
           <w:rPr>
-            <w:rStyle w:val="Hyperlink"/>
+            <w:rStyle w:val="Lienhypertexte"/>
             <w:noProof/>
           </w:rPr>
           <w:t>Figure 20: Design sur Figma</w:t>
@@ -6665,7 +6652,7 @@
     </w:p>
     <w:p>
       <w:pPr>
-        <w:pStyle w:val="TableofFigures"/>
+        <w:pStyle w:val="Tabledesillustrations"/>
         <w:tabs>
           <w:tab w:val="right" w:leader="dot" w:pos="9062"/>
         </w:tabs>
@@ -6680,7 +6667,7 @@
       <w:hyperlink w:anchor="_Toc226240808" w:history="1">
         <w:r>
           <w:rPr>
-            <w:rStyle w:val="Hyperlink"/>
+            <w:rStyle w:val="Lienhypertexte"/>
             <w:noProof/>
           </w:rPr>
           <w:t>Figure 21: Page d'accueil  du site</w:t>
@@ -6737,7 +6724,7 @@
     </w:p>
     <w:p>
       <w:pPr>
-        <w:pStyle w:val="TableofFigures"/>
+        <w:pStyle w:val="Tabledesillustrations"/>
         <w:tabs>
           <w:tab w:val="right" w:leader="dot" w:pos="9062"/>
         </w:tabs>
@@ -6752,7 +6739,7 @@
       <w:hyperlink w:anchor="_Toc226240809" w:history="1">
         <w:r>
           <w:rPr>
-            <w:rStyle w:val="Hyperlink"/>
+            <w:rStyle w:val="Lienhypertexte"/>
             <w:noProof/>
           </w:rPr>
           <w:t>Figure 22: Page du catalogue des voitures</w:t>
@@ -6809,7 +6796,7 @@
     </w:p>
     <w:p>
       <w:pPr>
-        <w:pStyle w:val="TableofFigures"/>
+        <w:pStyle w:val="Tabledesillustrations"/>
         <w:tabs>
           <w:tab w:val="right" w:leader="dot" w:pos="9062"/>
         </w:tabs>
@@ -6824,7 +6811,7 @@
       <w:hyperlink w:anchor="_Toc226240810" w:history="1">
         <w:r>
           <w:rPr>
-            <w:rStyle w:val="Hyperlink"/>
+            <w:rStyle w:val="Lienhypertexte"/>
             <w:noProof/>
           </w:rPr>
           <w:t>Figure 23: Page du Dashboard</w:t>
@@ -6881,7 +6868,7 @@
     </w:p>
     <w:p>
       <w:pPr>
-        <w:pStyle w:val="TableofFigures"/>
+        <w:pStyle w:val="Tabledesillustrations"/>
         <w:tabs>
           <w:tab w:val="right" w:leader="dot" w:pos="9062"/>
         </w:tabs>
@@ -6896,7 +6883,7 @@
       <w:hyperlink w:anchor="_Toc226240811" w:history="1">
         <w:r>
           <w:rPr>
-            <w:rStyle w:val="Hyperlink"/>
+            <w:rStyle w:val="Lienhypertexte"/>
             <w:noProof/>
           </w:rPr>
           <w:t>Figure 24: Post Instagram N° 1</w:t>
@@ -6953,7 +6940,7 @@
     </w:p>
     <w:p>
       <w:pPr>
-        <w:pStyle w:val="TableofFigures"/>
+        <w:pStyle w:val="Tabledesillustrations"/>
         <w:tabs>
           <w:tab w:val="right" w:leader="dot" w:pos="9062"/>
         </w:tabs>
@@ -6968,7 +6955,7 @@
       <w:hyperlink w:anchor="_Toc226240812" w:history="1">
         <w:r>
           <w:rPr>
-            <w:rStyle w:val="Hyperlink"/>
+            <w:rStyle w:val="Lienhypertexte"/>
             <w:noProof/>
           </w:rPr>
           <w:t>Figure 25: Post Instagram N° 2</w:t>
@@ -7025,7 +7012,7 @@
     </w:p>
     <w:p>
       <w:pPr>
-        <w:pStyle w:val="TableofFigures"/>
+        <w:pStyle w:val="Tabledesillustrations"/>
         <w:tabs>
           <w:tab w:val="right" w:leader="dot" w:pos="9062"/>
         </w:tabs>
@@ -7040,7 +7027,7 @@
       <w:hyperlink w:anchor="_Toc226240813" w:history="1">
         <w:r>
           <w:rPr>
-            <w:rStyle w:val="Hyperlink"/>
+            <w:rStyle w:val="Lienhypertexte"/>
             <w:noProof/>
           </w:rPr>
           <w:t>Figure 26: Post Instagram N° 3</w:t>
@@ -7097,7 +7084,7 @@
     </w:p>
     <w:p>
       <w:pPr>
-        <w:pStyle w:val="TableofFigures"/>
+        <w:pStyle w:val="Tabledesillustrations"/>
         <w:tabs>
           <w:tab w:val="right" w:leader="dot" w:pos="9062"/>
         </w:tabs>
@@ -7112,7 +7099,7 @@
       <w:hyperlink w:anchor="_Toc226240814" w:history="1">
         <w:r>
           <w:rPr>
-            <w:rStyle w:val="Hyperlink"/>
+            <w:rStyle w:val="Lienhypertexte"/>
             <w:noProof/>
           </w:rPr>
           <w:t>Figure 27: la Page Instagram</w:t>
@@ -7169,7 +7156,7 @@
     </w:p>
     <w:p>
       <w:pPr>
-        <w:pStyle w:val="TableofFigures"/>
+        <w:pStyle w:val="Tabledesillustrations"/>
         <w:tabs>
           <w:tab w:val="right" w:leader="dot" w:pos="9062"/>
         </w:tabs>
@@ -7184,7 +7171,7 @@
       <w:hyperlink w:anchor="_Toc226240815" w:history="1">
         <w:r>
           <w:rPr>
-            <w:rStyle w:val="Hyperlink"/>
+            <w:rStyle w:val="Lienhypertexte"/>
             <w:noProof/>
           </w:rPr>
           <w:t>Figure 28: Instagram Insights</w:t>
@@ -7252,7 +7239,7 @@
     <w:p/>
     <w:p>
       <w:pPr>
-        <w:pStyle w:val="Heading1"/>
+        <w:pStyle w:val="Titre1"/>
         <w:spacing w:line="360" w:lineRule="auto"/>
         <w:jc w:val="center"/>
         <w:rPr>
@@ -7268,7 +7255,7 @@
     <w:p/>
     <w:p>
       <w:pPr>
-        <w:pStyle w:val="Heading1"/>
+        <w:pStyle w:val="Titre1"/>
         <w:jc w:val="center"/>
         <w:rPr>
           <w:rFonts w:ascii="Times New Roman" w:hAnsi="Times New Roman" w:cs="Times New Roman"/>
@@ -7296,7 +7283,7 @@
     <w:p/>
     <w:tbl>
       <w:tblPr>
-        <w:tblStyle w:val="TableGrid"/>
+        <w:tblStyle w:val="Grilledutableau"/>
         <w:tblW w:w="0" w:type="auto"/>
         <w:tblLook w:val="04A0" w:firstRow="1" w:lastRow="0" w:firstColumn="1" w:lastColumn="0" w:noHBand="0" w:noVBand="1"/>
       </w:tblPr>
@@ -7684,7 +7671,7 @@
     <w:p/>
     <w:p>
       <w:pPr>
-        <w:pStyle w:val="Heading1"/>
+        <w:pStyle w:val="Titre1"/>
         <w:spacing w:line="360" w:lineRule="auto"/>
         <w:jc w:val="center"/>
         <w:rPr>
@@ -8080,7 +8067,7 @@
     </w:p>
     <w:p>
       <w:pPr>
-        <w:pStyle w:val="Heading1"/>
+        <w:pStyle w:val="Titre1"/>
         <w:spacing w:line="360" w:lineRule="auto"/>
         <w:jc w:val="center"/>
         <w:rPr>
@@ -8094,7 +8081,7 @@
     <w:p/>
     <w:p>
       <w:pPr>
-        <w:pStyle w:val="Heading1"/>
+        <w:pStyle w:val="Titre1"/>
         <w:spacing w:line="360" w:lineRule="auto"/>
         <w:jc w:val="center"/>
         <w:rPr>
@@ -8792,7 +8779,7 @@
     </w:p>
     <w:p>
       <w:pPr>
-        <w:pStyle w:val="Heading1"/>
+        <w:pStyle w:val="Titre1"/>
         <w:rPr>
           <w:rFonts w:asciiTheme="majorBidi" w:hAnsiTheme="majorBidi"/>
           <w:b/>
@@ -8804,7 +8791,7 @@
     </w:p>
     <w:p>
       <w:pPr>
-        <w:pStyle w:val="Heading1"/>
+        <w:pStyle w:val="Titre1"/>
         <w:rPr>
           <w:rFonts w:asciiTheme="majorBidi" w:hAnsiTheme="majorBidi"/>
           <w:b/>
@@ -8869,7 +8856,7 @@
     </w:p>
     <w:p>
       <w:pPr>
-        <w:pStyle w:val="Heading2"/>
+        <w:pStyle w:val="Titre2"/>
         <w:numPr>
           <w:ilvl w:val="0"/>
           <w:numId w:val="3"/>
@@ -9057,29 +9044,7 @@
           <w:sz w:val="24"/>
           <w:szCs w:val="24"/>
         </w:rPr>
-        <w:t xml:space="preserve">M. </w:t>
-      </w:r>
-      <w:proofErr w:type="spellStart"/>
-      <w:r>
-        <w:rPr>
-          <w:rFonts w:ascii="Times New Roman" w:hAnsi="Times New Roman" w:cs="Times New Roman"/>
-          <w:b/>
-          <w:bCs/>
-          <w:sz w:val="24"/>
-          <w:szCs w:val="24"/>
-        </w:rPr>
-        <w:t>Chafi</w:t>
-      </w:r>
-      <w:proofErr w:type="spellEnd"/>
-      <w:r>
-        <w:rPr>
-          <w:rFonts w:ascii="Times New Roman" w:hAnsi="Times New Roman" w:cs="Times New Roman"/>
-          <w:b/>
-          <w:bCs/>
-          <w:sz w:val="24"/>
-          <w:szCs w:val="24"/>
-        </w:rPr>
-        <w:t xml:space="preserve"> Abdelhafid</w:t>
+        <w:t>M. Chafi Abdelhafid</w:t>
       </w:r>
       <w:r>
         <w:rPr>
@@ -9110,7 +9075,7 @@
     </w:p>
     <w:p>
       <w:pPr>
-        <w:pStyle w:val="Heading2"/>
+        <w:pStyle w:val="Titre2"/>
         <w:numPr>
           <w:ilvl w:val="0"/>
           <w:numId w:val="3"/>
@@ -9215,7 +9180,7 @@
     </w:p>
     <w:p>
       <w:pPr>
-        <w:pStyle w:val="Heading2"/>
+        <w:pStyle w:val="Titre2"/>
         <w:numPr>
           <w:ilvl w:val="0"/>
           <w:numId w:val="3"/>
@@ -9346,7 +9311,7 @@
     </w:p>
     <w:p>
       <w:pPr>
-        <w:pStyle w:val="Heading2"/>
+        <w:pStyle w:val="Titre2"/>
         <w:numPr>
           <w:ilvl w:val="0"/>
           <w:numId w:val="3"/>
@@ -9627,7 +9592,7 @@
       </w:pPr>
       <w:r>
         <w:rPr>
-          <w:rStyle w:val="Strong"/>
+          <w:rStyle w:val="lev"/>
           <w:rFonts w:asciiTheme="majorBidi" w:hAnsiTheme="majorBidi" w:cstheme="majorBidi"/>
           <w:sz w:val="24"/>
           <w:szCs w:val="24"/>
@@ -9637,7 +9602,7 @@
     </w:p>
     <w:p>
       <w:pPr>
-        <w:pStyle w:val="Heading2"/>
+        <w:pStyle w:val="Titre2"/>
         <w:numPr>
           <w:ilvl w:val="0"/>
           <w:numId w:val="3"/>
@@ -10366,7 +10331,7 @@
     </w:p>
     <w:p>
       <w:pPr>
-        <w:pStyle w:val="Heading1"/>
+        <w:pStyle w:val="Titre1"/>
         <w:rPr>
           <w:rFonts w:asciiTheme="majorBidi" w:hAnsiTheme="majorBidi"/>
           <w:b/>
@@ -10401,7 +10366,7 @@
     </w:p>
     <w:p>
       <w:pPr>
-        <w:pStyle w:val="Heading2"/>
+        <w:pStyle w:val="Titre2"/>
         <w:numPr>
           <w:ilvl w:val="0"/>
           <w:numId w:val="5"/>
@@ -10764,7 +10729,7 @@
     </w:p>
     <w:p>
       <w:pPr>
-        <w:pStyle w:val="Heading2"/>
+        <w:pStyle w:val="Titre2"/>
         <w:numPr>
           <w:ilvl w:val="0"/>
           <w:numId w:val="5"/>
@@ -10829,7 +10794,7 @@
       </w:r>
       <w:r>
         <w:rPr>
-          <w:rStyle w:val="Strong"/>
+          <w:rStyle w:val="lev"/>
           <w:rFonts w:asciiTheme="majorBidi" w:hAnsiTheme="majorBidi" w:cstheme="majorBidi"/>
           <w:b w:val="0"/>
           <w:bCs w:val="0"/>
@@ -10867,7 +10832,7 @@
       </w:r>
       <w:r>
         <w:rPr>
-          <w:rStyle w:val="Strong"/>
+          <w:rStyle w:val="lev"/>
           <w:rFonts w:asciiTheme="majorBidi" w:hAnsiTheme="majorBidi" w:cstheme="majorBidi"/>
           <w:b w:val="0"/>
           <w:bCs w:val="0"/>
@@ -10906,7 +10871,7 @@
       </w:r>
       <w:r>
         <w:rPr>
-          <w:rStyle w:val="Strong"/>
+          <w:rStyle w:val="lev"/>
           <w:rFonts w:asciiTheme="majorBidi" w:hAnsiTheme="majorBidi" w:cstheme="majorBidi"/>
           <w:b w:val="0"/>
           <w:bCs w:val="0"/>
@@ -10944,7 +10909,7 @@
       </w:r>
       <w:r>
         <w:rPr>
-          <w:rStyle w:val="Strong"/>
+          <w:rStyle w:val="lev"/>
           <w:rFonts w:asciiTheme="majorBidi" w:hAnsiTheme="majorBidi" w:cstheme="majorBidi"/>
           <w:b w:val="0"/>
           <w:bCs w:val="0"/>
@@ -10964,7 +10929,7 @@
     </w:p>
     <w:p>
       <w:pPr>
-        <w:pStyle w:val="Heading2"/>
+        <w:pStyle w:val="Titre2"/>
         <w:numPr>
           <w:ilvl w:val="0"/>
           <w:numId w:val="5"/>
@@ -11027,7 +10992,7 @@
       </w:r>
       <w:r>
         <w:rPr>
-          <w:rStyle w:val="Strong"/>
+          <w:rStyle w:val="lev"/>
           <w:rFonts w:asciiTheme="majorBidi" w:hAnsiTheme="majorBidi" w:cstheme="majorBidi"/>
           <w:sz w:val="24"/>
           <w:szCs w:val="24"/>
@@ -11063,7 +11028,7 @@
       </w:r>
       <w:r>
         <w:rPr>
-          <w:rStyle w:val="Strong"/>
+          <w:rStyle w:val="lev"/>
           <w:rFonts w:asciiTheme="majorBidi" w:hAnsiTheme="majorBidi" w:cstheme="majorBidi"/>
           <w:sz w:val="24"/>
           <w:szCs w:val="24"/>
@@ -11099,7 +11064,7 @@
       </w:r>
       <w:r>
         <w:rPr>
-          <w:rStyle w:val="Strong"/>
+          <w:rStyle w:val="lev"/>
           <w:rFonts w:asciiTheme="majorBidi" w:hAnsiTheme="majorBidi" w:cstheme="majorBidi"/>
           <w:sz w:val="24"/>
           <w:szCs w:val="24"/>
@@ -11135,7 +11100,7 @@
       </w:r>
       <w:r>
         <w:rPr>
-          <w:rStyle w:val="Strong"/>
+          <w:rStyle w:val="lev"/>
           <w:rFonts w:asciiTheme="majorBidi" w:hAnsiTheme="majorBidi" w:cstheme="majorBidi"/>
           <w:b w:val="0"/>
           <w:bCs w:val="0"/>
@@ -11155,7 +11120,7 @@
     </w:p>
     <w:p>
       <w:pPr>
-        <w:pStyle w:val="Heading2"/>
+        <w:pStyle w:val="Titre2"/>
         <w:numPr>
           <w:ilvl w:val="0"/>
           <w:numId w:val="5"/>
@@ -11221,7 +11186,7 @@
           <w:noProof/>
         </w:rPr>
         <w:drawing>
-          <wp:inline distT="0" distB="0" distL="0" distR="0" wp14:anchorId="56AF3117" wp14:editId="442F3C21">
+          <wp:inline distT="0" distB="0" distL="0" distR="0" wp14:anchorId="56AF3117" wp14:editId="6C1CF7F6">
             <wp:extent cx="4372098" cy="2019300"/>
             <wp:effectExtent l="0" t="0" r="9525" b="0"/>
             <wp:docPr id="608889792" name="Picture 2"/>
@@ -11265,7 +11230,7 @@
     </w:p>
     <w:p>
       <w:pPr>
-        <w:pStyle w:val="Caption"/>
+        <w:pStyle w:val="Lgende"/>
         <w:jc w:val="center"/>
         <w:rPr>
           <w:rFonts w:asciiTheme="majorBidi" w:hAnsiTheme="majorBidi" w:cstheme="majorBidi"/>
@@ -11852,7 +11817,7 @@
     </w:p>
     <w:p>
       <w:pPr>
-        <w:pStyle w:val="Heading1"/>
+        <w:pStyle w:val="Titre1"/>
         <w:rPr>
           <w:rFonts w:asciiTheme="majorBidi" w:hAnsiTheme="majorBidi"/>
           <w:b/>
@@ -11877,7 +11842,7 @@
     </w:p>
     <w:p>
       <w:pPr>
-        <w:pStyle w:val="Heading2"/>
+        <w:pStyle w:val="Titre2"/>
         <w:numPr>
           <w:ilvl w:val="0"/>
           <w:numId w:val="6"/>
@@ -11940,7 +11905,7 @@
       </w:r>
       <w:r>
         <w:rPr>
-          <w:rStyle w:val="Strong"/>
+          <w:rStyle w:val="lev"/>
           <w:rFonts w:asciiTheme="majorBidi" w:hAnsiTheme="majorBidi" w:cstheme="majorBidi"/>
           <w:b w:val="0"/>
           <w:bCs w:val="0"/>
@@ -11978,7 +11943,7 @@
       </w:r>
       <w:r>
         <w:rPr>
-          <w:rStyle w:val="Strong"/>
+          <w:rStyle w:val="lev"/>
           <w:rFonts w:asciiTheme="majorBidi" w:hAnsiTheme="majorBidi" w:cstheme="majorBidi"/>
           <w:b w:val="0"/>
           <w:bCs w:val="0"/>
@@ -12032,7 +11997,7 @@
       </w:r>
       <w:r>
         <w:rPr>
-          <w:rStyle w:val="Strong"/>
+          <w:rStyle w:val="lev"/>
           <w:rFonts w:asciiTheme="majorBidi" w:hAnsiTheme="majorBidi" w:cstheme="majorBidi"/>
           <w:b w:val="0"/>
           <w:bCs w:val="0"/>
@@ -12118,7 +12083,7 @@
     </w:p>
     <w:p>
       <w:pPr>
-        <w:pStyle w:val="Caption"/>
+        <w:pStyle w:val="Lgende"/>
         <w:jc w:val="center"/>
         <w:rPr>
           <w:rFonts w:asciiTheme="majorBidi" w:hAnsiTheme="majorBidi" w:cstheme="majorBidi"/>
@@ -12192,7 +12157,7 @@
     </w:p>
     <w:p>
       <w:pPr>
-        <w:pStyle w:val="Heading2"/>
+        <w:pStyle w:val="Titre2"/>
         <w:numPr>
           <w:ilvl w:val="0"/>
           <w:numId w:val="6"/>
@@ -12255,7 +12220,7 @@
       </w:r>
       <w:r>
         <w:rPr>
-          <w:rStyle w:val="Strong"/>
+          <w:rStyle w:val="lev"/>
           <w:rFonts w:asciiTheme="majorBidi" w:hAnsiTheme="majorBidi" w:cstheme="majorBidi"/>
           <w:sz w:val="24"/>
           <w:szCs w:val="24"/>
@@ -12291,7 +12256,7 @@
       </w:r>
       <w:r>
         <w:rPr>
-          <w:rStyle w:val="Strong"/>
+          <w:rStyle w:val="lev"/>
           <w:rFonts w:asciiTheme="majorBidi" w:hAnsiTheme="majorBidi" w:cstheme="majorBidi"/>
           <w:sz w:val="24"/>
           <w:szCs w:val="24"/>
@@ -12328,7 +12293,7 @@
       </w:r>
       <w:r>
         <w:rPr>
-          <w:rStyle w:val="Strong"/>
+          <w:rStyle w:val="lev"/>
           <w:rFonts w:asciiTheme="majorBidi" w:hAnsiTheme="majorBidi" w:cstheme="majorBidi"/>
           <w:sz w:val="24"/>
           <w:szCs w:val="24"/>
@@ -12346,7 +12311,7 @@
     </w:p>
     <w:p>
       <w:pPr>
-        <w:pStyle w:val="Heading3"/>
+        <w:pStyle w:val="Titre3"/>
         <w:numPr>
           <w:ilvl w:val="0"/>
           <w:numId w:val="7"/>
@@ -12480,7 +12445,7 @@
     </w:p>
     <w:p>
       <w:pPr>
-        <w:pStyle w:val="Caption"/>
+        <w:pStyle w:val="Lgende"/>
         <w:jc w:val="center"/>
         <w:rPr>
           <w:rFonts w:asciiTheme="majorBidi" w:hAnsiTheme="majorBidi" w:cstheme="majorBidi"/>
@@ -12641,7 +12606,7 @@
     </w:p>
     <w:p>
       <w:pPr>
-        <w:pStyle w:val="Caption"/>
+        <w:pStyle w:val="Lgende"/>
         <w:jc w:val="center"/>
         <w:rPr>
           <w:rFonts w:asciiTheme="majorBidi" w:hAnsiTheme="majorBidi" w:cstheme="majorBidi"/>
@@ -12790,7 +12755,7 @@
     </w:p>
     <w:p>
       <w:pPr>
-        <w:pStyle w:val="Caption"/>
+        <w:pStyle w:val="Lgende"/>
         <w:jc w:val="center"/>
         <w:rPr>
           <w:rFonts w:asciiTheme="majorBidi" w:hAnsiTheme="majorBidi" w:cstheme="majorBidi"/>
@@ -12845,7 +12810,7 @@
     </w:p>
     <w:p>
       <w:pPr>
-        <w:pStyle w:val="Heading3"/>
+        <w:pStyle w:val="Titre3"/>
         <w:numPr>
           <w:ilvl w:val="0"/>
           <w:numId w:val="7"/>
@@ -12996,7 +12961,7 @@
     </w:p>
     <w:p>
       <w:pPr>
-        <w:pStyle w:val="Caption"/>
+        <w:pStyle w:val="Lgende"/>
         <w:jc w:val="center"/>
         <w:rPr>
           <w:rFonts w:asciiTheme="majorBidi" w:hAnsiTheme="majorBidi" w:cstheme="majorBidi"/>
@@ -13146,7 +13111,7 @@
     </w:p>
     <w:p>
       <w:pPr>
-        <w:pStyle w:val="Caption"/>
+        <w:pStyle w:val="Lgende"/>
         <w:jc w:val="center"/>
         <w:rPr>
           <w:rFonts w:asciiTheme="majorBidi" w:eastAsia="Times New Roman" w:hAnsiTheme="majorBidi" w:cstheme="majorBidi"/>
@@ -13292,7 +13257,7 @@
     </w:p>
     <w:p>
       <w:pPr>
-        <w:pStyle w:val="Caption"/>
+        <w:pStyle w:val="Lgende"/>
         <w:jc w:val="center"/>
         <w:rPr>
           <w:rFonts w:asciiTheme="majorBidi" w:hAnsiTheme="majorBidi" w:cstheme="majorBidi"/>
@@ -13434,7 +13399,7 @@
     </w:p>
     <w:p>
       <w:pPr>
-        <w:pStyle w:val="Caption"/>
+        <w:pStyle w:val="Lgende"/>
         <w:jc w:val="center"/>
         <w:rPr>
           <w:rFonts w:asciiTheme="majorBidi" w:hAnsiTheme="majorBidi" w:cstheme="majorBidi"/>
@@ -13521,7 +13486,7 @@
     </w:p>
     <w:p>
       <w:pPr>
-        <w:pStyle w:val="Heading4"/>
+        <w:pStyle w:val="Titre4"/>
         <w:spacing w:line="360" w:lineRule="auto"/>
         <w:rPr>
           <w:rFonts w:ascii="Times New Roman" w:eastAsia="Times New Roman" w:hAnsi="Times New Roman" w:cs="Times New Roman"/>
@@ -13630,27 +13595,7 @@
           <w:szCs w:val="24"/>
           <w:lang w:eastAsia="fr-FR"/>
         </w:rPr>
-        <w:t xml:space="preserve"> Une typographie géométrique sans-</w:t>
-      </w:r>
-      <w:proofErr w:type="spellStart"/>
-      <w:r>
-        <w:rPr>
-          <w:rFonts w:ascii="Times New Roman" w:hAnsi="Times New Roman" w:cs="Times New Roman"/>
-          <w:sz w:val="24"/>
-          <w:szCs w:val="24"/>
-          <w:lang w:eastAsia="fr-FR"/>
-        </w:rPr>
-        <w:t>serif</w:t>
-      </w:r>
-      <w:proofErr w:type="spellEnd"/>
-      <w:r>
-        <w:rPr>
-          <w:rFonts w:ascii="Times New Roman" w:hAnsi="Times New Roman" w:cs="Times New Roman"/>
-          <w:sz w:val="24"/>
-          <w:szCs w:val="24"/>
-          <w:lang w:eastAsia="fr-FR"/>
-        </w:rPr>
-        <w:t xml:space="preserve"> privilégiée pour le corps de texte en raison de sa clarté et de son aspect moderne, assurant un confort de lecture maximal sur écran.</w:t>
+        <w:t xml:space="preserve"> Une typographie géométrique sans-serif privilégiée pour le corps de texte en raison de sa clarté et de son aspect moderne, assurant un confort de lecture maximal sur écran.</w:t>
       </w:r>
     </w:p>
     <w:p>
@@ -13708,7 +13653,7 @@
     </w:p>
     <w:p>
       <w:pPr>
-        <w:pStyle w:val="Caption"/>
+        <w:pStyle w:val="Lgende"/>
         <w:jc w:val="center"/>
       </w:pPr>
       <w:bookmarkStart w:id="30" w:name="_Toc226240797"/>
@@ -13730,7 +13675,7 @@
     </w:p>
     <w:p>
       <w:pPr>
-        <w:pStyle w:val="Heading4"/>
+        <w:pStyle w:val="Titre4"/>
         <w:spacing w:line="360" w:lineRule="auto"/>
         <w:rPr>
           <w:rFonts w:ascii="Times New Roman" w:hAnsi="Times New Roman" w:cs="Times New Roman"/>
@@ -13866,7 +13811,7 @@
     </w:p>
     <w:p>
       <w:pPr>
-        <w:pStyle w:val="Caption"/>
+        <w:pStyle w:val="Lgende"/>
         <w:jc w:val="center"/>
       </w:pPr>
       <w:bookmarkStart w:id="31" w:name="_Toc226240798"/>
@@ -13888,7 +13833,7 @@
     </w:p>
     <w:p>
       <w:pPr>
-        <w:pStyle w:val="Heading4"/>
+        <w:pStyle w:val="Titre4"/>
         <w:spacing w:line="360" w:lineRule="auto"/>
         <w:rPr>
           <w:rFonts w:ascii="Times New Roman" w:hAnsi="Times New Roman" w:cs="Times New Roman"/>
@@ -13959,7 +13904,7 @@
           <w:lang w:eastAsia="fr-FR"/>
         </w:rPr>
         <w:drawing>
-          <wp:inline distT="0" distB="0" distL="0" distR="0" wp14:anchorId="54F4420A" wp14:editId="36ED2EF5">
+          <wp:inline distT="0" distB="0" distL="0" distR="0" wp14:anchorId="54F4420A" wp14:editId="40DFFDEB">
             <wp:extent cx="5213350" cy="2256130"/>
             <wp:effectExtent l="0" t="0" r="6350" b="0"/>
             <wp:docPr id="189216889" name="Picture 8"/>
@@ -14003,7 +13948,7 @@
     </w:p>
     <w:p>
       <w:pPr>
-        <w:pStyle w:val="Caption"/>
+        <w:pStyle w:val="Lgende"/>
         <w:jc w:val="center"/>
         <w:rPr>
           <w:lang w:eastAsia="fr-FR"/>
@@ -14028,7 +13973,7 @@
     </w:p>
     <w:p>
       <w:pPr>
-        <w:pStyle w:val="Heading3"/>
+        <w:pStyle w:val="Titre3"/>
         <w:numPr>
           <w:ilvl w:val="0"/>
           <w:numId w:val="7"/>
@@ -14097,7 +14042,7 @@
     </w:p>
     <w:p>
       <w:pPr>
-        <w:pStyle w:val="Heading4"/>
+        <w:pStyle w:val="Titre4"/>
         <w:rPr>
           <w:rFonts w:ascii="Times New Roman" w:hAnsi="Times New Roman" w:cs="Times New Roman"/>
           <w:sz w:val="24"/>
@@ -14181,7 +14126,7 @@
     </w:p>
     <w:p>
       <w:pPr>
-        <w:pStyle w:val="Caption"/>
+        <w:pStyle w:val="Lgende"/>
         <w:jc w:val="center"/>
         <w:rPr>
           <w:b/>
@@ -14230,7 +14175,7 @@
     </w:p>
     <w:p>
       <w:pPr>
-        <w:pStyle w:val="Heading4"/>
+        <w:pStyle w:val="Titre4"/>
         <w:rPr>
           <w:rFonts w:ascii="Times New Roman" w:hAnsi="Times New Roman" w:cs="Times New Roman"/>
           <w:sz w:val="24"/>
@@ -14238,7 +14183,6 @@
           <w:lang w:eastAsia="fr-FR"/>
         </w:rPr>
       </w:pPr>
-      <w:proofErr w:type="spellStart"/>
       <w:r>
         <w:rPr>
           <w:rFonts w:ascii="Times New Roman" w:hAnsi="Times New Roman" w:cs="Times New Roman"/>
@@ -14248,7 +14192,6 @@
         </w:rPr>
         <w:t>Ahrefs</w:t>
       </w:r>
-      <w:proofErr w:type="spellEnd"/>
       <w:r>
         <w:rPr>
           <w:rFonts w:ascii="Times New Roman" w:hAnsi="Times New Roman" w:cs="Times New Roman"/>
@@ -14316,7 +14259,7 @@
     </w:p>
     <w:p>
       <w:pPr>
-        <w:pStyle w:val="Caption"/>
+        <w:pStyle w:val="Lgende"/>
         <w:jc w:val="center"/>
         <w:rPr>
           <w:b/>
@@ -14337,14 +14280,9 @@
         </w:r>
       </w:fldSimple>
       <w:r>
-        <w:t xml:space="preserve">: </w:t>
-      </w:r>
-      <w:proofErr w:type="spellStart"/>
-      <w:r>
-        <w:t>Ahrefs</w:t>
+        <w:t>: Ahrefs</w:t>
       </w:r>
       <w:bookmarkEnd w:id="35"/>
-      <w:proofErr w:type="spellEnd"/>
     </w:p>
     <w:p>
       <w:pPr>
@@ -14364,19 +14302,19 @@
           <w:szCs w:val="24"/>
           <w:lang w:eastAsia="fr-FR"/>
         </w:rPr>
-        <w:t xml:space="preserve">Le site </w:t>
-      </w:r>
-      <w:proofErr w:type="spellStart"/>
-      <w:r>
+        <w:t>Le site Ahrefs est un outil SEO puissant utilisé pour analyser les mots-clés, étudier la concurrence et suivre le positionnement du site dans les moteurs de recherche. Il permet également d’identifier les opportunités d’amélioration du référencement.</w:t>
+      </w:r>
+    </w:p>
+    <w:p>
+      <w:pPr>
+        <w:pStyle w:val="Titre4"/>
         <w:rPr>
           <w:rFonts w:ascii="Times New Roman" w:hAnsi="Times New Roman" w:cs="Times New Roman"/>
           <w:sz w:val="24"/>
           <w:szCs w:val="24"/>
           <w:lang w:eastAsia="fr-FR"/>
         </w:rPr>
-        <w:t>Ahrefs</w:t>
-      </w:r>
-      <w:proofErr w:type="spellEnd"/>
+      </w:pPr>
       <w:r>
         <w:rPr>
           <w:rFonts w:ascii="Times New Roman" w:hAnsi="Times New Roman" w:cs="Times New Roman"/>
@@ -14384,30 +14322,8 @@
           <w:szCs w:val="24"/>
           <w:lang w:eastAsia="fr-FR"/>
         </w:rPr>
-        <w:t xml:space="preserve"> est un outil SEO puissant utilisé pour analyser les mots-clés, étudier la concurrence et suivre le positionnement du site dans les moteurs de recherche. Il permet également d’identifier les opportunités d’amélioration du référencement.</w:t>
-      </w:r>
-    </w:p>
-    <w:p>
-      <w:pPr>
-        <w:pStyle w:val="Heading4"/>
-        <w:rPr>
-          <w:rFonts w:ascii="Times New Roman" w:hAnsi="Times New Roman" w:cs="Times New Roman"/>
-          <w:sz w:val="24"/>
-          <w:szCs w:val="24"/>
-          <w:lang w:eastAsia="fr-FR"/>
-        </w:rPr>
-      </w:pPr>
-      <w:proofErr w:type="spellStart"/>
-      <w:r>
-        <w:rPr>
-          <w:rFonts w:ascii="Times New Roman" w:hAnsi="Times New Roman" w:cs="Times New Roman"/>
-          <w:sz w:val="24"/>
-          <w:szCs w:val="24"/>
-          <w:lang w:eastAsia="fr-FR"/>
-        </w:rPr>
         <w:t>ChatGPT</w:t>
       </w:r>
-      <w:proofErr w:type="spellEnd"/>
       <w:r>
         <w:rPr>
           <w:rFonts w:ascii="Times New Roman" w:hAnsi="Times New Roman" w:cs="Times New Roman"/>
@@ -14475,7 +14391,7 @@
     </w:p>
     <w:p>
       <w:pPr>
-        <w:pStyle w:val="Caption"/>
+        <w:pStyle w:val="Lgende"/>
         <w:jc w:val="center"/>
         <w:rPr>
           <w:b/>
@@ -14511,7 +14427,6 @@
           <w:lang w:eastAsia="fr-FR"/>
         </w:rPr>
       </w:pPr>
-      <w:proofErr w:type="spellStart"/>
       <w:r>
         <w:rPr>
           <w:rFonts w:ascii="Times New Roman" w:hAnsi="Times New Roman" w:cs="Times New Roman"/>
@@ -14519,42 +14434,12 @@
           <w:szCs w:val="24"/>
           <w:lang w:eastAsia="fr-FR"/>
         </w:rPr>
-        <w:t>ChatGPT</w:t>
-      </w:r>
-      <w:proofErr w:type="spellEnd"/>
-      <w:r>
-        <w:rPr>
-          <w:rFonts w:ascii="Times New Roman" w:hAnsi="Times New Roman" w:cs="Times New Roman"/>
-          <w:sz w:val="24"/>
-          <w:szCs w:val="24"/>
-          <w:lang w:eastAsia="fr-FR"/>
-        </w:rPr>
-        <w:t xml:space="preserve"> a été utilisé pour aider à la rédaction de contenus optimisés pour le web, en respectant les principes du </w:t>
-      </w:r>
-      <w:proofErr w:type="spellStart"/>
-      <w:r>
-        <w:rPr>
-          <w:rFonts w:ascii="Times New Roman" w:hAnsi="Times New Roman" w:cs="Times New Roman"/>
-          <w:sz w:val="24"/>
-          <w:szCs w:val="24"/>
-          <w:lang w:eastAsia="fr-FR"/>
-        </w:rPr>
-        <w:t>copywriting</w:t>
-      </w:r>
-      <w:proofErr w:type="spellEnd"/>
-      <w:r>
-        <w:rPr>
-          <w:rFonts w:ascii="Times New Roman" w:hAnsi="Times New Roman" w:cs="Times New Roman"/>
-          <w:sz w:val="24"/>
-          <w:szCs w:val="24"/>
-          <w:lang w:eastAsia="fr-FR"/>
-        </w:rPr>
-        <w:t>. Il a permis de produire des textes clairs, attractifs et adaptés aux objectifs marketing de la plateforme.</w:t>
-      </w:r>
-    </w:p>
-    <w:p>
-      <w:pPr>
-        <w:pStyle w:val="Heading3"/>
+        <w:t>ChatGPT a été utilisé pour aider à la rédaction de contenus optimisés pour le web, en respectant les principes du copywriting. Il a permis de produire des textes clairs, attractifs et adaptés aux objectifs marketing de la plateforme.</w:t>
+      </w:r>
+    </w:p>
+    <w:p>
+      <w:pPr>
+        <w:pStyle w:val="Titre3"/>
         <w:numPr>
           <w:ilvl w:val="0"/>
           <w:numId w:val="7"/>
@@ -14702,7 +14587,7 @@
     </w:p>
     <w:p>
       <w:pPr>
-        <w:pStyle w:val="Caption"/>
+        <w:pStyle w:val="Lgende"/>
         <w:jc w:val="center"/>
       </w:pPr>
       <w:bookmarkStart w:id="38" w:name="_Toc226240803"/>
@@ -14798,7 +14683,7 @@
     </w:p>
     <w:p>
       <w:pPr>
-        <w:pStyle w:val="Caption"/>
+        <w:pStyle w:val="Lgende"/>
         <w:jc w:val="center"/>
       </w:pPr>
       <w:bookmarkStart w:id="39" w:name="_Toc226240804"/>
@@ -14855,7 +14740,7 @@
           <w:noProof/>
         </w:rPr>
         <w:drawing>
-          <wp:inline distT="0" distB="0" distL="0" distR="0" wp14:anchorId="30C9CC38" wp14:editId="34F85BF9">
+          <wp:inline distT="0" distB="0" distL="0" distR="0" wp14:anchorId="30C9CC38" wp14:editId="04BC24E4">
             <wp:extent cx="571500" cy="577850"/>
             <wp:effectExtent l="0" t="0" r="0" b="0"/>
             <wp:docPr id="2063923753" name="Image 12" descr="A black cat in a circle&#10;&#10;Description automatically generated"/>
@@ -14901,7 +14786,7 @@
     </w:p>
     <w:p>
       <w:pPr>
-        <w:pStyle w:val="Caption"/>
+        <w:pStyle w:val="Lgende"/>
         <w:jc w:val="center"/>
         <w:rPr>
           <w:lang w:eastAsia="fr-FR"/>
@@ -14926,7 +14811,7 @@
     </w:p>
     <w:p>
       <w:pPr>
-        <w:pStyle w:val="Heading2"/>
+        <w:pStyle w:val="Titre2"/>
         <w:numPr>
           <w:ilvl w:val="0"/>
           <w:numId w:val="6"/>
@@ -14967,7 +14852,7 @@
     </w:p>
     <w:p>
       <w:pPr>
-        <w:pStyle w:val="Heading3"/>
+        <w:pStyle w:val="Titre3"/>
         <w:numPr>
           <w:ilvl w:val="0"/>
           <w:numId w:val="39"/>
@@ -15029,7 +14914,7 @@
     </w:p>
     <w:p>
       <w:pPr>
-        <w:pStyle w:val="ListParagraph"/>
+        <w:pStyle w:val="Paragraphedeliste"/>
         <w:keepNext/>
         <w:numPr>
           <w:ilvl w:val="0"/>
@@ -15068,48 +14953,12 @@
           <w:szCs w:val="24"/>
         </w:rPr>
         <w:lastRenderedPageBreak/>
-        <w:t>d'utilisateur (</w:t>
-      </w:r>
-      <w:proofErr w:type="spellStart"/>
-      <w:r>
-        <w:rPr>
-          <w:rFonts w:asciiTheme="majorBidi" w:hAnsiTheme="majorBidi" w:cstheme="majorBidi"/>
-          <w:sz w:val="24"/>
-          <w:szCs w:val="24"/>
-        </w:rPr>
-        <w:t>username</w:t>
-      </w:r>
-      <w:proofErr w:type="spellEnd"/>
-      <w:r>
-        <w:rPr>
-          <w:rFonts w:asciiTheme="majorBidi" w:hAnsiTheme="majorBidi" w:cstheme="majorBidi"/>
-          <w:sz w:val="24"/>
-          <w:szCs w:val="24"/>
-        </w:rPr>
-        <w:t xml:space="preserve">), une adresse email, ainsi qu'un mot de passe sécurisé. Il peut également stocker un lien vers sa photo de profil via </w:t>
-      </w:r>
-      <w:proofErr w:type="spellStart"/>
-      <w:r>
-        <w:rPr>
-          <w:rFonts w:asciiTheme="majorBidi" w:hAnsiTheme="majorBidi" w:cstheme="majorBidi"/>
-          <w:sz w:val="24"/>
-          <w:szCs w:val="24"/>
-        </w:rPr>
-        <w:t>image_url</w:t>
-      </w:r>
-      <w:proofErr w:type="spellEnd"/>
-      <w:r>
-        <w:rPr>
-          <w:rFonts w:asciiTheme="majorBidi" w:hAnsiTheme="majorBidi" w:cstheme="majorBidi"/>
-          <w:sz w:val="24"/>
-          <w:szCs w:val="24"/>
-        </w:rPr>
-        <w:t>.</w:t>
-      </w:r>
-    </w:p>
-    <w:p>
-      <w:pPr>
-        <w:pStyle w:val="ListParagraph"/>
+        <w:t>d'utilisateur (username), une adresse email, ainsi qu'un mot de passe sécurisé. Il peut également stocker un lien vers sa photo de profil via image_url.</w:t>
+      </w:r>
+    </w:p>
+    <w:p>
+      <w:pPr>
+        <w:pStyle w:val="Paragraphedeliste"/>
         <w:keepNext/>
         <w:numPr>
           <w:ilvl w:val="0"/>
@@ -15139,84 +14988,12 @@
           <w:sz w:val="24"/>
           <w:szCs w:val="24"/>
         </w:rPr>
-        <w:t xml:space="preserve"> Définit les caractéristiques du parc automobile disponible à la location. La classe détaille la marque (brand), le modèle (</w:t>
-      </w:r>
-      <w:proofErr w:type="spellStart"/>
-      <w:r>
-        <w:rPr>
-          <w:rFonts w:asciiTheme="majorBidi" w:hAnsiTheme="majorBidi" w:cstheme="majorBidi"/>
-          <w:sz w:val="24"/>
-          <w:szCs w:val="24"/>
-        </w:rPr>
-        <w:t>name</w:t>
-      </w:r>
-      <w:proofErr w:type="spellEnd"/>
-      <w:r>
-        <w:rPr>
-          <w:rFonts w:asciiTheme="majorBidi" w:hAnsiTheme="majorBidi" w:cstheme="majorBidi"/>
-          <w:sz w:val="24"/>
-          <w:szCs w:val="24"/>
-        </w:rPr>
-        <w:t>), le coût journalier (</w:t>
-      </w:r>
-      <w:proofErr w:type="spellStart"/>
-      <w:r>
-        <w:rPr>
-          <w:rFonts w:asciiTheme="majorBidi" w:hAnsiTheme="majorBidi" w:cstheme="majorBidi"/>
-          <w:sz w:val="24"/>
-          <w:szCs w:val="24"/>
-        </w:rPr>
-        <w:t>price_per_day</w:t>
-      </w:r>
-      <w:proofErr w:type="spellEnd"/>
-      <w:r>
-        <w:rPr>
-          <w:rFonts w:asciiTheme="majorBidi" w:hAnsiTheme="majorBidi" w:cstheme="majorBidi"/>
-          <w:sz w:val="24"/>
-          <w:szCs w:val="24"/>
-        </w:rPr>
-        <w:t>) et l'état de disponibilité (</w:t>
-      </w:r>
-      <w:proofErr w:type="spellStart"/>
-      <w:r>
-        <w:rPr>
-          <w:rFonts w:asciiTheme="majorBidi" w:hAnsiTheme="majorBidi" w:cstheme="majorBidi"/>
-          <w:sz w:val="24"/>
-          <w:szCs w:val="24"/>
-        </w:rPr>
-        <w:t>status</w:t>
-      </w:r>
-      <w:proofErr w:type="spellEnd"/>
-      <w:r>
-        <w:rPr>
-          <w:rFonts w:asciiTheme="majorBidi" w:hAnsiTheme="majorBidi" w:cstheme="majorBidi"/>
-          <w:sz w:val="24"/>
-          <w:szCs w:val="24"/>
-        </w:rPr>
-        <w:t>). Elle inclut également des spécifications techniques comme le nombre de places (</w:t>
-      </w:r>
-      <w:proofErr w:type="spellStart"/>
-      <w:r>
-        <w:rPr>
-          <w:rFonts w:asciiTheme="majorBidi" w:hAnsiTheme="majorBidi" w:cstheme="majorBidi"/>
-          <w:sz w:val="24"/>
-          <w:szCs w:val="24"/>
-        </w:rPr>
-        <w:t>seats</w:t>
-      </w:r>
-      <w:proofErr w:type="spellEnd"/>
-      <w:r>
-        <w:rPr>
-          <w:rFonts w:asciiTheme="majorBidi" w:hAnsiTheme="majorBidi" w:cstheme="majorBidi"/>
-          <w:sz w:val="24"/>
-          <w:szCs w:val="24"/>
-        </w:rPr>
-        <w:t>), le type de carburant (fuel) et la transmission.</w:t>
-      </w:r>
-    </w:p>
-    <w:p>
-      <w:pPr>
-        <w:pStyle w:val="ListParagraph"/>
+        <w:t xml:space="preserve"> Définit les caractéristiques du parc automobile disponible à la location. La classe détaille la marque (brand), le modèle (name), le coût journalier (price_per_day) et l'état de disponibilité (status). Elle inclut également des spécifications techniques comme le nombre de places (seats), le type de carburant (fuel) et la transmission.</w:t>
+      </w:r>
+    </w:p>
+    <w:p>
+      <w:pPr>
+        <w:pStyle w:val="Paragraphedeliste"/>
         <w:keepNext/>
         <w:numPr>
           <w:ilvl w:val="0"/>
@@ -15238,109 +15015,15 @@
           <w:sz w:val="24"/>
           <w:szCs w:val="24"/>
         </w:rPr>
-        <w:t>Réservation (</w:t>
-      </w:r>
-      <w:proofErr w:type="spellStart"/>
-      <w:r>
-        <w:rPr>
-          <w:rFonts w:asciiTheme="majorBidi" w:hAnsiTheme="majorBidi" w:cstheme="majorBidi"/>
-          <w:b/>
-          <w:bCs/>
-          <w:sz w:val="24"/>
-          <w:szCs w:val="24"/>
-        </w:rPr>
-        <w:t>Reservation</w:t>
-      </w:r>
-      <w:proofErr w:type="spellEnd"/>
-      <w:r>
-        <w:rPr>
-          <w:rFonts w:asciiTheme="majorBidi" w:hAnsiTheme="majorBidi" w:cstheme="majorBidi"/>
-          <w:b/>
-          <w:bCs/>
-          <w:sz w:val="24"/>
-          <w:szCs w:val="24"/>
-        </w:rPr>
-        <w:t>) :</w:t>
-      </w:r>
-      <w:r>
-        <w:rPr>
-          <w:rFonts w:asciiTheme="majorBidi" w:hAnsiTheme="majorBidi" w:cstheme="majorBidi"/>
-          <w:sz w:val="24"/>
-          <w:szCs w:val="24"/>
-        </w:rPr>
-        <w:t xml:space="preserve"> Agit comme l'élément central du processus de location. Elle enregistre les dates clés (</w:t>
-      </w:r>
-      <w:proofErr w:type="spellStart"/>
-      <w:r>
-        <w:rPr>
-          <w:rFonts w:asciiTheme="majorBidi" w:hAnsiTheme="majorBidi" w:cstheme="majorBidi"/>
-          <w:sz w:val="24"/>
-          <w:szCs w:val="24"/>
-        </w:rPr>
-        <w:t>start_date</w:t>
-      </w:r>
-      <w:proofErr w:type="spellEnd"/>
-      <w:r>
-        <w:rPr>
-          <w:rFonts w:asciiTheme="majorBidi" w:hAnsiTheme="majorBidi" w:cstheme="majorBidi"/>
-          <w:sz w:val="24"/>
-          <w:szCs w:val="24"/>
-        </w:rPr>
-        <w:t xml:space="preserve">, </w:t>
-      </w:r>
-      <w:proofErr w:type="spellStart"/>
-      <w:r>
-        <w:rPr>
-          <w:rFonts w:asciiTheme="majorBidi" w:hAnsiTheme="majorBidi" w:cstheme="majorBidi"/>
-          <w:sz w:val="24"/>
-          <w:szCs w:val="24"/>
-        </w:rPr>
-        <w:t>end_date</w:t>
-      </w:r>
-      <w:proofErr w:type="spellEnd"/>
-      <w:r>
-        <w:rPr>
-          <w:rFonts w:asciiTheme="majorBidi" w:hAnsiTheme="majorBidi" w:cstheme="majorBidi"/>
-          <w:sz w:val="24"/>
-          <w:szCs w:val="24"/>
-        </w:rPr>
-        <w:t>), le montant total de la transaction (</w:t>
-      </w:r>
-      <w:proofErr w:type="spellStart"/>
-      <w:r>
-        <w:rPr>
-          <w:rFonts w:asciiTheme="majorBidi" w:hAnsiTheme="majorBidi" w:cstheme="majorBidi"/>
-          <w:sz w:val="24"/>
-          <w:szCs w:val="24"/>
-        </w:rPr>
-        <w:t>total_price</w:t>
-      </w:r>
-      <w:proofErr w:type="spellEnd"/>
-      <w:r>
-        <w:rPr>
-          <w:rFonts w:asciiTheme="majorBidi" w:hAnsiTheme="majorBidi" w:cstheme="majorBidi"/>
-          <w:sz w:val="24"/>
-          <w:szCs w:val="24"/>
-        </w:rPr>
-        <w:t xml:space="preserve">) et le suivi du dossier via l'attribut </w:t>
-      </w:r>
-      <w:proofErr w:type="spellStart"/>
-      <w:r>
-        <w:rPr>
-          <w:rFonts w:asciiTheme="majorBidi" w:hAnsiTheme="majorBidi" w:cstheme="majorBidi"/>
-          <w:sz w:val="24"/>
-          <w:szCs w:val="24"/>
-        </w:rPr>
-        <w:t>status</w:t>
-      </w:r>
-      <w:proofErr w:type="spellEnd"/>
-      <w:r>
-        <w:rPr>
-          <w:rFonts w:asciiTheme="majorBidi" w:hAnsiTheme="majorBidi" w:cstheme="majorBidi"/>
-          <w:sz w:val="24"/>
-          <w:szCs w:val="24"/>
-        </w:rPr>
-        <w:t xml:space="preserve"> (ex: En attente, Validée).</w:t>
+        <w:t>Réservation (Reservation) :</w:t>
+      </w:r>
+      <w:r>
+        <w:rPr>
+          <w:rFonts w:asciiTheme="majorBidi" w:hAnsiTheme="majorBidi" w:cstheme="majorBidi"/>
+          <w:sz w:val="24"/>
+          <w:szCs w:val="24"/>
+        </w:rPr>
+        <w:t xml:space="preserve"> Agit comme l'élément central du processus de location. Elle enregistre les dates clés (start_date, end_date), le montant total de la transaction (total_price) et le suivi du dossier via l'attribut status (ex: En attente, Validée).</w:t>
       </w:r>
     </w:p>
     <w:p>
@@ -15473,7 +15156,7 @@
     </w:p>
     <w:p>
       <w:pPr>
-        <w:pStyle w:val="Caption"/>
+        <w:pStyle w:val="Lgende"/>
         <w:jc w:val="center"/>
         <w:rPr>
           <w:rFonts w:asciiTheme="majorBidi" w:hAnsiTheme="majorBidi" w:cstheme="majorBidi"/>
@@ -15500,7 +15183,7 @@
     </w:p>
     <w:p>
       <w:pPr>
-        <w:pStyle w:val="Heading3"/>
+        <w:pStyle w:val="Titre3"/>
         <w:numPr>
           <w:ilvl w:val="0"/>
           <w:numId w:val="39"/>
@@ -15882,7 +15565,7 @@
     </w:p>
     <w:p>
       <w:pPr>
-        <w:pStyle w:val="Heading2"/>
+        <w:pStyle w:val="Titre2"/>
         <w:numPr>
           <w:ilvl w:val="0"/>
           <w:numId w:val="6"/>
@@ -15917,7 +15600,6 @@
         </w:rPr>
         <w:t xml:space="preserve">La base de données est structurée autour de quatre tables principales. </w:t>
       </w:r>
-      <w:proofErr w:type="spellStart"/>
       <w:r>
         <w:rPr>
           <w:rFonts w:asciiTheme="majorBidi" w:hAnsiTheme="majorBidi" w:cstheme="majorBidi"/>
@@ -15925,37 +15607,7 @@
           <w:szCs w:val="24"/>
           <w:lang w:val="en-US"/>
         </w:rPr>
-        <w:t>Voici</w:t>
-      </w:r>
-      <w:proofErr w:type="spellEnd"/>
-      <w:r>
-        <w:rPr>
-          <w:rFonts w:asciiTheme="majorBidi" w:hAnsiTheme="majorBidi" w:cstheme="majorBidi"/>
-          <w:sz w:val="24"/>
-          <w:szCs w:val="24"/>
-          <w:lang w:val="en-US"/>
-        </w:rPr>
-        <w:t xml:space="preserve"> le </w:t>
-      </w:r>
-      <w:proofErr w:type="spellStart"/>
-      <w:r>
-        <w:rPr>
-          <w:rFonts w:asciiTheme="majorBidi" w:hAnsiTheme="majorBidi" w:cstheme="majorBidi"/>
-          <w:sz w:val="24"/>
-          <w:szCs w:val="24"/>
-          <w:lang w:val="en-US"/>
-        </w:rPr>
-        <w:t>dictionnaire</w:t>
-      </w:r>
-      <w:proofErr w:type="spellEnd"/>
-      <w:r>
-        <w:rPr>
-          <w:rFonts w:asciiTheme="majorBidi" w:hAnsiTheme="majorBidi" w:cstheme="majorBidi"/>
-          <w:sz w:val="24"/>
-          <w:szCs w:val="24"/>
-          <w:lang w:val="en-US"/>
-        </w:rPr>
-        <w:t xml:space="preserve"> de données :</w:t>
+        <w:t>Voici le dictionnaire de données :</w:t>
       </w:r>
     </w:p>
     <w:p>
@@ -15982,7 +15634,7 @@
     </w:p>
     <w:tbl>
       <w:tblPr>
-        <w:tblStyle w:val="TableGrid"/>
+        <w:tblStyle w:val="Grilledutableau"/>
         <w:tblW w:w="9259" w:type="dxa"/>
         <w:tblLook w:val="04A0" w:firstRow="1" w:lastRow="0" w:firstColumn="1" w:lastColumn="0" w:noHBand="0" w:noVBand="1"/>
       </w:tblPr>
@@ -16497,7 +16149,6 @@
               </w:rPr>
               <w:t xml:space="preserve">Mot de passe </w:t>
             </w:r>
-            <w:proofErr w:type="spellStart"/>
             <w:r>
               <w:rPr>
                 <w:rFonts w:asciiTheme="majorBidi" w:hAnsiTheme="majorBidi" w:cstheme="majorBidi"/>
@@ -16516,7 +16167,6 @@
               </w:rPr>
               <w:t>aché</w:t>
             </w:r>
-            <w:proofErr w:type="spellEnd"/>
           </w:p>
         </w:tc>
       </w:tr>
@@ -16542,7 +16192,6 @@
                 <w:lang w:val="en-US"/>
               </w:rPr>
             </w:pPr>
-            <w:proofErr w:type="spellStart"/>
             <w:r>
               <w:rPr>
                 <w:rFonts w:asciiTheme="majorBidi" w:hAnsiTheme="majorBidi" w:cstheme="majorBidi"/>
@@ -16554,7 +16203,6 @@
               </w:rPr>
               <w:t>image_url</w:t>
             </w:r>
-            <w:proofErr w:type="spellEnd"/>
           </w:p>
         </w:tc>
         <w:tc>
@@ -16614,15 +16262,6 @@
       <w:pPr>
         <w:rPr>
           <w:rFonts w:asciiTheme="majorBidi" w:hAnsiTheme="majorBidi" w:cstheme="majorBidi"/>
-          <w:sz w:val="24"/>
-          <w:szCs w:val="24"/>
-        </w:rPr>
-      </w:pPr>
-    </w:p>
-    <w:p>
-      <w:pPr>
-        <w:rPr>
-          <w:rFonts w:asciiTheme="majorBidi" w:hAnsiTheme="majorBidi" w:cstheme="majorBidi"/>
           <w:b/>
           <w:bCs/>
           <w:sz w:val="24"/>
@@ -16642,7 +16281,7 @@
     </w:p>
     <w:tbl>
       <w:tblPr>
-        <w:tblStyle w:val="TableGrid"/>
+        <w:tblStyle w:val="Grilledutableau"/>
         <w:tblW w:w="9209" w:type="dxa"/>
         <w:tblLook w:val="04A0" w:firstRow="1" w:lastRow="0" w:firstColumn="1" w:lastColumn="0" w:noHBand="0" w:noVBand="1"/>
       </w:tblPr>
@@ -16830,7 +16469,6 @@
                 <w:lang w:val="en-US"/>
               </w:rPr>
             </w:pPr>
-            <w:proofErr w:type="spellStart"/>
             <w:r>
               <w:rPr>
                 <w:rFonts w:asciiTheme="majorBidi" w:hAnsiTheme="majorBidi" w:cstheme="majorBidi"/>
@@ -16838,17 +16476,7 @@
                 <w:szCs w:val="24"/>
                 <w:lang w:val="en-US"/>
               </w:rPr>
-              <w:t>Identifiant</w:t>
-            </w:r>
-            <w:proofErr w:type="spellEnd"/>
-            <w:r>
-              <w:rPr>
-                <w:rFonts w:asciiTheme="majorBidi" w:hAnsiTheme="majorBidi" w:cstheme="majorBidi"/>
-                <w:sz w:val="24"/>
-                <w:szCs w:val="24"/>
-                <w:lang w:val="en-US"/>
-              </w:rPr>
-              <w:t xml:space="preserve"> unique</w:t>
+              <w:t>Identifiant unique</w:t>
             </w:r>
           </w:p>
         </w:tc>
@@ -17015,7 +16643,6 @@
                 <w:lang w:val="en-US"/>
               </w:rPr>
             </w:pPr>
-            <w:proofErr w:type="spellStart"/>
             <w:r>
               <w:rPr>
                 <w:rFonts w:asciiTheme="majorBidi" w:hAnsiTheme="majorBidi" w:cstheme="majorBidi"/>
@@ -17023,17 +16650,7 @@
                 <w:szCs w:val="24"/>
                 <w:lang w:val="en-US"/>
               </w:rPr>
-              <w:t>Modèle</w:t>
-            </w:r>
-            <w:proofErr w:type="spellEnd"/>
-            <w:r>
-              <w:rPr>
-                <w:rFonts w:asciiTheme="majorBidi" w:hAnsiTheme="majorBidi" w:cstheme="majorBidi"/>
-                <w:sz w:val="24"/>
-                <w:szCs w:val="24"/>
-                <w:lang w:val="en-US"/>
-              </w:rPr>
-              <w:t xml:space="preserve"> du véhicule</w:t>
+              <w:t>Modèle du véhicule</w:t>
             </w:r>
           </w:p>
         </w:tc>
@@ -17057,7 +16674,6 @@
                 <w:lang w:val="en-US"/>
               </w:rPr>
             </w:pPr>
-            <w:proofErr w:type="spellStart"/>
             <w:r>
               <w:rPr>
                 <w:rFonts w:asciiTheme="majorBidi" w:hAnsiTheme="majorBidi" w:cstheme="majorBidi"/>
@@ -17069,7 +16685,6 @@
               </w:rPr>
               <w:t>price_per_day</w:t>
             </w:r>
-            <w:proofErr w:type="spellEnd"/>
           </w:p>
         </w:tc>
         <w:tc>
@@ -17122,19 +16737,8 @@
                 <w:szCs w:val="24"/>
                 <w:lang w:val="en-US"/>
               </w:rPr>
-              <w:t xml:space="preserve">Prix </w:t>
-            </w:r>
-            <w:proofErr w:type="spellStart"/>
-            <w:r>
-              <w:rPr>
-                <w:rFonts w:asciiTheme="majorBidi" w:hAnsiTheme="majorBidi" w:cstheme="majorBidi"/>
-                <w:sz w:val="24"/>
-                <w:szCs w:val="24"/>
-                <w:lang w:val="en-US"/>
-              </w:rPr>
-              <w:t>journalier</w:t>
-            </w:r>
-            <w:proofErr w:type="spellEnd"/>
+              <w:t>Prix journalier</w:t>
+            </w:r>
           </w:p>
         </w:tc>
       </w:tr>
@@ -17248,25 +16852,7 @@
                 <w:sz w:val="24"/>
                 <w:szCs w:val="24"/>
               </w:rPr>
-              <w:t xml:space="preserve">Disponibilité (Default: </w:t>
-            </w:r>
-            <w:proofErr w:type="spellStart"/>
-            <w:r>
-              <w:rPr>
-                <w:rFonts w:asciiTheme="majorBidi" w:hAnsiTheme="majorBidi" w:cstheme="majorBidi"/>
-                <w:sz w:val="24"/>
-                <w:szCs w:val="24"/>
-              </w:rPr>
-              <w:t>Available</w:t>
-            </w:r>
-            <w:proofErr w:type="spellEnd"/>
-            <w:r>
-              <w:rPr>
-                <w:rFonts w:asciiTheme="majorBidi" w:hAnsiTheme="majorBidi" w:cstheme="majorBidi"/>
-                <w:sz w:val="24"/>
-                <w:szCs w:val="24"/>
-              </w:rPr>
-              <w:t>)</w:t>
+              <w:t>Disponibilité (Default: Available)</w:t>
             </w:r>
           </w:p>
         </w:tc>
@@ -17456,6 +17042,332 @@
           </w:p>
         </w:tc>
       </w:tr>
+      <w:tr>
+        <w:tc>
+          <w:tcPr>
+            <w:tcW w:w="0" w:type="auto"/>
+          </w:tcPr>
+          <w:p>
+            <w:pPr>
+              <w:spacing w:line="360" w:lineRule="auto"/>
+              <w:jc w:val="center"/>
+              <w:rPr>
+                <w:rFonts w:asciiTheme="majorBidi" w:hAnsiTheme="majorBidi" w:cstheme="majorBidi"/>
+                <w:b/>
+                <w:bCs/>
+                <w:sz w:val="24"/>
+                <w:szCs w:val="24"/>
+                <w:lang w:val="en-US"/>
+              </w:rPr>
+            </w:pPr>
+            <w:r>
+              <w:rPr>
+                <w:rFonts w:asciiTheme="majorBidi" w:hAnsiTheme="majorBidi" w:cstheme="majorBidi"/>
+                <w:b/>
+                <w:bCs/>
+                <w:sz w:val="24"/>
+                <w:szCs w:val="24"/>
+                <w:lang w:val="en-US"/>
+              </w:rPr>
+              <w:t>Type</w:t>
+            </w:r>
+          </w:p>
+        </w:tc>
+        <w:tc>
+          <w:tcPr>
+            <w:tcW w:w="0" w:type="auto"/>
+          </w:tcPr>
+          <w:p>
+            <w:pPr>
+              <w:spacing w:line="360" w:lineRule="auto"/>
+              <w:jc w:val="center"/>
+              <w:rPr>
+                <w:rFonts w:asciiTheme="majorBidi" w:hAnsiTheme="majorBidi" w:cstheme="majorBidi"/>
+                <w:sz w:val="24"/>
+                <w:szCs w:val="24"/>
+                <w:lang w:val="fr-MA"/>
+              </w:rPr>
+            </w:pPr>
+            <w:r>
+              <w:rPr>
+                <w:rFonts w:asciiTheme="majorBidi" w:hAnsiTheme="majorBidi" w:cstheme="majorBidi"/>
+                <w:sz w:val="24"/>
+                <w:szCs w:val="24"/>
+                <w:lang w:val="fr-MA"/>
+              </w:rPr>
+              <w:t>VARCHAR(50)</w:t>
+            </w:r>
+          </w:p>
+        </w:tc>
+        <w:tc>
+          <w:tcPr>
+            <w:tcW w:w="5634" w:type="dxa"/>
+          </w:tcPr>
+          <w:p>
+            <w:pPr>
+              <w:spacing w:line="360" w:lineRule="auto"/>
+              <w:jc w:val="center"/>
+              <w:rPr>
+                <w:rFonts w:asciiTheme="majorBidi" w:hAnsiTheme="majorBidi" w:cstheme="majorBidi"/>
+                <w:sz w:val="24"/>
+                <w:szCs w:val="24"/>
+              </w:rPr>
+            </w:pPr>
+            <w:r>
+              <w:rPr>
+                <w:rFonts w:asciiTheme="majorBidi" w:hAnsiTheme="majorBidi" w:cstheme="majorBidi"/>
+                <w:sz w:val="24"/>
+                <w:szCs w:val="24"/>
+              </w:rPr>
+              <w:t>Catégorie du véhicule (ex: SUV, Sport, Luxe)</w:t>
+            </w:r>
+          </w:p>
+        </w:tc>
+      </w:tr>
+      <w:tr>
+        <w:tc>
+          <w:tcPr>
+            <w:tcW w:w="0" w:type="auto"/>
+          </w:tcPr>
+          <w:p>
+            <w:pPr>
+              <w:spacing w:line="360" w:lineRule="auto"/>
+              <w:jc w:val="center"/>
+              <w:rPr>
+                <w:rFonts w:asciiTheme="majorBidi" w:hAnsiTheme="majorBidi" w:cstheme="majorBidi"/>
+                <w:b/>
+                <w:bCs/>
+                <w:sz w:val="24"/>
+                <w:szCs w:val="24"/>
+                <w:lang w:val="en-US"/>
+              </w:rPr>
+            </w:pPr>
+            <w:r>
+              <w:rPr>
+                <w:rFonts w:asciiTheme="majorBidi" w:hAnsiTheme="majorBidi" w:cstheme="majorBidi"/>
+                <w:b/>
+                <w:bCs/>
+                <w:sz w:val="24"/>
+                <w:szCs w:val="24"/>
+              </w:rPr>
+              <w:t>image_url</w:t>
+            </w:r>
+          </w:p>
+        </w:tc>
+        <w:tc>
+          <w:tcPr>
+            <w:tcW w:w="0" w:type="auto"/>
+          </w:tcPr>
+          <w:p>
+            <w:pPr>
+              <w:spacing w:line="360" w:lineRule="auto"/>
+              <w:jc w:val="center"/>
+              <w:rPr>
+                <w:rFonts w:asciiTheme="majorBidi" w:hAnsiTheme="majorBidi" w:cstheme="majorBidi"/>
+                <w:sz w:val="24"/>
+                <w:szCs w:val="24"/>
+                <w:lang w:val="fr-MA"/>
+              </w:rPr>
+            </w:pPr>
+            <w:r>
+              <w:rPr>
+                <w:rFonts w:asciiTheme="majorBidi" w:hAnsiTheme="majorBidi" w:cstheme="majorBidi"/>
+                <w:sz w:val="24"/>
+                <w:szCs w:val="24"/>
+                <w:lang w:val="fr-MA"/>
+              </w:rPr>
+              <w:t>TEXT</w:t>
+            </w:r>
+          </w:p>
+        </w:tc>
+        <w:tc>
+          <w:tcPr>
+            <w:tcW w:w="5634" w:type="dxa"/>
+          </w:tcPr>
+          <w:p>
+            <w:pPr>
+              <w:spacing w:line="360" w:lineRule="auto"/>
+              <w:jc w:val="center"/>
+              <w:rPr>
+                <w:rFonts w:asciiTheme="majorBidi" w:hAnsiTheme="majorBidi" w:cstheme="majorBidi"/>
+                <w:sz w:val="24"/>
+                <w:szCs w:val="24"/>
+              </w:rPr>
+            </w:pPr>
+            <w:r>
+              <w:rPr>
+                <w:rFonts w:asciiTheme="majorBidi" w:hAnsiTheme="majorBidi" w:cstheme="majorBidi"/>
+                <w:sz w:val="24"/>
+                <w:szCs w:val="24"/>
+              </w:rPr>
+              <w:t>Lien ou données binaires de l'image du véhicule</w:t>
+            </w:r>
+          </w:p>
+        </w:tc>
+      </w:tr>
+      <w:tr>
+        <w:tc>
+          <w:tcPr>
+            <w:tcW w:w="0" w:type="auto"/>
+          </w:tcPr>
+          <w:p>
+            <w:pPr>
+              <w:spacing w:line="360" w:lineRule="auto"/>
+              <w:jc w:val="center"/>
+              <w:rPr>
+                <w:rFonts w:asciiTheme="majorBidi" w:hAnsiTheme="majorBidi" w:cstheme="majorBidi"/>
+                <w:b/>
+                <w:bCs/>
+                <w:sz w:val="24"/>
+                <w:szCs w:val="24"/>
+              </w:rPr>
+            </w:pPr>
+            <w:r>
+              <w:rPr>
+                <w:rFonts w:asciiTheme="majorBidi" w:hAnsiTheme="majorBidi" w:cstheme="majorBidi"/>
+                <w:b/>
+                <w:bCs/>
+                <w:sz w:val="24"/>
+                <w:szCs w:val="24"/>
+              </w:rPr>
+              <w:lastRenderedPageBreak/>
+              <w:t>seats</w:t>
+            </w:r>
+          </w:p>
+        </w:tc>
+        <w:tc>
+          <w:tcPr>
+            <w:tcW w:w="0" w:type="auto"/>
+          </w:tcPr>
+          <w:p>
+            <w:pPr>
+              <w:spacing w:line="360" w:lineRule="auto"/>
+              <w:jc w:val="center"/>
+              <w:rPr>
+                <w:rFonts w:asciiTheme="majorBidi" w:hAnsiTheme="majorBidi" w:cstheme="majorBidi"/>
+                <w:sz w:val="24"/>
+                <w:szCs w:val="24"/>
+                <w:lang w:val="fr-MA"/>
+              </w:rPr>
+            </w:pPr>
+            <w:r>
+              <w:rPr>
+                <w:rFonts w:asciiTheme="majorBidi" w:hAnsiTheme="majorBidi" w:cstheme="majorBidi"/>
+                <w:sz w:val="24"/>
+                <w:szCs w:val="24"/>
+              </w:rPr>
+              <w:t>INT</w:t>
+            </w:r>
+          </w:p>
+        </w:tc>
+        <w:tc>
+          <w:tcPr>
+            <w:tcW w:w="5634" w:type="dxa"/>
+          </w:tcPr>
+          <w:p>
+            <w:pPr>
+              <w:spacing w:line="360" w:lineRule="auto"/>
+              <w:jc w:val="center"/>
+              <w:rPr>
+                <w:rFonts w:asciiTheme="majorBidi" w:hAnsiTheme="majorBidi" w:cstheme="majorBidi"/>
+                <w:sz w:val="24"/>
+                <w:szCs w:val="24"/>
+                <w:lang w:val="fr-MA"/>
+              </w:rPr>
+            </w:pPr>
+            <w:r>
+              <w:rPr>
+                <w:rFonts w:asciiTheme="majorBidi" w:hAnsiTheme="majorBidi" w:cstheme="majorBidi"/>
+                <w:sz w:val="24"/>
+                <w:szCs w:val="24"/>
+                <w:lang w:val="fr-MA"/>
+              </w:rPr>
+              <w:t>Nombre de places disponibles dans le véhicule</w:t>
+            </w:r>
+          </w:p>
+        </w:tc>
+      </w:tr>
+      <w:tr>
+        <w:tc>
+          <w:tcPr>
+            <w:tcW w:w="0" w:type="auto"/>
+          </w:tcPr>
+          <w:p>
+            <w:pPr>
+              <w:spacing w:line="360" w:lineRule="auto"/>
+              <w:jc w:val="center"/>
+              <w:rPr>
+                <w:rFonts w:asciiTheme="majorBidi" w:hAnsiTheme="majorBidi" w:cstheme="majorBidi"/>
+                <w:b/>
+                <w:bCs/>
+                <w:sz w:val="24"/>
+                <w:szCs w:val="24"/>
+              </w:rPr>
+            </w:pPr>
+            <w:r>
+              <w:rPr>
+                <w:rFonts w:asciiTheme="majorBidi" w:hAnsiTheme="majorBidi" w:cstheme="majorBidi"/>
+                <w:b/>
+                <w:bCs/>
+                <w:sz w:val="24"/>
+                <w:szCs w:val="24"/>
+              </w:rPr>
+              <w:t>acceleration</w:t>
+            </w:r>
+          </w:p>
+        </w:tc>
+        <w:tc>
+          <w:tcPr>
+            <w:tcW w:w="0" w:type="auto"/>
+          </w:tcPr>
+          <w:p>
+            <w:pPr>
+              <w:spacing w:line="360" w:lineRule="auto"/>
+              <w:jc w:val="center"/>
+              <w:rPr>
+                <w:rFonts w:asciiTheme="majorBidi" w:hAnsiTheme="majorBidi" w:cstheme="majorBidi"/>
+                <w:sz w:val="24"/>
+                <w:szCs w:val="24"/>
+                <w:lang w:val="fr-MA"/>
+              </w:rPr>
+            </w:pPr>
+            <w:r>
+              <w:rPr>
+                <w:rFonts w:asciiTheme="majorBidi" w:hAnsiTheme="majorBidi" w:cstheme="majorBidi"/>
+                <w:sz w:val="24"/>
+                <w:szCs w:val="24"/>
+                <w:lang w:val="fr-MA"/>
+              </w:rPr>
+              <w:t>VARCHAR(50)</w:t>
+            </w:r>
+          </w:p>
+        </w:tc>
+        <w:tc>
+          <w:tcPr>
+            <w:tcW w:w="5634" w:type="dxa"/>
+          </w:tcPr>
+          <w:p>
+            <w:pPr>
+              <w:spacing w:line="360" w:lineRule="auto"/>
+              <w:jc w:val="center"/>
+              <w:rPr>
+                <w:rFonts w:asciiTheme="majorBidi" w:hAnsiTheme="majorBidi" w:cstheme="majorBidi"/>
+                <w:sz w:val="24"/>
+                <w:szCs w:val="24"/>
+                <w:lang w:val="fr-MA"/>
+              </w:rPr>
+            </w:pPr>
+            <w:r>
+              <w:rPr>
+                <w:rFonts w:asciiTheme="majorBidi" w:hAnsiTheme="majorBidi" w:cstheme="majorBidi"/>
+                <w:sz w:val="24"/>
+                <w:szCs w:val="24"/>
+              </w:rPr>
+              <w:t>Performance (ex: 0 à 100 km/h en 3.5s)</w:t>
+            </w:r>
+          </w:p>
+        </w:tc>
+      </w:tr>
     </w:tbl>
     <w:p>
       <w:pPr>
@@ -17486,13 +17398,12 @@
           <w:sz w:val="24"/>
           <w:szCs w:val="24"/>
         </w:rPr>
-        <w:lastRenderedPageBreak/>
         <w:t>Table : Réservations</w:t>
       </w:r>
     </w:p>
     <w:tbl>
       <w:tblPr>
-        <w:tblStyle w:val="TableGrid"/>
+        <w:tblStyle w:val="Grilledutableau"/>
         <w:tblW w:w="9351" w:type="dxa"/>
         <w:tblLook w:val="04A0" w:firstRow="1" w:lastRow="0" w:firstColumn="1" w:lastColumn="0" w:noHBand="0" w:noVBand="1"/>
       </w:tblPr>
@@ -17701,7 +17612,6 @@
                 <w:lang w:val="en-US"/>
               </w:rPr>
             </w:pPr>
-            <w:proofErr w:type="spellStart"/>
             <w:r>
               <w:rPr>
                 <w:rFonts w:asciiTheme="majorBidi" w:hAnsiTheme="majorBidi" w:cstheme="majorBidi"/>
@@ -17713,7 +17623,6 @@
               </w:rPr>
               <w:t>car_name</w:t>
             </w:r>
-            <w:proofErr w:type="spellEnd"/>
           </w:p>
         </w:tc>
         <w:tc>
@@ -17788,7 +17697,6 @@
                 <w:lang w:val="en-US"/>
               </w:rPr>
             </w:pPr>
-            <w:proofErr w:type="spellStart"/>
             <w:r>
               <w:rPr>
                 <w:rFonts w:asciiTheme="majorBidi" w:hAnsiTheme="majorBidi" w:cstheme="majorBidi"/>
@@ -17800,7 +17708,6 @@
               </w:rPr>
               <w:t>client_name</w:t>
             </w:r>
-            <w:proofErr w:type="spellEnd"/>
           </w:p>
         </w:tc>
         <w:tc>
@@ -17875,7 +17782,6 @@
                 <w:lang w:val="en-US"/>
               </w:rPr>
             </w:pPr>
-            <w:proofErr w:type="spellStart"/>
             <w:r>
               <w:rPr>
                 <w:rFonts w:asciiTheme="majorBidi" w:hAnsiTheme="majorBidi" w:cstheme="majorBidi"/>
@@ -17887,7 +17793,6 @@
               </w:rPr>
               <w:t>client_email</w:t>
             </w:r>
-            <w:proofErr w:type="spellEnd"/>
           </w:p>
         </w:tc>
         <w:tc>
@@ -17962,7 +17867,6 @@
                 <w:lang w:val="en-US"/>
               </w:rPr>
             </w:pPr>
-            <w:proofErr w:type="spellStart"/>
             <w:r>
               <w:rPr>
                 <w:rFonts w:asciiTheme="majorBidi" w:hAnsiTheme="majorBidi" w:cstheme="majorBidi"/>
@@ -17974,7 +17878,6 @@
               </w:rPr>
               <w:t>start_date</w:t>
             </w:r>
-            <w:proofErr w:type="spellEnd"/>
           </w:p>
         </w:tc>
         <w:tc>
@@ -18049,7 +17952,6 @@
                 <w:lang w:val="en-US"/>
               </w:rPr>
             </w:pPr>
-            <w:proofErr w:type="spellStart"/>
             <w:r>
               <w:rPr>
                 <w:rFonts w:asciiTheme="majorBidi" w:hAnsiTheme="majorBidi" w:cstheme="majorBidi"/>
@@ -18061,7 +17963,6 @@
               </w:rPr>
               <w:t>end_date</w:t>
             </w:r>
-            <w:proofErr w:type="spellEnd"/>
           </w:p>
         </w:tc>
         <w:tc>
@@ -18135,7 +18036,6 @@
                 <w:lang w:val="en-US"/>
               </w:rPr>
             </w:pPr>
-            <w:proofErr w:type="spellStart"/>
             <w:r>
               <w:rPr>
                 <w:rFonts w:asciiTheme="majorBidi" w:hAnsiTheme="majorBidi" w:cstheme="majorBidi"/>
@@ -18147,7 +18047,6 @@
               </w:rPr>
               <w:t>total_price</w:t>
             </w:r>
-            <w:proofErr w:type="spellEnd"/>
           </w:p>
         </w:tc>
         <w:tc>
@@ -18279,43 +18178,7 @@
                 <w:sz w:val="24"/>
                 <w:szCs w:val="24"/>
               </w:rPr>
-              <w:t>'</w:t>
-            </w:r>
-            <w:proofErr w:type="spellStart"/>
-            <w:r>
-              <w:rPr>
-                <w:rFonts w:asciiTheme="majorBidi" w:hAnsiTheme="majorBidi" w:cstheme="majorBidi"/>
-                <w:sz w:val="24"/>
-                <w:szCs w:val="24"/>
-              </w:rPr>
-              <w:t>Pending</w:t>
-            </w:r>
-            <w:proofErr w:type="spellEnd"/>
-            <w:r>
-              <w:rPr>
-                <w:rFonts w:asciiTheme="majorBidi" w:hAnsiTheme="majorBidi" w:cstheme="majorBidi"/>
-                <w:sz w:val="24"/>
-                <w:szCs w:val="24"/>
-              </w:rPr>
-              <w:t>', 'Accepted', '</w:t>
-            </w:r>
-            <w:proofErr w:type="spellStart"/>
-            <w:r>
-              <w:rPr>
-                <w:rFonts w:asciiTheme="majorBidi" w:hAnsiTheme="majorBidi" w:cstheme="majorBidi"/>
-                <w:sz w:val="24"/>
-                <w:szCs w:val="24"/>
-              </w:rPr>
-              <w:t>Rejected</w:t>
-            </w:r>
-            <w:proofErr w:type="spellEnd"/>
-            <w:r>
-              <w:rPr>
-                <w:rFonts w:asciiTheme="majorBidi" w:hAnsiTheme="majorBidi" w:cstheme="majorBidi"/>
-                <w:sz w:val="24"/>
-                <w:szCs w:val="24"/>
-              </w:rPr>
-              <w:t>'</w:t>
+              <w:t>'Pending', 'Accepted', 'Rejected'</w:t>
             </w:r>
           </w:p>
         </w:tc>
@@ -18338,7 +18201,6 @@
                 <w:lang w:val="en-US"/>
               </w:rPr>
             </w:pPr>
-            <w:proofErr w:type="spellStart"/>
             <w:r>
               <w:rPr>
                 <w:rFonts w:asciiTheme="majorBidi" w:hAnsiTheme="majorBidi" w:cstheme="majorBidi"/>
@@ -18350,7 +18212,6 @@
               </w:rPr>
               <w:t>car_image</w:t>
             </w:r>
-            <w:proofErr w:type="spellEnd"/>
           </w:p>
         </w:tc>
         <w:tc>
@@ -18605,7 +18466,7 @@
     </w:p>
     <w:p>
       <w:pPr>
-        <w:pStyle w:val="Heading1"/>
+        <w:pStyle w:val="Titre1"/>
         <w:jc w:val="center"/>
         <w:rPr>
           <w:rFonts w:asciiTheme="majorBidi" w:hAnsiTheme="majorBidi"/>
@@ -18614,7 +18475,7 @@
     </w:p>
     <w:p>
       <w:pPr>
-        <w:pStyle w:val="Heading1"/>
+        <w:pStyle w:val="Titre1"/>
         <w:jc w:val="center"/>
         <w:rPr>
           <w:rFonts w:asciiTheme="majorBidi" w:hAnsiTheme="majorBidi"/>
@@ -18623,7 +18484,7 @@
     </w:p>
     <w:p>
       <w:pPr>
-        <w:pStyle w:val="Heading1"/>
+        <w:pStyle w:val="Titre1"/>
         <w:jc w:val="center"/>
         <w:rPr>
           <w:rFonts w:asciiTheme="majorBidi" w:hAnsiTheme="majorBidi"/>
@@ -18635,7 +18496,7 @@
     <w:p/>
     <w:p>
       <w:pPr>
-        <w:pStyle w:val="Heading1"/>
+        <w:pStyle w:val="Titre1"/>
         <w:jc w:val="center"/>
         <w:rPr>
           <w:rFonts w:asciiTheme="majorBidi" w:hAnsiTheme="majorBidi"/>
@@ -18645,7 +18506,7 @@
     <w:p/>
     <w:p>
       <w:pPr>
-        <w:pStyle w:val="Heading1"/>
+        <w:pStyle w:val="Titre1"/>
         <w:rPr>
           <w:rFonts w:asciiTheme="majorBidi" w:hAnsiTheme="majorBidi"/>
         </w:rPr>
@@ -18653,7 +18514,7 @@
     </w:p>
     <w:p>
       <w:pPr>
-        <w:pStyle w:val="Heading1"/>
+        <w:pStyle w:val="Titre1"/>
         <w:rPr>
           <w:rFonts w:asciiTheme="majorBidi" w:hAnsiTheme="majorBidi"/>
         </w:rPr>
@@ -18869,7 +18730,7 @@
     </w:p>
     <w:p>
       <w:pPr>
-        <w:pStyle w:val="Heading1"/>
+        <w:pStyle w:val="Titre1"/>
         <w:spacing w:line="240" w:lineRule="auto"/>
         <w:rPr>
           <w:rFonts w:ascii="Times New Roman" w:hAnsi="Times New Roman" w:cs="Times New Roman"/>
@@ -18888,14 +18749,13 @@
           <w:sz w:val="32"/>
           <w:szCs w:val="32"/>
         </w:rPr>
-        <w:lastRenderedPageBreak/>
         <w:t>Chapitre 4 : Réalisation et Mise en œuvre</w:t>
       </w:r>
       <w:bookmarkEnd w:id="46"/>
     </w:p>
     <w:p>
       <w:pPr>
-        <w:pStyle w:val="Heading2"/>
+        <w:pStyle w:val="Titre2"/>
         <w:numPr>
           <w:ilvl w:val="2"/>
           <w:numId w:val="16"/>
@@ -18941,7 +18801,7 @@
     </w:p>
     <w:p>
       <w:pPr>
-        <w:pStyle w:val="Heading3"/>
+        <w:pStyle w:val="Titre3"/>
         <w:numPr>
           <w:ilvl w:val="0"/>
           <w:numId w:val="45"/>
@@ -19088,25 +18948,7 @@
           <w:sz w:val="24"/>
           <w:szCs w:val="24"/>
         </w:rPr>
-        <w:t xml:space="preserve"># Logique serveur et API REST (Flask &amp; </w:t>
-      </w:r>
-      <w:proofErr w:type="spellStart"/>
-      <w:r>
-        <w:rPr>
-          <w:rFonts w:asciiTheme="majorBidi" w:hAnsiTheme="majorBidi" w:cstheme="majorBidi"/>
-          <w:sz w:val="24"/>
-          <w:szCs w:val="24"/>
-        </w:rPr>
-        <w:t>SQLAlchemy</w:t>
-      </w:r>
-      <w:proofErr w:type="spellEnd"/>
-      <w:r>
-        <w:rPr>
-          <w:rFonts w:asciiTheme="majorBidi" w:hAnsiTheme="majorBidi" w:cstheme="majorBidi"/>
-          <w:sz w:val="24"/>
-          <w:szCs w:val="24"/>
-        </w:rPr>
-        <w:t>)</w:t>
+        <w:t># Logique serveur et API REST (Flask &amp; SQLAlchemy)</w:t>
       </w:r>
     </w:p>
     <w:p>
@@ -19194,25 +19036,7 @@
           <w:sz w:val="24"/>
           <w:szCs w:val="24"/>
         </w:rPr>
-        <w:t># Composants réutilisables (</w:t>
-      </w:r>
-      <w:proofErr w:type="spellStart"/>
-      <w:r>
-        <w:rPr>
-          <w:rFonts w:asciiTheme="majorBidi" w:hAnsiTheme="majorBidi" w:cstheme="majorBidi"/>
-          <w:sz w:val="24"/>
-          <w:szCs w:val="24"/>
-        </w:rPr>
-        <w:t>Navbar</w:t>
-      </w:r>
-      <w:proofErr w:type="spellEnd"/>
-      <w:r>
-        <w:rPr>
-          <w:rFonts w:asciiTheme="majorBidi" w:hAnsiTheme="majorBidi" w:cstheme="majorBidi"/>
-          <w:sz w:val="24"/>
-          <w:szCs w:val="24"/>
-        </w:rPr>
-        <w:t>, Footer, etc.)</w:t>
+        <w:t># Composants réutilisables (Navbar, Footer, etc.)</w:t>
       </w:r>
     </w:p>
     <w:p>
@@ -19276,29 +19100,7 @@
           <w:sz w:val="24"/>
           <w:szCs w:val="24"/>
         </w:rPr>
-        <w:t xml:space="preserve">│   ├── </w:t>
-      </w:r>
-      <w:proofErr w:type="spellStart"/>
-      <w:r>
-        <w:rPr>
-          <w:rFonts w:asciiTheme="majorBidi" w:hAnsiTheme="majorBidi" w:cstheme="majorBidi"/>
-          <w:b/>
-          <w:bCs/>
-          <w:sz w:val="24"/>
-          <w:szCs w:val="24"/>
-        </w:rPr>
-        <w:t>App.tsx</w:t>
-      </w:r>
-      <w:proofErr w:type="spellEnd"/>
-      <w:r>
-        <w:rPr>
-          <w:rFonts w:asciiTheme="majorBidi" w:hAnsiTheme="majorBidi" w:cstheme="majorBidi"/>
-          <w:b/>
-          <w:bCs/>
-          <w:sz w:val="24"/>
-          <w:szCs w:val="24"/>
-        </w:rPr>
-        <w:t xml:space="preserve">         </w:t>
+        <w:t xml:space="preserve">│   ├── App.tsx         </w:t>
       </w:r>
       <w:r>
         <w:rPr>
@@ -19339,29 +19141,7 @@
           <w:sz w:val="24"/>
           <w:szCs w:val="24"/>
         </w:rPr>
-        <w:t xml:space="preserve">│   ├── </w:t>
-      </w:r>
-      <w:proofErr w:type="spellStart"/>
-      <w:r>
-        <w:rPr>
-          <w:rFonts w:asciiTheme="majorBidi" w:hAnsiTheme="majorBidi" w:cstheme="majorBidi"/>
-          <w:b/>
-          <w:bCs/>
-          <w:sz w:val="24"/>
-          <w:szCs w:val="24"/>
-        </w:rPr>
-        <w:t>main.tsx</w:t>
-      </w:r>
-      <w:proofErr w:type="spellEnd"/>
-      <w:r>
-        <w:rPr>
-          <w:rFonts w:asciiTheme="majorBidi" w:hAnsiTheme="majorBidi" w:cstheme="majorBidi"/>
-          <w:b/>
-          <w:bCs/>
-          <w:sz w:val="24"/>
-          <w:szCs w:val="24"/>
-        </w:rPr>
-        <w:t xml:space="preserve">        </w:t>
+        <w:t xml:space="preserve">│   ├── main.tsx        </w:t>
       </w:r>
       <w:r>
         <w:rPr>
@@ -19402,29 +19182,7 @@
           <w:sz w:val="24"/>
           <w:szCs w:val="24"/>
         </w:rPr>
-        <w:t xml:space="preserve">│   └── </w:t>
-      </w:r>
-      <w:proofErr w:type="spellStart"/>
-      <w:r>
-        <w:rPr>
-          <w:rFonts w:asciiTheme="majorBidi" w:hAnsiTheme="majorBidi" w:cstheme="majorBidi"/>
-          <w:b/>
-          <w:bCs/>
-          <w:sz w:val="24"/>
-          <w:szCs w:val="24"/>
-        </w:rPr>
-        <w:t>types.ts</w:t>
-      </w:r>
-      <w:proofErr w:type="spellEnd"/>
-      <w:r>
-        <w:rPr>
-          <w:rFonts w:asciiTheme="majorBidi" w:hAnsiTheme="majorBidi" w:cstheme="majorBidi"/>
-          <w:b/>
-          <w:bCs/>
-          <w:sz w:val="24"/>
-          <w:szCs w:val="24"/>
-        </w:rPr>
-        <w:t xml:space="preserve">        </w:t>
+        <w:t xml:space="preserve">│   └── types.ts        </w:t>
       </w:r>
       <w:r>
         <w:rPr>
@@ -19442,18 +19200,8 @@
           <w:sz w:val="24"/>
           <w:szCs w:val="24"/>
         </w:rPr>
-        <w:t xml:space="preserve"># Définitions des interfaces </w:t>
-      </w:r>
-      <w:proofErr w:type="spellStart"/>
-      <w:r>
-        <w:rPr>
-          <w:rFonts w:asciiTheme="majorBidi" w:hAnsiTheme="majorBidi" w:cstheme="majorBidi"/>
-          <w:sz w:val="24"/>
-          <w:szCs w:val="24"/>
-        </w:rPr>
-        <w:t>TypeScript</w:t>
-      </w:r>
-      <w:proofErr w:type="spellEnd"/>
+        <w:t># Définitions des interfaces TypeScript</w:t>
+      </w:r>
     </w:p>
     <w:p>
       <w:pPr>
@@ -19473,29 +19221,7 @@
           <w:sz w:val="24"/>
           <w:szCs w:val="24"/>
         </w:rPr>
-        <w:t xml:space="preserve">├── </w:t>
-      </w:r>
-      <w:proofErr w:type="spellStart"/>
-      <w:r>
-        <w:rPr>
-          <w:rFonts w:asciiTheme="majorBidi" w:hAnsiTheme="majorBidi" w:cstheme="majorBidi"/>
-          <w:b/>
-          <w:bCs/>
-          <w:sz w:val="24"/>
-          <w:szCs w:val="24"/>
-        </w:rPr>
-        <w:t>database.sql</w:t>
-      </w:r>
-      <w:proofErr w:type="spellEnd"/>
-      <w:r>
-        <w:rPr>
-          <w:rFonts w:asciiTheme="majorBidi" w:hAnsiTheme="majorBidi" w:cstheme="majorBidi"/>
-          <w:b/>
-          <w:bCs/>
-          <w:sz w:val="24"/>
-          <w:szCs w:val="24"/>
-        </w:rPr>
-        <w:t xml:space="preserve">        </w:t>
+        <w:t xml:space="preserve">├── database.sql        </w:t>
       </w:r>
       <w:r>
         <w:rPr>
@@ -19536,29 +19262,7 @@
           <w:sz w:val="24"/>
           <w:szCs w:val="24"/>
         </w:rPr>
-        <w:t xml:space="preserve">├── </w:t>
-      </w:r>
-      <w:proofErr w:type="spellStart"/>
-      <w:r>
-        <w:rPr>
-          <w:rFonts w:asciiTheme="majorBidi" w:hAnsiTheme="majorBidi" w:cstheme="majorBidi"/>
-          <w:b/>
-          <w:bCs/>
-          <w:sz w:val="24"/>
-          <w:szCs w:val="24"/>
-        </w:rPr>
-        <w:t>package.json</w:t>
-      </w:r>
-      <w:proofErr w:type="spellEnd"/>
-      <w:r>
-        <w:rPr>
-          <w:rFonts w:asciiTheme="majorBidi" w:hAnsiTheme="majorBidi" w:cstheme="majorBidi"/>
-          <w:b/>
-          <w:bCs/>
-          <w:sz w:val="24"/>
-          <w:szCs w:val="24"/>
-        </w:rPr>
-        <w:t xml:space="preserve">        </w:t>
+        <w:t xml:space="preserve">├── package.json        </w:t>
       </w:r>
       <w:r>
         <w:rPr>
@@ -19599,29 +19303,7 @@
           <w:sz w:val="24"/>
           <w:szCs w:val="24"/>
         </w:rPr>
-        <w:t xml:space="preserve">└── </w:t>
-      </w:r>
-      <w:proofErr w:type="spellStart"/>
-      <w:r>
-        <w:rPr>
-          <w:rFonts w:asciiTheme="majorBidi" w:hAnsiTheme="majorBidi" w:cstheme="majorBidi"/>
-          <w:b/>
-          <w:bCs/>
-          <w:sz w:val="24"/>
-          <w:szCs w:val="24"/>
-        </w:rPr>
-        <w:t>vite.config.ts</w:t>
-      </w:r>
-      <w:proofErr w:type="spellEnd"/>
-      <w:r>
-        <w:rPr>
-          <w:rFonts w:asciiTheme="majorBidi" w:hAnsiTheme="majorBidi" w:cstheme="majorBidi"/>
-          <w:b/>
-          <w:bCs/>
-          <w:sz w:val="24"/>
-          <w:szCs w:val="24"/>
-        </w:rPr>
-        <w:t xml:space="preserve">      </w:t>
+        <w:t xml:space="preserve">└── vite.config.ts      </w:t>
       </w:r>
       <w:r>
         <w:rPr>
@@ -19639,30 +19321,12 @@
           <w:sz w:val="24"/>
           <w:szCs w:val="24"/>
         </w:rPr>
-        <w:t xml:space="preserve"># Configuration de l'outil de </w:t>
-      </w:r>
-      <w:proofErr w:type="spellStart"/>
-      <w:r>
-        <w:rPr>
-          <w:rFonts w:asciiTheme="majorBidi" w:hAnsiTheme="majorBidi" w:cstheme="majorBidi"/>
-          <w:sz w:val="24"/>
-          <w:szCs w:val="24"/>
-        </w:rPr>
-        <w:t>build</w:t>
-      </w:r>
-      <w:proofErr w:type="spellEnd"/>
-      <w:r>
-        <w:rPr>
-          <w:rFonts w:asciiTheme="majorBidi" w:hAnsiTheme="majorBidi" w:cstheme="majorBidi"/>
-          <w:sz w:val="24"/>
-          <w:szCs w:val="24"/>
-        </w:rPr>
-        <w:t xml:space="preserve"> Vite</w:t>
-      </w:r>
-    </w:p>
-    <w:p>
-      <w:pPr>
-        <w:pStyle w:val="Heading3"/>
+        <w:t># Configuration de l'outil de build Vite</w:t>
+      </w:r>
+    </w:p>
+    <w:p>
+      <w:pPr>
+        <w:pStyle w:val="Titre3"/>
         <w:numPr>
           <w:ilvl w:val="0"/>
           <w:numId w:val="45"/>
@@ -19729,23 +19393,13 @@
           <w:szCs w:val="24"/>
         </w:rPr>
       </w:pPr>
-      <w:proofErr w:type="spellStart"/>
-      <w:r>
-        <w:rPr>
-          <w:rFonts w:ascii="Times New Roman" w:hAnsi="Times New Roman" w:cs="Times New Roman"/>
-          <w:sz w:val="24"/>
-          <w:szCs w:val="24"/>
-        </w:rPr>
-        <w:t>BookingForm.tsx</w:t>
-      </w:r>
-      <w:proofErr w:type="spellEnd"/>
-      <w:r>
-        <w:rPr>
-          <w:rFonts w:ascii="Times New Roman" w:hAnsi="Times New Roman" w:cs="Times New Roman"/>
-          <w:sz w:val="24"/>
-          <w:szCs w:val="24"/>
-        </w:rPr>
-        <w:t xml:space="preserve"> : Formulaire dynamique pour soumettre une demande de location.</w:t>
+      <w:r>
+        <w:rPr>
+          <w:rFonts w:ascii="Times New Roman" w:hAnsi="Times New Roman" w:cs="Times New Roman"/>
+          <w:sz w:val="24"/>
+          <w:szCs w:val="24"/>
+        </w:rPr>
+        <w:t>BookingForm.tsx : Formulaire dynamique pour soumettre une demande de location.</w:t>
       </w:r>
     </w:p>
     <w:p>
@@ -19762,23 +19416,13 @@
           <w:szCs w:val="24"/>
         </w:rPr>
       </w:pPr>
-      <w:proofErr w:type="spellStart"/>
-      <w:r>
-        <w:rPr>
-          <w:rFonts w:ascii="Times New Roman" w:hAnsi="Times New Roman" w:cs="Times New Roman"/>
-          <w:sz w:val="24"/>
-          <w:szCs w:val="24"/>
-        </w:rPr>
-        <w:t>Hero.tsx</w:t>
-      </w:r>
-      <w:proofErr w:type="spellEnd"/>
-      <w:r>
-        <w:rPr>
-          <w:rFonts w:ascii="Times New Roman" w:hAnsi="Times New Roman" w:cs="Times New Roman"/>
-          <w:sz w:val="24"/>
-          <w:szCs w:val="24"/>
-        </w:rPr>
-        <w:t xml:space="preserve"> : Section d'accueil visuelle de la landing page.</w:t>
+      <w:r>
+        <w:rPr>
+          <w:rFonts w:ascii="Times New Roman" w:hAnsi="Times New Roman" w:cs="Times New Roman"/>
+          <w:sz w:val="24"/>
+          <w:szCs w:val="24"/>
+        </w:rPr>
+        <w:t>Hero.tsx : Section d'accueil visuelle de la landing page.</w:t>
       </w:r>
     </w:p>
     <w:p>
@@ -19795,23 +19439,13 @@
           <w:szCs w:val="24"/>
         </w:rPr>
       </w:pPr>
-      <w:proofErr w:type="spellStart"/>
-      <w:r>
-        <w:rPr>
-          <w:rFonts w:ascii="Times New Roman" w:hAnsi="Times New Roman" w:cs="Times New Roman"/>
-          <w:sz w:val="24"/>
-          <w:szCs w:val="24"/>
-        </w:rPr>
-        <w:t>NavClients.tsx</w:t>
-      </w:r>
-      <w:proofErr w:type="spellEnd"/>
-      <w:r>
-        <w:rPr>
-          <w:rFonts w:ascii="Times New Roman" w:hAnsi="Times New Roman" w:cs="Times New Roman"/>
-          <w:sz w:val="24"/>
-          <w:szCs w:val="24"/>
-        </w:rPr>
-        <w:t xml:space="preserve"> : Barre de navigation adaptée aux utilisateurs connectés.</w:t>
+      <w:r>
+        <w:rPr>
+          <w:rFonts w:ascii="Times New Roman" w:hAnsi="Times New Roman" w:cs="Times New Roman"/>
+          <w:sz w:val="24"/>
+          <w:szCs w:val="24"/>
+        </w:rPr>
+        <w:t>NavClients.tsx : Barre de navigation adaptée aux utilisateurs connectés.</w:t>
       </w:r>
     </w:p>
     <w:p>
@@ -19836,6 +19470,7 @@
           <w:sz w:val="24"/>
           <w:szCs w:val="24"/>
         </w:rPr>
+        <w:lastRenderedPageBreak/>
         <w:t>Dossier backend/</w:t>
       </w:r>
       <w:r>
@@ -19905,21 +19540,8 @@
           <w:sz w:val="24"/>
           <w:szCs w:val="24"/>
         </w:rPr>
-        <w:lastRenderedPageBreak/>
-        <w:t xml:space="preserve">Fichier </w:t>
-      </w:r>
-      <w:proofErr w:type="spellStart"/>
-      <w:r>
-        <w:rPr>
-          <w:rFonts w:ascii="Times New Roman" w:hAnsi="Times New Roman" w:cs="Times New Roman"/>
-          <w:b/>
-          <w:bCs/>
-          <w:sz w:val="24"/>
-          <w:szCs w:val="24"/>
-        </w:rPr>
-        <w:t>types.ts</w:t>
-      </w:r>
-      <w:proofErr w:type="spellEnd"/>
+        <w:t>Fichier types.ts</w:t>
+      </w:r>
       <w:r>
         <w:rPr>
           <w:rFonts w:ascii="Times New Roman" w:hAnsi="Times New Roman" w:cs="Times New Roman"/>
@@ -19928,7 +19550,6 @@
         </w:rPr>
         <w:t xml:space="preserve"> : Ce fichier est essentiel pour la robustesse du projet. Il centralise les interfaces </w:t>
       </w:r>
-      <w:proofErr w:type="spellStart"/>
       <w:r>
         <w:rPr>
           <w:rFonts w:ascii="Times New Roman" w:hAnsi="Times New Roman" w:cs="Times New Roman"/>
@@ -19939,7 +19560,6 @@
         </w:rPr>
         <w:t>TypeScript</w:t>
       </w:r>
-      <w:proofErr w:type="spellEnd"/>
       <w:r>
         <w:rPr>
           <w:rFonts w:ascii="Times New Roman" w:hAnsi="Times New Roman" w:cs="Times New Roman"/>
@@ -19971,20 +19591,8 @@
           <w:sz w:val="24"/>
           <w:szCs w:val="24"/>
         </w:rPr>
-        <w:t xml:space="preserve">Fichier </w:t>
-      </w:r>
-      <w:proofErr w:type="spellStart"/>
-      <w:r>
-        <w:rPr>
-          <w:rFonts w:ascii="Times New Roman" w:hAnsi="Times New Roman" w:cs="Times New Roman"/>
-          <w:b/>
-          <w:bCs/>
-          <w:sz w:val="24"/>
-          <w:szCs w:val="24"/>
-        </w:rPr>
-        <w:t>database.sql</w:t>
-      </w:r>
-      <w:proofErr w:type="spellEnd"/>
+        <w:t>Fichier database.sql</w:t>
+      </w:r>
       <w:r>
         <w:rPr>
           <w:rFonts w:ascii="Times New Roman" w:hAnsi="Times New Roman" w:cs="Times New Roman"/>
@@ -19996,7 +19604,7 @@
     </w:p>
     <w:p>
       <w:pPr>
-        <w:pStyle w:val="Heading2"/>
+        <w:pStyle w:val="Titre2"/>
         <w:numPr>
           <w:ilvl w:val="2"/>
           <w:numId w:val="16"/>
@@ -20032,25 +19640,7 @@
           <w:sz w:val="24"/>
           <w:szCs w:val="24"/>
         </w:rPr>
-        <w:t>Le backend constitue le cœur logique de l'application de location de voitures. Il a été développé avec le micro-</w:t>
-      </w:r>
-      <w:proofErr w:type="spellStart"/>
-      <w:r>
-        <w:rPr>
-          <w:rFonts w:ascii="Times New Roman" w:hAnsi="Times New Roman" w:cs="Times New Roman"/>
-          <w:sz w:val="24"/>
-          <w:szCs w:val="24"/>
-        </w:rPr>
-        <w:t>framework</w:t>
-      </w:r>
-      <w:proofErr w:type="spellEnd"/>
-      <w:r>
-        <w:rPr>
-          <w:rFonts w:ascii="Times New Roman" w:hAnsi="Times New Roman" w:cs="Times New Roman"/>
-          <w:sz w:val="24"/>
-          <w:szCs w:val="24"/>
-        </w:rPr>
-        <w:t xml:space="preserve"> </w:t>
+        <w:t xml:space="preserve">Le backend constitue le cœur logique de l'application de location de voitures. Il a été développé avec le micro-framework </w:t>
       </w:r>
       <w:r>
         <w:rPr>
@@ -20091,7 +19681,7 @@
     </w:p>
     <w:p>
       <w:pPr>
-        <w:pStyle w:val="Heading3"/>
+        <w:pStyle w:val="Titre3"/>
         <w:numPr>
           <w:ilvl w:val="1"/>
           <w:numId w:val="45"/>
@@ -20128,7 +19718,6 @@
         </w:rPr>
         <w:t>Le backend agit comme un médiateur (pont) entre le client (React) et la base de données PostgreSQL. Il expose des points de terminaison (</w:t>
       </w:r>
-      <w:proofErr w:type="spellStart"/>
       <w:r>
         <w:rPr>
           <w:rFonts w:ascii="Times New Roman" w:hAnsi="Times New Roman" w:cs="Times New Roman"/>
@@ -20139,7 +19728,6 @@
         </w:rPr>
         <w:t>endpoints</w:t>
       </w:r>
-      <w:proofErr w:type="spellEnd"/>
       <w:r>
         <w:rPr>
           <w:rFonts w:ascii="Times New Roman" w:hAnsi="Times New Roman" w:cs="Times New Roman"/>
@@ -20304,7 +19892,7 @@
     </w:p>
     <w:p>
       <w:pPr>
-        <w:pStyle w:val="Heading3"/>
+        <w:pStyle w:val="Titre3"/>
         <w:numPr>
           <w:ilvl w:val="1"/>
           <w:numId w:val="45"/>
@@ -20367,20 +19955,8 @@
           <w:sz w:val="24"/>
           <w:szCs w:val="24"/>
         </w:rPr>
-        <w:t>Flask-</w:t>
-      </w:r>
-      <w:proofErr w:type="spellStart"/>
-      <w:r>
-        <w:rPr>
-          <w:rFonts w:ascii="Times New Roman" w:hAnsi="Times New Roman" w:cs="Times New Roman"/>
-          <w:b/>
-          <w:bCs/>
-          <w:sz w:val="24"/>
-          <w:szCs w:val="24"/>
-        </w:rPr>
-        <w:t>SQLAlchemy</w:t>
-      </w:r>
-      <w:proofErr w:type="spellEnd"/>
+        <w:t>Flask-SQLAlchemy</w:t>
+      </w:r>
       <w:r>
         <w:rPr>
           <w:rFonts w:ascii="Times New Roman" w:hAnsi="Times New Roman" w:cs="Times New Roman"/>
@@ -20441,25 +20017,7 @@
           <w:sz w:val="24"/>
           <w:szCs w:val="24"/>
         </w:rPr>
-        <w:t xml:space="preserve"> : Le Frontend React envoie une requête GET vers </w:t>
-      </w:r>
-      <w:proofErr w:type="spellStart"/>
-      <w:r>
-        <w:rPr>
-          <w:rFonts w:ascii="Times New Roman" w:hAnsi="Times New Roman" w:cs="Times New Roman"/>
-          <w:sz w:val="24"/>
-          <w:szCs w:val="24"/>
-        </w:rPr>
-        <w:t>l'endpoint</w:t>
-      </w:r>
-      <w:proofErr w:type="spellEnd"/>
-      <w:r>
-        <w:rPr>
-          <w:rFonts w:ascii="Times New Roman" w:hAnsi="Times New Roman" w:cs="Times New Roman"/>
-          <w:sz w:val="24"/>
-          <w:szCs w:val="24"/>
-        </w:rPr>
-        <w:t xml:space="preserve"> /api/cars.</w:t>
+        <w:t xml:space="preserve"> : Le Frontend React envoie une requête GET vers l'endpoint /api/cars.</w:t>
       </w:r>
     </w:p>
     <w:p>
@@ -20484,6 +20042,7 @@
           <w:sz w:val="24"/>
           <w:szCs w:val="24"/>
         </w:rPr>
+        <w:lastRenderedPageBreak/>
         <w:t>Traitement</w:t>
       </w:r>
       <w:r>
@@ -20492,25 +20051,7 @@
           <w:sz w:val="24"/>
           <w:szCs w:val="24"/>
         </w:rPr>
-        <w:t xml:space="preserve"> : Flask utilise </w:t>
-      </w:r>
-      <w:proofErr w:type="spellStart"/>
-      <w:r>
-        <w:rPr>
-          <w:rFonts w:ascii="Times New Roman" w:hAnsi="Times New Roman" w:cs="Times New Roman"/>
-          <w:sz w:val="24"/>
-          <w:szCs w:val="24"/>
-        </w:rPr>
-        <w:t>SQLAlchemy</w:t>
-      </w:r>
-      <w:proofErr w:type="spellEnd"/>
-      <w:r>
-        <w:rPr>
-          <w:rFonts w:ascii="Times New Roman" w:hAnsi="Times New Roman" w:cs="Times New Roman"/>
-          <w:sz w:val="24"/>
-          <w:szCs w:val="24"/>
-        </w:rPr>
-        <w:t xml:space="preserve"> pour interroger la table cars (équivalent à un SELECT * FROM cars;).</w:t>
+        <w:t xml:space="preserve"> : Flask utilise SQLAlchemy pour interroger la table cars (équivalent à un SELECT * FROM cars;).</w:t>
       </w:r>
     </w:p>
     <w:p>
@@ -20535,7 +20076,6 @@
           <w:sz w:val="24"/>
           <w:szCs w:val="24"/>
         </w:rPr>
-        <w:lastRenderedPageBreak/>
         <w:t>Réponse</w:t>
       </w:r>
       <w:r>
@@ -20562,30 +20102,12 @@
           <w:sz w:val="24"/>
           <w:szCs w:val="24"/>
         </w:rPr>
-        <w:t xml:space="preserve"> via la méthode </w:t>
-      </w:r>
-      <w:proofErr w:type="spellStart"/>
-      <w:r>
-        <w:rPr>
-          <w:rFonts w:ascii="Times New Roman" w:hAnsi="Times New Roman" w:cs="Times New Roman"/>
-          <w:sz w:val="24"/>
-          <w:szCs w:val="24"/>
-        </w:rPr>
-        <w:t>to_dict</w:t>
-      </w:r>
-      <w:proofErr w:type="spellEnd"/>
-      <w:r>
-        <w:rPr>
-          <w:rFonts w:ascii="Times New Roman" w:hAnsi="Times New Roman" w:cs="Times New Roman"/>
-          <w:sz w:val="24"/>
-          <w:szCs w:val="24"/>
-        </w:rPr>
-        <w:t>() définie dans nos modèles, puis renvoyés au Frontend.</w:t>
-      </w:r>
-    </w:p>
-    <w:p>
-      <w:pPr>
-        <w:pStyle w:val="Heading3"/>
+        <w:t xml:space="preserve"> via la méthode to_dict() définie dans nos modèles, puis renvoyés au Frontend.</w:t>
+      </w:r>
+    </w:p>
+    <w:p>
+      <w:pPr>
+        <w:pStyle w:val="Titre3"/>
         <w:numPr>
           <w:ilvl w:val="1"/>
           <w:numId w:val="45"/>
@@ -20653,45 +20175,33 @@
           <w:sz w:val="24"/>
           <w:szCs w:val="24"/>
         </w:rPr>
-        <w:t xml:space="preserve"> : Pour garantir la confidentialité, les mots de passe ne sont jamais stockés en clair. Nous utilisons la bibliothèque </w:t>
-      </w:r>
-      <w:proofErr w:type="spellStart"/>
-      <w:r>
-        <w:rPr>
-          <w:rFonts w:ascii="Times New Roman" w:hAnsi="Times New Roman" w:cs="Times New Roman"/>
-          <w:b/>
-          <w:bCs/>
-          <w:sz w:val="24"/>
-          <w:szCs w:val="24"/>
-        </w:rPr>
-        <w:t>Werkzeug.security</w:t>
-      </w:r>
-      <w:proofErr w:type="spellEnd"/>
-      <w:r>
-        <w:rPr>
-          <w:rFonts w:ascii="Times New Roman" w:hAnsi="Times New Roman" w:cs="Times New Roman"/>
-          <w:sz w:val="24"/>
-          <w:szCs w:val="24"/>
-        </w:rPr>
-        <w:t xml:space="preserve"> (ou </w:t>
-      </w:r>
-      <w:proofErr w:type="spellStart"/>
-      <w:r>
-        <w:rPr>
-          <w:rFonts w:ascii="Times New Roman" w:hAnsi="Times New Roman" w:cs="Times New Roman"/>
+        <w:t xml:space="preserve"> : </w:t>
+      </w:r>
+      <w:r>
+        <w:rPr>
+          <w:rFonts w:ascii="Times New Roman" w:hAnsi="Times New Roman" w:cs="Times New Roman"/>
+          <w:sz w:val="24"/>
+          <w:szCs w:val="24"/>
+        </w:rPr>
+        <w:t>Pour garantir la confidentialité des données utilisateurs, nous avons implémenté un système de hachage robuste utilisant l’algorithme </w:t>
+      </w:r>
+      <w:r>
+        <w:rPr>
+          <w:rFonts w:ascii="Times New Roman" w:hAnsi="Times New Roman" w:cs="Times New Roman"/>
+          <w:b/>
+          <w:bCs/>
           <w:sz w:val="24"/>
           <w:szCs w:val="24"/>
         </w:rPr>
         <w:t>Bcrypt</w:t>
       </w:r>
-      <w:proofErr w:type="spellEnd"/>
-      <w:r>
-        <w:rPr>
-          <w:rFonts w:ascii="Times New Roman" w:hAnsi="Times New Roman" w:cs="Times New Roman"/>
-          <w:sz w:val="24"/>
-          <w:szCs w:val="24"/>
-        </w:rPr>
-        <w:t>) pour hacher les mots de passe avant leur insertion en base de données.</w:t>
+      <w:r>
+        <w:rPr>
+          <w:rFonts w:ascii="Times New Roman" w:hAnsi="Times New Roman" w:cs="Times New Roman"/>
+          <w:sz w:val="24"/>
+          <w:szCs w:val="24"/>
+        </w:rPr>
+        <w:t>. Contrairement au stockage en texte clair, Bcrypt génère un 'sel' (salt) aléatoire pour chaque mot de passe, transformant l'identifiant en une chaîne cryptographique irréversible. Cette approche protège les comptes utilisateurs contre les attaques par table de correspondance (Rainbow Tables) et assure une sécurité de niveau industriel.</w:t>
       </w:r>
     </w:p>
     <w:p>
@@ -20762,7 +20272,7 @@
     </w:p>
     <w:p>
       <w:pPr>
-        <w:pStyle w:val="Heading2"/>
+        <w:pStyle w:val="Titre2"/>
         <w:numPr>
           <w:ilvl w:val="2"/>
           <w:numId w:val="16"/>
@@ -20811,13 +20321,13 @@
     </w:p>
     <w:p>
       <w:pPr>
-        <w:pStyle w:val="Heading3"/>
+        <w:pStyle w:val="Titre3"/>
         <w:numPr>
           <w:ilvl w:val="2"/>
           <w:numId w:val="49"/>
         </w:numPr>
         <w:rPr>
-          <w:rStyle w:val="Heading2Char"/>
+          <w:rStyle w:val="Titre2Car"/>
           <w:rFonts w:ascii="Times New Roman" w:hAnsi="Times New Roman" w:cs="Times New Roman"/>
           <w:sz w:val="28"/>
           <w:szCs w:val="28"/>
@@ -20833,7 +20343,7 @@
       </w:r>
       <w:r>
         <w:rPr>
-          <w:rStyle w:val="Heading2Char"/>
+          <w:rStyle w:val="Titre2Car"/>
           <w:rFonts w:ascii="Times New Roman" w:hAnsi="Times New Roman" w:cs="Times New Roman"/>
           <w:sz w:val="28"/>
           <w:szCs w:val="28"/>
@@ -20955,7 +20465,6 @@
         </w:rPr>
         <w:t xml:space="preserve"> : Présentation sous forme de grille de cartes (</w:t>
       </w:r>
-      <w:proofErr w:type="spellStart"/>
       <w:r>
         <w:rPr>
           <w:rFonts w:ascii="Times New Roman" w:hAnsi="Times New Roman" w:cs="Times New Roman"/>
@@ -20967,7 +20476,6 @@
         </w:rPr>
         <w:t>CarCard</w:t>
       </w:r>
-      <w:proofErr w:type="spellEnd"/>
       <w:r>
         <w:rPr>
           <w:rFonts w:ascii="Times New Roman" w:hAnsi="Times New Roman" w:cs="Times New Roman"/>
@@ -21002,31 +20510,8 @@
           <w:szCs w:val="24"/>
           <w:lang w:eastAsia="fr-FR"/>
         </w:rPr>
-        <w:t>Tableaux de Bord (</w:t>
-      </w:r>
-      <w:proofErr w:type="spellStart"/>
-      <w:r>
-        <w:rPr>
-          <w:rFonts w:ascii="Times New Roman" w:hAnsi="Times New Roman" w:cs="Times New Roman"/>
-          <w:b/>
-          <w:bCs/>
-          <w:sz w:val="24"/>
-          <w:szCs w:val="24"/>
-          <w:lang w:eastAsia="fr-FR"/>
-        </w:rPr>
-        <w:t>Dashboards</w:t>
-      </w:r>
-      <w:proofErr w:type="spellEnd"/>
-      <w:r>
-        <w:rPr>
-          <w:rFonts w:ascii="Times New Roman" w:hAnsi="Times New Roman" w:cs="Times New Roman"/>
-          <w:b/>
-          <w:bCs/>
-          <w:sz w:val="24"/>
-          <w:szCs w:val="24"/>
-          <w:lang w:eastAsia="fr-FR"/>
-        </w:rPr>
-        <w:t>)</w:t>
+        <w:lastRenderedPageBreak/>
+        <w:t>Tableaux de Bord (Dashboards)</w:t>
       </w:r>
       <w:r>
         <w:rPr>
@@ -21098,7 +20583,6 @@
           <w:szCs w:val="24"/>
           <w:lang w:eastAsia="fr-FR"/>
         </w:rPr>
-        <w:lastRenderedPageBreak/>
         <w:t>Vue Admin</w:t>
       </w:r>
       <w:r>
@@ -21133,7 +20617,7 @@
     </w:p>
     <w:p>
       <w:pPr>
-        <w:pStyle w:val="Heading3"/>
+        <w:pStyle w:val="Titre3"/>
         <w:numPr>
           <w:ilvl w:val="2"/>
           <w:numId w:val="49"/>
@@ -21263,43 +20747,7 @@
           <w:sz w:val="24"/>
           <w:szCs w:val="24"/>
         </w:rPr>
-        <w:t xml:space="preserve"> : Les barres de navigation (</w:t>
-      </w:r>
-      <w:proofErr w:type="spellStart"/>
-      <w:r>
-        <w:rPr>
-          <w:rFonts w:ascii="Times New Roman" w:hAnsi="Times New Roman" w:cs="Times New Roman"/>
-          <w:sz w:val="24"/>
-          <w:szCs w:val="24"/>
-        </w:rPr>
-        <w:t>Navbar.tsx</w:t>
-      </w:r>
-      <w:proofErr w:type="spellEnd"/>
-      <w:r>
-        <w:rPr>
-          <w:rFonts w:ascii="Times New Roman" w:hAnsi="Times New Roman" w:cs="Times New Roman"/>
-          <w:sz w:val="24"/>
-          <w:szCs w:val="24"/>
-        </w:rPr>
-        <w:t xml:space="preserve"> / </w:t>
-      </w:r>
-      <w:proofErr w:type="spellStart"/>
-      <w:r>
-        <w:rPr>
-          <w:rFonts w:ascii="Times New Roman" w:hAnsi="Times New Roman" w:cs="Times New Roman"/>
-          <w:sz w:val="24"/>
-          <w:szCs w:val="24"/>
-        </w:rPr>
-        <w:t>NavClients.tsx</w:t>
-      </w:r>
-      <w:proofErr w:type="spellEnd"/>
-      <w:r>
-        <w:rPr>
-          <w:rFonts w:ascii="Times New Roman" w:hAnsi="Times New Roman" w:cs="Times New Roman"/>
-          <w:sz w:val="24"/>
-          <w:szCs w:val="24"/>
-        </w:rPr>
-        <w:t>) s'adaptent à l'état de l'utilisateur. Un visiteur anonyme voit l'option "Connexion", tandis qu'un utilisateur authentifié accède à son "Profil" et ses "Réservations".</w:t>
+        <w:t xml:space="preserve"> : Les barres de navigation (Navbar.tsx / NavClients.tsx) s'adaptent à l'état de l'utilisateur. Un visiteur anonyme voit l'option "Connexion", tandis qu'un utilisateur authentifié accède à son "Profil" et ses "Réservations".</w:t>
       </w:r>
     </w:p>
     <w:p>
@@ -21350,30 +20798,12 @@
           <w:sz w:val="24"/>
           <w:szCs w:val="24"/>
         </w:rPr>
-        <w:t>. Le système vérifie les permissions de l'utilisateur avant d'autoriser l'affichage de certaines pages. Par exemple, l'accès au /admin/</w:t>
-      </w:r>
-      <w:proofErr w:type="spellStart"/>
-      <w:r>
-        <w:rPr>
-          <w:rFonts w:ascii="Times New Roman" w:hAnsi="Times New Roman" w:cs="Times New Roman"/>
-          <w:sz w:val="24"/>
-          <w:szCs w:val="24"/>
-        </w:rPr>
-        <w:t>dashboard</w:t>
-      </w:r>
-      <w:proofErr w:type="spellEnd"/>
-      <w:r>
-        <w:rPr>
-          <w:rFonts w:ascii="Times New Roman" w:hAnsi="Times New Roman" w:cs="Times New Roman"/>
-          <w:sz w:val="24"/>
-          <w:szCs w:val="24"/>
-        </w:rPr>
-        <w:t xml:space="preserve"> est strictement réservé aux utilisateurs possédant le rôle administrateur.</w:t>
-      </w:r>
-    </w:p>
-    <w:p>
-      <w:pPr>
-        <w:pStyle w:val="Heading3"/>
+        <w:t>. Le système vérifie les permissions de l'utilisateur avant d'autoriser l'affichage de certaines pages. Par exemple, l'accès au /admin/dashboard est strictement réservé aux utilisateurs possédant le rôle administrateur.</w:t>
+      </w:r>
+    </w:p>
+    <w:p>
+      <w:pPr>
+        <w:pStyle w:val="Titre3"/>
         <w:numPr>
           <w:ilvl w:val="2"/>
           <w:numId w:val="49"/>
@@ -21442,58 +20872,10 @@
           <w:b/>
           <w:bCs/>
         </w:rPr>
-        <w:t>Grilles Flexibles (</w:t>
-      </w:r>
-      <w:proofErr w:type="spellStart"/>
-      <w:r>
-        <w:rPr>
-          <w:b/>
-          <w:bCs/>
-        </w:rPr>
-        <w:t>Flexbox</w:t>
-      </w:r>
-      <w:proofErr w:type="spellEnd"/>
-      <w:r>
-        <w:rPr>
-          <w:b/>
-          <w:bCs/>
-        </w:rPr>
-        <w:t>/</w:t>
-      </w:r>
-      <w:proofErr w:type="spellStart"/>
-      <w:r>
-        <w:rPr>
-          <w:b/>
-          <w:bCs/>
-        </w:rPr>
-        <w:t>Grid</w:t>
-      </w:r>
-      <w:proofErr w:type="spellEnd"/>
-      <w:r>
-        <w:rPr>
-          <w:b/>
-          <w:bCs/>
-        </w:rPr>
-        <w:t>)</w:t>
-      </w:r>
-      <w:r>
-        <w:t xml:space="preserve"> : Le catalogue des voitures utilise une structure en grille (display: </w:t>
-      </w:r>
-      <w:proofErr w:type="spellStart"/>
-      <w:r>
-        <w:t>grid</w:t>
-      </w:r>
-      <w:proofErr w:type="spellEnd"/>
-      <w:r>
-        <w:t xml:space="preserve"> ou </w:t>
-      </w:r>
-      <w:proofErr w:type="spellStart"/>
-      <w:r>
-        <w:t>flex</w:t>
-      </w:r>
-      <w:proofErr w:type="spellEnd"/>
-      <w:r>
-        <w:t>). Elle est configurée pour afficher 3 voitures par ligne sur les écrans d'ordinateurs, tout en s'adaptant automatiquement pour n'afficher qu'une seule colonne sur mobile, garantissant une lecture confortable.</w:t>
+        <w:t>Grilles Flexibles (Flexbox/Grid)</w:t>
+      </w:r>
+      <w:r>
+        <w:t xml:space="preserve"> : Le catalogue des voitures utilise une structure en grille (display: grid ou flex). Elle est configurée pour afficher 3 voitures par ligne sur les écrans d'ordinateurs, tout en s'adaptant automatiquement pour n'afficher qu'une seule colonne sur mobile, garantissant une lecture confortable.</w:t>
       </w:r>
     </w:p>
     <w:p>
@@ -21535,20 +20917,12 @@
         <w:t>Adaptabilité des Formulaires</w:t>
       </w:r>
       <w:r>
-        <w:t xml:space="preserve"> : Les champs de saisie (inputs) et les boutons de réservation ont été stylisés avec des largeurs relatives (en % ou </w:t>
-      </w:r>
-      <w:proofErr w:type="spellStart"/>
-      <w:r>
-        <w:t>vw</w:t>
-      </w:r>
-      <w:proofErr w:type="spellEnd"/>
-      <w:r>
-        <w:t>). Ils s'étirent sur toute la largeur de l'écran sur mobile pour faciliter la saisie tactile, évitant ainsi à l'utilisateur de devoir zoomer pour remplir ses informations.</w:t>
-      </w:r>
-    </w:p>
-    <w:p>
-      <w:pPr>
-        <w:pStyle w:val="Heading2"/>
+        <w:t xml:space="preserve"> : Les champs de saisie (inputs) et les boutons de réservation ont été stylisés avec des largeurs relatives (en % ou vw). Ils s'étirent sur toute la largeur de l'écran sur mobile pour faciliter la saisie tactile, évitant ainsi à l'utilisateur de devoir zoomer pour remplir ses informations.</w:t>
+      </w:r>
+    </w:p>
+    <w:p>
+      <w:pPr>
+        <w:pStyle w:val="Titre2"/>
         <w:numPr>
           <w:ilvl w:val="2"/>
           <w:numId w:val="16"/>
@@ -21564,6 +20938,7 @@
           <w:rFonts w:ascii="Times New Roman" w:hAnsi="Times New Roman" w:cs="Times New Roman"/>
           <w:u w:val="single"/>
         </w:rPr>
+        <w:lastRenderedPageBreak/>
         <w:t>Présentation des Résultats.</w:t>
       </w:r>
       <w:bookmarkEnd w:id="58"/>
@@ -21589,7 +20964,7 @@
     </w:p>
     <w:p>
       <w:pPr>
-        <w:pStyle w:val="Heading3"/>
+        <w:pStyle w:val="Titre3"/>
         <w:numPr>
           <w:ilvl w:val="0"/>
           <w:numId w:val="54"/>
@@ -21597,7 +20972,6 @@
       </w:pPr>
       <w:bookmarkStart w:id="59" w:name="_Toc226240783"/>
       <w:r>
-        <w:lastRenderedPageBreak/>
         <w:t>Prototypage haute fidélité (Figma)</w:t>
       </w:r>
       <w:r>
@@ -21682,7 +21056,7 @@
     </w:p>
     <w:p>
       <w:pPr>
-        <w:pStyle w:val="Caption"/>
+        <w:pStyle w:val="Lgende"/>
         <w:jc w:val="center"/>
         <w:rPr>
           <w:rFonts w:ascii="Times New Roman" w:hAnsi="Times New Roman" w:cs="Times New Roman"/>
@@ -21709,7 +21083,7 @@
     </w:p>
     <w:p>
       <w:pPr>
-        <w:pStyle w:val="Heading3"/>
+        <w:pStyle w:val="Titre3"/>
         <w:numPr>
           <w:ilvl w:val="0"/>
           <w:numId w:val="54"/>
@@ -21789,6 +21163,7 @@
           <w:sz w:val="24"/>
           <w:szCs w:val="24"/>
         </w:rPr>
+        <w:lastRenderedPageBreak/>
         <w:drawing>
           <wp:inline distT="0" distB="0" distL="0" distR="0" wp14:anchorId="0ECC5BBE" wp14:editId="2CA657FD">
             <wp:extent cx="5380116" cy="2513330"/>
@@ -21834,7 +21209,7 @@
     </w:p>
     <w:p>
       <w:pPr>
-        <w:pStyle w:val="Caption"/>
+        <w:pStyle w:val="Lgende"/>
         <w:jc w:val="center"/>
         <w:rPr>
           <w:rFonts w:ascii="Times New Roman" w:hAnsi="Times New Roman" w:cs="Times New Roman"/>
@@ -21887,7 +21262,6 @@
           <w:sz w:val="24"/>
           <w:szCs w:val="24"/>
         </w:rPr>
-        <w:lastRenderedPageBreak/>
         <w:t>Le catalogue dynamique</w:t>
       </w:r>
       <w:r>
@@ -21913,6 +21287,7 @@
         <w:rPr>
           <w:noProof/>
         </w:rPr>
+        <w:lastRenderedPageBreak/>
         <mc:AlternateContent>
           <mc:Choice Requires="wps">
             <w:drawing>
@@ -21959,7 +21334,7 @@
                         <w:txbxContent>
                           <w:p>
                             <w:pPr>
-                              <w:pStyle w:val="Caption"/>
+                              <w:pStyle w:val="Lgende"/>
                               <w:jc w:val="center"/>
                               <w:rPr>
                                 <w:rFonts w:ascii="Times New Roman" w:hAnsi="Times New Roman" w:cs="Times New Roman"/>
@@ -22126,7 +21501,7 @@
     </w:p>
     <w:p>
       <w:pPr>
-        <w:pStyle w:val="ListParagraph"/>
+        <w:pStyle w:val="Paragraphedeliste"/>
         <w:rPr>
           <w:rFonts w:ascii="Times New Roman" w:hAnsi="Times New Roman" w:cs="Times New Roman"/>
           <w:b/>
@@ -22261,7 +21636,7 @@
                         <w:txbxContent>
                           <w:p>
                             <w:pPr>
-                              <w:pStyle w:val="Caption"/>
+                              <w:pStyle w:val="Lgende"/>
                               <w:jc w:val="center"/>
                               <w:rPr>
                                 <w:noProof/>
@@ -22269,7 +21644,7 @@
                                 <w:szCs w:val="22"/>
                               </w:rPr>
                             </w:pPr>
-                            <w:bookmarkStart w:id="65" w:name="_Toc226240810"/>
+                            <w:bookmarkStart w:id="64" w:name="_Toc226240810"/>
                             <w:r>
                               <w:t xml:space="preserve">Figure </w:t>
                             </w:r>
@@ -22284,7 +21659,7 @@
                             <w:r>
                               <w:t>: Page du Dashboard</w:t>
                             </w:r>
-                            <w:bookmarkEnd w:id="65"/>
+                            <w:bookmarkEnd w:id="64"/>
                           </w:p>
                         </w:txbxContent>
                       </wps:txbx>
@@ -22423,20 +21798,20 @@
     </w:p>
     <w:p>
       <w:pPr>
-        <w:pStyle w:val="Heading3"/>
+        <w:pStyle w:val="Titre3"/>
         <w:numPr>
           <w:ilvl w:val="0"/>
           <w:numId w:val="54"/>
         </w:numPr>
       </w:pPr>
-      <w:bookmarkStart w:id="67" w:name="_Toc226240785"/>
+      <w:bookmarkStart w:id="65" w:name="_Toc226240785"/>
       <w:r>
         <w:t>Stratégie de communication visuelle (Instagram)</w:t>
       </w:r>
       <w:r>
         <w:t> :</w:t>
       </w:r>
-      <w:bookmarkEnd w:id="67"/>
+      <w:bookmarkEnd w:id="65"/>
     </w:p>
     <w:p>
       <w:pPr>
@@ -22654,10 +22029,10 @@
     </w:p>
     <w:p>
       <w:pPr>
-        <w:pStyle w:val="Caption"/>
+        <w:pStyle w:val="Lgende"/>
         <w:jc w:val="center"/>
       </w:pPr>
-      <w:bookmarkStart w:id="68" w:name="_Toc226240811"/>
+      <w:bookmarkStart w:id="66" w:name="_Toc226240811"/>
       <w:r>
         <w:t xml:space="preserve">Figure </w:t>
       </w:r>
@@ -22678,7 +22053,7 @@
       <w:r>
         <w:t>1</w:t>
       </w:r>
-      <w:bookmarkEnd w:id="68"/>
+      <w:bookmarkEnd w:id="66"/>
     </w:p>
     <w:p>
       <w:pPr>
@@ -22762,7 +22137,7 @@
     </w:p>
     <w:p>
       <w:pPr>
-        <w:pStyle w:val="Caption"/>
+        <w:pStyle w:val="Lgende"/>
         <w:jc w:val="center"/>
         <w:rPr>
           <w:rFonts w:ascii="Times New Roman" w:hAnsi="Times New Roman" w:cs="Times New Roman"/>
@@ -22772,7 +22147,7 @@
           <w:szCs w:val="24"/>
         </w:rPr>
       </w:pPr>
-      <w:bookmarkStart w:id="69" w:name="_Toc226240812"/>
+      <w:bookmarkStart w:id="67" w:name="_Toc226240812"/>
       <w:r>
         <w:t xml:space="preserve">Figure </w:t>
       </w:r>
@@ -22787,7 +22162,7 @@
       <w:r>
         <w:t>: Post Instagram N° 2</w:t>
       </w:r>
-      <w:bookmarkEnd w:id="69"/>
+      <w:bookmarkEnd w:id="67"/>
     </w:p>
     <w:p>
       <w:pPr>
@@ -22939,7 +22314,7 @@
     </w:p>
     <w:p>
       <w:pPr>
-        <w:pStyle w:val="Caption"/>
+        <w:pStyle w:val="Lgende"/>
         <w:jc w:val="center"/>
         <w:rPr>
           <w:rFonts w:ascii="Times New Roman" w:hAnsi="Times New Roman" w:cs="Times New Roman"/>
@@ -22949,7 +22324,7 @@
           <w:szCs w:val="24"/>
         </w:rPr>
       </w:pPr>
-      <w:bookmarkStart w:id="70" w:name="_Toc226240813"/>
+      <w:bookmarkStart w:id="68" w:name="_Toc226240813"/>
       <w:r>
         <w:t xml:space="preserve">Figure </w:t>
       </w:r>
@@ -22964,7 +22339,7 @@
       <w:r>
         <w:t>: Post Instagram N° 3</w:t>
       </w:r>
-      <w:bookmarkEnd w:id="70"/>
+      <w:bookmarkEnd w:id="68"/>
     </w:p>
     <w:p>
       <w:pPr>
@@ -23064,7 +22439,7 @@
     </w:p>
     <w:p>
       <w:pPr>
-        <w:pStyle w:val="Caption"/>
+        <w:pStyle w:val="Lgende"/>
         <w:jc w:val="center"/>
         <w:rPr>
           <w:rFonts w:ascii="Times New Roman" w:hAnsi="Times New Roman" w:cs="Times New Roman"/>
@@ -23072,7 +22447,7 @@
           <w:szCs w:val="24"/>
         </w:rPr>
       </w:pPr>
-      <w:bookmarkStart w:id="71" w:name="_Toc226240814"/>
+      <w:bookmarkStart w:id="69" w:name="_Toc226240814"/>
       <w:r>
         <w:t xml:space="preserve">Figure </w:t>
       </w:r>
@@ -23087,7 +22462,7 @@
       <w:r>
         <w:t>: la Page Instagram</w:t>
       </w:r>
-      <w:bookmarkEnd w:id="71"/>
+      <w:bookmarkEnd w:id="69"/>
     </w:p>
     <w:p>
       <w:pPr>
@@ -23182,7 +22557,7 @@
     </w:p>
     <w:p>
       <w:pPr>
-        <w:pStyle w:val="Caption"/>
+        <w:pStyle w:val="Lgende"/>
         <w:jc w:val="center"/>
         <w:rPr>
           <w:rFonts w:ascii="Times New Roman" w:hAnsi="Times New Roman" w:cs="Times New Roman"/>
@@ -23192,7 +22567,7 @@
           <w:szCs w:val="24"/>
         </w:rPr>
       </w:pPr>
-      <w:bookmarkStart w:id="72" w:name="_Toc226240815"/>
+      <w:bookmarkStart w:id="70" w:name="_Toc226240815"/>
       <w:r>
         <w:t xml:space="preserve">Figure </w:t>
       </w:r>
@@ -23207,7 +22582,7 @@
       <w:r>
         <w:t>: Instagram Insights</w:t>
       </w:r>
-      <w:bookmarkEnd w:id="72"/>
+      <w:bookmarkEnd w:id="70"/>
     </w:p>
     <w:p>
       <w:pPr>
@@ -23379,7 +22754,7 @@
     </w:p>
     <w:p>
       <w:pPr>
-        <w:pStyle w:val="Heading1"/>
+        <w:pStyle w:val="Titre1"/>
         <w:spacing w:line="360" w:lineRule="auto"/>
         <w:jc w:val="center"/>
         <w:rPr>
@@ -23389,7 +22764,7 @@
           <w:u w:val="single"/>
         </w:rPr>
       </w:pPr>
-      <w:bookmarkStart w:id="73" w:name="_Toc226240786"/>
+      <w:bookmarkStart w:id="71" w:name="_Toc226240786"/>
       <w:r>
         <w:rPr>
           <w:rFonts w:ascii="Times New Roman" w:hAnsi="Times New Roman" w:cs="Times New Roman"/>
@@ -23399,7 +22774,7 @@
         </w:rPr>
         <w:t>Conclusion</w:t>
       </w:r>
-      <w:bookmarkEnd w:id="73"/>
+      <w:bookmarkEnd w:id="71"/>
     </w:p>
     <w:p>
       <w:pPr>
@@ -23666,14 +23041,14 @@
     </w:p>
     <w:p>
       <w:pPr>
-        <w:pStyle w:val="Heading1"/>
+        <w:pStyle w:val="Titre1"/>
         <w:jc w:val="center"/>
         <w:rPr>
           <w:rFonts w:asciiTheme="majorBidi" w:hAnsiTheme="majorBidi"/>
           <w:lang w:val="en-US"/>
         </w:rPr>
       </w:pPr>
-      <w:bookmarkStart w:id="74" w:name="_Toc226240787"/>
+      <w:bookmarkStart w:id="72" w:name="_Toc226240787"/>
       <w:r>
         <w:rPr>
           <w:rFonts w:asciiTheme="majorBidi" w:hAnsiTheme="majorBidi"/>
@@ -23682,7 +23057,7 @@
         <w:lastRenderedPageBreak/>
         <w:t>Bibliothèque</w:t>
       </w:r>
-      <w:bookmarkEnd w:id="74"/>
+      <w:bookmarkEnd w:id="72"/>
     </w:p>
     <w:p>
       <w:pPr>
@@ -23719,7 +23094,7 @@
       <w:hyperlink r:id="rId38" w:tgtFrame="_blank" w:history="1">
         <w:r>
           <w:rPr>
-            <w:rStyle w:val="Hyperlink"/>
+            <w:rStyle w:val="Lienhypertexte"/>
             <w:rFonts w:ascii="Times New Roman" w:hAnsi="Times New Roman" w:cs="Times New Roman"/>
             <w:b/>
             <w:bCs/>
@@ -23758,7 +23133,7 @@
       <w:hyperlink r:id="rId39" w:tgtFrame="_blank" w:history="1">
         <w:r>
           <w:rPr>
-            <w:rStyle w:val="Hyperlink"/>
+            <w:rStyle w:val="Lienhypertexte"/>
             <w:rFonts w:ascii="Times New Roman" w:hAnsi="Times New Roman" w:cs="Times New Roman"/>
             <w:b/>
             <w:bCs/>
@@ -23797,7 +23172,7 @@
       <w:hyperlink r:id="rId40" w:tgtFrame="_blank" w:history="1">
         <w:r>
           <w:rPr>
-            <w:rStyle w:val="Hyperlink"/>
+            <w:rStyle w:val="Lienhypertexte"/>
             <w:rFonts w:ascii="Times New Roman" w:hAnsi="Times New Roman" w:cs="Times New Roman"/>
             <w:b/>
             <w:bCs/>
@@ -23836,7 +23211,7 @@
       <w:hyperlink r:id="rId41" w:tgtFrame="_blank" w:history="1">
         <w:r>
           <w:rPr>
-            <w:rStyle w:val="Hyperlink"/>
+            <w:rStyle w:val="Lienhypertexte"/>
             <w:rFonts w:ascii="Times New Roman" w:hAnsi="Times New Roman" w:cs="Times New Roman"/>
             <w:b/>
             <w:bCs/>
@@ -23875,7 +23250,7 @@
       <w:hyperlink r:id="rId42" w:tgtFrame="_blank" w:history="1">
         <w:r>
           <w:rPr>
-            <w:rStyle w:val="Hyperlink"/>
+            <w:rStyle w:val="Lienhypertexte"/>
             <w:rFonts w:ascii="Times New Roman" w:hAnsi="Times New Roman" w:cs="Times New Roman"/>
             <w:b/>
             <w:bCs/>
@@ -23947,7 +23322,7 @@
 <w:ftr xmlns:wpc="http://schemas.microsoft.com/office/word/2010/wordprocessingCanvas" xmlns:cx="http://schemas.microsoft.com/office/drawing/2014/chartex" xmlns:cx1="http://schemas.microsoft.com/office/drawing/2015/9/8/chartex" xmlns:cx2="http://schemas.microsoft.com/office/drawing/2015/10/21/chartex" xmlns:cx3="http://schemas.microsoft.com/office/drawing/2016/5/9/chartex" xmlns:cx4="http://schemas.microsoft.com/office/drawing/2016/5/10/chartex" xmlns:cx5="http://schemas.microsoft.com/office/drawing/2016/5/11/chartex" xmlns:cx6="http://schemas.microsoft.com/office/drawing/2016/5/12/chartex" xmlns:cx7="http://schemas.microsoft.com/office/drawing/2016/5/13/chartex" xmlns:cx8="http://schemas.microsoft.com/office/drawing/2016/5/14/chartex" xmlns:mc="http://schemas.openxmlformats.org/markup-compatibility/2006" xmlns:aink="http://schemas.microsoft.com/office/drawing/2016/ink" xmlns:am3d="http://schemas.microsoft.com/office/drawing/2017/model3d" xmlns:o="urn:schemas-microsoft-com:office:office" xmlns:oel="http://schemas.microsoft.com/office/2019/extlst" xmlns:r="http://schemas.openxmlformats.org/officeDocument/2006/relationships" xmlns:m="http://schemas.openxmlformats.org/officeDocument/2006/math" xmlns:v="urn:schemas-microsoft-com:vml" xmlns:wp14="http://schemas.microsoft.com/office/word/2010/wordprocessingDrawing" xmlns:wp="http://schemas.openxmlformats.org/drawingml/2006/wordprocessingDrawing" xmlns:w10="urn:schemas-microsoft-com:office:word" xmlns:w="http://schemas.openxmlformats.org/wordprocessingml/2006/main" xmlns:w14="http://schemas.microsoft.com/office/word/2010/wordml" xmlns:w15="http://schemas.microsoft.com/office/word/2012/wordml" xmlns:w16cex="http://schemas.microsoft.com/office/word/2018/wordml/cex" xmlns:w16cid="http://schemas.microsoft.com/office/word/2016/wordml/cid" xmlns:w16="http://schemas.microsoft.com/office/word/2018/wordml" xmlns:w16du="http://schemas.microsoft.com/office/word/2023/wordml/word16du" xmlns:w16sdtdh="http://schemas.microsoft.com/office/word/2020/wordml/sdtdatahash" xmlns:w16sdtfl="http://schemas.microsoft.com/office/word/2024/wordml/sdtformatlock" xmlns:w16se="http://schemas.microsoft.com/office/word/2015/wordml/symex" xmlns:wpg="http://schemas.microsoft.com/office/word/2010/wordprocessingGroup" xmlns:wpi="http://schemas.microsoft.com/office/word/2010/wordprocessingInk" xmlns:wne="http://schemas.microsoft.com/office/word/2006/wordml" xmlns:wps="http://schemas.microsoft.com/office/word/2010/wordprocessingShape" mc:Ignorable="w14 w15 w16se w16cid w16 w16cex w16sdtdh w16sdtfl w16du wp14">
   <w:p>
     <w:pPr>
-      <w:pStyle w:val="Footer"/>
+      <w:pStyle w:val="Pieddepage"/>
       <w:jc w:val="center"/>
       <w:rPr>
         <w:color w:val="4472C4" w:themeColor="accent1"/>
@@ -24030,7 +23405,7 @@
   </w:p>
   <w:p>
     <w:pPr>
-      <w:pStyle w:val="Footer"/>
+      <w:pStyle w:val="Pieddepage"/>
     </w:pPr>
   </w:p>
 </w:ftr>
@@ -24065,7 +23440,7 @@
 <w:hdr xmlns:wpc="http://schemas.microsoft.com/office/word/2010/wordprocessingCanvas" xmlns:cx="http://schemas.microsoft.com/office/drawing/2014/chartex" xmlns:cx1="http://schemas.microsoft.com/office/drawing/2015/9/8/chartex" xmlns:cx2="http://schemas.microsoft.com/office/drawing/2015/10/21/chartex" xmlns:cx3="http://schemas.microsoft.com/office/drawing/2016/5/9/chartex" xmlns:cx4="http://schemas.microsoft.com/office/drawing/2016/5/10/chartex" xmlns:cx5="http://schemas.microsoft.com/office/drawing/2016/5/11/chartex" xmlns:cx6="http://schemas.microsoft.com/office/drawing/2016/5/12/chartex" xmlns:cx7="http://schemas.microsoft.com/office/drawing/2016/5/13/chartex" xmlns:cx8="http://schemas.microsoft.com/office/drawing/2016/5/14/chartex" xmlns:mc="http://schemas.openxmlformats.org/markup-compatibility/2006" xmlns:aink="http://schemas.microsoft.com/office/drawing/2016/ink" xmlns:am3d="http://schemas.microsoft.com/office/drawing/2017/model3d" xmlns:o="urn:schemas-microsoft-com:office:office" xmlns:oel="http://schemas.microsoft.com/office/2019/extlst" xmlns:r="http://schemas.openxmlformats.org/officeDocument/2006/relationships" xmlns:m="http://schemas.openxmlformats.org/officeDocument/2006/math" xmlns:v="urn:schemas-microsoft-com:vml" xmlns:wp14="http://schemas.microsoft.com/office/word/2010/wordprocessingDrawing" xmlns:wp="http://schemas.openxmlformats.org/drawingml/2006/wordprocessingDrawing" xmlns:w10="urn:schemas-microsoft-com:office:word" xmlns:w="http://schemas.openxmlformats.org/wordprocessingml/2006/main" xmlns:w14="http://schemas.microsoft.com/office/word/2010/wordml" xmlns:w15="http://schemas.microsoft.com/office/word/2012/wordml" xmlns:w16cex="http://schemas.microsoft.com/office/word/2018/wordml/cex" xmlns:w16cid="http://schemas.microsoft.com/office/word/2016/wordml/cid" xmlns:w16="http://schemas.microsoft.com/office/word/2018/wordml" xmlns:w16du="http://schemas.microsoft.com/office/word/2023/wordml/word16du" xmlns:w16sdtdh="http://schemas.microsoft.com/office/word/2020/wordml/sdtdatahash" xmlns:w16sdtfl="http://schemas.microsoft.com/office/word/2024/wordml/sdtformatlock" xmlns:w16se="http://schemas.microsoft.com/office/word/2015/wordml/symex" xmlns:wpg="http://schemas.microsoft.com/office/word/2010/wordprocessingGroup" xmlns:wpi="http://schemas.microsoft.com/office/word/2010/wordprocessingInk" xmlns:wne="http://schemas.microsoft.com/office/word/2006/wordml" xmlns:wps="http://schemas.microsoft.com/office/word/2010/wordprocessingShape" mc:Ignorable="w14 w15 w16se w16cid w16 w16cex w16sdtdh w16sdtfl w16du wp14">
   <w:p>
     <w:pPr>
-      <w:pStyle w:val="Header"/>
+      <w:pStyle w:val="En-tte"/>
       <w:pBdr>
         <w:bottom w:val="single" w:sz="4" w:space="8" w:color="4472C4" w:themeColor="accent1"/>
       </w:pBdr>
@@ -24101,7 +23476,7 @@
   </w:p>
   <w:p>
     <w:pPr>
-      <w:pStyle w:val="Header"/>
+      <w:pStyle w:val="En-tte"/>
     </w:pPr>
   </w:p>
 </w:hdr>
@@ -24111,7 +23486,7 @@
 <w:hdr xmlns:wpc="http://schemas.microsoft.com/office/word/2010/wordprocessingCanvas" xmlns:cx="http://schemas.microsoft.com/office/drawing/2014/chartex" xmlns:cx1="http://schemas.microsoft.com/office/drawing/2015/9/8/chartex" xmlns:cx2="http://schemas.microsoft.com/office/drawing/2015/10/21/chartex" xmlns:cx3="http://schemas.microsoft.com/office/drawing/2016/5/9/chartex" xmlns:cx4="http://schemas.microsoft.com/office/drawing/2016/5/10/chartex" xmlns:cx5="http://schemas.microsoft.com/office/drawing/2016/5/11/chartex" xmlns:cx6="http://schemas.microsoft.com/office/drawing/2016/5/12/chartex" xmlns:cx7="http://schemas.microsoft.com/office/drawing/2016/5/13/chartex" xmlns:cx8="http://schemas.microsoft.com/office/drawing/2016/5/14/chartex" xmlns:mc="http://schemas.openxmlformats.org/markup-compatibility/2006" xmlns:aink="http://schemas.microsoft.com/office/drawing/2016/ink" xmlns:am3d="http://schemas.microsoft.com/office/drawing/2017/model3d" xmlns:o="urn:schemas-microsoft-com:office:office" xmlns:oel="http://schemas.microsoft.com/office/2019/extlst" xmlns:r="http://schemas.openxmlformats.org/officeDocument/2006/relationships" xmlns:m="http://schemas.openxmlformats.org/officeDocument/2006/math" xmlns:v="urn:schemas-microsoft-com:vml" xmlns:wp14="http://schemas.microsoft.com/office/word/2010/wordprocessingDrawing" xmlns:wp="http://schemas.openxmlformats.org/drawingml/2006/wordprocessingDrawing" xmlns:w10="urn:schemas-microsoft-com:office:word" xmlns:w="http://schemas.openxmlformats.org/wordprocessingml/2006/main" xmlns:w14="http://schemas.microsoft.com/office/word/2010/wordml" xmlns:w15="http://schemas.microsoft.com/office/word/2012/wordml" xmlns:w16cex="http://schemas.microsoft.com/office/word/2018/wordml/cex" xmlns:w16cid="http://schemas.microsoft.com/office/word/2016/wordml/cid" xmlns:w16="http://schemas.microsoft.com/office/word/2018/wordml" xmlns:w16du="http://schemas.microsoft.com/office/word/2023/wordml/word16du" xmlns:w16sdtdh="http://schemas.microsoft.com/office/word/2020/wordml/sdtdatahash" xmlns:w16sdtfl="http://schemas.microsoft.com/office/word/2024/wordml/sdtformatlock" xmlns:w16se="http://schemas.microsoft.com/office/word/2015/wordml/symex" xmlns:wpg="http://schemas.microsoft.com/office/word/2010/wordprocessingGroup" xmlns:wpi="http://schemas.microsoft.com/office/word/2010/wordprocessingInk" xmlns:wne="http://schemas.microsoft.com/office/word/2006/wordml" xmlns:wps="http://schemas.microsoft.com/office/word/2010/wordprocessingShape" mc:Ignorable="w14 w15 w16se w16cid w16 w16cex w16sdtdh w16sdtfl w16du wp14">
   <w:p>
     <w:pPr>
-      <w:pStyle w:val="Header"/>
+      <w:pStyle w:val="En-tte"/>
     </w:pPr>
     <w:r>
       <w:rPr>
@@ -32253,11 +31628,11 @@
     <w:qFormat/>
     <w:rsid w:val="007B0021"/>
   </w:style>
-  <w:style w:type="paragraph" w:styleId="Heading1">
+  <w:style w:type="paragraph" w:styleId="Titre1">
     <w:name w:val="heading 1"/>
     <w:basedOn w:val="Normal"/>
     <w:next w:val="Normal"/>
-    <w:link w:val="Heading1Char"/>
+    <w:link w:val="Titre1Car"/>
     <w:uiPriority w:val="9"/>
     <w:qFormat/>
     <w:rsid w:val="00602434"/>
@@ -32273,11 +31648,11 @@
       <w:szCs w:val="40"/>
     </w:rPr>
   </w:style>
-  <w:style w:type="paragraph" w:styleId="Heading2">
+  <w:style w:type="paragraph" w:styleId="Titre2">
     <w:name w:val="heading 2"/>
     <w:basedOn w:val="Normal"/>
     <w:next w:val="Normal"/>
-    <w:link w:val="Heading2Char"/>
+    <w:link w:val="Titre2Car"/>
     <w:uiPriority w:val="9"/>
     <w:unhideWhenUsed/>
     <w:qFormat/>
@@ -32294,11 +31669,11 @@
       <w:szCs w:val="32"/>
     </w:rPr>
   </w:style>
-  <w:style w:type="paragraph" w:styleId="Heading3">
+  <w:style w:type="paragraph" w:styleId="Titre3">
     <w:name w:val="heading 3"/>
     <w:basedOn w:val="Normal"/>
     <w:next w:val="Normal"/>
-    <w:link w:val="Heading3Char"/>
+    <w:link w:val="Titre3Car"/>
     <w:uiPriority w:val="9"/>
     <w:unhideWhenUsed/>
     <w:qFormat/>
@@ -32316,11 +31691,11 @@
       <w:szCs w:val="28"/>
     </w:rPr>
   </w:style>
-  <w:style w:type="paragraph" w:styleId="Heading4">
+  <w:style w:type="paragraph" w:styleId="Titre4">
     <w:name w:val="heading 4"/>
     <w:basedOn w:val="Normal"/>
     <w:next w:val="Normal"/>
-    <w:link w:val="Heading4Char"/>
+    <w:link w:val="Titre4Car"/>
     <w:uiPriority w:val="9"/>
     <w:unhideWhenUsed/>
     <w:qFormat/>
@@ -32338,11 +31713,11 @@
       <w:color w:val="2F5496" w:themeColor="accent1" w:themeShade="BF"/>
     </w:rPr>
   </w:style>
-  <w:style w:type="paragraph" w:styleId="Heading5">
+  <w:style w:type="paragraph" w:styleId="Titre5">
     <w:name w:val="heading 5"/>
     <w:basedOn w:val="Normal"/>
     <w:next w:val="Normal"/>
-    <w:link w:val="Heading5Char"/>
+    <w:link w:val="Titre5Car"/>
     <w:uiPriority w:val="9"/>
     <w:semiHidden/>
     <w:unhideWhenUsed/>
@@ -32359,11 +31734,11 @@
       <w:color w:val="2F5496" w:themeColor="accent1" w:themeShade="BF"/>
     </w:rPr>
   </w:style>
-  <w:style w:type="paragraph" w:styleId="Heading6">
+  <w:style w:type="paragraph" w:styleId="Titre6">
     <w:name w:val="heading 6"/>
     <w:basedOn w:val="Normal"/>
     <w:next w:val="Normal"/>
-    <w:link w:val="Heading6Char"/>
+    <w:link w:val="Titre6Car"/>
     <w:uiPriority w:val="9"/>
     <w:semiHidden/>
     <w:unhideWhenUsed/>
@@ -32382,11 +31757,11 @@
       <w:color w:val="595959" w:themeColor="text1" w:themeTint="A6"/>
     </w:rPr>
   </w:style>
-  <w:style w:type="paragraph" w:styleId="Heading7">
+  <w:style w:type="paragraph" w:styleId="Titre7">
     <w:name w:val="heading 7"/>
     <w:basedOn w:val="Normal"/>
     <w:next w:val="Normal"/>
-    <w:link w:val="Heading7Char"/>
+    <w:link w:val="Titre7Car"/>
     <w:uiPriority w:val="9"/>
     <w:semiHidden/>
     <w:unhideWhenUsed/>
@@ -32403,11 +31778,11 @@
       <w:color w:val="595959" w:themeColor="text1" w:themeTint="A6"/>
     </w:rPr>
   </w:style>
-  <w:style w:type="paragraph" w:styleId="Heading8">
+  <w:style w:type="paragraph" w:styleId="Titre8">
     <w:name w:val="heading 8"/>
     <w:basedOn w:val="Normal"/>
     <w:next w:val="Normal"/>
-    <w:link w:val="Heading8Char"/>
+    <w:link w:val="Titre8Car"/>
     <w:uiPriority w:val="9"/>
     <w:semiHidden/>
     <w:unhideWhenUsed/>
@@ -32426,11 +31801,11 @@
       <w:color w:val="272727" w:themeColor="text1" w:themeTint="D8"/>
     </w:rPr>
   </w:style>
-  <w:style w:type="paragraph" w:styleId="Heading9">
+  <w:style w:type="paragraph" w:styleId="Titre9">
     <w:name w:val="heading 9"/>
     <w:basedOn w:val="Normal"/>
     <w:next w:val="Normal"/>
-    <w:link w:val="Heading9Char"/>
+    <w:link w:val="Titre9Car"/>
     <w:uiPriority w:val="9"/>
     <w:semiHidden/>
     <w:unhideWhenUsed/>
@@ -32447,13 +31822,12 @@
       <w:color w:val="272727" w:themeColor="text1" w:themeTint="D8"/>
     </w:rPr>
   </w:style>
-  <w:style w:type="character" w:default="1" w:styleId="DefaultParagraphFont">
+  <w:style w:type="character" w:default="1" w:styleId="Policepardfaut">
     <w:name w:val="Default Paragraph Font"/>
     <w:uiPriority w:val="1"/>
-    <w:semiHidden/>
     <w:unhideWhenUsed/>
   </w:style>
-  <w:style w:type="table" w:default="1" w:styleId="TableNormal">
+  <w:style w:type="table" w:default="1" w:styleId="TableauNormal">
     <w:name w:val="Normal Table"/>
     <w:uiPriority w:val="99"/>
     <w:semiHidden/>
@@ -32468,16 +31842,16 @@
       </w:tblCellMar>
     </w:tblPr>
   </w:style>
-  <w:style w:type="numbering" w:default="1" w:styleId="NoList">
+  <w:style w:type="numbering" w:default="1" w:styleId="Aucuneliste">
     <w:name w:val="No List"/>
     <w:uiPriority w:val="99"/>
     <w:semiHidden/>
     <w:unhideWhenUsed/>
   </w:style>
-  <w:style w:type="character" w:customStyle="1" w:styleId="Heading1Char">
-    <w:name w:val="Heading 1 Char"/>
-    <w:basedOn w:val="DefaultParagraphFont"/>
-    <w:link w:val="Heading1"/>
+  <w:style w:type="character" w:customStyle="1" w:styleId="Titre1Car">
+    <w:name w:val="Titre 1 Car"/>
+    <w:basedOn w:val="Policepardfaut"/>
+    <w:link w:val="Titre1"/>
     <w:uiPriority w:val="9"/>
     <w:rsid w:val="00602434"/>
     <w:rPr>
@@ -32487,10 +31861,10 @@
       <w:szCs w:val="40"/>
     </w:rPr>
   </w:style>
-  <w:style w:type="character" w:customStyle="1" w:styleId="Heading2Char">
-    <w:name w:val="Heading 2 Char"/>
-    <w:basedOn w:val="DefaultParagraphFont"/>
-    <w:link w:val="Heading2"/>
+  <w:style w:type="character" w:customStyle="1" w:styleId="Titre2Car">
+    <w:name w:val="Titre 2 Car"/>
+    <w:basedOn w:val="Policepardfaut"/>
+    <w:link w:val="Titre2"/>
     <w:uiPriority w:val="9"/>
     <w:rsid w:val="00971FDE"/>
     <w:rPr>
@@ -32500,10 +31874,10 @@
       <w:szCs w:val="32"/>
     </w:rPr>
   </w:style>
-  <w:style w:type="character" w:customStyle="1" w:styleId="Heading3Char">
-    <w:name w:val="Heading 3 Char"/>
-    <w:basedOn w:val="DefaultParagraphFont"/>
-    <w:link w:val="Heading3"/>
+  <w:style w:type="character" w:customStyle="1" w:styleId="Titre3Car">
+    <w:name w:val="Titre 3 Car"/>
+    <w:basedOn w:val="Policepardfaut"/>
+    <w:link w:val="Titre3"/>
     <w:uiPriority w:val="9"/>
     <w:rsid w:val="007B0021"/>
     <w:rPr>
@@ -32513,10 +31887,10 @@
       <w:szCs w:val="28"/>
     </w:rPr>
   </w:style>
-  <w:style w:type="character" w:customStyle="1" w:styleId="Heading4Char">
-    <w:name w:val="Heading 4 Char"/>
-    <w:basedOn w:val="DefaultParagraphFont"/>
-    <w:link w:val="Heading4"/>
+  <w:style w:type="character" w:customStyle="1" w:styleId="Titre4Car">
+    <w:name w:val="Titre 4 Car"/>
+    <w:basedOn w:val="Policepardfaut"/>
+    <w:link w:val="Titre4"/>
     <w:uiPriority w:val="9"/>
     <w:rsid w:val="007B0021"/>
     <w:rPr>
@@ -32526,10 +31900,10 @@
       <w:color w:val="2F5496" w:themeColor="accent1" w:themeShade="BF"/>
     </w:rPr>
   </w:style>
-  <w:style w:type="character" w:customStyle="1" w:styleId="Heading5Char">
-    <w:name w:val="Heading 5 Char"/>
-    <w:basedOn w:val="DefaultParagraphFont"/>
-    <w:link w:val="Heading5"/>
+  <w:style w:type="character" w:customStyle="1" w:styleId="Titre5Car">
+    <w:name w:val="Titre 5 Car"/>
+    <w:basedOn w:val="Policepardfaut"/>
+    <w:link w:val="Titre5"/>
     <w:uiPriority w:val="9"/>
     <w:semiHidden/>
     <w:rsid w:val="007B0021"/>
@@ -32538,10 +31912,10 @@
       <w:color w:val="2F5496" w:themeColor="accent1" w:themeShade="BF"/>
     </w:rPr>
   </w:style>
-  <w:style w:type="character" w:customStyle="1" w:styleId="Heading6Char">
-    <w:name w:val="Heading 6 Char"/>
-    <w:basedOn w:val="DefaultParagraphFont"/>
-    <w:link w:val="Heading6"/>
+  <w:style w:type="character" w:customStyle="1" w:styleId="Titre6Car">
+    <w:name w:val="Titre 6 Car"/>
+    <w:basedOn w:val="Policepardfaut"/>
+    <w:link w:val="Titre6"/>
     <w:uiPriority w:val="9"/>
     <w:semiHidden/>
     <w:rsid w:val="007B0021"/>
@@ -32552,10 +31926,10 @@
       <w:color w:val="595959" w:themeColor="text1" w:themeTint="A6"/>
     </w:rPr>
   </w:style>
-  <w:style w:type="character" w:customStyle="1" w:styleId="Heading7Char">
-    <w:name w:val="Heading 7 Char"/>
-    <w:basedOn w:val="DefaultParagraphFont"/>
-    <w:link w:val="Heading7"/>
+  <w:style w:type="character" w:customStyle="1" w:styleId="Titre7Car">
+    <w:name w:val="Titre 7 Car"/>
+    <w:basedOn w:val="Policepardfaut"/>
+    <w:link w:val="Titre7"/>
     <w:uiPriority w:val="9"/>
     <w:semiHidden/>
     <w:rsid w:val="007B0021"/>
@@ -32564,10 +31938,10 @@
       <w:color w:val="595959" w:themeColor="text1" w:themeTint="A6"/>
     </w:rPr>
   </w:style>
-  <w:style w:type="character" w:customStyle="1" w:styleId="Heading8Char">
-    <w:name w:val="Heading 8 Char"/>
-    <w:basedOn w:val="DefaultParagraphFont"/>
-    <w:link w:val="Heading8"/>
+  <w:style w:type="character" w:customStyle="1" w:styleId="Titre8Car">
+    <w:name w:val="Titre 8 Car"/>
+    <w:basedOn w:val="Policepardfaut"/>
+    <w:link w:val="Titre8"/>
     <w:uiPriority w:val="9"/>
     <w:semiHidden/>
     <w:rsid w:val="007B0021"/>
@@ -32578,10 +31952,10 @@
       <w:color w:val="272727" w:themeColor="text1" w:themeTint="D8"/>
     </w:rPr>
   </w:style>
-  <w:style w:type="character" w:customStyle="1" w:styleId="Heading9Char">
-    <w:name w:val="Heading 9 Char"/>
-    <w:basedOn w:val="DefaultParagraphFont"/>
-    <w:link w:val="Heading9"/>
+  <w:style w:type="character" w:customStyle="1" w:styleId="Titre9Car">
+    <w:name w:val="Titre 9 Car"/>
+    <w:basedOn w:val="Policepardfaut"/>
+    <w:link w:val="Titre9"/>
     <w:uiPriority w:val="9"/>
     <w:semiHidden/>
     <w:rsid w:val="007B0021"/>
@@ -32590,11 +31964,11 @@
       <w:color w:val="272727" w:themeColor="text1" w:themeTint="D8"/>
     </w:rPr>
   </w:style>
-  <w:style w:type="paragraph" w:styleId="Title">
+  <w:style w:type="paragraph" w:styleId="Titre">
     <w:name w:val="Title"/>
     <w:basedOn w:val="Normal"/>
     <w:next w:val="Normal"/>
-    <w:link w:val="TitleChar"/>
+    <w:link w:val="TitreCar"/>
     <w:uiPriority w:val="10"/>
     <w:qFormat/>
     <w:rsid w:val="007B0021"/>
@@ -32610,10 +31984,10 @@
       <w:szCs w:val="56"/>
     </w:rPr>
   </w:style>
-  <w:style w:type="character" w:customStyle="1" w:styleId="TitleChar">
-    <w:name w:val="Title Char"/>
-    <w:basedOn w:val="DefaultParagraphFont"/>
-    <w:link w:val="Title"/>
+  <w:style w:type="character" w:customStyle="1" w:styleId="TitreCar">
+    <w:name w:val="Titre Car"/>
+    <w:basedOn w:val="Policepardfaut"/>
+    <w:link w:val="Titre"/>
     <w:uiPriority w:val="10"/>
     <w:rsid w:val="007B0021"/>
     <w:rPr>
@@ -32624,11 +31998,11 @@
       <w:szCs w:val="56"/>
     </w:rPr>
   </w:style>
-  <w:style w:type="paragraph" w:styleId="Subtitle">
+  <w:style w:type="paragraph" w:styleId="Sous-titre">
     <w:name w:val="Subtitle"/>
     <w:basedOn w:val="Normal"/>
     <w:next w:val="Normal"/>
-    <w:link w:val="SubtitleChar"/>
+    <w:link w:val="Sous-titreCar"/>
     <w:uiPriority w:val="11"/>
     <w:qFormat/>
     <w:rsid w:val="007B0021"/>
@@ -32645,10 +32019,10 @@
       <w:szCs w:val="28"/>
     </w:rPr>
   </w:style>
-  <w:style w:type="character" w:customStyle="1" w:styleId="SubtitleChar">
-    <w:name w:val="Subtitle Char"/>
-    <w:basedOn w:val="DefaultParagraphFont"/>
-    <w:link w:val="Subtitle"/>
+  <w:style w:type="character" w:customStyle="1" w:styleId="Sous-titreCar">
+    <w:name w:val="Sous-titre Car"/>
+    <w:basedOn w:val="Policepardfaut"/>
+    <w:link w:val="Sous-titre"/>
     <w:uiPriority w:val="11"/>
     <w:rsid w:val="007B0021"/>
     <w:rPr>
@@ -32659,11 +32033,11 @@
       <w:szCs w:val="28"/>
     </w:rPr>
   </w:style>
-  <w:style w:type="paragraph" w:styleId="Quote">
+  <w:style w:type="paragraph" w:styleId="Citation">
     <w:name w:val="Quote"/>
     <w:basedOn w:val="Normal"/>
     <w:next w:val="Normal"/>
-    <w:link w:val="QuoteChar"/>
+    <w:link w:val="CitationCar"/>
     <w:uiPriority w:val="29"/>
     <w:qFormat/>
     <w:rsid w:val="007B0021"/>
@@ -32677,10 +32051,10 @@
       <w:color w:val="404040" w:themeColor="text1" w:themeTint="BF"/>
     </w:rPr>
   </w:style>
-  <w:style w:type="character" w:customStyle="1" w:styleId="QuoteChar">
-    <w:name w:val="Quote Char"/>
-    <w:basedOn w:val="DefaultParagraphFont"/>
-    <w:link w:val="Quote"/>
+  <w:style w:type="character" w:customStyle="1" w:styleId="CitationCar">
+    <w:name w:val="Citation Car"/>
+    <w:basedOn w:val="Policepardfaut"/>
+    <w:link w:val="Citation"/>
     <w:uiPriority w:val="29"/>
     <w:rsid w:val="007B0021"/>
     <w:rPr>
@@ -32689,7 +32063,7 @@
       <w:color w:val="404040" w:themeColor="text1" w:themeTint="BF"/>
     </w:rPr>
   </w:style>
-  <w:style w:type="paragraph" w:styleId="ListParagraph">
+  <w:style w:type="paragraph" w:styleId="Paragraphedeliste">
     <w:name w:val="List Paragraph"/>
     <w:basedOn w:val="Normal"/>
     <w:uiPriority w:val="34"/>
@@ -32700,9 +32074,9 @@
       <w:contextualSpacing/>
     </w:pPr>
   </w:style>
-  <w:style w:type="character" w:styleId="IntenseEmphasis">
+  <w:style w:type="character" w:styleId="Accentuationintense">
     <w:name w:val="Intense Emphasis"/>
-    <w:basedOn w:val="DefaultParagraphFont"/>
+    <w:basedOn w:val="Policepardfaut"/>
     <w:uiPriority w:val="21"/>
     <w:qFormat/>
     <w:rsid w:val="007B0021"/>
@@ -32712,11 +32086,11 @@
       <w:color w:val="2F5496" w:themeColor="accent1" w:themeShade="BF"/>
     </w:rPr>
   </w:style>
-  <w:style w:type="paragraph" w:styleId="IntenseQuote">
+  <w:style w:type="paragraph" w:styleId="Citationintense">
     <w:name w:val="Intense Quote"/>
     <w:basedOn w:val="Normal"/>
     <w:next w:val="Normal"/>
-    <w:link w:val="IntenseQuoteChar"/>
+    <w:link w:val="CitationintenseCar"/>
     <w:uiPriority w:val="30"/>
     <w:qFormat/>
     <w:rsid w:val="007B0021"/>
@@ -32735,10 +32109,10 @@
       <w:color w:val="2F5496" w:themeColor="accent1" w:themeShade="BF"/>
     </w:rPr>
   </w:style>
-  <w:style w:type="character" w:customStyle="1" w:styleId="IntenseQuoteChar">
-    <w:name w:val="Intense Quote Char"/>
-    <w:basedOn w:val="DefaultParagraphFont"/>
-    <w:link w:val="IntenseQuote"/>
+  <w:style w:type="character" w:customStyle="1" w:styleId="CitationintenseCar">
+    <w:name w:val="Citation intense Car"/>
+    <w:basedOn w:val="Policepardfaut"/>
+    <w:link w:val="Citationintense"/>
     <w:uiPriority w:val="30"/>
     <w:rsid w:val="007B0021"/>
     <w:rPr>
@@ -32747,9 +32121,9 @@
       <w:color w:val="2F5496" w:themeColor="accent1" w:themeShade="BF"/>
     </w:rPr>
   </w:style>
-  <w:style w:type="character" w:styleId="IntenseReference">
+  <w:style w:type="character" w:styleId="Rfrenceintense">
     <w:name w:val="Intense Reference"/>
-    <w:basedOn w:val="DefaultParagraphFont"/>
+    <w:basedOn w:val="Policepardfaut"/>
     <w:uiPriority w:val="32"/>
     <w:qFormat/>
     <w:rsid w:val="007B0021"/>
@@ -32761,10 +32135,10 @@
       <w:spacing w:val="5"/>
     </w:rPr>
   </w:style>
-  <w:style w:type="paragraph" w:styleId="Header">
+  <w:style w:type="paragraph" w:styleId="En-tte">
     <w:name w:val="header"/>
     <w:basedOn w:val="Normal"/>
-    <w:link w:val="HeaderChar"/>
+    <w:link w:val="En-tteCar"/>
     <w:uiPriority w:val="99"/>
     <w:unhideWhenUsed/>
     <w:rsid w:val="007B0021"/>
@@ -32776,17 +32150,17 @@
       <w:spacing w:after="0" w:line="240" w:lineRule="auto"/>
     </w:pPr>
   </w:style>
-  <w:style w:type="character" w:customStyle="1" w:styleId="HeaderChar">
-    <w:name w:val="Header Char"/>
-    <w:basedOn w:val="DefaultParagraphFont"/>
-    <w:link w:val="Header"/>
+  <w:style w:type="character" w:customStyle="1" w:styleId="En-tteCar">
+    <w:name w:val="En-tête Car"/>
+    <w:basedOn w:val="Policepardfaut"/>
+    <w:link w:val="En-tte"/>
     <w:uiPriority w:val="99"/>
     <w:rsid w:val="007B0021"/>
   </w:style>
-  <w:style w:type="paragraph" w:styleId="Footer">
+  <w:style w:type="paragraph" w:styleId="Pieddepage">
     <w:name w:val="footer"/>
     <w:basedOn w:val="Normal"/>
-    <w:link w:val="FooterChar"/>
+    <w:link w:val="PieddepageCar"/>
     <w:uiPriority w:val="99"/>
     <w:unhideWhenUsed/>
     <w:rsid w:val="007B0021"/>
@@ -32798,10 +32172,10 @@
       <w:spacing w:after="0" w:line="240" w:lineRule="auto"/>
     </w:pPr>
   </w:style>
-  <w:style w:type="character" w:customStyle="1" w:styleId="FooterChar">
-    <w:name w:val="Footer Char"/>
-    <w:basedOn w:val="DefaultParagraphFont"/>
-    <w:link w:val="Footer"/>
+  <w:style w:type="character" w:customStyle="1" w:styleId="PieddepageCar">
+    <w:name w:val="Pied de page Car"/>
+    <w:basedOn w:val="Policepardfaut"/>
+    <w:link w:val="Pieddepage"/>
     <w:uiPriority w:val="99"/>
     <w:rsid w:val="007B0021"/>
   </w:style>
@@ -32824,9 +32198,9 @@
       <w14:ligatures w14:val="none"/>
     </w:rPr>
   </w:style>
-  <w:style w:type="character" w:styleId="Strong">
+  <w:style w:type="character" w:styleId="lev">
     <w:name w:val="Strong"/>
-    <w:basedOn w:val="DefaultParagraphFont"/>
+    <w:basedOn w:val="Policepardfaut"/>
     <w:uiPriority w:val="22"/>
     <w:qFormat/>
     <w:rsid w:val="00583444"/>
@@ -32835,7 +32209,7 @@
       <w:bCs/>
     </w:rPr>
   </w:style>
-  <w:style w:type="paragraph" w:styleId="Caption">
+  <w:style w:type="paragraph" w:styleId="Lgende">
     <w:name w:val="caption"/>
     <w:basedOn w:val="Normal"/>
     <w:next w:val="Normal"/>
@@ -32856,12 +32230,12 @@
   </w:style>
   <w:style w:type="character" w:customStyle="1" w:styleId="whitespace-normal">
     <w:name w:val="whitespace-normal"/>
-    <w:basedOn w:val="DefaultParagraphFont"/>
+    <w:basedOn w:val="Policepardfaut"/>
     <w:rsid w:val="009D5882"/>
   </w:style>
-  <w:style w:type="paragraph" w:styleId="TOCHeading">
+  <w:style w:type="paragraph" w:styleId="En-ttedetabledesmatires">
     <w:name w:val="TOC Heading"/>
-    <w:basedOn w:val="Heading1"/>
+    <w:basedOn w:val="Titre1"/>
     <w:next w:val="Normal"/>
     <w:uiPriority w:val="39"/>
     <w:unhideWhenUsed/>
@@ -32879,7 +32253,7 @@
       <w14:ligatures w14:val="none"/>
     </w:rPr>
   </w:style>
-  <w:style w:type="paragraph" w:styleId="TOC1">
+  <w:style w:type="paragraph" w:styleId="TM1">
     <w:name w:val="toc 1"/>
     <w:basedOn w:val="Normal"/>
     <w:next w:val="Normal"/>
@@ -32891,7 +32265,7 @@
       <w:spacing w:after="100"/>
     </w:pPr>
   </w:style>
-  <w:style w:type="paragraph" w:styleId="TOC2">
+  <w:style w:type="paragraph" w:styleId="TM2">
     <w:name w:val="toc 2"/>
     <w:basedOn w:val="Normal"/>
     <w:next w:val="Normal"/>
@@ -32904,7 +32278,7 @@
       <w:ind w:left="220"/>
     </w:pPr>
   </w:style>
-  <w:style w:type="paragraph" w:styleId="TOC3">
+  <w:style w:type="paragraph" w:styleId="TM3">
     <w:name w:val="toc 3"/>
     <w:basedOn w:val="Normal"/>
     <w:next w:val="Normal"/>
@@ -32917,9 +32291,9 @@
       <w:ind w:left="440"/>
     </w:pPr>
   </w:style>
-  <w:style w:type="character" w:styleId="Hyperlink">
+  <w:style w:type="character" w:styleId="Lienhypertexte">
     <w:name w:val="Hyperlink"/>
-    <w:basedOn w:val="DefaultParagraphFont"/>
+    <w:basedOn w:val="Policepardfaut"/>
     <w:uiPriority w:val="99"/>
     <w:unhideWhenUsed/>
     <w:rsid w:val="00365902"/>
@@ -32928,9 +32302,9 @@
       <w:u w:val="single"/>
     </w:rPr>
   </w:style>
-  <w:style w:type="character" w:styleId="UnresolvedMention">
+  <w:style w:type="character" w:styleId="Mentionnonrsolue">
     <w:name w:val="Unresolved Mention"/>
-    <w:basedOn w:val="DefaultParagraphFont"/>
+    <w:basedOn w:val="Policepardfaut"/>
     <w:uiPriority w:val="99"/>
     <w:semiHidden/>
     <w:unhideWhenUsed/>
@@ -32940,9 +32314,9 @@
       <w:shd w:val="clear" w:color="auto" w:fill="E1DFDD"/>
     </w:rPr>
   </w:style>
-  <w:style w:type="table" w:styleId="TableGrid">
+  <w:style w:type="table" w:styleId="Grilledutableau">
     <w:name w:val="Table Grid"/>
-    <w:basedOn w:val="TableNormal"/>
+    <w:basedOn w:val="TableauNormal"/>
     <w:uiPriority w:val="39"/>
     <w:rsid w:val="00453E61"/>
     <w:pPr>
@@ -32959,7 +32333,7 @@
       </w:tblBorders>
     </w:tblPr>
   </w:style>
-  <w:style w:type="paragraph" w:styleId="TableofFigures">
+  <w:style w:type="paragraph" w:styleId="Tabledesillustrations">
     <w:name w:val="table of figures"/>
     <w:basedOn w:val="Normal"/>
     <w:next w:val="Normal"/>
@@ -33044,14 +32418,14 @@
     <w:charset w:val="00"/>
     <w:family w:val="swiss"/>
     <w:pitch w:val="variable"/>
-    <w:sig w:usb0="E4002EFF" w:usb1="C000247B" w:usb2="00000009" w:usb3="00000000" w:csb0="000001FF" w:csb1="00000000"/>
+    <w:sig w:usb0="E4002EFF" w:usb1="C200247B" w:usb2="00000009" w:usb3="00000000" w:csb0="000001FF" w:csb1="00000000"/>
   </w:font>
   <w:font w:name="Calibri">
     <w:panose1 w:val="020F0502020204030204"/>
     <w:charset w:val="00"/>
     <w:family w:val="swiss"/>
     <w:pitch w:val="variable"/>
-    <w:sig w:usb0="E4002EFF" w:usb1="C000247B" w:usb2="00000009" w:usb3="00000000" w:csb0="000001FF" w:csb1="00000000"/>
+    <w:sig w:usb0="E4002EFF" w:usb1="C200247B" w:usb2="00000009" w:usb3="00000000" w:csb0="000001FF" w:csb1="00000000"/>
   </w:font>
   <w:font w:name="Arial">
     <w:panose1 w:val="020B0604020202020204"/>
@@ -33059,6 +32433,18 @@
     <w:family w:val="swiss"/>
     <w:pitch w:val="variable"/>
     <w:sig w:usb0="E0002EFF" w:usb1="C000785B" w:usb2="00000009" w:usb3="00000000" w:csb0="000001FF" w:csb1="00000000"/>
+  </w:font>
+  <w:font w:name="Aptos">
+    <w:charset w:val="00"/>
+    <w:family w:val="swiss"/>
+    <w:pitch w:val="variable"/>
+    <w:sig w:usb0="20000287" w:usb1="00000003" w:usb2="00000000" w:usb3="00000000" w:csb0="0000019F" w:csb1="00000000"/>
+  </w:font>
+  <w:font w:name="Aptos Display">
+    <w:charset w:val="00"/>
+    <w:family w:val="swiss"/>
+    <w:pitch w:val="variable"/>
+    <w:sig w:usb0="20000287" w:usb1="00000003" w:usb2="00000000" w:usb3="00000000" w:csb0="0000019F" w:csb1="00000000"/>
   </w:font>
 </w:fonts>
 </file>
@@ -33099,6 +32485,8 @@
     <w:rsid w:val="008952FA"/>
     <w:rsid w:val="00AC683E"/>
     <w:rsid w:val="00B047C3"/>
+    <w:rsid w:val="00BE7A51"/>
+    <w:rsid w:val="00D219F2"/>
     <w:rsid w:val="00DE2E35"/>
   </w:rsids>
   <m:mathPr>
@@ -33523,13 +32911,13 @@
     <w:name w:val="Normal"/>
     <w:qFormat/>
   </w:style>
-  <w:style w:type="character" w:default="1" w:styleId="DefaultParagraphFont">
+  <w:style w:type="character" w:default="1" w:styleId="Policepardfaut">
     <w:name w:val="Default Paragraph Font"/>
     <w:uiPriority w:val="1"/>
     <w:semiHidden/>
     <w:unhideWhenUsed/>
   </w:style>
-  <w:style w:type="table" w:default="1" w:styleId="TableNormal">
+  <w:style w:type="table" w:default="1" w:styleId="TableauNormal">
     <w:name w:val="Normal Table"/>
     <w:uiPriority w:val="99"/>
     <w:semiHidden/>
@@ -33544,7 +32932,7 @@
       </w:tblCellMar>
     </w:tblPr>
   </w:style>
-  <w:style w:type="numbering" w:default="1" w:styleId="NoList">
+  <w:style w:type="numbering" w:default="1" w:styleId="Aucuneliste">
     <w:name w:val="No List"/>
     <w:uiPriority w:val="99"/>
     <w:semiHidden/>

--- a/rapport/pfe-rapport.docx
+++ b/rapport/pfe-rapport.docx
@@ -28,18 +28,6 @@
     </w:p>
     <w:p>
       <w:pPr>
-        <w:jc w:val="center"/>
-        <w:rPr>
-          <w:rFonts w:asciiTheme="majorBidi" w:hAnsiTheme="majorBidi" w:cstheme="majorBidi"/>
-          <w:b/>
-          <w:bCs/>
-          <w:sz w:val="24"/>
-          <w:szCs w:val="24"/>
-        </w:rPr>
-      </w:pPr>
-    </w:p>
-    <w:p>
-      <w:pPr>
         <w:rPr>
           <w:rFonts w:asciiTheme="majorBidi" w:hAnsiTheme="majorBidi" w:cstheme="majorBidi"/>
           <w:b/>
@@ -51,17 +39,6 @@
     </w:p>
     <w:p>
       <w:pPr>
-        <w:rPr>
-          <w:rFonts w:asciiTheme="majorBidi" w:hAnsiTheme="majorBidi" w:cstheme="majorBidi"/>
-          <w:b/>
-          <w:bCs/>
-          <w:sz w:val="32"/>
-          <w:szCs w:val="32"/>
-        </w:rPr>
-      </w:pPr>
-    </w:p>
-    <w:p>
-      <w:pPr>
         <w:jc w:val="center"/>
         <w:rPr>
           <w:rFonts w:asciiTheme="majorBidi" w:hAnsiTheme="majorBidi" w:cstheme="majorBidi"/>
@@ -81,6 +58,18 @@
         </w:rPr>
         <w:t>Rapport de projet de fin d’étude</w:t>
       </w:r>
+    </w:p>
+    <w:p>
+      <w:pPr>
+        <w:jc w:val="center"/>
+        <w:rPr>
+          <w:rFonts w:asciiTheme="majorBidi" w:hAnsiTheme="majorBidi" w:cstheme="majorBidi"/>
+          <w:b/>
+          <w:bCs/>
+          <w:sz w:val="20"/>
+          <w:szCs w:val="20"/>
+        </w:rPr>
+      </w:pPr>
     </w:p>
     <w:p>
       <w:pPr>
@@ -668,17 +657,15 @@
           <w:bCs/>
           <w:sz w:val="24"/>
           <w:szCs w:val="24"/>
-          <w:lang w:val="en-US"/>
-        </w:rPr>
-      </w:pPr>
-      <w:r>
-        <w:rPr>
-          <w:rFonts w:asciiTheme="majorBidi" w:hAnsiTheme="majorBidi" w:cstheme="majorBidi"/>
-          <w:b/>
-          <w:bCs/>
-          <w:sz w:val="24"/>
-          <w:szCs w:val="24"/>
-          <w:lang w:val="en-US"/>
+        </w:rPr>
+      </w:pPr>
+      <w:r>
+        <w:rPr>
+          <w:rFonts w:asciiTheme="majorBidi" w:hAnsiTheme="majorBidi" w:cstheme="majorBidi"/>
+          <w:b/>
+          <w:bCs/>
+          <w:sz w:val="24"/>
+          <w:szCs w:val="24"/>
         </w:rPr>
         <w:t>M</w:t>
       </w:r>
@@ -689,7 +676,6 @@
           <w:bCs/>
           <w:sz w:val="24"/>
           <w:szCs w:val="24"/>
-          <w:lang w:val="en-US"/>
         </w:rPr>
         <w:t>me</w:t>
       </w:r>
@@ -700,7 +686,6 @@
           <w:bCs/>
           <w:sz w:val="24"/>
           <w:szCs w:val="24"/>
-          <w:lang w:val="en-US"/>
         </w:rPr>
         <w:t>.</w:t>
       </w:r>
@@ -711,7 +696,6 @@
           <w:iCs/>
           <w:sz w:val="24"/>
           <w:szCs w:val="24"/>
-          <w:lang w:val="en-US"/>
         </w:rPr>
         <w:t xml:space="preserve"> </w:t>
       </w:r>
@@ -722,7 +706,6 @@
           <w:bCs/>
           <w:sz w:val="24"/>
           <w:szCs w:val="24"/>
-          <w:lang w:val="en-US"/>
         </w:rPr>
         <w:t>ZROURI</w:t>
       </w:r>
@@ -737,17 +720,15 @@
           <w:bCs/>
           <w:sz w:val="24"/>
           <w:szCs w:val="24"/>
-          <w:lang w:val="en-US"/>
-        </w:rPr>
-      </w:pPr>
-      <w:r>
-        <w:rPr>
-          <w:rFonts w:asciiTheme="majorBidi" w:hAnsiTheme="majorBidi" w:cstheme="majorBidi"/>
-          <w:b/>
-          <w:bCs/>
-          <w:sz w:val="24"/>
-          <w:szCs w:val="24"/>
-          <w:lang w:val="en-US"/>
+        </w:rPr>
+      </w:pPr>
+      <w:r>
+        <w:rPr>
+          <w:rFonts w:asciiTheme="majorBidi" w:hAnsiTheme="majorBidi" w:cstheme="majorBidi"/>
+          <w:b/>
+          <w:bCs/>
+          <w:sz w:val="24"/>
+          <w:szCs w:val="24"/>
         </w:rPr>
         <w:t>M</w:t>
       </w:r>
@@ -758,7 +739,6 @@
           <w:bCs/>
           <w:sz w:val="24"/>
           <w:szCs w:val="24"/>
-          <w:lang w:val="en-US"/>
         </w:rPr>
         <w:t>me</w:t>
       </w:r>
@@ -769,7 +749,6 @@
           <w:bCs/>
           <w:sz w:val="24"/>
           <w:szCs w:val="24"/>
-          <w:lang w:val="en-US"/>
         </w:rPr>
         <w:t xml:space="preserve">. </w:t>
       </w:r>
@@ -780,7 +759,6 @@
           <w:bCs/>
           <w:sz w:val="24"/>
           <w:szCs w:val="24"/>
-          <w:lang w:val="en-US"/>
         </w:rPr>
         <w:t>BENZEKRI</w:t>
       </w:r>
@@ -795,30 +773,17 @@
           <w:bCs/>
           <w:sz w:val="24"/>
           <w:szCs w:val="24"/>
-          <w:lang w:val="en-US"/>
-        </w:rPr>
-      </w:pPr>
-      <w:r>
-        <w:rPr>
-          <w:rFonts w:asciiTheme="majorBidi" w:hAnsiTheme="majorBidi" w:cstheme="majorBidi"/>
-          <w:b/>
-          <w:bCs/>
-          <w:sz w:val="24"/>
-          <w:szCs w:val="24"/>
-          <w:lang w:val="en-US"/>
-        </w:rPr>
-        <w:t xml:space="preserve">M. </w:t>
-      </w:r>
-      <w:r>
-        <w:rPr>
-          <w:rFonts w:asciiTheme="majorBidi" w:hAnsiTheme="majorBidi" w:cstheme="majorBidi"/>
-          <w:b/>
-          <w:bCs/>
-          <w:sz w:val="24"/>
-          <w:szCs w:val="24"/>
-          <w:lang w:val="en-US"/>
-        </w:rPr>
-        <w:t>KHRISS</w:t>
+        </w:rPr>
+      </w:pPr>
+      <w:r>
+        <w:rPr>
+          <w:rFonts w:asciiTheme="majorBidi" w:hAnsiTheme="majorBidi" w:cstheme="majorBidi"/>
+          <w:b/>
+          <w:bCs/>
+          <w:sz w:val="24"/>
+          <w:szCs w:val="24"/>
+        </w:rPr>
+        <w:t>M. KHRISS</w:t>
       </w:r>
     </w:p>
     <w:p>
@@ -11221,7 +11186,7 @@
           <w:noProof/>
         </w:rPr>
         <w:drawing>
-          <wp:inline distT="0" distB="0" distL="0" distR="0" wp14:anchorId="56AF3117" wp14:editId="442F3C21">
+          <wp:inline distT="0" distB="0" distL="0" distR="0" wp14:anchorId="56AF3117" wp14:editId="2DAD22E4">
             <wp:extent cx="4372098" cy="2019300"/>
             <wp:effectExtent l="0" t="0" r="9525" b="0"/>
             <wp:docPr id="608889792" name="Picture 2"/>
@@ -13483,14 +13448,29 @@
         <w:rPr>
           <w:rFonts w:asciiTheme="majorBidi" w:hAnsiTheme="majorBidi" w:cstheme="majorBidi"/>
         </w:rPr>
-        <w:t xml:space="preserve">: Logo </w:t>
+        <w:t xml:space="preserve">: </w:t>
+      </w:r>
+      <w:proofErr w:type="gramStart"/>
+      <w:r>
+        <w:rPr>
+          <w:rFonts w:asciiTheme="majorBidi" w:hAnsiTheme="majorBidi" w:cstheme="majorBidi"/>
+        </w:rPr>
+        <w:t xml:space="preserve">Logo </w:t>
       </w:r>
       <w:r>
         <w:rPr>
           <w:rFonts w:asciiTheme="majorBidi" w:hAnsiTheme="majorBidi" w:cstheme="majorBidi"/>
           <w:noProof/>
         </w:rPr>
-        <w:t xml:space="preserve"> du site web</w:t>
+        <w:t xml:space="preserve"> du</w:t>
+      </w:r>
+      <w:proofErr w:type="gramEnd"/>
+      <w:r>
+        <w:rPr>
+          <w:rFonts w:asciiTheme="majorBidi" w:hAnsiTheme="majorBidi" w:cstheme="majorBidi"/>
+          <w:noProof/>
+        </w:rPr>
+        <w:t xml:space="preserve"> site web</w:t>
       </w:r>
       <w:bookmarkEnd w:id="29"/>
     </w:p>
@@ -13959,7 +13939,7 @@
           <w:lang w:eastAsia="fr-FR"/>
         </w:rPr>
         <w:drawing>
-          <wp:inline distT="0" distB="0" distL="0" distR="0" wp14:anchorId="54F4420A" wp14:editId="36ED2EF5">
+          <wp:inline distT="0" distB="0" distL="0" distR="0" wp14:anchorId="54F4420A" wp14:editId="65EF701E">
             <wp:extent cx="5213350" cy="2256130"/>
             <wp:effectExtent l="0" t="0" r="6350" b="0"/>
             <wp:docPr id="189216889" name="Picture 8"/>
@@ -14855,7 +14835,7 @@
           <w:noProof/>
         </w:rPr>
         <w:drawing>
-          <wp:inline distT="0" distB="0" distL="0" distR="0" wp14:anchorId="30C9CC38" wp14:editId="34F85BF9">
+          <wp:inline distT="0" distB="0" distL="0" distR="0" wp14:anchorId="30C9CC38" wp14:editId="4905287F">
             <wp:extent cx="571500" cy="577850"/>
             <wp:effectExtent l="0" t="0" r="0" b="0"/>
             <wp:docPr id="2063923753" name="Image 12" descr="A black cat in a circle&#10;&#10;Description automatically generated"/>
@@ -15024,8 +15004,21 @@
           <w:szCs w:val="24"/>
           <w:lang w:val="en-US"/>
         </w:rPr>
-        <w:t>Description des classes :</w:t>
-      </w:r>
+        <w:t xml:space="preserve">Description des </w:t>
+      </w:r>
+      <w:proofErr w:type="gramStart"/>
+      <w:r>
+        <w:rPr>
+          <w:rFonts w:asciiTheme="majorBidi" w:hAnsiTheme="majorBidi" w:cstheme="majorBidi"/>
+          <w:b/>
+          <w:bCs/>
+          <w:sz w:val="24"/>
+          <w:szCs w:val="24"/>
+          <w:lang w:val="en-US"/>
+        </w:rPr>
+        <w:t>classes :</w:t>
+      </w:r>
+      <w:proofErr w:type="gramEnd"/>
     </w:p>
     <w:p>
       <w:pPr>
@@ -15340,7 +15333,25 @@
           <w:sz w:val="24"/>
           <w:szCs w:val="24"/>
         </w:rPr>
-        <w:t xml:space="preserve"> (ex: En attente, Validée).</w:t>
+        <w:t xml:space="preserve"> (</w:t>
+      </w:r>
+      <w:proofErr w:type="gramStart"/>
+      <w:r>
+        <w:rPr>
+          <w:rFonts w:asciiTheme="majorBidi" w:hAnsiTheme="majorBidi" w:cstheme="majorBidi"/>
+          <w:sz w:val="24"/>
+          <w:szCs w:val="24"/>
+        </w:rPr>
+        <w:t>ex:</w:t>
+      </w:r>
+      <w:proofErr w:type="gramEnd"/>
+      <w:r>
+        <w:rPr>
+          <w:rFonts w:asciiTheme="majorBidi" w:hAnsiTheme="majorBidi" w:cstheme="majorBidi"/>
+          <w:sz w:val="24"/>
+          <w:szCs w:val="24"/>
+        </w:rPr>
+        <w:t xml:space="preserve"> En attente, Validée).</w:t>
       </w:r>
     </w:p>
     <w:p>
@@ -15598,7 +15609,25 @@
           <w:sz w:val="24"/>
           <w:szCs w:val="24"/>
         </w:rPr>
-        <w:t xml:space="preserve"> Le client se connecte via la landing page.</w:t>
+        <w:t xml:space="preserve"> Le client se connecte via </w:t>
+      </w:r>
+      <w:proofErr w:type="gramStart"/>
+      <w:r>
+        <w:rPr>
+          <w:rFonts w:asciiTheme="majorBidi" w:hAnsiTheme="majorBidi" w:cstheme="majorBidi"/>
+          <w:sz w:val="24"/>
+          <w:szCs w:val="24"/>
+        </w:rPr>
+        <w:t>la landing</w:t>
+      </w:r>
+      <w:proofErr w:type="gramEnd"/>
+      <w:r>
+        <w:rPr>
+          <w:rFonts w:asciiTheme="majorBidi" w:hAnsiTheme="majorBidi" w:cstheme="majorBidi"/>
+          <w:sz w:val="24"/>
+          <w:szCs w:val="24"/>
+        </w:rPr>
+        <w:t xml:space="preserve"> page.</w:t>
       </w:r>
     </w:p>
     <w:p>
@@ -15955,8 +15984,19 @@
           <w:szCs w:val="24"/>
           <w:lang w:val="en-US"/>
         </w:rPr>
-        <w:t xml:space="preserve"> de données :</w:t>
-      </w:r>
+        <w:t xml:space="preserve"> de </w:t>
+      </w:r>
+      <w:proofErr w:type="gramStart"/>
+      <w:r>
+        <w:rPr>
+          <w:rFonts w:asciiTheme="majorBidi" w:hAnsiTheme="majorBidi" w:cstheme="majorBidi"/>
+          <w:sz w:val="24"/>
+          <w:szCs w:val="24"/>
+          <w:lang w:val="en-US"/>
+        </w:rPr>
+        <w:t>données :</w:t>
+      </w:r>
+      <w:proofErr w:type="gramEnd"/>
     </w:p>
     <w:p>
       <w:pPr>
@@ -16254,13 +16294,23 @@
                 <w:lang w:val="en-US"/>
               </w:rPr>
             </w:pPr>
+            <w:proofErr w:type="gramStart"/>
             <w:r>
               <w:rPr>
                 <w:rFonts w:asciiTheme="majorBidi" w:hAnsiTheme="majorBidi" w:cstheme="majorBidi"/>
                 <w:sz w:val="24"/>
                 <w:szCs w:val="24"/>
               </w:rPr>
-              <w:t>VARCHAR(80)</w:t>
+              <w:t>VARCHAR(</w:t>
+            </w:r>
+            <w:proofErr w:type="gramEnd"/>
+            <w:r>
+              <w:rPr>
+                <w:rFonts w:asciiTheme="majorBidi" w:hAnsiTheme="majorBidi" w:cstheme="majorBidi"/>
+                <w:sz w:val="24"/>
+                <w:szCs w:val="24"/>
+              </w:rPr>
+              <w:t>80)</w:t>
             </w:r>
           </w:p>
         </w:tc>
@@ -16339,6 +16389,7 @@
                 <w:lang w:val="en-US"/>
               </w:rPr>
             </w:pPr>
+            <w:proofErr w:type="gramStart"/>
             <w:r>
               <w:rPr>
                 <w:rFonts w:asciiTheme="majorBidi" w:hAnsiTheme="majorBidi" w:cstheme="majorBidi"/>
@@ -16346,7 +16397,17 @@
                 <w:szCs w:val="24"/>
                 <w:lang w:val="en-US"/>
               </w:rPr>
-              <w:t>VARCHAR(1</w:t>
+              <w:t>VARCHAR(</w:t>
+            </w:r>
+            <w:proofErr w:type="gramEnd"/>
+            <w:r>
+              <w:rPr>
+                <w:rFonts w:asciiTheme="majorBidi" w:hAnsiTheme="majorBidi" w:cstheme="majorBidi"/>
+                <w:sz w:val="24"/>
+                <w:szCs w:val="24"/>
+                <w:lang w:val="en-US"/>
+              </w:rPr>
+              <w:t>1</w:t>
             </w:r>
             <w:r>
               <w:rPr>
@@ -16443,6 +16504,7 @@
                 <w:lang w:val="en-US"/>
               </w:rPr>
             </w:pPr>
+            <w:proofErr w:type="gramStart"/>
             <w:r>
               <w:rPr>
                 <w:rFonts w:asciiTheme="majorBidi" w:hAnsiTheme="majorBidi" w:cstheme="majorBidi"/>
@@ -16450,7 +16512,17 @@
                 <w:szCs w:val="24"/>
                 <w:lang w:val="en-US"/>
               </w:rPr>
-              <w:t>VARCHAR(2</w:t>
+              <w:t>VARCHAR(</w:t>
+            </w:r>
+            <w:proofErr w:type="gramEnd"/>
+            <w:r>
+              <w:rPr>
+                <w:rFonts w:asciiTheme="majorBidi" w:hAnsiTheme="majorBidi" w:cstheme="majorBidi"/>
+                <w:sz w:val="24"/>
+                <w:szCs w:val="24"/>
+                <w:lang w:val="en-US"/>
+              </w:rPr>
+              <w:t>2</w:t>
             </w:r>
             <w:r>
               <w:rPr>
@@ -16573,13 +16645,23 @@
                 <w:lang w:val="en-US"/>
               </w:rPr>
             </w:pPr>
+            <w:proofErr w:type="gramStart"/>
             <w:r>
               <w:rPr>
                 <w:rFonts w:asciiTheme="majorBidi" w:hAnsiTheme="majorBidi" w:cstheme="majorBidi"/>
                 <w:sz w:val="24"/>
                 <w:szCs w:val="24"/>
               </w:rPr>
-              <w:t>VARCHAR(500)</w:t>
+              <w:t>VARCHAR(</w:t>
+            </w:r>
+            <w:proofErr w:type="gramEnd"/>
+            <w:r>
+              <w:rPr>
+                <w:rFonts w:asciiTheme="majorBidi" w:hAnsiTheme="majorBidi" w:cstheme="majorBidi"/>
+                <w:sz w:val="24"/>
+                <w:szCs w:val="24"/>
+              </w:rPr>
+              <w:t>500)</w:t>
             </w:r>
           </w:p>
         </w:tc>
@@ -16901,6 +16983,7 @@
                 <w:lang w:val="en-US"/>
               </w:rPr>
             </w:pPr>
+            <w:proofErr w:type="gramStart"/>
             <w:r>
               <w:rPr>
                 <w:rFonts w:asciiTheme="majorBidi" w:hAnsiTheme="majorBidi" w:cstheme="majorBidi"/>
@@ -16908,7 +16991,17 @@
                 <w:szCs w:val="24"/>
                 <w:lang w:val="en-US"/>
               </w:rPr>
-              <w:t>VARCHAR(50)</w:t>
+              <w:t>VARCHAR(</w:t>
+            </w:r>
+            <w:proofErr w:type="gramEnd"/>
+            <w:r>
+              <w:rPr>
+                <w:rFonts w:asciiTheme="majorBidi" w:hAnsiTheme="majorBidi" w:cstheme="majorBidi"/>
+                <w:sz w:val="24"/>
+                <w:szCs w:val="24"/>
+                <w:lang w:val="en-US"/>
+              </w:rPr>
+              <w:t>50)</w:t>
             </w:r>
           </w:p>
         </w:tc>
@@ -16988,6 +17081,7 @@
                 <w:lang w:val="en-US"/>
               </w:rPr>
             </w:pPr>
+            <w:proofErr w:type="gramStart"/>
             <w:r>
               <w:rPr>
                 <w:rFonts w:asciiTheme="majorBidi" w:hAnsiTheme="majorBidi" w:cstheme="majorBidi"/>
@@ -16995,7 +17089,17 @@
                 <w:szCs w:val="24"/>
                 <w:lang w:val="en-US"/>
               </w:rPr>
-              <w:t>VARCHAR(100)</w:t>
+              <w:t>VARCHAR(</w:t>
+            </w:r>
+            <w:proofErr w:type="gramEnd"/>
+            <w:r>
+              <w:rPr>
+                <w:rFonts w:asciiTheme="majorBidi" w:hAnsiTheme="majorBidi" w:cstheme="majorBidi"/>
+                <w:sz w:val="24"/>
+                <w:szCs w:val="24"/>
+                <w:lang w:val="en-US"/>
+              </w:rPr>
+              <w:t>100)</w:t>
             </w:r>
           </w:p>
         </w:tc>
@@ -17197,6 +17301,7 @@
                 <w:lang w:val="en-US"/>
               </w:rPr>
             </w:pPr>
+            <w:proofErr w:type="gramStart"/>
             <w:r>
               <w:rPr>
                 <w:rFonts w:asciiTheme="majorBidi" w:hAnsiTheme="majorBidi" w:cstheme="majorBidi"/>
@@ -17206,6 +17311,7 @@
               </w:rPr>
               <w:t>DECIMAL(</w:t>
             </w:r>
+            <w:proofErr w:type="gramEnd"/>
             <w:r>
               <w:rPr>
                 <w:rFonts w:asciiTheme="majorBidi" w:hAnsiTheme="majorBidi" w:cstheme="majorBidi"/>
@@ -17248,7 +17354,25 @@
                 <w:sz w:val="24"/>
                 <w:szCs w:val="24"/>
               </w:rPr>
-              <w:t xml:space="preserve">Disponibilité (Default: </w:t>
+              <w:t>Disponibilité (</w:t>
+            </w:r>
+            <w:proofErr w:type="gramStart"/>
+            <w:r>
+              <w:rPr>
+                <w:rFonts w:asciiTheme="majorBidi" w:hAnsiTheme="majorBidi" w:cstheme="majorBidi"/>
+                <w:sz w:val="24"/>
+                <w:szCs w:val="24"/>
+              </w:rPr>
+              <w:t>Default:</w:t>
+            </w:r>
+            <w:proofErr w:type="gramEnd"/>
+            <w:r>
+              <w:rPr>
+                <w:rFonts w:asciiTheme="majorBidi" w:hAnsiTheme="majorBidi" w:cstheme="majorBidi"/>
+                <w:sz w:val="24"/>
+                <w:szCs w:val="24"/>
+              </w:rPr>
+              <w:t xml:space="preserve"> </w:t>
             </w:r>
             <w:proofErr w:type="spellStart"/>
             <w:r>
@@ -17319,6 +17443,7 @@
                 <w:lang w:val="en-US"/>
               </w:rPr>
             </w:pPr>
+            <w:proofErr w:type="gramStart"/>
             <w:r>
               <w:rPr>
                 <w:rFonts w:asciiTheme="majorBidi" w:hAnsiTheme="majorBidi" w:cstheme="majorBidi"/>
@@ -17326,7 +17451,17 @@
                 <w:szCs w:val="24"/>
                 <w:lang w:val="en-US"/>
               </w:rPr>
-              <w:t>VARCHAR(5</w:t>
+              <w:t>VARCHAR(</w:t>
+            </w:r>
+            <w:proofErr w:type="gramEnd"/>
+            <w:r>
+              <w:rPr>
+                <w:rFonts w:asciiTheme="majorBidi" w:hAnsiTheme="majorBidi" w:cstheme="majorBidi"/>
+                <w:sz w:val="24"/>
+                <w:szCs w:val="24"/>
+                <w:lang w:val="en-US"/>
+              </w:rPr>
+              <w:t>5</w:t>
             </w:r>
             <w:r>
               <w:rPr>
@@ -17420,6 +17555,7 @@
                 <w:lang w:val="en-US"/>
               </w:rPr>
             </w:pPr>
+            <w:proofErr w:type="gramStart"/>
             <w:r>
               <w:rPr>
                 <w:rFonts w:asciiTheme="majorBidi" w:hAnsiTheme="majorBidi" w:cstheme="majorBidi"/>
@@ -17427,7 +17563,17 @@
                 <w:szCs w:val="24"/>
                 <w:lang w:val="en-US"/>
               </w:rPr>
-              <w:t>VARCHAR(50)</w:t>
+              <w:t>VARCHAR(</w:t>
+            </w:r>
+            <w:proofErr w:type="gramEnd"/>
+            <w:r>
+              <w:rPr>
+                <w:rFonts w:asciiTheme="majorBidi" w:hAnsiTheme="majorBidi" w:cstheme="majorBidi"/>
+                <w:sz w:val="24"/>
+                <w:szCs w:val="24"/>
+                <w:lang w:val="en-US"/>
+              </w:rPr>
+              <w:t>50)</w:t>
             </w:r>
           </w:p>
         </w:tc>
@@ -17644,6 +17790,7 @@
                 <w:lang w:val="en-US"/>
               </w:rPr>
             </w:pPr>
+            <w:proofErr w:type="gramStart"/>
             <w:r>
               <w:rPr>
                 <w:rFonts w:asciiTheme="majorBidi" w:hAnsiTheme="majorBidi" w:cstheme="majorBidi"/>
@@ -17651,7 +17798,17 @@
                 <w:szCs w:val="24"/>
                 <w:lang w:val="en-US"/>
               </w:rPr>
-              <w:t>VARCHAR(20)</w:t>
+              <w:t>VARCHAR(</w:t>
+            </w:r>
+            <w:proofErr w:type="gramEnd"/>
+            <w:r>
+              <w:rPr>
+                <w:rFonts w:asciiTheme="majorBidi" w:hAnsiTheme="majorBidi" w:cstheme="majorBidi"/>
+                <w:sz w:val="24"/>
+                <w:szCs w:val="24"/>
+                <w:lang w:val="en-US"/>
+              </w:rPr>
+              <w:t>20)</w:t>
             </w:r>
           </w:p>
         </w:tc>
@@ -17677,7 +17834,25 @@
                 <w:sz w:val="24"/>
                 <w:szCs w:val="24"/>
               </w:rPr>
-              <w:t>Identifiant unique (ex: "RES-001")</w:t>
+              <w:t>Identifiant unique (</w:t>
+            </w:r>
+            <w:proofErr w:type="gramStart"/>
+            <w:r>
+              <w:rPr>
+                <w:rFonts w:asciiTheme="majorBidi" w:hAnsiTheme="majorBidi" w:cstheme="majorBidi"/>
+                <w:sz w:val="24"/>
+                <w:szCs w:val="24"/>
+              </w:rPr>
+              <w:t>ex:</w:t>
+            </w:r>
+            <w:proofErr w:type="gramEnd"/>
+            <w:r>
+              <w:rPr>
+                <w:rFonts w:asciiTheme="majorBidi" w:hAnsiTheme="majorBidi" w:cstheme="majorBidi"/>
+                <w:sz w:val="24"/>
+                <w:szCs w:val="24"/>
+              </w:rPr>
+              <w:t xml:space="preserve"> "RES-001")</w:t>
             </w:r>
           </w:p>
         </w:tc>
@@ -17732,6 +17907,7 @@
                 <w:lang w:val="en-US"/>
               </w:rPr>
             </w:pPr>
+            <w:proofErr w:type="gramStart"/>
             <w:r>
               <w:rPr>
                 <w:rFonts w:asciiTheme="majorBidi" w:hAnsiTheme="majorBidi" w:cstheme="majorBidi"/>
@@ -17739,7 +17915,17 @@
                 <w:szCs w:val="24"/>
                 <w:lang w:val="en-US"/>
               </w:rPr>
-              <w:t>VARCHAR(100)</w:t>
+              <w:t>VARCHAR(</w:t>
+            </w:r>
+            <w:proofErr w:type="gramEnd"/>
+            <w:r>
+              <w:rPr>
+                <w:rFonts w:asciiTheme="majorBidi" w:hAnsiTheme="majorBidi" w:cstheme="majorBidi"/>
+                <w:sz w:val="24"/>
+                <w:szCs w:val="24"/>
+                <w:lang w:val="en-US"/>
+              </w:rPr>
+              <w:t>100)</w:t>
             </w:r>
           </w:p>
         </w:tc>
@@ -17819,6 +18005,7 @@
                 <w:lang w:val="en-US"/>
               </w:rPr>
             </w:pPr>
+            <w:proofErr w:type="gramStart"/>
             <w:r>
               <w:rPr>
                 <w:rFonts w:asciiTheme="majorBidi" w:hAnsiTheme="majorBidi" w:cstheme="majorBidi"/>
@@ -17826,7 +18013,17 @@
                 <w:szCs w:val="24"/>
                 <w:lang w:val="en-US"/>
               </w:rPr>
-              <w:t>VARCHAR(100)</w:t>
+              <w:t>VARCHAR(</w:t>
+            </w:r>
+            <w:proofErr w:type="gramEnd"/>
+            <w:r>
+              <w:rPr>
+                <w:rFonts w:asciiTheme="majorBidi" w:hAnsiTheme="majorBidi" w:cstheme="majorBidi"/>
+                <w:sz w:val="24"/>
+                <w:szCs w:val="24"/>
+                <w:lang w:val="en-US"/>
+              </w:rPr>
+              <w:t>100)</w:t>
             </w:r>
           </w:p>
         </w:tc>
@@ -17906,6 +18103,7 @@
                 <w:lang w:val="en-US"/>
               </w:rPr>
             </w:pPr>
+            <w:proofErr w:type="gramStart"/>
             <w:r>
               <w:rPr>
                 <w:rFonts w:asciiTheme="majorBidi" w:hAnsiTheme="majorBidi" w:cstheme="majorBidi"/>
@@ -17913,7 +18111,17 @@
                 <w:szCs w:val="24"/>
                 <w:lang w:val="en-US"/>
               </w:rPr>
-              <w:t>VARCHAR(120)</w:t>
+              <w:t>VARCHAR(</w:t>
+            </w:r>
+            <w:proofErr w:type="gramEnd"/>
+            <w:r>
+              <w:rPr>
+                <w:rFonts w:asciiTheme="majorBidi" w:hAnsiTheme="majorBidi" w:cstheme="majorBidi"/>
+                <w:sz w:val="24"/>
+                <w:szCs w:val="24"/>
+                <w:lang w:val="en-US"/>
+              </w:rPr>
+              <w:t>120)</w:t>
             </w:r>
           </w:p>
         </w:tc>
@@ -17993,6 +18201,7 @@
                 <w:lang w:val="en-US"/>
               </w:rPr>
             </w:pPr>
+            <w:proofErr w:type="gramStart"/>
             <w:r>
               <w:rPr>
                 <w:rFonts w:asciiTheme="majorBidi" w:hAnsiTheme="majorBidi" w:cstheme="majorBidi"/>
@@ -18000,7 +18209,17 @@
                 <w:szCs w:val="24"/>
                 <w:lang w:val="en-US"/>
               </w:rPr>
-              <w:t>VARCHAR(20)</w:t>
+              <w:t>VARCHAR(</w:t>
+            </w:r>
+            <w:proofErr w:type="gramEnd"/>
+            <w:r>
+              <w:rPr>
+                <w:rFonts w:asciiTheme="majorBidi" w:hAnsiTheme="majorBidi" w:cstheme="majorBidi"/>
+                <w:sz w:val="24"/>
+                <w:szCs w:val="24"/>
+                <w:lang w:val="en-US"/>
+              </w:rPr>
+              <w:t>20)</w:t>
             </w:r>
           </w:p>
         </w:tc>
@@ -18080,6 +18299,7 @@
                 <w:lang w:val="en-US"/>
               </w:rPr>
             </w:pPr>
+            <w:proofErr w:type="gramStart"/>
             <w:r>
               <w:rPr>
                 <w:rFonts w:asciiTheme="majorBidi" w:hAnsiTheme="majorBidi" w:cstheme="majorBidi"/>
@@ -18087,7 +18307,17 @@
                 <w:szCs w:val="24"/>
                 <w:lang w:val="en-US"/>
               </w:rPr>
-              <w:t>VARCHAR(20)</w:t>
+              <w:t>VARCHAR(</w:t>
+            </w:r>
+            <w:proofErr w:type="gramEnd"/>
+            <w:r>
+              <w:rPr>
+                <w:rFonts w:asciiTheme="majorBidi" w:hAnsiTheme="majorBidi" w:cstheme="majorBidi"/>
+                <w:sz w:val="24"/>
+                <w:szCs w:val="24"/>
+                <w:lang w:val="en-US"/>
+              </w:rPr>
+              <w:t>20)</w:t>
             </w:r>
           </w:p>
         </w:tc>
@@ -18247,6 +18477,7 @@
                 <w:lang w:val="en-US"/>
               </w:rPr>
             </w:pPr>
+            <w:proofErr w:type="gramStart"/>
             <w:r>
               <w:rPr>
                 <w:rFonts w:asciiTheme="majorBidi" w:hAnsiTheme="majorBidi" w:cstheme="majorBidi"/>
@@ -18254,7 +18485,17 @@
                 <w:szCs w:val="24"/>
                 <w:lang w:val="en-US"/>
               </w:rPr>
-              <w:t>VARCHAR(20)</w:t>
+              <w:t>VARCHAR(</w:t>
+            </w:r>
+            <w:proofErr w:type="gramEnd"/>
+            <w:r>
+              <w:rPr>
+                <w:rFonts w:asciiTheme="majorBidi" w:hAnsiTheme="majorBidi" w:cstheme="majorBidi"/>
+                <w:sz w:val="24"/>
+                <w:szCs w:val="24"/>
+                <w:lang w:val="en-US"/>
+              </w:rPr>
+              <w:t>20)</w:t>
             </w:r>
           </w:p>
         </w:tc>
@@ -18368,6 +18609,7 @@
                 <w:lang w:val="en-US"/>
               </w:rPr>
             </w:pPr>
+            <w:proofErr w:type="gramStart"/>
             <w:r>
               <w:rPr>
                 <w:rFonts w:asciiTheme="majorBidi" w:hAnsiTheme="majorBidi" w:cstheme="majorBidi"/>
@@ -18375,7 +18617,17 @@
                 <w:szCs w:val="24"/>
                 <w:lang w:val="en-US"/>
               </w:rPr>
-              <w:t>VARCHAR(500)</w:t>
+              <w:t>VARCHAR(</w:t>
+            </w:r>
+            <w:proofErr w:type="gramEnd"/>
+            <w:r>
+              <w:rPr>
+                <w:rFonts w:asciiTheme="majorBidi" w:hAnsiTheme="majorBidi" w:cstheme="majorBidi"/>
+                <w:sz w:val="24"/>
+                <w:szCs w:val="24"/>
+                <w:lang w:val="en-US"/>
+              </w:rPr>
+              <w:t>500)</w:t>
             </w:r>
           </w:p>
         </w:tc>
@@ -19539,6 +19791,7 @@
         <w:t xml:space="preserve">├── </w:t>
       </w:r>
       <w:proofErr w:type="spellStart"/>
+      <w:proofErr w:type="gramStart"/>
       <w:r>
         <w:rPr>
           <w:rFonts w:asciiTheme="majorBidi" w:hAnsiTheme="majorBidi" w:cstheme="majorBidi"/>
@@ -19550,6 +19803,7 @@
         <w:t>package.json</w:t>
       </w:r>
       <w:proofErr w:type="spellEnd"/>
+      <w:proofErr w:type="gramEnd"/>
       <w:r>
         <w:rPr>
           <w:rFonts w:asciiTheme="majorBidi" w:hAnsiTheme="majorBidi" w:cstheme="majorBidi"/>
@@ -19946,7 +20200,25 @@
           <w:sz w:val="24"/>
           <w:szCs w:val="24"/>
         </w:rPr>
-        <w:t xml:space="preserve"> (ex: interface Car, User), assurant ainsi que les données manipulées dans React correspondent exactement à la structure envoyée par le backend.</w:t>
+        <w:t xml:space="preserve"> (</w:t>
+      </w:r>
+      <w:proofErr w:type="gramStart"/>
+      <w:r>
+        <w:rPr>
+          <w:rFonts w:ascii="Times New Roman" w:hAnsi="Times New Roman" w:cs="Times New Roman"/>
+          <w:sz w:val="24"/>
+          <w:szCs w:val="24"/>
+        </w:rPr>
+        <w:t>ex:</w:t>
+      </w:r>
+      <w:proofErr w:type="gramEnd"/>
+      <w:r>
+        <w:rPr>
+          <w:rFonts w:ascii="Times New Roman" w:hAnsi="Times New Roman" w:cs="Times New Roman"/>
+          <w:sz w:val="24"/>
+          <w:szCs w:val="24"/>
+        </w:rPr>
+        <w:t xml:space="preserve"> interface Car, User), assurant ainsi que les données manipulées dans React correspondent exactement à la structure envoyée par le backend.</w:t>
       </w:r>
     </w:p>
     <w:p>
@@ -20571,7 +20843,16 @@
           <w:sz w:val="24"/>
           <w:szCs w:val="24"/>
         </w:rPr>
-        <w:t>to_dict</w:t>
+        <w:t>to_</w:t>
+      </w:r>
+      <w:proofErr w:type="gramStart"/>
+      <w:r>
+        <w:rPr>
+          <w:rFonts w:ascii="Times New Roman" w:hAnsi="Times New Roman" w:cs="Times New Roman"/>
+          <w:sz w:val="24"/>
+          <w:szCs w:val="24"/>
+        </w:rPr>
+        <w:t>dict</w:t>
       </w:r>
       <w:proofErr w:type="spellEnd"/>
       <w:r>
@@ -20580,7 +20861,16 @@
           <w:sz w:val="24"/>
           <w:szCs w:val="24"/>
         </w:rPr>
-        <w:t>() définie dans nos modèles, puis renvoyés au Frontend.</w:t>
+        <w:t>(</w:t>
+      </w:r>
+      <w:proofErr w:type="gramEnd"/>
+      <w:r>
+        <w:rPr>
+          <w:rFonts w:ascii="Times New Roman" w:hAnsi="Times New Roman" w:cs="Times New Roman"/>
+          <w:sz w:val="24"/>
+          <w:szCs w:val="24"/>
+        </w:rPr>
+        <w:t>) définie dans nos modèles, puis renvoyés au Frontend.</w:t>
       </w:r>
     </w:p>
     <w:p>
@@ -20829,7 +21119,14 @@
         <w:rPr>
           <w:lang w:eastAsia="fr-FR"/>
         </w:rPr>
-        <w:t>Architecture de l'Interface Utilisateur (UI)</w:t>
+        <w:t>Architecture de l'Interface Utilisateur (UI</w:t>
+      </w:r>
+      <w:proofErr w:type="gramStart"/>
+      <w:r>
+        <w:rPr>
+          <w:lang w:eastAsia="fr-FR"/>
+        </w:rPr>
+        <w:t>)</w:t>
       </w:r>
       <w:r>
         <w:rPr>
@@ -20842,6 +21139,7 @@
         <w:t>:</w:t>
       </w:r>
       <w:bookmarkEnd w:id="55"/>
+      <w:proofErr w:type="gramEnd"/>
     </w:p>
     <w:p>
       <w:pPr>
@@ -21477,7 +21775,15 @@
         <w:t>)</w:t>
       </w:r>
       <w:r>
-        <w:t xml:space="preserve"> : Le catalogue des voitures utilise une structure en grille (display: </w:t>
+        <w:t xml:space="preserve"> : Le catalogue des voitures utilise une structure en grille (</w:t>
+      </w:r>
+      <w:proofErr w:type="gramStart"/>
+      <w:r>
+        <w:t>display:</w:t>
+      </w:r>
+      <w:proofErr w:type="gramEnd"/>
+      <w:r>
+        <w:t xml:space="preserve"> </w:t>
       </w:r>
       <w:proofErr w:type="spellStart"/>
       <w:r>
@@ -21855,13 +22161,24 @@
         </w:r>
       </w:fldSimple>
       <w:r>
-        <w:t xml:space="preserve">: Page d'accueil </w:t>
+        <w:t xml:space="preserve">: Page </w:t>
+      </w:r>
+      <w:proofErr w:type="gramStart"/>
+      <w:r>
+        <w:t xml:space="preserve">d'accueil </w:t>
       </w:r>
       <w:r>
         <w:rPr>
           <w:noProof/>
         </w:rPr>
-        <w:t xml:space="preserve"> du site</w:t>
+        <w:t xml:space="preserve"> du</w:t>
+      </w:r>
+      <w:proofErr w:type="gramEnd"/>
+      <w:r>
+        <w:rPr>
+          <w:noProof/>
+        </w:rPr>
+        <w:t xml:space="preserve"> site</w:t>
       </w:r>
       <w:bookmarkEnd w:id="62"/>
     </w:p>
@@ -23784,15 +24101,27 @@
           <w:szCs w:val="24"/>
         </w:rPr>
       </w:pPr>
-      <w:r>
-        <w:rPr>
-          <w:rFonts w:ascii="Times New Roman" w:hAnsi="Times New Roman" w:cs="Times New Roman"/>
-          <w:b/>
-          <w:bCs/>
-          <w:sz w:val="24"/>
-          <w:szCs w:val="24"/>
-        </w:rPr>
-        <w:t xml:space="preserve">reactBits – Bibliothèque de composants et d'animations pour l'interface utilisateur : </w:t>
+      <w:proofErr w:type="gramStart"/>
+      <w:r>
+        <w:rPr>
+          <w:rFonts w:ascii="Times New Roman" w:hAnsi="Times New Roman" w:cs="Times New Roman"/>
+          <w:b/>
+          <w:bCs/>
+          <w:sz w:val="24"/>
+          <w:szCs w:val="24"/>
+        </w:rPr>
+        <w:t>reactBits</w:t>
+      </w:r>
+      <w:proofErr w:type="gramEnd"/>
+      <w:r>
+        <w:rPr>
+          <w:rFonts w:ascii="Times New Roman" w:hAnsi="Times New Roman" w:cs="Times New Roman"/>
+          <w:b/>
+          <w:bCs/>
+          <w:sz w:val="24"/>
+          <w:szCs w:val="24"/>
+        </w:rPr>
+        <w:t xml:space="preserve"> – Bibliothèque de composants et d'animations pour l'interface utilisateur : </w:t>
       </w:r>
       <w:hyperlink r:id="rId40" w:tgtFrame="_blank" w:history="1">
         <w:r>
@@ -24112,33 +24441,17 @@
   <w:p>
     <w:pPr>
       <w:pStyle w:val="Header"/>
+      <w:jc w:val="center"/>
     </w:pPr>
     <w:r>
       <w:rPr>
         <w:noProof/>
       </w:rPr>
       <w:drawing>
-        <wp:anchor distT="0" distB="0" distL="114300" distR="114300" simplePos="0" relativeHeight="251660288" behindDoc="1" locked="0" layoutInCell="1" allowOverlap="1" wp14:anchorId="5A1728D8" wp14:editId="6E817DF8">
-          <wp:simplePos x="0" y="0"/>
-          <wp:positionH relativeFrom="column">
-            <wp:posOffset>-398906</wp:posOffset>
-          </wp:positionH>
-          <wp:positionV relativeFrom="paragraph">
-            <wp:posOffset>454247</wp:posOffset>
-          </wp:positionV>
-          <wp:extent cx="1414131" cy="495919"/>
-          <wp:effectExtent l="0" t="0" r="0" b="0"/>
-          <wp:wrapTight wrapText="bothSides">
-            <wp:wrapPolygon edited="0">
-              <wp:start x="0" y="0"/>
-              <wp:lineTo x="0" y="19108"/>
-              <wp:lineTo x="21251" y="19108"/>
-              <wp:lineTo x="21251" y="3323"/>
-              <wp:lineTo x="16884" y="0"/>
-              <wp:lineTo x="0" y="0"/>
-            </wp:wrapPolygon>
-          </wp:wrapTight>
-          <wp:docPr id="523904223" name="Image 3"/>
+        <wp:inline distT="0" distB="0" distL="0" distR="0" wp14:anchorId="3BD8FF72" wp14:editId="6CF15A8E">
+          <wp:extent cx="1594943" cy="782261"/>
+          <wp:effectExtent l="0" t="0" r="5715" b="0"/>
+          <wp:docPr id="1983876588" name="Picture 4"/>
           <wp:cNvGraphicFramePr>
             <a:graphicFrameLocks xmlns:a="http://schemas.openxmlformats.org/drawingml/2006/main" noChangeAspect="1"/>
           </wp:cNvGraphicFramePr>
@@ -24146,10 +24459,8 @@
             <a:graphicData uri="http://schemas.openxmlformats.org/drawingml/2006/picture">
               <pic:pic xmlns:pic="http://schemas.openxmlformats.org/drawingml/2006/picture">
                 <pic:nvPicPr>
-                  <pic:cNvPr id="0" name="Picture 2"/>
-                  <pic:cNvPicPr>
-                    <a:picLocks noChangeAspect="1" noChangeArrowheads="1"/>
-                  </pic:cNvPicPr>
+                  <pic:cNvPr id="1983876588" name="Picture 1983876588"/>
+                  <pic:cNvPicPr/>
                 </pic:nvPicPr>
                 <pic:blipFill>
                   <a:blip r:embed="rId1">
@@ -24159,72 +24470,34 @@
                       </a:ext>
                     </a:extLst>
                   </a:blip>
-                  <a:srcRect/>
                   <a:stretch>
                     <a:fillRect/>
                   </a:stretch>
                 </pic:blipFill>
-                <pic:spPr bwMode="auto">
+                <pic:spPr>
                   <a:xfrm>
                     <a:off x="0" y="0"/>
-                    <a:ext cx="1414131" cy="495919"/>
+                    <a:ext cx="1617969" cy="793554"/>
                   </a:xfrm>
                   <a:prstGeom prst="rect">
                     <a:avLst/>
                   </a:prstGeom>
-                  <a:noFill/>
-                  <a:ln>
-                    <a:noFill/>
-                  </a:ln>
                 </pic:spPr>
               </pic:pic>
             </a:graphicData>
           </a:graphic>
-        </wp:anchor>
+        </wp:inline>
       </w:drawing>
     </w:r>
     <w:r>
       <w:rPr>
-        <w:rFonts w:asciiTheme="majorBidi" w:hAnsiTheme="majorBidi" w:cstheme="majorBidi"/>
-        <w:b/>
-        <w:bCs/>
         <w:noProof/>
-        <w:sz w:val="24"/>
-        <w:szCs w:val="24"/>
       </w:rPr>
       <w:drawing>
-        <wp:anchor distT="0" distB="0" distL="114300" distR="114300" simplePos="0" relativeHeight="251659264" behindDoc="1" locked="0" layoutInCell="1" allowOverlap="1" wp14:anchorId="2CC5C687" wp14:editId="1698DBEF">
-          <wp:simplePos x="0" y="0"/>
-          <wp:positionH relativeFrom="column">
-            <wp:posOffset>5095314</wp:posOffset>
-          </wp:positionH>
-          <wp:positionV relativeFrom="paragraph">
-            <wp:posOffset>-14856</wp:posOffset>
-          </wp:positionV>
-          <wp:extent cx="1116330" cy="1355725"/>
-          <wp:effectExtent l="0" t="0" r="0" b="0"/>
-          <wp:wrapTight wrapText="bothSides">
-            <wp:wrapPolygon edited="0">
-              <wp:start x="9584" y="0"/>
-              <wp:lineTo x="737" y="7891"/>
-              <wp:lineTo x="737" y="8498"/>
-              <wp:lineTo x="8478" y="14872"/>
-              <wp:lineTo x="369" y="16997"/>
-              <wp:lineTo x="0" y="19425"/>
-              <wp:lineTo x="1106" y="21246"/>
-              <wp:lineTo x="20273" y="21246"/>
-              <wp:lineTo x="19536" y="19728"/>
-              <wp:lineTo x="19167" y="19728"/>
-              <wp:lineTo x="21010" y="19121"/>
-              <wp:lineTo x="20642" y="16693"/>
-              <wp:lineTo x="13270" y="14872"/>
-              <wp:lineTo x="21010" y="8498"/>
-              <wp:lineTo x="20642" y="7588"/>
-              <wp:lineTo x="11427" y="0"/>
-              <wp:lineTo x="9584" y="0"/>
-            </wp:wrapPolygon>
-          </wp:wrapTight>
-          <wp:docPr id="516174300" name="Image 2"/>
+        <wp:inline distT="0" distB="0" distL="0" distR="0" wp14:anchorId="4FAA91EA" wp14:editId="5DAC9885">
+          <wp:extent cx="2896349" cy="850743"/>
+          <wp:effectExtent l="0" t="0" r="0" b="6985"/>
+          <wp:docPr id="1087920983" name="Picture 40"/>
           <wp:cNvGraphicFramePr>
             <a:graphicFrameLocks xmlns:a="http://schemas.openxmlformats.org/drawingml/2006/main" noChangeAspect="1"/>
           </wp:cNvGraphicFramePr>
@@ -24232,7 +24505,7 @@
             <a:graphicData uri="http://schemas.openxmlformats.org/drawingml/2006/picture">
               <pic:pic xmlns:pic="http://schemas.openxmlformats.org/drawingml/2006/picture">
                 <pic:nvPicPr>
-                  <pic:cNvPr id="0" name="Picture 1"/>
+                  <pic:cNvPr id="0" name="Picture 562"/>
                   <pic:cNvPicPr>
                     <a:picLocks noChangeAspect="1" noChangeArrowheads="1"/>
                   </pic:cNvPicPr>
@@ -24253,7 +24526,7 @@
                 <pic:spPr bwMode="auto">
                   <a:xfrm>
                     <a:off x="0" y="0"/>
-                    <a:ext cx="1116330" cy="1355725"/>
+                    <a:ext cx="2924844" cy="859113"/>
                   </a:xfrm>
                   <a:prstGeom prst="rect">
                     <a:avLst/>
@@ -24266,13 +24539,60 @@
               </pic:pic>
             </a:graphicData>
           </a:graphic>
-          <wp14:sizeRelH relativeFrom="margin">
-            <wp14:pctWidth>0</wp14:pctWidth>
-          </wp14:sizeRelH>
-          <wp14:sizeRelV relativeFrom="margin">
-            <wp14:pctHeight>0</wp14:pctHeight>
-          </wp14:sizeRelV>
-        </wp:anchor>
+        </wp:inline>
+      </w:drawing>
+    </w:r>
+    <w:r>
+      <w:rPr>
+        <w:noProof/>
+      </w:rPr>
+      <w:drawing>
+        <wp:inline distT="0" distB="0" distL="0" distR="0" wp14:anchorId="62C58E4D" wp14:editId="4BCB4E4E">
+          <wp:extent cx="1063042" cy="948971"/>
+          <wp:effectExtent l="0" t="0" r="0" b="0"/>
+          <wp:docPr id="1767827966" name="Picture 38"/>
+          <wp:cNvGraphicFramePr>
+            <a:graphicFrameLocks xmlns:a="http://schemas.openxmlformats.org/drawingml/2006/main" noChangeAspect="1"/>
+          </wp:cNvGraphicFramePr>
+          <a:graphic xmlns:a="http://schemas.openxmlformats.org/drawingml/2006/main">
+            <a:graphicData uri="http://schemas.openxmlformats.org/drawingml/2006/picture">
+              <pic:pic xmlns:pic="http://schemas.openxmlformats.org/drawingml/2006/picture">
+                <pic:nvPicPr>
+                  <pic:cNvPr id="0" name="Picture 558"/>
+                  <pic:cNvPicPr>
+                    <a:picLocks noChangeAspect="1" noChangeArrowheads="1"/>
+                  </pic:cNvPicPr>
+                </pic:nvPicPr>
+                <pic:blipFill>
+                  <a:blip r:embed="rId3">
+                    <a:extLst>
+                      <a:ext uri="{28A0092B-C50C-407E-A947-70E740481C1C}">
+                        <a14:useLocalDpi xmlns:a14="http://schemas.microsoft.com/office/drawing/2010/main" val="0"/>
+                      </a:ext>
+                    </a:extLst>
+                  </a:blip>
+                  <a:srcRect/>
+                  <a:stretch>
+                    <a:fillRect/>
+                  </a:stretch>
+                </pic:blipFill>
+                <pic:spPr bwMode="auto">
+                  <a:xfrm>
+                    <a:off x="0" y="0"/>
+                    <a:ext cx="1077686" cy="962044"/>
+                  </a:xfrm>
+                  <a:prstGeom prst="rect">
+                    <a:avLst/>
+                  </a:prstGeom>
+                  <a:noFill/>
+                  <a:ln>
+                    <a:noFill/>
+                  </a:ln>
+                </pic:spPr>
+              </pic:pic>
+            </a:graphicData>
+          </a:graphic>
+        </wp:inline>
       </w:drawing>
     </w:r>
   </w:p>
@@ -33095,11 +33415,13 @@
     <w:rsid w:val="00813294"/>
     <w:rsid w:val="0082311C"/>
     <w:rsid w:val="008255D7"/>
+    <w:rsid w:val="0085683E"/>
     <w:rsid w:val="00884DB5"/>
     <w:rsid w:val="008952FA"/>
     <w:rsid w:val="00AC683E"/>
     <w:rsid w:val="00B047C3"/>
     <w:rsid w:val="00DE2E35"/>
+    <w:rsid w:val="00DF392B"/>
   </w:rsids>
   <m:mathPr>
     <m:mathFont m:val="Cambria Math"/>

--- a/rapport/pfe-rapport.docx
+++ b/rapport/pfe-rapport.docx
@@ -462,7 +462,27 @@
           <w:sz w:val="24"/>
           <w:szCs w:val="24"/>
         </w:rPr>
-        <w:t xml:space="preserve"> Bouzam Ayoub</w:t>
+        <w:t xml:space="preserve"> </w:t>
+      </w:r>
+      <w:r>
+        <w:rPr>
+          <w:rFonts w:asciiTheme="majorBidi" w:hAnsiTheme="majorBidi" w:cstheme="majorBidi"/>
+          <w:b/>
+          <w:bCs/>
+          <w:sz w:val="24"/>
+          <w:szCs w:val="24"/>
+        </w:rPr>
+        <w:t xml:space="preserve">  </w:t>
+      </w:r>
+      <w:r>
+        <w:rPr>
+          <w:rFonts w:asciiTheme="majorBidi" w:hAnsiTheme="majorBidi" w:cstheme="majorBidi"/>
+          <w:b/>
+          <w:bCs/>
+          <w:sz w:val="24"/>
+          <w:szCs w:val="24"/>
+        </w:rPr>
+        <w:t>Bouzam Ayoub</w:t>
       </w:r>
     </w:p>
     <w:p>
@@ -552,7 +572,37 @@
           <w:sz w:val="24"/>
           <w:szCs w:val="24"/>
         </w:rPr>
-        <w:t>M. Khriss Abdelaadim</w:t>
+        <w:t>M. K</w:t>
+      </w:r>
+      <w:r>
+        <w:rPr>
+          <w:rFonts w:asciiTheme="majorBidi" w:hAnsiTheme="majorBidi" w:cstheme="majorBidi"/>
+          <w:b/>
+          <w:bCs/>
+          <w:sz w:val="24"/>
+          <w:szCs w:val="24"/>
+        </w:rPr>
+        <w:t>HRISS</w:t>
+      </w:r>
+      <w:r>
+        <w:rPr>
+          <w:rFonts w:asciiTheme="majorBidi" w:hAnsiTheme="majorBidi" w:cstheme="majorBidi"/>
+          <w:b/>
+          <w:bCs/>
+          <w:sz w:val="24"/>
+          <w:szCs w:val="24"/>
+        </w:rPr>
+        <w:t xml:space="preserve"> A</w:t>
+      </w:r>
+      <w:r>
+        <w:rPr>
+          <w:rFonts w:asciiTheme="majorBidi" w:hAnsiTheme="majorBidi" w:cstheme="majorBidi"/>
+          <w:b/>
+          <w:bCs/>
+          <w:sz w:val="24"/>
+          <w:szCs w:val="24"/>
+        </w:rPr>
+        <w:t>BDELAADIM</w:t>
       </w:r>
     </w:p>
     <w:p>
@@ -593,6 +643,16 @@
           <w:sz w:val="24"/>
           <w:szCs w:val="24"/>
         </w:rPr>
+        <w:t xml:space="preserve">   </w:t>
+      </w:r>
+      <w:r>
+        <w:rPr>
+          <w:rFonts w:asciiTheme="majorBidi" w:hAnsiTheme="majorBidi" w:cstheme="majorBidi"/>
+          <w:b/>
+          <w:bCs/>
+          <w:sz w:val="24"/>
+          <w:szCs w:val="24"/>
+        </w:rPr>
         <w:t>1</w:t>
       </w:r>
       <w:r>
@@ -667,47 +727,17 @@
           <w:sz w:val="24"/>
           <w:szCs w:val="24"/>
         </w:rPr>
-        <w:t>M</w:t>
-      </w:r>
-      <w:r>
-        <w:rPr>
-          <w:rFonts w:asciiTheme="majorBidi" w:hAnsiTheme="majorBidi" w:cstheme="majorBidi"/>
-          <w:b/>
-          <w:bCs/>
-          <w:sz w:val="24"/>
-          <w:szCs w:val="24"/>
-        </w:rPr>
-        <w:t>me</w:t>
-      </w:r>
-      <w:r>
-        <w:rPr>
-          <w:rFonts w:asciiTheme="majorBidi" w:hAnsiTheme="majorBidi" w:cstheme="majorBidi"/>
-          <w:b/>
-          <w:bCs/>
-          <w:sz w:val="24"/>
-          <w:szCs w:val="24"/>
-        </w:rPr>
-        <w:t>.</w:t>
-      </w:r>
-      <w:r>
-        <w:rPr>
-          <w:rFonts w:asciiTheme="majorBidi" w:hAnsiTheme="majorBidi" w:cstheme="majorBidi"/>
-          <w:i/>
-          <w:iCs/>
-          <w:sz w:val="24"/>
-          <w:szCs w:val="24"/>
-        </w:rPr>
-        <w:t xml:space="preserve"> </w:t>
-      </w:r>
-      <w:r>
-        <w:rPr>
-          <w:rFonts w:asciiTheme="majorBidi" w:hAnsiTheme="majorBidi" w:cstheme="majorBidi"/>
-          <w:b/>
-          <w:bCs/>
-          <w:sz w:val="24"/>
-          <w:szCs w:val="24"/>
-        </w:rPr>
-        <w:t>ZROURI</w:t>
+        <w:t>M.</w:t>
+      </w:r>
+      <w:r>
+        <w:rPr>
+          <w:rFonts w:asciiTheme="majorBidi" w:hAnsiTheme="majorBidi" w:cstheme="majorBidi"/>
+          <w:b/>
+          <w:bCs/>
+          <w:sz w:val="24"/>
+          <w:szCs w:val="24"/>
+        </w:rPr>
+        <w:t xml:space="preserve"> EL BOUKHARI</w:t>
       </w:r>
     </w:p>
     <w:p>
@@ -7623,6 +7653,302 @@
           </w:p>
         </w:tc>
       </w:tr>
+      <w:tr>
+        <w:tc>
+          <w:tcPr>
+            <w:tcW w:w="4531" w:type="dxa"/>
+          </w:tcPr>
+          <w:p>
+            <w:pPr>
+              <w:spacing w:line="360" w:lineRule="auto"/>
+              <w:jc w:val="center"/>
+              <w:rPr>
+                <w:rFonts w:ascii="Times New Roman" w:hAnsi="Times New Roman" w:cs="Times New Roman"/>
+                <w:sz w:val="24"/>
+                <w:szCs w:val="24"/>
+              </w:rPr>
+            </w:pPr>
+            <w:r>
+              <w:rPr>
+                <w:rFonts w:ascii="Times New Roman" w:hAnsi="Times New Roman" w:cs="Times New Roman"/>
+                <w:sz w:val="24"/>
+                <w:szCs w:val="24"/>
+              </w:rPr>
+              <w:t>PKI</w:t>
+            </w:r>
+          </w:p>
+        </w:tc>
+        <w:tc>
+          <w:tcPr>
+            <w:tcW w:w="4531" w:type="dxa"/>
+          </w:tcPr>
+          <w:p>
+            <w:pPr>
+              <w:spacing w:line="360" w:lineRule="auto"/>
+              <w:jc w:val="center"/>
+              <w:rPr>
+                <w:rFonts w:ascii="Times New Roman" w:hAnsi="Times New Roman" w:cs="Times New Roman"/>
+                <w:sz w:val="24"/>
+                <w:szCs w:val="24"/>
+              </w:rPr>
+            </w:pPr>
+            <w:r>
+              <w:rPr>
+                <w:rFonts w:ascii="Times New Roman" w:hAnsi="Times New Roman" w:cs="Times New Roman"/>
+                <w:sz w:val="24"/>
+                <w:szCs w:val="24"/>
+              </w:rPr>
+              <w:t>Key Performance Indicator</w:t>
+            </w:r>
+          </w:p>
+        </w:tc>
+      </w:tr>
+      <w:tr>
+        <w:tc>
+          <w:tcPr>
+            <w:tcW w:w="4531" w:type="dxa"/>
+          </w:tcPr>
+          <w:p>
+            <w:pPr>
+              <w:spacing w:line="360" w:lineRule="auto"/>
+              <w:jc w:val="center"/>
+              <w:rPr>
+                <w:rFonts w:ascii="Times New Roman" w:hAnsi="Times New Roman" w:cs="Times New Roman"/>
+                <w:sz w:val="24"/>
+                <w:szCs w:val="24"/>
+              </w:rPr>
+            </w:pPr>
+            <w:r>
+              <w:rPr>
+                <w:rFonts w:ascii="Times New Roman" w:hAnsi="Times New Roman" w:cs="Times New Roman"/>
+                <w:sz w:val="24"/>
+                <w:szCs w:val="24"/>
+              </w:rPr>
+              <w:t>SEO</w:t>
+            </w:r>
+          </w:p>
+        </w:tc>
+        <w:tc>
+          <w:tcPr>
+            <w:tcW w:w="4531" w:type="dxa"/>
+          </w:tcPr>
+          <w:p>
+            <w:pPr>
+              <w:spacing w:line="360" w:lineRule="auto"/>
+              <w:jc w:val="center"/>
+              <w:rPr>
+                <w:rFonts w:ascii="Times New Roman" w:hAnsi="Times New Roman" w:cs="Times New Roman"/>
+                <w:sz w:val="24"/>
+                <w:szCs w:val="24"/>
+              </w:rPr>
+            </w:pPr>
+            <w:r>
+              <w:rPr>
+                <w:rFonts w:ascii="Times New Roman" w:hAnsi="Times New Roman" w:cs="Times New Roman"/>
+                <w:sz w:val="24"/>
+                <w:szCs w:val="24"/>
+              </w:rPr>
+              <w:t xml:space="preserve">Search Engine </w:t>
+            </w:r>
+            <w:proofErr w:type="spellStart"/>
+            <w:r>
+              <w:rPr>
+                <w:rFonts w:ascii="Times New Roman" w:hAnsi="Times New Roman" w:cs="Times New Roman"/>
+                <w:sz w:val="24"/>
+                <w:szCs w:val="24"/>
+              </w:rPr>
+              <w:t>Optimization</w:t>
+            </w:r>
+            <w:proofErr w:type="spellEnd"/>
+          </w:p>
+        </w:tc>
+      </w:tr>
+      <w:tr>
+        <w:tc>
+          <w:tcPr>
+            <w:tcW w:w="4531" w:type="dxa"/>
+          </w:tcPr>
+          <w:p>
+            <w:pPr>
+              <w:spacing w:line="360" w:lineRule="auto"/>
+              <w:jc w:val="center"/>
+              <w:rPr>
+                <w:rFonts w:ascii="Times New Roman" w:hAnsi="Times New Roman" w:cs="Times New Roman"/>
+                <w:sz w:val="24"/>
+                <w:szCs w:val="24"/>
+              </w:rPr>
+            </w:pPr>
+            <w:r>
+              <w:rPr>
+                <w:rFonts w:ascii="Times New Roman" w:hAnsi="Times New Roman" w:cs="Times New Roman"/>
+                <w:sz w:val="24"/>
+                <w:szCs w:val="24"/>
+              </w:rPr>
+              <w:t>UI</w:t>
+            </w:r>
+          </w:p>
+        </w:tc>
+        <w:tc>
+          <w:tcPr>
+            <w:tcW w:w="4531" w:type="dxa"/>
+          </w:tcPr>
+          <w:p>
+            <w:pPr>
+              <w:spacing w:line="360" w:lineRule="auto"/>
+              <w:jc w:val="center"/>
+              <w:rPr>
+                <w:rFonts w:ascii="Times New Roman" w:hAnsi="Times New Roman" w:cs="Times New Roman"/>
+                <w:sz w:val="24"/>
+                <w:szCs w:val="24"/>
+              </w:rPr>
+            </w:pPr>
+            <w:r>
+              <w:rPr>
+                <w:rFonts w:ascii="Times New Roman" w:hAnsi="Times New Roman" w:cs="Times New Roman"/>
+                <w:sz w:val="24"/>
+                <w:szCs w:val="24"/>
+              </w:rPr>
+              <w:t>User Interface (Interface Utilisateur)</w:t>
+            </w:r>
+          </w:p>
+        </w:tc>
+      </w:tr>
+      <w:tr>
+        <w:tc>
+          <w:tcPr>
+            <w:tcW w:w="4531" w:type="dxa"/>
+          </w:tcPr>
+          <w:p>
+            <w:pPr>
+              <w:spacing w:line="360" w:lineRule="auto"/>
+              <w:jc w:val="center"/>
+              <w:rPr>
+                <w:rFonts w:ascii="Times New Roman" w:hAnsi="Times New Roman" w:cs="Times New Roman"/>
+                <w:sz w:val="24"/>
+                <w:szCs w:val="24"/>
+              </w:rPr>
+            </w:pPr>
+            <w:r>
+              <w:rPr>
+                <w:rFonts w:ascii="Times New Roman" w:hAnsi="Times New Roman" w:cs="Times New Roman"/>
+                <w:sz w:val="24"/>
+                <w:szCs w:val="24"/>
+              </w:rPr>
+              <w:t>UX</w:t>
+            </w:r>
+          </w:p>
+        </w:tc>
+        <w:tc>
+          <w:tcPr>
+            <w:tcW w:w="4531" w:type="dxa"/>
+          </w:tcPr>
+          <w:p>
+            <w:pPr>
+              <w:spacing w:line="360" w:lineRule="auto"/>
+              <w:jc w:val="center"/>
+              <w:rPr>
+                <w:rFonts w:ascii="Times New Roman" w:hAnsi="Times New Roman" w:cs="Times New Roman"/>
+                <w:sz w:val="24"/>
+                <w:szCs w:val="24"/>
+              </w:rPr>
+            </w:pPr>
+            <w:r>
+              <w:rPr>
+                <w:rFonts w:ascii="Times New Roman" w:hAnsi="Times New Roman" w:cs="Times New Roman"/>
+                <w:sz w:val="24"/>
+                <w:szCs w:val="24"/>
+              </w:rPr>
+              <w:t xml:space="preserve">User </w:t>
+            </w:r>
+            <w:proofErr w:type="spellStart"/>
+            <w:r>
+              <w:rPr>
+                <w:rFonts w:ascii="Times New Roman" w:hAnsi="Times New Roman" w:cs="Times New Roman"/>
+                <w:sz w:val="24"/>
+                <w:szCs w:val="24"/>
+              </w:rPr>
+              <w:t>Experience</w:t>
+            </w:r>
+            <w:proofErr w:type="spellEnd"/>
+            <w:r>
+              <w:rPr>
+                <w:rFonts w:ascii="Times New Roman" w:hAnsi="Times New Roman" w:cs="Times New Roman"/>
+                <w:sz w:val="24"/>
+                <w:szCs w:val="24"/>
+              </w:rPr>
+              <w:t xml:space="preserve"> (Expérience Utilisateur)</w:t>
+            </w:r>
+          </w:p>
+        </w:tc>
+      </w:tr>
+      <w:tr>
+        <w:tc>
+          <w:tcPr>
+            <w:tcW w:w="4531" w:type="dxa"/>
+          </w:tcPr>
+          <w:p>
+            <w:pPr>
+              <w:spacing w:line="360" w:lineRule="auto"/>
+              <w:jc w:val="center"/>
+              <w:rPr>
+                <w:rFonts w:ascii="Times New Roman" w:hAnsi="Times New Roman" w:cs="Times New Roman"/>
+                <w:sz w:val="24"/>
+                <w:szCs w:val="24"/>
+              </w:rPr>
+            </w:pPr>
+            <w:r>
+              <w:rPr>
+                <w:rFonts w:ascii="Times New Roman" w:hAnsi="Times New Roman" w:cs="Times New Roman"/>
+                <w:sz w:val="24"/>
+                <w:szCs w:val="24"/>
+              </w:rPr>
+              <w:t>API</w:t>
+            </w:r>
+          </w:p>
+        </w:tc>
+        <w:tc>
+          <w:tcPr>
+            <w:tcW w:w="4531" w:type="dxa"/>
+          </w:tcPr>
+          <w:p>
+            <w:pPr>
+              <w:spacing w:line="360" w:lineRule="auto"/>
+              <w:jc w:val="center"/>
+              <w:rPr>
+                <w:rFonts w:ascii="Times New Roman" w:hAnsi="Times New Roman" w:cs="Times New Roman"/>
+                <w:sz w:val="24"/>
+                <w:szCs w:val="24"/>
+              </w:rPr>
+            </w:pPr>
+            <w:r>
+              <w:rPr>
+                <w:rFonts w:ascii="Times New Roman" w:hAnsi="Times New Roman" w:cs="Times New Roman"/>
+                <w:sz w:val="24"/>
+                <w:szCs w:val="24"/>
+              </w:rPr>
+              <w:t xml:space="preserve">Application </w:t>
+            </w:r>
+            <w:proofErr w:type="spellStart"/>
+            <w:r>
+              <w:rPr>
+                <w:rFonts w:ascii="Times New Roman" w:hAnsi="Times New Roman" w:cs="Times New Roman"/>
+                <w:sz w:val="24"/>
+                <w:szCs w:val="24"/>
+              </w:rPr>
+              <w:t>Programming</w:t>
+            </w:r>
+            <w:proofErr w:type="spellEnd"/>
+            <w:r>
+              <w:rPr>
+                <w:rFonts w:ascii="Times New Roman" w:hAnsi="Times New Roman" w:cs="Times New Roman"/>
+                <w:sz w:val="24"/>
+                <w:szCs w:val="24"/>
+              </w:rPr>
+              <w:t xml:space="preserve"> Interface</w:t>
+            </w:r>
+          </w:p>
+        </w:tc>
+      </w:tr>
     </w:tbl>
     <w:p/>
     <w:p/>
@@ -7642,11 +7968,6 @@
     <w:p/>
     <w:p/>
     <w:p/>
-    <w:p/>
-    <w:p/>
-    <w:p/>
-    <w:p/>
-    <w:p/>
     <w:p>
       <w:pPr>
         <w:pStyle w:val="Heading1"/>
@@ -7836,7 +8157,27 @@
           <w:sz w:val="24"/>
           <w:szCs w:val="24"/>
         </w:rPr>
-        <w:t>Abdelaadim Khriss</w:t>
+        <w:t>Khriss</w:t>
+      </w:r>
+      <w:r>
+        <w:rPr>
+          <w:rFonts w:asciiTheme="majorBidi" w:hAnsiTheme="majorBidi" w:cstheme="majorBidi"/>
+          <w:b/>
+          <w:bCs/>
+          <w:sz w:val="24"/>
+          <w:szCs w:val="24"/>
+        </w:rPr>
+        <w:t xml:space="preserve"> </w:t>
+      </w:r>
+      <w:r>
+        <w:rPr>
+          <w:rFonts w:asciiTheme="majorBidi" w:hAnsiTheme="majorBidi" w:cstheme="majorBidi"/>
+          <w:b/>
+          <w:bCs/>
+          <w:sz w:val="24"/>
+          <w:szCs w:val="24"/>
+        </w:rPr>
+        <w:t>Abdelaadim</w:t>
       </w:r>
       <w:r>
         <w:rPr>
@@ -11186,7 +11527,7 @@
           <w:noProof/>
         </w:rPr>
         <w:drawing>
-          <wp:inline distT="0" distB="0" distL="0" distR="0" wp14:anchorId="56AF3117" wp14:editId="2DAD22E4">
+          <wp:inline distT="0" distB="0" distL="0" distR="0" wp14:anchorId="56AF3117" wp14:editId="2DF1EF7C">
             <wp:extent cx="4372098" cy="2019300"/>
             <wp:effectExtent l="0" t="0" r="9525" b="0"/>
             <wp:docPr id="608889792" name="Picture 2"/>
@@ -13939,7 +14280,7 @@
           <w:lang w:eastAsia="fr-FR"/>
         </w:rPr>
         <w:drawing>
-          <wp:inline distT="0" distB="0" distL="0" distR="0" wp14:anchorId="54F4420A" wp14:editId="65EF701E">
+          <wp:inline distT="0" distB="0" distL="0" distR="0" wp14:anchorId="54F4420A" wp14:editId="3D95913F">
             <wp:extent cx="5213350" cy="2256130"/>
             <wp:effectExtent l="0" t="0" r="6350" b="0"/>
             <wp:docPr id="189216889" name="Picture 8"/>
@@ -14835,7 +15176,7 @@
           <w:noProof/>
         </w:rPr>
         <w:drawing>
-          <wp:inline distT="0" distB="0" distL="0" distR="0" wp14:anchorId="30C9CC38" wp14:editId="4905287F">
+          <wp:inline distT="0" distB="0" distL="0" distR="0" wp14:anchorId="30C9CC38" wp14:editId="5A6A5D99">
             <wp:extent cx="571500" cy="577850"/>
             <wp:effectExtent l="0" t="0" r="0" b="0"/>
             <wp:docPr id="2063923753" name="Image 12" descr="A black cat in a circle&#10;&#10;Description automatically generated"/>
@@ -23701,18 +24042,20 @@
         <w:jc w:val="center"/>
         <w:rPr>
           <w:rFonts w:ascii="Times New Roman" w:hAnsi="Times New Roman" w:cs="Times New Roman"/>
+          <w:b/>
+          <w:bCs/>
           <w:sz w:val="32"/>
           <w:szCs w:val="32"/>
-          <w:u w:val="single"/>
         </w:rPr>
       </w:pPr>
       <w:bookmarkStart w:id="73" w:name="_Toc226240786"/>
       <w:r>
         <w:rPr>
           <w:rFonts w:ascii="Times New Roman" w:hAnsi="Times New Roman" w:cs="Times New Roman"/>
+          <w:b/>
+          <w:bCs/>
           <w:sz w:val="32"/>
           <w:szCs w:val="32"/>
-          <w:u w:val="single"/>
         </w:rPr>
         <w:t>Conclusion</w:t>
       </w:r>
@@ -23987,26 +24330,41 @@
         <w:jc w:val="center"/>
         <w:rPr>
           <w:rFonts w:asciiTheme="majorBidi" w:hAnsiTheme="majorBidi"/>
+          <w:b/>
+          <w:bCs/>
+          <w:sz w:val="32"/>
+          <w:szCs w:val="32"/>
           <w:lang w:val="en-US"/>
         </w:rPr>
       </w:pPr>
       <w:bookmarkStart w:id="74" w:name="_Toc226240787"/>
-      <w:r>
+    </w:p>
+    <w:p>
+      <w:pPr>
+        <w:pStyle w:val="Heading1"/>
+        <w:spacing w:line="360" w:lineRule="auto"/>
+        <w:jc w:val="center"/>
         <w:rPr>
           <w:rFonts w:asciiTheme="majorBidi" w:hAnsiTheme="majorBidi"/>
+          <w:b/>
+          <w:bCs/>
+          <w:sz w:val="32"/>
+          <w:szCs w:val="32"/>
           <w:lang w:val="en-US"/>
         </w:rPr>
-        <w:lastRenderedPageBreak/>
+      </w:pPr>
+      <w:r>
+        <w:rPr>
+          <w:rFonts w:asciiTheme="majorBidi" w:hAnsiTheme="majorBidi"/>
+          <w:b/>
+          <w:bCs/>
+          <w:sz w:val="32"/>
+          <w:szCs w:val="32"/>
+          <w:lang w:val="en-US"/>
+        </w:rPr>
         <w:t>Bibliothèque</w:t>
       </w:r>
       <w:bookmarkEnd w:id="74"/>
-    </w:p>
-    <w:p>
-      <w:pPr>
-        <w:rPr>
-          <w:lang w:val="en-US"/>
-        </w:rPr>
-      </w:pPr>
     </w:p>
     <w:p>
       <w:pPr>
@@ -24015,23 +24373,42 @@
           <w:numId w:val="58"/>
         </w:numPr>
         <w:spacing w:line="360" w:lineRule="auto"/>
-        <w:rPr>
-          <w:rFonts w:ascii="Times New Roman" w:hAnsi="Times New Roman" w:cs="Times New Roman"/>
-          <w:b/>
-          <w:bCs/>
-          <w:sz w:val="24"/>
-          <w:szCs w:val="24"/>
-        </w:rPr>
-      </w:pPr>
-      <w:r>
-        <w:rPr>
-          <w:rFonts w:ascii="Times New Roman" w:hAnsi="Times New Roman" w:cs="Times New Roman"/>
-          <w:b/>
-          <w:bCs/>
-          <w:sz w:val="24"/>
-          <w:szCs w:val="24"/>
-        </w:rPr>
-        <w:t xml:space="preserve">Vercel – Plateforme d'hébergement et de déploiement continu du projet : </w:t>
+        <w:jc w:val="both"/>
+        <w:rPr>
+          <w:rFonts w:ascii="Times New Roman" w:hAnsi="Times New Roman" w:cs="Times New Roman"/>
+          <w:b/>
+          <w:bCs/>
+          <w:sz w:val="24"/>
+          <w:szCs w:val="24"/>
+        </w:rPr>
+      </w:pPr>
+      <w:r>
+        <w:rPr>
+          <w:rFonts w:ascii="Times New Roman" w:hAnsi="Times New Roman" w:cs="Times New Roman"/>
+          <w:b/>
+          <w:bCs/>
+          <w:sz w:val="24"/>
+          <w:szCs w:val="24"/>
+        </w:rPr>
+        <w:t xml:space="preserve">Vercel – </w:t>
+      </w:r>
+      <w:r>
+        <w:rPr>
+          <w:rFonts w:ascii="Times New Roman" w:hAnsi="Times New Roman" w:cs="Times New Roman"/>
+          <w:sz w:val="24"/>
+          <w:szCs w:val="24"/>
+        </w:rPr>
+        <w:t>Plateforme d'hébergement et de déploiement continu du projet :</w:t>
+      </w:r>
+      <w:r>
+        <w:rPr>
+          <w:rFonts w:ascii="Times New Roman" w:hAnsi="Times New Roman" w:cs="Times New Roman"/>
+          <w:b/>
+          <w:bCs/>
+          <w:sz w:val="24"/>
+          <w:szCs w:val="24"/>
+        </w:rPr>
+        <w:t xml:space="preserve"> </w:t>
       </w:r>
       <w:hyperlink r:id="rId38" w:tgtFrame="_blank" w:history="1">
         <w:r>
@@ -24054,23 +24431,42 @@
           <w:numId w:val="58"/>
         </w:numPr>
         <w:spacing w:line="360" w:lineRule="auto"/>
-        <w:rPr>
-          <w:rFonts w:ascii="Times New Roman" w:hAnsi="Times New Roman" w:cs="Times New Roman"/>
-          <w:b/>
-          <w:bCs/>
-          <w:sz w:val="24"/>
-          <w:szCs w:val="24"/>
-        </w:rPr>
-      </w:pPr>
-      <w:r>
-        <w:rPr>
-          <w:rFonts w:ascii="Times New Roman" w:hAnsi="Times New Roman" w:cs="Times New Roman"/>
-          <w:b/>
-          <w:bCs/>
-          <w:sz w:val="24"/>
-          <w:szCs w:val="24"/>
-        </w:rPr>
-        <w:t xml:space="preserve">GitHub – Système de contrôle de version et plateforme de collaboration en équipe : </w:t>
+        <w:jc w:val="both"/>
+        <w:rPr>
+          <w:rFonts w:ascii="Times New Roman" w:hAnsi="Times New Roman" w:cs="Times New Roman"/>
+          <w:b/>
+          <w:bCs/>
+          <w:sz w:val="24"/>
+          <w:szCs w:val="24"/>
+        </w:rPr>
+      </w:pPr>
+      <w:r>
+        <w:rPr>
+          <w:rFonts w:ascii="Times New Roman" w:hAnsi="Times New Roman" w:cs="Times New Roman"/>
+          <w:b/>
+          <w:bCs/>
+          <w:sz w:val="24"/>
+          <w:szCs w:val="24"/>
+        </w:rPr>
+        <w:t xml:space="preserve">GitHub – </w:t>
+      </w:r>
+      <w:r>
+        <w:rPr>
+          <w:rFonts w:ascii="Times New Roman" w:hAnsi="Times New Roman" w:cs="Times New Roman"/>
+          <w:sz w:val="24"/>
+          <w:szCs w:val="24"/>
+        </w:rPr>
+        <w:t>Système de contrôle de version et plateforme de collaboration en équipe :</w:t>
+      </w:r>
+      <w:r>
+        <w:rPr>
+          <w:rFonts w:ascii="Times New Roman" w:hAnsi="Times New Roman" w:cs="Times New Roman"/>
+          <w:b/>
+          <w:bCs/>
+          <w:sz w:val="24"/>
+          <w:szCs w:val="24"/>
+        </w:rPr>
+        <w:t xml:space="preserve"> </w:t>
       </w:r>
       <w:hyperlink r:id="rId39" w:tgtFrame="_blank" w:history="1">
         <w:r>
@@ -24093,6 +24489,7 @@
           <w:numId w:val="58"/>
         </w:numPr>
         <w:spacing w:line="360" w:lineRule="auto"/>
+        <w:jc w:val="both"/>
         <w:rPr>
           <w:rFonts w:ascii="Times New Roman" w:hAnsi="Times New Roman" w:cs="Times New Roman"/>
           <w:b/>
@@ -24121,7 +24518,25 @@
           <w:sz w:val="24"/>
           <w:szCs w:val="24"/>
         </w:rPr>
-        <w:t xml:space="preserve"> – Bibliothèque de composants et d'animations pour l'interface utilisateur : </w:t>
+        <w:t xml:space="preserve"> – </w:t>
+      </w:r>
+      <w:r>
+        <w:rPr>
+          <w:rFonts w:ascii="Times New Roman" w:hAnsi="Times New Roman" w:cs="Times New Roman"/>
+          <w:sz w:val="24"/>
+          <w:szCs w:val="24"/>
+        </w:rPr>
+        <w:t>Bibliothèque de composants et d'animations pour l'interface utilisateur :</w:t>
+      </w:r>
+      <w:r>
+        <w:rPr>
+          <w:rFonts w:ascii="Times New Roman" w:hAnsi="Times New Roman" w:cs="Times New Roman"/>
+          <w:b/>
+          <w:bCs/>
+          <w:sz w:val="24"/>
+          <w:szCs w:val="24"/>
+        </w:rPr>
+        <w:t xml:space="preserve"> </w:t>
       </w:r>
       <w:hyperlink r:id="rId40" w:tgtFrame="_blank" w:history="1">
         <w:r>
@@ -24144,23 +24559,42 @@
           <w:numId w:val="58"/>
         </w:numPr>
         <w:spacing w:line="360" w:lineRule="auto"/>
-        <w:rPr>
-          <w:rFonts w:ascii="Times New Roman" w:hAnsi="Times New Roman" w:cs="Times New Roman"/>
-          <w:b/>
-          <w:bCs/>
-          <w:sz w:val="24"/>
-          <w:szCs w:val="24"/>
-        </w:rPr>
-      </w:pPr>
-      <w:r>
-        <w:rPr>
-          <w:rFonts w:ascii="Times New Roman" w:hAnsi="Times New Roman" w:cs="Times New Roman"/>
-          <w:b/>
-          <w:bCs/>
-          <w:sz w:val="24"/>
-          <w:szCs w:val="24"/>
-        </w:rPr>
-        <w:t xml:space="preserve">Unsplash – Banque d'images libres de droits à haute résolution : </w:t>
+        <w:jc w:val="both"/>
+        <w:rPr>
+          <w:rFonts w:ascii="Times New Roman" w:hAnsi="Times New Roman" w:cs="Times New Roman"/>
+          <w:b/>
+          <w:bCs/>
+          <w:sz w:val="24"/>
+          <w:szCs w:val="24"/>
+        </w:rPr>
+      </w:pPr>
+      <w:r>
+        <w:rPr>
+          <w:rFonts w:ascii="Times New Roman" w:hAnsi="Times New Roman" w:cs="Times New Roman"/>
+          <w:b/>
+          <w:bCs/>
+          <w:sz w:val="24"/>
+          <w:szCs w:val="24"/>
+        </w:rPr>
+        <w:t xml:space="preserve">Unsplash – </w:t>
+      </w:r>
+      <w:r>
+        <w:rPr>
+          <w:rFonts w:ascii="Times New Roman" w:hAnsi="Times New Roman" w:cs="Times New Roman"/>
+          <w:sz w:val="24"/>
+          <w:szCs w:val="24"/>
+        </w:rPr>
+        <w:t>Banque d'images libres de droits à haute résolution :</w:t>
+      </w:r>
+      <w:r>
+        <w:rPr>
+          <w:rFonts w:ascii="Times New Roman" w:hAnsi="Times New Roman" w:cs="Times New Roman"/>
+          <w:b/>
+          <w:bCs/>
+          <w:sz w:val="24"/>
+          <w:szCs w:val="24"/>
+        </w:rPr>
+        <w:t xml:space="preserve"> </w:t>
       </w:r>
       <w:hyperlink r:id="rId41" w:tgtFrame="_blank" w:history="1">
         <w:r>
@@ -24183,23 +24617,42 @@
           <w:numId w:val="58"/>
         </w:numPr>
         <w:spacing w:line="360" w:lineRule="auto"/>
-        <w:rPr>
-          <w:rFonts w:ascii="Times New Roman" w:hAnsi="Times New Roman" w:cs="Times New Roman"/>
-          <w:b/>
-          <w:bCs/>
-          <w:sz w:val="24"/>
-          <w:szCs w:val="24"/>
-        </w:rPr>
-      </w:pPr>
-      <w:r>
-        <w:rPr>
-          <w:rFonts w:ascii="Times New Roman" w:hAnsi="Times New Roman" w:cs="Times New Roman"/>
-          <w:b/>
-          <w:bCs/>
-          <w:sz w:val="24"/>
-          <w:szCs w:val="24"/>
-        </w:rPr>
-        <w:t xml:space="preserve">Pinterest – Plateforme de recherche d'inspiration visuelle et de conception graphique : </w:t>
+        <w:jc w:val="both"/>
+        <w:rPr>
+          <w:rFonts w:ascii="Times New Roman" w:hAnsi="Times New Roman" w:cs="Times New Roman"/>
+          <w:b/>
+          <w:bCs/>
+          <w:sz w:val="24"/>
+          <w:szCs w:val="24"/>
+        </w:rPr>
+      </w:pPr>
+      <w:r>
+        <w:rPr>
+          <w:rFonts w:ascii="Times New Roman" w:hAnsi="Times New Roman" w:cs="Times New Roman"/>
+          <w:b/>
+          <w:bCs/>
+          <w:sz w:val="24"/>
+          <w:szCs w:val="24"/>
+        </w:rPr>
+        <w:t xml:space="preserve">Pinterest – </w:t>
+      </w:r>
+      <w:r>
+        <w:rPr>
+          <w:rFonts w:ascii="Times New Roman" w:hAnsi="Times New Roman" w:cs="Times New Roman"/>
+          <w:sz w:val="24"/>
+          <w:szCs w:val="24"/>
+        </w:rPr>
+        <w:t>Plateforme de recherche d'inspiration visuelle et de conception graphique :</w:t>
+      </w:r>
+      <w:r>
+        <w:rPr>
+          <w:rFonts w:ascii="Times New Roman" w:hAnsi="Times New Roman" w:cs="Times New Roman"/>
+          <w:b/>
+          <w:bCs/>
+          <w:sz w:val="24"/>
+          <w:szCs w:val="24"/>
+        </w:rPr>
+        <w:t xml:space="preserve"> </w:t>
       </w:r>
       <w:hyperlink r:id="rId42" w:tgtFrame="_blank" w:history="1">
         <w:r>
@@ -24217,7 +24670,141 @@
     </w:p>
     <w:p>
       <w:pPr>
+        <w:numPr>
+          <w:ilvl w:val="0"/>
+          <w:numId w:val="58"/>
+        </w:numPr>
         <w:spacing w:line="360" w:lineRule="auto"/>
+        <w:jc w:val="both"/>
+        <w:rPr>
+          <w:rFonts w:ascii="Times New Roman" w:hAnsi="Times New Roman" w:cs="Times New Roman"/>
+          <w:b/>
+          <w:bCs/>
+          <w:sz w:val="24"/>
+          <w:szCs w:val="24"/>
+        </w:rPr>
+      </w:pPr>
+      <w:proofErr w:type="spellStart"/>
+      <w:r>
+        <w:rPr>
+          <w:rFonts w:ascii="Times New Roman" w:hAnsi="Times New Roman" w:cs="Times New Roman"/>
+          <w:b/>
+          <w:bCs/>
+          <w:sz w:val="24"/>
+          <w:szCs w:val="24"/>
+        </w:rPr>
+        <w:t>L</w:t>
+      </w:r>
+      <w:r>
+        <w:rPr>
+          <w:rFonts w:ascii="Times New Roman" w:hAnsi="Times New Roman" w:cs="Times New Roman"/>
+          <w:b/>
+          <w:bCs/>
+          <w:sz w:val="24"/>
+          <w:szCs w:val="24"/>
+        </w:rPr>
+        <w:t>ucidchart</w:t>
+      </w:r>
+      <w:proofErr w:type="spellEnd"/>
+      <w:r>
+        <w:rPr>
+          <w:rFonts w:ascii="Times New Roman" w:hAnsi="Times New Roman" w:cs="Times New Roman"/>
+          <w:b/>
+          <w:bCs/>
+          <w:sz w:val="24"/>
+          <w:szCs w:val="24"/>
+        </w:rPr>
+        <w:t xml:space="preserve"> - </w:t>
+      </w:r>
+      <w:r>
+        <w:rPr>
+          <w:rFonts w:ascii="Times New Roman" w:hAnsi="Times New Roman" w:cs="Times New Roman"/>
+          <w:sz w:val="24"/>
+          <w:szCs w:val="24"/>
+        </w:rPr>
+        <w:t>O</w:t>
+      </w:r>
+      <w:r>
+        <w:rPr>
+          <w:rFonts w:ascii="Times New Roman" w:hAnsi="Times New Roman" w:cs="Times New Roman"/>
+          <w:sz w:val="24"/>
+          <w:szCs w:val="24"/>
+        </w:rPr>
+        <w:t>util pour dessiner des schémas professionnels</w:t>
+      </w:r>
+      <w:r>
+        <w:rPr>
+          <w:rFonts w:ascii="Times New Roman" w:hAnsi="Times New Roman" w:cs="Times New Roman"/>
+          <w:sz w:val="24"/>
+          <w:szCs w:val="24"/>
+        </w:rPr>
+        <w:t xml:space="preserve"> et des diagrammes</w:t>
+      </w:r>
+      <w:r>
+        <w:rPr>
+          <w:rFonts w:ascii="Times New Roman" w:hAnsi="Times New Roman" w:cs="Times New Roman"/>
+          <w:sz w:val="24"/>
+          <w:szCs w:val="24"/>
+        </w:rPr>
+        <w:t xml:space="preserve"> très facilement</w:t>
+      </w:r>
+      <w:r>
+        <w:rPr>
+          <w:rFonts w:ascii="Times New Roman" w:hAnsi="Times New Roman" w:cs="Times New Roman"/>
+          <w:sz w:val="24"/>
+          <w:szCs w:val="24"/>
+        </w:rPr>
+        <w:t> :</w:t>
+      </w:r>
+      <w:r>
+        <w:rPr>
+          <w:rFonts w:ascii="Times New Roman" w:hAnsi="Times New Roman" w:cs="Times New Roman"/>
+          <w:b/>
+          <w:bCs/>
+          <w:sz w:val="24"/>
+          <w:szCs w:val="24"/>
+        </w:rPr>
+        <w:t xml:space="preserve"> </w:t>
+      </w:r>
+      <w:hyperlink r:id="rId43" w:history="1">
+        <w:r>
+          <w:rPr>
+            <w:rStyle w:val="Hyperlink"/>
+            <w:rFonts w:ascii="Times New Roman" w:hAnsi="Times New Roman" w:cs="Times New Roman"/>
+            <w:b/>
+            <w:bCs/>
+            <w:sz w:val="24"/>
+            <w:szCs w:val="24"/>
+          </w:rPr>
+          <w:t>https://www.lucidchart.com</w:t>
+        </w:r>
+        <w:r>
+          <w:rPr>
+            <w:rStyle w:val="Hyperlink"/>
+            <w:rFonts w:ascii="Times New Roman" w:hAnsi="Times New Roman" w:cs="Times New Roman"/>
+            <w:b/>
+            <w:bCs/>
+            <w:sz w:val="24"/>
+            <w:szCs w:val="24"/>
+          </w:rPr>
+          <w:t>/</w:t>
+        </w:r>
+        <w:r>
+          <w:rPr>
+            <w:rStyle w:val="Hyperlink"/>
+            <w:rFonts w:ascii="Times New Roman" w:hAnsi="Times New Roman" w:cs="Times New Roman"/>
+            <w:b/>
+            <w:bCs/>
+            <w:sz w:val="24"/>
+            <w:szCs w:val="24"/>
+          </w:rPr>
+          <w:t>pages</w:t>
+        </w:r>
+      </w:hyperlink>
+    </w:p>
+    <w:p>
+      <w:pPr>
+        <w:spacing w:line="360" w:lineRule="auto"/>
         <w:rPr>
           <w:rFonts w:ascii="Times New Roman" w:hAnsi="Times New Roman" w:cs="Times New Roman"/>
           <w:b/>
@@ -24228,9 +24815,9 @@
       </w:pPr>
     </w:p>
     <w:sectPr>
-      <w:headerReference w:type="default" r:id="rId43"/>
-      <w:footerReference w:type="default" r:id="rId44"/>
-      <w:headerReference w:type="first" r:id="rId45"/>
+      <w:headerReference w:type="default" r:id="rId44"/>
+      <w:footerReference w:type="default" r:id="rId45"/>
+      <w:headerReference w:type="first" r:id="rId46"/>
       <w:pgSz w:w="11906" w:h="16838"/>
       <w:pgMar w:top="1417" w:right="1417" w:bottom="1417" w:left="1417" w:header="708" w:footer="708" w:gutter="0"/>
       <w:pgBorders w:offsetFrom="page">
@@ -24448,10 +25035,10 @@
         <w:noProof/>
       </w:rPr>
       <w:drawing>
-        <wp:inline distT="0" distB="0" distL="0" distR="0" wp14:anchorId="3BD8FF72" wp14:editId="6CF15A8E">
-          <wp:extent cx="1594943" cy="782261"/>
-          <wp:effectExtent l="0" t="0" r="5715" b="0"/>
-          <wp:docPr id="1983876588" name="Picture 4"/>
+        <wp:inline distT="0" distB="0" distL="0" distR="0" wp14:anchorId="689EBB40" wp14:editId="55E6A069">
+          <wp:extent cx="5190410" cy="911411"/>
+          <wp:effectExtent l="0" t="0" r="0" b="3175"/>
+          <wp:docPr id="1696738759" name="Picture 4"/>
           <wp:cNvGraphicFramePr>
             <a:graphicFrameLocks xmlns:a="http://schemas.openxmlformats.org/drawingml/2006/main" noChangeAspect="1"/>
           </wp:cNvGraphicFramePr>
@@ -24459,7 +25046,7 @@
             <a:graphicData uri="http://schemas.openxmlformats.org/drawingml/2006/picture">
               <pic:pic xmlns:pic="http://schemas.openxmlformats.org/drawingml/2006/picture">
                 <pic:nvPicPr>
-                  <pic:cNvPr id="1983876588" name="Picture 1983876588"/>
+                  <pic:cNvPr id="1696738759" name="Picture 1696738759"/>
                   <pic:cNvPicPr/>
                 </pic:nvPicPr>
                 <pic:blipFill>
@@ -24477,117 +25064,11 @@
                 <pic:spPr>
                   <a:xfrm>
                     <a:off x="0" y="0"/>
-                    <a:ext cx="1617969" cy="793554"/>
+                    <a:ext cx="5239789" cy="920082"/>
                   </a:xfrm>
                   <a:prstGeom prst="rect">
                     <a:avLst/>
                   </a:prstGeom>
-                </pic:spPr>
-              </pic:pic>
-            </a:graphicData>
-          </a:graphic>
-        </wp:inline>
-      </w:drawing>
-    </w:r>
-    <w:r>
-      <w:rPr>
-        <w:noProof/>
-      </w:rPr>
-      <w:drawing>
-        <wp:inline distT="0" distB="0" distL="0" distR="0" wp14:anchorId="4FAA91EA" wp14:editId="5DAC9885">
-          <wp:extent cx="2896349" cy="850743"/>
-          <wp:effectExtent l="0" t="0" r="0" b="6985"/>
-          <wp:docPr id="1087920983" name="Picture 40"/>
-          <wp:cNvGraphicFramePr>
-            <a:graphicFrameLocks xmlns:a="http://schemas.openxmlformats.org/drawingml/2006/main" noChangeAspect="1"/>
-          </wp:cNvGraphicFramePr>
-          <a:graphic xmlns:a="http://schemas.openxmlformats.org/drawingml/2006/main">
-            <a:graphicData uri="http://schemas.openxmlformats.org/drawingml/2006/picture">
-              <pic:pic xmlns:pic="http://schemas.openxmlformats.org/drawingml/2006/picture">
-                <pic:nvPicPr>
-                  <pic:cNvPr id="0" name="Picture 562"/>
-                  <pic:cNvPicPr>
-                    <a:picLocks noChangeAspect="1" noChangeArrowheads="1"/>
-                  </pic:cNvPicPr>
-                </pic:nvPicPr>
-                <pic:blipFill>
-                  <a:blip r:embed="rId2">
-                    <a:extLst>
-                      <a:ext uri="{28A0092B-C50C-407E-A947-70E740481C1C}">
-                        <a14:useLocalDpi xmlns:a14="http://schemas.microsoft.com/office/drawing/2010/main" val="0"/>
-                      </a:ext>
-                    </a:extLst>
-                  </a:blip>
-                  <a:srcRect/>
-                  <a:stretch>
-                    <a:fillRect/>
-                  </a:stretch>
-                </pic:blipFill>
-                <pic:spPr bwMode="auto">
-                  <a:xfrm>
-                    <a:off x="0" y="0"/>
-                    <a:ext cx="2924844" cy="859113"/>
-                  </a:xfrm>
-                  <a:prstGeom prst="rect">
-                    <a:avLst/>
-                  </a:prstGeom>
-                  <a:noFill/>
-                  <a:ln>
-                    <a:noFill/>
-                  </a:ln>
-                </pic:spPr>
-              </pic:pic>
-            </a:graphicData>
-          </a:graphic>
-        </wp:inline>
-      </w:drawing>
-    </w:r>
-    <w:r>
-      <w:rPr>
-        <w:noProof/>
-      </w:rPr>
-      <w:drawing>
-        <wp:inline distT="0" distB="0" distL="0" distR="0" wp14:anchorId="62C58E4D" wp14:editId="4BCB4E4E">
-          <wp:extent cx="1063042" cy="948971"/>
-          <wp:effectExtent l="0" t="0" r="0" b="0"/>
-          <wp:docPr id="1767827966" name="Picture 38"/>
-          <wp:cNvGraphicFramePr>
-            <a:graphicFrameLocks xmlns:a="http://schemas.openxmlformats.org/drawingml/2006/main" noChangeAspect="1"/>
-          </wp:cNvGraphicFramePr>
-          <a:graphic xmlns:a="http://schemas.openxmlformats.org/drawingml/2006/main">
-            <a:graphicData uri="http://schemas.openxmlformats.org/drawingml/2006/picture">
-              <pic:pic xmlns:pic="http://schemas.openxmlformats.org/drawingml/2006/picture">
-                <pic:nvPicPr>
-                  <pic:cNvPr id="0" name="Picture 558"/>
-                  <pic:cNvPicPr>
-                    <a:picLocks noChangeAspect="1" noChangeArrowheads="1"/>
-                  </pic:cNvPicPr>
-                </pic:nvPicPr>
-                <pic:blipFill>
-                  <a:blip r:embed="rId3">
-                    <a:extLst>
-                      <a:ext uri="{28A0092B-C50C-407E-A947-70E740481C1C}">
-                        <a14:useLocalDpi xmlns:a14="http://schemas.microsoft.com/office/drawing/2010/main" val="0"/>
-                      </a:ext>
-                    </a:extLst>
-                  </a:blip>
-                  <a:srcRect/>
-                  <a:stretch>
-                    <a:fillRect/>
-                  </a:stretch>
-                </pic:blipFill>
-                <pic:spPr bwMode="auto">
-                  <a:xfrm>
-                    <a:off x="0" y="0"/>
-                    <a:ext cx="1077686" cy="962044"/>
-                  </a:xfrm>
-                  <a:prstGeom prst="rect">
-                    <a:avLst/>
-                  </a:prstGeom>
-                  <a:noFill/>
-                  <a:ln>
-                    <a:noFill/>
-                  </a:ln>
                 </pic:spPr>
               </pic:pic>
             </a:graphicData>
@@ -32770,7 +33251,6 @@
   <w:style w:type="character" w:default="1" w:styleId="DefaultParagraphFont">
     <w:name w:val="Default Paragraph Font"/>
     <w:uiPriority w:val="1"/>
-    <w:semiHidden/>
     <w:unhideWhenUsed/>
   </w:style>
   <w:style w:type="table" w:default="1" w:styleId="TableNormal">
@@ -33290,6 +33770,18 @@
       <w:spacing w:after="0"/>
     </w:pPr>
   </w:style>
+  <w:style w:type="character" w:styleId="FollowedHyperlink">
+    <w:name w:val="FollowedHyperlink"/>
+    <w:basedOn w:val="DefaultParagraphFont"/>
+    <w:uiPriority w:val="99"/>
+    <w:semiHidden/>
+    <w:unhideWhenUsed/>
+    <w:rsid w:val="00B97427"/>
+    <w:rPr>
+      <w:color w:val="954F72" w:themeColor="followedHyperlink"/>
+      <w:u w:val="single"/>
+    </w:rPr>
+  </w:style>
 </w:styles>
 </file>
 
@@ -33402,6 +33894,7 @@
     <w:rsidRoot w:val="00B047C3"/>
     <w:rsid w:val="000076AA"/>
     <w:rsid w:val="000522E6"/>
+    <w:rsid w:val="000F60D0"/>
     <w:rsid w:val="001C2B2E"/>
     <w:rsid w:val="00305437"/>
     <w:rsid w:val="0033089D"/>
@@ -33420,6 +33913,7 @@
     <w:rsid w:val="008952FA"/>
     <w:rsid w:val="00AC683E"/>
     <w:rsid w:val="00B047C3"/>
+    <w:rsid w:val="00BB7223"/>
     <w:rsid w:val="00DE2E35"/>
     <w:rsid w:val="00DF392B"/>
   </w:rsids>

--- a/rapport/pfe-rapport.docx
+++ b/rapport/pfe-rapport.docx
@@ -1028,7 +1028,7 @@
               <w:u w:val="single"/>
             </w:rPr>
           </w:pPr>
-          <w:bookmarkStart w:id="0" w:name="_Toc226240743"/>
+          <w:bookmarkStart w:id="0" w:name="_Toc226412964"/>
           <w:proofErr w:type="spellStart"/>
           <w:r>
             <w:rPr>
@@ -1077,7 +1077,7 @@
             </w:rPr>
             <w:fldChar w:fldCharType="separate"/>
           </w:r>
-          <w:hyperlink w:anchor="_Toc226240743" w:history="1">
+          <w:hyperlink w:anchor="_Toc226412964" w:history="1">
             <w:r>
               <w:rPr>
                 <w:rStyle w:val="Hyperlink"/>
@@ -1110,7 +1110,7 @@
                 <w:noProof/>
                 <w:webHidden/>
               </w:rPr>
-              <w:instrText xml:space="preserve"> PAGEREF _Toc226240743 \h </w:instrText>
+              <w:instrText xml:space="preserve"> PAGEREF _Toc226412964 \h </w:instrText>
             </w:r>
             <w:r>
               <w:rPr>
@@ -1155,7 +1155,7 @@
               <w:lang w:eastAsia="fr-FR"/>
             </w:rPr>
           </w:pPr>
-          <w:hyperlink w:anchor="_Toc226240744" w:history="1">
+          <w:hyperlink w:anchor="_Toc226412965" w:history="1">
             <w:r>
               <w:rPr>
                 <w:rStyle w:val="Hyperlink"/>
@@ -1185,7 +1185,7 @@
                 <w:noProof/>
                 <w:webHidden/>
               </w:rPr>
-              <w:instrText xml:space="preserve"> PAGEREF _Toc226240744 \h </w:instrText>
+              <w:instrText xml:space="preserve"> PAGEREF _Toc226412965 \h </w:instrText>
             </w:r>
             <w:r>
               <w:rPr>
@@ -1230,7 +1230,7 @@
               <w:lang w:eastAsia="fr-FR"/>
             </w:rPr>
           </w:pPr>
-          <w:hyperlink w:anchor="_Toc226240745" w:history="1">
+          <w:hyperlink w:anchor="_Toc226412966" w:history="1">
             <w:r>
               <w:rPr>
                 <w:rStyle w:val="Hyperlink"/>
@@ -1260,7 +1260,7 @@
                 <w:noProof/>
                 <w:webHidden/>
               </w:rPr>
-              <w:instrText xml:space="preserve"> PAGEREF _Toc226240745 \h </w:instrText>
+              <w:instrText xml:space="preserve"> PAGEREF _Toc226412966 \h </w:instrText>
             </w:r>
             <w:r>
               <w:rPr>
@@ -1305,7 +1305,7 @@
               <w:lang w:eastAsia="fr-FR"/>
             </w:rPr>
           </w:pPr>
-          <w:hyperlink w:anchor="_Toc226240746" w:history="1">
+          <w:hyperlink w:anchor="_Toc226412967" w:history="1">
             <w:r>
               <w:rPr>
                 <w:rStyle w:val="Hyperlink"/>
@@ -1335,7 +1335,7 @@
                 <w:noProof/>
                 <w:webHidden/>
               </w:rPr>
-              <w:instrText xml:space="preserve"> PAGEREF _Toc226240746 \h </w:instrText>
+              <w:instrText xml:space="preserve"> PAGEREF _Toc226412967 \h </w:instrText>
             </w:r>
             <w:r>
               <w:rPr>
@@ -1380,7 +1380,7 @@
               <w:lang w:eastAsia="fr-FR"/>
             </w:rPr>
           </w:pPr>
-          <w:hyperlink w:anchor="_Toc226240747" w:history="1">
+          <w:hyperlink w:anchor="_Toc226412968" w:history="1">
             <w:r>
               <w:rPr>
                 <w:rStyle w:val="Hyperlink"/>
@@ -1410,7 +1410,7 @@
                 <w:noProof/>
                 <w:webHidden/>
               </w:rPr>
-              <w:instrText xml:space="preserve"> PAGEREF _Toc226240747 \h </w:instrText>
+              <w:instrText xml:space="preserve"> PAGEREF _Toc226412968 \h </w:instrText>
             </w:r>
             <w:r>
               <w:rPr>
@@ -1455,7 +1455,7 @@
               <w:lang w:eastAsia="fr-FR"/>
             </w:rPr>
           </w:pPr>
-          <w:hyperlink w:anchor="_Toc226240748" w:history="1">
+          <w:hyperlink w:anchor="_Toc226412969" w:history="1">
             <w:r>
               <w:rPr>
                 <w:rStyle w:val="Hyperlink"/>
@@ -1485,7 +1485,7 @@
                 <w:noProof/>
                 <w:webHidden/>
               </w:rPr>
-              <w:instrText xml:space="preserve"> PAGEREF _Toc226240748 \h </w:instrText>
+              <w:instrText xml:space="preserve"> PAGEREF _Toc226412969 \h </w:instrText>
             </w:r>
             <w:r>
               <w:rPr>
@@ -1505,7 +1505,7 @@
                 <w:noProof/>
                 <w:webHidden/>
               </w:rPr>
-              <w:t>10</w:t>
+              <w:t>9</w:t>
             </w:r>
             <w:r>
               <w:rPr>
@@ -1531,7 +1531,7 @@
               <w:lang w:eastAsia="fr-FR"/>
             </w:rPr>
           </w:pPr>
-          <w:hyperlink w:anchor="_Toc226240749" w:history="1">
+          <w:hyperlink w:anchor="_Toc226412970" w:history="1">
             <w:r>
               <w:rPr>
                 <w:rStyle w:val="Hyperlink"/>
@@ -1577,7 +1577,7 @@
                 <w:noProof/>
                 <w:webHidden/>
               </w:rPr>
-              <w:instrText xml:space="preserve"> PAGEREF _Toc226240749 \h </w:instrText>
+              <w:instrText xml:space="preserve"> PAGEREF _Toc226412970 \h </w:instrText>
             </w:r>
             <w:r>
               <w:rPr>
@@ -1597,7 +1597,7 @@
                 <w:noProof/>
                 <w:webHidden/>
               </w:rPr>
-              <w:t>10</w:t>
+              <w:t>9</w:t>
             </w:r>
             <w:r>
               <w:rPr>
@@ -1623,7 +1623,7 @@
               <w:lang w:eastAsia="fr-FR"/>
             </w:rPr>
           </w:pPr>
-          <w:hyperlink w:anchor="_Toc226240750" w:history="1">
+          <w:hyperlink w:anchor="_Toc226412971" w:history="1">
             <w:r>
               <w:rPr>
                 <w:rStyle w:val="Hyperlink"/>
@@ -1669,7 +1669,7 @@
                 <w:noProof/>
                 <w:webHidden/>
               </w:rPr>
-              <w:instrText xml:space="preserve"> PAGEREF _Toc226240750 \h </w:instrText>
+              <w:instrText xml:space="preserve"> PAGEREF _Toc226412971 \h </w:instrText>
             </w:r>
             <w:r>
               <w:rPr>
@@ -1715,7 +1715,7 @@
               <w:lang w:eastAsia="fr-FR"/>
             </w:rPr>
           </w:pPr>
-          <w:hyperlink w:anchor="_Toc226240751" w:history="1">
+          <w:hyperlink w:anchor="_Toc226412972" w:history="1">
             <w:r>
               <w:rPr>
                 <w:rStyle w:val="Hyperlink"/>
@@ -1761,7 +1761,7 @@
                 <w:noProof/>
                 <w:webHidden/>
               </w:rPr>
-              <w:instrText xml:space="preserve"> PAGEREF _Toc226240751 \h </w:instrText>
+              <w:instrText xml:space="preserve"> PAGEREF _Toc226412972 \h </w:instrText>
             </w:r>
             <w:r>
               <w:rPr>
@@ -1807,7 +1807,7 @@
               <w:lang w:eastAsia="fr-FR"/>
             </w:rPr>
           </w:pPr>
-          <w:hyperlink w:anchor="_Toc226240752" w:history="1">
+          <w:hyperlink w:anchor="_Toc226412973" w:history="1">
             <w:r>
               <w:rPr>
                 <w:rStyle w:val="Hyperlink"/>
@@ -1853,7 +1853,7 @@
                 <w:noProof/>
                 <w:webHidden/>
               </w:rPr>
-              <w:instrText xml:space="preserve"> PAGEREF _Toc226240752 \h </w:instrText>
+              <w:instrText xml:space="preserve"> PAGEREF _Toc226412973 \h </w:instrText>
             </w:r>
             <w:r>
               <w:rPr>
@@ -1899,7 +1899,7 @@
               <w:lang w:eastAsia="fr-FR"/>
             </w:rPr>
           </w:pPr>
-          <w:hyperlink w:anchor="_Toc226240753" w:history="1">
+          <w:hyperlink w:anchor="_Toc226412974" w:history="1">
             <w:r>
               <w:rPr>
                 <w:rStyle w:val="Hyperlink"/>
@@ -1945,7 +1945,7 @@
                 <w:noProof/>
                 <w:webHidden/>
               </w:rPr>
-              <w:instrText xml:space="preserve"> PAGEREF _Toc226240753 \h </w:instrText>
+              <w:instrText xml:space="preserve"> PAGEREF _Toc226412974 \h </w:instrText>
             </w:r>
             <w:r>
               <w:rPr>
@@ -1990,7 +1990,7 @@
               <w:lang w:eastAsia="fr-FR"/>
             </w:rPr>
           </w:pPr>
-          <w:hyperlink w:anchor="_Toc226240754" w:history="1">
+          <w:hyperlink w:anchor="_Toc226412975" w:history="1">
             <w:r>
               <w:rPr>
                 <w:rStyle w:val="Hyperlink"/>
@@ -2020,7 +2020,7 @@
                 <w:noProof/>
                 <w:webHidden/>
               </w:rPr>
-              <w:instrText xml:space="preserve"> PAGEREF _Toc226240754 \h </w:instrText>
+              <w:instrText xml:space="preserve"> PAGEREF _Toc226412975 \h </w:instrText>
             </w:r>
             <w:r>
               <w:rPr>
@@ -2066,7 +2066,7 @@
               <w:lang w:eastAsia="fr-FR"/>
             </w:rPr>
           </w:pPr>
-          <w:hyperlink w:anchor="_Toc226240755" w:history="1">
+          <w:hyperlink w:anchor="_Toc226412976" w:history="1">
             <w:r>
               <w:rPr>
                 <w:rStyle w:val="Hyperlink"/>
@@ -2112,7 +2112,7 @@
                 <w:noProof/>
                 <w:webHidden/>
               </w:rPr>
-              <w:instrText xml:space="preserve"> PAGEREF _Toc226240755 \h </w:instrText>
+              <w:instrText xml:space="preserve"> PAGEREF _Toc226412976 \h </w:instrText>
             </w:r>
             <w:r>
               <w:rPr>
@@ -2158,7 +2158,7 @@
               <w:lang w:eastAsia="fr-FR"/>
             </w:rPr>
           </w:pPr>
-          <w:hyperlink w:anchor="_Toc226240756" w:history="1">
+          <w:hyperlink w:anchor="_Toc226412977" w:history="1">
             <w:r>
               <w:rPr>
                 <w:rStyle w:val="Hyperlink"/>
@@ -2206,7 +2206,7 @@
                 <w:noProof/>
                 <w:webHidden/>
               </w:rPr>
-              <w:instrText xml:space="preserve"> PAGEREF _Toc226240756 \h </w:instrText>
+              <w:instrText xml:space="preserve"> PAGEREF _Toc226412977 \h </w:instrText>
             </w:r>
             <w:r>
               <w:rPr>
@@ -2252,7 +2252,7 @@
               <w:lang w:eastAsia="fr-FR"/>
             </w:rPr>
           </w:pPr>
-          <w:hyperlink w:anchor="_Toc226240757" w:history="1">
+          <w:hyperlink w:anchor="_Toc226412978" w:history="1">
             <w:r>
               <w:rPr>
                 <w:rStyle w:val="Hyperlink"/>
@@ -2298,7 +2298,7 @@
                 <w:noProof/>
                 <w:webHidden/>
               </w:rPr>
-              <w:instrText xml:space="preserve"> PAGEREF _Toc226240757 \h </w:instrText>
+              <w:instrText xml:space="preserve"> PAGEREF _Toc226412978 \h </w:instrText>
             </w:r>
             <w:r>
               <w:rPr>
@@ -2344,7 +2344,7 @@
               <w:lang w:eastAsia="fr-FR"/>
             </w:rPr>
           </w:pPr>
-          <w:hyperlink w:anchor="_Toc226240758" w:history="1">
+          <w:hyperlink w:anchor="_Toc226412979" w:history="1">
             <w:r>
               <w:rPr>
                 <w:rStyle w:val="Hyperlink"/>
@@ -2390,7 +2390,7 @@
                 <w:noProof/>
                 <w:webHidden/>
               </w:rPr>
-              <w:instrText xml:space="preserve"> PAGEREF _Toc226240758 \h </w:instrText>
+              <w:instrText xml:space="preserve"> PAGEREF _Toc226412979 \h </w:instrText>
             </w:r>
             <w:r>
               <w:rPr>
@@ -2435,7 +2435,7 @@
               <w:lang w:eastAsia="fr-FR"/>
             </w:rPr>
           </w:pPr>
-          <w:hyperlink w:anchor="_Toc226240759" w:history="1">
+          <w:hyperlink w:anchor="_Toc226412980" w:history="1">
             <w:r>
               <w:rPr>
                 <w:rStyle w:val="Hyperlink"/>
@@ -2465,7 +2465,7 @@
                 <w:noProof/>
                 <w:webHidden/>
               </w:rPr>
-              <w:instrText xml:space="preserve"> PAGEREF _Toc226240759 \h </w:instrText>
+              <w:instrText xml:space="preserve"> PAGEREF _Toc226412980 \h </w:instrText>
             </w:r>
             <w:r>
               <w:rPr>
@@ -2511,7 +2511,7 @@
               <w:lang w:eastAsia="fr-FR"/>
             </w:rPr>
           </w:pPr>
-          <w:hyperlink w:anchor="_Toc226240760" w:history="1">
+          <w:hyperlink w:anchor="_Toc226412981" w:history="1">
             <w:r>
               <w:rPr>
                 <w:rStyle w:val="Hyperlink"/>
@@ -2557,7 +2557,7 @@
                 <w:noProof/>
                 <w:webHidden/>
               </w:rPr>
-              <w:instrText xml:space="preserve"> PAGEREF _Toc226240760 \h </w:instrText>
+              <w:instrText xml:space="preserve"> PAGEREF _Toc226412981 \h </w:instrText>
             </w:r>
             <w:r>
               <w:rPr>
@@ -2603,7 +2603,7 @@
               <w:lang w:eastAsia="fr-FR"/>
             </w:rPr>
           </w:pPr>
-          <w:hyperlink w:anchor="_Toc226240761" w:history="1">
+          <w:hyperlink w:anchor="_Toc226412982" w:history="1">
             <w:r>
               <w:rPr>
                 <w:rStyle w:val="Hyperlink"/>
@@ -2649,7 +2649,7 @@
                 <w:noProof/>
                 <w:webHidden/>
               </w:rPr>
-              <w:instrText xml:space="preserve"> PAGEREF _Toc226240761 \h </w:instrText>
+              <w:instrText xml:space="preserve"> PAGEREF _Toc226412982 \h </w:instrText>
             </w:r>
             <w:r>
               <w:rPr>
@@ -2695,7 +2695,7 @@
               <w:lang w:eastAsia="fr-FR"/>
             </w:rPr>
           </w:pPr>
-          <w:hyperlink w:anchor="_Toc226240762" w:history="1">
+          <w:hyperlink w:anchor="_Toc226412983" w:history="1">
             <w:r>
               <w:rPr>
                 <w:rStyle w:val="Hyperlink"/>
@@ -2741,7 +2741,7 @@
                 <w:noProof/>
                 <w:webHidden/>
               </w:rPr>
-              <w:instrText xml:space="preserve"> PAGEREF _Toc226240762 \h </w:instrText>
+              <w:instrText xml:space="preserve"> PAGEREF _Toc226412983 \h </w:instrText>
             </w:r>
             <w:r>
               <w:rPr>
@@ -2787,7 +2787,7 @@
               <w:lang w:eastAsia="fr-FR"/>
             </w:rPr>
           </w:pPr>
-          <w:hyperlink w:anchor="_Toc226240763" w:history="1">
+          <w:hyperlink w:anchor="_Toc226412984" w:history="1">
             <w:r>
               <w:rPr>
                 <w:rStyle w:val="Hyperlink"/>
@@ -2833,7 +2833,7 @@
                 <w:noProof/>
                 <w:webHidden/>
               </w:rPr>
-              <w:instrText xml:space="preserve"> PAGEREF _Toc226240763 \h </w:instrText>
+              <w:instrText xml:space="preserve"> PAGEREF _Toc226412984 \h </w:instrText>
             </w:r>
             <w:r>
               <w:rPr>
@@ -2879,7 +2879,7 @@
               <w:lang w:eastAsia="fr-FR"/>
             </w:rPr>
           </w:pPr>
-          <w:hyperlink w:anchor="_Toc226240764" w:history="1">
+          <w:hyperlink w:anchor="_Toc226412985" w:history="1">
             <w:r>
               <w:rPr>
                 <w:rStyle w:val="Hyperlink"/>
@@ -2927,7 +2927,7 @@
                 <w:noProof/>
                 <w:webHidden/>
               </w:rPr>
-              <w:instrText xml:space="preserve"> PAGEREF _Toc226240764 \h </w:instrText>
+              <w:instrText xml:space="preserve"> PAGEREF _Toc226412985 \h </w:instrText>
             </w:r>
             <w:r>
               <w:rPr>
@@ -2947,7 +2947,7 @@
                 <w:noProof/>
                 <w:webHidden/>
               </w:rPr>
-              <w:t>23</w:t>
+              <w:t>24</w:t>
             </w:r>
             <w:r>
               <w:rPr>
@@ -2973,7 +2973,7 @@
               <w:lang w:eastAsia="fr-FR"/>
             </w:rPr>
           </w:pPr>
-          <w:hyperlink w:anchor="_Toc226240765" w:history="1">
+          <w:hyperlink w:anchor="_Toc226412986" w:history="1">
             <w:r>
               <w:rPr>
                 <w:rStyle w:val="Hyperlink"/>
@@ -3019,7 +3019,7 @@
                 <w:noProof/>
                 <w:webHidden/>
               </w:rPr>
-              <w:instrText xml:space="preserve"> PAGEREF _Toc226240765 \h </w:instrText>
+              <w:instrText xml:space="preserve"> PAGEREF _Toc226412986 \h </w:instrText>
             </w:r>
             <w:r>
               <w:rPr>
@@ -3039,7 +3039,7 @@
                 <w:noProof/>
                 <w:webHidden/>
               </w:rPr>
-              <w:t>24</w:t>
+              <w:t>25</w:t>
             </w:r>
             <w:r>
               <w:rPr>
@@ -3065,7 +3065,7 @@
               <w:lang w:eastAsia="fr-FR"/>
             </w:rPr>
           </w:pPr>
-          <w:hyperlink w:anchor="_Toc226240766" w:history="1">
+          <w:hyperlink w:anchor="_Toc226412987" w:history="1">
             <w:r>
               <w:rPr>
                 <w:rStyle w:val="Hyperlink"/>
@@ -3111,7 +3111,7 @@
                 <w:noProof/>
                 <w:webHidden/>
               </w:rPr>
-              <w:instrText xml:space="preserve"> PAGEREF _Toc226240766 \h </w:instrText>
+              <w:instrText xml:space="preserve"> PAGEREF _Toc226412987 \h </w:instrText>
             </w:r>
             <w:r>
               <w:rPr>
@@ -3131,7 +3131,7 @@
                 <w:noProof/>
                 <w:webHidden/>
               </w:rPr>
-              <w:t>25</w:t>
+              <w:t>26</w:t>
             </w:r>
             <w:r>
               <w:rPr>
@@ -3157,7 +3157,7 @@
               <w:lang w:eastAsia="fr-FR"/>
             </w:rPr>
           </w:pPr>
-          <w:hyperlink w:anchor="_Toc226240767" w:history="1">
+          <w:hyperlink w:anchor="_Toc226412988" w:history="1">
             <w:r>
               <w:rPr>
                 <w:rStyle w:val="Hyperlink"/>
@@ -3203,7 +3203,7 @@
                 <w:noProof/>
                 <w:webHidden/>
               </w:rPr>
-              <w:instrText xml:space="preserve"> PAGEREF _Toc226240767 \h </w:instrText>
+              <w:instrText xml:space="preserve"> PAGEREF _Toc226412988 \h </w:instrText>
             </w:r>
             <w:r>
               <w:rPr>
@@ -3223,7 +3223,7 @@
                 <w:noProof/>
                 <w:webHidden/>
               </w:rPr>
-              <w:t>25</w:t>
+              <w:t>26</w:t>
             </w:r>
             <w:r>
               <w:rPr>
@@ -3249,7 +3249,7 @@
               <w:lang w:eastAsia="fr-FR"/>
             </w:rPr>
           </w:pPr>
-          <w:hyperlink w:anchor="_Toc226240768" w:history="1">
+          <w:hyperlink w:anchor="_Toc226412989" w:history="1">
             <w:r>
               <w:rPr>
                 <w:rStyle w:val="Hyperlink"/>
@@ -3295,7 +3295,7 @@
                 <w:noProof/>
                 <w:webHidden/>
               </w:rPr>
-              <w:instrText xml:space="preserve"> PAGEREF _Toc226240768 \h </w:instrText>
+              <w:instrText xml:space="preserve"> PAGEREF _Toc226412989 \h </w:instrText>
             </w:r>
             <w:r>
               <w:rPr>
@@ -3315,7 +3315,7 @@
                 <w:noProof/>
                 <w:webHidden/>
               </w:rPr>
-              <w:t>26</w:t>
+              <w:t>27</w:t>
             </w:r>
             <w:r>
               <w:rPr>
@@ -3341,7 +3341,7 @@
               <w:lang w:eastAsia="fr-FR"/>
             </w:rPr>
           </w:pPr>
-          <w:hyperlink w:anchor="_Toc226240769" w:history="1">
+          <w:hyperlink w:anchor="_Toc226412990" w:history="1">
             <w:r>
               <w:rPr>
                 <w:rStyle w:val="Hyperlink"/>
@@ -3387,7 +3387,7 @@
                 <w:noProof/>
                 <w:webHidden/>
               </w:rPr>
-              <w:instrText xml:space="preserve"> PAGEREF _Toc226240769 \h </w:instrText>
+              <w:instrText xml:space="preserve"> PAGEREF _Toc226412990 \h </w:instrText>
             </w:r>
             <w:r>
               <w:rPr>
@@ -3407,7 +3407,7 @@
                 <w:noProof/>
                 <w:webHidden/>
               </w:rPr>
-              <w:t>27</w:t>
+              <w:t>28</w:t>
             </w:r>
             <w:r>
               <w:rPr>
@@ -3432,7 +3432,7 @@
               <w:lang w:eastAsia="fr-FR"/>
             </w:rPr>
           </w:pPr>
-          <w:hyperlink w:anchor="_Toc226240770" w:history="1">
+          <w:hyperlink w:anchor="_Toc226412991" w:history="1">
             <w:r>
               <w:rPr>
                 <w:rStyle w:val="Hyperlink"/>
@@ -3462,7 +3462,7 @@
                 <w:noProof/>
                 <w:webHidden/>
               </w:rPr>
-              <w:instrText xml:space="preserve"> PAGEREF _Toc226240770 \h </w:instrText>
+              <w:instrText xml:space="preserve"> PAGEREF _Toc226412991 \h </w:instrText>
             </w:r>
             <w:r>
               <w:rPr>
@@ -3482,7 +3482,7 @@
                 <w:noProof/>
                 <w:webHidden/>
               </w:rPr>
-              <w:t>30</w:t>
+              <w:t>31</w:t>
             </w:r>
             <w:r>
               <w:rPr>
@@ -3508,7 +3508,7 @@
               <w:lang w:eastAsia="fr-FR"/>
             </w:rPr>
           </w:pPr>
-          <w:hyperlink w:anchor="_Toc226240771" w:history="1">
+          <w:hyperlink w:anchor="_Toc226412992" w:history="1">
             <w:r>
               <w:rPr>
                 <w:rStyle w:val="Hyperlink"/>
@@ -3554,7 +3554,7 @@
                 <w:noProof/>
                 <w:webHidden/>
               </w:rPr>
-              <w:instrText xml:space="preserve"> PAGEREF _Toc226240771 \h </w:instrText>
+              <w:instrText xml:space="preserve"> PAGEREF _Toc226412992 \h </w:instrText>
             </w:r>
             <w:r>
               <w:rPr>
@@ -3574,7 +3574,7 @@
                 <w:noProof/>
                 <w:webHidden/>
               </w:rPr>
-              <w:t>30</w:t>
+              <w:t>31</w:t>
             </w:r>
             <w:r>
               <w:rPr>
@@ -3600,7 +3600,7 @@
               <w:lang w:eastAsia="fr-FR"/>
             </w:rPr>
           </w:pPr>
-          <w:hyperlink w:anchor="_Toc226240772" w:history="1">
+          <w:hyperlink w:anchor="_Toc226412993" w:history="1">
             <w:r>
               <w:rPr>
                 <w:rStyle w:val="Hyperlink"/>
@@ -3646,7 +3646,7 @@
                 <w:noProof/>
                 <w:webHidden/>
               </w:rPr>
-              <w:instrText xml:space="preserve"> PAGEREF _Toc226240772 \h </w:instrText>
+              <w:instrText xml:space="preserve"> PAGEREF _Toc226412993 \h </w:instrText>
             </w:r>
             <w:r>
               <w:rPr>
@@ -3666,7 +3666,7 @@
                 <w:noProof/>
                 <w:webHidden/>
               </w:rPr>
-              <w:t>30</w:t>
+              <w:t>31</w:t>
             </w:r>
             <w:r>
               <w:rPr>
@@ -3692,7 +3692,7 @@
               <w:lang w:eastAsia="fr-FR"/>
             </w:rPr>
           </w:pPr>
-          <w:hyperlink w:anchor="_Toc226240773" w:history="1">
+          <w:hyperlink w:anchor="_Toc226412994" w:history="1">
             <w:r>
               <w:rPr>
                 <w:rStyle w:val="Hyperlink"/>
@@ -3739,7 +3739,7 @@
                 <w:noProof/>
                 <w:webHidden/>
               </w:rPr>
-              <w:instrText xml:space="preserve"> PAGEREF _Toc226240773 \h </w:instrText>
+              <w:instrText xml:space="preserve"> PAGEREF _Toc226412994 \h </w:instrText>
             </w:r>
             <w:r>
               <w:rPr>
@@ -3759,7 +3759,7 @@
                 <w:noProof/>
                 <w:webHidden/>
               </w:rPr>
-              <w:t>30</w:t>
+              <w:t>31</w:t>
             </w:r>
             <w:r>
               <w:rPr>
@@ -3785,7 +3785,7 @@
               <w:lang w:eastAsia="fr-FR"/>
             </w:rPr>
           </w:pPr>
-          <w:hyperlink w:anchor="_Toc226240774" w:history="1">
+          <w:hyperlink w:anchor="_Toc226412995" w:history="1">
             <w:r>
               <w:rPr>
                 <w:rStyle w:val="Hyperlink"/>
@@ -3831,7 +3831,7 @@
                 <w:noProof/>
                 <w:webHidden/>
               </w:rPr>
-              <w:instrText xml:space="preserve"> PAGEREF _Toc226240774 \h </w:instrText>
+              <w:instrText xml:space="preserve"> PAGEREF _Toc226412995 \h </w:instrText>
             </w:r>
             <w:r>
               <w:rPr>
@@ -3851,7 +3851,7 @@
                 <w:noProof/>
                 <w:webHidden/>
               </w:rPr>
-              <w:t>31</w:t>
+              <w:t>32</w:t>
             </w:r>
             <w:r>
               <w:rPr>
@@ -3877,7 +3877,7 @@
               <w:lang w:eastAsia="fr-FR"/>
             </w:rPr>
           </w:pPr>
-          <w:hyperlink w:anchor="_Toc226240775" w:history="1">
+          <w:hyperlink w:anchor="_Toc226412996" w:history="1">
             <w:r>
               <w:rPr>
                 <w:rStyle w:val="Hyperlink"/>
@@ -3923,7 +3923,7 @@
                 <w:noProof/>
                 <w:webHidden/>
               </w:rPr>
-              <w:instrText xml:space="preserve"> PAGEREF _Toc226240775 \h </w:instrText>
+              <w:instrText xml:space="preserve"> PAGEREF _Toc226412996 \h </w:instrText>
             </w:r>
             <w:r>
               <w:rPr>
@@ -3943,7 +3943,7 @@
                 <w:noProof/>
                 <w:webHidden/>
               </w:rPr>
-              <w:t>31</w:t>
+              <w:t>32</w:t>
             </w:r>
             <w:r>
               <w:rPr>
@@ -3969,7 +3969,7 @@
               <w:lang w:eastAsia="fr-FR"/>
             </w:rPr>
           </w:pPr>
-          <w:hyperlink w:anchor="_Toc226240776" w:history="1">
+          <w:hyperlink w:anchor="_Toc226412997" w:history="1">
             <w:r>
               <w:rPr>
                 <w:rStyle w:val="Hyperlink"/>
@@ -4015,7 +4015,7 @@
                 <w:noProof/>
                 <w:webHidden/>
               </w:rPr>
-              <w:instrText xml:space="preserve"> PAGEREF _Toc226240776 \h </w:instrText>
+              <w:instrText xml:space="preserve"> PAGEREF _Toc226412997 \h </w:instrText>
             </w:r>
             <w:r>
               <w:rPr>
@@ -4035,7 +4035,7 @@
                 <w:noProof/>
                 <w:webHidden/>
               </w:rPr>
-              <w:t>31</w:t>
+              <w:t>32</w:t>
             </w:r>
             <w:r>
               <w:rPr>
@@ -4061,7 +4061,7 @@
               <w:lang w:eastAsia="fr-FR"/>
             </w:rPr>
           </w:pPr>
-          <w:hyperlink w:anchor="_Toc226240777" w:history="1">
+          <w:hyperlink w:anchor="_Toc226412998" w:history="1">
             <w:r>
               <w:rPr>
                 <w:rStyle w:val="Hyperlink"/>
@@ -4107,7 +4107,7 @@
                 <w:noProof/>
                 <w:webHidden/>
               </w:rPr>
-              <w:instrText xml:space="preserve"> PAGEREF _Toc226240777 \h </w:instrText>
+              <w:instrText xml:space="preserve"> PAGEREF _Toc226412998 \h </w:instrText>
             </w:r>
             <w:r>
               <w:rPr>
@@ -4127,7 +4127,7 @@
                 <w:noProof/>
                 <w:webHidden/>
               </w:rPr>
-              <w:t>32</w:t>
+              <w:t>33</w:t>
             </w:r>
             <w:r>
               <w:rPr>
@@ -4153,7 +4153,7 @@
               <w:lang w:eastAsia="fr-FR"/>
             </w:rPr>
           </w:pPr>
-          <w:hyperlink w:anchor="_Toc226240778" w:history="1">
+          <w:hyperlink w:anchor="_Toc226412999" w:history="1">
             <w:r>
               <w:rPr>
                 <w:rStyle w:val="Hyperlink"/>
@@ -4199,7 +4199,7 @@
                 <w:noProof/>
                 <w:webHidden/>
               </w:rPr>
-              <w:instrText xml:space="preserve"> PAGEREF _Toc226240778 \h </w:instrText>
+              <w:instrText xml:space="preserve"> PAGEREF _Toc226412999 \h </w:instrText>
             </w:r>
             <w:r>
               <w:rPr>
@@ -4219,7 +4219,7 @@
                 <w:noProof/>
                 <w:webHidden/>
               </w:rPr>
-              <w:t>32</w:t>
+              <w:t>33</w:t>
             </w:r>
             <w:r>
               <w:rPr>
@@ -4245,7 +4245,7 @@
               <w:lang w:eastAsia="fr-FR"/>
             </w:rPr>
           </w:pPr>
-          <w:hyperlink w:anchor="_Toc226240779" w:history="1">
+          <w:hyperlink w:anchor="_Toc226413000" w:history="1">
             <w:r>
               <w:rPr>
                 <w:rStyle w:val="Hyperlink"/>
@@ -4301,7 +4301,7 @@
                 <w:noProof/>
                 <w:webHidden/>
               </w:rPr>
-              <w:instrText xml:space="preserve"> PAGEREF _Toc226240779 \h </w:instrText>
+              <w:instrText xml:space="preserve"> PAGEREF _Toc226413000 \h </w:instrText>
             </w:r>
             <w:r>
               <w:rPr>
@@ -4321,7 +4321,7 @@
                 <w:noProof/>
                 <w:webHidden/>
               </w:rPr>
-              <w:t>32</w:t>
+              <w:t>33</w:t>
             </w:r>
             <w:r>
               <w:rPr>
@@ -4347,7 +4347,7 @@
               <w:lang w:eastAsia="fr-FR"/>
             </w:rPr>
           </w:pPr>
-          <w:hyperlink w:anchor="_Toc226240780" w:history="1">
+          <w:hyperlink w:anchor="_Toc226413001" w:history="1">
             <w:r>
               <w:rPr>
                 <w:rStyle w:val="Hyperlink"/>
@@ -4399,7 +4399,7 @@
                 <w:noProof/>
                 <w:webHidden/>
               </w:rPr>
-              <w:instrText xml:space="preserve"> PAGEREF _Toc226240780 \h </w:instrText>
+              <w:instrText xml:space="preserve"> PAGEREF _Toc226413001 \h </w:instrText>
             </w:r>
             <w:r>
               <w:rPr>
@@ -4419,7 +4419,7 @@
                 <w:noProof/>
                 <w:webHidden/>
               </w:rPr>
-              <w:t>33</w:t>
+              <w:t>34</w:t>
             </w:r>
             <w:r>
               <w:rPr>
@@ -4445,7 +4445,7 @@
               <w:lang w:eastAsia="fr-FR"/>
             </w:rPr>
           </w:pPr>
-          <w:hyperlink w:anchor="_Toc226240781" w:history="1">
+          <w:hyperlink w:anchor="_Toc226413002" w:history="1">
             <w:r>
               <w:rPr>
                 <w:rStyle w:val="Hyperlink"/>
@@ -4490,7 +4490,7 @@
                 <w:noProof/>
                 <w:webHidden/>
               </w:rPr>
-              <w:instrText xml:space="preserve"> PAGEREF _Toc226240781 \h </w:instrText>
+              <w:instrText xml:space="preserve"> PAGEREF _Toc226413002 \h </w:instrText>
             </w:r>
             <w:r>
               <w:rPr>
@@ -4510,7 +4510,7 @@
                 <w:noProof/>
                 <w:webHidden/>
               </w:rPr>
-              <w:t>33</w:t>
+              <w:t>34</w:t>
             </w:r>
             <w:r>
               <w:rPr>
@@ -4536,7 +4536,7 @@
               <w:lang w:eastAsia="fr-FR"/>
             </w:rPr>
           </w:pPr>
-          <w:hyperlink w:anchor="_Toc226240782" w:history="1">
+          <w:hyperlink w:anchor="_Toc226413003" w:history="1">
             <w:r>
               <w:rPr>
                 <w:rStyle w:val="Hyperlink"/>
@@ -4582,7 +4582,7 @@
                 <w:noProof/>
                 <w:webHidden/>
               </w:rPr>
-              <w:instrText xml:space="preserve"> PAGEREF _Toc226240782 \h </w:instrText>
+              <w:instrText xml:space="preserve"> PAGEREF _Toc226413003 \h </w:instrText>
             </w:r>
             <w:r>
               <w:rPr>
@@ -4602,7 +4602,7 @@
                 <w:noProof/>
                 <w:webHidden/>
               </w:rPr>
-              <w:t>33</w:t>
+              <w:t>34</w:t>
             </w:r>
             <w:r>
               <w:rPr>
@@ -4628,7 +4628,7 @@
               <w:lang w:eastAsia="fr-FR"/>
             </w:rPr>
           </w:pPr>
-          <w:hyperlink w:anchor="_Toc226240783" w:history="1">
+          <w:hyperlink w:anchor="_Toc226413004" w:history="1">
             <w:r>
               <w:rPr>
                 <w:rStyle w:val="Hyperlink"/>
@@ -4672,7 +4672,7 @@
                 <w:noProof/>
                 <w:webHidden/>
               </w:rPr>
-              <w:instrText xml:space="preserve"> PAGEREF _Toc226240783 \h </w:instrText>
+              <w:instrText xml:space="preserve"> PAGEREF _Toc226413004 \h </w:instrText>
             </w:r>
             <w:r>
               <w:rPr>
@@ -4692,7 +4692,7 @@
                 <w:noProof/>
                 <w:webHidden/>
               </w:rPr>
-              <w:t>34</w:t>
+              <w:t>35</w:t>
             </w:r>
             <w:r>
               <w:rPr>
@@ -4718,7 +4718,7 @@
               <w:lang w:eastAsia="fr-FR"/>
             </w:rPr>
           </w:pPr>
-          <w:hyperlink w:anchor="_Toc226240784" w:history="1">
+          <w:hyperlink w:anchor="_Toc226413005" w:history="1">
             <w:r>
               <w:rPr>
                 <w:rStyle w:val="Hyperlink"/>
@@ -4762,7 +4762,7 @@
                 <w:noProof/>
                 <w:webHidden/>
               </w:rPr>
-              <w:instrText xml:space="preserve"> PAGEREF _Toc226240784 \h </w:instrText>
+              <w:instrText xml:space="preserve"> PAGEREF _Toc226413005 \h </w:instrText>
             </w:r>
             <w:r>
               <w:rPr>
@@ -4782,7 +4782,7 @@
                 <w:noProof/>
                 <w:webHidden/>
               </w:rPr>
-              <w:t>34</w:t>
+              <w:t>35</w:t>
             </w:r>
             <w:r>
               <w:rPr>
@@ -4808,7 +4808,7 @@
               <w:lang w:eastAsia="fr-FR"/>
             </w:rPr>
           </w:pPr>
-          <w:hyperlink w:anchor="_Toc226240785" w:history="1">
+          <w:hyperlink w:anchor="_Toc226413006" w:history="1">
             <w:r>
               <w:rPr>
                 <w:rStyle w:val="Hyperlink"/>
@@ -4852,7 +4852,7 @@
                 <w:noProof/>
                 <w:webHidden/>
               </w:rPr>
-              <w:instrText xml:space="preserve"> PAGEREF _Toc226240785 \h </w:instrText>
+              <w:instrText xml:space="preserve"> PAGEREF _Toc226413006 \h </w:instrText>
             </w:r>
             <w:r>
               <w:rPr>
@@ -4872,7 +4872,7 @@
                 <w:noProof/>
                 <w:webHidden/>
               </w:rPr>
-              <w:t>36</w:t>
+              <w:t>37</w:t>
             </w:r>
             <w:r>
               <w:rPr>
@@ -4897,11 +4897,13 @@
               <w:lang w:eastAsia="fr-FR"/>
             </w:rPr>
           </w:pPr>
-          <w:hyperlink w:anchor="_Toc226240786" w:history="1">
+          <w:hyperlink w:anchor="_Toc226413007" w:history="1">
             <w:r>
               <w:rPr>
                 <w:rStyle w:val="Hyperlink"/>
                 <w:rFonts w:ascii="Times New Roman" w:hAnsi="Times New Roman" w:cs="Times New Roman"/>
+                <w:b/>
+                <w:bCs/>
                 <w:noProof/>
               </w:rPr>
               <w:t>Conclusion</w:t>
@@ -4925,7 +4927,7 @@
                 <w:noProof/>
                 <w:webHidden/>
               </w:rPr>
-              <w:instrText xml:space="preserve"> PAGEREF _Toc226240786 \h </w:instrText>
+              <w:instrText xml:space="preserve"> PAGEREF _Toc226413007 \h </w:instrText>
             </w:r>
             <w:r>
               <w:rPr>
@@ -4945,7 +4947,7 @@
                 <w:noProof/>
                 <w:webHidden/>
               </w:rPr>
-              <w:t>40</w:t>
+              <w:t>41</w:t>
             </w:r>
             <w:r>
               <w:rPr>
@@ -4970,11 +4972,13 @@
               <w:lang w:eastAsia="fr-FR"/>
             </w:rPr>
           </w:pPr>
-          <w:hyperlink w:anchor="_Toc226240787" w:history="1">
+          <w:hyperlink w:anchor="_Toc226413008" w:history="1">
             <w:r>
               <w:rPr>
                 <w:rStyle w:val="Hyperlink"/>
                 <w:rFonts w:asciiTheme="majorBidi" w:hAnsiTheme="majorBidi"/>
+                <w:b/>
+                <w:bCs/>
                 <w:noProof/>
                 <w:lang w:val="en-US"/>
               </w:rPr>
@@ -4999,7 +5003,7 @@
                 <w:noProof/>
                 <w:webHidden/>
               </w:rPr>
-              <w:instrText xml:space="preserve"> PAGEREF _Toc226240787 \h </w:instrText>
+              <w:instrText xml:space="preserve"> PAGEREF _Toc226413008 \h </w:instrText>
             </w:r>
             <w:r>
               <w:rPr>
@@ -5019,7 +5023,7 @@
                 <w:noProof/>
                 <w:webHidden/>
               </w:rPr>
-              <w:t>41</w:t>
+              <w:t>42</w:t>
             </w:r>
             <w:r>
               <w:rPr>
@@ -5185,7 +5189,7 @@
           <w:u w:val="single"/>
         </w:rPr>
       </w:pPr>
-      <w:bookmarkStart w:id="1" w:name="_Toc226240744"/>
+      <w:bookmarkStart w:id="1" w:name="_Toc226412965"/>
       <w:r>
         <w:rPr>
           <w:rFonts w:ascii="Times New Roman" w:hAnsi="Times New Roman" w:cs="Times New Roman"/>
@@ -5223,7 +5227,7 @@
       <w:r>
         <w:fldChar w:fldCharType="separate"/>
       </w:r>
-      <w:hyperlink w:anchor="_Toc226240788" w:history="1">
+      <w:hyperlink w:anchor="_Toc226412934" w:history="1">
         <w:r>
           <w:rPr>
             <w:rStyle w:val="Hyperlink"/>
@@ -5251,7 +5255,7 @@
             <w:noProof/>
             <w:webHidden/>
           </w:rPr>
-          <w:instrText xml:space="preserve"> PAGEREF _Toc226240788 \h </w:instrText>
+          <w:instrText xml:space="preserve"> PAGEREF _Toc226412934 \h </w:instrText>
         </w:r>
         <w:r>
           <w:rPr>
@@ -5296,7 +5300,7 @@
           <w:lang w:eastAsia="fr-FR"/>
         </w:rPr>
       </w:pPr>
-      <w:hyperlink w:anchor="_Toc226240789" w:history="1">
+      <w:hyperlink w:anchor="_Toc226412935" w:history="1">
         <w:r>
           <w:rPr>
             <w:rStyle w:val="Hyperlink"/>
@@ -5324,7 +5328,7 @@
             <w:noProof/>
             <w:webHidden/>
           </w:rPr>
-          <w:instrText xml:space="preserve"> PAGEREF _Toc226240789 \h </w:instrText>
+          <w:instrText xml:space="preserve"> PAGEREF _Toc226412935 \h </w:instrText>
         </w:r>
         <w:r>
           <w:rPr>
@@ -5369,7 +5373,7 @@
           <w:lang w:eastAsia="fr-FR"/>
         </w:rPr>
       </w:pPr>
-      <w:hyperlink w:anchor="_Toc226240790" w:history="1">
+      <w:hyperlink w:anchor="_Toc226412936" w:history="1">
         <w:r>
           <w:rPr>
             <w:rStyle w:val="Hyperlink"/>
@@ -5397,7 +5401,7 @@
             <w:noProof/>
             <w:webHidden/>
           </w:rPr>
-          <w:instrText xml:space="preserve"> PAGEREF _Toc226240790 \h </w:instrText>
+          <w:instrText xml:space="preserve"> PAGEREF _Toc226412936 \h </w:instrText>
         </w:r>
         <w:r>
           <w:rPr>
@@ -5442,14 +5446,13 @@
           <w:lang w:eastAsia="fr-FR"/>
         </w:rPr>
       </w:pPr>
-      <w:hyperlink w:anchor="_Toc226240791" w:history="1">
+      <w:hyperlink w:anchor="_Toc226412937" w:history="1">
         <w:r>
           <w:rPr>
             <w:rStyle w:val="Hyperlink"/>
-            <w:rFonts w:asciiTheme="majorBidi" w:hAnsiTheme="majorBidi" w:cstheme="majorBidi"/>
             <w:noProof/>
           </w:rPr>
-          <w:t>Figure 4: Logo de Flask</w:t>
+          <w:t>Figure 4: Logo html</w:t>
         </w:r>
         <w:r>
           <w:rPr>
@@ -5470,7 +5473,7 @@
             <w:noProof/>
             <w:webHidden/>
           </w:rPr>
-          <w:instrText xml:space="preserve"> PAGEREF _Toc226240791 \h </w:instrText>
+          <w:instrText xml:space="preserve"> PAGEREF _Toc226412937 \h </w:instrText>
         </w:r>
         <w:r>
           <w:rPr>
@@ -5515,14 +5518,13 @@
           <w:lang w:eastAsia="fr-FR"/>
         </w:rPr>
       </w:pPr>
-      <w:hyperlink w:anchor="_Toc226240792" w:history="1">
+      <w:hyperlink w:anchor="_Toc226412938" w:history="1">
         <w:r>
           <w:rPr>
             <w:rStyle w:val="Hyperlink"/>
-            <w:rFonts w:asciiTheme="majorBidi" w:hAnsiTheme="majorBidi" w:cstheme="majorBidi"/>
             <w:noProof/>
           </w:rPr>
-          <w:t>Figure 5: Logo de PostgreSQL</w:t>
+          <w:t>Figure 5: logo Typescript</w:t>
         </w:r>
         <w:r>
           <w:rPr>
@@ -5543,80 +5545,7 @@
             <w:noProof/>
             <w:webHidden/>
           </w:rPr>
-          <w:instrText xml:space="preserve"> PAGEREF _Toc226240792 \h </w:instrText>
-        </w:r>
-        <w:r>
-          <w:rPr>
-            <w:noProof/>
-            <w:webHidden/>
-          </w:rPr>
-        </w:r>
-        <w:r>
-          <w:rPr>
-            <w:noProof/>
-            <w:webHidden/>
-          </w:rPr>
-          <w:fldChar w:fldCharType="separate"/>
-        </w:r>
-        <w:r>
-          <w:rPr>
-            <w:noProof/>
-            <w:webHidden/>
-          </w:rPr>
-          <w:t>20</w:t>
-        </w:r>
-        <w:r>
-          <w:rPr>
-            <w:noProof/>
-            <w:webHidden/>
-          </w:rPr>
-          <w:fldChar w:fldCharType="end"/>
-        </w:r>
-      </w:hyperlink>
-    </w:p>
-    <w:p>
-      <w:pPr>
-        <w:pStyle w:val="TableofFigures"/>
-        <w:tabs>
-          <w:tab w:val="right" w:leader="dot" w:pos="9062"/>
-        </w:tabs>
-        <w:rPr>
-          <w:rFonts w:eastAsiaTheme="minorEastAsia"/>
-          <w:noProof/>
-          <w:sz w:val="24"/>
-          <w:szCs w:val="24"/>
-          <w:lang w:eastAsia="fr-FR"/>
-        </w:rPr>
-      </w:pPr>
-      <w:hyperlink w:anchor="_Toc226240793" w:history="1">
-        <w:r>
-          <w:rPr>
-            <w:rStyle w:val="Hyperlink"/>
-            <w:rFonts w:asciiTheme="majorBidi" w:hAnsiTheme="majorBidi" w:cstheme="majorBidi"/>
-            <w:noProof/>
-          </w:rPr>
-          <w:t>Figure 6: Logo de Figma</w:t>
-        </w:r>
-        <w:r>
-          <w:rPr>
-            <w:noProof/>
-            <w:webHidden/>
-          </w:rPr>
-          <w:tab/>
-        </w:r>
-        <w:r>
-          <w:rPr>
-            <w:noProof/>
-            <w:webHidden/>
-          </w:rPr>
-          <w:fldChar w:fldCharType="begin"/>
-        </w:r>
-        <w:r>
-          <w:rPr>
-            <w:noProof/>
-            <w:webHidden/>
-          </w:rPr>
-          <w:instrText xml:space="preserve"> PAGEREF _Toc226240793 \h </w:instrText>
+          <w:instrText xml:space="preserve"> PAGEREF _Toc226412938 \h </w:instrText>
         </w:r>
         <w:r>
           <w:rPr>
@@ -5661,14 +5590,14 @@
           <w:lang w:eastAsia="fr-FR"/>
         </w:rPr>
       </w:pPr>
-      <w:hyperlink w:anchor="_Toc226240794" w:history="1">
+      <w:hyperlink w:anchor="_Toc226412939" w:history="1">
         <w:r>
           <w:rPr>
             <w:rStyle w:val="Hyperlink"/>
             <w:rFonts w:asciiTheme="majorBidi" w:hAnsiTheme="majorBidi" w:cstheme="majorBidi"/>
             <w:noProof/>
           </w:rPr>
-          <w:t>Figure 7: Logo de Photoshop</w:t>
+          <w:t>Figure 6: Logo de Flask</w:t>
         </w:r>
         <w:r>
           <w:rPr>
@@ -5689,7 +5618,7 @@
             <w:noProof/>
             <w:webHidden/>
           </w:rPr>
-          <w:instrText xml:space="preserve"> PAGEREF _Toc226240794 \h </w:instrText>
+          <w:instrText xml:space="preserve"> PAGEREF _Toc226412939 \h </w:instrText>
         </w:r>
         <w:r>
           <w:rPr>
@@ -5734,14 +5663,14 @@
           <w:lang w:eastAsia="fr-FR"/>
         </w:rPr>
       </w:pPr>
-      <w:hyperlink w:anchor="_Toc226240795" w:history="1">
+      <w:hyperlink w:anchor="_Toc226412940" w:history="1">
         <w:r>
           <w:rPr>
             <w:rStyle w:val="Hyperlink"/>
             <w:rFonts w:asciiTheme="majorBidi" w:hAnsiTheme="majorBidi" w:cstheme="majorBidi"/>
             <w:noProof/>
           </w:rPr>
-          <w:t>Figure 8: Logo de illustrator</w:t>
+          <w:t>Figure 7: Logo de PostgreSQL</w:t>
         </w:r>
         <w:r>
           <w:rPr>
@@ -5762,7 +5691,7 @@
             <w:noProof/>
             <w:webHidden/>
           </w:rPr>
-          <w:instrText xml:space="preserve"> PAGEREF _Toc226240795 \h </w:instrText>
+          <w:instrText xml:space="preserve"> PAGEREF _Toc226412940 \h </w:instrText>
         </w:r>
         <w:r>
           <w:rPr>
@@ -5807,14 +5736,14 @@
           <w:lang w:eastAsia="fr-FR"/>
         </w:rPr>
       </w:pPr>
-      <w:hyperlink w:anchor="_Toc226240796" w:history="1">
+      <w:hyperlink w:anchor="_Toc226412941" w:history="1">
         <w:r>
           <w:rPr>
             <w:rStyle w:val="Hyperlink"/>
             <w:rFonts w:asciiTheme="majorBidi" w:hAnsiTheme="majorBidi" w:cstheme="majorBidi"/>
             <w:noProof/>
           </w:rPr>
-          <w:t>Figure 9: Logo  du site web</w:t>
+          <w:t>Figure 8: Logo de Figma</w:t>
         </w:r>
         <w:r>
           <w:rPr>
@@ -5835,7 +5764,7 @@
             <w:noProof/>
             <w:webHidden/>
           </w:rPr>
-          <w:instrText xml:space="preserve"> PAGEREF _Toc226240796 \h </w:instrText>
+          <w:instrText xml:space="preserve"> PAGEREF _Toc226412941 \h </w:instrText>
         </w:r>
         <w:r>
           <w:rPr>
@@ -5880,13 +5809,14 @@
           <w:lang w:eastAsia="fr-FR"/>
         </w:rPr>
       </w:pPr>
-      <w:hyperlink w:anchor="_Toc226240797" w:history="1">
+      <w:hyperlink w:anchor="_Toc226412942" w:history="1">
         <w:r>
           <w:rPr>
             <w:rStyle w:val="Hyperlink"/>
+            <w:rFonts w:asciiTheme="majorBidi" w:hAnsiTheme="majorBidi" w:cstheme="majorBidi"/>
             <w:noProof/>
           </w:rPr>
-          <w:t>Figure 10: La typographie</w:t>
+          <w:t>Figure 9: Logo de Photoshop</w:t>
         </w:r>
         <w:r>
           <w:rPr>
@@ -5907,7 +5837,7 @@
             <w:noProof/>
             <w:webHidden/>
           </w:rPr>
-          <w:instrText xml:space="preserve"> PAGEREF _Toc226240797 \h </w:instrText>
+          <w:instrText xml:space="preserve"> PAGEREF _Toc226412942 \h </w:instrText>
         </w:r>
         <w:r>
           <w:rPr>
@@ -5952,13 +5882,14 @@
           <w:lang w:eastAsia="fr-FR"/>
         </w:rPr>
       </w:pPr>
-      <w:hyperlink w:anchor="_Toc226240798" w:history="1">
+      <w:hyperlink w:anchor="_Toc226412943" w:history="1">
         <w:r>
           <w:rPr>
             <w:rStyle w:val="Hyperlink"/>
+            <w:rFonts w:asciiTheme="majorBidi" w:hAnsiTheme="majorBidi" w:cstheme="majorBidi"/>
             <w:noProof/>
           </w:rPr>
-          <w:t>Figure 11: la palette de couleurs</w:t>
+          <w:t>Figure 10: Logo de illustrator</w:t>
         </w:r>
         <w:r>
           <w:rPr>
@@ -5979,7 +5910,80 @@
             <w:noProof/>
             <w:webHidden/>
           </w:rPr>
-          <w:instrText xml:space="preserve"> PAGEREF _Toc226240798 \h </w:instrText>
+          <w:instrText xml:space="preserve"> PAGEREF _Toc226412943 \h </w:instrText>
+        </w:r>
+        <w:r>
+          <w:rPr>
+            <w:noProof/>
+            <w:webHidden/>
+          </w:rPr>
+        </w:r>
+        <w:r>
+          <w:rPr>
+            <w:noProof/>
+            <w:webHidden/>
+          </w:rPr>
+          <w:fldChar w:fldCharType="separate"/>
+        </w:r>
+        <w:r>
+          <w:rPr>
+            <w:noProof/>
+            <w:webHidden/>
+          </w:rPr>
+          <w:t>22</w:t>
+        </w:r>
+        <w:r>
+          <w:rPr>
+            <w:noProof/>
+            <w:webHidden/>
+          </w:rPr>
+          <w:fldChar w:fldCharType="end"/>
+        </w:r>
+      </w:hyperlink>
+    </w:p>
+    <w:p>
+      <w:pPr>
+        <w:pStyle w:val="TableofFigures"/>
+        <w:tabs>
+          <w:tab w:val="right" w:leader="dot" w:pos="9062"/>
+        </w:tabs>
+        <w:rPr>
+          <w:rFonts w:eastAsiaTheme="minorEastAsia"/>
+          <w:noProof/>
+          <w:sz w:val="24"/>
+          <w:szCs w:val="24"/>
+          <w:lang w:eastAsia="fr-FR"/>
+        </w:rPr>
+      </w:pPr>
+      <w:hyperlink w:anchor="_Toc226412944" w:history="1">
+        <w:r>
+          <w:rPr>
+            <w:rStyle w:val="Hyperlink"/>
+            <w:rFonts w:asciiTheme="majorBidi" w:hAnsiTheme="majorBidi" w:cstheme="majorBidi"/>
+            <w:noProof/>
+          </w:rPr>
+          <w:t>Figure 11: Logo  du site web</w:t>
+        </w:r>
+        <w:r>
+          <w:rPr>
+            <w:noProof/>
+            <w:webHidden/>
+          </w:rPr>
+          <w:tab/>
+        </w:r>
+        <w:r>
+          <w:rPr>
+            <w:noProof/>
+            <w:webHidden/>
+          </w:rPr>
+          <w:fldChar w:fldCharType="begin"/>
+        </w:r>
+        <w:r>
+          <w:rPr>
+            <w:noProof/>
+            <w:webHidden/>
+          </w:rPr>
+          <w:instrText xml:space="preserve"> PAGEREF _Toc226412944 \h </w:instrText>
         </w:r>
         <w:r>
           <w:rPr>
@@ -6024,13 +6028,13 @@
           <w:lang w:eastAsia="fr-FR"/>
         </w:rPr>
       </w:pPr>
-      <w:hyperlink w:anchor="_Toc226240799" w:history="1">
+      <w:hyperlink w:anchor="_Toc226412945" w:history="1">
         <w:r>
           <w:rPr>
             <w:rStyle w:val="Hyperlink"/>
             <w:noProof/>
           </w:rPr>
-          <w:t>Figure 12: l'explication du logo</w:t>
+          <w:t>Figure 12: La typographie</w:t>
         </w:r>
         <w:r>
           <w:rPr>
@@ -6051,7 +6055,7 @@
             <w:noProof/>
             <w:webHidden/>
           </w:rPr>
-          <w:instrText xml:space="preserve"> PAGEREF _Toc226240799 \h </w:instrText>
+          <w:instrText xml:space="preserve"> PAGEREF _Toc226412945 \h </w:instrText>
         </w:r>
         <w:r>
           <w:rPr>
@@ -6096,13 +6100,13 @@
           <w:lang w:eastAsia="fr-FR"/>
         </w:rPr>
       </w:pPr>
-      <w:hyperlink w:anchor="_Toc226240800" w:history="1">
+      <w:hyperlink w:anchor="_Toc226412946" w:history="1">
         <w:r>
           <w:rPr>
             <w:rStyle w:val="Hyperlink"/>
             <w:noProof/>
           </w:rPr>
-          <w:t>Figure 13: Google Analytics</w:t>
+          <w:t>Figure 13: la palette de couleurs</w:t>
         </w:r>
         <w:r>
           <w:rPr>
@@ -6123,7 +6127,7 @@
             <w:noProof/>
             <w:webHidden/>
           </w:rPr>
-          <w:instrText xml:space="preserve"> PAGEREF _Toc226240800 \h </w:instrText>
+          <w:instrText xml:space="preserve"> PAGEREF _Toc226412946 \h </w:instrText>
         </w:r>
         <w:r>
           <w:rPr>
@@ -6168,13 +6172,13 @@
           <w:lang w:eastAsia="fr-FR"/>
         </w:rPr>
       </w:pPr>
-      <w:hyperlink w:anchor="_Toc226240801" w:history="1">
+      <w:hyperlink w:anchor="_Toc226412947" w:history="1">
         <w:r>
           <w:rPr>
             <w:rStyle w:val="Hyperlink"/>
             <w:noProof/>
           </w:rPr>
-          <w:t>Figure 14: Ahrefs</w:t>
+          <w:t>Figure 14: l'explication du logo</w:t>
         </w:r>
         <w:r>
           <w:rPr>
@@ -6195,7 +6199,7 @@
             <w:noProof/>
             <w:webHidden/>
           </w:rPr>
-          <w:instrText xml:space="preserve"> PAGEREF _Toc226240801 \h </w:instrText>
+          <w:instrText xml:space="preserve"> PAGEREF _Toc226412947 \h </w:instrText>
         </w:r>
         <w:r>
           <w:rPr>
@@ -6240,13 +6244,13 @@
           <w:lang w:eastAsia="fr-FR"/>
         </w:rPr>
       </w:pPr>
-      <w:hyperlink w:anchor="_Toc226240802" w:history="1">
+      <w:hyperlink w:anchor="_Toc226412948" w:history="1">
         <w:r>
           <w:rPr>
             <w:rStyle w:val="Hyperlink"/>
             <w:noProof/>
           </w:rPr>
-          <w:t>Figure 15: Chatgpt</w:t>
+          <w:t>Figure 15: Google Analytics</w:t>
         </w:r>
         <w:r>
           <w:rPr>
@@ -6267,79 +6271,7 @@
             <w:noProof/>
             <w:webHidden/>
           </w:rPr>
-          <w:instrText xml:space="preserve"> PAGEREF _Toc226240802 \h </w:instrText>
-        </w:r>
-        <w:r>
-          <w:rPr>
-            <w:noProof/>
-            <w:webHidden/>
-          </w:rPr>
-        </w:r>
-        <w:r>
-          <w:rPr>
-            <w:noProof/>
-            <w:webHidden/>
-          </w:rPr>
-          <w:fldChar w:fldCharType="separate"/>
-        </w:r>
-        <w:r>
-          <w:rPr>
-            <w:noProof/>
-            <w:webHidden/>
-          </w:rPr>
-          <w:t>24</w:t>
-        </w:r>
-        <w:r>
-          <w:rPr>
-            <w:noProof/>
-            <w:webHidden/>
-          </w:rPr>
-          <w:fldChar w:fldCharType="end"/>
-        </w:r>
-      </w:hyperlink>
-    </w:p>
-    <w:p>
-      <w:pPr>
-        <w:pStyle w:val="TableofFigures"/>
-        <w:tabs>
-          <w:tab w:val="right" w:leader="dot" w:pos="9062"/>
-        </w:tabs>
-        <w:rPr>
-          <w:rFonts w:eastAsiaTheme="minorEastAsia"/>
-          <w:noProof/>
-          <w:sz w:val="24"/>
-          <w:szCs w:val="24"/>
-          <w:lang w:eastAsia="fr-FR"/>
-        </w:rPr>
-      </w:pPr>
-      <w:hyperlink w:anchor="_Toc226240803" w:history="1">
-        <w:r>
-          <w:rPr>
-            <w:rStyle w:val="Hyperlink"/>
-            <w:noProof/>
-          </w:rPr>
-          <w:t>Figure 16: Logo de VS Code</w:t>
-        </w:r>
-        <w:r>
-          <w:rPr>
-            <w:noProof/>
-            <w:webHidden/>
-          </w:rPr>
-          <w:tab/>
-        </w:r>
-        <w:r>
-          <w:rPr>
-            <w:noProof/>
-            <w:webHidden/>
-          </w:rPr>
-          <w:fldChar w:fldCharType="begin"/>
-        </w:r>
-        <w:r>
-          <w:rPr>
-            <w:noProof/>
-            <w:webHidden/>
-          </w:rPr>
-          <w:instrText xml:space="preserve"> PAGEREF _Toc226240803 \h </w:instrText>
+          <w:instrText xml:space="preserve"> PAGEREF _Toc226412948 \h </w:instrText>
         </w:r>
         <w:r>
           <w:rPr>
@@ -6384,13 +6316,13 @@
           <w:lang w:eastAsia="fr-FR"/>
         </w:rPr>
       </w:pPr>
-      <w:hyperlink w:anchor="_Toc226240804" w:history="1">
+      <w:hyperlink w:anchor="_Toc226412949" w:history="1">
         <w:r>
           <w:rPr>
             <w:rStyle w:val="Hyperlink"/>
             <w:noProof/>
           </w:rPr>
-          <w:t>Figure 17: Logo de git</w:t>
+          <w:t>Figure 16: Ahrefs</w:t>
         </w:r>
         <w:r>
           <w:rPr>
@@ -6411,7 +6343,7 @@
             <w:noProof/>
             <w:webHidden/>
           </w:rPr>
-          <w:instrText xml:space="preserve"> PAGEREF _Toc226240804 \h </w:instrText>
+          <w:instrText xml:space="preserve"> PAGEREF _Toc226412949 \h </w:instrText>
         </w:r>
         <w:r>
           <w:rPr>
@@ -6456,13 +6388,13 @@
           <w:lang w:eastAsia="fr-FR"/>
         </w:rPr>
       </w:pPr>
-      <w:hyperlink w:anchor="_Toc226240805" w:history="1">
+      <w:hyperlink w:anchor="_Toc226412950" w:history="1">
         <w:r>
           <w:rPr>
             <w:rStyle w:val="Hyperlink"/>
             <w:noProof/>
           </w:rPr>
-          <w:t>Figure 18: Logo de GitHub</w:t>
+          <w:t>Figure 17: Chatgpt</w:t>
         </w:r>
         <w:r>
           <w:rPr>
@@ -6483,7 +6415,7 @@
             <w:noProof/>
             <w:webHidden/>
           </w:rPr>
-          <w:instrText xml:space="preserve"> PAGEREF _Toc226240805 \h </w:instrText>
+          <w:instrText xml:space="preserve"> PAGEREF _Toc226412950 \h </w:instrText>
         </w:r>
         <w:r>
           <w:rPr>
@@ -6528,13 +6460,13 @@
           <w:lang w:eastAsia="fr-FR"/>
         </w:rPr>
       </w:pPr>
-      <w:hyperlink w:anchor="_Toc226240806" w:history="1">
+      <w:hyperlink w:anchor="_Toc226412951" w:history="1">
         <w:r>
           <w:rPr>
             <w:rStyle w:val="Hyperlink"/>
             <w:noProof/>
           </w:rPr>
-          <w:t>Figure 19: Diagramme de classes</w:t>
+          <w:t>Figure 18: Logo de VS Code</w:t>
         </w:r>
         <w:r>
           <w:rPr>
@@ -6555,7 +6487,7 @@
             <w:noProof/>
             <w:webHidden/>
           </w:rPr>
-          <w:instrText xml:space="preserve"> PAGEREF _Toc226240806 \h </w:instrText>
+          <w:instrText xml:space="preserve"> PAGEREF _Toc226412951 \h </w:instrText>
         </w:r>
         <w:r>
           <w:rPr>
@@ -6600,13 +6532,13 @@
           <w:lang w:eastAsia="fr-FR"/>
         </w:rPr>
       </w:pPr>
-      <w:hyperlink w:anchor="_Toc226240807" w:history="1">
+      <w:hyperlink w:anchor="_Toc226412952" w:history="1">
         <w:r>
           <w:rPr>
             <w:rStyle w:val="Hyperlink"/>
             <w:noProof/>
           </w:rPr>
-          <w:t>Figure 20: Design sur Figma</w:t>
+          <w:t>Figure 19: Logo de git</w:t>
         </w:r>
         <w:r>
           <w:rPr>
@@ -6627,7 +6559,7 @@
             <w:noProof/>
             <w:webHidden/>
           </w:rPr>
-          <w:instrText xml:space="preserve"> PAGEREF _Toc226240807 \h </w:instrText>
+          <w:instrText xml:space="preserve"> PAGEREF _Toc226412952 \h </w:instrText>
         </w:r>
         <w:r>
           <w:rPr>
@@ -6647,7 +6579,7 @@
             <w:noProof/>
             <w:webHidden/>
           </w:rPr>
-          <w:t>34</w:t>
+          <w:t>26</w:t>
         </w:r>
         <w:r>
           <w:rPr>
@@ -6672,13 +6604,13 @@
           <w:lang w:eastAsia="fr-FR"/>
         </w:rPr>
       </w:pPr>
-      <w:hyperlink w:anchor="_Toc226240808" w:history="1">
+      <w:hyperlink w:anchor="_Toc226412953" w:history="1">
         <w:r>
           <w:rPr>
             <w:rStyle w:val="Hyperlink"/>
             <w:noProof/>
           </w:rPr>
-          <w:t>Figure 21: Page d'accueil  du site</w:t>
+          <w:t>Figure 20: Logo de GitHub</w:t>
         </w:r>
         <w:r>
           <w:rPr>
@@ -6699,7 +6631,7 @@
             <w:noProof/>
             <w:webHidden/>
           </w:rPr>
-          <w:instrText xml:space="preserve"> PAGEREF _Toc226240808 \h </w:instrText>
+          <w:instrText xml:space="preserve"> PAGEREF _Toc226412953 \h </w:instrText>
         </w:r>
         <w:r>
           <w:rPr>
@@ -6719,7 +6651,7 @@
             <w:noProof/>
             <w:webHidden/>
           </w:rPr>
-          <w:t>34</w:t>
+          <w:t>26</w:t>
         </w:r>
         <w:r>
           <w:rPr>
@@ -6744,13 +6676,13 @@
           <w:lang w:eastAsia="fr-FR"/>
         </w:rPr>
       </w:pPr>
-      <w:hyperlink w:anchor="_Toc226240809" w:history="1">
+      <w:hyperlink w:anchor="_Toc226412954" w:history="1">
         <w:r>
           <w:rPr>
             <w:rStyle w:val="Hyperlink"/>
             <w:noProof/>
           </w:rPr>
-          <w:t>Figure 22: Page du catalogue des voitures</w:t>
+          <w:t>Figure 21: Diagramme de classes</w:t>
         </w:r>
         <w:r>
           <w:rPr>
@@ -6771,7 +6703,79 @@
             <w:noProof/>
             <w:webHidden/>
           </w:rPr>
-          <w:instrText xml:space="preserve"> PAGEREF _Toc226240809 \h </w:instrText>
+          <w:instrText xml:space="preserve"> PAGEREF _Toc226412954 \h </w:instrText>
+        </w:r>
+        <w:r>
+          <w:rPr>
+            <w:noProof/>
+            <w:webHidden/>
+          </w:rPr>
+        </w:r>
+        <w:r>
+          <w:rPr>
+            <w:noProof/>
+            <w:webHidden/>
+          </w:rPr>
+          <w:fldChar w:fldCharType="separate"/>
+        </w:r>
+        <w:r>
+          <w:rPr>
+            <w:noProof/>
+            <w:webHidden/>
+          </w:rPr>
+          <w:t>27</w:t>
+        </w:r>
+        <w:r>
+          <w:rPr>
+            <w:noProof/>
+            <w:webHidden/>
+          </w:rPr>
+          <w:fldChar w:fldCharType="end"/>
+        </w:r>
+      </w:hyperlink>
+    </w:p>
+    <w:p>
+      <w:pPr>
+        <w:pStyle w:val="TableofFigures"/>
+        <w:tabs>
+          <w:tab w:val="right" w:leader="dot" w:pos="9062"/>
+        </w:tabs>
+        <w:rPr>
+          <w:rFonts w:eastAsiaTheme="minorEastAsia"/>
+          <w:noProof/>
+          <w:sz w:val="24"/>
+          <w:szCs w:val="24"/>
+          <w:lang w:eastAsia="fr-FR"/>
+        </w:rPr>
+      </w:pPr>
+      <w:hyperlink w:anchor="_Toc226412955" w:history="1">
+        <w:r>
+          <w:rPr>
+            <w:rStyle w:val="Hyperlink"/>
+            <w:noProof/>
+          </w:rPr>
+          <w:t>Figure 22: Design sur Figma</w:t>
+        </w:r>
+        <w:r>
+          <w:rPr>
+            <w:noProof/>
+            <w:webHidden/>
+          </w:rPr>
+          <w:tab/>
+        </w:r>
+        <w:r>
+          <w:rPr>
+            <w:noProof/>
+            <w:webHidden/>
+          </w:rPr>
+          <w:fldChar w:fldCharType="begin"/>
+        </w:r>
+        <w:r>
+          <w:rPr>
+            <w:noProof/>
+            <w:webHidden/>
+          </w:rPr>
+          <w:instrText xml:space="preserve"> PAGEREF _Toc226412955 \h </w:instrText>
         </w:r>
         <w:r>
           <w:rPr>
@@ -6816,13 +6820,13 @@
           <w:lang w:eastAsia="fr-FR"/>
         </w:rPr>
       </w:pPr>
-      <w:hyperlink w:anchor="_Toc226240810" w:history="1">
+      <w:hyperlink w:anchor="_Toc226412956" w:history="1">
         <w:r>
           <w:rPr>
             <w:rStyle w:val="Hyperlink"/>
             <w:noProof/>
           </w:rPr>
-          <w:t>Figure 23: Page du Dashboard</w:t>
+          <w:t>Figure 23: Page d'accueil  du site</w:t>
         </w:r>
         <w:r>
           <w:rPr>
@@ -6843,7 +6847,79 @@
             <w:noProof/>
             <w:webHidden/>
           </w:rPr>
-          <w:instrText xml:space="preserve"> PAGEREF _Toc226240810 \h </w:instrText>
+          <w:instrText xml:space="preserve"> PAGEREF _Toc226412956 \h </w:instrText>
+        </w:r>
+        <w:r>
+          <w:rPr>
+            <w:noProof/>
+            <w:webHidden/>
+          </w:rPr>
+        </w:r>
+        <w:r>
+          <w:rPr>
+            <w:noProof/>
+            <w:webHidden/>
+          </w:rPr>
+          <w:fldChar w:fldCharType="separate"/>
+        </w:r>
+        <w:r>
+          <w:rPr>
+            <w:noProof/>
+            <w:webHidden/>
+          </w:rPr>
+          <w:t>35</w:t>
+        </w:r>
+        <w:r>
+          <w:rPr>
+            <w:noProof/>
+            <w:webHidden/>
+          </w:rPr>
+          <w:fldChar w:fldCharType="end"/>
+        </w:r>
+      </w:hyperlink>
+    </w:p>
+    <w:p>
+      <w:pPr>
+        <w:pStyle w:val="TableofFigures"/>
+        <w:tabs>
+          <w:tab w:val="right" w:leader="dot" w:pos="9062"/>
+        </w:tabs>
+        <w:rPr>
+          <w:rFonts w:eastAsiaTheme="minorEastAsia"/>
+          <w:noProof/>
+          <w:sz w:val="24"/>
+          <w:szCs w:val="24"/>
+          <w:lang w:eastAsia="fr-FR"/>
+        </w:rPr>
+      </w:pPr>
+      <w:hyperlink w:anchor="_Toc226412957" w:history="1">
+        <w:r>
+          <w:rPr>
+            <w:rStyle w:val="Hyperlink"/>
+            <w:noProof/>
+          </w:rPr>
+          <w:t>Figure 24: Page du catalogue des voitures</w:t>
+        </w:r>
+        <w:r>
+          <w:rPr>
+            <w:noProof/>
+            <w:webHidden/>
+          </w:rPr>
+          <w:tab/>
+        </w:r>
+        <w:r>
+          <w:rPr>
+            <w:noProof/>
+            <w:webHidden/>
+          </w:rPr>
+          <w:fldChar w:fldCharType="begin"/>
+        </w:r>
+        <w:r>
+          <w:rPr>
+            <w:noProof/>
+            <w:webHidden/>
+          </w:rPr>
+          <w:instrText xml:space="preserve"> PAGEREF _Toc226412957 \h </w:instrText>
         </w:r>
         <w:r>
           <w:rPr>
@@ -6888,13 +6964,13 @@
           <w:lang w:eastAsia="fr-FR"/>
         </w:rPr>
       </w:pPr>
-      <w:hyperlink w:anchor="_Toc226240811" w:history="1">
+      <w:hyperlink w:anchor="_Toc226412958" w:history="1">
         <w:r>
           <w:rPr>
             <w:rStyle w:val="Hyperlink"/>
             <w:noProof/>
           </w:rPr>
-          <w:t>Figure 24: Post Instagram N° 1</w:t>
+          <w:t>Figure 25: Page du Dashboard</w:t>
         </w:r>
         <w:r>
           <w:rPr>
@@ -6915,7 +6991,7 @@
             <w:noProof/>
             <w:webHidden/>
           </w:rPr>
-          <w:instrText xml:space="preserve"> PAGEREF _Toc226240811 \h </w:instrText>
+          <w:instrText xml:space="preserve"> PAGEREF _Toc226412958 \h </w:instrText>
         </w:r>
         <w:r>
           <w:rPr>
@@ -6960,13 +7036,13 @@
           <w:lang w:eastAsia="fr-FR"/>
         </w:rPr>
       </w:pPr>
-      <w:hyperlink w:anchor="_Toc226240812" w:history="1">
+      <w:hyperlink w:anchor="_Toc226412959" w:history="1">
         <w:r>
           <w:rPr>
             <w:rStyle w:val="Hyperlink"/>
             <w:noProof/>
           </w:rPr>
-          <w:t>Figure 25: Post Instagram N° 2</w:t>
+          <w:t>Figure 26: Post Instagram N° 1</w:t>
         </w:r>
         <w:r>
           <w:rPr>
@@ -6987,79 +7063,7 @@
             <w:noProof/>
             <w:webHidden/>
           </w:rPr>
-          <w:instrText xml:space="preserve"> PAGEREF _Toc226240812 \h </w:instrText>
-        </w:r>
-        <w:r>
-          <w:rPr>
-            <w:noProof/>
-            <w:webHidden/>
-          </w:rPr>
-        </w:r>
-        <w:r>
-          <w:rPr>
-            <w:noProof/>
-            <w:webHidden/>
-          </w:rPr>
-          <w:fldChar w:fldCharType="separate"/>
-        </w:r>
-        <w:r>
-          <w:rPr>
-            <w:noProof/>
-            <w:webHidden/>
-          </w:rPr>
-          <w:t>37</w:t>
-        </w:r>
-        <w:r>
-          <w:rPr>
-            <w:noProof/>
-            <w:webHidden/>
-          </w:rPr>
-          <w:fldChar w:fldCharType="end"/>
-        </w:r>
-      </w:hyperlink>
-    </w:p>
-    <w:p>
-      <w:pPr>
-        <w:pStyle w:val="TableofFigures"/>
-        <w:tabs>
-          <w:tab w:val="right" w:leader="dot" w:pos="9062"/>
-        </w:tabs>
-        <w:rPr>
-          <w:rFonts w:eastAsiaTheme="minorEastAsia"/>
-          <w:noProof/>
-          <w:sz w:val="24"/>
-          <w:szCs w:val="24"/>
-          <w:lang w:eastAsia="fr-FR"/>
-        </w:rPr>
-      </w:pPr>
-      <w:hyperlink w:anchor="_Toc226240813" w:history="1">
-        <w:r>
-          <w:rPr>
-            <w:rStyle w:val="Hyperlink"/>
-            <w:noProof/>
-          </w:rPr>
-          <w:t>Figure 26: Post Instagram N° 3</w:t>
-        </w:r>
-        <w:r>
-          <w:rPr>
-            <w:noProof/>
-            <w:webHidden/>
-          </w:rPr>
-          <w:tab/>
-        </w:r>
-        <w:r>
-          <w:rPr>
-            <w:noProof/>
-            <w:webHidden/>
-          </w:rPr>
-          <w:fldChar w:fldCharType="begin"/>
-        </w:r>
-        <w:r>
-          <w:rPr>
-            <w:noProof/>
-            <w:webHidden/>
-          </w:rPr>
-          <w:instrText xml:space="preserve"> PAGEREF _Toc226240813 \h </w:instrText>
+          <w:instrText xml:space="preserve"> PAGEREF _Toc226412959 \h </w:instrText>
         </w:r>
         <w:r>
           <w:rPr>
@@ -7104,13 +7108,13 @@
           <w:lang w:eastAsia="fr-FR"/>
         </w:rPr>
       </w:pPr>
-      <w:hyperlink w:anchor="_Toc226240814" w:history="1">
+      <w:hyperlink w:anchor="_Toc226412960" w:history="1">
         <w:r>
           <w:rPr>
             <w:rStyle w:val="Hyperlink"/>
             <w:noProof/>
           </w:rPr>
-          <w:t>Figure 27: la Page Instagram</w:t>
+          <w:t>Figure 27: Post Instagram N° 2</w:t>
         </w:r>
         <w:r>
           <w:rPr>
@@ -7131,7 +7135,7 @@
             <w:noProof/>
             <w:webHidden/>
           </w:rPr>
-          <w:instrText xml:space="preserve"> PAGEREF _Toc226240814 \h </w:instrText>
+          <w:instrText xml:space="preserve"> PAGEREF _Toc226412960 \h </w:instrText>
         </w:r>
         <w:r>
           <w:rPr>
@@ -7176,13 +7180,13 @@
           <w:lang w:eastAsia="fr-FR"/>
         </w:rPr>
       </w:pPr>
-      <w:hyperlink w:anchor="_Toc226240815" w:history="1">
+      <w:hyperlink w:anchor="_Toc226412961" w:history="1">
         <w:r>
           <w:rPr>
             <w:rStyle w:val="Hyperlink"/>
             <w:noProof/>
           </w:rPr>
-          <w:t>Figure 28: Instagram Insights</w:t>
+          <w:t>Figure 28: Post Instagram N° 3</w:t>
         </w:r>
         <w:r>
           <w:rPr>
@@ -7203,7 +7207,7 @@
             <w:noProof/>
             <w:webHidden/>
           </w:rPr>
-          <w:instrText xml:space="preserve"> PAGEREF _Toc226240815 \h </w:instrText>
+          <w:instrText xml:space="preserve"> PAGEREF _Toc226412961 \h </w:instrText>
         </w:r>
         <w:r>
           <w:rPr>
@@ -7235,6 +7239,150 @@
       </w:hyperlink>
     </w:p>
     <w:p>
+      <w:pPr>
+        <w:pStyle w:val="TableofFigures"/>
+        <w:tabs>
+          <w:tab w:val="right" w:leader="dot" w:pos="9062"/>
+        </w:tabs>
+        <w:rPr>
+          <w:rFonts w:eastAsiaTheme="minorEastAsia"/>
+          <w:noProof/>
+          <w:sz w:val="24"/>
+          <w:szCs w:val="24"/>
+          <w:lang w:eastAsia="fr-FR"/>
+        </w:rPr>
+      </w:pPr>
+      <w:hyperlink w:anchor="_Toc226412962" w:history="1">
+        <w:r>
+          <w:rPr>
+            <w:rStyle w:val="Hyperlink"/>
+            <w:noProof/>
+          </w:rPr>
+          <w:t>Figure 29: la Page Instagram</w:t>
+        </w:r>
+        <w:r>
+          <w:rPr>
+            <w:noProof/>
+            <w:webHidden/>
+          </w:rPr>
+          <w:tab/>
+        </w:r>
+        <w:r>
+          <w:rPr>
+            <w:noProof/>
+            <w:webHidden/>
+          </w:rPr>
+          <w:fldChar w:fldCharType="begin"/>
+        </w:r>
+        <w:r>
+          <w:rPr>
+            <w:noProof/>
+            <w:webHidden/>
+          </w:rPr>
+          <w:instrText xml:space="preserve"> PAGEREF _Toc226412962 \h </w:instrText>
+        </w:r>
+        <w:r>
+          <w:rPr>
+            <w:noProof/>
+            <w:webHidden/>
+          </w:rPr>
+        </w:r>
+        <w:r>
+          <w:rPr>
+            <w:noProof/>
+            <w:webHidden/>
+          </w:rPr>
+          <w:fldChar w:fldCharType="separate"/>
+        </w:r>
+        <w:r>
+          <w:rPr>
+            <w:noProof/>
+            <w:webHidden/>
+          </w:rPr>
+          <w:t>39</w:t>
+        </w:r>
+        <w:r>
+          <w:rPr>
+            <w:noProof/>
+            <w:webHidden/>
+          </w:rPr>
+          <w:fldChar w:fldCharType="end"/>
+        </w:r>
+      </w:hyperlink>
+    </w:p>
+    <w:p>
+      <w:pPr>
+        <w:pStyle w:val="TableofFigures"/>
+        <w:tabs>
+          <w:tab w:val="right" w:leader="dot" w:pos="9062"/>
+        </w:tabs>
+        <w:rPr>
+          <w:rFonts w:eastAsiaTheme="minorEastAsia"/>
+          <w:noProof/>
+          <w:sz w:val="24"/>
+          <w:szCs w:val="24"/>
+          <w:lang w:eastAsia="fr-FR"/>
+        </w:rPr>
+      </w:pPr>
+      <w:hyperlink w:anchor="_Toc226412963" w:history="1">
+        <w:r>
+          <w:rPr>
+            <w:rStyle w:val="Hyperlink"/>
+            <w:noProof/>
+          </w:rPr>
+          <w:t>Figure 30: Instagram Insights</w:t>
+        </w:r>
+        <w:r>
+          <w:rPr>
+            <w:noProof/>
+            <w:webHidden/>
+          </w:rPr>
+          <w:tab/>
+        </w:r>
+        <w:r>
+          <w:rPr>
+            <w:noProof/>
+            <w:webHidden/>
+          </w:rPr>
+          <w:fldChar w:fldCharType="begin"/>
+        </w:r>
+        <w:r>
+          <w:rPr>
+            <w:noProof/>
+            <w:webHidden/>
+          </w:rPr>
+          <w:instrText xml:space="preserve"> PAGEREF _Toc226412963 \h </w:instrText>
+        </w:r>
+        <w:r>
+          <w:rPr>
+            <w:noProof/>
+            <w:webHidden/>
+          </w:rPr>
+        </w:r>
+        <w:r>
+          <w:rPr>
+            <w:noProof/>
+            <w:webHidden/>
+          </w:rPr>
+          <w:fldChar w:fldCharType="separate"/>
+        </w:r>
+        <w:r>
+          <w:rPr>
+            <w:noProof/>
+            <w:webHidden/>
+          </w:rPr>
+          <w:t>40</w:t>
+        </w:r>
+        <w:r>
+          <w:rPr>
+            <w:noProof/>
+            <w:webHidden/>
+          </w:rPr>
+          <w:fldChar w:fldCharType="end"/>
+        </w:r>
+      </w:hyperlink>
+    </w:p>
+    <w:p>
       <w:r>
         <w:fldChar w:fldCharType="end"/>
       </w:r>
@@ -7245,13 +7393,14 @@
     <w:p/>
     <w:p/>
     <w:p/>
+    <w:p/>
+    <w:p/>
     <w:p>
       <w:pPr>
         <w:pStyle w:val="Heading1"/>
-        <w:spacing w:line="360" w:lineRule="auto"/>
         <w:jc w:val="center"/>
         <w:rPr>
-          <w:rFonts w:asciiTheme="majorBidi" w:hAnsiTheme="majorBidi"/>
+          <w:rFonts w:ascii="Times New Roman" w:hAnsi="Times New Roman" w:cs="Times New Roman"/>
           <w:b/>
           <w:bCs/>
           <w:sz w:val="32"/>
@@ -7259,22 +7408,7 @@
           <w:u w:val="single"/>
         </w:rPr>
       </w:pPr>
-    </w:p>
-    <w:p/>
-    <w:p>
-      <w:pPr>
-        <w:pStyle w:val="Heading1"/>
-        <w:jc w:val="center"/>
-        <w:rPr>
-          <w:rFonts w:ascii="Times New Roman" w:hAnsi="Times New Roman" w:cs="Times New Roman"/>
-          <w:b/>
-          <w:bCs/>
-          <w:sz w:val="32"/>
-          <w:szCs w:val="32"/>
-          <w:u w:val="single"/>
-        </w:rPr>
-      </w:pPr>
-      <w:bookmarkStart w:id="2" w:name="_Toc226240745"/>
+      <w:bookmarkStart w:id="2" w:name="_Toc226412966"/>
       <w:r>
         <w:rPr>
           <w:rFonts w:ascii="Times New Roman" w:hAnsi="Times New Roman" w:cs="Times New Roman"/>
@@ -7982,7 +8116,7 @@
           <w:u w:val="single"/>
         </w:rPr>
       </w:pPr>
-      <w:bookmarkStart w:id="3" w:name="_Toc226240746"/>
+      <w:bookmarkStart w:id="3" w:name="_Toc226412967"/>
       <w:r>
         <w:rPr>
           <w:rFonts w:asciiTheme="majorBidi" w:hAnsiTheme="majorBidi"/>
@@ -8412,7 +8546,7 @@
           <w:u w:val="single"/>
         </w:rPr>
       </w:pPr>
-      <w:bookmarkStart w:id="4" w:name="_Toc226240747"/>
+      <w:bookmarkStart w:id="4" w:name="_Toc226412968"/>
       <w:r>
         <w:rPr>
           <w:rFonts w:asciiTheme="majorBidi" w:hAnsiTheme="majorBidi"/>
@@ -9119,7 +9253,7 @@
           <w:szCs w:val="32"/>
         </w:rPr>
       </w:pPr>
-      <w:bookmarkStart w:id="5" w:name="_Toc226240748"/>
+      <w:bookmarkStart w:id="5" w:name="_Toc226412969"/>
       <w:r>
         <w:rPr>
           <w:rFonts w:asciiTheme="majorBidi" w:hAnsiTheme="majorBidi"/>
@@ -9187,7 +9321,7 @@
           <w:u w:val="single"/>
         </w:rPr>
       </w:pPr>
-      <w:bookmarkStart w:id="6" w:name="_Toc226240749"/>
+      <w:bookmarkStart w:id="6" w:name="_Toc226412970"/>
       <w:r>
         <w:rPr>
           <w:rFonts w:asciiTheme="majorBidi" w:hAnsiTheme="majorBidi"/>
@@ -9428,7 +9562,7 @@
           <w:u w:val="single"/>
         </w:rPr>
       </w:pPr>
-      <w:bookmarkStart w:id="7" w:name="_Toc226240750"/>
+      <w:bookmarkStart w:id="7" w:name="_Toc226412971"/>
       <w:r>
         <w:rPr>
           <w:rFonts w:asciiTheme="majorBidi" w:hAnsiTheme="majorBidi"/>
@@ -9533,7 +9667,7 @@
           <w:u w:val="single"/>
         </w:rPr>
       </w:pPr>
-      <w:bookmarkStart w:id="8" w:name="_Toc226240751"/>
+      <w:bookmarkStart w:id="8" w:name="_Toc226412972"/>
       <w:r>
         <w:rPr>
           <w:rFonts w:asciiTheme="majorBidi" w:hAnsiTheme="majorBidi"/>
@@ -9664,7 +9798,7 @@
           <w:u w:val="single"/>
         </w:rPr>
       </w:pPr>
-      <w:bookmarkStart w:id="9" w:name="_Toc226240752"/>
+      <w:bookmarkStart w:id="9" w:name="_Toc226412973"/>
       <w:r>
         <w:rPr>
           <w:rFonts w:asciiTheme="majorBidi" w:hAnsiTheme="majorBidi"/>
@@ -9955,7 +10089,7 @@
           <w:u w:val="single"/>
         </w:rPr>
       </w:pPr>
-      <w:bookmarkStart w:id="10" w:name="_Toc226240753"/>
+      <w:bookmarkStart w:id="10" w:name="_Toc226412974"/>
       <w:r>
         <w:rPr>
           <w:rFonts w:asciiTheme="majorBidi" w:hAnsiTheme="majorBidi"/>
@@ -10681,7 +10815,7 @@
           <w:szCs w:val="32"/>
         </w:rPr>
       </w:pPr>
-      <w:bookmarkStart w:id="11" w:name="_Toc226240754"/>
+      <w:bookmarkStart w:id="11" w:name="_Toc226412975"/>
       <w:r>
         <w:rPr>
           <w:rFonts w:asciiTheme="majorBidi" w:hAnsiTheme="majorBidi"/>
@@ -10719,7 +10853,7 @@
           <w:u w:val="single"/>
         </w:rPr>
       </w:pPr>
-      <w:bookmarkStart w:id="12" w:name="_Toc226240755"/>
+      <w:bookmarkStart w:id="12" w:name="_Toc226412976"/>
       <w:r>
         <w:rPr>
           <w:rFonts w:asciiTheme="majorBidi" w:hAnsiTheme="majorBidi"/>
@@ -11083,7 +11217,7 @@
           <w:lang w:eastAsia="fr-FR"/>
         </w:rPr>
       </w:pPr>
-      <w:bookmarkStart w:id="13" w:name="_Toc226240756"/>
+      <w:bookmarkStart w:id="13" w:name="_Toc226412977"/>
       <w:r>
         <w:rPr>
           <w:rFonts w:asciiTheme="majorBidi" w:eastAsiaTheme="minorHAnsi" w:hAnsiTheme="majorBidi"/>
@@ -11282,7 +11416,7 @@
           <w:u w:val="single"/>
         </w:rPr>
       </w:pPr>
-      <w:bookmarkStart w:id="14" w:name="_Toc226240757"/>
+      <w:bookmarkStart w:id="14" w:name="_Toc226412978"/>
       <w:r>
         <w:rPr>
           <w:rFonts w:asciiTheme="majorBidi" w:hAnsiTheme="majorBidi"/>
@@ -11473,7 +11607,7 @@
           <w:u w:val="single"/>
         </w:rPr>
       </w:pPr>
-      <w:bookmarkStart w:id="15" w:name="_Toc226240758"/>
+      <w:bookmarkStart w:id="15" w:name="_Toc226412979"/>
       <w:r>
         <w:rPr>
           <w:rFonts w:asciiTheme="majorBidi" w:hAnsiTheme="majorBidi"/>
@@ -11577,7 +11711,7 @@
           <w:rFonts w:asciiTheme="majorBidi" w:hAnsiTheme="majorBidi" w:cstheme="majorBidi"/>
         </w:rPr>
       </w:pPr>
-      <w:bookmarkStart w:id="16" w:name="_Toc226240788"/>
+      <w:bookmarkStart w:id="16" w:name="_Toc226412934"/>
       <w:r>
         <w:rPr>
           <w:rFonts w:asciiTheme="majorBidi" w:hAnsiTheme="majorBidi" w:cstheme="majorBidi"/>
@@ -12167,7 +12301,7 @@
           <w:szCs w:val="32"/>
         </w:rPr>
       </w:pPr>
-      <w:bookmarkStart w:id="17" w:name="_Toc226240759"/>
+      <w:bookmarkStart w:id="17" w:name="_Toc226412980"/>
       <w:r>
         <w:rPr>
           <w:rFonts w:asciiTheme="majorBidi" w:hAnsiTheme="majorBidi"/>
@@ -12195,7 +12329,7 @@
           <w:u w:val="single"/>
         </w:rPr>
       </w:pPr>
-      <w:bookmarkStart w:id="18" w:name="_Toc226240760"/>
+      <w:bookmarkStart w:id="18" w:name="_Toc226412981"/>
       <w:r>
         <w:rPr>
           <w:rFonts w:asciiTheme="majorBidi" w:hAnsiTheme="majorBidi"/>
@@ -12430,7 +12564,7 @@
           <w:rFonts w:asciiTheme="majorBidi" w:hAnsiTheme="majorBidi" w:cstheme="majorBidi"/>
         </w:rPr>
       </w:pPr>
-      <w:bookmarkStart w:id="19" w:name="_Toc226240789"/>
+      <w:bookmarkStart w:id="19" w:name="_Toc226412935"/>
       <w:r>
         <w:rPr>
           <w:rFonts w:asciiTheme="majorBidi" w:hAnsiTheme="majorBidi" w:cstheme="majorBidi"/>
@@ -12510,7 +12644,7 @@
           <w:u w:val="single"/>
         </w:rPr>
       </w:pPr>
-      <w:bookmarkStart w:id="20" w:name="_Toc226240761"/>
+      <w:bookmarkStart w:id="20" w:name="_Toc226412982"/>
       <w:r>
         <w:rPr>
           <w:rFonts w:asciiTheme="majorBidi" w:hAnsiTheme="majorBidi"/>
@@ -12661,7 +12795,7 @@
           <w:rFonts w:asciiTheme="majorBidi" w:hAnsiTheme="majorBidi"/>
         </w:rPr>
       </w:pPr>
-      <w:bookmarkStart w:id="21" w:name="_Toc226240762"/>
+      <w:bookmarkStart w:id="21" w:name="_Toc226412983"/>
       <w:r>
         <w:rPr>
           <w:rFonts w:asciiTheme="majorBidi" w:hAnsiTheme="majorBidi"/>
@@ -12790,11 +12924,9 @@
         <w:jc w:val="center"/>
         <w:rPr>
           <w:rFonts w:asciiTheme="majorBidi" w:hAnsiTheme="majorBidi" w:cstheme="majorBidi"/>
-          <w:sz w:val="24"/>
-          <w:szCs w:val="24"/>
-        </w:rPr>
-      </w:pPr>
-      <w:bookmarkStart w:id="22" w:name="_Toc226240790"/>
+        </w:rPr>
+      </w:pPr>
+      <w:bookmarkStart w:id="22" w:name="_Toc226412936"/>
       <w:r>
         <w:rPr>
           <w:rFonts w:asciiTheme="majorBidi" w:hAnsiTheme="majorBidi" w:cstheme="majorBidi"/>
@@ -12837,9 +12969,329 @@
         <w:rPr>
           <w:rFonts w:asciiTheme="majorBidi" w:hAnsiTheme="majorBidi" w:cstheme="majorBidi"/>
         </w:rPr>
-        <w:t>: Logo de React</w:t>
+        <w:t xml:space="preserve">: Logo de </w:t>
+      </w:r>
+      <w:proofErr w:type="spellStart"/>
+      <w:r>
+        <w:rPr>
+          <w:rFonts w:asciiTheme="majorBidi" w:hAnsiTheme="majorBidi" w:cstheme="majorBidi"/>
+        </w:rPr>
+        <w:t>React</w:t>
       </w:r>
       <w:bookmarkEnd w:id="22"/>
+      <w:proofErr w:type="spellEnd"/>
+    </w:p>
+    <w:p>
+      <w:pPr>
+        <w:keepNext/>
+        <w:spacing w:line="360" w:lineRule="auto"/>
+        <w:jc w:val="both"/>
+        <w:rPr>
+          <w:rFonts w:ascii="Times New Roman" w:hAnsi="Times New Roman" w:cs="Times New Roman"/>
+          <w:sz w:val="24"/>
+          <w:szCs w:val="24"/>
+        </w:rPr>
+      </w:pPr>
+      <w:r>
+        <w:rPr>
+          <w:rFonts w:ascii="Times New Roman" w:hAnsi="Times New Roman" w:cs="Times New Roman"/>
+          <w:sz w:val="24"/>
+          <w:szCs w:val="24"/>
+        </w:rPr>
+        <w:t>HTML (HyperText Markup Language) constitue le langage fondamental pour structurer et organiser le contenu des pages web. Il permet de définir avec précision les éléments essentiels d’une page, tels que les titres, les paragraphes, les listes, les boutons et les formulaires, assurant ainsi une présentation claire et cohérente de l’information. Dans le cadre de ce projet, HTML a été utilisé pour concevoir l’interface utilisateur de l’application web, en posant les bases de sa structure et en garantissant que chaque composant soit correctement agencé et facilement accessible aux utilisateurs. Cette étape a été cruciale pour assurer une expérience utilisateur fluide et intuitive, tout en facilitant l’intégration des autres technologies, comme le CSS et le JavaScript, qui viennent enrichir l’interactivité et le design de l’application.</w:t>
+      </w:r>
+    </w:p>
+    <w:p>
+      <w:pPr>
+        <w:keepNext/>
+        <w:jc w:val="center"/>
+      </w:pPr>
+      <w:r>
+        <w:rPr>
+          <w:i/>
+          <w:iCs/>
+          <w:noProof/>
+          <w:sz w:val="32"/>
+          <w:szCs w:val="32"/>
+        </w:rPr>
+        <w:drawing>
+          <wp:inline distT="0" distB="0" distL="0" distR="0" wp14:anchorId="15126BB0" wp14:editId="7EBA04D8">
+            <wp:extent cx="914400" cy="914400"/>
+            <wp:effectExtent l="0" t="0" r="0" b="0"/>
+            <wp:docPr id="1248060868" name="Picture 5" descr="Html Logo"/>
+            <wp:cNvGraphicFramePr>
+              <a:graphicFrameLocks xmlns:a="http://schemas.openxmlformats.org/drawingml/2006/main" noChangeAspect="1"/>
+            </wp:cNvGraphicFramePr>
+            <a:graphic xmlns:a="http://schemas.openxmlformats.org/drawingml/2006/main">
+              <a:graphicData uri="http://schemas.openxmlformats.org/drawingml/2006/picture">
+                <pic:pic xmlns:pic="http://schemas.openxmlformats.org/drawingml/2006/picture">
+                  <pic:nvPicPr>
+                    <pic:cNvPr id="1248060868" name="Picture 5" descr="Html Logo"/>
+                    <pic:cNvPicPr>
+                      <a:picLocks noChangeAspect="1" noChangeArrowheads="1"/>
+                    </pic:cNvPicPr>
+                  </pic:nvPicPr>
+                  <pic:blipFill>
+                    <a:blip r:embed="rId11">
+                      <a:extLst>
+                        <a:ext uri="{28A0092B-C50C-407E-A947-70E740481C1C}">
+                          <a14:useLocalDpi xmlns:a14="http://schemas.microsoft.com/office/drawing/2010/main" val="0"/>
+                        </a:ext>
+                      </a:extLst>
+                    </a:blip>
+                    <a:srcRect/>
+                    <a:stretch>
+                      <a:fillRect/>
+                    </a:stretch>
+                  </pic:blipFill>
+                  <pic:spPr bwMode="auto">
+                    <a:xfrm>
+                      <a:off x="0" y="0"/>
+                      <a:ext cx="914400" cy="914400"/>
+                    </a:xfrm>
+                    <a:prstGeom prst="rect">
+                      <a:avLst/>
+                    </a:prstGeom>
+                    <a:noFill/>
+                    <a:ln>
+                      <a:noFill/>
+                    </a:ln>
+                  </pic:spPr>
+                </pic:pic>
+              </a:graphicData>
+            </a:graphic>
+          </wp:inline>
+        </w:drawing>
+      </w:r>
+    </w:p>
+    <w:p>
+      <w:pPr>
+        <w:pStyle w:val="Caption"/>
+        <w:jc w:val="center"/>
+      </w:pPr>
+      <w:bookmarkStart w:id="23" w:name="_Toc226412937"/>
+      <w:r>
+        <w:t xml:space="preserve">Figure </w:t>
+      </w:r>
+      <w:fldSimple w:instr=" SEQ Figure \* ARABIC ">
+        <w:r>
+          <w:rPr>
+            <w:noProof/>
+          </w:rPr>
+          <w:t>4</w:t>
+        </w:r>
+      </w:fldSimple>
+      <w:r>
+        <w:t>: Logo html</w:t>
+      </w:r>
+      <w:bookmarkEnd w:id="23"/>
+    </w:p>
+    <w:p>
+      <w:pPr>
+        <w:spacing w:line="360" w:lineRule="auto"/>
+        <w:jc w:val="both"/>
+        <w:rPr>
+          <w:rFonts w:ascii="Times New Roman" w:hAnsi="Times New Roman" w:cs="Times New Roman"/>
+          <w:sz w:val="24"/>
+          <w:szCs w:val="24"/>
+        </w:rPr>
+      </w:pPr>
+      <w:proofErr w:type="spellStart"/>
+      <w:r>
+        <w:rPr>
+          <w:rFonts w:ascii="Times New Roman" w:hAnsi="Times New Roman" w:cs="Times New Roman"/>
+          <w:sz w:val="24"/>
+          <w:szCs w:val="24"/>
+        </w:rPr>
+        <w:t>TypeScript</w:t>
+      </w:r>
+      <w:proofErr w:type="spellEnd"/>
+      <w:r>
+        <w:rPr>
+          <w:rFonts w:ascii="Times New Roman" w:hAnsi="Times New Roman" w:cs="Times New Roman"/>
+          <w:sz w:val="24"/>
+          <w:szCs w:val="24"/>
+        </w:rPr>
+        <w:t xml:space="preserve"> est un langage de programmation qui s’appuie sur JavaScript en y ajoutant un système de typage statique, permettant de détecter les erreurs dès la phase de développement et </w:t>
+      </w:r>
+      <w:r>
+        <w:rPr>
+          <w:rFonts w:ascii="Times New Roman" w:hAnsi="Times New Roman" w:cs="Times New Roman"/>
+          <w:sz w:val="24"/>
+          <w:szCs w:val="24"/>
+        </w:rPr>
+        <w:lastRenderedPageBreak/>
+        <w:t xml:space="preserve">d’améliorer la qualité du code. Dans le cadre de ce projet, </w:t>
+      </w:r>
+      <w:proofErr w:type="spellStart"/>
+      <w:r>
+        <w:rPr>
+          <w:rFonts w:ascii="Times New Roman" w:hAnsi="Times New Roman" w:cs="Times New Roman"/>
+          <w:sz w:val="24"/>
+          <w:szCs w:val="24"/>
+        </w:rPr>
+        <w:t>TypeScript</w:t>
+      </w:r>
+      <w:proofErr w:type="spellEnd"/>
+      <w:r>
+        <w:rPr>
+          <w:rFonts w:ascii="Times New Roman" w:hAnsi="Times New Roman" w:cs="Times New Roman"/>
+          <w:sz w:val="24"/>
+          <w:szCs w:val="24"/>
+        </w:rPr>
+        <w:t xml:space="preserve"> a été utilisé en combinaison avec la bibliothèque </w:t>
+      </w:r>
+      <w:proofErr w:type="spellStart"/>
+      <w:r>
+        <w:rPr>
+          <w:rFonts w:ascii="Times New Roman" w:hAnsi="Times New Roman" w:cs="Times New Roman"/>
+          <w:sz w:val="24"/>
+          <w:szCs w:val="24"/>
+        </w:rPr>
+        <w:t>React</w:t>
+      </w:r>
+      <w:proofErr w:type="spellEnd"/>
+      <w:r>
+        <w:rPr>
+          <w:rFonts w:ascii="Times New Roman" w:hAnsi="Times New Roman" w:cs="Times New Roman"/>
+          <w:sz w:val="24"/>
+          <w:szCs w:val="24"/>
+        </w:rPr>
+        <w:t xml:space="preserve"> pour développer l’interface dynamique de l’application web. Cette association a permis de structurer les composants de manière claire, de définir précisément les types des propriétés (</w:t>
+      </w:r>
+      <w:proofErr w:type="spellStart"/>
+      <w:r>
+        <w:rPr>
+          <w:rFonts w:ascii="Times New Roman" w:hAnsi="Times New Roman" w:cs="Times New Roman"/>
+          <w:sz w:val="24"/>
+          <w:szCs w:val="24"/>
+        </w:rPr>
+        <w:t>props</w:t>
+      </w:r>
+      <w:proofErr w:type="spellEnd"/>
+      <w:r>
+        <w:rPr>
+          <w:rFonts w:ascii="Times New Roman" w:hAnsi="Times New Roman" w:cs="Times New Roman"/>
+          <w:sz w:val="24"/>
+          <w:szCs w:val="24"/>
+        </w:rPr>
+        <w:t xml:space="preserve">) et des états (state), et d’assurer une meilleure gestion des données entre les différentes parties de l’application. L’utilisation conjointe de </w:t>
+      </w:r>
+      <w:proofErr w:type="spellStart"/>
+      <w:r>
+        <w:rPr>
+          <w:rFonts w:ascii="Times New Roman" w:hAnsi="Times New Roman" w:cs="Times New Roman"/>
+          <w:sz w:val="24"/>
+          <w:szCs w:val="24"/>
+        </w:rPr>
+        <w:t>TypeScript</w:t>
+      </w:r>
+      <w:proofErr w:type="spellEnd"/>
+      <w:r>
+        <w:rPr>
+          <w:rFonts w:ascii="Times New Roman" w:hAnsi="Times New Roman" w:cs="Times New Roman"/>
+          <w:sz w:val="24"/>
+          <w:szCs w:val="24"/>
+        </w:rPr>
+        <w:t xml:space="preserve"> et </w:t>
+      </w:r>
+      <w:proofErr w:type="spellStart"/>
+      <w:r>
+        <w:rPr>
+          <w:rFonts w:ascii="Times New Roman" w:hAnsi="Times New Roman" w:cs="Times New Roman"/>
+          <w:sz w:val="24"/>
+          <w:szCs w:val="24"/>
+        </w:rPr>
+        <w:t>React</w:t>
+      </w:r>
+      <w:proofErr w:type="spellEnd"/>
+      <w:r>
+        <w:rPr>
+          <w:rFonts w:ascii="Times New Roman" w:hAnsi="Times New Roman" w:cs="Times New Roman"/>
+          <w:sz w:val="24"/>
+          <w:szCs w:val="24"/>
+        </w:rPr>
+        <w:t xml:space="preserve"> a ainsi renforcé la robustesse, la lisibilité et la maintenabilité du code, tout en facilitant l’évolution du projet et en garantissant une expérience utilisateur fluide et performante.</w:t>
+      </w:r>
+    </w:p>
+    <w:p>
+      <w:pPr>
+        <w:keepNext/>
+        <w:jc w:val="center"/>
+      </w:pPr>
+      <w:r>
+        <w:rPr>
+          <w:noProof/>
+        </w:rPr>
+        <w:drawing>
+          <wp:inline distT="0" distB="0" distL="0" distR="0" wp14:anchorId="0EA27ECC" wp14:editId="572362AD">
+            <wp:extent cx="560268" cy="560268"/>
+            <wp:effectExtent l="0" t="0" r="0" b="0"/>
+            <wp:docPr id="765806190" name="Picture 5"/>
+            <wp:cNvGraphicFramePr>
+              <a:graphicFrameLocks xmlns:a="http://schemas.openxmlformats.org/drawingml/2006/main" noChangeAspect="1"/>
+            </wp:cNvGraphicFramePr>
+            <a:graphic xmlns:a="http://schemas.openxmlformats.org/drawingml/2006/main">
+              <a:graphicData uri="http://schemas.openxmlformats.org/drawingml/2006/picture">
+                <pic:pic xmlns:pic="http://schemas.openxmlformats.org/drawingml/2006/picture">
+                  <pic:nvPicPr>
+                    <pic:cNvPr id="765806190" name="Picture 765806190"/>
+                    <pic:cNvPicPr/>
+                  </pic:nvPicPr>
+                  <pic:blipFill>
+                    <a:blip r:embed="rId12" cstate="print">
+                      <a:extLst>
+                        <a:ext uri="{28A0092B-C50C-407E-A947-70E740481C1C}">
+                          <a14:useLocalDpi xmlns:a14="http://schemas.microsoft.com/office/drawing/2010/main" val="0"/>
+                        </a:ext>
+                      </a:extLst>
+                    </a:blip>
+                    <a:stretch>
+                      <a:fillRect/>
+                    </a:stretch>
+                  </pic:blipFill>
+                  <pic:spPr>
+                    <a:xfrm>
+                      <a:off x="0" y="0"/>
+                      <a:ext cx="578747" cy="578747"/>
+                    </a:xfrm>
+                    <a:prstGeom prst="rect">
+                      <a:avLst/>
+                    </a:prstGeom>
+                  </pic:spPr>
+                </pic:pic>
+              </a:graphicData>
+            </a:graphic>
+          </wp:inline>
+        </w:drawing>
+      </w:r>
+    </w:p>
+    <w:p>
+      <w:pPr>
+        <w:pStyle w:val="Caption"/>
+        <w:jc w:val="center"/>
+      </w:pPr>
+      <w:bookmarkStart w:id="24" w:name="_Toc226412938"/>
+      <w:r>
+        <w:t xml:space="preserve">Figure </w:t>
+      </w:r>
+      <w:fldSimple w:instr=" SEQ Figure \* ARABIC ">
+        <w:r>
+          <w:rPr>
+            <w:noProof/>
+          </w:rPr>
+          <w:t>5</w:t>
+        </w:r>
+      </w:fldSimple>
+      <w:r>
+        <w:t xml:space="preserve">: logo </w:t>
+      </w:r>
+      <w:proofErr w:type="spellStart"/>
+      <w:r>
+        <w:t>Typescript</w:t>
+      </w:r>
+      <w:bookmarkEnd w:id="24"/>
+      <w:proofErr w:type="spellEnd"/>
     </w:p>
     <w:p>
       <w:pPr>
@@ -12913,7 +13365,7 @@
                     </pic:cNvPicPr>
                   </pic:nvPicPr>
                   <pic:blipFill>
-                    <a:blip r:embed="rId11">
+                    <a:blip r:embed="rId13">
                       <a:extLst>
                         <a:ext uri="{28A0092B-C50C-407E-A947-70E740481C1C}">
                           <a14:useLocalDpi xmlns:a14="http://schemas.microsoft.com/office/drawing/2010/main" val="0"/>
@@ -12955,7 +13407,7 @@
           <w:szCs w:val="24"/>
         </w:rPr>
       </w:pPr>
-      <w:bookmarkStart w:id="23" w:name="_Toc226240791"/>
+      <w:bookmarkStart w:id="25" w:name="_Toc226412939"/>
       <w:r>
         <w:rPr>
           <w:rFonts w:asciiTheme="majorBidi" w:hAnsiTheme="majorBidi" w:cstheme="majorBidi"/>
@@ -12985,7 +13437,7 @@
           <w:rFonts w:asciiTheme="majorBidi" w:hAnsiTheme="majorBidi" w:cstheme="majorBidi"/>
           <w:noProof/>
         </w:rPr>
-        <w:t>4</w:t>
+        <w:t>6</w:t>
       </w:r>
       <w:r>
         <w:rPr>
@@ -13000,7 +13452,7 @@
         </w:rPr>
         <w:t>: Logo de Flask</w:t>
       </w:r>
-      <w:bookmarkEnd w:id="23"/>
+      <w:bookmarkEnd w:id="25"/>
     </w:p>
     <w:p>
       <w:pPr>
@@ -13067,7 +13519,7 @@
                     <pic:cNvPicPr/>
                   </pic:nvPicPr>
                   <pic:blipFill>
-                    <a:blip r:embed="rId12">
+                    <a:blip r:embed="rId14">
                       <a:extLst>
                         <a:ext uri="{28A0092B-C50C-407E-A947-70E740481C1C}">
                           <a14:useLocalDpi xmlns:a14="http://schemas.microsoft.com/office/drawing/2010/main" val="0"/>
@@ -13102,7 +13554,7 @@
           <w:rFonts w:asciiTheme="majorBidi" w:hAnsiTheme="majorBidi" w:cstheme="majorBidi"/>
         </w:rPr>
       </w:pPr>
-      <w:bookmarkStart w:id="24" w:name="_Toc226240792"/>
+      <w:bookmarkStart w:id="26" w:name="_Toc226412940"/>
       <w:r>
         <w:rPr>
           <w:rFonts w:asciiTheme="majorBidi" w:hAnsiTheme="majorBidi" w:cstheme="majorBidi"/>
@@ -13132,7 +13584,7 @@
           <w:rFonts w:asciiTheme="majorBidi" w:hAnsiTheme="majorBidi" w:cstheme="majorBidi"/>
           <w:noProof/>
         </w:rPr>
-        <w:t>5</w:t>
+        <w:t>7</w:t>
       </w:r>
       <w:r>
         <w:rPr>
@@ -13147,7 +13599,7 @@
         </w:rPr>
         <w:t>: Logo de PostgreSQL</w:t>
       </w:r>
-      <w:bookmarkEnd w:id="24"/>
+      <w:bookmarkEnd w:id="26"/>
     </w:p>
     <w:p>
       <w:pPr>
@@ -13160,15 +13612,14 @@
           <w:rFonts w:asciiTheme="majorBidi" w:hAnsiTheme="majorBidi"/>
         </w:rPr>
       </w:pPr>
-      <w:bookmarkStart w:id="25" w:name="_Toc226240763"/>
+      <w:bookmarkStart w:id="27" w:name="_Toc226412984"/>
       <w:r>
         <w:rPr>
           <w:rFonts w:asciiTheme="majorBidi" w:hAnsiTheme="majorBidi"/>
         </w:rPr>
-        <w:lastRenderedPageBreak/>
         <w:t>Outils de design et UI/UX :</w:t>
       </w:r>
-      <w:bookmarkEnd w:id="25"/>
+      <w:bookmarkEnd w:id="27"/>
     </w:p>
     <w:p>
       <w:pPr>
@@ -13202,7 +13653,16 @@
           <w:sz w:val="24"/>
           <w:szCs w:val="24"/>
         </w:rPr>
-        <w:t xml:space="preserve"> de l’interface utilisateur et de l’identité visuelle constitue une étape essentielle dans le développement de la plateforme. Elle permet d’assurer une expérience utilisateur agréable, intuitive et cohérente avec l’image de la plateforme. Dans le cadre de ce projet, plusieurs outils de design ont été utilisés afin de concevoir les maquettes, créer les éléments graphiques et développer une identité visuelle professionnelle.</w:t>
+        <w:t xml:space="preserve"> de l’interface utilisateur et de l’identité visuelle constitue une étape essentielle dans le développement de la plateforme. Elle permet d’assurer une expérience utilisateur agréable, intuitive et cohérente avec l’image de la plateforme. Dans le cadre de ce projet, plusieurs outils </w:t>
+      </w:r>
+      <w:r>
+        <w:rPr>
+          <w:rFonts w:asciiTheme="majorBidi" w:hAnsiTheme="majorBidi" w:cstheme="majorBidi"/>
+          <w:sz w:val="24"/>
+          <w:szCs w:val="24"/>
+        </w:rPr>
+        <w:lastRenderedPageBreak/>
+        <w:t>de design ont été utilisés afin de concevoir les maquettes, créer les éléments graphiques et développer une identité visuelle professionnelle.</w:t>
       </w:r>
     </w:p>
     <w:p>
@@ -13273,10 +13733,10 @@
                     </pic:cNvPicPr>
                   </pic:nvPicPr>
                   <pic:blipFill>
-                    <a:blip r:embed="rId13">
+                    <a:blip r:embed="rId15">
                       <a:extLst>
                         <a:ext uri="{96DAC541-7B7A-43D3-8B79-37D633B846F1}">
-                          <asvg:svgBlip xmlns:asvg="http://schemas.microsoft.com/office/drawing/2016/SVG/main" r:embed="rId14"/>
+                          <asvg:svgBlip xmlns:asvg="http://schemas.microsoft.com/office/drawing/2016/SVG/main" r:embed="rId16"/>
                         </a:ext>
                       </a:extLst>
                     </a:blip>
@@ -13310,7 +13770,7 @@
           <w:szCs w:val="24"/>
         </w:rPr>
       </w:pPr>
-      <w:bookmarkStart w:id="26" w:name="_Toc226240793"/>
+      <w:bookmarkStart w:id="28" w:name="_Toc226412941"/>
       <w:r>
         <w:rPr>
           <w:rFonts w:asciiTheme="majorBidi" w:hAnsiTheme="majorBidi" w:cstheme="majorBidi"/>
@@ -13340,7 +13800,7 @@
           <w:rFonts w:asciiTheme="majorBidi" w:hAnsiTheme="majorBidi" w:cstheme="majorBidi"/>
           <w:noProof/>
         </w:rPr>
-        <w:t>6</w:t>
+        <w:t>8</w:t>
       </w:r>
       <w:r>
         <w:rPr>
@@ -13355,7 +13815,7 @@
         </w:rPr>
         <w:t>: Logo de Figma</w:t>
       </w:r>
-      <w:bookmarkEnd w:id="26"/>
+      <w:bookmarkEnd w:id="28"/>
     </w:p>
     <w:p>
       <w:pPr>
@@ -13418,7 +13878,7 @@
                     </pic:cNvPicPr>
                   </pic:nvPicPr>
                   <pic:blipFill>
-                    <a:blip r:embed="rId15">
+                    <a:blip r:embed="rId17">
                       <a:extLst>
                         <a:ext uri="{28A0092B-C50C-407E-A947-70E740481C1C}">
                           <a14:useLocalDpi xmlns:a14="http://schemas.microsoft.com/office/drawing/2010/main" val="0"/>
@@ -13463,7 +13923,7 @@
           <w14:ligatures w14:val="none"/>
         </w:rPr>
       </w:pPr>
-      <w:bookmarkStart w:id="27" w:name="_Toc226240794"/>
+      <w:bookmarkStart w:id="29" w:name="_Toc226412942"/>
       <w:r>
         <w:rPr>
           <w:rFonts w:asciiTheme="majorBidi" w:hAnsiTheme="majorBidi" w:cstheme="majorBidi"/>
@@ -13493,7 +13953,7 @@
           <w:rFonts w:asciiTheme="majorBidi" w:hAnsiTheme="majorBidi" w:cstheme="majorBidi"/>
           <w:noProof/>
         </w:rPr>
-        <w:t>7</w:t>
+        <w:t>9</w:t>
       </w:r>
       <w:r>
         <w:rPr>
@@ -13508,7 +13968,7 @@
         </w:rPr>
         <w:t>: Logo de Photoshop</w:t>
       </w:r>
-      <w:bookmarkEnd w:id="27"/>
+      <w:bookmarkEnd w:id="29"/>
     </w:p>
     <w:p>
       <w:pPr>
@@ -13569,7 +14029,7 @@
                     <pic:cNvPicPr/>
                   </pic:nvPicPr>
                   <pic:blipFill>
-                    <a:blip r:embed="rId16" cstate="print">
+                    <a:blip r:embed="rId18" cstate="print">
                       <a:extLst>
                         <a:ext uri="{28A0092B-C50C-407E-A947-70E740481C1C}">
                           <a14:useLocalDpi xmlns:a14="http://schemas.microsoft.com/office/drawing/2010/main" val="0"/>
@@ -13604,7 +14064,7 @@
           <w:rFonts w:asciiTheme="majorBidi" w:hAnsiTheme="majorBidi" w:cstheme="majorBidi"/>
         </w:rPr>
       </w:pPr>
-      <w:bookmarkStart w:id="28" w:name="_Toc226240795"/>
+      <w:bookmarkStart w:id="30" w:name="_Toc226412943"/>
       <w:r>
         <w:rPr>
           <w:rFonts w:asciiTheme="majorBidi" w:hAnsiTheme="majorBidi" w:cstheme="majorBidi"/>
@@ -13634,7 +14094,7 @@
           <w:rFonts w:asciiTheme="majorBidi" w:hAnsiTheme="majorBidi" w:cstheme="majorBidi"/>
           <w:noProof/>
         </w:rPr>
-        <w:t>8</w:t>
+        <w:t>10</w:t>
       </w:r>
       <w:r>
         <w:rPr>
@@ -13649,7 +14109,7 @@
         </w:rPr>
         <w:t>: Logo de illustrator</w:t>
       </w:r>
-      <w:bookmarkEnd w:id="28"/>
+      <w:bookmarkEnd w:id="30"/>
     </w:p>
     <w:p>
       <w:pPr>
@@ -13678,7 +14138,6 @@
           <w:sz w:val="24"/>
           <w:szCs w:val="24"/>
         </w:rPr>
-        <w:lastRenderedPageBreak/>
         <w:t xml:space="preserve">Voici le logo du site web réalisé par adobe illustrator : </w:t>
       </w:r>
     </w:p>
@@ -13695,6 +14154,7 @@
           <w:rFonts w:asciiTheme="majorBidi" w:hAnsiTheme="majorBidi" w:cstheme="majorBidi"/>
           <w:noProof/>
         </w:rPr>
+        <w:lastRenderedPageBreak/>
         <w:drawing>
           <wp:inline distT="0" distB="0" distL="0" distR="0" wp14:anchorId="4491D6D9" wp14:editId="00EAB361">
             <wp:extent cx="3119377" cy="1049420"/>
@@ -13711,7 +14171,7 @@
                     <pic:cNvPicPr/>
                   </pic:nvPicPr>
                   <pic:blipFill>
-                    <a:blip r:embed="rId17" cstate="print">
+                    <a:blip r:embed="rId19" cstate="print">
                       <a:extLst>
                         <a:ext uri="{28A0092B-C50C-407E-A947-70E740481C1C}">
                           <a14:useLocalDpi xmlns:a14="http://schemas.microsoft.com/office/drawing/2010/main" val="0"/>
@@ -13746,7 +14206,7 @@
           <w:rFonts w:asciiTheme="majorBidi" w:hAnsiTheme="majorBidi" w:cstheme="majorBidi"/>
         </w:rPr>
       </w:pPr>
-      <w:bookmarkStart w:id="29" w:name="_Toc226240796"/>
+      <w:bookmarkStart w:id="31" w:name="_Toc226412944"/>
       <w:r>
         <w:rPr>
           <w:rFonts w:asciiTheme="majorBidi" w:hAnsiTheme="majorBidi" w:cstheme="majorBidi"/>
@@ -13776,7 +14236,7 @@
           <w:rFonts w:asciiTheme="majorBidi" w:hAnsiTheme="majorBidi" w:cstheme="majorBidi"/>
           <w:noProof/>
         </w:rPr>
-        <w:t>9</w:t>
+        <w:t>11</w:t>
       </w:r>
       <w:r>
         <w:rPr>
@@ -13813,7 +14273,7 @@
         </w:rPr>
         <w:t xml:space="preserve"> site web</w:t>
       </w:r>
-      <w:bookmarkEnd w:id="29"/>
+      <w:bookmarkEnd w:id="31"/>
     </w:p>
     <w:p>
       <w:pPr>
@@ -14000,7 +14460,7 @@
                     <pic:cNvPicPr/>
                   </pic:nvPicPr>
                   <pic:blipFill>
-                    <a:blip r:embed="rId18">
+                    <a:blip r:embed="rId20">
                       <a:extLst>
                         <a:ext uri="{28A0092B-C50C-407E-A947-70E740481C1C}">
                           <a14:useLocalDpi xmlns:a14="http://schemas.microsoft.com/office/drawing/2010/main" val="0"/>
@@ -14032,7 +14492,7 @@
         <w:pStyle w:val="Caption"/>
         <w:jc w:val="center"/>
       </w:pPr>
-      <w:bookmarkStart w:id="30" w:name="_Toc226240797"/>
+      <w:bookmarkStart w:id="32" w:name="_Toc226412945"/>
       <w:r>
         <w:t xml:space="preserve">Figure </w:t>
       </w:r>
@@ -14041,13 +14501,13 @@
           <w:rPr>
             <w:noProof/>
           </w:rPr>
-          <w:t>10</w:t>
+          <w:t>12</w:t>
         </w:r>
       </w:fldSimple>
       <w:r>
         <w:t>: La typographie</w:t>
       </w:r>
-      <w:bookmarkEnd w:id="30"/>
+      <w:bookmarkEnd w:id="32"/>
     </w:p>
     <w:p>
       <w:pPr>
@@ -14158,7 +14618,7 @@
                     <pic:cNvPicPr/>
                   </pic:nvPicPr>
                   <pic:blipFill>
-                    <a:blip r:embed="rId19">
+                    <a:blip r:embed="rId21">
                       <a:extLst>
                         <a:ext uri="{28A0092B-C50C-407E-A947-70E740481C1C}">
                           <a14:useLocalDpi xmlns:a14="http://schemas.microsoft.com/office/drawing/2010/main" val="0"/>
@@ -14190,7 +14650,7 @@
         <w:pStyle w:val="Caption"/>
         <w:jc w:val="center"/>
       </w:pPr>
-      <w:bookmarkStart w:id="31" w:name="_Toc226240798"/>
+      <w:bookmarkStart w:id="33" w:name="_Toc226412946"/>
       <w:r>
         <w:t xml:space="preserve">Figure </w:t>
       </w:r>
@@ -14199,13 +14659,13 @@
           <w:rPr>
             <w:noProof/>
           </w:rPr>
-          <w:t>11</w:t>
+          <w:t>13</w:t>
         </w:r>
       </w:fldSimple>
       <w:r>
         <w:t>: la palette de couleurs</w:t>
       </w:r>
-      <w:bookmarkEnd w:id="31"/>
+      <w:bookmarkEnd w:id="33"/>
     </w:p>
     <w:p>
       <w:pPr>
@@ -14295,7 +14755,7 @@
                     <pic:cNvPicPr/>
                   </pic:nvPicPr>
                   <pic:blipFill>
-                    <a:blip r:embed="rId20" cstate="print">
+                    <a:blip r:embed="rId22" cstate="print">
                       <a:extLst>
                         <a:ext uri="{28A0092B-C50C-407E-A947-70E740481C1C}">
                           <a14:useLocalDpi xmlns:a14="http://schemas.microsoft.com/office/drawing/2010/main" val="0"/>
@@ -14330,7 +14790,7 @@
           <w:lang w:eastAsia="fr-FR"/>
         </w:rPr>
       </w:pPr>
-      <w:bookmarkStart w:id="32" w:name="_Toc226240799"/>
+      <w:bookmarkStart w:id="34" w:name="_Toc226412947"/>
       <w:r>
         <w:t xml:space="preserve">Figure </w:t>
       </w:r>
@@ -14339,13 +14799,13 @@
           <w:rPr>
             <w:noProof/>
           </w:rPr>
-          <w:t>12</w:t>
+          <w:t>14</w:t>
         </w:r>
       </w:fldSimple>
       <w:r>
         <w:t>: l'explication du logo</w:t>
       </w:r>
-      <w:bookmarkEnd w:id="32"/>
+      <w:bookmarkEnd w:id="34"/>
     </w:p>
     <w:p>
       <w:pPr>
@@ -14359,7 +14819,7 @@
           <w:lang w:eastAsia="fr-FR"/>
         </w:rPr>
       </w:pPr>
-      <w:bookmarkStart w:id="33" w:name="_Toc226240764"/>
+      <w:bookmarkStart w:id="35" w:name="_Toc226412985"/>
       <w:r>
         <w:rPr>
           <w:rFonts w:ascii="Times New Roman" w:eastAsia="Times New Roman" w:hAnsi="Times New Roman" w:cs="Times New Roman"/>
@@ -14367,7 +14827,7 @@
         </w:rPr>
         <w:t>Outils de marketing digital</w:t>
       </w:r>
-      <w:bookmarkEnd w:id="33"/>
+      <w:bookmarkEnd w:id="35"/>
     </w:p>
     <w:p>
       <w:pPr>
@@ -14473,7 +14933,7 @@
                     <pic:cNvPicPr/>
                   </pic:nvPicPr>
                   <pic:blipFill>
-                    <a:blip r:embed="rId21">
+                    <a:blip r:embed="rId23">
                       <a:extLst>
                         <a:ext uri="{28A0092B-C50C-407E-A947-70E740481C1C}">
                           <a14:useLocalDpi xmlns:a14="http://schemas.microsoft.com/office/drawing/2010/main" val="0"/>
@@ -14510,7 +14970,7 @@
           <w:lang w:eastAsia="fr-FR"/>
         </w:rPr>
       </w:pPr>
-      <w:bookmarkStart w:id="34" w:name="_Toc226240800"/>
+      <w:bookmarkStart w:id="36" w:name="_Toc226412948"/>
       <w:r>
         <w:t xml:space="preserve">Figure </w:t>
       </w:r>
@@ -14519,13 +14979,13 @@
           <w:rPr>
             <w:noProof/>
           </w:rPr>
-          <w:t>13</w:t>
+          <w:t>15</w:t>
         </w:r>
       </w:fldSimple>
       <w:r>
         <w:t>: Google Analytics</w:t>
       </w:r>
-      <w:bookmarkEnd w:id="34"/>
+      <w:bookmarkEnd w:id="36"/>
     </w:p>
     <w:p>
       <w:pPr>
@@ -14608,7 +15068,7 @@
                     <pic:cNvPicPr/>
                   </pic:nvPicPr>
                   <pic:blipFill>
-                    <a:blip r:embed="rId22">
+                    <a:blip r:embed="rId24">
                       <a:extLst>
                         <a:ext uri="{28A0092B-C50C-407E-A947-70E740481C1C}">
                           <a14:useLocalDpi xmlns:a14="http://schemas.microsoft.com/office/drawing/2010/main" val="0"/>
@@ -14645,7 +15105,7 @@
           <w:lang w:eastAsia="fr-FR"/>
         </w:rPr>
       </w:pPr>
-      <w:bookmarkStart w:id="35" w:name="_Toc226240801"/>
+      <w:bookmarkStart w:id="37" w:name="_Toc226412949"/>
       <w:r>
         <w:t xml:space="preserve">Figure </w:t>
       </w:r>
@@ -14654,7 +15114,7 @@
           <w:rPr>
             <w:noProof/>
           </w:rPr>
-          <w:t>14</w:t>
+          <w:t>16</w:t>
         </w:r>
       </w:fldSimple>
       <w:r>
@@ -14664,7 +15124,7 @@
       <w:r>
         <w:t>Ahrefs</w:t>
       </w:r>
-      <w:bookmarkEnd w:id="35"/>
+      <w:bookmarkEnd w:id="37"/>
       <w:proofErr w:type="spellEnd"/>
     </w:p>
     <w:p>
@@ -14767,7 +15227,7 @@
                     <pic:cNvPicPr/>
                   </pic:nvPicPr>
                   <pic:blipFill>
-                    <a:blip r:embed="rId23" cstate="print">
+                    <a:blip r:embed="rId25" cstate="print">
                       <a:extLst>
                         <a:ext uri="{28A0092B-C50C-407E-A947-70E740481C1C}">
                           <a14:useLocalDpi xmlns:a14="http://schemas.microsoft.com/office/drawing/2010/main" val="0"/>
@@ -14804,7 +15264,7 @@
           <w:lang w:eastAsia="fr-FR"/>
         </w:rPr>
       </w:pPr>
-      <w:bookmarkStart w:id="36" w:name="_Toc226240802"/>
+      <w:bookmarkStart w:id="38" w:name="_Toc226412950"/>
       <w:r>
         <w:t xml:space="preserve">Figure </w:t>
       </w:r>
@@ -14813,13 +15273,13 @@
           <w:rPr>
             <w:noProof/>
           </w:rPr>
-          <w:t>15</w:t>
+          <w:t>17</w:t>
         </w:r>
       </w:fldSimple>
       <w:r>
         <w:t>: Chatgpt</w:t>
       </w:r>
-      <w:bookmarkEnd w:id="36"/>
+      <w:bookmarkEnd w:id="38"/>
     </w:p>
     <w:p>
       <w:pPr>
@@ -14884,7 +15344,7 @@
           <w:lang w:eastAsia="fr-FR"/>
         </w:rPr>
       </w:pPr>
-      <w:bookmarkStart w:id="37" w:name="_Toc226240765"/>
+      <w:bookmarkStart w:id="39" w:name="_Toc226412986"/>
       <w:r>
         <w:rPr>
           <w:lang w:eastAsia="fr-FR"/>
@@ -14897,7 +15357,7 @@
         </w:rPr>
         <w:t> :</w:t>
       </w:r>
-      <w:bookmarkEnd w:id="37"/>
+      <w:bookmarkEnd w:id="39"/>
     </w:p>
     <w:p>
       <w:pPr>
@@ -14994,7 +15454,7 @@
                     </pic:cNvPicPr>
                   </pic:nvPicPr>
                   <pic:blipFill>
-                    <a:blip r:embed="rId24" cstate="print">
+                    <a:blip r:embed="rId26" cstate="print">
                       <a:extLst>
                         <a:ext uri="{28A0092B-C50C-407E-A947-70E740481C1C}">
                           <a14:useLocalDpi xmlns:a14="http://schemas.microsoft.com/office/drawing/2010/main" val="0"/>
@@ -15026,7 +15486,7 @@
         <w:pStyle w:val="Caption"/>
         <w:jc w:val="center"/>
       </w:pPr>
-      <w:bookmarkStart w:id="38" w:name="_Toc226240803"/>
+      <w:bookmarkStart w:id="40" w:name="_Toc226412951"/>
       <w:r>
         <w:t xml:space="preserve">Figure </w:t>
       </w:r>
@@ -15035,13 +15495,13 @@
           <w:rPr>
             <w:noProof/>
           </w:rPr>
-          <w:t>16</w:t>
+          <w:t>18</w:t>
         </w:r>
       </w:fldSimple>
       <w:r>
         <w:t>: Logo de VS Code</w:t>
       </w:r>
-      <w:bookmarkEnd w:id="38"/>
+      <w:bookmarkEnd w:id="40"/>
     </w:p>
     <w:p>
       <w:pPr>
@@ -15090,10 +15550,10 @@
                     </pic:cNvPicPr>
                   </pic:nvPicPr>
                   <pic:blipFill>
-                    <a:blip r:embed="rId25">
+                    <a:blip r:embed="rId27">
                       <a:extLst>
                         <a:ext uri="{96DAC541-7B7A-43D3-8B79-37D633B846F1}">
-                          <asvg:svgBlip xmlns:asvg="http://schemas.microsoft.com/office/drawing/2016/SVG/main" r:embed="rId26"/>
+                          <asvg:svgBlip xmlns:asvg="http://schemas.microsoft.com/office/drawing/2016/SVG/main" r:embed="rId28"/>
                         </a:ext>
                       </a:extLst>
                     </a:blip>
@@ -15122,7 +15582,7 @@
         <w:pStyle w:val="Caption"/>
         <w:jc w:val="center"/>
       </w:pPr>
-      <w:bookmarkStart w:id="39" w:name="_Toc226240804"/>
+      <w:bookmarkStart w:id="41" w:name="_Toc226412952"/>
       <w:r>
         <w:t xml:space="preserve">Figure </w:t>
       </w:r>
@@ -15131,13 +15591,13 @@
           <w:rPr>
             <w:noProof/>
           </w:rPr>
-          <w:t>17</w:t>
+          <w:t>19</w:t>
         </w:r>
       </w:fldSimple>
       <w:r>
         <w:t>: Logo de git</w:t>
       </w:r>
-      <w:bookmarkEnd w:id="39"/>
+      <w:bookmarkEnd w:id="41"/>
     </w:p>
     <w:p>
       <w:pPr>
@@ -15193,7 +15653,7 @@
                     </pic:cNvPicPr>
                   </pic:nvPicPr>
                   <pic:blipFill>
-                    <a:blip r:embed="rId27" cstate="print">
+                    <a:blip r:embed="rId29" cstate="print">
                       <a:extLst>
                         <a:ext uri="{28A0092B-C50C-407E-A947-70E740481C1C}">
                           <a14:useLocalDpi xmlns:a14="http://schemas.microsoft.com/office/drawing/2010/main" val="0"/>
@@ -15228,7 +15688,7 @@
           <w:lang w:eastAsia="fr-FR"/>
         </w:rPr>
       </w:pPr>
-      <w:bookmarkStart w:id="40" w:name="_Toc226240805"/>
+      <w:bookmarkStart w:id="42" w:name="_Toc226412953"/>
       <w:r>
         <w:t xml:space="preserve">Figure </w:t>
       </w:r>
@@ -15237,13 +15697,13 @@
           <w:rPr>
             <w:noProof/>
           </w:rPr>
-          <w:t>18</w:t>
+          <w:t>20</w:t>
         </w:r>
       </w:fldSimple>
       <w:r>
         <w:t>: Logo de GitHub</w:t>
       </w:r>
-      <w:bookmarkEnd w:id="40"/>
+      <w:bookmarkEnd w:id="42"/>
     </w:p>
     <w:p>
       <w:pPr>
@@ -15257,7 +15717,7 @@
           <w:u w:val="single"/>
         </w:rPr>
       </w:pPr>
-      <w:bookmarkStart w:id="41" w:name="_Toc226240766"/>
+      <w:bookmarkStart w:id="43" w:name="_Toc226412987"/>
       <w:r>
         <w:rPr>
           <w:rFonts w:asciiTheme="majorBidi" w:hAnsiTheme="majorBidi"/>
@@ -15265,7 +15725,7 @@
         </w:rPr>
         <w:t>Modélisation UML</w:t>
       </w:r>
-      <w:bookmarkEnd w:id="41"/>
+      <w:bookmarkEnd w:id="43"/>
     </w:p>
     <w:p>
       <w:pPr>
@@ -15297,14 +15757,14 @@
           <w:rFonts w:asciiTheme="majorBidi" w:hAnsiTheme="majorBidi"/>
         </w:rPr>
       </w:pPr>
-      <w:bookmarkStart w:id="42" w:name="_Toc226240767"/>
+      <w:bookmarkStart w:id="44" w:name="_Toc226412988"/>
       <w:r>
         <w:rPr>
           <w:rFonts w:asciiTheme="majorBidi" w:hAnsiTheme="majorBidi"/>
         </w:rPr>
         <w:t>Diagramme de Classes</w:t>
       </w:r>
-      <w:bookmarkEnd w:id="42"/>
+      <w:bookmarkEnd w:id="44"/>
     </w:p>
     <w:p>
       <w:pPr>
@@ -15796,7 +16256,7 @@
                     <pic:cNvPicPr/>
                   </pic:nvPicPr>
                   <pic:blipFill>
-                    <a:blip r:embed="rId28">
+                    <a:blip r:embed="rId30">
                       <a:extLst>
                         <a:ext uri="{28A0092B-C50C-407E-A947-70E740481C1C}">
                           <a14:useLocalDpi xmlns:a14="http://schemas.microsoft.com/office/drawing/2010/main" val="0"/>
@@ -15833,7 +16293,7 @@
           <w:szCs w:val="24"/>
         </w:rPr>
       </w:pPr>
-      <w:bookmarkStart w:id="43" w:name="_Toc226240806"/>
+      <w:bookmarkStart w:id="45" w:name="_Toc226412954"/>
       <w:r>
         <w:t xml:space="preserve">Figure </w:t>
       </w:r>
@@ -15842,13 +16302,13 @@
           <w:rPr>
             <w:noProof/>
           </w:rPr>
-          <w:t>19</w:t>
+          <w:t>21</w:t>
         </w:r>
       </w:fldSimple>
       <w:r>
         <w:t>: Diagramme de classes</w:t>
       </w:r>
-      <w:bookmarkEnd w:id="43"/>
+      <w:bookmarkEnd w:id="45"/>
     </w:p>
     <w:p>
       <w:pPr>
@@ -15861,14 +16321,14 @@
           <w:rFonts w:asciiTheme="majorBidi" w:hAnsiTheme="majorBidi"/>
         </w:rPr>
       </w:pPr>
-      <w:bookmarkStart w:id="44" w:name="_Toc226240768"/>
+      <w:bookmarkStart w:id="46" w:name="_Toc226412989"/>
       <w:r>
         <w:rPr>
           <w:rFonts w:asciiTheme="majorBidi" w:hAnsiTheme="majorBidi"/>
         </w:rPr>
         <w:t>Diagramme de Séquence (Scénario : Location d'une voiture)</w:t>
       </w:r>
-      <w:bookmarkEnd w:id="44"/>
+      <w:bookmarkEnd w:id="46"/>
     </w:p>
     <w:p>
       <w:pPr>
@@ -16261,14 +16721,14 @@
           <w:rFonts w:asciiTheme="majorBidi" w:hAnsiTheme="majorBidi"/>
         </w:rPr>
       </w:pPr>
-      <w:bookmarkStart w:id="45" w:name="_Toc226240769"/>
+      <w:bookmarkStart w:id="47" w:name="_Toc226412990"/>
       <w:r>
         <w:rPr>
           <w:rFonts w:asciiTheme="majorBidi" w:hAnsiTheme="majorBidi"/>
         </w:rPr>
         <w:t>Conception de la base de données</w:t>
       </w:r>
-      <w:bookmarkEnd w:id="45"/>
+      <w:bookmarkEnd w:id="47"/>
     </w:p>
     <w:p>
       <w:pPr>
@@ -19472,7 +19932,7 @@
           <w:szCs w:val="32"/>
         </w:rPr>
       </w:pPr>
-      <w:bookmarkStart w:id="46" w:name="_Toc226240770"/>
+      <w:bookmarkStart w:id="48" w:name="_Toc226412991"/>
       <w:r>
         <w:rPr>
           <w:rFonts w:ascii="Times New Roman" w:hAnsi="Times New Roman" w:cs="Times New Roman"/>
@@ -19484,7 +19944,7 @@
         <w:lastRenderedPageBreak/>
         <w:t>Chapitre 4 : Réalisation et Mise en œuvre</w:t>
       </w:r>
-      <w:bookmarkEnd w:id="46"/>
+      <w:bookmarkEnd w:id="48"/>
     </w:p>
     <w:p>
       <w:pPr>
@@ -19501,7 +19961,7 @@
           <w:u w:val="single"/>
         </w:rPr>
       </w:pPr>
-      <w:bookmarkStart w:id="47" w:name="_Toc226240771"/>
+      <w:bookmarkStart w:id="49" w:name="_Toc226412992"/>
       <w:r>
         <w:rPr>
           <w:rFonts w:ascii="Times New Roman" w:hAnsi="Times New Roman" w:cs="Times New Roman"/>
@@ -19511,7 +19971,7 @@
         </w:rPr>
         <w:t>Architecture du projet :</w:t>
       </w:r>
-      <w:bookmarkEnd w:id="47"/>
+      <w:bookmarkEnd w:id="49"/>
     </w:p>
     <w:p>
       <w:pPr>
@@ -19544,14 +20004,14 @@
           <w:rFonts w:ascii="Times New Roman" w:hAnsi="Times New Roman" w:cs="Times New Roman"/>
         </w:rPr>
       </w:pPr>
-      <w:bookmarkStart w:id="48" w:name="_Toc226240772"/>
+      <w:bookmarkStart w:id="50" w:name="_Toc226412993"/>
       <w:r>
         <w:rPr>
           <w:rFonts w:ascii="Times New Roman" w:hAnsi="Times New Roman" w:cs="Times New Roman"/>
         </w:rPr>
         <w:t>Arborescence des fichiers :</w:t>
       </w:r>
-      <w:bookmarkEnd w:id="48"/>
+      <w:bookmarkEnd w:id="50"/>
     </w:p>
     <w:p>
       <w:pPr>
@@ -20268,14 +20728,14 @@
           <w:lang w:val="en-US"/>
         </w:rPr>
       </w:pPr>
-      <w:bookmarkStart w:id="49" w:name="_Toc226240773"/>
+      <w:bookmarkStart w:id="51" w:name="_Toc226412994"/>
       <w:r>
         <w:rPr>
           <w:rFonts w:ascii="Times New Roman" w:hAnsi="Times New Roman" w:cs="Times New Roman"/>
         </w:rPr>
         <w:t>Description des dossiers clés :</w:t>
       </w:r>
-      <w:bookmarkEnd w:id="49"/>
+      <w:bookmarkEnd w:id="51"/>
     </w:p>
     <w:p>
       <w:pPr>
@@ -20619,7 +21079,7 @@
           <w:u w:val="single"/>
         </w:rPr>
       </w:pPr>
-      <w:bookmarkStart w:id="50" w:name="_Toc226240774"/>
+      <w:bookmarkStart w:id="52" w:name="_Toc226412995"/>
       <w:r>
         <w:rPr>
           <w:rFonts w:ascii="Times New Roman" w:hAnsi="Times New Roman" w:cs="Times New Roman"/>
@@ -20627,7 +21087,7 @@
         </w:rPr>
         <w:t>Développement du Backend</w:t>
       </w:r>
-      <w:bookmarkEnd w:id="50"/>
+      <w:bookmarkEnd w:id="52"/>
     </w:p>
     <w:p>
       <w:pPr>
@@ -20714,14 +21174,14 @@
           <w:rFonts w:ascii="Times New Roman" w:hAnsi="Times New Roman" w:cs="Times New Roman"/>
         </w:rPr>
       </w:pPr>
-      <w:bookmarkStart w:id="51" w:name="_Toc226240775"/>
+      <w:bookmarkStart w:id="53" w:name="_Toc226412996"/>
       <w:r>
         <w:rPr>
           <w:rFonts w:ascii="Times New Roman" w:hAnsi="Times New Roman" w:cs="Times New Roman"/>
         </w:rPr>
         <w:t>Architecture de l'API</w:t>
       </w:r>
-      <w:bookmarkEnd w:id="51"/>
+      <w:bookmarkEnd w:id="53"/>
     </w:p>
     <w:p>
       <w:pPr>
@@ -20927,14 +21387,14 @@
           <w:rFonts w:ascii="Times New Roman" w:hAnsi="Times New Roman" w:cs="Times New Roman"/>
         </w:rPr>
       </w:pPr>
-      <w:bookmarkStart w:id="52" w:name="_Toc226240776"/>
+      <w:bookmarkStart w:id="54" w:name="_Toc226412997"/>
       <w:r>
         <w:rPr>
           <w:rFonts w:ascii="Times New Roman" w:hAnsi="Times New Roman" w:cs="Times New Roman"/>
         </w:rPr>
         <w:t>Connexion à la base de données (PostgreSQL)</w:t>
       </w:r>
-      <w:bookmarkEnd w:id="52"/>
+      <w:bookmarkEnd w:id="54"/>
     </w:p>
     <w:p>
       <w:pPr>
@@ -21226,14 +21686,14 @@
           <w:rFonts w:ascii="Times New Roman" w:hAnsi="Times New Roman" w:cs="Times New Roman"/>
         </w:rPr>
       </w:pPr>
-      <w:bookmarkStart w:id="53" w:name="_Toc226240777"/>
+      <w:bookmarkStart w:id="55" w:name="_Toc226412998"/>
       <w:r>
         <w:rPr>
           <w:rFonts w:ascii="Times New Roman" w:hAnsi="Times New Roman" w:cs="Times New Roman"/>
         </w:rPr>
         <w:t>Sécurité et Validation</w:t>
       </w:r>
-      <w:bookmarkEnd w:id="53"/>
+      <w:bookmarkEnd w:id="55"/>
     </w:p>
     <w:p>
       <w:pPr>
@@ -21403,7 +21863,7 @@
           <w:u w:val="single"/>
         </w:rPr>
       </w:pPr>
-      <w:bookmarkStart w:id="54" w:name="_Toc226240778"/>
+      <w:bookmarkStart w:id="56" w:name="_Toc226412999"/>
       <w:r>
         <w:rPr>
           <w:rFonts w:ascii="Times New Roman" w:eastAsia="Times New Roman" w:hAnsi="Times New Roman" w:cs="Times New Roman"/>
@@ -21418,7 +21878,7 @@
         </w:rPr>
         <w:t> :</w:t>
       </w:r>
-      <w:bookmarkEnd w:id="54"/>
+      <w:bookmarkEnd w:id="56"/>
     </w:p>
     <w:p>
       <w:pPr>
@@ -21455,7 +21915,7 @@
           <w:lang w:eastAsia="fr-FR"/>
         </w:rPr>
       </w:pPr>
-      <w:bookmarkStart w:id="55" w:name="_Toc226240779"/>
+      <w:bookmarkStart w:id="57" w:name="_Toc226413000"/>
       <w:r>
         <w:rPr>
           <w:lang w:eastAsia="fr-FR"/>
@@ -21479,7 +21939,7 @@
         </w:rPr>
         <w:t>:</w:t>
       </w:r>
-      <w:bookmarkEnd w:id="55"/>
+      <w:bookmarkEnd w:id="57"/>
       <w:proofErr w:type="gramEnd"/>
     </w:p>
     <w:p>
@@ -21781,7 +22241,7 @@
           <w:rFonts w:eastAsia="Times New Roman"/>
         </w:rPr>
       </w:pPr>
-      <w:bookmarkStart w:id="56" w:name="_Toc226240780"/>
+      <w:bookmarkStart w:id="58" w:name="_Toc226413001"/>
       <w:r>
         <w:t>Système</w:t>
       </w:r>
@@ -21797,7 +22257,7 @@
         </w:rPr>
         <w:t> :</w:t>
       </w:r>
-      <w:bookmarkEnd w:id="56"/>
+      <w:bookmarkEnd w:id="58"/>
     </w:p>
     <w:p>
       <w:pPr>
@@ -22021,7 +22481,7 @@
           <w:rFonts w:eastAsia="Times New Roman"/>
         </w:rPr>
       </w:pPr>
-      <w:bookmarkStart w:id="57" w:name="_Toc226240781"/>
+      <w:bookmarkStart w:id="59" w:name="_Toc226413002"/>
       <w:r>
         <w:rPr>
           <w:rFonts w:eastAsia="Times New Roman"/>
@@ -22034,7 +22494,7 @@
         </w:rPr>
         <w:t> et adaptativité :</w:t>
       </w:r>
-      <w:bookmarkEnd w:id="57"/>
+      <w:bookmarkEnd w:id="59"/>
     </w:p>
     <w:p>
       <w:pPr>
@@ -22205,7 +22665,7 @@
           <w:u w:val="single"/>
         </w:rPr>
       </w:pPr>
-      <w:bookmarkStart w:id="58" w:name="_Toc226240782"/>
+      <w:bookmarkStart w:id="60" w:name="_Toc226413003"/>
       <w:r>
         <w:rPr>
           <w:rFonts w:ascii="Times New Roman" w:hAnsi="Times New Roman" w:cs="Times New Roman"/>
@@ -22213,7 +22673,7 @@
         </w:rPr>
         <w:t>Présentation des Résultats.</w:t>
       </w:r>
-      <w:bookmarkEnd w:id="58"/>
+      <w:bookmarkEnd w:id="60"/>
     </w:p>
     <w:p>
       <w:pPr>
@@ -22242,7 +22702,7 @@
           <w:numId w:val="54"/>
         </w:numPr>
       </w:pPr>
-      <w:bookmarkStart w:id="59" w:name="_Toc226240783"/>
+      <w:bookmarkStart w:id="61" w:name="_Toc226413004"/>
       <w:r>
         <w:lastRenderedPageBreak/>
         <w:t>Prototypage haute fidélité (Figma)</w:t>
@@ -22250,7 +22710,7 @@
       <w:r>
         <w:t> :</w:t>
       </w:r>
-      <w:bookmarkEnd w:id="59"/>
+      <w:bookmarkEnd w:id="61"/>
     </w:p>
     <w:p>
       <w:pPr>
@@ -22300,7 +22760,7 @@
                     <pic:cNvPicPr/>
                   </pic:nvPicPr>
                   <pic:blipFill>
-                    <a:blip r:embed="rId29" cstate="print">
+                    <a:blip r:embed="rId31" cstate="print">
                       <a:extLst>
                         <a:ext uri="{28A0092B-C50C-407E-A947-70E740481C1C}">
                           <a14:useLocalDpi xmlns:a14="http://schemas.microsoft.com/office/drawing/2010/main" val="0"/>
@@ -22337,7 +22797,7 @@
           <w:szCs w:val="24"/>
         </w:rPr>
       </w:pPr>
-      <w:bookmarkStart w:id="60" w:name="_Toc226240807"/>
+      <w:bookmarkStart w:id="62" w:name="_Toc226412955"/>
       <w:r>
         <w:t xml:space="preserve">Figure </w:t>
       </w:r>
@@ -22346,13 +22806,13 @@
           <w:rPr>
             <w:noProof/>
           </w:rPr>
-          <w:t>20</w:t>
+          <w:t>22</w:t>
         </w:r>
       </w:fldSimple>
       <w:r>
         <w:t>: Design sur Figma</w:t>
       </w:r>
-      <w:bookmarkEnd w:id="60"/>
+      <w:bookmarkEnd w:id="62"/>
     </w:p>
     <w:p>
       <w:pPr>
@@ -22362,14 +22822,14 @@
           <w:numId w:val="54"/>
         </w:numPr>
       </w:pPr>
-      <w:bookmarkStart w:id="61" w:name="_Toc226240784"/>
+      <w:bookmarkStart w:id="63" w:name="_Toc226413005"/>
       <w:r>
         <w:t>Rendu final de la plateforme web</w:t>
       </w:r>
       <w:r>
         <w:t> :</w:t>
       </w:r>
-      <w:bookmarkEnd w:id="61"/>
+      <w:bookmarkEnd w:id="63"/>
     </w:p>
     <w:p>
       <w:pPr>
@@ -22452,7 +22912,7 @@
                     <pic:cNvPicPr/>
                   </pic:nvPicPr>
                   <pic:blipFill>
-                    <a:blip r:embed="rId30" cstate="print">
+                    <a:blip r:embed="rId32" cstate="print">
                       <a:extLst>
                         <a:ext uri="{28A0092B-C50C-407E-A947-70E740481C1C}">
                           <a14:useLocalDpi xmlns:a14="http://schemas.microsoft.com/office/drawing/2010/main" val="0"/>
@@ -22489,7 +22949,7 @@
           <w:szCs w:val="24"/>
         </w:rPr>
       </w:pPr>
-      <w:bookmarkStart w:id="62" w:name="_Toc226240808"/>
+      <w:bookmarkStart w:id="64" w:name="_Toc226412956"/>
       <w:r>
         <w:t xml:space="preserve">Figure </w:t>
       </w:r>
@@ -22498,7 +22958,7 @@
           <w:rPr>
             <w:noProof/>
           </w:rPr>
-          <w:t>21</w:t>
+          <w:t>23</w:t>
         </w:r>
       </w:fldSimple>
       <w:r>
@@ -22521,7 +22981,7 @@
         </w:rPr>
         <w:t xml:space="preserve"> site</w:t>
       </w:r>
-      <w:bookmarkEnd w:id="62"/>
+      <w:bookmarkEnd w:id="64"/>
     </w:p>
     <w:p>
       <w:pPr>
@@ -22624,7 +23084,7 @@
                                 <w:noProof/>
                               </w:rPr>
                             </w:pPr>
-                            <w:bookmarkStart w:id="63" w:name="_Toc226240809"/>
+                            <w:bookmarkStart w:id="65" w:name="_Toc226412957"/>
                             <w:r>
                               <w:t xml:space="preserve">Figure </w:t>
                             </w:r>
@@ -22633,13 +23093,13 @@
                                 <w:rPr>
                                   <w:noProof/>
                                 </w:rPr>
-                                <w:t>22</w:t>
+                                <w:t>24</w:t>
                               </w:r>
                             </w:fldSimple>
                             <w:r>
                               <w:t>: Page du catalogue des voitures</w:t>
                             </w:r>
-                            <w:bookmarkEnd w:id="63"/>
+                            <w:bookmarkEnd w:id="65"/>
                           </w:p>
                         </w:txbxContent>
                       </wps:txbx>
@@ -22673,7 +23133,7 @@
                           <w:noProof/>
                         </w:rPr>
                       </w:pPr>
-                      <w:bookmarkStart w:id="64" w:name="_Toc226240809"/>
+                      <w:bookmarkStart w:id="66" w:name="_Toc226412957"/>
                       <w:r>
                         <w:t xml:space="preserve">Figure </w:t>
                       </w:r>
@@ -22682,13 +23142,13 @@
                           <w:rPr>
                             <w:noProof/>
                           </w:rPr>
-                          <w:t>22</w:t>
+                          <w:t>24</w:t>
                         </w:r>
                       </w:fldSimple>
                       <w:r>
                         <w:t>: Page du catalogue des voitures</w:t>
                       </w:r>
-                      <w:bookmarkEnd w:id="64"/>
+                      <w:bookmarkEnd w:id="66"/>
                     </w:p>
                   </w:txbxContent>
                 </v:textbox>
@@ -22737,7 +23197,7 @@
                     <pic:cNvPicPr/>
                   </pic:nvPicPr>
                   <pic:blipFill>
-                    <a:blip r:embed="rId31">
+                    <a:blip r:embed="rId33">
                       <a:extLst>
                         <a:ext uri="{28A0092B-C50C-407E-A947-70E740481C1C}">
                           <a14:useLocalDpi xmlns:a14="http://schemas.microsoft.com/office/drawing/2010/main" val="0"/>
@@ -22927,7 +23387,7 @@
                                 <w:szCs w:val="22"/>
                               </w:rPr>
                             </w:pPr>
-                            <w:bookmarkStart w:id="65" w:name="_Toc226240810"/>
+                            <w:bookmarkStart w:id="67" w:name="_Toc226412958"/>
                             <w:r>
                               <w:t xml:space="preserve">Figure </w:t>
                             </w:r>
@@ -22936,13 +23396,13 @@
                                 <w:rPr>
                                   <w:noProof/>
                                 </w:rPr>
-                                <w:t>23</w:t>
+                                <w:t>25</w:t>
                               </w:r>
                             </w:fldSimple>
                             <w:r>
                               <w:t>: Page du Dashboard</w:t>
                             </w:r>
-                            <w:bookmarkEnd w:id="65"/>
+                            <w:bookmarkEnd w:id="67"/>
                           </w:p>
                         </w:txbxContent>
                       </wps:txbx>
@@ -22973,7 +23433,7 @@
                           <w:szCs w:val="22"/>
                         </w:rPr>
                       </w:pPr>
-                      <w:bookmarkStart w:id="66" w:name="_Toc226240810"/>
+                      <w:bookmarkStart w:id="68" w:name="_Toc226412958"/>
                       <w:r>
                         <w:t xml:space="preserve">Figure </w:t>
                       </w:r>
@@ -22982,13 +23442,13 @@
                           <w:rPr>
                             <w:noProof/>
                           </w:rPr>
-                          <w:t>23</w:t>
+                          <w:t>25</w:t>
                         </w:r>
                       </w:fldSimple>
                       <w:r>
                         <w:t>: Page du Dashboard</w:t>
                       </w:r>
-                      <w:bookmarkEnd w:id="66"/>
+                      <w:bookmarkEnd w:id="68"/>
                     </w:p>
                   </w:txbxContent>
                 </v:textbox>
@@ -23034,7 +23494,7 @@
                     <pic:cNvPicPr/>
                   </pic:nvPicPr>
                   <pic:blipFill>
-                    <a:blip r:embed="rId32">
+                    <a:blip r:embed="rId34">
                       <a:extLst>
                         <a:ext uri="{28A0092B-C50C-407E-A947-70E740481C1C}">
                           <a14:useLocalDpi xmlns:a14="http://schemas.microsoft.com/office/drawing/2010/main" val="0"/>
@@ -23087,14 +23547,14 @@
           <w:numId w:val="54"/>
         </w:numPr>
       </w:pPr>
-      <w:bookmarkStart w:id="67" w:name="_Toc226240785"/>
+      <w:bookmarkStart w:id="69" w:name="_Toc226413006"/>
       <w:r>
         <w:t>Stratégie de communication visuelle (Instagram)</w:t>
       </w:r>
       <w:r>
         <w:t> :</w:t>
       </w:r>
-      <w:bookmarkEnd w:id="67"/>
+      <w:bookmarkEnd w:id="69"/>
     </w:p>
     <w:p>
       <w:pPr>
@@ -23283,7 +23743,7 @@
                     <pic:cNvPicPr/>
                   </pic:nvPicPr>
                   <pic:blipFill>
-                    <a:blip r:embed="rId33" cstate="print">
+                    <a:blip r:embed="rId35" cstate="print">
                       <a:extLst>
                         <a:ext uri="{28A0092B-C50C-407E-A947-70E740481C1C}">
                           <a14:useLocalDpi xmlns:a14="http://schemas.microsoft.com/office/drawing/2010/main" val="0"/>
@@ -23315,7 +23775,7 @@
         <w:pStyle w:val="Caption"/>
         <w:jc w:val="center"/>
       </w:pPr>
-      <w:bookmarkStart w:id="68" w:name="_Toc226240811"/>
+      <w:bookmarkStart w:id="70" w:name="_Toc226412959"/>
       <w:r>
         <w:t xml:space="preserve">Figure </w:t>
       </w:r>
@@ -23324,7 +23784,7 @@
           <w:rPr>
             <w:noProof/>
           </w:rPr>
-          <w:t>24</w:t>
+          <w:t>26</w:t>
         </w:r>
       </w:fldSimple>
       <w:r>
@@ -23336,7 +23796,7 @@
       <w:r>
         <w:t>1</w:t>
       </w:r>
-      <w:bookmarkEnd w:id="68"/>
+      <w:bookmarkEnd w:id="70"/>
     </w:p>
     <w:p>
       <w:pPr>
@@ -23391,7 +23851,7 @@
                     <pic:cNvPicPr/>
                   </pic:nvPicPr>
                   <pic:blipFill>
-                    <a:blip r:embed="rId34" cstate="print">
+                    <a:blip r:embed="rId36" cstate="print">
                       <a:extLst>
                         <a:ext uri="{28A0092B-C50C-407E-A947-70E740481C1C}">
                           <a14:useLocalDpi xmlns:a14="http://schemas.microsoft.com/office/drawing/2010/main" val="0"/>
@@ -23430,7 +23890,7 @@
           <w:szCs w:val="24"/>
         </w:rPr>
       </w:pPr>
-      <w:bookmarkStart w:id="69" w:name="_Toc226240812"/>
+      <w:bookmarkStart w:id="71" w:name="_Toc226412960"/>
       <w:r>
         <w:t xml:space="preserve">Figure </w:t>
       </w:r>
@@ -23439,13 +23899,13 @@
           <w:rPr>
             <w:noProof/>
           </w:rPr>
-          <w:t>25</w:t>
+          <w:t>27</w:t>
         </w:r>
       </w:fldSimple>
       <w:r>
         <w:t>: Post Instagram N° 2</w:t>
       </w:r>
-      <w:bookmarkEnd w:id="69"/>
+      <w:bookmarkEnd w:id="71"/>
     </w:p>
     <w:p>
       <w:pPr>
@@ -23568,7 +24028,7 @@
                     <pic:cNvPicPr/>
                   </pic:nvPicPr>
                   <pic:blipFill>
-                    <a:blip r:embed="rId35" cstate="print">
+                    <a:blip r:embed="rId37" cstate="print">
                       <a:extLst>
                         <a:ext uri="{28A0092B-C50C-407E-A947-70E740481C1C}">
                           <a14:useLocalDpi xmlns:a14="http://schemas.microsoft.com/office/drawing/2010/main" val="0"/>
@@ -23607,7 +24067,7 @@
           <w:szCs w:val="24"/>
         </w:rPr>
       </w:pPr>
-      <w:bookmarkStart w:id="70" w:name="_Toc226240813"/>
+      <w:bookmarkStart w:id="72" w:name="_Toc226412961"/>
       <w:r>
         <w:t xml:space="preserve">Figure </w:t>
       </w:r>
@@ -23616,13 +24076,13 @@
           <w:rPr>
             <w:noProof/>
           </w:rPr>
-          <w:t>26</w:t>
+          <w:t>28</w:t>
         </w:r>
       </w:fldSimple>
       <w:r>
         <w:t>: Post Instagram N° 3</w:t>
       </w:r>
-      <w:bookmarkEnd w:id="70"/>
+      <w:bookmarkEnd w:id="72"/>
     </w:p>
     <w:p>
       <w:pPr>
@@ -23693,7 +24153,7 @@
                     <pic:cNvPicPr/>
                   </pic:nvPicPr>
                   <pic:blipFill>
-                    <a:blip r:embed="rId36" cstate="print">
+                    <a:blip r:embed="rId38" cstate="print">
                       <a:extLst>
                         <a:ext uri="{28A0092B-C50C-407E-A947-70E740481C1C}">
                           <a14:useLocalDpi xmlns:a14="http://schemas.microsoft.com/office/drawing/2010/main" val="0"/>
@@ -23730,7 +24190,7 @@
           <w:szCs w:val="24"/>
         </w:rPr>
       </w:pPr>
-      <w:bookmarkStart w:id="71" w:name="_Toc226240814"/>
+      <w:bookmarkStart w:id="73" w:name="_Toc226412962"/>
       <w:r>
         <w:t xml:space="preserve">Figure </w:t>
       </w:r>
@@ -23739,13 +24199,13 @@
           <w:rPr>
             <w:noProof/>
           </w:rPr>
-          <w:t>27</w:t>
+          <w:t>29</w:t>
         </w:r>
       </w:fldSimple>
       <w:r>
         <w:t>: la Page Instagram</w:t>
       </w:r>
-      <w:bookmarkEnd w:id="71"/>
+      <w:bookmarkEnd w:id="73"/>
     </w:p>
     <w:p>
       <w:pPr>
@@ -23811,7 +24271,7 @@
                     <pic:cNvPicPr/>
                   </pic:nvPicPr>
                   <pic:blipFill>
-                    <a:blip r:embed="rId37" cstate="print">
+                    <a:blip r:embed="rId39" cstate="print">
                       <a:extLst>
                         <a:ext uri="{28A0092B-C50C-407E-A947-70E740481C1C}">
                           <a14:useLocalDpi xmlns:a14="http://schemas.microsoft.com/office/drawing/2010/main" val="0"/>
@@ -23850,7 +24310,7 @@
           <w:szCs w:val="24"/>
         </w:rPr>
       </w:pPr>
-      <w:bookmarkStart w:id="72" w:name="_Toc226240815"/>
+      <w:bookmarkStart w:id="74" w:name="_Toc226412963"/>
       <w:r>
         <w:t xml:space="preserve">Figure </w:t>
       </w:r>
@@ -23859,13 +24319,13 @@
           <w:rPr>
             <w:noProof/>
           </w:rPr>
-          <w:t>28</w:t>
+          <w:t>30</w:t>
         </w:r>
       </w:fldSimple>
       <w:r>
         <w:t>: Instagram Insights</w:t>
       </w:r>
-      <w:bookmarkEnd w:id="72"/>
+      <w:bookmarkEnd w:id="74"/>
     </w:p>
     <w:p>
       <w:pPr>
@@ -24048,7 +24508,7 @@
           <w:szCs w:val="32"/>
         </w:rPr>
       </w:pPr>
-      <w:bookmarkStart w:id="73" w:name="_Toc226240786"/>
+      <w:bookmarkStart w:id="75" w:name="_Toc226413007"/>
       <w:r>
         <w:rPr>
           <w:rFonts w:ascii="Times New Roman" w:hAnsi="Times New Roman" w:cs="Times New Roman"/>
@@ -24059,7 +24519,7 @@
         </w:rPr>
         <w:t>Conclusion</w:t>
       </w:r>
-      <w:bookmarkEnd w:id="73"/>
+      <w:bookmarkEnd w:id="75"/>
     </w:p>
     <w:p>
       <w:pPr>
@@ -24337,7 +24797,6 @@
           <w:lang w:val="en-US"/>
         </w:rPr>
       </w:pPr>
-      <w:bookmarkStart w:id="74" w:name="_Toc226240787"/>
     </w:p>
     <w:p>
       <w:pPr>
@@ -24353,6 +24812,7 @@
           <w:lang w:val="en-US"/>
         </w:rPr>
       </w:pPr>
+      <w:bookmarkStart w:id="76" w:name="_Toc226413008"/>
       <w:r>
         <w:rPr>
           <w:rFonts w:asciiTheme="majorBidi" w:hAnsiTheme="majorBidi"/>
@@ -24364,7 +24824,7 @@
         </w:rPr>
         <w:t>Bibliothèque</w:t>
       </w:r>
-      <w:bookmarkEnd w:id="74"/>
+      <w:bookmarkEnd w:id="76"/>
     </w:p>
     <w:p>
       <w:pPr>
@@ -24410,7 +24870,7 @@
         </w:rPr>
         <w:t xml:space="preserve"> </w:t>
       </w:r>
-      <w:hyperlink r:id="rId38" w:tgtFrame="_blank" w:history="1">
+      <w:hyperlink r:id="rId40" w:tgtFrame="_blank" w:history="1">
         <w:r>
           <w:rPr>
             <w:rStyle w:val="Hyperlink"/>
@@ -24468,7 +24928,7 @@
         </w:rPr>
         <w:t xml:space="preserve"> </w:t>
       </w:r>
-      <w:hyperlink r:id="rId39" w:tgtFrame="_blank" w:history="1">
+      <w:hyperlink r:id="rId41" w:tgtFrame="_blank" w:history="1">
         <w:r>
           <w:rPr>
             <w:rStyle w:val="Hyperlink"/>
@@ -24538,7 +24998,7 @@
         </w:rPr>
         <w:t xml:space="preserve"> </w:t>
       </w:r>
-      <w:hyperlink r:id="rId40" w:tgtFrame="_blank" w:history="1">
+      <w:hyperlink r:id="rId42" w:tgtFrame="_blank" w:history="1">
         <w:r>
           <w:rPr>
             <w:rStyle w:val="Hyperlink"/>
@@ -24596,7 +25056,7 @@
         </w:rPr>
         <w:t xml:space="preserve"> </w:t>
       </w:r>
-      <w:hyperlink r:id="rId41" w:tgtFrame="_blank" w:history="1">
+      <w:hyperlink r:id="rId43" w:tgtFrame="_blank" w:history="1">
         <w:r>
           <w:rPr>
             <w:rStyle w:val="Hyperlink"/>
@@ -24654,7 +25114,7 @@
         </w:rPr>
         <w:t xml:space="preserve"> </w:t>
       </w:r>
-      <w:hyperlink r:id="rId42" w:tgtFrame="_blank" w:history="1">
+      <w:hyperlink r:id="rId44" w:tgtFrame="_blank" w:history="1">
         <w:r>
           <w:rPr>
             <w:rStyle w:val="Hyperlink"/>
@@ -24766,7 +25226,7 @@
         </w:rPr>
         <w:t xml:space="preserve"> </w:t>
       </w:r>
-      <w:hyperlink r:id="rId43" w:history="1">
+      <w:hyperlink r:id="rId45" w:history="1">
         <w:r>
           <w:rPr>
             <w:rStyle w:val="Hyperlink"/>
@@ -24815,9 +25275,9 @@
       </w:pPr>
     </w:p>
     <w:sectPr>
-      <w:headerReference w:type="default" r:id="rId44"/>
-      <w:footerReference w:type="default" r:id="rId45"/>
-      <w:headerReference w:type="first" r:id="rId46"/>
+      <w:headerReference w:type="default" r:id="rId46"/>
+      <w:footerReference w:type="default" r:id="rId47"/>
+      <w:headerReference w:type="first" r:id="rId48"/>
       <w:pgSz w:w="11906" w:h="16838"/>
       <w:pgMar w:top="1417" w:right="1417" w:bottom="1417" w:left="1417" w:header="708" w:footer="708" w:gutter="0"/>
       <w:pgBorders w:offsetFrom="page">
@@ -33913,8 +34373,8 @@
     <w:rsid w:val="008952FA"/>
     <w:rsid w:val="00AC683E"/>
     <w:rsid w:val="00B047C3"/>
-    <w:rsid w:val="00BB7223"/>
     <w:rsid w:val="00DE2E35"/>
+    <w:rsid w:val="00DF047B"/>
     <w:rsid w:val="00DF392B"/>
   </w:rsids>
   <m:mathPr>

--- a/rapport/pfe-rapport.docx
+++ b/rapport/pfe-rapport.docx
@@ -528,6 +528,16 @@
           <w:sz w:val="24"/>
           <w:szCs w:val="24"/>
         </w:rPr>
+        <w:t xml:space="preserve">El </w:t>
+      </w:r>
+      <w:r>
+        <w:rPr>
+          <w:rFonts w:asciiTheme="majorBidi" w:hAnsiTheme="majorBidi" w:cstheme="majorBidi"/>
+          <w:b/>
+          <w:bCs/>
+          <w:sz w:val="24"/>
+          <w:szCs w:val="24"/>
+        </w:rPr>
         <w:t>Kadmiri Rihab</w:t>
       </w:r>
     </w:p>
@@ -760,37 +770,17 @@
           <w:sz w:val="24"/>
           <w:szCs w:val="24"/>
         </w:rPr>
-        <w:t>M</w:t>
-      </w:r>
-      <w:r>
-        <w:rPr>
-          <w:rFonts w:asciiTheme="majorBidi" w:hAnsiTheme="majorBidi" w:cstheme="majorBidi"/>
-          <w:b/>
-          <w:bCs/>
-          <w:sz w:val="24"/>
-          <w:szCs w:val="24"/>
-        </w:rPr>
-        <w:t>me</w:t>
-      </w:r>
-      <w:r>
-        <w:rPr>
-          <w:rFonts w:asciiTheme="majorBidi" w:hAnsiTheme="majorBidi" w:cstheme="majorBidi"/>
-          <w:b/>
-          <w:bCs/>
-          <w:sz w:val="24"/>
-          <w:szCs w:val="24"/>
-        </w:rPr>
-        <w:t xml:space="preserve">. </w:t>
-      </w:r>
-      <w:r>
-        <w:rPr>
-          <w:rFonts w:asciiTheme="majorBidi" w:hAnsiTheme="majorBidi" w:cstheme="majorBidi"/>
-          <w:b/>
-          <w:bCs/>
-          <w:sz w:val="24"/>
-          <w:szCs w:val="24"/>
-        </w:rPr>
-        <w:t>BENZEKRI</w:t>
+        <w:t xml:space="preserve">M. </w:t>
+      </w:r>
+      <w:r>
+        <w:rPr>
+          <w:rFonts w:asciiTheme="majorBidi" w:hAnsiTheme="majorBidi" w:cstheme="majorBidi"/>
+          <w:b/>
+          <w:bCs/>
+          <w:sz w:val="24"/>
+          <w:szCs w:val="24"/>
+        </w:rPr>
+        <w:t>Kodad</w:t>
       </w:r>
     </w:p>
     <w:p>
@@ -826,30 +816,19 @@
           <w:bCs/>
           <w:sz w:val="24"/>
           <w:szCs w:val="24"/>
-          <w:lang w:val="en-US"/>
-        </w:rPr>
-      </w:pPr>
-      <w:r>
-        <w:rPr>
-          <w:rFonts w:asciiTheme="majorBidi" w:hAnsiTheme="majorBidi" w:cstheme="majorBidi"/>
-          <w:b/>
-          <w:bCs/>
-          <w:sz w:val="24"/>
-          <w:szCs w:val="24"/>
-          <w:lang w:val="en-US"/>
-        </w:rPr>
-        <w:t xml:space="preserve">M. </w:t>
-      </w:r>
-      <w:r>
-        <w:rPr>
-          <w:rFonts w:asciiTheme="majorBidi" w:hAnsiTheme="majorBidi" w:cstheme="majorBidi"/>
-          <w:b/>
-          <w:bCs/>
-          <w:sz w:val="24"/>
-          <w:szCs w:val="24"/>
-          <w:lang w:val="en-US"/>
-        </w:rPr>
-        <w:t>OULAHYANE</w:t>
+          <w:lang w:val="fr-MA"/>
+        </w:rPr>
+      </w:pPr>
+      <w:r>
+        <w:rPr>
+          <w:rFonts w:asciiTheme="majorBidi" w:hAnsiTheme="majorBidi" w:cstheme="majorBidi"/>
+          <w:b/>
+          <w:bCs/>
+          <w:sz w:val="24"/>
+          <w:szCs w:val="24"/>
+          <w:lang w:val="fr-MA"/>
+        </w:rPr>
+        <w:t>M. OULAHYANE</w:t>
       </w:r>
     </w:p>
     <w:p>
@@ -869,7 +848,7 @@
           <w:bCs/>
           <w:sz w:val="24"/>
           <w:szCs w:val="24"/>
-          <w:lang w:val="en-US"/>
+          <w:lang w:val="fr-MA"/>
         </w:rPr>
         <w:tab/>
       </w:r>
@@ -880,7 +859,7 @@
           <w:bCs/>
           <w:sz w:val="24"/>
           <w:szCs w:val="24"/>
-          <w:lang w:val="en-US"/>
+          <w:lang w:val="fr-MA"/>
         </w:rPr>
         <w:tab/>
       </w:r>
@@ -891,7 +870,7 @@
           <w:bCs/>
           <w:sz w:val="24"/>
           <w:szCs w:val="24"/>
-          <w:lang w:val="en-US"/>
+          <w:lang w:val="fr-MA"/>
         </w:rPr>
         <w:tab/>
       </w:r>
@@ -902,7 +881,7 @@
           <w:bCs/>
           <w:sz w:val="24"/>
           <w:szCs w:val="24"/>
-          <w:lang w:val="en-US"/>
+          <w:lang w:val="fr-MA"/>
         </w:rPr>
         <w:tab/>
       </w:r>
@@ -913,7 +892,7 @@
           <w:bCs/>
           <w:sz w:val="24"/>
           <w:szCs w:val="24"/>
-          <w:lang w:val="en-US"/>
+          <w:lang w:val="fr-MA"/>
         </w:rPr>
         <w:tab/>
       </w:r>
@@ -924,7 +903,7 @@
           <w:bCs/>
           <w:sz w:val="24"/>
           <w:szCs w:val="24"/>
-          <w:lang w:val="en-US"/>
+          <w:lang w:val="fr-MA"/>
         </w:rPr>
         <w:tab/>
       </w:r>
@@ -935,7 +914,7 @@
           <w:bCs/>
           <w:sz w:val="24"/>
           <w:szCs w:val="24"/>
-          <w:lang w:val="en-US"/>
+          <w:lang w:val="fr-MA"/>
         </w:rPr>
         <w:tab/>
       </w:r>
@@ -946,7 +925,7 @@
           <w:bCs/>
           <w:sz w:val="24"/>
           <w:szCs w:val="24"/>
-          <w:lang w:val="en-US"/>
+          <w:lang w:val="fr-MA"/>
         </w:rPr>
         <w:tab/>
         <w:t xml:space="preserve">    </w:t>
@@ -962,7 +941,7 @@
     </w:p>
     <w:p>
       <w:pPr>
-        <w:pStyle w:val="TOCHeading"/>
+        <w:pStyle w:val="En-ttedetabledesmatires"/>
         <w:rPr>
           <w:rFonts w:asciiTheme="majorBidi" w:eastAsiaTheme="minorHAnsi" w:hAnsiTheme="majorBidi" w:cstheme="minorBidi"/>
           <w:color w:val="auto"/>
@@ -1001,7 +980,7 @@
       <w:sdtContent>
         <w:p>
           <w:pPr>
-            <w:pStyle w:val="TOCHeading"/>
+            <w:pStyle w:val="En-ttedetabledesmatires"/>
             <w:jc w:val="center"/>
             <w:rPr>
               <w:rFonts w:asciiTheme="majorBidi" w:eastAsiaTheme="minorHAnsi" w:hAnsiTheme="majorBidi" w:cstheme="minorBidi"/>
@@ -1016,10 +995,10 @@
         </w:p>
         <w:p>
           <w:pPr>
-            <w:pStyle w:val="TOCHeading"/>
+            <w:pStyle w:val="En-ttedetabledesmatires"/>
             <w:jc w:val="center"/>
             <w:rPr>
-              <w:rStyle w:val="Heading1Char"/>
+              <w:rStyle w:val="Titre1Car"/>
               <w:rFonts w:ascii="Times New Roman" w:hAnsi="Times New Roman" w:cs="Times New Roman"/>
               <w:b/>
               <w:bCs/>
@@ -1029,10 +1008,9 @@
             </w:rPr>
           </w:pPr>
           <w:bookmarkStart w:id="0" w:name="_Toc226412964"/>
-          <w:proofErr w:type="spellStart"/>
           <w:r>
             <w:rPr>
-              <w:rStyle w:val="Heading1Char"/>
+              <w:rStyle w:val="Titre1Car"/>
               <w:rFonts w:ascii="Times New Roman" w:hAnsi="Times New Roman" w:cs="Times New Roman"/>
               <w:b/>
               <w:bCs/>
@@ -1043,11 +1021,10 @@
             <w:t>Sommaire</w:t>
           </w:r>
           <w:bookmarkEnd w:id="0"/>
-          <w:proofErr w:type="spellEnd"/>
         </w:p>
         <w:p>
           <w:pPr>
-            <w:pStyle w:val="TOC1"/>
+            <w:pStyle w:val="TM1"/>
             <w:tabs>
               <w:tab w:val="right" w:leader="dot" w:pos="9062"/>
             </w:tabs>
@@ -1080,7 +1057,7 @@
           <w:hyperlink w:anchor="_Toc226412964" w:history="1">
             <w:r>
               <w:rPr>
-                <w:rStyle w:val="Hyperlink"/>
+                <w:rStyle w:val="Lienhypertexte"/>
                 <w:rFonts w:ascii="Times New Roman" w:hAnsi="Times New Roman" w:cs="Times New Roman"/>
                 <w:b/>
                 <w:bCs/>
@@ -1143,7 +1120,7 @@
         </w:p>
         <w:p>
           <w:pPr>
-            <w:pStyle w:val="TOC1"/>
+            <w:pStyle w:val="TM1"/>
             <w:tabs>
               <w:tab w:val="right" w:leader="dot" w:pos="9062"/>
             </w:tabs>
@@ -1158,7 +1135,7 @@
           <w:hyperlink w:anchor="_Toc226412965" w:history="1">
             <w:r>
               <w:rPr>
-                <w:rStyle w:val="Hyperlink"/>
+                <w:rStyle w:val="Lienhypertexte"/>
                 <w:rFonts w:ascii="Times New Roman" w:hAnsi="Times New Roman" w:cs="Times New Roman"/>
                 <w:b/>
                 <w:bCs/>
@@ -1218,7 +1195,7 @@
         </w:p>
         <w:p>
           <w:pPr>
-            <w:pStyle w:val="TOC1"/>
+            <w:pStyle w:val="TM1"/>
             <w:tabs>
               <w:tab w:val="right" w:leader="dot" w:pos="9062"/>
             </w:tabs>
@@ -1233,7 +1210,7 @@
           <w:hyperlink w:anchor="_Toc226412966" w:history="1">
             <w:r>
               <w:rPr>
-                <w:rStyle w:val="Hyperlink"/>
+                <w:rStyle w:val="Lienhypertexte"/>
                 <w:rFonts w:ascii="Times New Roman" w:hAnsi="Times New Roman" w:cs="Times New Roman"/>
                 <w:b/>
                 <w:bCs/>
@@ -1293,7 +1270,7 @@
         </w:p>
         <w:p>
           <w:pPr>
-            <w:pStyle w:val="TOC1"/>
+            <w:pStyle w:val="TM1"/>
             <w:tabs>
               <w:tab w:val="right" w:leader="dot" w:pos="9062"/>
             </w:tabs>
@@ -1308,7 +1285,7 @@
           <w:hyperlink w:anchor="_Toc226412967" w:history="1">
             <w:r>
               <w:rPr>
-                <w:rStyle w:val="Hyperlink"/>
+                <w:rStyle w:val="Lienhypertexte"/>
                 <w:rFonts w:asciiTheme="majorBidi" w:hAnsiTheme="majorBidi"/>
                 <w:b/>
                 <w:bCs/>
@@ -1368,7 +1345,7 @@
         </w:p>
         <w:p>
           <w:pPr>
-            <w:pStyle w:val="TOC1"/>
+            <w:pStyle w:val="TM1"/>
             <w:tabs>
               <w:tab w:val="right" w:leader="dot" w:pos="9062"/>
             </w:tabs>
@@ -1383,7 +1360,7 @@
           <w:hyperlink w:anchor="_Toc226412968" w:history="1">
             <w:r>
               <w:rPr>
-                <w:rStyle w:val="Hyperlink"/>
+                <w:rStyle w:val="Lienhypertexte"/>
                 <w:rFonts w:asciiTheme="majorBidi" w:hAnsiTheme="majorBidi"/>
                 <w:b/>
                 <w:bCs/>
@@ -1443,7 +1420,7 @@
         </w:p>
         <w:p>
           <w:pPr>
-            <w:pStyle w:val="TOC1"/>
+            <w:pStyle w:val="TM1"/>
             <w:tabs>
               <w:tab w:val="right" w:leader="dot" w:pos="9062"/>
             </w:tabs>
@@ -1458,7 +1435,7 @@
           <w:hyperlink w:anchor="_Toc226412969" w:history="1">
             <w:r>
               <w:rPr>
-                <w:rStyle w:val="Hyperlink"/>
+                <w:rStyle w:val="Lienhypertexte"/>
                 <w:rFonts w:asciiTheme="majorBidi" w:hAnsiTheme="majorBidi"/>
                 <w:b/>
                 <w:bCs/>
@@ -1518,7 +1495,7 @@
         </w:p>
         <w:p>
           <w:pPr>
-            <w:pStyle w:val="TOC2"/>
+            <w:pStyle w:val="TM2"/>
             <w:tabs>
               <w:tab w:val="left" w:pos="720"/>
               <w:tab w:val="right" w:leader="dot" w:pos="9062"/>
@@ -1534,7 +1511,7 @@
           <w:hyperlink w:anchor="_Toc226412970" w:history="1">
             <w:r>
               <w:rPr>
-                <w:rStyle w:val="Hyperlink"/>
+                <w:rStyle w:val="Lienhypertexte"/>
                 <w:rFonts w:asciiTheme="majorBidi" w:hAnsiTheme="majorBidi"/>
                 <w:noProof/>
               </w:rPr>
@@ -1552,7 +1529,7 @@
             </w:r>
             <w:r>
               <w:rPr>
-                <w:rStyle w:val="Hyperlink"/>
+                <w:rStyle w:val="Lienhypertexte"/>
                 <w:rFonts w:asciiTheme="majorBidi" w:hAnsiTheme="majorBidi"/>
                 <w:noProof/>
               </w:rPr>
@@ -1610,7 +1587,7 @@
         </w:p>
         <w:p>
           <w:pPr>
-            <w:pStyle w:val="TOC2"/>
+            <w:pStyle w:val="TM2"/>
             <w:tabs>
               <w:tab w:val="left" w:pos="720"/>
               <w:tab w:val="right" w:leader="dot" w:pos="9062"/>
@@ -1626,7 +1603,7 @@
           <w:hyperlink w:anchor="_Toc226412971" w:history="1">
             <w:r>
               <w:rPr>
-                <w:rStyle w:val="Hyperlink"/>
+                <w:rStyle w:val="Lienhypertexte"/>
                 <w:rFonts w:asciiTheme="majorBidi" w:hAnsiTheme="majorBidi"/>
                 <w:noProof/>
               </w:rPr>
@@ -1644,7 +1621,7 @@
             </w:r>
             <w:r>
               <w:rPr>
-                <w:rStyle w:val="Hyperlink"/>
+                <w:rStyle w:val="Lienhypertexte"/>
                 <w:rFonts w:asciiTheme="majorBidi" w:hAnsiTheme="majorBidi"/>
                 <w:noProof/>
               </w:rPr>
@@ -1702,7 +1679,7 @@
         </w:p>
         <w:p>
           <w:pPr>
-            <w:pStyle w:val="TOC2"/>
+            <w:pStyle w:val="TM2"/>
             <w:tabs>
               <w:tab w:val="left" w:pos="720"/>
               <w:tab w:val="right" w:leader="dot" w:pos="9062"/>
@@ -1718,7 +1695,7 @@
           <w:hyperlink w:anchor="_Toc226412972" w:history="1">
             <w:r>
               <w:rPr>
-                <w:rStyle w:val="Hyperlink"/>
+                <w:rStyle w:val="Lienhypertexte"/>
                 <w:rFonts w:asciiTheme="majorBidi" w:hAnsiTheme="majorBidi"/>
                 <w:noProof/>
               </w:rPr>
@@ -1736,7 +1713,7 @@
             </w:r>
             <w:r>
               <w:rPr>
-                <w:rStyle w:val="Hyperlink"/>
+                <w:rStyle w:val="Lienhypertexte"/>
                 <w:rFonts w:asciiTheme="majorBidi" w:hAnsiTheme="majorBidi"/>
                 <w:noProof/>
               </w:rPr>
@@ -1794,7 +1771,7 @@
         </w:p>
         <w:p>
           <w:pPr>
-            <w:pStyle w:val="TOC2"/>
+            <w:pStyle w:val="TM2"/>
             <w:tabs>
               <w:tab w:val="left" w:pos="720"/>
               <w:tab w:val="right" w:leader="dot" w:pos="9062"/>
@@ -1810,7 +1787,7 @@
           <w:hyperlink w:anchor="_Toc226412973" w:history="1">
             <w:r>
               <w:rPr>
-                <w:rStyle w:val="Hyperlink"/>
+                <w:rStyle w:val="Lienhypertexte"/>
                 <w:rFonts w:asciiTheme="majorBidi" w:hAnsiTheme="majorBidi"/>
                 <w:noProof/>
               </w:rPr>
@@ -1828,7 +1805,7 @@
             </w:r>
             <w:r>
               <w:rPr>
-                <w:rStyle w:val="Hyperlink"/>
+                <w:rStyle w:val="Lienhypertexte"/>
                 <w:rFonts w:asciiTheme="majorBidi" w:hAnsiTheme="majorBidi"/>
                 <w:noProof/>
               </w:rPr>
@@ -1886,7 +1863,7 @@
         </w:p>
         <w:p>
           <w:pPr>
-            <w:pStyle w:val="TOC2"/>
+            <w:pStyle w:val="TM2"/>
             <w:tabs>
               <w:tab w:val="left" w:pos="720"/>
               <w:tab w:val="right" w:leader="dot" w:pos="9062"/>
@@ -1902,7 +1879,7 @@
           <w:hyperlink w:anchor="_Toc226412974" w:history="1">
             <w:r>
               <w:rPr>
-                <w:rStyle w:val="Hyperlink"/>
+                <w:rStyle w:val="Lienhypertexte"/>
                 <w:rFonts w:asciiTheme="majorBidi" w:hAnsiTheme="majorBidi"/>
                 <w:noProof/>
               </w:rPr>
@@ -1920,7 +1897,7 @@
             </w:r>
             <w:r>
               <w:rPr>
-                <w:rStyle w:val="Hyperlink"/>
+                <w:rStyle w:val="Lienhypertexte"/>
                 <w:rFonts w:asciiTheme="majorBidi" w:hAnsiTheme="majorBidi"/>
                 <w:noProof/>
               </w:rPr>
@@ -1978,7 +1955,7 @@
         </w:p>
         <w:p>
           <w:pPr>
-            <w:pStyle w:val="TOC1"/>
+            <w:pStyle w:val="TM1"/>
             <w:tabs>
               <w:tab w:val="right" w:leader="dot" w:pos="9062"/>
             </w:tabs>
@@ -1993,7 +1970,7 @@
           <w:hyperlink w:anchor="_Toc226412975" w:history="1">
             <w:r>
               <w:rPr>
-                <w:rStyle w:val="Hyperlink"/>
+                <w:rStyle w:val="Lienhypertexte"/>
                 <w:rFonts w:asciiTheme="majorBidi" w:hAnsiTheme="majorBidi"/>
                 <w:b/>
                 <w:bCs/>
@@ -2053,7 +2030,7 @@
         </w:p>
         <w:p>
           <w:pPr>
-            <w:pStyle w:val="TOC2"/>
+            <w:pStyle w:val="TM2"/>
             <w:tabs>
               <w:tab w:val="left" w:pos="720"/>
               <w:tab w:val="right" w:leader="dot" w:pos="9062"/>
@@ -2069,7 +2046,7 @@
           <w:hyperlink w:anchor="_Toc226412976" w:history="1">
             <w:r>
               <w:rPr>
-                <w:rStyle w:val="Hyperlink"/>
+                <w:rStyle w:val="Lienhypertexte"/>
                 <w:rFonts w:asciiTheme="majorBidi" w:hAnsiTheme="majorBidi"/>
                 <w:noProof/>
               </w:rPr>
@@ -2087,7 +2064,7 @@
             </w:r>
             <w:r>
               <w:rPr>
-                <w:rStyle w:val="Hyperlink"/>
+                <w:rStyle w:val="Lienhypertexte"/>
                 <w:rFonts w:asciiTheme="majorBidi" w:hAnsiTheme="majorBidi"/>
                 <w:noProof/>
               </w:rPr>
@@ -2145,7 +2122,7 @@
         </w:p>
         <w:p>
           <w:pPr>
-            <w:pStyle w:val="TOC2"/>
+            <w:pStyle w:val="TM2"/>
             <w:tabs>
               <w:tab w:val="left" w:pos="720"/>
               <w:tab w:val="right" w:leader="dot" w:pos="9062"/>
@@ -2161,7 +2138,7 @@
           <w:hyperlink w:anchor="_Toc226412977" w:history="1">
             <w:r>
               <w:rPr>
-                <w:rStyle w:val="Hyperlink"/>
+                <w:rStyle w:val="Lienhypertexte"/>
                 <w:rFonts w:asciiTheme="majorBidi" w:hAnsiTheme="majorBidi"/>
                 <w:noProof/>
                 <w:lang w:eastAsia="fr-FR"/>
@@ -2180,7 +2157,7 @@
             </w:r>
             <w:r>
               <w:rPr>
-                <w:rStyle w:val="Hyperlink"/>
+                <w:rStyle w:val="Lienhypertexte"/>
                 <w:rFonts w:asciiTheme="majorBidi" w:hAnsiTheme="majorBidi"/>
                 <w:noProof/>
                 <w:lang w:eastAsia="fr-FR"/>
@@ -2239,7 +2216,7 @@
         </w:p>
         <w:p>
           <w:pPr>
-            <w:pStyle w:val="TOC2"/>
+            <w:pStyle w:val="TM2"/>
             <w:tabs>
               <w:tab w:val="left" w:pos="720"/>
               <w:tab w:val="right" w:leader="dot" w:pos="9062"/>
@@ -2255,7 +2232,7 @@
           <w:hyperlink w:anchor="_Toc226412978" w:history="1">
             <w:r>
               <w:rPr>
-                <w:rStyle w:val="Hyperlink"/>
+                <w:rStyle w:val="Lienhypertexte"/>
                 <w:rFonts w:asciiTheme="majorBidi" w:hAnsiTheme="majorBidi"/>
                 <w:noProof/>
               </w:rPr>
@@ -2273,7 +2250,7 @@
             </w:r>
             <w:r>
               <w:rPr>
-                <w:rStyle w:val="Hyperlink"/>
+                <w:rStyle w:val="Lienhypertexte"/>
                 <w:rFonts w:asciiTheme="majorBidi" w:hAnsiTheme="majorBidi"/>
                 <w:noProof/>
               </w:rPr>
@@ -2331,7 +2308,7 @@
         </w:p>
         <w:p>
           <w:pPr>
-            <w:pStyle w:val="TOC2"/>
+            <w:pStyle w:val="TM2"/>
             <w:tabs>
               <w:tab w:val="left" w:pos="720"/>
               <w:tab w:val="right" w:leader="dot" w:pos="9062"/>
@@ -2347,7 +2324,7 @@
           <w:hyperlink w:anchor="_Toc226412979" w:history="1">
             <w:r>
               <w:rPr>
-                <w:rStyle w:val="Hyperlink"/>
+                <w:rStyle w:val="Lienhypertexte"/>
                 <w:rFonts w:asciiTheme="majorBidi" w:hAnsiTheme="majorBidi"/>
                 <w:noProof/>
               </w:rPr>
@@ -2365,7 +2342,7 @@
             </w:r>
             <w:r>
               <w:rPr>
-                <w:rStyle w:val="Hyperlink"/>
+                <w:rStyle w:val="Lienhypertexte"/>
                 <w:rFonts w:asciiTheme="majorBidi" w:hAnsiTheme="majorBidi"/>
                 <w:noProof/>
               </w:rPr>
@@ -2423,7 +2400,7 @@
         </w:p>
         <w:p>
           <w:pPr>
-            <w:pStyle w:val="TOC1"/>
+            <w:pStyle w:val="TM1"/>
             <w:tabs>
               <w:tab w:val="right" w:leader="dot" w:pos="9062"/>
             </w:tabs>
@@ -2438,7 +2415,7 @@
           <w:hyperlink w:anchor="_Toc226412980" w:history="1">
             <w:r>
               <w:rPr>
-                <w:rStyle w:val="Hyperlink"/>
+                <w:rStyle w:val="Lienhypertexte"/>
                 <w:rFonts w:asciiTheme="majorBidi" w:hAnsiTheme="majorBidi"/>
                 <w:b/>
                 <w:bCs/>
@@ -2498,7 +2475,7 @@
         </w:p>
         <w:p>
           <w:pPr>
-            <w:pStyle w:val="TOC2"/>
+            <w:pStyle w:val="TM2"/>
             <w:tabs>
               <w:tab w:val="left" w:pos="720"/>
               <w:tab w:val="right" w:leader="dot" w:pos="9062"/>
@@ -2514,7 +2491,7 @@
           <w:hyperlink w:anchor="_Toc226412981" w:history="1">
             <w:r>
               <w:rPr>
-                <w:rStyle w:val="Hyperlink"/>
+                <w:rStyle w:val="Lienhypertexte"/>
                 <w:rFonts w:asciiTheme="majorBidi" w:hAnsiTheme="majorBidi"/>
                 <w:noProof/>
               </w:rPr>
@@ -2532,7 +2509,7 @@
             </w:r>
             <w:r>
               <w:rPr>
-                <w:rStyle w:val="Hyperlink"/>
+                <w:rStyle w:val="Lienhypertexte"/>
                 <w:rFonts w:asciiTheme="majorBidi" w:hAnsiTheme="majorBidi"/>
                 <w:noProof/>
               </w:rPr>
@@ -2590,7 +2567,7 @@
         </w:p>
         <w:p>
           <w:pPr>
-            <w:pStyle w:val="TOC2"/>
+            <w:pStyle w:val="TM2"/>
             <w:tabs>
               <w:tab w:val="left" w:pos="720"/>
               <w:tab w:val="right" w:leader="dot" w:pos="9062"/>
@@ -2606,7 +2583,7 @@
           <w:hyperlink w:anchor="_Toc226412982" w:history="1">
             <w:r>
               <w:rPr>
-                <w:rStyle w:val="Hyperlink"/>
+                <w:rStyle w:val="Lienhypertexte"/>
                 <w:rFonts w:asciiTheme="majorBidi" w:hAnsiTheme="majorBidi"/>
                 <w:noProof/>
               </w:rPr>
@@ -2624,7 +2601,7 @@
             </w:r>
             <w:r>
               <w:rPr>
-                <w:rStyle w:val="Hyperlink"/>
+                <w:rStyle w:val="Lienhypertexte"/>
                 <w:rFonts w:asciiTheme="majorBidi" w:hAnsiTheme="majorBidi"/>
                 <w:noProof/>
               </w:rPr>
@@ -2682,7 +2659,7 @@
         </w:p>
         <w:p>
           <w:pPr>
-            <w:pStyle w:val="TOC3"/>
+            <w:pStyle w:val="TM3"/>
             <w:tabs>
               <w:tab w:val="left" w:pos="960"/>
               <w:tab w:val="right" w:leader="dot" w:pos="9062"/>
@@ -2698,7 +2675,7 @@
           <w:hyperlink w:anchor="_Toc226412983" w:history="1">
             <w:r>
               <w:rPr>
-                <w:rStyle w:val="Hyperlink"/>
+                <w:rStyle w:val="Lienhypertexte"/>
                 <w:rFonts w:asciiTheme="majorBidi" w:hAnsiTheme="majorBidi"/>
                 <w:noProof/>
               </w:rPr>
@@ -2716,7 +2693,7 @@
             </w:r>
             <w:r>
               <w:rPr>
-                <w:rStyle w:val="Hyperlink"/>
+                <w:rStyle w:val="Lienhypertexte"/>
                 <w:rFonts w:asciiTheme="majorBidi" w:hAnsiTheme="majorBidi"/>
                 <w:noProof/>
               </w:rPr>
@@ -2774,7 +2751,7 @@
         </w:p>
         <w:p>
           <w:pPr>
-            <w:pStyle w:val="TOC3"/>
+            <w:pStyle w:val="TM3"/>
             <w:tabs>
               <w:tab w:val="left" w:pos="960"/>
               <w:tab w:val="right" w:leader="dot" w:pos="9062"/>
@@ -2790,7 +2767,7 @@
           <w:hyperlink w:anchor="_Toc226412984" w:history="1">
             <w:r>
               <w:rPr>
-                <w:rStyle w:val="Hyperlink"/>
+                <w:rStyle w:val="Lienhypertexte"/>
                 <w:rFonts w:asciiTheme="majorBidi" w:hAnsiTheme="majorBidi"/>
                 <w:noProof/>
               </w:rPr>
@@ -2808,7 +2785,7 @@
             </w:r>
             <w:r>
               <w:rPr>
-                <w:rStyle w:val="Hyperlink"/>
+                <w:rStyle w:val="Lienhypertexte"/>
                 <w:rFonts w:asciiTheme="majorBidi" w:hAnsiTheme="majorBidi"/>
                 <w:noProof/>
               </w:rPr>
@@ -2866,7 +2843,7 @@
         </w:p>
         <w:p>
           <w:pPr>
-            <w:pStyle w:val="TOC3"/>
+            <w:pStyle w:val="TM3"/>
             <w:tabs>
               <w:tab w:val="left" w:pos="960"/>
               <w:tab w:val="right" w:leader="dot" w:pos="9062"/>
@@ -2882,7 +2859,7 @@
           <w:hyperlink w:anchor="_Toc226412985" w:history="1">
             <w:r>
               <w:rPr>
-                <w:rStyle w:val="Hyperlink"/>
+                <w:rStyle w:val="Lienhypertexte"/>
                 <w:rFonts w:ascii="Times New Roman" w:eastAsia="Times New Roman" w:hAnsi="Times New Roman" w:cs="Times New Roman"/>
                 <w:noProof/>
                 <w:lang w:eastAsia="fr-FR"/>
@@ -2901,7 +2878,7 @@
             </w:r>
             <w:r>
               <w:rPr>
-                <w:rStyle w:val="Hyperlink"/>
+                <w:rStyle w:val="Lienhypertexte"/>
                 <w:rFonts w:ascii="Times New Roman" w:eastAsia="Times New Roman" w:hAnsi="Times New Roman" w:cs="Times New Roman"/>
                 <w:noProof/>
                 <w:lang w:eastAsia="fr-FR"/>
@@ -2960,7 +2937,7 @@
         </w:p>
         <w:p>
           <w:pPr>
-            <w:pStyle w:val="TOC3"/>
+            <w:pStyle w:val="TM3"/>
             <w:tabs>
               <w:tab w:val="left" w:pos="960"/>
               <w:tab w:val="right" w:leader="dot" w:pos="9062"/>
@@ -2976,7 +2953,7 @@
           <w:hyperlink w:anchor="_Toc226412986" w:history="1">
             <w:r>
               <w:rPr>
-                <w:rStyle w:val="Hyperlink"/>
+                <w:rStyle w:val="Lienhypertexte"/>
                 <w:noProof/>
                 <w:lang w:eastAsia="fr-FR"/>
               </w:rPr>
@@ -2994,7 +2971,7 @@
             </w:r>
             <w:r>
               <w:rPr>
-                <w:rStyle w:val="Hyperlink"/>
+                <w:rStyle w:val="Lienhypertexte"/>
                 <w:noProof/>
                 <w:lang w:eastAsia="fr-FR"/>
               </w:rPr>
@@ -3052,7 +3029,7 @@
         </w:p>
         <w:p>
           <w:pPr>
-            <w:pStyle w:val="TOC2"/>
+            <w:pStyle w:val="TM2"/>
             <w:tabs>
               <w:tab w:val="left" w:pos="720"/>
               <w:tab w:val="right" w:leader="dot" w:pos="9062"/>
@@ -3068,7 +3045,7 @@
           <w:hyperlink w:anchor="_Toc226412987" w:history="1">
             <w:r>
               <w:rPr>
-                <w:rStyle w:val="Hyperlink"/>
+                <w:rStyle w:val="Lienhypertexte"/>
                 <w:rFonts w:asciiTheme="majorBidi" w:hAnsiTheme="majorBidi"/>
                 <w:noProof/>
               </w:rPr>
@@ -3086,7 +3063,7 @@
             </w:r>
             <w:r>
               <w:rPr>
-                <w:rStyle w:val="Hyperlink"/>
+                <w:rStyle w:val="Lienhypertexte"/>
                 <w:rFonts w:asciiTheme="majorBidi" w:hAnsiTheme="majorBidi"/>
                 <w:noProof/>
               </w:rPr>
@@ -3144,7 +3121,7 @@
         </w:p>
         <w:p>
           <w:pPr>
-            <w:pStyle w:val="TOC3"/>
+            <w:pStyle w:val="TM3"/>
             <w:tabs>
               <w:tab w:val="left" w:pos="960"/>
               <w:tab w:val="right" w:leader="dot" w:pos="9062"/>
@@ -3160,7 +3137,7 @@
           <w:hyperlink w:anchor="_Toc226412988" w:history="1">
             <w:r>
               <w:rPr>
-                <w:rStyle w:val="Hyperlink"/>
+                <w:rStyle w:val="Lienhypertexte"/>
                 <w:rFonts w:asciiTheme="majorBidi" w:hAnsiTheme="majorBidi"/>
                 <w:noProof/>
               </w:rPr>
@@ -3178,7 +3155,7 @@
             </w:r>
             <w:r>
               <w:rPr>
-                <w:rStyle w:val="Hyperlink"/>
+                <w:rStyle w:val="Lienhypertexte"/>
                 <w:rFonts w:asciiTheme="majorBidi" w:hAnsiTheme="majorBidi"/>
                 <w:noProof/>
               </w:rPr>
@@ -3236,7 +3213,7 @@
         </w:p>
         <w:p>
           <w:pPr>
-            <w:pStyle w:val="TOC3"/>
+            <w:pStyle w:val="TM3"/>
             <w:tabs>
               <w:tab w:val="left" w:pos="960"/>
               <w:tab w:val="right" w:leader="dot" w:pos="9062"/>
@@ -3252,7 +3229,7 @@
           <w:hyperlink w:anchor="_Toc226412989" w:history="1">
             <w:r>
               <w:rPr>
-                <w:rStyle w:val="Hyperlink"/>
+                <w:rStyle w:val="Lienhypertexte"/>
                 <w:rFonts w:asciiTheme="majorBidi" w:hAnsiTheme="majorBidi"/>
                 <w:noProof/>
               </w:rPr>
@@ -3270,7 +3247,7 @@
             </w:r>
             <w:r>
               <w:rPr>
-                <w:rStyle w:val="Hyperlink"/>
+                <w:rStyle w:val="Lienhypertexte"/>
                 <w:rFonts w:asciiTheme="majorBidi" w:hAnsiTheme="majorBidi"/>
                 <w:noProof/>
               </w:rPr>
@@ -3328,7 +3305,7 @@
         </w:p>
         <w:p>
           <w:pPr>
-            <w:pStyle w:val="TOC2"/>
+            <w:pStyle w:val="TM2"/>
             <w:tabs>
               <w:tab w:val="left" w:pos="720"/>
               <w:tab w:val="right" w:leader="dot" w:pos="9062"/>
@@ -3344,7 +3321,7 @@
           <w:hyperlink w:anchor="_Toc226412990" w:history="1">
             <w:r>
               <w:rPr>
-                <w:rStyle w:val="Hyperlink"/>
+                <w:rStyle w:val="Lienhypertexte"/>
                 <w:rFonts w:asciiTheme="majorBidi" w:hAnsiTheme="majorBidi"/>
                 <w:noProof/>
               </w:rPr>
@@ -3362,7 +3339,7 @@
             </w:r>
             <w:r>
               <w:rPr>
-                <w:rStyle w:val="Hyperlink"/>
+                <w:rStyle w:val="Lienhypertexte"/>
                 <w:rFonts w:asciiTheme="majorBidi" w:hAnsiTheme="majorBidi"/>
                 <w:noProof/>
               </w:rPr>
@@ -3420,7 +3397,7 @@
         </w:p>
         <w:p>
           <w:pPr>
-            <w:pStyle w:val="TOC1"/>
+            <w:pStyle w:val="TM1"/>
             <w:tabs>
               <w:tab w:val="right" w:leader="dot" w:pos="9062"/>
             </w:tabs>
@@ -3435,7 +3412,7 @@
           <w:hyperlink w:anchor="_Toc226412991" w:history="1">
             <w:r>
               <w:rPr>
-                <w:rStyle w:val="Hyperlink"/>
+                <w:rStyle w:val="Lienhypertexte"/>
                 <w:rFonts w:ascii="Times New Roman" w:hAnsi="Times New Roman" w:cs="Times New Roman"/>
                 <w:b/>
                 <w:bCs/>
@@ -3495,7 +3472,7 @@
         </w:p>
         <w:p>
           <w:pPr>
-            <w:pStyle w:val="TOC2"/>
+            <w:pStyle w:val="TM2"/>
             <w:tabs>
               <w:tab w:val="left" w:pos="720"/>
               <w:tab w:val="right" w:leader="dot" w:pos="9062"/>
@@ -3511,7 +3488,7 @@
           <w:hyperlink w:anchor="_Toc226412992" w:history="1">
             <w:r>
               <w:rPr>
-                <w:rStyle w:val="Hyperlink"/>
+                <w:rStyle w:val="Lienhypertexte"/>
                 <w:rFonts w:ascii="Times New Roman" w:hAnsi="Times New Roman" w:cs="Times New Roman"/>
                 <w:noProof/>
               </w:rPr>
@@ -3529,7 +3506,7 @@
             </w:r>
             <w:r>
               <w:rPr>
-                <w:rStyle w:val="Hyperlink"/>
+                <w:rStyle w:val="Lienhypertexte"/>
                 <w:rFonts w:ascii="Times New Roman" w:hAnsi="Times New Roman" w:cs="Times New Roman"/>
                 <w:noProof/>
               </w:rPr>
@@ -3587,7 +3564,7 @@
         </w:p>
         <w:p>
           <w:pPr>
-            <w:pStyle w:val="TOC3"/>
+            <w:pStyle w:val="TM3"/>
             <w:tabs>
               <w:tab w:val="left" w:pos="960"/>
               <w:tab w:val="right" w:leader="dot" w:pos="9062"/>
@@ -3603,7 +3580,7 @@
           <w:hyperlink w:anchor="_Toc226412993" w:history="1">
             <w:r>
               <w:rPr>
-                <w:rStyle w:val="Hyperlink"/>
+                <w:rStyle w:val="Lienhypertexte"/>
                 <w:rFonts w:ascii="Times New Roman" w:hAnsi="Times New Roman" w:cs="Times New Roman"/>
                 <w:noProof/>
               </w:rPr>
@@ -3621,7 +3598,7 @@
             </w:r>
             <w:r>
               <w:rPr>
-                <w:rStyle w:val="Hyperlink"/>
+                <w:rStyle w:val="Lienhypertexte"/>
                 <w:rFonts w:ascii="Times New Roman" w:hAnsi="Times New Roman" w:cs="Times New Roman"/>
                 <w:noProof/>
               </w:rPr>
@@ -3679,7 +3656,7 @@
         </w:p>
         <w:p>
           <w:pPr>
-            <w:pStyle w:val="TOC3"/>
+            <w:pStyle w:val="TM3"/>
             <w:tabs>
               <w:tab w:val="left" w:pos="960"/>
               <w:tab w:val="right" w:leader="dot" w:pos="9062"/>
@@ -3695,7 +3672,7 @@
           <w:hyperlink w:anchor="_Toc226412994" w:history="1">
             <w:r>
               <w:rPr>
-                <w:rStyle w:val="Hyperlink"/>
+                <w:rStyle w:val="Lienhypertexte"/>
                 <w:rFonts w:ascii="Times New Roman" w:hAnsi="Times New Roman" w:cs="Times New Roman"/>
                 <w:noProof/>
                 <w:lang w:val="en-US"/>
@@ -3714,7 +3691,7 @@
             </w:r>
             <w:r>
               <w:rPr>
-                <w:rStyle w:val="Hyperlink"/>
+                <w:rStyle w:val="Lienhypertexte"/>
                 <w:rFonts w:ascii="Times New Roman" w:hAnsi="Times New Roman" w:cs="Times New Roman"/>
                 <w:noProof/>
               </w:rPr>
@@ -3772,7 +3749,7 @@
         </w:p>
         <w:p>
           <w:pPr>
-            <w:pStyle w:val="TOC2"/>
+            <w:pStyle w:val="TM2"/>
             <w:tabs>
               <w:tab w:val="left" w:pos="720"/>
               <w:tab w:val="right" w:leader="dot" w:pos="9062"/>
@@ -3788,7 +3765,7 @@
           <w:hyperlink w:anchor="_Toc226412995" w:history="1">
             <w:r>
               <w:rPr>
-                <w:rStyle w:val="Hyperlink"/>
+                <w:rStyle w:val="Lienhypertexte"/>
                 <w:rFonts w:ascii="Times New Roman" w:hAnsi="Times New Roman" w:cs="Times New Roman"/>
                 <w:noProof/>
               </w:rPr>
@@ -3806,7 +3783,7 @@
             </w:r>
             <w:r>
               <w:rPr>
-                <w:rStyle w:val="Hyperlink"/>
+                <w:rStyle w:val="Lienhypertexte"/>
                 <w:rFonts w:ascii="Times New Roman" w:hAnsi="Times New Roman" w:cs="Times New Roman"/>
                 <w:noProof/>
               </w:rPr>
@@ -3864,7 +3841,7 @@
         </w:p>
         <w:p>
           <w:pPr>
-            <w:pStyle w:val="TOC3"/>
+            <w:pStyle w:val="TM3"/>
             <w:tabs>
               <w:tab w:val="left" w:pos="960"/>
               <w:tab w:val="right" w:leader="dot" w:pos="9062"/>
@@ -3880,7 +3857,7 @@
           <w:hyperlink w:anchor="_Toc226412996" w:history="1">
             <w:r>
               <w:rPr>
-                <w:rStyle w:val="Hyperlink"/>
+                <w:rStyle w:val="Lienhypertexte"/>
                 <w:rFonts w:ascii="Times New Roman" w:hAnsi="Times New Roman" w:cs="Times New Roman"/>
                 <w:noProof/>
               </w:rPr>
@@ -3898,7 +3875,7 @@
             </w:r>
             <w:r>
               <w:rPr>
-                <w:rStyle w:val="Hyperlink"/>
+                <w:rStyle w:val="Lienhypertexte"/>
                 <w:rFonts w:ascii="Times New Roman" w:hAnsi="Times New Roman" w:cs="Times New Roman"/>
                 <w:noProof/>
               </w:rPr>
@@ -3956,7 +3933,7 @@
         </w:p>
         <w:p>
           <w:pPr>
-            <w:pStyle w:val="TOC3"/>
+            <w:pStyle w:val="TM3"/>
             <w:tabs>
               <w:tab w:val="left" w:pos="960"/>
               <w:tab w:val="right" w:leader="dot" w:pos="9062"/>
@@ -3972,7 +3949,7 @@
           <w:hyperlink w:anchor="_Toc226412997" w:history="1">
             <w:r>
               <w:rPr>
-                <w:rStyle w:val="Hyperlink"/>
+                <w:rStyle w:val="Lienhypertexte"/>
                 <w:rFonts w:ascii="Times New Roman" w:hAnsi="Times New Roman" w:cs="Times New Roman"/>
                 <w:noProof/>
               </w:rPr>
@@ -3990,7 +3967,7 @@
             </w:r>
             <w:r>
               <w:rPr>
-                <w:rStyle w:val="Hyperlink"/>
+                <w:rStyle w:val="Lienhypertexte"/>
                 <w:rFonts w:ascii="Times New Roman" w:hAnsi="Times New Roman" w:cs="Times New Roman"/>
                 <w:noProof/>
               </w:rPr>
@@ -4048,7 +4025,7 @@
         </w:p>
         <w:p>
           <w:pPr>
-            <w:pStyle w:val="TOC3"/>
+            <w:pStyle w:val="TM3"/>
             <w:tabs>
               <w:tab w:val="left" w:pos="960"/>
               <w:tab w:val="right" w:leader="dot" w:pos="9062"/>
@@ -4064,7 +4041,7 @@
           <w:hyperlink w:anchor="_Toc226412998" w:history="1">
             <w:r>
               <w:rPr>
-                <w:rStyle w:val="Hyperlink"/>
+                <w:rStyle w:val="Lienhypertexte"/>
                 <w:rFonts w:ascii="Times New Roman" w:hAnsi="Times New Roman" w:cs="Times New Roman"/>
                 <w:noProof/>
               </w:rPr>
@@ -4082,7 +4059,7 @@
             </w:r>
             <w:r>
               <w:rPr>
-                <w:rStyle w:val="Hyperlink"/>
+                <w:rStyle w:val="Lienhypertexte"/>
                 <w:rFonts w:ascii="Times New Roman" w:hAnsi="Times New Roman" w:cs="Times New Roman"/>
                 <w:noProof/>
               </w:rPr>
@@ -4140,7 +4117,7 @@
         </w:p>
         <w:p>
           <w:pPr>
-            <w:pStyle w:val="TOC2"/>
+            <w:pStyle w:val="TM2"/>
             <w:tabs>
               <w:tab w:val="left" w:pos="720"/>
               <w:tab w:val="right" w:leader="dot" w:pos="9062"/>
@@ -4156,7 +4133,7 @@
           <w:hyperlink w:anchor="_Toc226412999" w:history="1">
             <w:r>
               <w:rPr>
-                <w:rStyle w:val="Hyperlink"/>
+                <w:rStyle w:val="Lienhypertexte"/>
                 <w:rFonts w:ascii="Times New Roman" w:eastAsia="Times New Roman" w:hAnsi="Times New Roman" w:cs="Times New Roman"/>
                 <w:noProof/>
               </w:rPr>
@@ -4174,7 +4151,7 @@
             </w:r>
             <w:r>
               <w:rPr>
-                <w:rStyle w:val="Hyperlink"/>
+                <w:rStyle w:val="Lienhypertexte"/>
                 <w:rFonts w:ascii="Times New Roman" w:eastAsia="Times New Roman" w:hAnsi="Times New Roman" w:cs="Times New Roman"/>
                 <w:noProof/>
               </w:rPr>
@@ -4232,7 +4209,7 @@
         </w:p>
         <w:p>
           <w:pPr>
-            <w:pStyle w:val="TOC3"/>
+            <w:pStyle w:val="TM3"/>
             <w:tabs>
               <w:tab w:val="left" w:pos="960"/>
               <w:tab w:val="right" w:leader="dot" w:pos="9062"/>
@@ -4248,7 +4225,7 @@
           <w:hyperlink w:anchor="_Toc226413000" w:history="1">
             <w:r>
               <w:rPr>
-                <w:rStyle w:val="Hyperlink"/>
+                <w:rStyle w:val="Lienhypertexte"/>
                 <w:rFonts w:ascii="Times New Roman" w:hAnsi="Times New Roman" w:cs="Times New Roman"/>
                 <w:noProof/>
                 <w:lang w:eastAsia="fr-FR"/>
@@ -4267,7 +4244,7 @@
             </w:r>
             <w:r>
               <w:rPr>
-                <w:rStyle w:val="Hyperlink"/>
+                <w:rStyle w:val="Lienhypertexte"/>
                 <w:noProof/>
                 <w:lang w:eastAsia="fr-FR"/>
               </w:rPr>
@@ -4275,7 +4252,7 @@
             </w:r>
             <w:r>
               <w:rPr>
-                <w:rStyle w:val="Hyperlink"/>
+                <w:rStyle w:val="Lienhypertexte"/>
                 <w:rFonts w:ascii="Times New Roman" w:hAnsi="Times New Roman" w:cs="Times New Roman"/>
                 <w:noProof/>
                 <w:lang w:eastAsia="fr-FR"/>
@@ -4334,7 +4311,7 @@
         </w:p>
         <w:p>
           <w:pPr>
-            <w:pStyle w:val="TOC3"/>
+            <w:pStyle w:val="TM3"/>
             <w:tabs>
               <w:tab w:val="left" w:pos="960"/>
               <w:tab w:val="right" w:leader="dot" w:pos="9062"/>
@@ -4350,7 +4327,7 @@
           <w:hyperlink w:anchor="_Toc226413001" w:history="1">
             <w:r>
               <w:rPr>
-                <w:rStyle w:val="Hyperlink"/>
+                <w:rStyle w:val="Lienhypertexte"/>
                 <w:noProof/>
               </w:rPr>
               <w:t>b.</w:t>
@@ -4367,14 +4344,14 @@
             </w:r>
             <w:r>
               <w:rPr>
-                <w:rStyle w:val="Hyperlink"/>
+                <w:rStyle w:val="Lienhypertexte"/>
                 <w:noProof/>
               </w:rPr>
               <w:t>Système</w:t>
             </w:r>
             <w:r>
               <w:rPr>
-                <w:rStyle w:val="Hyperlink"/>
+                <w:rStyle w:val="Lienhypertexte"/>
                 <w:rFonts w:eastAsia="Times New Roman"/>
                 <w:noProof/>
               </w:rPr>
@@ -4432,7 +4409,7 @@
         </w:p>
         <w:p>
           <w:pPr>
-            <w:pStyle w:val="TOC3"/>
+            <w:pStyle w:val="TM3"/>
             <w:tabs>
               <w:tab w:val="left" w:pos="960"/>
               <w:tab w:val="right" w:leader="dot" w:pos="9062"/>
@@ -4448,7 +4425,7 @@
           <w:hyperlink w:anchor="_Toc226413002" w:history="1">
             <w:r>
               <w:rPr>
-                <w:rStyle w:val="Hyperlink"/>
+                <w:rStyle w:val="Lienhypertexte"/>
                 <w:noProof/>
               </w:rPr>
               <w:t>c.</w:t>
@@ -4465,7 +4442,7 @@
             </w:r>
             <w:r>
               <w:rPr>
-                <w:rStyle w:val="Hyperlink"/>
+                <w:rStyle w:val="Lienhypertexte"/>
                 <w:rFonts w:eastAsia="Times New Roman"/>
                 <w:noProof/>
               </w:rPr>
@@ -4523,7 +4500,7 @@
         </w:p>
         <w:p>
           <w:pPr>
-            <w:pStyle w:val="TOC2"/>
+            <w:pStyle w:val="TM2"/>
             <w:tabs>
               <w:tab w:val="left" w:pos="720"/>
               <w:tab w:val="right" w:leader="dot" w:pos="9062"/>
@@ -4539,7 +4516,7 @@
           <w:hyperlink w:anchor="_Toc226413003" w:history="1">
             <w:r>
               <w:rPr>
-                <w:rStyle w:val="Hyperlink"/>
+                <w:rStyle w:val="Lienhypertexte"/>
                 <w:rFonts w:ascii="Times New Roman" w:hAnsi="Times New Roman" w:cs="Times New Roman"/>
                 <w:noProof/>
               </w:rPr>
@@ -4557,7 +4534,7 @@
             </w:r>
             <w:r>
               <w:rPr>
-                <w:rStyle w:val="Hyperlink"/>
+                <w:rStyle w:val="Lienhypertexte"/>
                 <w:rFonts w:ascii="Times New Roman" w:hAnsi="Times New Roman" w:cs="Times New Roman"/>
                 <w:noProof/>
               </w:rPr>
@@ -4615,7 +4592,7 @@
         </w:p>
         <w:p>
           <w:pPr>
-            <w:pStyle w:val="TOC3"/>
+            <w:pStyle w:val="TM3"/>
             <w:tabs>
               <w:tab w:val="left" w:pos="960"/>
               <w:tab w:val="right" w:leader="dot" w:pos="9062"/>
@@ -4631,7 +4608,7 @@
           <w:hyperlink w:anchor="_Toc226413004" w:history="1">
             <w:r>
               <w:rPr>
-                <w:rStyle w:val="Hyperlink"/>
+                <w:rStyle w:val="Lienhypertexte"/>
                 <w:noProof/>
               </w:rPr>
               <w:t>a.</w:t>
@@ -4648,7 +4625,7 @@
             </w:r>
             <w:r>
               <w:rPr>
-                <w:rStyle w:val="Hyperlink"/>
+                <w:rStyle w:val="Lienhypertexte"/>
                 <w:noProof/>
               </w:rPr>
               <w:t>Prototypage haute fidélité (Figma) :</w:t>
@@ -4705,7 +4682,7 @@
         </w:p>
         <w:p>
           <w:pPr>
-            <w:pStyle w:val="TOC3"/>
+            <w:pStyle w:val="TM3"/>
             <w:tabs>
               <w:tab w:val="left" w:pos="960"/>
               <w:tab w:val="right" w:leader="dot" w:pos="9062"/>
@@ -4721,7 +4698,7 @@
           <w:hyperlink w:anchor="_Toc226413005" w:history="1">
             <w:r>
               <w:rPr>
-                <w:rStyle w:val="Hyperlink"/>
+                <w:rStyle w:val="Lienhypertexte"/>
                 <w:noProof/>
               </w:rPr>
               <w:t>b.</w:t>
@@ -4738,7 +4715,7 @@
             </w:r>
             <w:r>
               <w:rPr>
-                <w:rStyle w:val="Hyperlink"/>
+                <w:rStyle w:val="Lienhypertexte"/>
                 <w:noProof/>
               </w:rPr>
               <w:t>Rendu final de la plateforme web :</w:t>
@@ -4795,7 +4772,7 @@
         </w:p>
         <w:p>
           <w:pPr>
-            <w:pStyle w:val="TOC3"/>
+            <w:pStyle w:val="TM3"/>
             <w:tabs>
               <w:tab w:val="left" w:pos="960"/>
               <w:tab w:val="right" w:leader="dot" w:pos="9062"/>
@@ -4811,7 +4788,7 @@
           <w:hyperlink w:anchor="_Toc226413006" w:history="1">
             <w:r>
               <w:rPr>
-                <w:rStyle w:val="Hyperlink"/>
+                <w:rStyle w:val="Lienhypertexte"/>
                 <w:noProof/>
               </w:rPr>
               <w:t>c.</w:t>
@@ -4828,7 +4805,7 @@
             </w:r>
             <w:r>
               <w:rPr>
-                <w:rStyle w:val="Hyperlink"/>
+                <w:rStyle w:val="Lienhypertexte"/>
                 <w:noProof/>
               </w:rPr>
               <w:t>Stratégie de communication visuelle (Instagram) :</w:t>
@@ -4885,7 +4862,7 @@
         </w:p>
         <w:p>
           <w:pPr>
-            <w:pStyle w:val="TOC1"/>
+            <w:pStyle w:val="TM1"/>
             <w:tabs>
               <w:tab w:val="right" w:leader="dot" w:pos="9062"/>
             </w:tabs>
@@ -4900,7 +4877,7 @@
           <w:hyperlink w:anchor="_Toc226413007" w:history="1">
             <w:r>
               <w:rPr>
-                <w:rStyle w:val="Hyperlink"/>
+                <w:rStyle w:val="Lienhypertexte"/>
                 <w:rFonts w:ascii="Times New Roman" w:hAnsi="Times New Roman" w:cs="Times New Roman"/>
                 <w:b/>
                 <w:bCs/>
@@ -4960,7 +4937,7 @@
         </w:p>
         <w:p>
           <w:pPr>
-            <w:pStyle w:val="TOC1"/>
+            <w:pStyle w:val="TM1"/>
             <w:tabs>
               <w:tab w:val="right" w:leader="dot" w:pos="9062"/>
             </w:tabs>
@@ -4975,7 +4952,7 @@
           <w:hyperlink w:anchor="_Toc226413008" w:history="1">
             <w:r>
               <w:rPr>
-                <w:rStyle w:val="Hyperlink"/>
+                <w:rStyle w:val="Lienhypertexte"/>
                 <w:rFonts w:asciiTheme="majorBidi" w:hAnsiTheme="majorBidi"/>
                 <w:b/>
                 <w:bCs/>
@@ -5054,7 +5031,7 @@
     </w:sdt>
     <w:p>
       <w:pPr>
-        <w:pStyle w:val="Heading1"/>
+        <w:pStyle w:val="Titre1"/>
         <w:spacing w:line="360" w:lineRule="auto"/>
         <w:jc w:val="center"/>
         <w:rPr>
@@ -5069,7 +5046,7 @@
     </w:p>
     <w:p>
       <w:pPr>
-        <w:pStyle w:val="Heading1"/>
+        <w:pStyle w:val="Titre1"/>
         <w:spacing w:line="360" w:lineRule="auto"/>
         <w:jc w:val="center"/>
         <w:rPr>
@@ -5086,7 +5063,7 @@
     <w:p/>
     <w:p>
       <w:pPr>
-        <w:pStyle w:val="Heading1"/>
+        <w:pStyle w:val="Titre1"/>
         <w:spacing w:line="360" w:lineRule="auto"/>
         <w:jc w:val="center"/>
         <w:rPr>
@@ -5101,7 +5078,7 @@
     </w:p>
     <w:p>
       <w:pPr>
-        <w:pStyle w:val="Heading1"/>
+        <w:pStyle w:val="Titre1"/>
         <w:spacing w:line="360" w:lineRule="auto"/>
         <w:jc w:val="center"/>
         <w:rPr>
@@ -5116,7 +5093,7 @@
     </w:p>
     <w:p>
       <w:pPr>
-        <w:pStyle w:val="Heading1"/>
+        <w:pStyle w:val="Titre1"/>
         <w:spacing w:line="360" w:lineRule="auto"/>
         <w:jc w:val="center"/>
         <w:rPr>
@@ -5131,7 +5108,7 @@
     </w:p>
     <w:p>
       <w:pPr>
-        <w:pStyle w:val="Heading1"/>
+        <w:pStyle w:val="Titre1"/>
         <w:spacing w:line="360" w:lineRule="auto"/>
         <w:jc w:val="center"/>
         <w:rPr>
@@ -5146,7 +5123,7 @@
     </w:p>
     <w:p>
       <w:pPr>
-        <w:pStyle w:val="Heading1"/>
+        <w:pStyle w:val="Titre1"/>
         <w:spacing w:line="360" w:lineRule="auto"/>
         <w:jc w:val="center"/>
         <w:rPr>
@@ -5161,7 +5138,7 @@
     </w:p>
     <w:p>
       <w:pPr>
-        <w:pStyle w:val="Heading1"/>
+        <w:pStyle w:val="Titre1"/>
         <w:spacing w:line="360" w:lineRule="auto"/>
         <w:rPr>
           <w:rFonts w:asciiTheme="majorBidi" w:hAnsiTheme="majorBidi"/>
@@ -5177,7 +5154,7 @@
     <w:p/>
     <w:p>
       <w:pPr>
-        <w:pStyle w:val="Heading1"/>
+        <w:pStyle w:val="Titre1"/>
         <w:spacing w:line="360" w:lineRule="auto"/>
         <w:jc w:val="center"/>
         <w:rPr>
@@ -5206,7 +5183,7 @@
     <w:p/>
     <w:p>
       <w:pPr>
-        <w:pStyle w:val="TableofFigures"/>
+        <w:pStyle w:val="Tabledesillustrations"/>
         <w:tabs>
           <w:tab w:val="right" w:leader="dot" w:pos="9062"/>
         </w:tabs>
@@ -5230,7 +5207,7 @@
       <w:hyperlink w:anchor="_Toc226412934" w:history="1">
         <w:r>
           <w:rPr>
-            <w:rStyle w:val="Hyperlink"/>
+            <w:rStyle w:val="Lienhypertexte"/>
             <w:rFonts w:asciiTheme="majorBidi" w:hAnsiTheme="majorBidi" w:cstheme="majorBidi"/>
             <w:noProof/>
           </w:rPr>
@@ -5288,7 +5265,7 @@
     </w:p>
     <w:p>
       <w:pPr>
-        <w:pStyle w:val="TableofFigures"/>
+        <w:pStyle w:val="Tabledesillustrations"/>
         <w:tabs>
           <w:tab w:val="right" w:leader="dot" w:pos="9062"/>
         </w:tabs>
@@ -5303,7 +5280,7 @@
       <w:hyperlink w:anchor="_Toc226412935" w:history="1">
         <w:r>
           <w:rPr>
-            <w:rStyle w:val="Hyperlink"/>
+            <w:rStyle w:val="Lienhypertexte"/>
             <w:rFonts w:asciiTheme="majorBidi" w:hAnsiTheme="majorBidi" w:cstheme="majorBidi"/>
             <w:noProof/>
           </w:rPr>
@@ -5361,7 +5338,7 @@
     </w:p>
     <w:p>
       <w:pPr>
-        <w:pStyle w:val="TableofFigures"/>
+        <w:pStyle w:val="Tabledesillustrations"/>
         <w:tabs>
           <w:tab w:val="right" w:leader="dot" w:pos="9062"/>
         </w:tabs>
@@ -5376,7 +5353,7 @@
       <w:hyperlink w:anchor="_Toc226412936" w:history="1">
         <w:r>
           <w:rPr>
-            <w:rStyle w:val="Hyperlink"/>
+            <w:rStyle w:val="Lienhypertexte"/>
             <w:rFonts w:asciiTheme="majorBidi" w:hAnsiTheme="majorBidi" w:cstheme="majorBidi"/>
             <w:noProof/>
           </w:rPr>
@@ -5434,7 +5411,7 @@
     </w:p>
     <w:p>
       <w:pPr>
-        <w:pStyle w:val="TableofFigures"/>
+        <w:pStyle w:val="Tabledesillustrations"/>
         <w:tabs>
           <w:tab w:val="right" w:leader="dot" w:pos="9062"/>
         </w:tabs>
@@ -5449,7 +5426,7 @@
       <w:hyperlink w:anchor="_Toc226412937" w:history="1">
         <w:r>
           <w:rPr>
-            <w:rStyle w:val="Hyperlink"/>
+            <w:rStyle w:val="Lienhypertexte"/>
             <w:noProof/>
           </w:rPr>
           <w:t>Figure 4: Logo html</w:t>
@@ -5506,7 +5483,7 @@
     </w:p>
     <w:p>
       <w:pPr>
-        <w:pStyle w:val="TableofFigures"/>
+        <w:pStyle w:val="Tabledesillustrations"/>
         <w:tabs>
           <w:tab w:val="right" w:leader="dot" w:pos="9062"/>
         </w:tabs>
@@ -5521,7 +5498,7 @@
       <w:hyperlink w:anchor="_Toc226412938" w:history="1">
         <w:r>
           <w:rPr>
-            <w:rStyle w:val="Hyperlink"/>
+            <w:rStyle w:val="Lienhypertexte"/>
             <w:noProof/>
           </w:rPr>
           <w:t>Figure 5: logo Typescript</w:t>
@@ -5578,7 +5555,7 @@
     </w:p>
     <w:p>
       <w:pPr>
-        <w:pStyle w:val="TableofFigures"/>
+        <w:pStyle w:val="Tabledesillustrations"/>
         <w:tabs>
           <w:tab w:val="right" w:leader="dot" w:pos="9062"/>
         </w:tabs>
@@ -5593,7 +5570,7 @@
       <w:hyperlink w:anchor="_Toc226412939" w:history="1">
         <w:r>
           <w:rPr>
-            <w:rStyle w:val="Hyperlink"/>
+            <w:rStyle w:val="Lienhypertexte"/>
             <w:rFonts w:asciiTheme="majorBidi" w:hAnsiTheme="majorBidi" w:cstheme="majorBidi"/>
             <w:noProof/>
           </w:rPr>
@@ -5651,7 +5628,7 @@
     </w:p>
     <w:p>
       <w:pPr>
-        <w:pStyle w:val="TableofFigures"/>
+        <w:pStyle w:val="Tabledesillustrations"/>
         <w:tabs>
           <w:tab w:val="right" w:leader="dot" w:pos="9062"/>
         </w:tabs>
@@ -5666,7 +5643,7 @@
       <w:hyperlink w:anchor="_Toc226412940" w:history="1">
         <w:r>
           <w:rPr>
-            <w:rStyle w:val="Hyperlink"/>
+            <w:rStyle w:val="Lienhypertexte"/>
             <w:rFonts w:asciiTheme="majorBidi" w:hAnsiTheme="majorBidi" w:cstheme="majorBidi"/>
             <w:noProof/>
           </w:rPr>
@@ -5724,7 +5701,7 @@
     </w:p>
     <w:p>
       <w:pPr>
-        <w:pStyle w:val="TableofFigures"/>
+        <w:pStyle w:val="Tabledesillustrations"/>
         <w:tabs>
           <w:tab w:val="right" w:leader="dot" w:pos="9062"/>
         </w:tabs>
@@ -5739,7 +5716,7 @@
       <w:hyperlink w:anchor="_Toc226412941" w:history="1">
         <w:r>
           <w:rPr>
-            <w:rStyle w:val="Hyperlink"/>
+            <w:rStyle w:val="Lienhypertexte"/>
             <w:rFonts w:asciiTheme="majorBidi" w:hAnsiTheme="majorBidi" w:cstheme="majorBidi"/>
             <w:noProof/>
           </w:rPr>
@@ -5797,7 +5774,7 @@
     </w:p>
     <w:p>
       <w:pPr>
-        <w:pStyle w:val="TableofFigures"/>
+        <w:pStyle w:val="Tabledesillustrations"/>
         <w:tabs>
           <w:tab w:val="right" w:leader="dot" w:pos="9062"/>
         </w:tabs>
@@ -5812,7 +5789,7 @@
       <w:hyperlink w:anchor="_Toc226412942" w:history="1">
         <w:r>
           <w:rPr>
-            <w:rStyle w:val="Hyperlink"/>
+            <w:rStyle w:val="Lienhypertexte"/>
             <w:rFonts w:asciiTheme="majorBidi" w:hAnsiTheme="majorBidi" w:cstheme="majorBidi"/>
             <w:noProof/>
           </w:rPr>
@@ -5870,7 +5847,7 @@
     </w:p>
     <w:p>
       <w:pPr>
-        <w:pStyle w:val="TableofFigures"/>
+        <w:pStyle w:val="Tabledesillustrations"/>
         <w:tabs>
           <w:tab w:val="right" w:leader="dot" w:pos="9062"/>
         </w:tabs>
@@ -5885,7 +5862,7 @@
       <w:hyperlink w:anchor="_Toc226412943" w:history="1">
         <w:r>
           <w:rPr>
-            <w:rStyle w:val="Hyperlink"/>
+            <w:rStyle w:val="Lienhypertexte"/>
             <w:rFonts w:asciiTheme="majorBidi" w:hAnsiTheme="majorBidi" w:cstheme="majorBidi"/>
             <w:noProof/>
           </w:rPr>
@@ -5943,7 +5920,7 @@
     </w:p>
     <w:p>
       <w:pPr>
-        <w:pStyle w:val="TableofFigures"/>
+        <w:pStyle w:val="Tabledesillustrations"/>
         <w:tabs>
           <w:tab w:val="right" w:leader="dot" w:pos="9062"/>
         </w:tabs>
@@ -5958,7 +5935,7 @@
       <w:hyperlink w:anchor="_Toc226412944" w:history="1">
         <w:r>
           <w:rPr>
-            <w:rStyle w:val="Hyperlink"/>
+            <w:rStyle w:val="Lienhypertexte"/>
             <w:rFonts w:asciiTheme="majorBidi" w:hAnsiTheme="majorBidi" w:cstheme="majorBidi"/>
             <w:noProof/>
           </w:rPr>
@@ -6016,7 +5993,7 @@
     </w:p>
     <w:p>
       <w:pPr>
-        <w:pStyle w:val="TableofFigures"/>
+        <w:pStyle w:val="Tabledesillustrations"/>
         <w:tabs>
           <w:tab w:val="right" w:leader="dot" w:pos="9062"/>
         </w:tabs>
@@ -6031,7 +6008,7 @@
       <w:hyperlink w:anchor="_Toc226412945" w:history="1">
         <w:r>
           <w:rPr>
-            <w:rStyle w:val="Hyperlink"/>
+            <w:rStyle w:val="Lienhypertexte"/>
             <w:noProof/>
           </w:rPr>
           <w:t>Figure 12: La typographie</w:t>
@@ -6088,7 +6065,7 @@
     </w:p>
     <w:p>
       <w:pPr>
-        <w:pStyle w:val="TableofFigures"/>
+        <w:pStyle w:val="Tabledesillustrations"/>
         <w:tabs>
           <w:tab w:val="right" w:leader="dot" w:pos="9062"/>
         </w:tabs>
@@ -6103,7 +6080,7 @@
       <w:hyperlink w:anchor="_Toc226412946" w:history="1">
         <w:r>
           <w:rPr>
-            <w:rStyle w:val="Hyperlink"/>
+            <w:rStyle w:val="Lienhypertexte"/>
             <w:noProof/>
           </w:rPr>
           <w:t>Figure 13: la palette de couleurs</w:t>
@@ -6160,7 +6137,7 @@
     </w:p>
     <w:p>
       <w:pPr>
-        <w:pStyle w:val="TableofFigures"/>
+        <w:pStyle w:val="Tabledesillustrations"/>
         <w:tabs>
           <w:tab w:val="right" w:leader="dot" w:pos="9062"/>
         </w:tabs>
@@ -6175,7 +6152,7 @@
       <w:hyperlink w:anchor="_Toc226412947" w:history="1">
         <w:r>
           <w:rPr>
-            <w:rStyle w:val="Hyperlink"/>
+            <w:rStyle w:val="Lienhypertexte"/>
             <w:noProof/>
           </w:rPr>
           <w:t>Figure 14: l'explication du logo</w:t>
@@ -6232,7 +6209,7 @@
     </w:p>
     <w:p>
       <w:pPr>
-        <w:pStyle w:val="TableofFigures"/>
+        <w:pStyle w:val="Tabledesillustrations"/>
         <w:tabs>
           <w:tab w:val="right" w:leader="dot" w:pos="9062"/>
         </w:tabs>
@@ -6247,7 +6224,7 @@
       <w:hyperlink w:anchor="_Toc226412948" w:history="1">
         <w:r>
           <w:rPr>
-            <w:rStyle w:val="Hyperlink"/>
+            <w:rStyle w:val="Lienhypertexte"/>
             <w:noProof/>
           </w:rPr>
           <w:t>Figure 15: Google Analytics</w:t>
@@ -6304,7 +6281,7 @@
     </w:p>
     <w:p>
       <w:pPr>
-        <w:pStyle w:val="TableofFigures"/>
+        <w:pStyle w:val="Tabledesillustrations"/>
         <w:tabs>
           <w:tab w:val="right" w:leader="dot" w:pos="9062"/>
         </w:tabs>
@@ -6319,7 +6296,7 @@
       <w:hyperlink w:anchor="_Toc226412949" w:history="1">
         <w:r>
           <w:rPr>
-            <w:rStyle w:val="Hyperlink"/>
+            <w:rStyle w:val="Lienhypertexte"/>
             <w:noProof/>
           </w:rPr>
           <w:t>Figure 16: Ahrefs</w:t>
@@ -6376,7 +6353,7 @@
     </w:p>
     <w:p>
       <w:pPr>
-        <w:pStyle w:val="TableofFigures"/>
+        <w:pStyle w:val="Tabledesillustrations"/>
         <w:tabs>
           <w:tab w:val="right" w:leader="dot" w:pos="9062"/>
         </w:tabs>
@@ -6391,7 +6368,7 @@
       <w:hyperlink w:anchor="_Toc226412950" w:history="1">
         <w:r>
           <w:rPr>
-            <w:rStyle w:val="Hyperlink"/>
+            <w:rStyle w:val="Lienhypertexte"/>
             <w:noProof/>
           </w:rPr>
           <w:t>Figure 17: Chatgpt</w:t>
@@ -6448,7 +6425,7 @@
     </w:p>
     <w:p>
       <w:pPr>
-        <w:pStyle w:val="TableofFigures"/>
+        <w:pStyle w:val="Tabledesillustrations"/>
         <w:tabs>
           <w:tab w:val="right" w:leader="dot" w:pos="9062"/>
         </w:tabs>
@@ -6463,7 +6440,7 @@
       <w:hyperlink w:anchor="_Toc226412951" w:history="1">
         <w:r>
           <w:rPr>
-            <w:rStyle w:val="Hyperlink"/>
+            <w:rStyle w:val="Lienhypertexte"/>
             <w:noProof/>
           </w:rPr>
           <w:t>Figure 18: Logo de VS Code</w:t>
@@ -6520,7 +6497,7 @@
     </w:p>
     <w:p>
       <w:pPr>
-        <w:pStyle w:val="TableofFigures"/>
+        <w:pStyle w:val="Tabledesillustrations"/>
         <w:tabs>
           <w:tab w:val="right" w:leader="dot" w:pos="9062"/>
         </w:tabs>
@@ -6535,7 +6512,7 @@
       <w:hyperlink w:anchor="_Toc226412952" w:history="1">
         <w:r>
           <w:rPr>
-            <w:rStyle w:val="Hyperlink"/>
+            <w:rStyle w:val="Lienhypertexte"/>
             <w:noProof/>
           </w:rPr>
           <w:t>Figure 19: Logo de git</w:t>
@@ -6592,7 +6569,7 @@
     </w:p>
     <w:p>
       <w:pPr>
-        <w:pStyle w:val="TableofFigures"/>
+        <w:pStyle w:val="Tabledesillustrations"/>
         <w:tabs>
           <w:tab w:val="right" w:leader="dot" w:pos="9062"/>
         </w:tabs>
@@ -6607,7 +6584,7 @@
       <w:hyperlink w:anchor="_Toc226412953" w:history="1">
         <w:r>
           <w:rPr>
-            <w:rStyle w:val="Hyperlink"/>
+            <w:rStyle w:val="Lienhypertexte"/>
             <w:noProof/>
           </w:rPr>
           <w:t>Figure 20: Logo de GitHub</w:t>
@@ -6664,7 +6641,7 @@
     </w:p>
     <w:p>
       <w:pPr>
-        <w:pStyle w:val="TableofFigures"/>
+        <w:pStyle w:val="Tabledesillustrations"/>
         <w:tabs>
           <w:tab w:val="right" w:leader="dot" w:pos="9062"/>
         </w:tabs>
@@ -6679,7 +6656,7 @@
       <w:hyperlink w:anchor="_Toc226412954" w:history="1">
         <w:r>
           <w:rPr>
-            <w:rStyle w:val="Hyperlink"/>
+            <w:rStyle w:val="Lienhypertexte"/>
             <w:noProof/>
           </w:rPr>
           <w:t>Figure 21: Diagramme de classes</w:t>
@@ -6736,7 +6713,7 @@
     </w:p>
     <w:p>
       <w:pPr>
-        <w:pStyle w:val="TableofFigures"/>
+        <w:pStyle w:val="Tabledesillustrations"/>
         <w:tabs>
           <w:tab w:val="right" w:leader="dot" w:pos="9062"/>
         </w:tabs>
@@ -6751,7 +6728,7 @@
       <w:hyperlink w:anchor="_Toc226412955" w:history="1">
         <w:r>
           <w:rPr>
-            <w:rStyle w:val="Hyperlink"/>
+            <w:rStyle w:val="Lienhypertexte"/>
             <w:noProof/>
           </w:rPr>
           <w:t>Figure 22: Design sur Figma</w:t>
@@ -6808,7 +6785,7 @@
     </w:p>
     <w:p>
       <w:pPr>
-        <w:pStyle w:val="TableofFigures"/>
+        <w:pStyle w:val="Tabledesillustrations"/>
         <w:tabs>
           <w:tab w:val="right" w:leader="dot" w:pos="9062"/>
         </w:tabs>
@@ -6823,7 +6800,7 @@
       <w:hyperlink w:anchor="_Toc226412956" w:history="1">
         <w:r>
           <w:rPr>
-            <w:rStyle w:val="Hyperlink"/>
+            <w:rStyle w:val="Lienhypertexte"/>
             <w:noProof/>
           </w:rPr>
           <w:t>Figure 23: Page d'accueil  du site</w:t>
@@ -6880,7 +6857,7 @@
     </w:p>
     <w:p>
       <w:pPr>
-        <w:pStyle w:val="TableofFigures"/>
+        <w:pStyle w:val="Tabledesillustrations"/>
         <w:tabs>
           <w:tab w:val="right" w:leader="dot" w:pos="9062"/>
         </w:tabs>
@@ -6895,7 +6872,7 @@
       <w:hyperlink w:anchor="_Toc226412957" w:history="1">
         <w:r>
           <w:rPr>
-            <w:rStyle w:val="Hyperlink"/>
+            <w:rStyle w:val="Lienhypertexte"/>
             <w:noProof/>
           </w:rPr>
           <w:t>Figure 24: Page du catalogue des voitures</w:t>
@@ -6952,7 +6929,7 @@
     </w:p>
     <w:p>
       <w:pPr>
-        <w:pStyle w:val="TableofFigures"/>
+        <w:pStyle w:val="Tabledesillustrations"/>
         <w:tabs>
           <w:tab w:val="right" w:leader="dot" w:pos="9062"/>
         </w:tabs>
@@ -6967,7 +6944,7 @@
       <w:hyperlink w:anchor="_Toc226412958" w:history="1">
         <w:r>
           <w:rPr>
-            <w:rStyle w:val="Hyperlink"/>
+            <w:rStyle w:val="Lienhypertexte"/>
             <w:noProof/>
           </w:rPr>
           <w:t>Figure 25: Page du Dashboard</w:t>
@@ -7024,7 +7001,7 @@
     </w:p>
     <w:p>
       <w:pPr>
-        <w:pStyle w:val="TableofFigures"/>
+        <w:pStyle w:val="Tabledesillustrations"/>
         <w:tabs>
           <w:tab w:val="right" w:leader="dot" w:pos="9062"/>
         </w:tabs>
@@ -7039,7 +7016,7 @@
       <w:hyperlink w:anchor="_Toc226412959" w:history="1">
         <w:r>
           <w:rPr>
-            <w:rStyle w:val="Hyperlink"/>
+            <w:rStyle w:val="Lienhypertexte"/>
             <w:noProof/>
           </w:rPr>
           <w:t>Figure 26: Post Instagram N° 1</w:t>
@@ -7096,7 +7073,7 @@
     </w:p>
     <w:p>
       <w:pPr>
-        <w:pStyle w:val="TableofFigures"/>
+        <w:pStyle w:val="Tabledesillustrations"/>
         <w:tabs>
           <w:tab w:val="right" w:leader="dot" w:pos="9062"/>
         </w:tabs>
@@ -7111,7 +7088,7 @@
       <w:hyperlink w:anchor="_Toc226412960" w:history="1">
         <w:r>
           <w:rPr>
-            <w:rStyle w:val="Hyperlink"/>
+            <w:rStyle w:val="Lienhypertexte"/>
             <w:noProof/>
           </w:rPr>
           <w:t>Figure 27: Post Instagram N° 2</w:t>
@@ -7168,7 +7145,7 @@
     </w:p>
     <w:p>
       <w:pPr>
-        <w:pStyle w:val="TableofFigures"/>
+        <w:pStyle w:val="Tabledesillustrations"/>
         <w:tabs>
           <w:tab w:val="right" w:leader="dot" w:pos="9062"/>
         </w:tabs>
@@ -7183,7 +7160,7 @@
       <w:hyperlink w:anchor="_Toc226412961" w:history="1">
         <w:r>
           <w:rPr>
-            <w:rStyle w:val="Hyperlink"/>
+            <w:rStyle w:val="Lienhypertexte"/>
             <w:noProof/>
           </w:rPr>
           <w:t>Figure 28: Post Instagram N° 3</w:t>
@@ -7240,7 +7217,7 @@
     </w:p>
     <w:p>
       <w:pPr>
-        <w:pStyle w:val="TableofFigures"/>
+        <w:pStyle w:val="Tabledesillustrations"/>
         <w:tabs>
           <w:tab w:val="right" w:leader="dot" w:pos="9062"/>
         </w:tabs>
@@ -7255,7 +7232,7 @@
       <w:hyperlink w:anchor="_Toc226412962" w:history="1">
         <w:r>
           <w:rPr>
-            <w:rStyle w:val="Hyperlink"/>
+            <w:rStyle w:val="Lienhypertexte"/>
             <w:noProof/>
           </w:rPr>
           <w:t>Figure 29: la Page Instagram</w:t>
@@ -7312,7 +7289,7 @@
     </w:p>
     <w:p>
       <w:pPr>
-        <w:pStyle w:val="TableofFigures"/>
+        <w:pStyle w:val="Tabledesillustrations"/>
         <w:tabs>
           <w:tab w:val="right" w:leader="dot" w:pos="9062"/>
         </w:tabs>
@@ -7327,7 +7304,7 @@
       <w:hyperlink w:anchor="_Toc226412963" w:history="1">
         <w:r>
           <w:rPr>
-            <w:rStyle w:val="Hyperlink"/>
+            <w:rStyle w:val="Lienhypertexte"/>
             <w:noProof/>
           </w:rPr>
           <w:t>Figure 30: Instagram Insights</w:t>
@@ -7397,7 +7374,7 @@
     <w:p/>
     <w:p>
       <w:pPr>
-        <w:pStyle w:val="Heading1"/>
+        <w:pStyle w:val="Titre1"/>
         <w:jc w:val="center"/>
         <w:rPr>
           <w:rFonts w:ascii="Times New Roman" w:hAnsi="Times New Roman" w:cs="Times New Roman"/>
@@ -7425,7 +7402,7 @@
     <w:p/>
     <w:tbl>
       <w:tblPr>
-        <w:tblStyle w:val="TableGrid"/>
+        <w:tblStyle w:val="Grilledutableau"/>
         <w:tblW w:w="0" w:type="auto"/>
         <w:tblLook w:val="04A0" w:firstRow="1" w:lastRow="0" w:firstColumn="1" w:lastColumn="0" w:noHBand="0" w:noVBand="1"/>
       </w:tblPr>
@@ -7882,18 +7859,8 @@
                 <w:sz w:val="24"/>
                 <w:szCs w:val="24"/>
               </w:rPr>
-              <w:t xml:space="preserve">Search Engine </w:t>
-            </w:r>
-            <w:proofErr w:type="spellStart"/>
-            <w:r>
-              <w:rPr>
-                <w:rFonts w:ascii="Times New Roman" w:hAnsi="Times New Roman" w:cs="Times New Roman"/>
-                <w:sz w:val="24"/>
-                <w:szCs w:val="24"/>
-              </w:rPr>
-              <w:t>Optimization</w:t>
-            </w:r>
-            <w:proofErr w:type="spellEnd"/>
+              <w:t>Search Engine Optimization</w:t>
+            </w:r>
           </w:p>
         </w:tc>
       </w:tr>
@@ -7992,25 +7959,7 @@
                 <w:sz w:val="24"/>
                 <w:szCs w:val="24"/>
               </w:rPr>
-              <w:t xml:space="preserve">User </w:t>
-            </w:r>
-            <w:proofErr w:type="spellStart"/>
-            <w:r>
-              <w:rPr>
-                <w:rFonts w:ascii="Times New Roman" w:hAnsi="Times New Roman" w:cs="Times New Roman"/>
-                <w:sz w:val="24"/>
-                <w:szCs w:val="24"/>
-              </w:rPr>
-              <w:t>Experience</w:t>
-            </w:r>
-            <w:proofErr w:type="spellEnd"/>
-            <w:r>
-              <w:rPr>
-                <w:rFonts w:ascii="Times New Roman" w:hAnsi="Times New Roman" w:cs="Times New Roman"/>
-                <w:sz w:val="24"/>
-                <w:szCs w:val="24"/>
-              </w:rPr>
-              <w:t xml:space="preserve"> (Expérience Utilisateur)</w:t>
+              <w:t>User Experience (Expérience Utilisateur)</w:t>
             </w:r>
           </w:p>
         </w:tc>
@@ -8060,25 +8009,7 @@
                 <w:sz w:val="24"/>
                 <w:szCs w:val="24"/>
               </w:rPr>
-              <w:t xml:space="preserve">Application </w:t>
-            </w:r>
-            <w:proofErr w:type="spellStart"/>
-            <w:r>
-              <w:rPr>
-                <w:rFonts w:ascii="Times New Roman" w:hAnsi="Times New Roman" w:cs="Times New Roman"/>
-                <w:sz w:val="24"/>
-                <w:szCs w:val="24"/>
-              </w:rPr>
-              <w:t>Programming</w:t>
-            </w:r>
-            <w:proofErr w:type="spellEnd"/>
-            <w:r>
-              <w:rPr>
-                <w:rFonts w:ascii="Times New Roman" w:hAnsi="Times New Roman" w:cs="Times New Roman"/>
-                <w:sz w:val="24"/>
-                <w:szCs w:val="24"/>
-              </w:rPr>
-              <w:t xml:space="preserve"> Interface</w:t>
+              <w:t>Application Programming Interface</w:t>
             </w:r>
           </w:p>
         </w:tc>
@@ -8104,7 +8035,7 @@
     <w:p/>
     <w:p>
       <w:pPr>
-        <w:pStyle w:val="Heading1"/>
+        <w:pStyle w:val="Titre1"/>
         <w:spacing w:line="360" w:lineRule="auto"/>
         <w:jc w:val="center"/>
         <w:rPr>
@@ -8520,7 +8451,7 @@
     </w:p>
     <w:p>
       <w:pPr>
-        <w:pStyle w:val="Heading1"/>
+        <w:pStyle w:val="Titre1"/>
         <w:spacing w:line="360" w:lineRule="auto"/>
         <w:jc w:val="center"/>
         <w:rPr>
@@ -8534,7 +8465,7 @@
     <w:p/>
     <w:p>
       <w:pPr>
-        <w:pStyle w:val="Heading1"/>
+        <w:pStyle w:val="Titre1"/>
         <w:spacing w:line="360" w:lineRule="auto"/>
         <w:jc w:val="center"/>
         <w:rPr>
@@ -9232,7 +9163,7 @@
     </w:p>
     <w:p>
       <w:pPr>
-        <w:pStyle w:val="Heading1"/>
+        <w:pStyle w:val="Titre1"/>
         <w:rPr>
           <w:rFonts w:asciiTheme="majorBidi" w:hAnsiTheme="majorBidi"/>
           <w:b/>
@@ -9244,7 +9175,7 @@
     </w:p>
     <w:p>
       <w:pPr>
-        <w:pStyle w:val="Heading1"/>
+        <w:pStyle w:val="Titre1"/>
         <w:rPr>
           <w:rFonts w:asciiTheme="majorBidi" w:hAnsiTheme="majorBidi"/>
           <w:b/>
@@ -9309,7 +9240,7 @@
     </w:p>
     <w:p>
       <w:pPr>
-        <w:pStyle w:val="Heading2"/>
+        <w:pStyle w:val="Titre2"/>
         <w:numPr>
           <w:ilvl w:val="0"/>
           <w:numId w:val="3"/>
@@ -9497,29 +9428,7 @@
           <w:sz w:val="24"/>
           <w:szCs w:val="24"/>
         </w:rPr>
-        <w:t xml:space="preserve">M. </w:t>
-      </w:r>
-      <w:proofErr w:type="spellStart"/>
-      <w:r>
-        <w:rPr>
-          <w:rFonts w:ascii="Times New Roman" w:hAnsi="Times New Roman" w:cs="Times New Roman"/>
-          <w:b/>
-          <w:bCs/>
-          <w:sz w:val="24"/>
-          <w:szCs w:val="24"/>
-        </w:rPr>
-        <w:t>Chafi</w:t>
-      </w:r>
-      <w:proofErr w:type="spellEnd"/>
-      <w:r>
-        <w:rPr>
-          <w:rFonts w:ascii="Times New Roman" w:hAnsi="Times New Roman" w:cs="Times New Roman"/>
-          <w:b/>
-          <w:bCs/>
-          <w:sz w:val="24"/>
-          <w:szCs w:val="24"/>
-        </w:rPr>
-        <w:t xml:space="preserve"> Abdelhafid</w:t>
+        <w:t>M. Chafi Abdelhafid</w:t>
       </w:r>
       <w:r>
         <w:rPr>
@@ -9550,7 +9459,7 @@
     </w:p>
     <w:p>
       <w:pPr>
-        <w:pStyle w:val="Heading2"/>
+        <w:pStyle w:val="Titre2"/>
         <w:numPr>
           <w:ilvl w:val="0"/>
           <w:numId w:val="3"/>
@@ -9655,7 +9564,7 @@
     </w:p>
     <w:p>
       <w:pPr>
-        <w:pStyle w:val="Heading2"/>
+        <w:pStyle w:val="Titre2"/>
         <w:numPr>
           <w:ilvl w:val="0"/>
           <w:numId w:val="3"/>
@@ -9786,7 +9695,7 @@
     </w:p>
     <w:p>
       <w:pPr>
-        <w:pStyle w:val="Heading2"/>
+        <w:pStyle w:val="Titre2"/>
         <w:numPr>
           <w:ilvl w:val="0"/>
           <w:numId w:val="3"/>
@@ -10067,7 +9976,7 @@
       </w:pPr>
       <w:r>
         <w:rPr>
-          <w:rStyle w:val="Strong"/>
+          <w:rStyle w:val="lev"/>
           <w:rFonts w:asciiTheme="majorBidi" w:hAnsiTheme="majorBidi" w:cstheme="majorBidi"/>
           <w:sz w:val="24"/>
           <w:szCs w:val="24"/>
@@ -10077,7 +9986,7 @@
     </w:p>
     <w:p>
       <w:pPr>
-        <w:pStyle w:val="Heading2"/>
+        <w:pStyle w:val="Titre2"/>
         <w:numPr>
           <w:ilvl w:val="0"/>
           <w:numId w:val="3"/>
@@ -10806,7 +10715,7 @@
     </w:p>
     <w:p>
       <w:pPr>
-        <w:pStyle w:val="Heading1"/>
+        <w:pStyle w:val="Titre1"/>
         <w:rPr>
           <w:rFonts w:asciiTheme="majorBidi" w:hAnsiTheme="majorBidi"/>
           <w:b/>
@@ -10841,7 +10750,7 @@
     </w:p>
     <w:p>
       <w:pPr>
-        <w:pStyle w:val="Heading2"/>
+        <w:pStyle w:val="Titre2"/>
         <w:numPr>
           <w:ilvl w:val="0"/>
           <w:numId w:val="5"/>
@@ -11204,7 +11113,7 @@
     </w:p>
     <w:p>
       <w:pPr>
-        <w:pStyle w:val="Heading2"/>
+        <w:pStyle w:val="Titre2"/>
         <w:numPr>
           <w:ilvl w:val="0"/>
           <w:numId w:val="5"/>
@@ -11269,7 +11178,7 @@
       </w:r>
       <w:r>
         <w:rPr>
-          <w:rStyle w:val="Strong"/>
+          <w:rStyle w:val="lev"/>
           <w:rFonts w:asciiTheme="majorBidi" w:hAnsiTheme="majorBidi" w:cstheme="majorBidi"/>
           <w:b w:val="0"/>
           <w:bCs w:val="0"/>
@@ -11307,7 +11216,7 @@
       </w:r>
       <w:r>
         <w:rPr>
-          <w:rStyle w:val="Strong"/>
+          <w:rStyle w:val="lev"/>
           <w:rFonts w:asciiTheme="majorBidi" w:hAnsiTheme="majorBidi" w:cstheme="majorBidi"/>
           <w:b w:val="0"/>
           <w:bCs w:val="0"/>
@@ -11346,7 +11255,7 @@
       </w:r>
       <w:r>
         <w:rPr>
-          <w:rStyle w:val="Strong"/>
+          <w:rStyle w:val="lev"/>
           <w:rFonts w:asciiTheme="majorBidi" w:hAnsiTheme="majorBidi" w:cstheme="majorBidi"/>
           <w:b w:val="0"/>
           <w:bCs w:val="0"/>
@@ -11384,7 +11293,7 @@
       </w:r>
       <w:r>
         <w:rPr>
-          <w:rStyle w:val="Strong"/>
+          <w:rStyle w:val="lev"/>
           <w:rFonts w:asciiTheme="majorBidi" w:hAnsiTheme="majorBidi" w:cstheme="majorBidi"/>
           <w:b w:val="0"/>
           <w:bCs w:val="0"/>
@@ -11404,7 +11313,7 @@
     </w:p>
     <w:p>
       <w:pPr>
-        <w:pStyle w:val="Heading2"/>
+        <w:pStyle w:val="Titre2"/>
         <w:numPr>
           <w:ilvl w:val="0"/>
           <w:numId w:val="5"/>
@@ -11467,7 +11376,7 @@
       </w:r>
       <w:r>
         <w:rPr>
-          <w:rStyle w:val="Strong"/>
+          <w:rStyle w:val="lev"/>
           <w:rFonts w:asciiTheme="majorBidi" w:hAnsiTheme="majorBidi" w:cstheme="majorBidi"/>
           <w:sz w:val="24"/>
           <w:szCs w:val="24"/>
@@ -11503,7 +11412,7 @@
       </w:r>
       <w:r>
         <w:rPr>
-          <w:rStyle w:val="Strong"/>
+          <w:rStyle w:val="lev"/>
           <w:rFonts w:asciiTheme="majorBidi" w:hAnsiTheme="majorBidi" w:cstheme="majorBidi"/>
           <w:sz w:val="24"/>
           <w:szCs w:val="24"/>
@@ -11539,7 +11448,7 @@
       </w:r>
       <w:r>
         <w:rPr>
-          <w:rStyle w:val="Strong"/>
+          <w:rStyle w:val="lev"/>
           <w:rFonts w:asciiTheme="majorBidi" w:hAnsiTheme="majorBidi" w:cstheme="majorBidi"/>
           <w:sz w:val="24"/>
           <w:szCs w:val="24"/>
@@ -11575,7 +11484,7 @@
       </w:r>
       <w:r>
         <w:rPr>
-          <w:rStyle w:val="Strong"/>
+          <w:rStyle w:val="lev"/>
           <w:rFonts w:asciiTheme="majorBidi" w:hAnsiTheme="majorBidi" w:cstheme="majorBidi"/>
           <w:b w:val="0"/>
           <w:bCs w:val="0"/>
@@ -11595,7 +11504,7 @@
     </w:p>
     <w:p>
       <w:pPr>
-        <w:pStyle w:val="Heading2"/>
+        <w:pStyle w:val="Titre2"/>
         <w:numPr>
           <w:ilvl w:val="0"/>
           <w:numId w:val="5"/>
@@ -11661,7 +11570,7 @@
           <w:noProof/>
         </w:rPr>
         <w:drawing>
-          <wp:inline distT="0" distB="0" distL="0" distR="0" wp14:anchorId="56AF3117" wp14:editId="2DF1EF7C">
+          <wp:inline distT="0" distB="0" distL="0" distR="0" wp14:anchorId="56AF3117" wp14:editId="1B730BA4">
             <wp:extent cx="4372098" cy="2019300"/>
             <wp:effectExtent l="0" t="0" r="9525" b="0"/>
             <wp:docPr id="608889792" name="Picture 2"/>
@@ -11705,7 +11614,7 @@
     </w:p>
     <w:p>
       <w:pPr>
-        <w:pStyle w:val="Caption"/>
+        <w:pStyle w:val="Lgende"/>
         <w:jc w:val="center"/>
         <w:rPr>
           <w:rFonts w:asciiTheme="majorBidi" w:hAnsiTheme="majorBidi" w:cstheme="majorBidi"/>
@@ -12292,7 +12201,7 @@
     </w:p>
     <w:p>
       <w:pPr>
-        <w:pStyle w:val="Heading1"/>
+        <w:pStyle w:val="Titre1"/>
         <w:rPr>
           <w:rFonts w:asciiTheme="majorBidi" w:hAnsiTheme="majorBidi"/>
           <w:b/>
@@ -12317,7 +12226,7 @@
     </w:p>
     <w:p>
       <w:pPr>
-        <w:pStyle w:val="Heading2"/>
+        <w:pStyle w:val="Titre2"/>
         <w:numPr>
           <w:ilvl w:val="0"/>
           <w:numId w:val="6"/>
@@ -12380,7 +12289,7 @@
       </w:r>
       <w:r>
         <w:rPr>
-          <w:rStyle w:val="Strong"/>
+          <w:rStyle w:val="lev"/>
           <w:rFonts w:asciiTheme="majorBidi" w:hAnsiTheme="majorBidi" w:cstheme="majorBidi"/>
           <w:b w:val="0"/>
           <w:bCs w:val="0"/>
@@ -12418,7 +12327,7 @@
       </w:r>
       <w:r>
         <w:rPr>
-          <w:rStyle w:val="Strong"/>
+          <w:rStyle w:val="lev"/>
           <w:rFonts w:asciiTheme="majorBidi" w:hAnsiTheme="majorBidi" w:cstheme="majorBidi"/>
           <w:b w:val="0"/>
           <w:bCs w:val="0"/>
@@ -12472,7 +12381,7 @@
       </w:r>
       <w:r>
         <w:rPr>
-          <w:rStyle w:val="Strong"/>
+          <w:rStyle w:val="lev"/>
           <w:rFonts w:asciiTheme="majorBidi" w:hAnsiTheme="majorBidi" w:cstheme="majorBidi"/>
           <w:b w:val="0"/>
           <w:bCs w:val="0"/>
@@ -12558,7 +12467,7 @@
     </w:p>
     <w:p>
       <w:pPr>
-        <w:pStyle w:val="Caption"/>
+        <w:pStyle w:val="Lgende"/>
         <w:jc w:val="center"/>
         <w:rPr>
           <w:rFonts w:asciiTheme="majorBidi" w:hAnsiTheme="majorBidi" w:cstheme="majorBidi"/>
@@ -12632,7 +12541,7 @@
     </w:p>
     <w:p>
       <w:pPr>
-        <w:pStyle w:val="Heading2"/>
+        <w:pStyle w:val="Titre2"/>
         <w:numPr>
           <w:ilvl w:val="0"/>
           <w:numId w:val="6"/>
@@ -12695,7 +12604,7 @@
       </w:r>
       <w:r>
         <w:rPr>
-          <w:rStyle w:val="Strong"/>
+          <w:rStyle w:val="lev"/>
           <w:rFonts w:asciiTheme="majorBidi" w:hAnsiTheme="majorBidi" w:cstheme="majorBidi"/>
           <w:sz w:val="24"/>
           <w:szCs w:val="24"/>
@@ -12731,7 +12640,7 @@
       </w:r>
       <w:r>
         <w:rPr>
-          <w:rStyle w:val="Strong"/>
+          <w:rStyle w:val="lev"/>
           <w:rFonts w:asciiTheme="majorBidi" w:hAnsiTheme="majorBidi" w:cstheme="majorBidi"/>
           <w:sz w:val="24"/>
           <w:szCs w:val="24"/>
@@ -12768,7 +12677,7 @@
       </w:r>
       <w:r>
         <w:rPr>
-          <w:rStyle w:val="Strong"/>
+          <w:rStyle w:val="lev"/>
           <w:rFonts w:asciiTheme="majorBidi" w:hAnsiTheme="majorBidi" w:cstheme="majorBidi"/>
           <w:sz w:val="24"/>
           <w:szCs w:val="24"/>
@@ -12786,7 +12695,7 @@
     </w:p>
     <w:p>
       <w:pPr>
-        <w:pStyle w:val="Heading3"/>
+        <w:pStyle w:val="Titre3"/>
         <w:numPr>
           <w:ilvl w:val="0"/>
           <w:numId w:val="7"/>
@@ -12920,7 +12829,7 @@
     </w:p>
     <w:p>
       <w:pPr>
-        <w:pStyle w:val="Caption"/>
+        <w:pStyle w:val="Lgende"/>
         <w:jc w:val="center"/>
         <w:rPr>
           <w:rFonts w:asciiTheme="majorBidi" w:hAnsiTheme="majorBidi" w:cstheme="majorBidi"/>
@@ -12969,17 +12878,9 @@
         <w:rPr>
           <w:rFonts w:asciiTheme="majorBidi" w:hAnsiTheme="majorBidi" w:cstheme="majorBidi"/>
         </w:rPr>
-        <w:t xml:space="preserve">: Logo de </w:t>
-      </w:r>
-      <w:proofErr w:type="spellStart"/>
-      <w:r>
-        <w:rPr>
-          <w:rFonts w:asciiTheme="majorBidi" w:hAnsiTheme="majorBidi" w:cstheme="majorBidi"/>
-        </w:rPr>
-        <w:t>React</w:t>
+        <w:t>: Logo de React</w:t>
       </w:r>
       <w:bookmarkEnd w:id="22"/>
-      <w:proofErr w:type="spellEnd"/>
     </w:p>
     <w:p>
       <w:pPr>
@@ -13066,7 +12967,7 @@
     </w:p>
     <w:p>
       <w:pPr>
-        <w:pStyle w:val="Caption"/>
+        <w:pStyle w:val="Lgende"/>
         <w:jc w:val="center"/>
       </w:pPr>
       <w:bookmarkStart w:id="23" w:name="_Toc226412937"/>
@@ -13096,23 +12997,13 @@
           <w:szCs w:val="24"/>
         </w:rPr>
       </w:pPr>
-      <w:proofErr w:type="spellStart"/>
-      <w:r>
-        <w:rPr>
-          <w:rFonts w:ascii="Times New Roman" w:hAnsi="Times New Roman" w:cs="Times New Roman"/>
-          <w:sz w:val="24"/>
-          <w:szCs w:val="24"/>
-        </w:rPr>
-        <w:t>TypeScript</w:t>
-      </w:r>
-      <w:proofErr w:type="spellEnd"/>
-      <w:r>
-        <w:rPr>
-          <w:rFonts w:ascii="Times New Roman" w:hAnsi="Times New Roman" w:cs="Times New Roman"/>
-          <w:sz w:val="24"/>
-          <w:szCs w:val="24"/>
-        </w:rPr>
-        <w:t xml:space="preserve"> est un langage de programmation qui s’appuie sur JavaScript en y ajoutant un système de typage statique, permettant de détecter les erreurs dès la phase de développement et </w:t>
+      <w:r>
+        <w:rPr>
+          <w:rFonts w:ascii="Times New Roman" w:hAnsi="Times New Roman" w:cs="Times New Roman"/>
+          <w:sz w:val="24"/>
+          <w:szCs w:val="24"/>
+        </w:rPr>
+        <w:t xml:space="preserve">TypeScript est un langage de programmation qui s’appuie sur JavaScript en y ajoutant un système de typage statique, permettant de détecter les erreurs dès la phase de développement et </w:t>
       </w:r>
       <w:r>
         <w:rPr>
@@ -13121,97 +13012,7 @@
           <w:szCs w:val="24"/>
         </w:rPr>
         <w:lastRenderedPageBreak/>
-        <w:t xml:space="preserve">d’améliorer la qualité du code. Dans le cadre de ce projet, </w:t>
-      </w:r>
-      <w:proofErr w:type="spellStart"/>
-      <w:r>
-        <w:rPr>
-          <w:rFonts w:ascii="Times New Roman" w:hAnsi="Times New Roman" w:cs="Times New Roman"/>
-          <w:sz w:val="24"/>
-          <w:szCs w:val="24"/>
-        </w:rPr>
-        <w:t>TypeScript</w:t>
-      </w:r>
-      <w:proofErr w:type="spellEnd"/>
-      <w:r>
-        <w:rPr>
-          <w:rFonts w:ascii="Times New Roman" w:hAnsi="Times New Roman" w:cs="Times New Roman"/>
-          <w:sz w:val="24"/>
-          <w:szCs w:val="24"/>
-        </w:rPr>
-        <w:t xml:space="preserve"> a été utilisé en combinaison avec la bibliothèque </w:t>
-      </w:r>
-      <w:proofErr w:type="spellStart"/>
-      <w:r>
-        <w:rPr>
-          <w:rFonts w:ascii="Times New Roman" w:hAnsi="Times New Roman" w:cs="Times New Roman"/>
-          <w:sz w:val="24"/>
-          <w:szCs w:val="24"/>
-        </w:rPr>
-        <w:t>React</w:t>
-      </w:r>
-      <w:proofErr w:type="spellEnd"/>
-      <w:r>
-        <w:rPr>
-          <w:rFonts w:ascii="Times New Roman" w:hAnsi="Times New Roman" w:cs="Times New Roman"/>
-          <w:sz w:val="24"/>
-          <w:szCs w:val="24"/>
-        </w:rPr>
-        <w:t xml:space="preserve"> pour développer l’interface dynamique de l’application web. Cette association a permis de structurer les composants de manière claire, de définir précisément les types des propriétés (</w:t>
-      </w:r>
-      <w:proofErr w:type="spellStart"/>
-      <w:r>
-        <w:rPr>
-          <w:rFonts w:ascii="Times New Roman" w:hAnsi="Times New Roman" w:cs="Times New Roman"/>
-          <w:sz w:val="24"/>
-          <w:szCs w:val="24"/>
-        </w:rPr>
-        <w:t>props</w:t>
-      </w:r>
-      <w:proofErr w:type="spellEnd"/>
-      <w:r>
-        <w:rPr>
-          <w:rFonts w:ascii="Times New Roman" w:hAnsi="Times New Roman" w:cs="Times New Roman"/>
-          <w:sz w:val="24"/>
-          <w:szCs w:val="24"/>
-        </w:rPr>
-        <w:t xml:space="preserve">) et des états (state), et d’assurer une meilleure gestion des données entre les différentes parties de l’application. L’utilisation conjointe de </w:t>
-      </w:r>
-      <w:proofErr w:type="spellStart"/>
-      <w:r>
-        <w:rPr>
-          <w:rFonts w:ascii="Times New Roman" w:hAnsi="Times New Roman" w:cs="Times New Roman"/>
-          <w:sz w:val="24"/>
-          <w:szCs w:val="24"/>
-        </w:rPr>
-        <w:t>TypeScript</w:t>
-      </w:r>
-      <w:proofErr w:type="spellEnd"/>
-      <w:r>
-        <w:rPr>
-          <w:rFonts w:ascii="Times New Roman" w:hAnsi="Times New Roman" w:cs="Times New Roman"/>
-          <w:sz w:val="24"/>
-          <w:szCs w:val="24"/>
-        </w:rPr>
-        <w:t xml:space="preserve"> et </w:t>
-      </w:r>
-      <w:proofErr w:type="spellStart"/>
-      <w:r>
-        <w:rPr>
-          <w:rFonts w:ascii="Times New Roman" w:hAnsi="Times New Roman" w:cs="Times New Roman"/>
-          <w:sz w:val="24"/>
-          <w:szCs w:val="24"/>
-        </w:rPr>
-        <w:t>React</w:t>
-      </w:r>
-      <w:proofErr w:type="spellEnd"/>
-      <w:r>
-        <w:rPr>
-          <w:rFonts w:ascii="Times New Roman" w:hAnsi="Times New Roman" w:cs="Times New Roman"/>
-          <w:sz w:val="24"/>
-          <w:szCs w:val="24"/>
-        </w:rPr>
-        <w:t xml:space="preserve"> a ainsi renforcé la robustesse, la lisibilité et la maintenabilité du code, tout en facilitant l’évolution du projet et en garantissant une expérience utilisateur fluide et performante.</w:t>
+        <w:t>d’améliorer la qualité du code. Dans le cadre de ce projet, TypeScript a été utilisé en combinaison avec la bibliothèque React pour développer l’interface dynamique de l’application web. Cette association a permis de structurer les composants de manière claire, de définir précisément les types des propriétés (props) et des états (state), et d’assurer une meilleure gestion des données entre les différentes parties de l’application. L’utilisation conjointe de TypeScript et React a ainsi renforcé la robustesse, la lisibilité et la maintenabilité du code, tout en facilitant l’évolution du projet et en garantissant une expérience utilisateur fluide et performante.</w:t>
       </w:r>
     </w:p>
     <w:p>
@@ -13268,7 +13069,7 @@
     </w:p>
     <w:p>
       <w:pPr>
-        <w:pStyle w:val="Caption"/>
+        <w:pStyle w:val="Lgende"/>
         <w:jc w:val="center"/>
       </w:pPr>
       <w:bookmarkStart w:id="24" w:name="_Toc226412938"/>
@@ -13284,14 +13085,9 @@
         </w:r>
       </w:fldSimple>
       <w:r>
-        <w:t xml:space="preserve">: logo </w:t>
-      </w:r>
-      <w:proofErr w:type="spellStart"/>
-      <w:r>
-        <w:t>Typescript</w:t>
+        <w:t>: logo Typescript</w:t>
       </w:r>
       <w:bookmarkEnd w:id="24"/>
-      <w:proofErr w:type="spellEnd"/>
     </w:p>
     <w:p>
       <w:pPr>
@@ -13399,7 +13195,7 @@
     </w:p>
     <w:p>
       <w:pPr>
-        <w:pStyle w:val="Caption"/>
+        <w:pStyle w:val="Lgende"/>
         <w:jc w:val="center"/>
         <w:rPr>
           <w:rFonts w:asciiTheme="majorBidi" w:hAnsiTheme="majorBidi" w:cstheme="majorBidi"/>
@@ -13548,7 +13344,7 @@
     </w:p>
     <w:p>
       <w:pPr>
-        <w:pStyle w:val="Caption"/>
+        <w:pStyle w:val="Lgende"/>
         <w:jc w:val="center"/>
         <w:rPr>
           <w:rFonts w:asciiTheme="majorBidi" w:hAnsiTheme="majorBidi" w:cstheme="majorBidi"/>
@@ -13603,7 +13399,7 @@
     </w:p>
     <w:p>
       <w:pPr>
-        <w:pStyle w:val="Heading3"/>
+        <w:pStyle w:val="Titre3"/>
         <w:numPr>
           <w:ilvl w:val="0"/>
           <w:numId w:val="7"/>
@@ -13762,7 +13558,7 @@
     </w:p>
     <w:p>
       <w:pPr>
-        <w:pStyle w:val="Caption"/>
+        <w:pStyle w:val="Lgende"/>
         <w:jc w:val="center"/>
         <w:rPr>
           <w:rFonts w:asciiTheme="majorBidi" w:hAnsiTheme="majorBidi" w:cstheme="majorBidi"/>
@@ -13912,7 +13708,7 @@
     </w:p>
     <w:p>
       <w:pPr>
-        <w:pStyle w:val="Caption"/>
+        <w:pStyle w:val="Lgende"/>
         <w:jc w:val="center"/>
         <w:rPr>
           <w:rFonts w:asciiTheme="majorBidi" w:eastAsia="Times New Roman" w:hAnsiTheme="majorBidi" w:cstheme="majorBidi"/>
@@ -14058,7 +13854,7 @@
     </w:p>
     <w:p>
       <w:pPr>
-        <w:pStyle w:val="Caption"/>
+        <w:pStyle w:val="Lgende"/>
         <w:jc w:val="center"/>
         <w:rPr>
           <w:rFonts w:asciiTheme="majorBidi" w:hAnsiTheme="majorBidi" w:cstheme="majorBidi"/>
@@ -14200,7 +13996,7 @@
     </w:p>
     <w:p>
       <w:pPr>
-        <w:pStyle w:val="Caption"/>
+        <w:pStyle w:val="Lgende"/>
         <w:jc w:val="center"/>
         <w:rPr>
           <w:rFonts w:asciiTheme="majorBidi" w:hAnsiTheme="majorBidi" w:cstheme="majorBidi"/>
@@ -14302,7 +14098,7 @@
     </w:p>
     <w:p>
       <w:pPr>
-        <w:pStyle w:val="Heading4"/>
+        <w:pStyle w:val="Titre4"/>
         <w:spacing w:line="360" w:lineRule="auto"/>
         <w:rPr>
           <w:rFonts w:ascii="Times New Roman" w:eastAsia="Times New Roman" w:hAnsi="Times New Roman" w:cs="Times New Roman"/>
@@ -14411,27 +14207,7 @@
           <w:szCs w:val="24"/>
           <w:lang w:eastAsia="fr-FR"/>
         </w:rPr>
-        <w:t xml:space="preserve"> Une typographie géométrique sans-</w:t>
-      </w:r>
-      <w:proofErr w:type="spellStart"/>
-      <w:r>
-        <w:rPr>
-          <w:rFonts w:ascii="Times New Roman" w:hAnsi="Times New Roman" w:cs="Times New Roman"/>
-          <w:sz w:val="24"/>
-          <w:szCs w:val="24"/>
-          <w:lang w:eastAsia="fr-FR"/>
-        </w:rPr>
-        <w:t>serif</w:t>
-      </w:r>
-      <w:proofErr w:type="spellEnd"/>
-      <w:r>
-        <w:rPr>
-          <w:rFonts w:ascii="Times New Roman" w:hAnsi="Times New Roman" w:cs="Times New Roman"/>
-          <w:sz w:val="24"/>
-          <w:szCs w:val="24"/>
-          <w:lang w:eastAsia="fr-FR"/>
-        </w:rPr>
-        <w:t xml:space="preserve"> privilégiée pour le corps de texte en raison de sa clarté et de son aspect moderne, assurant un confort de lecture maximal sur écran.</w:t>
+        <w:t xml:space="preserve"> Une typographie géométrique sans-serif privilégiée pour le corps de texte en raison de sa clarté et de son aspect moderne, assurant un confort de lecture maximal sur écran.</w:t>
       </w:r>
     </w:p>
     <w:p>
@@ -14489,7 +14265,7 @@
     </w:p>
     <w:p>
       <w:pPr>
-        <w:pStyle w:val="Caption"/>
+        <w:pStyle w:val="Lgende"/>
         <w:jc w:val="center"/>
       </w:pPr>
       <w:bookmarkStart w:id="32" w:name="_Toc226412945"/>
@@ -14511,7 +14287,7 @@
     </w:p>
     <w:p>
       <w:pPr>
-        <w:pStyle w:val="Heading4"/>
+        <w:pStyle w:val="Titre4"/>
         <w:spacing w:line="360" w:lineRule="auto"/>
         <w:rPr>
           <w:rFonts w:ascii="Times New Roman" w:hAnsi="Times New Roman" w:cs="Times New Roman"/>
@@ -14647,7 +14423,7 @@
     </w:p>
     <w:p>
       <w:pPr>
-        <w:pStyle w:val="Caption"/>
+        <w:pStyle w:val="Lgende"/>
         <w:jc w:val="center"/>
       </w:pPr>
       <w:bookmarkStart w:id="33" w:name="_Toc226412946"/>
@@ -14669,7 +14445,7 @@
     </w:p>
     <w:p>
       <w:pPr>
-        <w:pStyle w:val="Heading4"/>
+        <w:pStyle w:val="Titre4"/>
         <w:spacing w:line="360" w:lineRule="auto"/>
         <w:rPr>
           <w:rFonts w:ascii="Times New Roman" w:hAnsi="Times New Roman" w:cs="Times New Roman"/>
@@ -14740,7 +14516,7 @@
           <w:lang w:eastAsia="fr-FR"/>
         </w:rPr>
         <w:drawing>
-          <wp:inline distT="0" distB="0" distL="0" distR="0" wp14:anchorId="54F4420A" wp14:editId="3D95913F">
+          <wp:inline distT="0" distB="0" distL="0" distR="0" wp14:anchorId="54F4420A" wp14:editId="13CF86CC">
             <wp:extent cx="5213350" cy="2256130"/>
             <wp:effectExtent l="0" t="0" r="6350" b="0"/>
             <wp:docPr id="189216889" name="Picture 8"/>
@@ -14784,7 +14560,7 @@
     </w:p>
     <w:p>
       <w:pPr>
-        <w:pStyle w:val="Caption"/>
+        <w:pStyle w:val="Lgende"/>
         <w:jc w:val="center"/>
         <w:rPr>
           <w:lang w:eastAsia="fr-FR"/>
@@ -14809,7 +14585,7 @@
     </w:p>
     <w:p>
       <w:pPr>
-        <w:pStyle w:val="Heading3"/>
+        <w:pStyle w:val="Titre3"/>
         <w:numPr>
           <w:ilvl w:val="0"/>
           <w:numId w:val="7"/>
@@ -14878,7 +14654,7 @@
     </w:p>
     <w:p>
       <w:pPr>
-        <w:pStyle w:val="Heading4"/>
+        <w:pStyle w:val="Titre4"/>
         <w:rPr>
           <w:rFonts w:ascii="Times New Roman" w:hAnsi="Times New Roman" w:cs="Times New Roman"/>
           <w:sz w:val="24"/>
@@ -14962,7 +14738,7 @@
     </w:p>
     <w:p>
       <w:pPr>
-        <w:pStyle w:val="Caption"/>
+        <w:pStyle w:val="Lgende"/>
         <w:jc w:val="center"/>
         <w:rPr>
           <w:b/>
@@ -15011,7 +14787,7 @@
     </w:p>
     <w:p>
       <w:pPr>
-        <w:pStyle w:val="Heading4"/>
+        <w:pStyle w:val="Titre4"/>
         <w:rPr>
           <w:rFonts w:ascii="Times New Roman" w:hAnsi="Times New Roman" w:cs="Times New Roman"/>
           <w:sz w:val="24"/>
@@ -15019,7 +14795,6 @@
           <w:lang w:eastAsia="fr-FR"/>
         </w:rPr>
       </w:pPr>
-      <w:proofErr w:type="spellStart"/>
       <w:r>
         <w:rPr>
           <w:rFonts w:ascii="Times New Roman" w:hAnsi="Times New Roman" w:cs="Times New Roman"/>
@@ -15029,7 +14804,6 @@
         </w:rPr>
         <w:t>Ahrefs</w:t>
       </w:r>
-      <w:proofErr w:type="spellEnd"/>
       <w:r>
         <w:rPr>
           <w:rFonts w:ascii="Times New Roman" w:hAnsi="Times New Roman" w:cs="Times New Roman"/>
@@ -15097,7 +14871,7 @@
     </w:p>
     <w:p>
       <w:pPr>
-        <w:pStyle w:val="Caption"/>
+        <w:pStyle w:val="Lgende"/>
         <w:jc w:val="center"/>
         <w:rPr>
           <w:b/>
@@ -15118,14 +14892,9 @@
         </w:r>
       </w:fldSimple>
       <w:r>
-        <w:t xml:space="preserve">: </w:t>
-      </w:r>
-      <w:proofErr w:type="spellStart"/>
-      <w:r>
-        <w:t>Ahrefs</w:t>
+        <w:t>: Ahrefs</w:t>
       </w:r>
       <w:bookmarkEnd w:id="37"/>
-      <w:proofErr w:type="spellEnd"/>
     </w:p>
     <w:p>
       <w:pPr>
@@ -15145,19 +14914,19 @@
           <w:szCs w:val="24"/>
           <w:lang w:eastAsia="fr-FR"/>
         </w:rPr>
-        <w:t xml:space="preserve">Le site </w:t>
-      </w:r>
-      <w:proofErr w:type="spellStart"/>
-      <w:r>
+        <w:t>Le site Ahrefs est un outil SEO puissant utilisé pour analyser les mots-clés, étudier la concurrence et suivre le positionnement du site dans les moteurs de recherche. Il permet également d’identifier les opportunités d’amélioration du référencement.</w:t>
+      </w:r>
+    </w:p>
+    <w:p>
+      <w:pPr>
+        <w:pStyle w:val="Titre4"/>
         <w:rPr>
           <w:rFonts w:ascii="Times New Roman" w:hAnsi="Times New Roman" w:cs="Times New Roman"/>
           <w:sz w:val="24"/>
           <w:szCs w:val="24"/>
           <w:lang w:eastAsia="fr-FR"/>
         </w:rPr>
-        <w:t>Ahrefs</w:t>
-      </w:r>
-      <w:proofErr w:type="spellEnd"/>
+      </w:pPr>
       <w:r>
         <w:rPr>
           <w:rFonts w:ascii="Times New Roman" w:hAnsi="Times New Roman" w:cs="Times New Roman"/>
@@ -15165,30 +14934,8 @@
           <w:szCs w:val="24"/>
           <w:lang w:eastAsia="fr-FR"/>
         </w:rPr>
-        <w:t xml:space="preserve"> est un outil SEO puissant utilisé pour analyser les mots-clés, étudier la concurrence et suivre le positionnement du site dans les moteurs de recherche. Il permet également d’identifier les opportunités d’amélioration du référencement.</w:t>
-      </w:r>
-    </w:p>
-    <w:p>
-      <w:pPr>
-        <w:pStyle w:val="Heading4"/>
-        <w:rPr>
-          <w:rFonts w:ascii="Times New Roman" w:hAnsi="Times New Roman" w:cs="Times New Roman"/>
-          <w:sz w:val="24"/>
-          <w:szCs w:val="24"/>
-          <w:lang w:eastAsia="fr-FR"/>
-        </w:rPr>
-      </w:pPr>
-      <w:proofErr w:type="spellStart"/>
-      <w:r>
-        <w:rPr>
-          <w:rFonts w:ascii="Times New Roman" w:hAnsi="Times New Roman" w:cs="Times New Roman"/>
-          <w:sz w:val="24"/>
-          <w:szCs w:val="24"/>
-          <w:lang w:eastAsia="fr-FR"/>
-        </w:rPr>
         <w:t>ChatGPT</w:t>
       </w:r>
-      <w:proofErr w:type="spellEnd"/>
       <w:r>
         <w:rPr>
           <w:rFonts w:ascii="Times New Roman" w:hAnsi="Times New Roman" w:cs="Times New Roman"/>
@@ -15256,7 +15003,7 @@
     </w:p>
     <w:p>
       <w:pPr>
-        <w:pStyle w:val="Caption"/>
+        <w:pStyle w:val="Lgende"/>
         <w:jc w:val="center"/>
         <w:rPr>
           <w:b/>
@@ -15292,7 +15039,6 @@
           <w:lang w:eastAsia="fr-FR"/>
         </w:rPr>
       </w:pPr>
-      <w:proofErr w:type="spellStart"/>
       <w:r>
         <w:rPr>
           <w:rFonts w:ascii="Times New Roman" w:hAnsi="Times New Roman" w:cs="Times New Roman"/>
@@ -15300,42 +15046,12 @@
           <w:szCs w:val="24"/>
           <w:lang w:eastAsia="fr-FR"/>
         </w:rPr>
-        <w:t>ChatGPT</w:t>
-      </w:r>
-      <w:proofErr w:type="spellEnd"/>
-      <w:r>
-        <w:rPr>
-          <w:rFonts w:ascii="Times New Roman" w:hAnsi="Times New Roman" w:cs="Times New Roman"/>
-          <w:sz w:val="24"/>
-          <w:szCs w:val="24"/>
-          <w:lang w:eastAsia="fr-FR"/>
-        </w:rPr>
-        <w:t xml:space="preserve"> a été utilisé pour aider à la rédaction de contenus optimisés pour le web, en respectant les principes du </w:t>
-      </w:r>
-      <w:proofErr w:type="spellStart"/>
-      <w:r>
-        <w:rPr>
-          <w:rFonts w:ascii="Times New Roman" w:hAnsi="Times New Roman" w:cs="Times New Roman"/>
-          <w:sz w:val="24"/>
-          <w:szCs w:val="24"/>
-          <w:lang w:eastAsia="fr-FR"/>
-        </w:rPr>
-        <w:t>copywriting</w:t>
-      </w:r>
-      <w:proofErr w:type="spellEnd"/>
-      <w:r>
-        <w:rPr>
-          <w:rFonts w:ascii="Times New Roman" w:hAnsi="Times New Roman" w:cs="Times New Roman"/>
-          <w:sz w:val="24"/>
-          <w:szCs w:val="24"/>
-          <w:lang w:eastAsia="fr-FR"/>
-        </w:rPr>
-        <w:t>. Il a permis de produire des textes clairs, attractifs et adaptés aux objectifs marketing de la plateforme.</w:t>
-      </w:r>
-    </w:p>
-    <w:p>
-      <w:pPr>
-        <w:pStyle w:val="Heading3"/>
+        <w:t>ChatGPT a été utilisé pour aider à la rédaction de contenus optimisés pour le web, en respectant les principes du copywriting. Il a permis de produire des textes clairs, attractifs et adaptés aux objectifs marketing de la plateforme.</w:t>
+      </w:r>
+    </w:p>
+    <w:p>
+      <w:pPr>
+        <w:pStyle w:val="Titre3"/>
         <w:numPr>
           <w:ilvl w:val="0"/>
           <w:numId w:val="7"/>
@@ -15483,7 +15199,7 @@
     </w:p>
     <w:p>
       <w:pPr>
-        <w:pStyle w:val="Caption"/>
+        <w:pStyle w:val="Lgende"/>
         <w:jc w:val="center"/>
       </w:pPr>
       <w:bookmarkStart w:id="40" w:name="_Toc226412951"/>
@@ -15579,7 +15295,7 @@
     </w:p>
     <w:p>
       <w:pPr>
-        <w:pStyle w:val="Caption"/>
+        <w:pStyle w:val="Lgende"/>
         <w:jc w:val="center"/>
       </w:pPr>
       <w:bookmarkStart w:id="41" w:name="_Toc226412952"/>
@@ -15636,7 +15352,7 @@
           <w:noProof/>
         </w:rPr>
         <w:drawing>
-          <wp:inline distT="0" distB="0" distL="0" distR="0" wp14:anchorId="30C9CC38" wp14:editId="5A6A5D99">
+          <wp:inline distT="0" distB="0" distL="0" distR="0" wp14:anchorId="30C9CC38" wp14:editId="5084DAED">
             <wp:extent cx="571500" cy="577850"/>
             <wp:effectExtent l="0" t="0" r="0" b="0"/>
             <wp:docPr id="2063923753" name="Image 12" descr="A black cat in a circle&#10;&#10;Description automatically generated"/>
@@ -15682,7 +15398,7 @@
     </w:p>
     <w:p>
       <w:pPr>
-        <w:pStyle w:val="Caption"/>
+        <w:pStyle w:val="Lgende"/>
         <w:jc w:val="center"/>
         <w:rPr>
           <w:lang w:eastAsia="fr-FR"/>
@@ -15707,7 +15423,7 @@
     </w:p>
     <w:p>
       <w:pPr>
-        <w:pStyle w:val="Heading2"/>
+        <w:pStyle w:val="Titre2"/>
         <w:numPr>
           <w:ilvl w:val="0"/>
           <w:numId w:val="6"/>
@@ -15748,7 +15464,7 @@
     </w:p>
     <w:p>
       <w:pPr>
-        <w:pStyle w:val="Heading3"/>
+        <w:pStyle w:val="Titre3"/>
         <w:numPr>
           <w:ilvl w:val="0"/>
           <w:numId w:val="39"/>
@@ -15796,6 +15512,7 @@
           <w:lang w:val="en-US"/>
         </w:rPr>
       </w:pPr>
+      <w:proofErr w:type="gramStart"/>
       <w:r>
         <w:rPr>
           <w:rFonts w:asciiTheme="majorBidi" w:hAnsiTheme="majorBidi" w:cstheme="majorBidi"/>
@@ -15805,7 +15522,19 @@
           <w:szCs w:val="24"/>
           <w:lang w:val="en-US"/>
         </w:rPr>
-        <w:t xml:space="preserve">Description des </w:t>
+        <w:t>Description</w:t>
+      </w:r>
+      <w:proofErr w:type="gramEnd"/>
+      <w:r>
+        <w:rPr>
+          <w:rFonts w:asciiTheme="majorBidi" w:hAnsiTheme="majorBidi" w:cstheme="majorBidi"/>
+          <w:b/>
+          <w:bCs/>
+          <w:sz w:val="24"/>
+          <w:szCs w:val="24"/>
+          <w:lang w:val="en-US"/>
+        </w:rPr>
+        <w:t xml:space="preserve"> </w:t>
       </w:r>
       <w:proofErr w:type="gramStart"/>
       <w:r>
@@ -15817,13 +15546,37 @@
           <w:szCs w:val="24"/>
           <w:lang w:val="en-US"/>
         </w:rPr>
+        <w:t>des</w:t>
+      </w:r>
+      <w:proofErr w:type="gramEnd"/>
+      <w:r>
+        <w:rPr>
+          <w:rFonts w:asciiTheme="majorBidi" w:hAnsiTheme="majorBidi" w:cstheme="majorBidi"/>
+          <w:b/>
+          <w:bCs/>
+          <w:sz w:val="24"/>
+          <w:szCs w:val="24"/>
+          <w:lang w:val="en-US"/>
+        </w:rPr>
+        <w:t xml:space="preserve"> </w:t>
+      </w:r>
+      <w:proofErr w:type="gramStart"/>
+      <w:r>
+        <w:rPr>
+          <w:rFonts w:asciiTheme="majorBidi" w:hAnsiTheme="majorBidi" w:cstheme="majorBidi"/>
+          <w:b/>
+          <w:bCs/>
+          <w:sz w:val="24"/>
+          <w:szCs w:val="24"/>
+          <w:lang w:val="en-US"/>
+        </w:rPr>
         <w:t>classes :</w:t>
       </w:r>
       <w:proofErr w:type="gramEnd"/>
     </w:p>
     <w:p>
       <w:pPr>
-        <w:pStyle w:val="ListParagraph"/>
+        <w:pStyle w:val="Paragraphedeliste"/>
         <w:keepNext/>
         <w:numPr>
           <w:ilvl w:val="0"/>
@@ -15862,48 +15615,12 @@
           <w:szCs w:val="24"/>
         </w:rPr>
         <w:lastRenderedPageBreak/>
-        <w:t>d'utilisateur (</w:t>
-      </w:r>
-      <w:proofErr w:type="spellStart"/>
-      <w:r>
-        <w:rPr>
-          <w:rFonts w:asciiTheme="majorBidi" w:hAnsiTheme="majorBidi" w:cstheme="majorBidi"/>
-          <w:sz w:val="24"/>
-          <w:szCs w:val="24"/>
-        </w:rPr>
-        <w:t>username</w:t>
-      </w:r>
-      <w:proofErr w:type="spellEnd"/>
-      <w:r>
-        <w:rPr>
-          <w:rFonts w:asciiTheme="majorBidi" w:hAnsiTheme="majorBidi" w:cstheme="majorBidi"/>
-          <w:sz w:val="24"/>
-          <w:szCs w:val="24"/>
-        </w:rPr>
-        <w:t xml:space="preserve">), une adresse email, ainsi qu'un mot de passe sécurisé. Il peut également stocker un lien vers sa photo de profil via </w:t>
-      </w:r>
-      <w:proofErr w:type="spellStart"/>
-      <w:r>
-        <w:rPr>
-          <w:rFonts w:asciiTheme="majorBidi" w:hAnsiTheme="majorBidi" w:cstheme="majorBidi"/>
-          <w:sz w:val="24"/>
-          <w:szCs w:val="24"/>
-        </w:rPr>
-        <w:t>image_url</w:t>
-      </w:r>
-      <w:proofErr w:type="spellEnd"/>
-      <w:r>
-        <w:rPr>
-          <w:rFonts w:asciiTheme="majorBidi" w:hAnsiTheme="majorBidi" w:cstheme="majorBidi"/>
-          <w:sz w:val="24"/>
-          <w:szCs w:val="24"/>
-        </w:rPr>
-        <w:t>.</w:t>
-      </w:r>
-    </w:p>
-    <w:p>
-      <w:pPr>
-        <w:pStyle w:val="ListParagraph"/>
+        <w:t>d'utilisateur (username), une adresse email, ainsi qu'un mot de passe sécurisé. Il peut également stocker un lien vers sa photo de profil via image_url.</w:t>
+      </w:r>
+    </w:p>
+    <w:p>
+      <w:pPr>
+        <w:pStyle w:val="Paragraphedeliste"/>
         <w:keepNext/>
         <w:numPr>
           <w:ilvl w:val="0"/>
@@ -15933,84 +15650,12 @@
           <w:sz w:val="24"/>
           <w:szCs w:val="24"/>
         </w:rPr>
-        <w:t xml:space="preserve"> Définit les caractéristiques du parc automobile disponible à la location. La classe détaille la marque (brand), le modèle (</w:t>
-      </w:r>
-      <w:proofErr w:type="spellStart"/>
-      <w:r>
-        <w:rPr>
-          <w:rFonts w:asciiTheme="majorBidi" w:hAnsiTheme="majorBidi" w:cstheme="majorBidi"/>
-          <w:sz w:val="24"/>
-          <w:szCs w:val="24"/>
-        </w:rPr>
-        <w:t>name</w:t>
-      </w:r>
-      <w:proofErr w:type="spellEnd"/>
-      <w:r>
-        <w:rPr>
-          <w:rFonts w:asciiTheme="majorBidi" w:hAnsiTheme="majorBidi" w:cstheme="majorBidi"/>
-          <w:sz w:val="24"/>
-          <w:szCs w:val="24"/>
-        </w:rPr>
-        <w:t>), le coût journalier (</w:t>
-      </w:r>
-      <w:proofErr w:type="spellStart"/>
-      <w:r>
-        <w:rPr>
-          <w:rFonts w:asciiTheme="majorBidi" w:hAnsiTheme="majorBidi" w:cstheme="majorBidi"/>
-          <w:sz w:val="24"/>
-          <w:szCs w:val="24"/>
-        </w:rPr>
-        <w:t>price_per_day</w:t>
-      </w:r>
-      <w:proofErr w:type="spellEnd"/>
-      <w:r>
-        <w:rPr>
-          <w:rFonts w:asciiTheme="majorBidi" w:hAnsiTheme="majorBidi" w:cstheme="majorBidi"/>
-          <w:sz w:val="24"/>
-          <w:szCs w:val="24"/>
-        </w:rPr>
-        <w:t>) et l'état de disponibilité (</w:t>
-      </w:r>
-      <w:proofErr w:type="spellStart"/>
-      <w:r>
-        <w:rPr>
-          <w:rFonts w:asciiTheme="majorBidi" w:hAnsiTheme="majorBidi" w:cstheme="majorBidi"/>
-          <w:sz w:val="24"/>
-          <w:szCs w:val="24"/>
-        </w:rPr>
-        <w:t>status</w:t>
-      </w:r>
-      <w:proofErr w:type="spellEnd"/>
-      <w:r>
-        <w:rPr>
-          <w:rFonts w:asciiTheme="majorBidi" w:hAnsiTheme="majorBidi" w:cstheme="majorBidi"/>
-          <w:sz w:val="24"/>
-          <w:szCs w:val="24"/>
-        </w:rPr>
-        <w:t>). Elle inclut également des spécifications techniques comme le nombre de places (</w:t>
-      </w:r>
-      <w:proofErr w:type="spellStart"/>
-      <w:r>
-        <w:rPr>
-          <w:rFonts w:asciiTheme="majorBidi" w:hAnsiTheme="majorBidi" w:cstheme="majorBidi"/>
-          <w:sz w:val="24"/>
-          <w:szCs w:val="24"/>
-        </w:rPr>
-        <w:t>seats</w:t>
-      </w:r>
-      <w:proofErr w:type="spellEnd"/>
-      <w:r>
-        <w:rPr>
-          <w:rFonts w:asciiTheme="majorBidi" w:hAnsiTheme="majorBidi" w:cstheme="majorBidi"/>
-          <w:sz w:val="24"/>
-          <w:szCs w:val="24"/>
-        </w:rPr>
-        <w:t>), le type de carburant (fuel) et la transmission.</w:t>
-      </w:r>
-    </w:p>
-    <w:p>
-      <w:pPr>
-        <w:pStyle w:val="ListParagraph"/>
+        <w:t xml:space="preserve"> Définit les caractéristiques du parc automobile disponible à la location. La classe détaille la marque (brand), le modèle (name), le coût journalier (price_per_day) et l'état de disponibilité (status). Elle inclut également des spécifications techniques comme le nombre de places (seats), le type de carburant (fuel) et la transmission.</w:t>
+      </w:r>
+    </w:p>
+    <w:p>
+      <w:pPr>
+        <w:pStyle w:val="Paragraphedeliste"/>
         <w:keepNext/>
         <w:numPr>
           <w:ilvl w:val="0"/>
@@ -16032,109 +15677,15 @@
           <w:sz w:val="24"/>
           <w:szCs w:val="24"/>
         </w:rPr>
-        <w:t>Réservation (</w:t>
-      </w:r>
-      <w:proofErr w:type="spellStart"/>
-      <w:r>
-        <w:rPr>
-          <w:rFonts w:asciiTheme="majorBidi" w:hAnsiTheme="majorBidi" w:cstheme="majorBidi"/>
-          <w:b/>
-          <w:bCs/>
-          <w:sz w:val="24"/>
-          <w:szCs w:val="24"/>
-        </w:rPr>
-        <w:t>Reservation</w:t>
-      </w:r>
-      <w:proofErr w:type="spellEnd"/>
-      <w:r>
-        <w:rPr>
-          <w:rFonts w:asciiTheme="majorBidi" w:hAnsiTheme="majorBidi" w:cstheme="majorBidi"/>
-          <w:b/>
-          <w:bCs/>
-          <w:sz w:val="24"/>
-          <w:szCs w:val="24"/>
-        </w:rPr>
-        <w:t>) :</w:t>
-      </w:r>
-      <w:r>
-        <w:rPr>
-          <w:rFonts w:asciiTheme="majorBidi" w:hAnsiTheme="majorBidi" w:cstheme="majorBidi"/>
-          <w:sz w:val="24"/>
-          <w:szCs w:val="24"/>
-        </w:rPr>
-        <w:t xml:space="preserve"> Agit comme l'élément central du processus de location. Elle enregistre les dates clés (</w:t>
-      </w:r>
-      <w:proofErr w:type="spellStart"/>
-      <w:r>
-        <w:rPr>
-          <w:rFonts w:asciiTheme="majorBidi" w:hAnsiTheme="majorBidi" w:cstheme="majorBidi"/>
-          <w:sz w:val="24"/>
-          <w:szCs w:val="24"/>
-        </w:rPr>
-        <w:t>start_date</w:t>
-      </w:r>
-      <w:proofErr w:type="spellEnd"/>
-      <w:r>
-        <w:rPr>
-          <w:rFonts w:asciiTheme="majorBidi" w:hAnsiTheme="majorBidi" w:cstheme="majorBidi"/>
-          <w:sz w:val="24"/>
-          <w:szCs w:val="24"/>
-        </w:rPr>
-        <w:t xml:space="preserve">, </w:t>
-      </w:r>
-      <w:proofErr w:type="spellStart"/>
-      <w:r>
-        <w:rPr>
-          <w:rFonts w:asciiTheme="majorBidi" w:hAnsiTheme="majorBidi" w:cstheme="majorBidi"/>
-          <w:sz w:val="24"/>
-          <w:szCs w:val="24"/>
-        </w:rPr>
-        <w:t>end_date</w:t>
-      </w:r>
-      <w:proofErr w:type="spellEnd"/>
-      <w:r>
-        <w:rPr>
-          <w:rFonts w:asciiTheme="majorBidi" w:hAnsiTheme="majorBidi" w:cstheme="majorBidi"/>
-          <w:sz w:val="24"/>
-          <w:szCs w:val="24"/>
-        </w:rPr>
-        <w:t>), le montant total de la transaction (</w:t>
-      </w:r>
-      <w:proofErr w:type="spellStart"/>
-      <w:r>
-        <w:rPr>
-          <w:rFonts w:asciiTheme="majorBidi" w:hAnsiTheme="majorBidi" w:cstheme="majorBidi"/>
-          <w:sz w:val="24"/>
-          <w:szCs w:val="24"/>
-        </w:rPr>
-        <w:t>total_price</w:t>
-      </w:r>
-      <w:proofErr w:type="spellEnd"/>
-      <w:r>
-        <w:rPr>
-          <w:rFonts w:asciiTheme="majorBidi" w:hAnsiTheme="majorBidi" w:cstheme="majorBidi"/>
-          <w:sz w:val="24"/>
-          <w:szCs w:val="24"/>
-        </w:rPr>
-        <w:t xml:space="preserve">) et le suivi du dossier via l'attribut </w:t>
-      </w:r>
-      <w:proofErr w:type="spellStart"/>
-      <w:r>
-        <w:rPr>
-          <w:rFonts w:asciiTheme="majorBidi" w:hAnsiTheme="majorBidi" w:cstheme="majorBidi"/>
-          <w:sz w:val="24"/>
-          <w:szCs w:val="24"/>
-        </w:rPr>
-        <w:t>status</w:t>
-      </w:r>
-      <w:proofErr w:type="spellEnd"/>
-      <w:r>
-        <w:rPr>
-          <w:rFonts w:asciiTheme="majorBidi" w:hAnsiTheme="majorBidi" w:cstheme="majorBidi"/>
-          <w:sz w:val="24"/>
-          <w:szCs w:val="24"/>
-        </w:rPr>
-        <w:t xml:space="preserve"> (</w:t>
+        <w:t>Réservation (Reservation) :</w:t>
+      </w:r>
+      <w:r>
+        <w:rPr>
+          <w:rFonts w:asciiTheme="majorBidi" w:hAnsiTheme="majorBidi" w:cstheme="majorBidi"/>
+          <w:sz w:val="24"/>
+          <w:szCs w:val="24"/>
+        </w:rPr>
+        <w:t xml:space="preserve"> Agit comme l'élément central du processus de location. Elle enregistre les dates clés (start_date, end_date), le montant total de la transaction (total_price) et le suivi du dossier via l'attribut status (</w:t>
       </w:r>
       <w:proofErr w:type="gramStart"/>
       <w:r>
@@ -16285,7 +15836,7 @@
     </w:p>
     <w:p>
       <w:pPr>
-        <w:pStyle w:val="Caption"/>
+        <w:pStyle w:val="Lgende"/>
         <w:jc w:val="center"/>
         <w:rPr>
           <w:rFonts w:asciiTheme="majorBidi" w:hAnsiTheme="majorBidi" w:cstheme="majorBidi"/>
@@ -16312,7 +15863,7 @@
     </w:p>
     <w:p>
       <w:pPr>
-        <w:pStyle w:val="Heading3"/>
+        <w:pStyle w:val="Titre3"/>
         <w:numPr>
           <w:ilvl w:val="0"/>
           <w:numId w:val="39"/>
@@ -16712,7 +16263,7 @@
     </w:p>
     <w:p>
       <w:pPr>
-        <w:pStyle w:val="Heading2"/>
+        <w:pStyle w:val="Titre2"/>
         <w:numPr>
           <w:ilvl w:val="0"/>
           <w:numId w:val="6"/>
@@ -16747,7 +16298,6 @@
         </w:rPr>
         <w:t xml:space="preserve">La base de données est structurée autour de quatre tables principales. </w:t>
       </w:r>
-      <w:proofErr w:type="spellStart"/>
       <w:r>
         <w:rPr>
           <w:rFonts w:asciiTheme="majorBidi" w:hAnsiTheme="majorBidi" w:cstheme="majorBidi"/>
@@ -16755,37 +16305,7 @@
           <w:szCs w:val="24"/>
           <w:lang w:val="en-US"/>
         </w:rPr>
-        <w:t>Voici</w:t>
-      </w:r>
-      <w:proofErr w:type="spellEnd"/>
-      <w:r>
-        <w:rPr>
-          <w:rFonts w:asciiTheme="majorBidi" w:hAnsiTheme="majorBidi" w:cstheme="majorBidi"/>
-          <w:sz w:val="24"/>
-          <w:szCs w:val="24"/>
-          <w:lang w:val="en-US"/>
-        </w:rPr>
-        <w:t xml:space="preserve"> le </w:t>
-      </w:r>
-      <w:proofErr w:type="spellStart"/>
-      <w:r>
-        <w:rPr>
-          <w:rFonts w:asciiTheme="majorBidi" w:hAnsiTheme="majorBidi" w:cstheme="majorBidi"/>
-          <w:sz w:val="24"/>
-          <w:szCs w:val="24"/>
-          <w:lang w:val="en-US"/>
-        </w:rPr>
-        <w:t>dictionnaire</w:t>
-      </w:r>
-      <w:proofErr w:type="spellEnd"/>
-      <w:r>
-        <w:rPr>
-          <w:rFonts w:asciiTheme="majorBidi" w:hAnsiTheme="majorBidi" w:cstheme="majorBidi"/>
-          <w:sz w:val="24"/>
-          <w:szCs w:val="24"/>
-          <w:lang w:val="en-US"/>
-        </w:rPr>
-        <w:t xml:space="preserve"> de </w:t>
+        <w:t xml:space="preserve">Voici le dictionnaire de </w:t>
       </w:r>
       <w:proofErr w:type="gramStart"/>
       <w:r>
@@ -16823,7 +16343,7 @@
     </w:p>
     <w:tbl>
       <w:tblPr>
-        <w:tblStyle w:val="TableGrid"/>
+        <w:tblStyle w:val="Grilledutableau"/>
         <w:tblW w:w="9259" w:type="dxa"/>
         <w:tblLook w:val="04A0" w:firstRow="1" w:lastRow="0" w:firstColumn="1" w:lastColumn="0" w:noHBand="0" w:noVBand="1"/>
       </w:tblPr>
@@ -17370,7 +16890,6 @@
               </w:rPr>
               <w:t xml:space="preserve">Mot de passe </w:t>
             </w:r>
-            <w:proofErr w:type="spellStart"/>
             <w:r>
               <w:rPr>
                 <w:rFonts w:asciiTheme="majorBidi" w:hAnsiTheme="majorBidi" w:cstheme="majorBidi"/>
@@ -17389,7 +16908,6 @@
               </w:rPr>
               <w:t>aché</w:t>
             </w:r>
-            <w:proofErr w:type="spellEnd"/>
           </w:p>
         </w:tc>
       </w:tr>
@@ -17415,7 +16933,6 @@
                 <w:lang w:val="en-US"/>
               </w:rPr>
             </w:pPr>
-            <w:proofErr w:type="spellStart"/>
             <w:r>
               <w:rPr>
                 <w:rFonts w:asciiTheme="majorBidi" w:hAnsiTheme="majorBidi" w:cstheme="majorBidi"/>
@@ -17427,7 +16944,6 @@
               </w:rPr>
               <w:t>image_url</w:t>
             </w:r>
-            <w:proofErr w:type="spellEnd"/>
           </w:p>
         </w:tc>
         <w:tc>
@@ -17525,7 +17041,7 @@
     </w:p>
     <w:tbl>
       <w:tblPr>
-        <w:tblStyle w:val="TableGrid"/>
+        <w:tblStyle w:val="Grilledutableau"/>
         <w:tblW w:w="9209" w:type="dxa"/>
         <w:tblLook w:val="04A0" w:firstRow="1" w:lastRow="0" w:firstColumn="1" w:lastColumn="0" w:noHBand="0" w:noVBand="1"/>
       </w:tblPr>
@@ -17713,7 +17229,6 @@
                 <w:lang w:val="en-US"/>
               </w:rPr>
             </w:pPr>
-            <w:proofErr w:type="spellStart"/>
             <w:r>
               <w:rPr>
                 <w:rFonts w:asciiTheme="majorBidi" w:hAnsiTheme="majorBidi" w:cstheme="majorBidi"/>
@@ -17721,17 +17236,7 @@
                 <w:szCs w:val="24"/>
                 <w:lang w:val="en-US"/>
               </w:rPr>
-              <w:t>Identifiant</w:t>
-            </w:r>
-            <w:proofErr w:type="spellEnd"/>
-            <w:r>
-              <w:rPr>
-                <w:rFonts w:asciiTheme="majorBidi" w:hAnsiTheme="majorBidi" w:cstheme="majorBidi"/>
-                <w:sz w:val="24"/>
-                <w:szCs w:val="24"/>
-                <w:lang w:val="en-US"/>
-              </w:rPr>
-              <w:t xml:space="preserve"> unique</w:t>
+              <w:t>Identifiant unique</w:t>
             </w:r>
           </w:p>
         </w:tc>
@@ -17920,7 +17425,6 @@
                 <w:lang w:val="en-US"/>
               </w:rPr>
             </w:pPr>
-            <w:proofErr w:type="spellStart"/>
             <w:r>
               <w:rPr>
                 <w:rFonts w:asciiTheme="majorBidi" w:hAnsiTheme="majorBidi" w:cstheme="majorBidi"/>
@@ -17928,17 +17432,7 @@
                 <w:szCs w:val="24"/>
                 <w:lang w:val="en-US"/>
               </w:rPr>
-              <w:t>Modèle</w:t>
-            </w:r>
-            <w:proofErr w:type="spellEnd"/>
-            <w:r>
-              <w:rPr>
-                <w:rFonts w:asciiTheme="majorBidi" w:hAnsiTheme="majorBidi" w:cstheme="majorBidi"/>
-                <w:sz w:val="24"/>
-                <w:szCs w:val="24"/>
-                <w:lang w:val="en-US"/>
-              </w:rPr>
-              <w:t xml:space="preserve"> du véhicule</w:t>
+              <w:t>Modèle du véhicule</w:t>
             </w:r>
           </w:p>
         </w:tc>
@@ -17962,7 +17456,6 @@
                 <w:lang w:val="en-US"/>
               </w:rPr>
             </w:pPr>
-            <w:proofErr w:type="spellStart"/>
             <w:r>
               <w:rPr>
                 <w:rFonts w:asciiTheme="majorBidi" w:hAnsiTheme="majorBidi" w:cstheme="majorBidi"/>
@@ -17974,7 +17467,6 @@
               </w:rPr>
               <w:t>price_per_day</w:t>
             </w:r>
-            <w:proofErr w:type="spellEnd"/>
           </w:p>
         </w:tc>
         <w:tc>
@@ -18027,19 +17519,8 @@
                 <w:szCs w:val="24"/>
                 <w:lang w:val="en-US"/>
               </w:rPr>
-              <w:t xml:space="preserve">Prix </w:t>
-            </w:r>
-            <w:proofErr w:type="spellStart"/>
-            <w:r>
-              <w:rPr>
-                <w:rFonts w:asciiTheme="majorBidi" w:hAnsiTheme="majorBidi" w:cstheme="majorBidi"/>
-                <w:sz w:val="24"/>
-                <w:szCs w:val="24"/>
-                <w:lang w:val="en-US"/>
-              </w:rPr>
-              <w:t>journalier</w:t>
-            </w:r>
-            <w:proofErr w:type="spellEnd"/>
+              <w:t>Prix journalier</w:t>
+            </w:r>
           </w:p>
         </w:tc>
       </w:tr>
@@ -18173,25 +17654,7 @@
                 <w:sz w:val="24"/>
                 <w:szCs w:val="24"/>
               </w:rPr>
-              <w:t xml:space="preserve"> </w:t>
-            </w:r>
-            <w:proofErr w:type="spellStart"/>
-            <w:r>
-              <w:rPr>
-                <w:rFonts w:asciiTheme="majorBidi" w:hAnsiTheme="majorBidi" w:cstheme="majorBidi"/>
-                <w:sz w:val="24"/>
-                <w:szCs w:val="24"/>
-              </w:rPr>
-              <w:t>Available</w:t>
-            </w:r>
-            <w:proofErr w:type="spellEnd"/>
-            <w:r>
-              <w:rPr>
-                <w:rFonts w:asciiTheme="majorBidi" w:hAnsiTheme="majorBidi" w:cstheme="majorBidi"/>
-                <w:sz w:val="24"/>
-                <w:szCs w:val="24"/>
-              </w:rPr>
-              <w:t>)</w:t>
+              <w:t xml:space="preserve"> Available)</w:t>
             </w:r>
           </w:p>
         </w:tc>
@@ -18439,7 +17902,7 @@
     </w:p>
     <w:tbl>
       <w:tblPr>
-        <w:tblStyle w:val="TableGrid"/>
+        <w:tblStyle w:val="Grilledutableau"/>
         <w:tblW w:w="9351" w:type="dxa"/>
         <w:tblLook w:val="04A0" w:firstRow="1" w:lastRow="0" w:firstColumn="1" w:lastColumn="0" w:noHBand="0" w:noVBand="1"/>
       </w:tblPr>
@@ -18677,7 +18140,6 @@
                 <w:lang w:val="en-US"/>
               </w:rPr>
             </w:pPr>
-            <w:proofErr w:type="spellStart"/>
             <w:r>
               <w:rPr>
                 <w:rFonts w:asciiTheme="majorBidi" w:hAnsiTheme="majorBidi" w:cstheme="majorBidi"/>
@@ -18689,7 +18151,6 @@
               </w:rPr>
               <w:t>car_name</w:t>
             </w:r>
-            <w:proofErr w:type="spellEnd"/>
           </w:p>
         </w:tc>
         <w:tc>
@@ -18775,7 +18236,6 @@
                 <w:lang w:val="en-US"/>
               </w:rPr>
             </w:pPr>
-            <w:proofErr w:type="spellStart"/>
             <w:r>
               <w:rPr>
                 <w:rFonts w:asciiTheme="majorBidi" w:hAnsiTheme="majorBidi" w:cstheme="majorBidi"/>
@@ -18787,7 +18247,6 @@
               </w:rPr>
               <w:t>client_name</w:t>
             </w:r>
-            <w:proofErr w:type="spellEnd"/>
           </w:p>
         </w:tc>
         <w:tc>
@@ -18873,7 +18332,6 @@
                 <w:lang w:val="en-US"/>
               </w:rPr>
             </w:pPr>
-            <w:proofErr w:type="spellStart"/>
             <w:r>
               <w:rPr>
                 <w:rFonts w:asciiTheme="majorBidi" w:hAnsiTheme="majorBidi" w:cstheme="majorBidi"/>
@@ -18885,7 +18343,6 @@
               </w:rPr>
               <w:t>client_email</w:t>
             </w:r>
-            <w:proofErr w:type="spellEnd"/>
           </w:p>
         </w:tc>
         <w:tc>
@@ -18971,7 +18428,6 @@
                 <w:lang w:val="en-US"/>
               </w:rPr>
             </w:pPr>
-            <w:proofErr w:type="spellStart"/>
             <w:r>
               <w:rPr>
                 <w:rFonts w:asciiTheme="majorBidi" w:hAnsiTheme="majorBidi" w:cstheme="majorBidi"/>
@@ -18983,7 +18439,6 @@
               </w:rPr>
               <w:t>start_date</w:t>
             </w:r>
-            <w:proofErr w:type="spellEnd"/>
           </w:p>
         </w:tc>
         <w:tc>
@@ -19069,7 +18524,6 @@
                 <w:lang w:val="en-US"/>
               </w:rPr>
             </w:pPr>
-            <w:proofErr w:type="spellStart"/>
             <w:r>
               <w:rPr>
                 <w:rFonts w:asciiTheme="majorBidi" w:hAnsiTheme="majorBidi" w:cstheme="majorBidi"/>
@@ -19081,7 +18535,6 @@
               </w:rPr>
               <w:t>end_date</w:t>
             </w:r>
-            <w:proofErr w:type="spellEnd"/>
           </w:p>
         </w:tc>
         <w:tc>
@@ -19166,7 +18619,6 @@
                 <w:lang w:val="en-US"/>
               </w:rPr>
             </w:pPr>
-            <w:proofErr w:type="spellStart"/>
             <w:r>
               <w:rPr>
                 <w:rFonts w:asciiTheme="majorBidi" w:hAnsiTheme="majorBidi" w:cstheme="majorBidi"/>
@@ -19178,7 +18630,6 @@
               </w:rPr>
               <w:t>total_price</w:t>
             </w:r>
-            <w:proofErr w:type="spellEnd"/>
           </w:p>
         </w:tc>
         <w:tc>
@@ -19321,43 +18772,7 @@
                 <w:sz w:val="24"/>
                 <w:szCs w:val="24"/>
               </w:rPr>
-              <w:t>'</w:t>
-            </w:r>
-            <w:proofErr w:type="spellStart"/>
-            <w:r>
-              <w:rPr>
-                <w:rFonts w:asciiTheme="majorBidi" w:hAnsiTheme="majorBidi" w:cstheme="majorBidi"/>
-                <w:sz w:val="24"/>
-                <w:szCs w:val="24"/>
-              </w:rPr>
-              <w:t>Pending</w:t>
-            </w:r>
-            <w:proofErr w:type="spellEnd"/>
-            <w:r>
-              <w:rPr>
-                <w:rFonts w:asciiTheme="majorBidi" w:hAnsiTheme="majorBidi" w:cstheme="majorBidi"/>
-                <w:sz w:val="24"/>
-                <w:szCs w:val="24"/>
-              </w:rPr>
-              <w:t>', 'Accepted', '</w:t>
-            </w:r>
-            <w:proofErr w:type="spellStart"/>
-            <w:r>
-              <w:rPr>
-                <w:rFonts w:asciiTheme="majorBidi" w:hAnsiTheme="majorBidi" w:cstheme="majorBidi"/>
-                <w:sz w:val="24"/>
-                <w:szCs w:val="24"/>
-              </w:rPr>
-              <w:t>Rejected</w:t>
-            </w:r>
-            <w:proofErr w:type="spellEnd"/>
-            <w:r>
-              <w:rPr>
-                <w:rFonts w:asciiTheme="majorBidi" w:hAnsiTheme="majorBidi" w:cstheme="majorBidi"/>
-                <w:sz w:val="24"/>
-                <w:szCs w:val="24"/>
-              </w:rPr>
-              <w:t>'</w:t>
+              <w:t>'Pending', 'Accepted', 'Rejected'</w:t>
             </w:r>
           </w:p>
         </w:tc>
@@ -19380,7 +18795,6 @@
                 <w:lang w:val="en-US"/>
               </w:rPr>
             </w:pPr>
-            <w:proofErr w:type="spellStart"/>
             <w:r>
               <w:rPr>
                 <w:rFonts w:asciiTheme="majorBidi" w:hAnsiTheme="majorBidi" w:cstheme="majorBidi"/>
@@ -19392,7 +18806,6 @@
               </w:rPr>
               <w:t>car_image</w:t>
             </w:r>
-            <w:proofErr w:type="spellEnd"/>
           </w:p>
         </w:tc>
         <w:tc>
@@ -19658,7 +19071,7 @@
     </w:p>
     <w:p>
       <w:pPr>
-        <w:pStyle w:val="Heading1"/>
+        <w:pStyle w:val="Titre1"/>
         <w:jc w:val="center"/>
         <w:rPr>
           <w:rFonts w:asciiTheme="majorBidi" w:hAnsiTheme="majorBidi"/>
@@ -19667,7 +19080,7 @@
     </w:p>
     <w:p>
       <w:pPr>
-        <w:pStyle w:val="Heading1"/>
+        <w:pStyle w:val="Titre1"/>
         <w:jc w:val="center"/>
         <w:rPr>
           <w:rFonts w:asciiTheme="majorBidi" w:hAnsiTheme="majorBidi"/>
@@ -19676,7 +19089,7 @@
     </w:p>
     <w:p>
       <w:pPr>
-        <w:pStyle w:val="Heading1"/>
+        <w:pStyle w:val="Titre1"/>
         <w:jc w:val="center"/>
         <w:rPr>
           <w:rFonts w:asciiTheme="majorBidi" w:hAnsiTheme="majorBidi"/>
@@ -19688,7 +19101,7 @@
     <w:p/>
     <w:p>
       <w:pPr>
-        <w:pStyle w:val="Heading1"/>
+        <w:pStyle w:val="Titre1"/>
         <w:jc w:val="center"/>
         <w:rPr>
           <w:rFonts w:asciiTheme="majorBidi" w:hAnsiTheme="majorBidi"/>
@@ -19698,7 +19111,7 @@
     <w:p/>
     <w:p>
       <w:pPr>
-        <w:pStyle w:val="Heading1"/>
+        <w:pStyle w:val="Titre1"/>
         <w:rPr>
           <w:rFonts w:asciiTheme="majorBidi" w:hAnsiTheme="majorBidi"/>
         </w:rPr>
@@ -19706,7 +19119,7 @@
     </w:p>
     <w:p>
       <w:pPr>
-        <w:pStyle w:val="Heading1"/>
+        <w:pStyle w:val="Titre1"/>
         <w:rPr>
           <w:rFonts w:asciiTheme="majorBidi" w:hAnsiTheme="majorBidi"/>
         </w:rPr>
@@ -19922,7 +19335,7 @@
     </w:p>
     <w:p>
       <w:pPr>
-        <w:pStyle w:val="Heading1"/>
+        <w:pStyle w:val="Titre1"/>
         <w:spacing w:line="240" w:lineRule="auto"/>
         <w:rPr>
           <w:rFonts w:ascii="Times New Roman" w:hAnsi="Times New Roman" w:cs="Times New Roman"/>
@@ -19948,7 +19361,7 @@
     </w:p>
     <w:p>
       <w:pPr>
-        <w:pStyle w:val="Heading2"/>
+        <w:pStyle w:val="Titre2"/>
         <w:numPr>
           <w:ilvl w:val="2"/>
           <w:numId w:val="16"/>
@@ -19994,7 +19407,7 @@
     </w:p>
     <w:p>
       <w:pPr>
-        <w:pStyle w:val="Heading3"/>
+        <w:pStyle w:val="Titre3"/>
         <w:numPr>
           <w:ilvl w:val="0"/>
           <w:numId w:val="45"/>
@@ -20141,25 +19554,7 @@
           <w:sz w:val="24"/>
           <w:szCs w:val="24"/>
         </w:rPr>
-        <w:t xml:space="preserve"># Logique serveur et API REST (Flask &amp; </w:t>
-      </w:r>
-      <w:proofErr w:type="spellStart"/>
-      <w:r>
-        <w:rPr>
-          <w:rFonts w:asciiTheme="majorBidi" w:hAnsiTheme="majorBidi" w:cstheme="majorBidi"/>
-          <w:sz w:val="24"/>
-          <w:szCs w:val="24"/>
-        </w:rPr>
-        <w:t>SQLAlchemy</w:t>
-      </w:r>
-      <w:proofErr w:type="spellEnd"/>
-      <w:r>
-        <w:rPr>
-          <w:rFonts w:asciiTheme="majorBidi" w:hAnsiTheme="majorBidi" w:cstheme="majorBidi"/>
-          <w:sz w:val="24"/>
-          <w:szCs w:val="24"/>
-        </w:rPr>
-        <w:t>)</w:t>
+        <w:t># Logique serveur et API REST (Flask &amp; SQLAlchemy)</w:t>
       </w:r>
     </w:p>
     <w:p>
@@ -20247,25 +19642,7 @@
           <w:sz w:val="24"/>
           <w:szCs w:val="24"/>
         </w:rPr>
-        <w:t># Composants réutilisables (</w:t>
-      </w:r>
-      <w:proofErr w:type="spellStart"/>
-      <w:r>
-        <w:rPr>
-          <w:rFonts w:asciiTheme="majorBidi" w:hAnsiTheme="majorBidi" w:cstheme="majorBidi"/>
-          <w:sz w:val="24"/>
-          <w:szCs w:val="24"/>
-        </w:rPr>
-        <w:t>Navbar</w:t>
-      </w:r>
-      <w:proofErr w:type="spellEnd"/>
-      <w:r>
-        <w:rPr>
-          <w:rFonts w:asciiTheme="majorBidi" w:hAnsiTheme="majorBidi" w:cstheme="majorBidi"/>
-          <w:sz w:val="24"/>
-          <w:szCs w:val="24"/>
-        </w:rPr>
-        <w:t>, Footer, etc.)</w:t>
+        <w:t># Composants réutilisables (Navbar, Footer, etc.)</w:t>
       </w:r>
     </w:p>
     <w:p>
@@ -20329,29 +19706,7 @@
           <w:sz w:val="24"/>
           <w:szCs w:val="24"/>
         </w:rPr>
-        <w:t xml:space="preserve">│   ├── </w:t>
-      </w:r>
-      <w:proofErr w:type="spellStart"/>
-      <w:r>
-        <w:rPr>
-          <w:rFonts w:asciiTheme="majorBidi" w:hAnsiTheme="majorBidi" w:cstheme="majorBidi"/>
-          <w:b/>
-          <w:bCs/>
-          <w:sz w:val="24"/>
-          <w:szCs w:val="24"/>
-        </w:rPr>
-        <w:t>App.tsx</w:t>
-      </w:r>
-      <w:proofErr w:type="spellEnd"/>
-      <w:r>
-        <w:rPr>
-          <w:rFonts w:asciiTheme="majorBidi" w:hAnsiTheme="majorBidi" w:cstheme="majorBidi"/>
-          <w:b/>
-          <w:bCs/>
-          <w:sz w:val="24"/>
-          <w:szCs w:val="24"/>
-        </w:rPr>
-        <w:t xml:space="preserve">         </w:t>
+        <w:t xml:space="preserve">│   ├── App.tsx         </w:t>
       </w:r>
       <w:r>
         <w:rPr>
@@ -20392,29 +19747,7 @@
           <w:sz w:val="24"/>
           <w:szCs w:val="24"/>
         </w:rPr>
-        <w:t xml:space="preserve">│   ├── </w:t>
-      </w:r>
-      <w:proofErr w:type="spellStart"/>
-      <w:r>
-        <w:rPr>
-          <w:rFonts w:asciiTheme="majorBidi" w:hAnsiTheme="majorBidi" w:cstheme="majorBidi"/>
-          <w:b/>
-          <w:bCs/>
-          <w:sz w:val="24"/>
-          <w:szCs w:val="24"/>
-        </w:rPr>
-        <w:t>main.tsx</w:t>
-      </w:r>
-      <w:proofErr w:type="spellEnd"/>
-      <w:r>
-        <w:rPr>
-          <w:rFonts w:asciiTheme="majorBidi" w:hAnsiTheme="majorBidi" w:cstheme="majorBidi"/>
-          <w:b/>
-          <w:bCs/>
-          <w:sz w:val="24"/>
-          <w:szCs w:val="24"/>
-        </w:rPr>
-        <w:t xml:space="preserve">        </w:t>
+        <w:t xml:space="preserve">│   ├── main.tsx        </w:t>
       </w:r>
       <w:r>
         <w:rPr>
@@ -20455,29 +19788,7 @@
           <w:sz w:val="24"/>
           <w:szCs w:val="24"/>
         </w:rPr>
-        <w:t xml:space="preserve">│   └── </w:t>
-      </w:r>
-      <w:proofErr w:type="spellStart"/>
-      <w:r>
-        <w:rPr>
-          <w:rFonts w:asciiTheme="majorBidi" w:hAnsiTheme="majorBidi" w:cstheme="majorBidi"/>
-          <w:b/>
-          <w:bCs/>
-          <w:sz w:val="24"/>
-          <w:szCs w:val="24"/>
-        </w:rPr>
-        <w:t>types.ts</w:t>
-      </w:r>
-      <w:proofErr w:type="spellEnd"/>
-      <w:r>
-        <w:rPr>
-          <w:rFonts w:asciiTheme="majorBidi" w:hAnsiTheme="majorBidi" w:cstheme="majorBidi"/>
-          <w:b/>
-          <w:bCs/>
-          <w:sz w:val="24"/>
-          <w:szCs w:val="24"/>
-        </w:rPr>
-        <w:t xml:space="preserve">        </w:t>
+        <w:t xml:space="preserve">│   └── types.ts        </w:t>
       </w:r>
       <w:r>
         <w:rPr>
@@ -20495,18 +19806,8 @@
           <w:sz w:val="24"/>
           <w:szCs w:val="24"/>
         </w:rPr>
-        <w:t xml:space="preserve"># Définitions des interfaces </w:t>
-      </w:r>
-      <w:proofErr w:type="spellStart"/>
-      <w:r>
-        <w:rPr>
-          <w:rFonts w:asciiTheme="majorBidi" w:hAnsiTheme="majorBidi" w:cstheme="majorBidi"/>
-          <w:sz w:val="24"/>
-          <w:szCs w:val="24"/>
-        </w:rPr>
-        <w:t>TypeScript</w:t>
-      </w:r>
-      <w:proofErr w:type="spellEnd"/>
+        <w:t># Définitions des interfaces TypeScript</w:t>
+      </w:r>
     </w:p>
     <w:p>
       <w:pPr>
@@ -20526,29 +19827,7 @@
           <w:sz w:val="24"/>
           <w:szCs w:val="24"/>
         </w:rPr>
-        <w:t xml:space="preserve">├── </w:t>
-      </w:r>
-      <w:proofErr w:type="spellStart"/>
-      <w:r>
-        <w:rPr>
-          <w:rFonts w:asciiTheme="majorBidi" w:hAnsiTheme="majorBidi" w:cstheme="majorBidi"/>
-          <w:b/>
-          <w:bCs/>
-          <w:sz w:val="24"/>
-          <w:szCs w:val="24"/>
-        </w:rPr>
-        <w:t>database.sql</w:t>
-      </w:r>
-      <w:proofErr w:type="spellEnd"/>
-      <w:r>
-        <w:rPr>
-          <w:rFonts w:asciiTheme="majorBidi" w:hAnsiTheme="majorBidi" w:cstheme="majorBidi"/>
-          <w:b/>
-          <w:bCs/>
-          <w:sz w:val="24"/>
-          <w:szCs w:val="24"/>
-        </w:rPr>
-        <w:t xml:space="preserve">        </w:t>
+        <w:t xml:space="preserve">├── database.sql        </w:t>
       </w:r>
       <w:r>
         <w:rPr>
@@ -20591,7 +19870,6 @@
         </w:rPr>
         <w:t xml:space="preserve">├── </w:t>
       </w:r>
-      <w:proofErr w:type="spellStart"/>
       <w:proofErr w:type="gramStart"/>
       <w:r>
         <w:rPr>
@@ -20603,7 +19881,6 @@
         </w:rPr>
         <w:t>package.json</w:t>
       </w:r>
-      <w:proofErr w:type="spellEnd"/>
       <w:proofErr w:type="gramEnd"/>
       <w:r>
         <w:rPr>
@@ -20654,29 +19931,7 @@
           <w:sz w:val="24"/>
           <w:szCs w:val="24"/>
         </w:rPr>
-        <w:t xml:space="preserve">└── </w:t>
-      </w:r>
-      <w:proofErr w:type="spellStart"/>
-      <w:r>
-        <w:rPr>
-          <w:rFonts w:asciiTheme="majorBidi" w:hAnsiTheme="majorBidi" w:cstheme="majorBidi"/>
-          <w:b/>
-          <w:bCs/>
-          <w:sz w:val="24"/>
-          <w:szCs w:val="24"/>
-        </w:rPr>
-        <w:t>vite.config.ts</w:t>
-      </w:r>
-      <w:proofErr w:type="spellEnd"/>
-      <w:r>
-        <w:rPr>
-          <w:rFonts w:asciiTheme="majorBidi" w:hAnsiTheme="majorBidi" w:cstheme="majorBidi"/>
-          <w:b/>
-          <w:bCs/>
-          <w:sz w:val="24"/>
-          <w:szCs w:val="24"/>
-        </w:rPr>
-        <w:t xml:space="preserve">      </w:t>
+        <w:t xml:space="preserve">└── vite.config.ts      </w:t>
       </w:r>
       <w:r>
         <w:rPr>
@@ -20694,30 +19949,12 @@
           <w:sz w:val="24"/>
           <w:szCs w:val="24"/>
         </w:rPr>
-        <w:t xml:space="preserve"># Configuration de l'outil de </w:t>
-      </w:r>
-      <w:proofErr w:type="spellStart"/>
-      <w:r>
-        <w:rPr>
-          <w:rFonts w:asciiTheme="majorBidi" w:hAnsiTheme="majorBidi" w:cstheme="majorBidi"/>
-          <w:sz w:val="24"/>
-          <w:szCs w:val="24"/>
-        </w:rPr>
-        <w:t>build</w:t>
-      </w:r>
-      <w:proofErr w:type="spellEnd"/>
-      <w:r>
-        <w:rPr>
-          <w:rFonts w:asciiTheme="majorBidi" w:hAnsiTheme="majorBidi" w:cstheme="majorBidi"/>
-          <w:sz w:val="24"/>
-          <w:szCs w:val="24"/>
-        </w:rPr>
-        <w:t xml:space="preserve"> Vite</w:t>
-      </w:r>
-    </w:p>
-    <w:p>
-      <w:pPr>
-        <w:pStyle w:val="Heading3"/>
+        <w:t># Configuration de l'outil de build Vite</w:t>
+      </w:r>
+    </w:p>
+    <w:p>
+      <w:pPr>
+        <w:pStyle w:val="Titre3"/>
         <w:numPr>
           <w:ilvl w:val="0"/>
           <w:numId w:val="45"/>
@@ -20784,23 +20021,13 @@
           <w:szCs w:val="24"/>
         </w:rPr>
       </w:pPr>
-      <w:proofErr w:type="spellStart"/>
-      <w:r>
-        <w:rPr>
-          <w:rFonts w:ascii="Times New Roman" w:hAnsi="Times New Roman" w:cs="Times New Roman"/>
-          <w:sz w:val="24"/>
-          <w:szCs w:val="24"/>
-        </w:rPr>
-        <w:t>BookingForm.tsx</w:t>
-      </w:r>
-      <w:proofErr w:type="spellEnd"/>
-      <w:r>
-        <w:rPr>
-          <w:rFonts w:ascii="Times New Roman" w:hAnsi="Times New Roman" w:cs="Times New Roman"/>
-          <w:sz w:val="24"/>
-          <w:szCs w:val="24"/>
-        </w:rPr>
-        <w:t xml:space="preserve"> : Formulaire dynamique pour soumettre une demande de location.</w:t>
+      <w:r>
+        <w:rPr>
+          <w:rFonts w:ascii="Times New Roman" w:hAnsi="Times New Roman" w:cs="Times New Roman"/>
+          <w:sz w:val="24"/>
+          <w:szCs w:val="24"/>
+        </w:rPr>
+        <w:t>BookingForm.tsx : Formulaire dynamique pour soumettre une demande de location.</w:t>
       </w:r>
     </w:p>
     <w:p>
@@ -20817,23 +20044,13 @@
           <w:szCs w:val="24"/>
         </w:rPr>
       </w:pPr>
-      <w:proofErr w:type="spellStart"/>
-      <w:r>
-        <w:rPr>
-          <w:rFonts w:ascii="Times New Roman" w:hAnsi="Times New Roman" w:cs="Times New Roman"/>
-          <w:sz w:val="24"/>
-          <w:szCs w:val="24"/>
-        </w:rPr>
-        <w:t>Hero.tsx</w:t>
-      </w:r>
-      <w:proofErr w:type="spellEnd"/>
-      <w:r>
-        <w:rPr>
-          <w:rFonts w:ascii="Times New Roman" w:hAnsi="Times New Roman" w:cs="Times New Roman"/>
-          <w:sz w:val="24"/>
-          <w:szCs w:val="24"/>
-        </w:rPr>
-        <w:t xml:space="preserve"> : Section d'accueil visuelle de la landing page.</w:t>
+      <w:r>
+        <w:rPr>
+          <w:rFonts w:ascii="Times New Roman" w:hAnsi="Times New Roman" w:cs="Times New Roman"/>
+          <w:sz w:val="24"/>
+          <w:szCs w:val="24"/>
+        </w:rPr>
+        <w:t>Hero.tsx : Section d'accueil visuelle de la landing page.</w:t>
       </w:r>
     </w:p>
     <w:p>
@@ -20850,23 +20067,13 @@
           <w:szCs w:val="24"/>
         </w:rPr>
       </w:pPr>
-      <w:proofErr w:type="spellStart"/>
-      <w:r>
-        <w:rPr>
-          <w:rFonts w:ascii="Times New Roman" w:hAnsi="Times New Roman" w:cs="Times New Roman"/>
-          <w:sz w:val="24"/>
-          <w:szCs w:val="24"/>
-        </w:rPr>
-        <w:t>NavClients.tsx</w:t>
-      </w:r>
-      <w:proofErr w:type="spellEnd"/>
-      <w:r>
-        <w:rPr>
-          <w:rFonts w:ascii="Times New Roman" w:hAnsi="Times New Roman" w:cs="Times New Roman"/>
-          <w:sz w:val="24"/>
-          <w:szCs w:val="24"/>
-        </w:rPr>
-        <w:t xml:space="preserve"> : Barre de navigation adaptée aux utilisateurs connectés.</w:t>
+      <w:r>
+        <w:rPr>
+          <w:rFonts w:ascii="Times New Roman" w:hAnsi="Times New Roman" w:cs="Times New Roman"/>
+          <w:sz w:val="24"/>
+          <w:szCs w:val="24"/>
+        </w:rPr>
+        <w:t>NavClients.tsx : Barre de navigation adaptée aux utilisateurs connectés.</w:t>
       </w:r>
     </w:p>
     <w:p>
@@ -20961,20 +20168,8 @@
           <w:szCs w:val="24"/>
         </w:rPr>
         <w:lastRenderedPageBreak/>
-        <w:t xml:space="preserve">Fichier </w:t>
-      </w:r>
-      <w:proofErr w:type="spellStart"/>
-      <w:r>
-        <w:rPr>
-          <w:rFonts w:ascii="Times New Roman" w:hAnsi="Times New Roman" w:cs="Times New Roman"/>
-          <w:b/>
-          <w:bCs/>
-          <w:sz w:val="24"/>
-          <w:szCs w:val="24"/>
-        </w:rPr>
-        <w:t>types.ts</w:t>
-      </w:r>
-      <w:proofErr w:type="spellEnd"/>
+        <w:t>Fichier types.ts</w:t>
+      </w:r>
       <w:r>
         <w:rPr>
           <w:rFonts w:ascii="Times New Roman" w:hAnsi="Times New Roman" w:cs="Times New Roman"/>
@@ -20983,7 +20178,6 @@
         </w:rPr>
         <w:t xml:space="preserve"> : Ce fichier est essentiel pour la robustesse du projet. Il centralise les interfaces </w:t>
       </w:r>
-      <w:proofErr w:type="spellStart"/>
       <w:r>
         <w:rPr>
           <w:rFonts w:ascii="Times New Roman" w:hAnsi="Times New Roman" w:cs="Times New Roman"/>
@@ -20994,7 +20188,6 @@
         </w:rPr>
         <w:t>TypeScript</w:t>
       </w:r>
-      <w:proofErr w:type="spellEnd"/>
       <w:r>
         <w:rPr>
           <w:rFonts w:ascii="Times New Roman" w:hAnsi="Times New Roman" w:cs="Times New Roman"/>
@@ -21044,20 +20237,8 @@
           <w:sz w:val="24"/>
           <w:szCs w:val="24"/>
         </w:rPr>
-        <w:t xml:space="preserve">Fichier </w:t>
-      </w:r>
-      <w:proofErr w:type="spellStart"/>
-      <w:r>
-        <w:rPr>
-          <w:rFonts w:ascii="Times New Roman" w:hAnsi="Times New Roman" w:cs="Times New Roman"/>
-          <w:b/>
-          <w:bCs/>
-          <w:sz w:val="24"/>
-          <w:szCs w:val="24"/>
-        </w:rPr>
-        <w:t>database.sql</w:t>
-      </w:r>
-      <w:proofErr w:type="spellEnd"/>
+        <w:t>Fichier database.sql</w:t>
+      </w:r>
       <w:r>
         <w:rPr>
           <w:rFonts w:ascii="Times New Roman" w:hAnsi="Times New Roman" w:cs="Times New Roman"/>
@@ -21069,7 +20250,7 @@
     </w:p>
     <w:p>
       <w:pPr>
-        <w:pStyle w:val="Heading2"/>
+        <w:pStyle w:val="Titre2"/>
         <w:numPr>
           <w:ilvl w:val="2"/>
           <w:numId w:val="16"/>
@@ -21105,25 +20286,7 @@
           <w:sz w:val="24"/>
           <w:szCs w:val="24"/>
         </w:rPr>
-        <w:t>Le backend constitue le cœur logique de l'application de location de voitures. Il a été développé avec le micro-</w:t>
-      </w:r>
-      <w:proofErr w:type="spellStart"/>
-      <w:r>
-        <w:rPr>
-          <w:rFonts w:ascii="Times New Roman" w:hAnsi="Times New Roman" w:cs="Times New Roman"/>
-          <w:sz w:val="24"/>
-          <w:szCs w:val="24"/>
-        </w:rPr>
-        <w:t>framework</w:t>
-      </w:r>
-      <w:proofErr w:type="spellEnd"/>
-      <w:r>
-        <w:rPr>
-          <w:rFonts w:ascii="Times New Roman" w:hAnsi="Times New Roman" w:cs="Times New Roman"/>
-          <w:sz w:val="24"/>
-          <w:szCs w:val="24"/>
-        </w:rPr>
-        <w:t xml:space="preserve"> </w:t>
+        <w:t xml:space="preserve">Le backend constitue le cœur logique de l'application de location de voitures. Il a été développé avec le micro-framework </w:t>
       </w:r>
       <w:r>
         <w:rPr>
@@ -21164,7 +20327,7 @@
     </w:p>
     <w:p>
       <w:pPr>
-        <w:pStyle w:val="Heading3"/>
+        <w:pStyle w:val="Titre3"/>
         <w:numPr>
           <w:ilvl w:val="1"/>
           <w:numId w:val="45"/>
@@ -21201,7 +20364,6 @@
         </w:rPr>
         <w:t>Le backend agit comme un médiateur (pont) entre le client (React) et la base de données PostgreSQL. Il expose des points de terminaison (</w:t>
       </w:r>
-      <w:proofErr w:type="spellStart"/>
       <w:r>
         <w:rPr>
           <w:rFonts w:ascii="Times New Roman" w:hAnsi="Times New Roman" w:cs="Times New Roman"/>
@@ -21212,7 +20374,6 @@
         </w:rPr>
         <w:t>endpoints</w:t>
       </w:r>
-      <w:proofErr w:type="spellEnd"/>
       <w:r>
         <w:rPr>
           <w:rFonts w:ascii="Times New Roman" w:hAnsi="Times New Roman" w:cs="Times New Roman"/>
@@ -21377,7 +20538,7 @@
     </w:p>
     <w:p>
       <w:pPr>
-        <w:pStyle w:val="Heading3"/>
+        <w:pStyle w:val="Titre3"/>
         <w:numPr>
           <w:ilvl w:val="1"/>
           <w:numId w:val="45"/>
@@ -21440,20 +20601,8 @@
           <w:sz w:val="24"/>
           <w:szCs w:val="24"/>
         </w:rPr>
-        <w:t>Flask-</w:t>
-      </w:r>
-      <w:proofErr w:type="spellStart"/>
-      <w:r>
-        <w:rPr>
-          <w:rFonts w:ascii="Times New Roman" w:hAnsi="Times New Roman" w:cs="Times New Roman"/>
-          <w:b/>
-          <w:bCs/>
-          <w:sz w:val="24"/>
-          <w:szCs w:val="24"/>
-        </w:rPr>
-        <w:t>SQLAlchemy</w:t>
-      </w:r>
-      <w:proofErr w:type="spellEnd"/>
+        <w:t>Flask-SQLAlchemy</w:t>
+      </w:r>
       <w:r>
         <w:rPr>
           <w:rFonts w:ascii="Times New Roman" w:hAnsi="Times New Roman" w:cs="Times New Roman"/>
@@ -21514,25 +20663,7 @@
           <w:sz w:val="24"/>
           <w:szCs w:val="24"/>
         </w:rPr>
-        <w:t xml:space="preserve"> : Le Frontend React envoie une requête GET vers </w:t>
-      </w:r>
-      <w:proofErr w:type="spellStart"/>
-      <w:r>
-        <w:rPr>
-          <w:rFonts w:ascii="Times New Roman" w:hAnsi="Times New Roman" w:cs="Times New Roman"/>
-          <w:sz w:val="24"/>
-          <w:szCs w:val="24"/>
-        </w:rPr>
-        <w:t>l'endpoint</w:t>
-      </w:r>
-      <w:proofErr w:type="spellEnd"/>
-      <w:r>
-        <w:rPr>
-          <w:rFonts w:ascii="Times New Roman" w:hAnsi="Times New Roman" w:cs="Times New Roman"/>
-          <w:sz w:val="24"/>
-          <w:szCs w:val="24"/>
-        </w:rPr>
-        <w:t xml:space="preserve"> /api/cars.</w:t>
+        <w:t xml:space="preserve"> : Le Frontend React envoie une requête GET vers l'endpoint /api/cars.</w:t>
       </w:r>
     </w:p>
     <w:p>
@@ -21565,25 +20696,7 @@
           <w:sz w:val="24"/>
           <w:szCs w:val="24"/>
         </w:rPr>
-        <w:t xml:space="preserve"> : Flask utilise </w:t>
-      </w:r>
-      <w:proofErr w:type="spellStart"/>
-      <w:r>
-        <w:rPr>
-          <w:rFonts w:ascii="Times New Roman" w:hAnsi="Times New Roman" w:cs="Times New Roman"/>
-          <w:sz w:val="24"/>
-          <w:szCs w:val="24"/>
-        </w:rPr>
-        <w:t>SQLAlchemy</w:t>
-      </w:r>
-      <w:proofErr w:type="spellEnd"/>
-      <w:r>
-        <w:rPr>
-          <w:rFonts w:ascii="Times New Roman" w:hAnsi="Times New Roman" w:cs="Times New Roman"/>
-          <w:sz w:val="24"/>
-          <w:szCs w:val="24"/>
-        </w:rPr>
-        <w:t xml:space="preserve"> pour interroger la table cars (équivalent à un SELECT * FROM cars;).</w:t>
+        <w:t xml:space="preserve"> : Flask utilise SQLAlchemy pour interroger la table cars (équivalent à un SELECT * FROM cars;).</w:t>
       </w:r>
     </w:p>
     <w:p>
@@ -21635,16 +20748,7 @@
           <w:sz w:val="24"/>
           <w:szCs w:val="24"/>
         </w:rPr>
-        <w:t xml:space="preserve"> via la méthode </w:t>
-      </w:r>
-      <w:proofErr w:type="spellStart"/>
-      <w:r>
-        <w:rPr>
-          <w:rFonts w:ascii="Times New Roman" w:hAnsi="Times New Roman" w:cs="Times New Roman"/>
-          <w:sz w:val="24"/>
-          <w:szCs w:val="24"/>
-        </w:rPr>
-        <w:t>to_</w:t>
+        <w:t xml:space="preserve"> via la méthode to_</w:t>
       </w:r>
       <w:proofErr w:type="gramStart"/>
       <w:r>
@@ -21653,16 +20757,7 @@
           <w:sz w:val="24"/>
           <w:szCs w:val="24"/>
         </w:rPr>
-        <w:t>dict</w:t>
-      </w:r>
-      <w:proofErr w:type="spellEnd"/>
-      <w:r>
-        <w:rPr>
-          <w:rFonts w:ascii="Times New Roman" w:hAnsi="Times New Roman" w:cs="Times New Roman"/>
-          <w:sz w:val="24"/>
-          <w:szCs w:val="24"/>
-        </w:rPr>
-        <w:t>(</w:t>
+        <w:t>dict(</w:t>
       </w:r>
       <w:proofErr w:type="gramEnd"/>
       <w:r>
@@ -21676,7 +20771,7 @@
     </w:p>
     <w:p>
       <w:pPr>
-        <w:pStyle w:val="Heading3"/>
+        <w:pStyle w:val="Titre3"/>
         <w:numPr>
           <w:ilvl w:val="1"/>
           <w:numId w:val="45"/>
@@ -21746,7 +20841,6 @@
         </w:rPr>
         <w:t xml:space="preserve"> : Pour garantir la confidentialité, les mots de passe ne sont jamais stockés en clair. Nous utilisons la bibliothèque </w:t>
       </w:r>
-      <w:proofErr w:type="spellStart"/>
       <w:r>
         <w:rPr>
           <w:rFonts w:ascii="Times New Roman" w:hAnsi="Times New Roman" w:cs="Times New Roman"/>
@@ -21757,32 +20851,13 @@
         </w:rPr>
         <w:t>Werkzeug.security</w:t>
       </w:r>
-      <w:proofErr w:type="spellEnd"/>
-      <w:r>
-        <w:rPr>
-          <w:rFonts w:ascii="Times New Roman" w:hAnsi="Times New Roman" w:cs="Times New Roman"/>
-          <w:sz w:val="24"/>
-          <w:szCs w:val="24"/>
-        </w:rPr>
-        <w:t xml:space="preserve"> (ou </w:t>
-      </w:r>
-      <w:proofErr w:type="spellStart"/>
-      <w:r>
-        <w:rPr>
-          <w:rFonts w:ascii="Times New Roman" w:hAnsi="Times New Roman" w:cs="Times New Roman"/>
-          <w:sz w:val="24"/>
-          <w:szCs w:val="24"/>
-        </w:rPr>
-        <w:t>Bcrypt</w:t>
-      </w:r>
-      <w:proofErr w:type="spellEnd"/>
-      <w:r>
-        <w:rPr>
-          <w:rFonts w:ascii="Times New Roman" w:hAnsi="Times New Roman" w:cs="Times New Roman"/>
-          <w:sz w:val="24"/>
-          <w:szCs w:val="24"/>
-        </w:rPr>
-        <w:t>) pour hacher les mots de passe avant leur insertion en base de données.</w:t>
+      <w:r>
+        <w:rPr>
+          <w:rFonts w:ascii="Times New Roman" w:hAnsi="Times New Roman" w:cs="Times New Roman"/>
+          <w:sz w:val="24"/>
+          <w:szCs w:val="24"/>
+        </w:rPr>
+        <w:t xml:space="preserve"> (ou Bcrypt) pour hacher les mots de passe avant leur insertion en base de données.</w:t>
       </w:r>
     </w:p>
     <w:p>
@@ -21853,7 +20928,7 @@
     </w:p>
     <w:p>
       <w:pPr>
-        <w:pStyle w:val="Heading2"/>
+        <w:pStyle w:val="Titre2"/>
         <w:numPr>
           <w:ilvl w:val="2"/>
           <w:numId w:val="16"/>
@@ -21902,13 +20977,13 @@
     </w:p>
     <w:p>
       <w:pPr>
-        <w:pStyle w:val="Heading3"/>
+        <w:pStyle w:val="Titre3"/>
         <w:numPr>
           <w:ilvl w:val="2"/>
           <w:numId w:val="49"/>
         </w:numPr>
         <w:rPr>
-          <w:rStyle w:val="Heading2Char"/>
+          <w:rStyle w:val="Titre2Car"/>
           <w:rFonts w:ascii="Times New Roman" w:hAnsi="Times New Roman" w:cs="Times New Roman"/>
           <w:sz w:val="28"/>
           <w:szCs w:val="28"/>
@@ -21931,7 +21006,7 @@
       </w:r>
       <w:r>
         <w:rPr>
-          <w:rStyle w:val="Heading2Char"/>
+          <w:rStyle w:val="Titre2Car"/>
           <w:rFonts w:ascii="Times New Roman" w:hAnsi="Times New Roman" w:cs="Times New Roman"/>
           <w:sz w:val="28"/>
           <w:szCs w:val="28"/>
@@ -22054,7 +21129,6 @@
         </w:rPr>
         <w:t xml:space="preserve"> : Présentation sous forme de grille de cartes (</w:t>
       </w:r>
-      <w:proofErr w:type="spellStart"/>
       <w:r>
         <w:rPr>
           <w:rFonts w:ascii="Times New Roman" w:hAnsi="Times New Roman" w:cs="Times New Roman"/>
@@ -22066,7 +21140,6 @@
         </w:rPr>
         <w:t>CarCard</w:t>
       </w:r>
-      <w:proofErr w:type="spellEnd"/>
       <w:r>
         <w:rPr>
           <w:rFonts w:ascii="Times New Roman" w:hAnsi="Times New Roman" w:cs="Times New Roman"/>
@@ -22101,31 +21174,7 @@
           <w:szCs w:val="24"/>
           <w:lang w:eastAsia="fr-FR"/>
         </w:rPr>
-        <w:t>Tableaux de Bord (</w:t>
-      </w:r>
-      <w:proofErr w:type="spellStart"/>
-      <w:r>
-        <w:rPr>
-          <w:rFonts w:ascii="Times New Roman" w:hAnsi="Times New Roman" w:cs="Times New Roman"/>
-          <w:b/>
-          <w:bCs/>
-          <w:sz w:val="24"/>
-          <w:szCs w:val="24"/>
-          <w:lang w:eastAsia="fr-FR"/>
-        </w:rPr>
-        <w:t>Dashboards</w:t>
-      </w:r>
-      <w:proofErr w:type="spellEnd"/>
-      <w:r>
-        <w:rPr>
-          <w:rFonts w:ascii="Times New Roman" w:hAnsi="Times New Roman" w:cs="Times New Roman"/>
-          <w:b/>
-          <w:bCs/>
-          <w:sz w:val="24"/>
-          <w:szCs w:val="24"/>
-          <w:lang w:eastAsia="fr-FR"/>
-        </w:rPr>
-        <w:t>)</w:t>
+        <w:t>Tableaux de Bord (Dashboards)</w:t>
       </w:r>
       <w:r>
         <w:rPr>
@@ -22232,7 +21281,7 @@
     </w:p>
     <w:p>
       <w:pPr>
-        <w:pStyle w:val="Heading3"/>
+        <w:pStyle w:val="Titre3"/>
         <w:numPr>
           <w:ilvl w:val="2"/>
           <w:numId w:val="49"/>
@@ -22362,43 +21411,7 @@
           <w:sz w:val="24"/>
           <w:szCs w:val="24"/>
         </w:rPr>
-        <w:t xml:space="preserve"> : Les barres de navigation (</w:t>
-      </w:r>
-      <w:proofErr w:type="spellStart"/>
-      <w:r>
-        <w:rPr>
-          <w:rFonts w:ascii="Times New Roman" w:hAnsi="Times New Roman" w:cs="Times New Roman"/>
-          <w:sz w:val="24"/>
-          <w:szCs w:val="24"/>
-        </w:rPr>
-        <w:t>Navbar.tsx</w:t>
-      </w:r>
-      <w:proofErr w:type="spellEnd"/>
-      <w:r>
-        <w:rPr>
-          <w:rFonts w:ascii="Times New Roman" w:hAnsi="Times New Roman" w:cs="Times New Roman"/>
-          <w:sz w:val="24"/>
-          <w:szCs w:val="24"/>
-        </w:rPr>
-        <w:t xml:space="preserve"> / </w:t>
-      </w:r>
-      <w:proofErr w:type="spellStart"/>
-      <w:r>
-        <w:rPr>
-          <w:rFonts w:ascii="Times New Roman" w:hAnsi="Times New Roman" w:cs="Times New Roman"/>
-          <w:sz w:val="24"/>
-          <w:szCs w:val="24"/>
-        </w:rPr>
-        <w:t>NavClients.tsx</w:t>
-      </w:r>
-      <w:proofErr w:type="spellEnd"/>
-      <w:r>
-        <w:rPr>
-          <w:rFonts w:ascii="Times New Roman" w:hAnsi="Times New Roman" w:cs="Times New Roman"/>
-          <w:sz w:val="24"/>
-          <w:szCs w:val="24"/>
-        </w:rPr>
-        <w:t>) s'adaptent à l'état de l'utilisateur. Un visiteur anonyme voit l'option "Connexion", tandis qu'un utilisateur authentifié accède à son "Profil" et ses "Réservations".</w:t>
+        <w:t xml:space="preserve"> : Les barres de navigation (Navbar.tsx / NavClients.tsx) s'adaptent à l'état de l'utilisateur. Un visiteur anonyme voit l'option "Connexion", tandis qu'un utilisateur authentifié accède à son "Profil" et ses "Réservations".</w:t>
       </w:r>
     </w:p>
     <w:p>
@@ -22449,30 +21462,12 @@
           <w:sz w:val="24"/>
           <w:szCs w:val="24"/>
         </w:rPr>
-        <w:t>. Le système vérifie les permissions de l'utilisateur avant d'autoriser l'affichage de certaines pages. Par exemple, l'accès au /admin/</w:t>
-      </w:r>
-      <w:proofErr w:type="spellStart"/>
-      <w:r>
-        <w:rPr>
-          <w:rFonts w:ascii="Times New Roman" w:hAnsi="Times New Roman" w:cs="Times New Roman"/>
-          <w:sz w:val="24"/>
-          <w:szCs w:val="24"/>
-        </w:rPr>
-        <w:t>dashboard</w:t>
-      </w:r>
-      <w:proofErr w:type="spellEnd"/>
-      <w:r>
-        <w:rPr>
-          <w:rFonts w:ascii="Times New Roman" w:hAnsi="Times New Roman" w:cs="Times New Roman"/>
-          <w:sz w:val="24"/>
-          <w:szCs w:val="24"/>
-        </w:rPr>
-        <w:t xml:space="preserve"> est strictement réservé aux utilisateurs possédant le rôle administrateur.</w:t>
-      </w:r>
-    </w:p>
-    <w:p>
-      <w:pPr>
-        <w:pStyle w:val="Heading3"/>
+        <w:t>. Le système vérifie les permissions de l'utilisateur avant d'autoriser l'affichage de certaines pages. Par exemple, l'accès au /admin/dashboard est strictement réservé aux utilisateurs possédant le rôle administrateur.</w:t>
+      </w:r>
+    </w:p>
+    <w:p>
+      <w:pPr>
+        <w:pStyle w:val="Titre3"/>
         <w:numPr>
           <w:ilvl w:val="2"/>
           <w:numId w:val="49"/>
@@ -22541,39 +21536,7 @@
           <w:b/>
           <w:bCs/>
         </w:rPr>
-        <w:t>Grilles Flexibles (</w:t>
-      </w:r>
-      <w:proofErr w:type="spellStart"/>
-      <w:r>
-        <w:rPr>
-          <w:b/>
-          <w:bCs/>
-        </w:rPr>
-        <w:t>Flexbox</w:t>
-      </w:r>
-      <w:proofErr w:type="spellEnd"/>
-      <w:r>
-        <w:rPr>
-          <w:b/>
-          <w:bCs/>
-        </w:rPr>
-        <w:t>/</w:t>
-      </w:r>
-      <w:proofErr w:type="spellStart"/>
-      <w:r>
-        <w:rPr>
-          <w:b/>
-          <w:bCs/>
-        </w:rPr>
-        <w:t>Grid</w:t>
-      </w:r>
-      <w:proofErr w:type="spellEnd"/>
-      <w:r>
-        <w:rPr>
-          <w:b/>
-          <w:bCs/>
-        </w:rPr>
-        <w:t>)</w:t>
+        <w:t>Grilles Flexibles (Flexbox/Grid)</w:t>
       </w:r>
       <w:r>
         <w:t xml:space="preserve"> : Le catalogue des voitures utilise une structure en grille (</w:t>
@@ -22584,23 +21547,7 @@
       </w:r>
       <w:proofErr w:type="gramEnd"/>
       <w:r>
-        <w:t xml:space="preserve"> </w:t>
-      </w:r>
-      <w:proofErr w:type="spellStart"/>
-      <w:r>
-        <w:t>grid</w:t>
-      </w:r>
-      <w:proofErr w:type="spellEnd"/>
-      <w:r>
-        <w:t xml:space="preserve"> ou </w:t>
-      </w:r>
-      <w:proofErr w:type="spellStart"/>
-      <w:r>
-        <w:t>flex</w:t>
-      </w:r>
-      <w:proofErr w:type="spellEnd"/>
-      <w:r>
-        <w:t>). Elle est configurée pour afficher 3 voitures par ligne sur les écrans d'ordinateurs, tout en s'adaptant automatiquement pour n'afficher qu'une seule colonne sur mobile, garantissant une lecture confortable.</w:t>
+        <w:t xml:space="preserve"> grid ou flex). Elle est configurée pour afficher 3 voitures par ligne sur les écrans d'ordinateurs, tout en s'adaptant automatiquement pour n'afficher qu'une seule colonne sur mobile, garantissant une lecture confortable.</w:t>
       </w:r>
     </w:p>
     <w:p>
@@ -22642,20 +21589,12 @@
         <w:t>Adaptabilité des Formulaires</w:t>
       </w:r>
       <w:r>
-        <w:t xml:space="preserve"> : Les champs de saisie (inputs) et les boutons de réservation ont été stylisés avec des largeurs relatives (en % ou </w:t>
-      </w:r>
-      <w:proofErr w:type="spellStart"/>
-      <w:r>
-        <w:t>vw</w:t>
-      </w:r>
-      <w:proofErr w:type="spellEnd"/>
-      <w:r>
-        <w:t>). Ils s'étirent sur toute la largeur de l'écran sur mobile pour faciliter la saisie tactile, évitant ainsi à l'utilisateur de devoir zoomer pour remplir ses informations.</w:t>
-      </w:r>
-    </w:p>
-    <w:p>
-      <w:pPr>
-        <w:pStyle w:val="Heading2"/>
+        <w:t xml:space="preserve"> : Les champs de saisie (inputs) et les boutons de réservation ont été stylisés avec des largeurs relatives (en % ou vw). Ils s'étirent sur toute la largeur de l'écran sur mobile pour faciliter la saisie tactile, évitant ainsi à l'utilisateur de devoir zoomer pour remplir ses informations.</w:t>
+      </w:r>
+    </w:p>
+    <w:p>
+      <w:pPr>
+        <w:pStyle w:val="Titre2"/>
         <w:numPr>
           <w:ilvl w:val="2"/>
           <w:numId w:val="16"/>
@@ -22696,7 +21635,7 @@
     </w:p>
     <w:p>
       <w:pPr>
-        <w:pStyle w:val="Heading3"/>
+        <w:pStyle w:val="Titre3"/>
         <w:numPr>
           <w:ilvl w:val="0"/>
           <w:numId w:val="54"/>
@@ -22789,7 +21728,7 @@
     </w:p>
     <w:p>
       <w:pPr>
-        <w:pStyle w:val="Caption"/>
+        <w:pStyle w:val="Lgende"/>
         <w:jc w:val="center"/>
         <w:rPr>
           <w:rFonts w:ascii="Times New Roman" w:hAnsi="Times New Roman" w:cs="Times New Roman"/>
@@ -22816,7 +21755,7 @@
     </w:p>
     <w:p>
       <w:pPr>
-        <w:pStyle w:val="Heading3"/>
+        <w:pStyle w:val="Titre3"/>
         <w:numPr>
           <w:ilvl w:val="0"/>
           <w:numId w:val="54"/>
@@ -22941,7 +21880,7 @@
     </w:p>
     <w:p>
       <w:pPr>
-        <w:pStyle w:val="Caption"/>
+        <w:pStyle w:val="Lgende"/>
         <w:jc w:val="center"/>
         <w:rPr>
           <w:rFonts w:ascii="Times New Roman" w:hAnsi="Times New Roman" w:cs="Times New Roman"/>
@@ -23077,7 +22016,7 @@
                         <w:txbxContent>
                           <w:p>
                             <w:pPr>
-                              <w:pStyle w:val="Caption"/>
+                              <w:pStyle w:val="Lgende"/>
                               <w:jc w:val="center"/>
                               <w:rPr>
                                 <w:rFonts w:ascii="Times New Roman" w:hAnsi="Times New Roman" w:cs="Times New Roman"/>
@@ -23244,7 +22183,7 @@
     </w:p>
     <w:p>
       <w:pPr>
-        <w:pStyle w:val="ListParagraph"/>
+        <w:pStyle w:val="Paragraphedeliste"/>
         <w:rPr>
           <w:rFonts w:ascii="Times New Roman" w:hAnsi="Times New Roman" w:cs="Times New Roman"/>
           <w:b/>
@@ -23379,7 +22318,7 @@
                         <w:txbxContent>
                           <w:p>
                             <w:pPr>
-                              <w:pStyle w:val="Caption"/>
+                              <w:pStyle w:val="Lgende"/>
                               <w:jc w:val="center"/>
                               <w:rPr>
                                 <w:noProof/>
@@ -23387,7 +22326,7 @@
                                 <w:szCs w:val="22"/>
                               </w:rPr>
                             </w:pPr>
-                            <w:bookmarkStart w:id="67" w:name="_Toc226412958"/>
+                            <w:bookmarkStart w:id="66" w:name="_Toc226412958"/>
                             <w:r>
                               <w:t xml:space="preserve">Figure </w:t>
                             </w:r>
@@ -23402,7 +22341,7 @@
                             <w:r>
                               <w:t>: Page du Dashboard</w:t>
                             </w:r>
-                            <w:bookmarkEnd w:id="67"/>
+                            <w:bookmarkEnd w:id="66"/>
                           </w:p>
                         </w:txbxContent>
                       </wps:txbx>
@@ -23541,20 +22480,20 @@
     </w:p>
     <w:p>
       <w:pPr>
-        <w:pStyle w:val="Heading3"/>
+        <w:pStyle w:val="Titre3"/>
         <w:numPr>
           <w:ilvl w:val="0"/>
           <w:numId w:val="54"/>
         </w:numPr>
       </w:pPr>
-      <w:bookmarkStart w:id="69" w:name="_Toc226413006"/>
+      <w:bookmarkStart w:id="67" w:name="_Toc226413006"/>
       <w:r>
         <w:t>Stratégie de communication visuelle (Instagram)</w:t>
       </w:r>
       <w:r>
         <w:t> :</w:t>
       </w:r>
-      <w:bookmarkEnd w:id="69"/>
+      <w:bookmarkEnd w:id="67"/>
     </w:p>
     <w:p>
       <w:pPr>
@@ -23772,10 +22711,10 @@
     </w:p>
     <w:p>
       <w:pPr>
-        <w:pStyle w:val="Caption"/>
+        <w:pStyle w:val="Lgende"/>
         <w:jc w:val="center"/>
       </w:pPr>
-      <w:bookmarkStart w:id="70" w:name="_Toc226412959"/>
+      <w:bookmarkStart w:id="68" w:name="_Toc226412959"/>
       <w:r>
         <w:t xml:space="preserve">Figure </w:t>
       </w:r>
@@ -23796,7 +22735,7 @@
       <w:r>
         <w:t>1</w:t>
       </w:r>
-      <w:bookmarkEnd w:id="70"/>
+      <w:bookmarkEnd w:id="68"/>
     </w:p>
     <w:p>
       <w:pPr>
@@ -23880,7 +22819,7 @@
     </w:p>
     <w:p>
       <w:pPr>
-        <w:pStyle w:val="Caption"/>
+        <w:pStyle w:val="Lgende"/>
         <w:jc w:val="center"/>
         <w:rPr>
           <w:rFonts w:ascii="Times New Roman" w:hAnsi="Times New Roman" w:cs="Times New Roman"/>
@@ -23890,7 +22829,7 @@
           <w:szCs w:val="24"/>
         </w:rPr>
       </w:pPr>
-      <w:bookmarkStart w:id="71" w:name="_Toc226412960"/>
+      <w:bookmarkStart w:id="69" w:name="_Toc226412960"/>
       <w:r>
         <w:t xml:space="preserve">Figure </w:t>
       </w:r>
@@ -23905,7 +22844,7 @@
       <w:r>
         <w:t>: Post Instagram N° 2</w:t>
       </w:r>
-      <w:bookmarkEnd w:id="71"/>
+      <w:bookmarkEnd w:id="69"/>
     </w:p>
     <w:p>
       <w:pPr>
@@ -24057,7 +22996,7 @@
     </w:p>
     <w:p>
       <w:pPr>
-        <w:pStyle w:val="Caption"/>
+        <w:pStyle w:val="Lgende"/>
         <w:jc w:val="center"/>
         <w:rPr>
           <w:rFonts w:ascii="Times New Roman" w:hAnsi="Times New Roman" w:cs="Times New Roman"/>
@@ -24067,7 +23006,7 @@
           <w:szCs w:val="24"/>
         </w:rPr>
       </w:pPr>
-      <w:bookmarkStart w:id="72" w:name="_Toc226412961"/>
+      <w:bookmarkStart w:id="70" w:name="_Toc226412961"/>
       <w:r>
         <w:t xml:space="preserve">Figure </w:t>
       </w:r>
@@ -24082,7 +23021,7 @@
       <w:r>
         <w:t>: Post Instagram N° 3</w:t>
       </w:r>
-      <w:bookmarkEnd w:id="72"/>
+      <w:bookmarkEnd w:id="70"/>
     </w:p>
     <w:p>
       <w:pPr>
@@ -24182,7 +23121,7 @@
     </w:p>
     <w:p>
       <w:pPr>
-        <w:pStyle w:val="Caption"/>
+        <w:pStyle w:val="Lgende"/>
         <w:jc w:val="center"/>
         <w:rPr>
           <w:rFonts w:ascii="Times New Roman" w:hAnsi="Times New Roman" w:cs="Times New Roman"/>
@@ -24190,7 +23129,7 @@
           <w:szCs w:val="24"/>
         </w:rPr>
       </w:pPr>
-      <w:bookmarkStart w:id="73" w:name="_Toc226412962"/>
+      <w:bookmarkStart w:id="71" w:name="_Toc226412962"/>
       <w:r>
         <w:t xml:space="preserve">Figure </w:t>
       </w:r>
@@ -24205,7 +23144,7 @@
       <w:r>
         <w:t>: la Page Instagram</w:t>
       </w:r>
-      <w:bookmarkEnd w:id="73"/>
+      <w:bookmarkEnd w:id="71"/>
     </w:p>
     <w:p>
       <w:pPr>
@@ -24300,7 +23239,7 @@
     </w:p>
     <w:p>
       <w:pPr>
-        <w:pStyle w:val="Caption"/>
+        <w:pStyle w:val="Lgende"/>
         <w:jc w:val="center"/>
         <w:rPr>
           <w:rFonts w:ascii="Times New Roman" w:hAnsi="Times New Roman" w:cs="Times New Roman"/>
@@ -24310,7 +23249,7 @@
           <w:szCs w:val="24"/>
         </w:rPr>
       </w:pPr>
-      <w:bookmarkStart w:id="74" w:name="_Toc226412963"/>
+      <w:bookmarkStart w:id="72" w:name="_Toc226412963"/>
       <w:r>
         <w:t xml:space="preserve">Figure </w:t>
       </w:r>
@@ -24325,7 +23264,7 @@
       <w:r>
         <w:t>: Instagram Insights</w:t>
       </w:r>
-      <w:bookmarkEnd w:id="74"/>
+      <w:bookmarkEnd w:id="72"/>
     </w:p>
     <w:p>
       <w:pPr>
@@ -24497,7 +23436,7 @@
     </w:p>
     <w:p>
       <w:pPr>
-        <w:pStyle w:val="Heading1"/>
+        <w:pStyle w:val="Titre1"/>
         <w:spacing w:line="360" w:lineRule="auto"/>
         <w:jc w:val="center"/>
         <w:rPr>
@@ -24508,7 +23447,7 @@
           <w:szCs w:val="32"/>
         </w:rPr>
       </w:pPr>
-      <w:bookmarkStart w:id="75" w:name="_Toc226413007"/>
+      <w:bookmarkStart w:id="73" w:name="_Toc226413007"/>
       <w:r>
         <w:rPr>
           <w:rFonts w:ascii="Times New Roman" w:hAnsi="Times New Roman" w:cs="Times New Roman"/>
@@ -24519,7 +23458,7 @@
         </w:rPr>
         <w:t>Conclusion</w:t>
       </w:r>
-      <w:bookmarkEnd w:id="75"/>
+      <w:bookmarkEnd w:id="73"/>
     </w:p>
     <w:p>
       <w:pPr>
@@ -24786,7 +23725,22 @@
     </w:p>
     <w:p>
       <w:pPr>
-        <w:pStyle w:val="Heading1"/>
+        <w:pStyle w:val="Titre1"/>
+        <w:jc w:val="center"/>
+        <w:rPr>
+          <w:rFonts w:asciiTheme="majorBidi" w:hAnsiTheme="majorBidi"/>
+          <w:b/>
+          <w:bCs/>
+          <w:sz w:val="32"/>
+          <w:szCs w:val="32"/>
+          <w:lang w:val="fr-MA"/>
+        </w:rPr>
+      </w:pPr>
+    </w:p>
+    <w:p>
+      <w:pPr>
+        <w:pStyle w:val="Titre1"/>
+        <w:spacing w:line="360" w:lineRule="auto"/>
         <w:jc w:val="center"/>
         <w:rPr>
           <w:rFonts w:asciiTheme="majorBidi" w:hAnsiTheme="majorBidi"/>
@@ -24797,12 +23751,8 @@
           <w:lang w:val="en-US"/>
         </w:rPr>
       </w:pPr>
-    </w:p>
-    <w:p>
-      <w:pPr>
-        <w:pStyle w:val="Heading1"/>
-        <w:spacing w:line="360" w:lineRule="auto"/>
-        <w:jc w:val="center"/>
+      <w:bookmarkStart w:id="74" w:name="_Toc226413008"/>
+      <w:r>
         <w:rPr>
           <w:rFonts w:asciiTheme="majorBidi" w:hAnsiTheme="majorBidi"/>
           <w:b/>
@@ -24811,20 +23761,9 @@
           <w:szCs w:val="32"/>
           <w:lang w:val="en-US"/>
         </w:rPr>
-      </w:pPr>
-      <w:bookmarkStart w:id="76" w:name="_Toc226413008"/>
-      <w:r>
-        <w:rPr>
-          <w:rFonts w:asciiTheme="majorBidi" w:hAnsiTheme="majorBidi"/>
-          <w:b/>
-          <w:bCs/>
-          <w:sz w:val="32"/>
-          <w:szCs w:val="32"/>
-          <w:lang w:val="en-US"/>
-        </w:rPr>
         <w:t>Bibliothèque</w:t>
       </w:r>
-      <w:bookmarkEnd w:id="76"/>
+      <w:bookmarkEnd w:id="74"/>
     </w:p>
     <w:p>
       <w:pPr>
@@ -24873,7 +23812,7 @@
       <w:hyperlink r:id="rId40" w:tgtFrame="_blank" w:history="1">
         <w:r>
           <w:rPr>
-            <w:rStyle w:val="Hyperlink"/>
+            <w:rStyle w:val="Lienhypertexte"/>
             <w:rFonts w:ascii="Times New Roman" w:hAnsi="Times New Roman" w:cs="Times New Roman"/>
             <w:b/>
             <w:bCs/>
@@ -24931,7 +23870,7 @@
       <w:hyperlink r:id="rId41" w:tgtFrame="_blank" w:history="1">
         <w:r>
           <w:rPr>
-            <w:rStyle w:val="Hyperlink"/>
+            <w:rStyle w:val="Lienhypertexte"/>
             <w:rFonts w:ascii="Times New Roman" w:hAnsi="Times New Roman" w:cs="Times New Roman"/>
             <w:b/>
             <w:bCs/>
@@ -25001,7 +23940,7 @@
       <w:hyperlink r:id="rId42" w:tgtFrame="_blank" w:history="1">
         <w:r>
           <w:rPr>
-            <w:rStyle w:val="Hyperlink"/>
+            <w:rStyle w:val="Lienhypertexte"/>
             <w:rFonts w:ascii="Times New Roman" w:hAnsi="Times New Roman" w:cs="Times New Roman"/>
             <w:b/>
             <w:bCs/>
@@ -25059,7 +23998,7 @@
       <w:hyperlink r:id="rId43" w:tgtFrame="_blank" w:history="1">
         <w:r>
           <w:rPr>
-            <w:rStyle w:val="Hyperlink"/>
+            <w:rStyle w:val="Lienhypertexte"/>
             <w:rFonts w:ascii="Times New Roman" w:hAnsi="Times New Roman" w:cs="Times New Roman"/>
             <w:b/>
             <w:bCs/>
@@ -25117,7 +24056,7 @@
       <w:hyperlink r:id="rId44" w:tgtFrame="_blank" w:history="1">
         <w:r>
           <w:rPr>
-            <w:rStyle w:val="Hyperlink"/>
+            <w:rStyle w:val="Lienhypertexte"/>
             <w:rFonts w:ascii="Times New Roman" w:hAnsi="Times New Roman" w:cs="Times New Roman"/>
             <w:b/>
             <w:bCs/>
@@ -25144,7 +24083,6 @@
           <w:szCs w:val="24"/>
         </w:rPr>
       </w:pPr>
-      <w:proofErr w:type="spellStart"/>
       <w:r>
         <w:rPr>
           <w:rFonts w:ascii="Times New Roman" w:hAnsi="Times New Roman" w:cs="Times New Roman"/>
@@ -25165,7 +24103,6 @@
         </w:rPr>
         <w:t>ucidchart</w:t>
       </w:r>
-      <w:proofErr w:type="spellEnd"/>
       <w:r>
         <w:rPr>
           <w:rFonts w:ascii="Times New Roman" w:hAnsi="Times New Roman" w:cs="Times New Roman"/>
@@ -25182,39 +24119,7 @@
           <w:sz w:val="24"/>
           <w:szCs w:val="24"/>
         </w:rPr>
-        <w:t>O</w:t>
-      </w:r>
-      <w:r>
-        <w:rPr>
-          <w:rFonts w:ascii="Times New Roman" w:hAnsi="Times New Roman" w:cs="Times New Roman"/>
-          <w:sz w:val="24"/>
-          <w:szCs w:val="24"/>
-        </w:rPr>
-        <w:t>util pour dessiner des schémas professionnels</w:t>
-      </w:r>
-      <w:r>
-        <w:rPr>
-          <w:rFonts w:ascii="Times New Roman" w:hAnsi="Times New Roman" w:cs="Times New Roman"/>
-          <w:sz w:val="24"/>
-          <w:szCs w:val="24"/>
-        </w:rPr>
-        <w:t xml:space="preserve"> et des diagrammes</w:t>
-      </w:r>
-      <w:r>
-        <w:rPr>
-          <w:rFonts w:ascii="Times New Roman" w:hAnsi="Times New Roman" w:cs="Times New Roman"/>
-          <w:sz w:val="24"/>
-          <w:szCs w:val="24"/>
-        </w:rPr>
-        <w:t xml:space="preserve"> très facilement</w:t>
-      </w:r>
-      <w:r>
-        <w:rPr>
-          <w:rFonts w:ascii="Times New Roman" w:hAnsi="Times New Roman" w:cs="Times New Roman"/>
-          <w:sz w:val="24"/>
-          <w:szCs w:val="24"/>
-        </w:rPr>
-        <w:t> :</w:t>
+        <w:t>Outil pour dessiner des schémas professionnels et des diagrammes très facilement :</w:t>
       </w:r>
       <w:r>
         <w:rPr>
@@ -25229,36 +24134,14 @@
       <w:hyperlink r:id="rId45" w:history="1">
         <w:r>
           <w:rPr>
-            <w:rStyle w:val="Hyperlink"/>
+            <w:rStyle w:val="Lienhypertexte"/>
             <w:rFonts w:ascii="Times New Roman" w:hAnsi="Times New Roman" w:cs="Times New Roman"/>
             <w:b/>
             <w:bCs/>
             <w:sz w:val="24"/>
             <w:szCs w:val="24"/>
           </w:rPr>
-          <w:t>https://www.lucidchart.com</w:t>
-        </w:r>
-        <w:r>
-          <w:rPr>
-            <w:rStyle w:val="Hyperlink"/>
-            <w:rFonts w:ascii="Times New Roman" w:hAnsi="Times New Roman" w:cs="Times New Roman"/>
-            <w:b/>
-            <w:bCs/>
-            <w:sz w:val="24"/>
-            <w:szCs w:val="24"/>
-          </w:rPr>
-          <w:t>/</w:t>
-        </w:r>
-        <w:r>
-          <w:rPr>
-            <w:rStyle w:val="Hyperlink"/>
-            <w:rFonts w:ascii="Times New Roman" w:hAnsi="Times New Roman" w:cs="Times New Roman"/>
-            <w:b/>
-            <w:bCs/>
-            <w:sz w:val="24"/>
-            <w:szCs w:val="24"/>
-          </w:rPr>
-          <w:t>pages</w:t>
+          <w:t>https://www.lucidchart.com/pages</w:t>
         </w:r>
       </w:hyperlink>
     </w:p>
@@ -25323,7 +24206,7 @@
 <w:ftr xmlns:wpc="http://schemas.microsoft.com/office/word/2010/wordprocessingCanvas" xmlns:cx="http://schemas.microsoft.com/office/drawing/2014/chartex" xmlns:cx1="http://schemas.microsoft.com/office/drawing/2015/9/8/chartex" xmlns:cx2="http://schemas.microsoft.com/office/drawing/2015/10/21/chartex" xmlns:cx3="http://schemas.microsoft.com/office/drawing/2016/5/9/chartex" xmlns:cx4="http://schemas.microsoft.com/office/drawing/2016/5/10/chartex" xmlns:cx5="http://schemas.microsoft.com/office/drawing/2016/5/11/chartex" xmlns:cx6="http://schemas.microsoft.com/office/drawing/2016/5/12/chartex" xmlns:cx7="http://schemas.microsoft.com/office/drawing/2016/5/13/chartex" xmlns:cx8="http://schemas.microsoft.com/office/drawing/2016/5/14/chartex" xmlns:mc="http://schemas.openxmlformats.org/markup-compatibility/2006" xmlns:aink="http://schemas.microsoft.com/office/drawing/2016/ink" xmlns:am3d="http://schemas.microsoft.com/office/drawing/2017/model3d" xmlns:o="urn:schemas-microsoft-com:office:office" xmlns:oel="http://schemas.microsoft.com/office/2019/extlst" xmlns:r="http://schemas.openxmlformats.org/officeDocument/2006/relationships" xmlns:m="http://schemas.openxmlformats.org/officeDocument/2006/math" xmlns:v="urn:schemas-microsoft-com:vml" xmlns:wp14="http://schemas.microsoft.com/office/word/2010/wordprocessingDrawing" xmlns:wp="http://schemas.openxmlformats.org/drawingml/2006/wordprocessingDrawing" xmlns:w10="urn:schemas-microsoft-com:office:word" xmlns:w="http://schemas.openxmlformats.org/wordprocessingml/2006/main" xmlns:w14="http://schemas.microsoft.com/office/word/2010/wordml" xmlns:w15="http://schemas.microsoft.com/office/word/2012/wordml" xmlns:w16cex="http://schemas.microsoft.com/office/word/2018/wordml/cex" xmlns:w16cid="http://schemas.microsoft.com/office/word/2016/wordml/cid" xmlns:w16="http://schemas.microsoft.com/office/word/2018/wordml" xmlns:w16du="http://schemas.microsoft.com/office/word/2023/wordml/word16du" xmlns:w16sdtdh="http://schemas.microsoft.com/office/word/2020/wordml/sdtdatahash" xmlns:w16sdtfl="http://schemas.microsoft.com/office/word/2024/wordml/sdtformatlock" xmlns:w16se="http://schemas.microsoft.com/office/word/2015/wordml/symex" xmlns:wpg="http://schemas.microsoft.com/office/word/2010/wordprocessingGroup" xmlns:wpi="http://schemas.microsoft.com/office/word/2010/wordprocessingInk" xmlns:wne="http://schemas.microsoft.com/office/word/2006/wordml" xmlns:wps="http://schemas.microsoft.com/office/word/2010/wordprocessingShape" mc:Ignorable="w14 w15 w16se w16cid w16 w16cex w16sdtdh w16sdtfl w16du wp14">
   <w:p>
     <w:pPr>
-      <w:pStyle w:val="Footer"/>
+      <w:pStyle w:val="Pieddepage"/>
       <w:jc w:val="center"/>
       <w:rPr>
         <w:color w:val="4472C4" w:themeColor="accent1"/>
@@ -25406,7 +24289,7 @@
   </w:p>
   <w:p>
     <w:pPr>
-      <w:pStyle w:val="Footer"/>
+      <w:pStyle w:val="Pieddepage"/>
     </w:pPr>
   </w:p>
 </w:ftr>
@@ -25441,7 +24324,7 @@
 <w:hdr xmlns:wpc="http://schemas.microsoft.com/office/word/2010/wordprocessingCanvas" xmlns:cx="http://schemas.microsoft.com/office/drawing/2014/chartex" xmlns:cx1="http://schemas.microsoft.com/office/drawing/2015/9/8/chartex" xmlns:cx2="http://schemas.microsoft.com/office/drawing/2015/10/21/chartex" xmlns:cx3="http://schemas.microsoft.com/office/drawing/2016/5/9/chartex" xmlns:cx4="http://schemas.microsoft.com/office/drawing/2016/5/10/chartex" xmlns:cx5="http://schemas.microsoft.com/office/drawing/2016/5/11/chartex" xmlns:cx6="http://schemas.microsoft.com/office/drawing/2016/5/12/chartex" xmlns:cx7="http://schemas.microsoft.com/office/drawing/2016/5/13/chartex" xmlns:cx8="http://schemas.microsoft.com/office/drawing/2016/5/14/chartex" xmlns:mc="http://schemas.openxmlformats.org/markup-compatibility/2006" xmlns:aink="http://schemas.microsoft.com/office/drawing/2016/ink" xmlns:am3d="http://schemas.microsoft.com/office/drawing/2017/model3d" xmlns:o="urn:schemas-microsoft-com:office:office" xmlns:oel="http://schemas.microsoft.com/office/2019/extlst" xmlns:r="http://schemas.openxmlformats.org/officeDocument/2006/relationships" xmlns:m="http://schemas.openxmlformats.org/officeDocument/2006/math" xmlns:v="urn:schemas-microsoft-com:vml" xmlns:wp14="http://schemas.microsoft.com/office/word/2010/wordprocessingDrawing" xmlns:wp="http://schemas.openxmlformats.org/drawingml/2006/wordprocessingDrawing" xmlns:w10="urn:schemas-microsoft-com:office:word" xmlns:w="http://schemas.openxmlformats.org/wordprocessingml/2006/main" xmlns:w14="http://schemas.microsoft.com/office/word/2010/wordml" xmlns:w15="http://schemas.microsoft.com/office/word/2012/wordml" xmlns:w16cex="http://schemas.microsoft.com/office/word/2018/wordml/cex" xmlns:w16cid="http://schemas.microsoft.com/office/word/2016/wordml/cid" xmlns:w16="http://schemas.microsoft.com/office/word/2018/wordml" xmlns:w16du="http://schemas.microsoft.com/office/word/2023/wordml/word16du" xmlns:w16sdtdh="http://schemas.microsoft.com/office/word/2020/wordml/sdtdatahash" xmlns:w16sdtfl="http://schemas.microsoft.com/office/word/2024/wordml/sdtformatlock" xmlns:w16se="http://schemas.microsoft.com/office/word/2015/wordml/symex" xmlns:wpg="http://schemas.microsoft.com/office/word/2010/wordprocessingGroup" xmlns:wpi="http://schemas.microsoft.com/office/word/2010/wordprocessingInk" xmlns:wne="http://schemas.microsoft.com/office/word/2006/wordml" xmlns:wps="http://schemas.microsoft.com/office/word/2010/wordprocessingShape" mc:Ignorable="w14 w15 w16se w16cid w16 w16cex w16sdtdh w16sdtfl w16du wp14">
   <w:p>
     <w:pPr>
-      <w:pStyle w:val="Header"/>
+      <w:pStyle w:val="En-tte"/>
       <w:pBdr>
         <w:bottom w:val="single" w:sz="4" w:space="8" w:color="4472C4" w:themeColor="accent1"/>
       </w:pBdr>
@@ -25477,7 +24360,7 @@
   </w:p>
   <w:p>
     <w:pPr>
-      <w:pStyle w:val="Header"/>
+      <w:pStyle w:val="En-tte"/>
     </w:pPr>
   </w:p>
 </w:hdr>
@@ -25487,7 +24370,7 @@
 <w:hdr xmlns:wpc="http://schemas.microsoft.com/office/word/2010/wordprocessingCanvas" xmlns:cx="http://schemas.microsoft.com/office/drawing/2014/chartex" xmlns:cx1="http://schemas.microsoft.com/office/drawing/2015/9/8/chartex" xmlns:cx2="http://schemas.microsoft.com/office/drawing/2015/10/21/chartex" xmlns:cx3="http://schemas.microsoft.com/office/drawing/2016/5/9/chartex" xmlns:cx4="http://schemas.microsoft.com/office/drawing/2016/5/10/chartex" xmlns:cx5="http://schemas.microsoft.com/office/drawing/2016/5/11/chartex" xmlns:cx6="http://schemas.microsoft.com/office/drawing/2016/5/12/chartex" xmlns:cx7="http://schemas.microsoft.com/office/drawing/2016/5/13/chartex" xmlns:cx8="http://schemas.microsoft.com/office/drawing/2016/5/14/chartex" xmlns:mc="http://schemas.openxmlformats.org/markup-compatibility/2006" xmlns:aink="http://schemas.microsoft.com/office/drawing/2016/ink" xmlns:am3d="http://schemas.microsoft.com/office/drawing/2017/model3d" xmlns:o="urn:schemas-microsoft-com:office:office" xmlns:oel="http://schemas.microsoft.com/office/2019/extlst" xmlns:r="http://schemas.openxmlformats.org/officeDocument/2006/relationships" xmlns:m="http://schemas.openxmlformats.org/officeDocument/2006/math" xmlns:v="urn:schemas-microsoft-com:vml" xmlns:wp14="http://schemas.microsoft.com/office/word/2010/wordprocessingDrawing" xmlns:wp="http://schemas.openxmlformats.org/drawingml/2006/wordprocessingDrawing" xmlns:w10="urn:schemas-microsoft-com:office:word" xmlns:w="http://schemas.openxmlformats.org/wordprocessingml/2006/main" xmlns:w14="http://schemas.microsoft.com/office/word/2010/wordml" xmlns:w15="http://schemas.microsoft.com/office/word/2012/wordml" xmlns:w16cex="http://schemas.microsoft.com/office/word/2018/wordml/cex" xmlns:w16cid="http://schemas.microsoft.com/office/word/2016/wordml/cid" xmlns:w16="http://schemas.microsoft.com/office/word/2018/wordml" xmlns:w16du="http://schemas.microsoft.com/office/word/2023/wordml/word16du" xmlns:w16sdtdh="http://schemas.microsoft.com/office/word/2020/wordml/sdtdatahash" xmlns:w16sdtfl="http://schemas.microsoft.com/office/word/2024/wordml/sdtformatlock" xmlns:w16se="http://schemas.microsoft.com/office/word/2015/wordml/symex" xmlns:wpg="http://schemas.microsoft.com/office/word/2010/wordprocessingGroup" xmlns:wpi="http://schemas.microsoft.com/office/word/2010/wordprocessingInk" xmlns:wne="http://schemas.microsoft.com/office/word/2006/wordml" xmlns:wps="http://schemas.microsoft.com/office/word/2010/wordprocessingShape" mc:Ignorable="w14 w15 w16se w16cid w16 w16cex w16sdtdh w16sdtfl w16du wp14">
   <w:p>
     <w:pPr>
-      <w:pStyle w:val="Header"/>
+      <w:pStyle w:val="En-tte"/>
       <w:jc w:val="center"/>
     </w:pPr>
     <w:r>
@@ -33514,11 +32397,11 @@
     <w:qFormat/>
     <w:rsid w:val="007B0021"/>
   </w:style>
-  <w:style w:type="paragraph" w:styleId="Heading1">
+  <w:style w:type="paragraph" w:styleId="Titre1">
     <w:name w:val="heading 1"/>
     <w:basedOn w:val="Normal"/>
     <w:next w:val="Normal"/>
-    <w:link w:val="Heading1Char"/>
+    <w:link w:val="Titre1Car"/>
     <w:uiPriority w:val="9"/>
     <w:qFormat/>
     <w:rsid w:val="00602434"/>
@@ -33534,11 +32417,11 @@
       <w:szCs w:val="40"/>
     </w:rPr>
   </w:style>
-  <w:style w:type="paragraph" w:styleId="Heading2">
+  <w:style w:type="paragraph" w:styleId="Titre2">
     <w:name w:val="heading 2"/>
     <w:basedOn w:val="Normal"/>
     <w:next w:val="Normal"/>
-    <w:link w:val="Heading2Char"/>
+    <w:link w:val="Titre2Car"/>
     <w:uiPriority w:val="9"/>
     <w:unhideWhenUsed/>
     <w:qFormat/>
@@ -33555,11 +32438,11 @@
       <w:szCs w:val="32"/>
     </w:rPr>
   </w:style>
-  <w:style w:type="paragraph" w:styleId="Heading3">
+  <w:style w:type="paragraph" w:styleId="Titre3">
     <w:name w:val="heading 3"/>
     <w:basedOn w:val="Normal"/>
     <w:next w:val="Normal"/>
-    <w:link w:val="Heading3Char"/>
+    <w:link w:val="Titre3Car"/>
     <w:uiPriority w:val="9"/>
     <w:unhideWhenUsed/>
     <w:qFormat/>
@@ -33577,11 +32460,11 @@
       <w:szCs w:val="28"/>
     </w:rPr>
   </w:style>
-  <w:style w:type="paragraph" w:styleId="Heading4">
+  <w:style w:type="paragraph" w:styleId="Titre4">
     <w:name w:val="heading 4"/>
     <w:basedOn w:val="Normal"/>
     <w:next w:val="Normal"/>
-    <w:link w:val="Heading4Char"/>
+    <w:link w:val="Titre4Car"/>
     <w:uiPriority w:val="9"/>
     <w:unhideWhenUsed/>
     <w:qFormat/>
@@ -33599,11 +32482,11 @@
       <w:color w:val="2F5496" w:themeColor="accent1" w:themeShade="BF"/>
     </w:rPr>
   </w:style>
-  <w:style w:type="paragraph" w:styleId="Heading5">
+  <w:style w:type="paragraph" w:styleId="Titre5">
     <w:name w:val="heading 5"/>
     <w:basedOn w:val="Normal"/>
     <w:next w:val="Normal"/>
-    <w:link w:val="Heading5Char"/>
+    <w:link w:val="Titre5Car"/>
     <w:uiPriority w:val="9"/>
     <w:semiHidden/>
     <w:unhideWhenUsed/>
@@ -33620,11 +32503,11 @@
       <w:color w:val="2F5496" w:themeColor="accent1" w:themeShade="BF"/>
     </w:rPr>
   </w:style>
-  <w:style w:type="paragraph" w:styleId="Heading6">
+  <w:style w:type="paragraph" w:styleId="Titre6">
     <w:name w:val="heading 6"/>
     <w:basedOn w:val="Normal"/>
     <w:next w:val="Normal"/>
-    <w:link w:val="Heading6Char"/>
+    <w:link w:val="Titre6Car"/>
     <w:uiPriority w:val="9"/>
     <w:semiHidden/>
     <w:unhideWhenUsed/>
@@ -33643,11 +32526,11 @@
       <w:color w:val="595959" w:themeColor="text1" w:themeTint="A6"/>
     </w:rPr>
   </w:style>
-  <w:style w:type="paragraph" w:styleId="Heading7">
+  <w:style w:type="paragraph" w:styleId="Titre7">
     <w:name w:val="heading 7"/>
     <w:basedOn w:val="Normal"/>
     <w:next w:val="Normal"/>
-    <w:link w:val="Heading7Char"/>
+    <w:link w:val="Titre7Car"/>
     <w:uiPriority w:val="9"/>
     <w:semiHidden/>
     <w:unhideWhenUsed/>
@@ -33664,11 +32547,11 @@
       <w:color w:val="595959" w:themeColor="text1" w:themeTint="A6"/>
     </w:rPr>
   </w:style>
-  <w:style w:type="paragraph" w:styleId="Heading8">
+  <w:style w:type="paragraph" w:styleId="Titre8">
     <w:name w:val="heading 8"/>
     <w:basedOn w:val="Normal"/>
     <w:next w:val="Normal"/>
-    <w:link w:val="Heading8Char"/>
+    <w:link w:val="Titre8Car"/>
     <w:uiPriority w:val="9"/>
     <w:semiHidden/>
     <w:unhideWhenUsed/>
@@ -33687,11 +32570,11 @@
       <w:color w:val="272727" w:themeColor="text1" w:themeTint="D8"/>
     </w:rPr>
   </w:style>
-  <w:style w:type="paragraph" w:styleId="Heading9">
+  <w:style w:type="paragraph" w:styleId="Titre9">
     <w:name w:val="heading 9"/>
     <w:basedOn w:val="Normal"/>
     <w:next w:val="Normal"/>
-    <w:link w:val="Heading9Char"/>
+    <w:link w:val="Titre9Car"/>
     <w:uiPriority w:val="9"/>
     <w:semiHidden/>
     <w:unhideWhenUsed/>
@@ -33708,12 +32591,13 @@
       <w:color w:val="272727" w:themeColor="text1" w:themeTint="D8"/>
     </w:rPr>
   </w:style>
-  <w:style w:type="character" w:default="1" w:styleId="DefaultParagraphFont">
+  <w:style w:type="character" w:default="1" w:styleId="Policepardfaut">
     <w:name w:val="Default Paragraph Font"/>
     <w:uiPriority w:val="1"/>
+    <w:semiHidden/>
     <w:unhideWhenUsed/>
   </w:style>
-  <w:style w:type="table" w:default="1" w:styleId="TableNormal">
+  <w:style w:type="table" w:default="1" w:styleId="TableauNormal">
     <w:name w:val="Normal Table"/>
     <w:uiPriority w:val="99"/>
     <w:semiHidden/>
@@ -33728,16 +32612,16 @@
       </w:tblCellMar>
     </w:tblPr>
   </w:style>
-  <w:style w:type="numbering" w:default="1" w:styleId="NoList">
+  <w:style w:type="numbering" w:default="1" w:styleId="Aucuneliste">
     <w:name w:val="No List"/>
     <w:uiPriority w:val="99"/>
     <w:semiHidden/>
     <w:unhideWhenUsed/>
   </w:style>
-  <w:style w:type="character" w:customStyle="1" w:styleId="Heading1Char">
-    <w:name w:val="Heading 1 Char"/>
-    <w:basedOn w:val="DefaultParagraphFont"/>
-    <w:link w:val="Heading1"/>
+  <w:style w:type="character" w:customStyle="1" w:styleId="Titre1Car">
+    <w:name w:val="Titre 1 Car"/>
+    <w:basedOn w:val="Policepardfaut"/>
+    <w:link w:val="Titre1"/>
     <w:uiPriority w:val="9"/>
     <w:rsid w:val="00602434"/>
     <w:rPr>
@@ -33747,10 +32631,10 @@
       <w:szCs w:val="40"/>
     </w:rPr>
   </w:style>
-  <w:style w:type="character" w:customStyle="1" w:styleId="Heading2Char">
-    <w:name w:val="Heading 2 Char"/>
-    <w:basedOn w:val="DefaultParagraphFont"/>
-    <w:link w:val="Heading2"/>
+  <w:style w:type="character" w:customStyle="1" w:styleId="Titre2Car">
+    <w:name w:val="Titre 2 Car"/>
+    <w:basedOn w:val="Policepardfaut"/>
+    <w:link w:val="Titre2"/>
     <w:uiPriority w:val="9"/>
     <w:rsid w:val="00971FDE"/>
     <w:rPr>
@@ -33760,10 +32644,10 @@
       <w:szCs w:val="32"/>
     </w:rPr>
   </w:style>
-  <w:style w:type="character" w:customStyle="1" w:styleId="Heading3Char">
-    <w:name w:val="Heading 3 Char"/>
-    <w:basedOn w:val="DefaultParagraphFont"/>
-    <w:link w:val="Heading3"/>
+  <w:style w:type="character" w:customStyle="1" w:styleId="Titre3Car">
+    <w:name w:val="Titre 3 Car"/>
+    <w:basedOn w:val="Policepardfaut"/>
+    <w:link w:val="Titre3"/>
     <w:uiPriority w:val="9"/>
     <w:rsid w:val="007B0021"/>
     <w:rPr>
@@ -33773,10 +32657,10 @@
       <w:szCs w:val="28"/>
     </w:rPr>
   </w:style>
-  <w:style w:type="character" w:customStyle="1" w:styleId="Heading4Char">
-    <w:name w:val="Heading 4 Char"/>
-    <w:basedOn w:val="DefaultParagraphFont"/>
-    <w:link w:val="Heading4"/>
+  <w:style w:type="character" w:customStyle="1" w:styleId="Titre4Car">
+    <w:name w:val="Titre 4 Car"/>
+    <w:basedOn w:val="Policepardfaut"/>
+    <w:link w:val="Titre4"/>
     <w:uiPriority w:val="9"/>
     <w:rsid w:val="007B0021"/>
     <w:rPr>
@@ -33786,10 +32670,10 @@
       <w:color w:val="2F5496" w:themeColor="accent1" w:themeShade="BF"/>
     </w:rPr>
   </w:style>
-  <w:style w:type="character" w:customStyle="1" w:styleId="Heading5Char">
-    <w:name w:val="Heading 5 Char"/>
-    <w:basedOn w:val="DefaultParagraphFont"/>
-    <w:link w:val="Heading5"/>
+  <w:style w:type="character" w:customStyle="1" w:styleId="Titre5Car">
+    <w:name w:val="Titre 5 Car"/>
+    <w:basedOn w:val="Policepardfaut"/>
+    <w:link w:val="Titre5"/>
     <w:uiPriority w:val="9"/>
     <w:semiHidden/>
     <w:rsid w:val="007B0021"/>
@@ -33798,10 +32682,10 @@
       <w:color w:val="2F5496" w:themeColor="accent1" w:themeShade="BF"/>
     </w:rPr>
   </w:style>
-  <w:style w:type="character" w:customStyle="1" w:styleId="Heading6Char">
-    <w:name w:val="Heading 6 Char"/>
-    <w:basedOn w:val="DefaultParagraphFont"/>
-    <w:link w:val="Heading6"/>
+  <w:style w:type="character" w:customStyle="1" w:styleId="Titre6Car">
+    <w:name w:val="Titre 6 Car"/>
+    <w:basedOn w:val="Policepardfaut"/>
+    <w:link w:val="Titre6"/>
     <w:uiPriority w:val="9"/>
     <w:semiHidden/>
     <w:rsid w:val="007B0021"/>
@@ -33812,10 +32696,10 @@
       <w:color w:val="595959" w:themeColor="text1" w:themeTint="A6"/>
     </w:rPr>
   </w:style>
-  <w:style w:type="character" w:customStyle="1" w:styleId="Heading7Char">
-    <w:name w:val="Heading 7 Char"/>
-    <w:basedOn w:val="DefaultParagraphFont"/>
-    <w:link w:val="Heading7"/>
+  <w:style w:type="character" w:customStyle="1" w:styleId="Titre7Car">
+    <w:name w:val="Titre 7 Car"/>
+    <w:basedOn w:val="Policepardfaut"/>
+    <w:link w:val="Titre7"/>
     <w:uiPriority w:val="9"/>
     <w:semiHidden/>
     <w:rsid w:val="007B0021"/>
@@ -33824,10 +32708,10 @@
       <w:color w:val="595959" w:themeColor="text1" w:themeTint="A6"/>
     </w:rPr>
   </w:style>
-  <w:style w:type="character" w:customStyle="1" w:styleId="Heading8Char">
-    <w:name w:val="Heading 8 Char"/>
-    <w:basedOn w:val="DefaultParagraphFont"/>
-    <w:link w:val="Heading8"/>
+  <w:style w:type="character" w:customStyle="1" w:styleId="Titre8Car">
+    <w:name w:val="Titre 8 Car"/>
+    <w:basedOn w:val="Policepardfaut"/>
+    <w:link w:val="Titre8"/>
     <w:uiPriority w:val="9"/>
     <w:semiHidden/>
     <w:rsid w:val="007B0021"/>
@@ -33838,10 +32722,10 @@
       <w:color w:val="272727" w:themeColor="text1" w:themeTint="D8"/>
     </w:rPr>
   </w:style>
-  <w:style w:type="character" w:customStyle="1" w:styleId="Heading9Char">
-    <w:name w:val="Heading 9 Char"/>
-    <w:basedOn w:val="DefaultParagraphFont"/>
-    <w:link w:val="Heading9"/>
+  <w:style w:type="character" w:customStyle="1" w:styleId="Titre9Car">
+    <w:name w:val="Titre 9 Car"/>
+    <w:basedOn w:val="Policepardfaut"/>
+    <w:link w:val="Titre9"/>
     <w:uiPriority w:val="9"/>
     <w:semiHidden/>
     <w:rsid w:val="007B0021"/>
@@ -33850,11 +32734,11 @@
       <w:color w:val="272727" w:themeColor="text1" w:themeTint="D8"/>
     </w:rPr>
   </w:style>
-  <w:style w:type="paragraph" w:styleId="Title">
+  <w:style w:type="paragraph" w:styleId="Titre">
     <w:name w:val="Title"/>
     <w:basedOn w:val="Normal"/>
     <w:next w:val="Normal"/>
-    <w:link w:val="TitleChar"/>
+    <w:link w:val="TitreCar"/>
     <w:uiPriority w:val="10"/>
     <w:qFormat/>
     <w:rsid w:val="007B0021"/>
@@ -33870,10 +32754,10 @@
       <w:szCs w:val="56"/>
     </w:rPr>
   </w:style>
-  <w:style w:type="character" w:customStyle="1" w:styleId="TitleChar">
-    <w:name w:val="Title Char"/>
-    <w:basedOn w:val="DefaultParagraphFont"/>
-    <w:link w:val="Title"/>
+  <w:style w:type="character" w:customStyle="1" w:styleId="TitreCar">
+    <w:name w:val="Titre Car"/>
+    <w:basedOn w:val="Policepardfaut"/>
+    <w:link w:val="Titre"/>
     <w:uiPriority w:val="10"/>
     <w:rsid w:val="007B0021"/>
     <w:rPr>
@@ -33884,11 +32768,11 @@
       <w:szCs w:val="56"/>
     </w:rPr>
   </w:style>
-  <w:style w:type="paragraph" w:styleId="Subtitle">
+  <w:style w:type="paragraph" w:styleId="Sous-titre">
     <w:name w:val="Subtitle"/>
     <w:basedOn w:val="Normal"/>
     <w:next w:val="Normal"/>
-    <w:link w:val="SubtitleChar"/>
+    <w:link w:val="Sous-titreCar"/>
     <w:uiPriority w:val="11"/>
     <w:qFormat/>
     <w:rsid w:val="007B0021"/>
@@ -33905,10 +32789,10 @@
       <w:szCs w:val="28"/>
     </w:rPr>
   </w:style>
-  <w:style w:type="character" w:customStyle="1" w:styleId="SubtitleChar">
-    <w:name w:val="Subtitle Char"/>
-    <w:basedOn w:val="DefaultParagraphFont"/>
-    <w:link w:val="Subtitle"/>
+  <w:style w:type="character" w:customStyle="1" w:styleId="Sous-titreCar">
+    <w:name w:val="Sous-titre Car"/>
+    <w:basedOn w:val="Policepardfaut"/>
+    <w:link w:val="Sous-titre"/>
     <w:uiPriority w:val="11"/>
     <w:rsid w:val="007B0021"/>
     <w:rPr>
@@ -33919,11 +32803,11 @@
       <w:szCs w:val="28"/>
     </w:rPr>
   </w:style>
-  <w:style w:type="paragraph" w:styleId="Quote">
+  <w:style w:type="paragraph" w:styleId="Citation">
     <w:name w:val="Quote"/>
     <w:basedOn w:val="Normal"/>
     <w:next w:val="Normal"/>
-    <w:link w:val="QuoteChar"/>
+    <w:link w:val="CitationCar"/>
     <w:uiPriority w:val="29"/>
     <w:qFormat/>
     <w:rsid w:val="007B0021"/>
@@ -33937,10 +32821,10 @@
       <w:color w:val="404040" w:themeColor="text1" w:themeTint="BF"/>
     </w:rPr>
   </w:style>
-  <w:style w:type="character" w:customStyle="1" w:styleId="QuoteChar">
-    <w:name w:val="Quote Char"/>
-    <w:basedOn w:val="DefaultParagraphFont"/>
-    <w:link w:val="Quote"/>
+  <w:style w:type="character" w:customStyle="1" w:styleId="CitationCar">
+    <w:name w:val="Citation Car"/>
+    <w:basedOn w:val="Policepardfaut"/>
+    <w:link w:val="Citation"/>
     <w:uiPriority w:val="29"/>
     <w:rsid w:val="007B0021"/>
     <w:rPr>
@@ -33949,7 +32833,7 @@
       <w:color w:val="404040" w:themeColor="text1" w:themeTint="BF"/>
     </w:rPr>
   </w:style>
-  <w:style w:type="paragraph" w:styleId="ListParagraph">
+  <w:style w:type="paragraph" w:styleId="Paragraphedeliste">
     <w:name w:val="List Paragraph"/>
     <w:basedOn w:val="Normal"/>
     <w:uiPriority w:val="34"/>
@@ -33960,9 +32844,9 @@
       <w:contextualSpacing/>
     </w:pPr>
   </w:style>
-  <w:style w:type="character" w:styleId="IntenseEmphasis">
+  <w:style w:type="character" w:styleId="Accentuationintense">
     <w:name w:val="Intense Emphasis"/>
-    <w:basedOn w:val="DefaultParagraphFont"/>
+    <w:basedOn w:val="Policepardfaut"/>
     <w:uiPriority w:val="21"/>
     <w:qFormat/>
     <w:rsid w:val="007B0021"/>
@@ -33972,11 +32856,11 @@
       <w:color w:val="2F5496" w:themeColor="accent1" w:themeShade="BF"/>
     </w:rPr>
   </w:style>
-  <w:style w:type="paragraph" w:styleId="IntenseQuote">
+  <w:style w:type="paragraph" w:styleId="Citationintense">
     <w:name w:val="Intense Quote"/>
     <w:basedOn w:val="Normal"/>
     <w:next w:val="Normal"/>
-    <w:link w:val="IntenseQuoteChar"/>
+    <w:link w:val="CitationintenseCar"/>
     <w:uiPriority w:val="30"/>
     <w:qFormat/>
     <w:rsid w:val="007B0021"/>
@@ -33995,10 +32879,10 @@
       <w:color w:val="2F5496" w:themeColor="accent1" w:themeShade="BF"/>
     </w:rPr>
   </w:style>
-  <w:style w:type="character" w:customStyle="1" w:styleId="IntenseQuoteChar">
-    <w:name w:val="Intense Quote Char"/>
-    <w:basedOn w:val="DefaultParagraphFont"/>
-    <w:link w:val="IntenseQuote"/>
+  <w:style w:type="character" w:customStyle="1" w:styleId="CitationintenseCar">
+    <w:name w:val="Citation intense Car"/>
+    <w:basedOn w:val="Policepardfaut"/>
+    <w:link w:val="Citationintense"/>
     <w:uiPriority w:val="30"/>
     <w:rsid w:val="007B0021"/>
     <w:rPr>
@@ -34007,9 +32891,9 @@
       <w:color w:val="2F5496" w:themeColor="accent1" w:themeShade="BF"/>
     </w:rPr>
   </w:style>
-  <w:style w:type="character" w:styleId="IntenseReference">
+  <w:style w:type="character" w:styleId="Rfrenceintense">
     <w:name w:val="Intense Reference"/>
-    <w:basedOn w:val="DefaultParagraphFont"/>
+    <w:basedOn w:val="Policepardfaut"/>
     <w:uiPriority w:val="32"/>
     <w:qFormat/>
     <w:rsid w:val="007B0021"/>
@@ -34021,10 +32905,10 @@
       <w:spacing w:val="5"/>
     </w:rPr>
   </w:style>
-  <w:style w:type="paragraph" w:styleId="Header">
+  <w:style w:type="paragraph" w:styleId="En-tte">
     <w:name w:val="header"/>
     <w:basedOn w:val="Normal"/>
-    <w:link w:val="HeaderChar"/>
+    <w:link w:val="En-tteCar"/>
     <w:uiPriority w:val="99"/>
     <w:unhideWhenUsed/>
     <w:rsid w:val="007B0021"/>
@@ -34036,17 +32920,17 @@
       <w:spacing w:after="0" w:line="240" w:lineRule="auto"/>
     </w:pPr>
   </w:style>
-  <w:style w:type="character" w:customStyle="1" w:styleId="HeaderChar">
-    <w:name w:val="Header Char"/>
-    <w:basedOn w:val="DefaultParagraphFont"/>
-    <w:link w:val="Header"/>
+  <w:style w:type="character" w:customStyle="1" w:styleId="En-tteCar">
+    <w:name w:val="En-tête Car"/>
+    <w:basedOn w:val="Policepardfaut"/>
+    <w:link w:val="En-tte"/>
     <w:uiPriority w:val="99"/>
     <w:rsid w:val="007B0021"/>
   </w:style>
-  <w:style w:type="paragraph" w:styleId="Footer">
+  <w:style w:type="paragraph" w:styleId="Pieddepage">
     <w:name w:val="footer"/>
     <w:basedOn w:val="Normal"/>
-    <w:link w:val="FooterChar"/>
+    <w:link w:val="PieddepageCar"/>
     <w:uiPriority w:val="99"/>
     <w:unhideWhenUsed/>
     <w:rsid w:val="007B0021"/>
@@ -34058,10 +32942,10 @@
       <w:spacing w:after="0" w:line="240" w:lineRule="auto"/>
     </w:pPr>
   </w:style>
-  <w:style w:type="character" w:customStyle="1" w:styleId="FooterChar">
-    <w:name w:val="Footer Char"/>
-    <w:basedOn w:val="DefaultParagraphFont"/>
-    <w:link w:val="Footer"/>
+  <w:style w:type="character" w:customStyle="1" w:styleId="PieddepageCar">
+    <w:name w:val="Pied de page Car"/>
+    <w:basedOn w:val="Policepardfaut"/>
+    <w:link w:val="Pieddepage"/>
     <w:uiPriority w:val="99"/>
     <w:rsid w:val="007B0021"/>
   </w:style>
@@ -34084,9 +32968,9 @@
       <w14:ligatures w14:val="none"/>
     </w:rPr>
   </w:style>
-  <w:style w:type="character" w:styleId="Strong">
+  <w:style w:type="character" w:styleId="lev">
     <w:name w:val="Strong"/>
-    <w:basedOn w:val="DefaultParagraphFont"/>
+    <w:basedOn w:val="Policepardfaut"/>
     <w:uiPriority w:val="22"/>
     <w:qFormat/>
     <w:rsid w:val="00583444"/>
@@ -34095,7 +32979,7 @@
       <w:bCs/>
     </w:rPr>
   </w:style>
-  <w:style w:type="paragraph" w:styleId="Caption">
+  <w:style w:type="paragraph" w:styleId="Lgende">
     <w:name w:val="caption"/>
     <w:basedOn w:val="Normal"/>
     <w:next w:val="Normal"/>
@@ -34116,12 +33000,12 @@
   </w:style>
   <w:style w:type="character" w:customStyle="1" w:styleId="whitespace-normal">
     <w:name w:val="whitespace-normal"/>
-    <w:basedOn w:val="DefaultParagraphFont"/>
+    <w:basedOn w:val="Policepardfaut"/>
     <w:rsid w:val="009D5882"/>
   </w:style>
-  <w:style w:type="paragraph" w:styleId="TOCHeading">
+  <w:style w:type="paragraph" w:styleId="En-ttedetabledesmatires">
     <w:name w:val="TOC Heading"/>
-    <w:basedOn w:val="Heading1"/>
+    <w:basedOn w:val="Titre1"/>
     <w:next w:val="Normal"/>
     <w:uiPriority w:val="39"/>
     <w:unhideWhenUsed/>
@@ -34139,7 +33023,7 @@
       <w14:ligatures w14:val="none"/>
     </w:rPr>
   </w:style>
-  <w:style w:type="paragraph" w:styleId="TOC1">
+  <w:style w:type="paragraph" w:styleId="TM1">
     <w:name w:val="toc 1"/>
     <w:basedOn w:val="Normal"/>
     <w:next w:val="Normal"/>
@@ -34151,7 +33035,7 @@
       <w:spacing w:after="100"/>
     </w:pPr>
   </w:style>
-  <w:style w:type="paragraph" w:styleId="TOC2">
+  <w:style w:type="paragraph" w:styleId="TM2">
     <w:name w:val="toc 2"/>
     <w:basedOn w:val="Normal"/>
     <w:next w:val="Normal"/>
@@ -34164,7 +33048,7 @@
       <w:ind w:left="220"/>
     </w:pPr>
   </w:style>
-  <w:style w:type="paragraph" w:styleId="TOC3">
+  <w:style w:type="paragraph" w:styleId="TM3">
     <w:name w:val="toc 3"/>
     <w:basedOn w:val="Normal"/>
     <w:next w:val="Normal"/>
@@ -34177,9 +33061,9 @@
       <w:ind w:left="440"/>
     </w:pPr>
   </w:style>
-  <w:style w:type="character" w:styleId="Hyperlink">
+  <w:style w:type="character" w:styleId="Lienhypertexte">
     <w:name w:val="Hyperlink"/>
-    <w:basedOn w:val="DefaultParagraphFont"/>
+    <w:basedOn w:val="Policepardfaut"/>
     <w:uiPriority w:val="99"/>
     <w:unhideWhenUsed/>
     <w:rsid w:val="00365902"/>
@@ -34188,9 +33072,9 @@
       <w:u w:val="single"/>
     </w:rPr>
   </w:style>
-  <w:style w:type="character" w:styleId="UnresolvedMention">
+  <w:style w:type="character" w:styleId="Mentionnonrsolue">
     <w:name w:val="Unresolved Mention"/>
-    <w:basedOn w:val="DefaultParagraphFont"/>
+    <w:basedOn w:val="Policepardfaut"/>
     <w:uiPriority w:val="99"/>
     <w:semiHidden/>
     <w:unhideWhenUsed/>
@@ -34200,9 +33084,9 @@
       <w:shd w:val="clear" w:color="auto" w:fill="E1DFDD"/>
     </w:rPr>
   </w:style>
-  <w:style w:type="table" w:styleId="TableGrid">
+  <w:style w:type="table" w:styleId="Grilledutableau">
     <w:name w:val="Table Grid"/>
-    <w:basedOn w:val="TableNormal"/>
+    <w:basedOn w:val="TableauNormal"/>
     <w:uiPriority w:val="39"/>
     <w:rsid w:val="00453E61"/>
     <w:pPr>
@@ -34219,7 +33103,7 @@
       </w:tblBorders>
     </w:tblPr>
   </w:style>
-  <w:style w:type="paragraph" w:styleId="TableofFigures">
+  <w:style w:type="paragraph" w:styleId="Tabledesillustrations">
     <w:name w:val="table of figures"/>
     <w:basedOn w:val="Normal"/>
     <w:next w:val="Normal"/>
@@ -34230,9 +33114,9 @@
       <w:spacing w:after="0"/>
     </w:pPr>
   </w:style>
-  <w:style w:type="character" w:styleId="FollowedHyperlink">
+  <w:style w:type="character" w:styleId="Lienhypertextesuivivisit">
     <w:name w:val="FollowedHyperlink"/>
-    <w:basedOn w:val="DefaultParagraphFont"/>
+    <w:basedOn w:val="Policepardfaut"/>
     <w:uiPriority w:val="99"/>
     <w:semiHidden/>
     <w:unhideWhenUsed/>
@@ -34316,14 +33200,14 @@
     <w:charset w:val="00"/>
     <w:family w:val="swiss"/>
     <w:pitch w:val="variable"/>
-    <w:sig w:usb0="E4002EFF" w:usb1="C000247B" w:usb2="00000009" w:usb3="00000000" w:csb0="000001FF" w:csb1="00000000"/>
+    <w:sig w:usb0="E4002EFF" w:usb1="C200247B" w:usb2="00000009" w:usb3="00000000" w:csb0="000001FF" w:csb1="00000000"/>
   </w:font>
   <w:font w:name="Calibri">
     <w:panose1 w:val="020F0502020204030204"/>
     <w:charset w:val="00"/>
     <w:family w:val="swiss"/>
     <w:pitch w:val="variable"/>
-    <w:sig w:usb0="E4002EFF" w:usb1="C000247B" w:usb2="00000009" w:usb3="00000000" w:csb0="000001FF" w:csb1="00000000"/>
+    <w:sig w:usb0="E4002EFF" w:usb1="C200247B" w:usb2="00000009" w:usb3="00000000" w:csb0="000001FF" w:csb1="00000000"/>
   </w:font>
   <w:font w:name="Arial">
     <w:panose1 w:val="020B0604020202020204"/>
@@ -34331,6 +33215,18 @@
     <w:family w:val="swiss"/>
     <w:pitch w:val="variable"/>
     <w:sig w:usb0="E0002EFF" w:usb1="C000785B" w:usb2="00000009" w:usb3="00000000" w:csb0="000001FF" w:csb1="00000000"/>
+  </w:font>
+  <w:font w:name="Aptos">
+    <w:charset w:val="00"/>
+    <w:family w:val="swiss"/>
+    <w:pitch w:val="variable"/>
+    <w:sig w:usb0="20000287" w:usb1="00000003" w:usb2="00000000" w:usb3="00000000" w:csb0="0000019F" w:csb1="00000000"/>
+  </w:font>
+  <w:font w:name="Aptos Display">
+    <w:charset w:val="00"/>
+    <w:family w:val="swiss"/>
+    <w:pitch w:val="variable"/>
+    <w:sig w:usb0="20000287" w:usb1="00000003" w:usb2="00000000" w:usb3="00000000" w:csb0="0000019F" w:csb1="00000000"/>
   </w:font>
 </w:fonts>
 </file>
@@ -34361,6 +33257,7 @@
     <w:rsid w:val="00436953"/>
     <w:rsid w:val="00465FED"/>
     <w:rsid w:val="004934B8"/>
+    <w:rsid w:val="00597B6A"/>
     <w:rsid w:val="005A7ACE"/>
     <w:rsid w:val="00697957"/>
     <w:rsid w:val="007718D0"/>
@@ -34373,6 +33270,7 @@
     <w:rsid w:val="008952FA"/>
     <w:rsid w:val="00AC683E"/>
     <w:rsid w:val="00B047C3"/>
+    <w:rsid w:val="00BC545C"/>
     <w:rsid w:val="00DE2E35"/>
     <w:rsid w:val="00DF047B"/>
     <w:rsid w:val="00DF392B"/>
@@ -34799,13 +33697,13 @@
     <w:name w:val="Normal"/>
     <w:qFormat/>
   </w:style>
-  <w:style w:type="character" w:default="1" w:styleId="DefaultParagraphFont">
+  <w:style w:type="character" w:default="1" w:styleId="Policepardfaut">
     <w:name w:val="Default Paragraph Font"/>
     <w:uiPriority w:val="1"/>
     <w:semiHidden/>
     <w:unhideWhenUsed/>
   </w:style>
-  <w:style w:type="table" w:default="1" w:styleId="TableNormal">
+  <w:style w:type="table" w:default="1" w:styleId="TableauNormal">
     <w:name w:val="Normal Table"/>
     <w:uiPriority w:val="99"/>
     <w:semiHidden/>
@@ -34820,7 +33718,7 @@
       </w:tblCellMar>
     </w:tblPr>
   </w:style>
-  <w:style w:type="numbering" w:default="1" w:styleId="NoList">
+  <w:style w:type="numbering" w:default="1" w:styleId="Aucuneliste">
     <w:name w:val="No List"/>
     <w:uiPriority w:val="99"/>
     <w:semiHidden/>
